--- a/docs/Screen-Inventory.docx
+++ b/docs/Screen-Inventory.docx
@@ -25591,6 +25591,203 @@
           <w:b/>
           <w:bCs/>
         </w:rPr>
+        <w:t xml:space="preserve">Overtaken on Compose too, 2026-09-30.</w:t>
+      </w:r>
+      <w:r>
+        <w:t xml:space="preserve"> </w:t>
+      </w:r>
+      <w:r>
+        <w:t xml:space="preserve">§3.4.2 shipped on the phone, so the three</w:t>
+      </w:r>
+      <w:r>
+        <w:t xml:space="preserve"> </w:t>
+      </w:r>
+      <w:r>
+        <w:t xml:space="preserve">trip sections push</w:t>
+      </w:r>
+      <w:r>
+        <w:t xml:space="preserve"> </w:t>
+      </w:r>
+      <w:r>
+        <w:rPr>
+          <w:rStyle w:val="VerbatimChar"/>
+        </w:rPr>
+        <w:t xml:space="preserve">AppRoute.AgentTripDetail</w:t>
+      </w:r>
+      <w:r>
+        <w:t xml:space="preserve"> </w:t>
+      </w:r>
+      <w:r>
+        <w:t xml:space="preserve">and</w:t>
+      </w:r>
+      <w:r>
+        <w:t xml:space="preserve"> </w:t>
+      </w:r>
+      <w:r>
+        <w:rPr>
+          <w:rStyle w:val="VerbatimChar"/>
+        </w:rPr>
+        <w:t xml:space="preserve">AgentCopy.TRIP_DETAIL_DEFERRED</w:t>
+      </w:r>
+      <w:r>
+        <w:t xml:space="preserve"> </w:t>
+      </w:r>
+      <w:r>
+        <w:t xml:space="preserve">is</w:t>
+      </w:r>
+      <w:r>
+        <w:t xml:space="preserve"> </w:t>
+      </w:r>
+      <w:r>
+        <w:t xml:space="preserve">deleted rather than re-worded. Both stacks are level again. Two sections keep a</w:t>
+      </w:r>
+      <w:r>
+        <w:t xml:space="preserve"> </w:t>
+      </w:r>
+      <w:r>
+        <w:t xml:space="preserve">footer and the reason differs:</w:t>
+      </w:r>
+      <w:r>
+        <w:t xml:space="preserve"> </w:t>
+      </w:r>
+      <w:r>
+        <w:t xml:space="preserve">“New inquiries”</w:t>
+      </w:r>
+      <w:r>
+        <w:t xml:space="preserve"> </w:t>
+      </w:r>
+      <w:r>
+        <w:t xml:space="preserve">keeps</w:t>
+      </w:r>
+      <w:r>
+        <w:t xml:space="preserve"> </w:t>
+      </w:r>
+      <w:r>
+        <w:rPr>
+          <w:rStyle w:val="VerbatimChar"/>
+        </w:rPr>
+        <w:t xml:space="preserve">LEADS_DEFERRED</w:t>
+      </w:r>
+      <w:r>
+        <w:t xml:space="preserve">, which explains</w:t>
+      </w:r>
+      <w:r>
+        <w:t xml:space="preserve"> </w:t>
+      </w:r>
+      <w:r>
+        <w:t xml:space="preserve">that a quote request creates a trip rather than a lead (BRD §6.5), and</w:t>
+      </w:r>
+      <w:r>
+        <w:t xml:space="preserve"> </w:t>
+      </w:r>
+      <w:r>
+        <w:t xml:space="preserve">“Recent</w:t>
+      </w:r>
+      <w:r>
+        <w:t xml:space="preserve"> </w:t>
+      </w:r>
+      <w:r>
+        <w:t xml:space="preserve">messages”</w:t>
+      </w:r>
+      <w:r>
+        <w:t xml:space="preserve"> </w:t>
+      </w:r>
+      <w:r>
+        <w:t xml:space="preserve">keeps</w:t>
+      </w:r>
+      <w:r>
+        <w:t xml:space="preserve"> </w:t>
+      </w:r>
+      <w:r>
+        <w:rPr>
+          <w:rStyle w:val="VerbatimChar"/>
+        </w:rPr>
+        <w:t xml:space="preserve">MESSAGES_DEFERRED</w:t>
+      </w:r>
+      <w:r>
+        <w:t xml:space="preserve"> </w:t>
+      </w:r>
+      <w:r>
+        <w:t xml:space="preserve">because §3.10 is genuinely unbuilt.</w:t>
+      </w:r>
+      <w:r>
+        <w:t xml:space="preserve"> </w:t>
+      </w:r>
+      <w:r>
+        <w:rPr>
+          <w:b/>
+          <w:bCs/>
+        </w:rPr>
+        <w:t xml:space="preserve">“Payments to</w:t>
+      </w:r>
+      <w:r>
+        <w:rPr>
+          <w:b/>
+          <w:bCs/>
+        </w:rPr>
+        <w:t xml:space="preserve"> </w:t>
+      </w:r>
+      <w:r>
+        <w:rPr>
+          <w:b/>
+          <w:bCs/>
+        </w:rPr>
+        <w:t xml:space="preserve">settle”</w:t>
+      </w:r>
+      <w:r>
+        <w:rPr>
+          <w:b/>
+          <w:bCs/>
+        </w:rPr>
+        <w:t xml:space="preserve"> </w:t>
+      </w:r>
+      <w:r>
+        <w:rPr>
+          <w:b/>
+          <w:bCs/>
+        </w:rPr>
+        <w:t xml:space="preserve">lost its footer and gained no tap:</w:t>
+      </w:r>
+      <w:r>
+        <w:t xml:space="preserve"> </w:t>
+      </w:r>
+      <w:r>
+        <w:t xml:space="preserve">its rows name a</w:t>
+      </w:r>
+      <w:r>
+        <w:t xml:space="preserve"> </w:t>
+      </w:r>
+      <w:r>
+        <w:rPr>
+          <w:rStyle w:val="VerbatimChar"/>
+        </w:rPr>
+        <w:t xml:space="preserve">payment_milestone</w:t>
+      </w:r>
+      <w:r>
+        <w:t xml:space="preserve">, not</w:t>
+      </w:r>
+      <w:r>
+        <w:t xml:space="preserve"> </w:t>
+      </w:r>
+      <w:r>
+        <w:t xml:space="preserve">a trip, and §3.4.15’s editor is web-only — so the trip behind one is reached from the</w:t>
+      </w:r>
+      <w:r>
+        <w:t xml:space="preserve"> </w:t>
+      </w:r>
+      <w:r>
+        <w:t xml:space="preserve">sections above and below it.</w:t>
+      </w:r>
+    </w:p>
+    <w:p>
+      <w:pPr>
+        <w:pStyle w:val="BlockText"/>
+      </w:pPr>
+      <w:r>
+        <w:rPr>
+          <w:b/>
+          <w:bCs/>
+        </w:rPr>
         <w:t xml:space="preserve">The mobile shell gains a top bar, which neither the frames nor §6.6 draw.</w:t>
       </w:r>
       <w:r>
@@ -27068,28 +27265,49 @@
         <w:t xml:space="preserve"> </w:t>
       </w:r>
       <w:r>
+        <w:t xml:space="preserve">an</w:t>
+      </w:r>
+      <w:r>
+        <w:t xml:space="preserve"> </w:t>
+      </w:r>
+      <w:r>
+        <w:rPr>
+          <w:rStyle w:val="VerbatimChar"/>
+        </w:rPr>
+        <w:t xml:space="preserve">md</w:t>
+      </w:r>
+      <w:r>
+        <w:t xml:space="preserve"> </w:t>
+      </w:r>
+      <w:r>
+        <w:t xml:space="preserve">breakpoint (in the page’s</w:t>
+      </w:r>
+      <w:r>
+        <w:t xml:space="preserve"> </w:t>
+      </w:r>
+      <w:r>
+        <w:rPr>
+          <w:rStyle w:val="VerbatimChar"/>
+        </w:rPr>
+        <w:t xml:space="preserve">sx</w:t>
+      </w:r>
+      <w:r>
+        <w:t xml:space="preserve"> </w:t>
+      </w:r>
+      <w:r>
+        <w:t xml:space="preserve">since the MUI migration; first in</w:t>
+      </w:r>
+      <w:r>
+        <w:t xml:space="preserve"> </w:t>
+      </w:r>
+      <w:r>
         <w:rPr>
           <w:rStyle w:val="VerbatimChar"/>
         </w:rPr>
         <w:t xml:space="preserve">web/styles/agent.css</w:t>
       </w:r>
       <w:r>
-        <w:t xml:space="preserve">’s</w:t>
-      </w:r>
-      <w:r>
-        <w:t xml:space="preserve"> </w:t>
-      </w:r>
-      <w:r>
-        <w:rPr>
-          <w:rStyle w:val="VerbatimChar"/>
-        </w:rPr>
-        <w:t xml:space="preserve">md</w:t>
-      </w:r>
-      <w:r>
-        <w:t xml:space="preserve"> </w:t>
-      </w:r>
-      <w:r>
-        <w:t xml:space="preserve">breakpoint chooses between them, which gets the two defaults</w:t>
+        <w:t xml:space="preserve">) chooses between them, which gets the two defaults</w:t>
       </w:r>
       <w:r>
         <w:t xml:space="preserve"> </w:t>
@@ -32231,6 +32449,511 @@
       </w:r>
       <w:r>
         <w:t xml:space="preserve">and wants artboards first, per the artboards-first rule.</w:t>
+      </w:r>
+    </w:p>
+    <w:p>
+      <w:pPr>
+        <w:pStyle w:val="BlockText"/>
+      </w:pPr>
+      <w:r>
+        <w:rPr>
+          <w:b/>
+          <w:bCs/>
+        </w:rPr>
+        <w:t xml:space="preserve">Closed 2026-09-30.</w:t>
+      </w:r>
+      <w:r>
+        <w:t xml:space="preserve"> </w:t>
+      </w:r>
+      <w:r>
+        <w:t xml:space="preserve">The artboards came first:</w:t>
+      </w:r>
+      <w:r>
+        <w:t xml:space="preserve"> </w:t>
+      </w:r>
+      <w:r>
+        <w:rPr>
+          <w:rStyle w:val="VerbatimChar"/>
+        </w:rPr>
+        <w:t xml:space="preserve">design/source-prototype/screens/agent-trip-mobile.jsx</w:t>
+      </w:r>
+      <w:r>
+        <w:t xml:space="preserve"> </w:t>
+      </w:r>
+      <w:r>
+        <w:t xml:space="preserve">draws this screen at two of its</w:t>
+      </w:r>
+      <w:r>
+        <w:t xml:space="preserve"> </w:t>
+      </w:r>
+      <w:r>
+        <w:t xml:space="preserve">eight tabs (Overview and Itinerary — one frame cannot show a strip moving) with twelve</w:t>
+      </w:r>
+      <w:r>
+        <w:t xml:space="preserve"> </w:t>
+      </w:r>
+      <w:r>
+        <w:t xml:space="preserve">numbered departures, and the Compose screen shipped against them.</w:t>
+      </w:r>
+      <w:r>
+        <w:t xml:space="preserve"> </w:t>
+      </w:r>
+      <w:r>
+        <w:rPr>
+          <w:b/>
+          <w:bCs/>
+        </w:rPr>
+        <w:t xml:space="preserve">This is the only</w:t>
+      </w:r>
+      <w:r>
+        <w:rPr>
+          <w:b/>
+          <w:bCs/>
+        </w:rPr>
+        <w:t xml:space="preserve"> </w:t>
+      </w:r>
+      <w:r>
+        <w:rPr>
+          <w:b/>
+          <w:bCs/>
+        </w:rPr>
+        <w:t xml:space="preserve">§3.4 screen with a phone surface</w:t>
+      </w:r>
+      <w:r>
+        <w:t xml:space="preserve">, and the other fifteen are named in that file’s</w:t>
+      </w:r>
+      <w:r>
+        <w:t xml:space="preserve"> </w:t>
+      </w:r>
+      <w:r>
+        <w:t xml:space="preserve">departure 1 with the reason each is absent, so the 1:1 parity convention is tracked</w:t>
+      </w:r>
+      <w:r>
+        <w:t xml:space="preserve"> </w:t>
+      </w:r>
+      <w:r>
+        <w:t xml:space="preserve">rather than abandoned.</w:t>
+      </w:r>
+    </w:p>
+    <w:p>
+      <w:pPr>
+        <w:pStyle w:val="BlockText"/>
+      </w:pPr>
+      <w:r>
+        <w:rPr>
+          <w:b/>
+          <w:bCs/>
+        </w:rPr>
+        <w:t xml:space="preserve">All eight tabs, read-only</w:t>
+      </w:r>
+      <w:r>
+        <w:t xml:space="preserve"> </w:t>
+      </w:r>
+      <w:r>
+        <w:t xml:space="preserve">(Gyasi, asked at approval 2026-09-29). That reads like a</w:t>
+      </w:r>
+      <w:r>
+        <w:t xml:space="preserve"> </w:t>
+      </w:r>
+      <w:r>
+        <w:t xml:space="preserve">contradiction of §6.6’s</w:t>
+      </w:r>
+      <w:r>
+        <w:t xml:space="preserve"> </w:t>
+      </w:r>
+      <w:r>
+        <w:t xml:space="preserve">“intentionally narrower than web”</w:t>
+      </w:r>
+      <w:r>
+        <w:t xml:space="preserve"> </w:t>
+      </w:r>
+      <w:r>
+        <w:t xml:space="preserve">and is not: §3.3.2 already</w:t>
+      </w:r>
+      <w:r>
+        <w:t xml:space="preserve"> </w:t>
+      </w:r>
+      <w:r>
+        <w:t xml:space="preserve">settled what narrower means on this surface, keeping every real tab and dropping only</w:t>
+      </w:r>
+      <w:r>
+        <w:t xml:space="preserve"> </w:t>
+      </w:r>
+      <w:r>
+        <w:t xml:space="preserve">the one that was disabled on the web too. Narrower is about</w:t>
+      </w:r>
+      <w:r>
+        <w:t xml:space="preserve"> </w:t>
+      </w:r>
+      <w:r>
+        <w:rPr>
+          <w:b/>
+          <w:bCs/>
+        </w:rPr>
+        <w:t xml:space="preserve">writes and navigational</w:t>
+      </w:r>
+      <w:r>
+        <w:rPr>
+          <w:b/>
+          <w:bCs/>
+        </w:rPr>
+        <w:t xml:space="preserve"> </w:t>
+      </w:r>
+      <w:r>
+        <w:rPr>
+          <w:b/>
+          <w:bCs/>
+        </w:rPr>
+        <w:t xml:space="preserve">depth</w:t>
+      </w:r>
+      <w:r>
+        <w:t xml:space="preserve">, not about how much an advisor may look at — someone standing at a gate needs to</w:t>
+      </w:r>
+      <w:r>
+        <w:t xml:space="preserve"> </w:t>
+      </w:r>
+      <w:r>
+        <w:t xml:space="preserve">read anything about a trip; what they will not do on a phone is build one.</w:t>
+      </w:r>
+    </w:p>
+    <w:p>
+      <w:pPr>
+        <w:pStyle w:val="BlockText"/>
+      </w:pPr>
+      <w:r>
+        <w:rPr>
+          <w:b/>
+          <w:bCs/>
+        </w:rPr>
+        <w:t xml:space="preserve">No write controls at all, not even disabled ones.</w:t>
+      </w:r>
+      <w:r>
+        <w:t xml:space="preserve"> </w:t>
+      </w:r>
+      <w:r>
+        <w:t xml:space="preserve">The web header’s stage menu,</w:t>
+      </w:r>
+      <w:r>
+        <w:t xml:space="preserve"> </w:t>
+      </w:r>
+      <w:r>
+        <w:t xml:space="preserve">“Save</w:t>
+      </w:r>
+      <w:r>
+        <w:t xml:space="preserve"> </w:t>
+      </w:r>
+      <w:r>
+        <w:t xml:space="preserve">as template”</w:t>
+      </w:r>
+      <w:r>
+        <w:t xml:space="preserve">,</w:t>
+      </w:r>
+      <w:r>
+        <w:t xml:space="preserve"> </w:t>
+      </w:r>
+      <w:r>
+        <w:t xml:space="preserve">“Cancel trip”</w:t>
+      </w:r>
+      <w:r>
+        <w:t xml:space="preserve"> </w:t>
+      </w:r>
+      <w:r>
+        <w:t xml:space="preserve">and builder link are all absent, replaced by one sentence</w:t>
+      </w:r>
+      <w:r>
+        <w:t xml:space="preserve"> </w:t>
+      </w:r>
+      <w:r>
+        <w:t xml:space="preserve">saying where they are. That is the opposite of the treatment three paragraphs above</w:t>
+      </w:r>
+      <w:r>
+        <w:t xml:space="preserve"> </w:t>
+      </w:r>
+      <w:r>
+        <w:t xml:space="preserve">(</w:t>
+      </w:r>
+      <w:r>
+        <w:t xml:space="preserve">“render disabled with their reasons”</w:t>
+      </w:r>
+      <w:r>
+        <w:t xml:space="preserve">) and the difference is room: a desk header has</w:t>
+      </w:r>
+      <w:r>
+        <w:t xml:space="preserve"> </w:t>
+      </w:r>
+      <w:r>
+        <w:t xml:space="preserve">space for four controls and their tooltips, and a 375pt screen spends four taps finding</w:t>
+      </w:r>
+      <w:r>
+        <w:t xml:space="preserve"> </w:t>
+      </w:r>
+      <w:r>
+        <w:t xml:space="preserve">out none of them work.</w:t>
+      </w:r>
+    </w:p>
+    <w:p>
+      <w:pPr>
+        <w:pStyle w:val="BlockText"/>
+      </w:pPr>
+      <w:r>
+        <w:rPr>
+          <w:b/>
+          <w:bCs/>
+        </w:rPr>
+        <w:t xml:space="preserve">The Notes tab reads here where it writes on the web.</w:t>
+      </w:r>
+      <w:r>
+        <w:t xml:space="preserve"> </w:t>
+      </w:r>
+      <w:r>
+        <w:t xml:space="preserve">The write path exists —</w:t>
+      </w:r>
+      <w:r>
+        <w:t xml:space="preserve"> </w:t>
+      </w:r>
+      <w:r>
+        <w:rPr>
+          <w:rStyle w:val="VerbatimChar"/>
+        </w:rPr>
+        <w:t xml:space="preserve">agent_set_trip_notes</w:t>
+      </w:r>
+      <w:r>
+        <w:t xml:space="preserve"> </w:t>
+      </w:r>
+      <w:r>
+        <w:t xml:space="preserve">shipped with the desk screen — so this is a scope line rather</w:t>
+      </w:r>
+      <w:r>
+        <w:t xml:space="preserve"> </w:t>
+      </w:r>
+      <w:r>
+        <w:t xml:space="preserve">than a missing capability, and the easiest one to move if Gyasi wants notes on the phone.</w:t>
+      </w:r>
+    </w:p>
+    <w:p>
+      <w:pPr>
+        <w:pStyle w:val="BlockText"/>
+      </w:pPr>
+      <w:r>
+        <w:rPr>
+          <w:b/>
+          <w:bCs/>
+        </w:rPr>
+        <w:t xml:space="preserve">The phone reads an eighth accessor the desk screen’s Overview tab does not.</w:t>
+      </w:r>
+      <w:r>
+        <w:t xml:space="preserve"> </w:t>
+      </w:r>
+      <w:r>
+        <w:rPr>
+          <w:rStyle w:val="VerbatimChar"/>
+        </w:rPr>
+        <w:t xml:space="preserve">agent_trip_itinerary_meta</w:t>
+      </w:r>
+      <w:r>
+        <w:t xml:space="preserve"> </w:t>
+      </w:r>
+      <w:r>
+        <w:t xml:space="preserve">is fetched for one column,</w:t>
+      </w:r>
+      <w:r>
+        <w:t xml:space="preserve"> </w:t>
+      </w:r>
+      <w:r>
+        <w:rPr>
+          <w:rStyle w:val="VerbatimChar"/>
+        </w:rPr>
+        <w:t xml:space="preserve">published_at</w:t>
+      </w:r>
+      <w:r>
+        <w:t xml:space="preserve">, so the Itinerary</w:t>
+      </w:r>
+      <w:r>
+        <w:t xml:space="preserve"> </w:t>
+      </w:r>
+      <w:r>
+        <w:t xml:space="preserve">tab can lead with</w:t>
+      </w:r>
+      <w:r>
+        <w:t xml:space="preserve"> </w:t>
+      </w:r>
+      <w:r>
+        <w:rPr>
+          <w:b/>
+          <w:bCs/>
+        </w:rPr>
+        <w:t xml:space="preserve">Published</w:t>
+      </w:r>
+      <w:r>
+        <w:t xml:space="preserve"> </w:t>
+      </w:r>
+      <w:r>
+        <w:t xml:space="preserve">or</w:t>
+      </w:r>
+      <w:r>
+        <w:t xml:space="preserve"> </w:t>
+      </w:r>
+      <w:r>
+        <w:rPr>
+          <w:b/>
+          <w:bCs/>
+        </w:rPr>
+        <w:t xml:space="preserve">Draft</w:t>
+      </w:r>
+      <w:r>
+        <w:t xml:space="preserve">. A draft day-by-day looks exactly like a</w:t>
+      </w:r>
+      <w:r>
+        <w:t xml:space="preserve"> </w:t>
+      </w:r>
+      <w:r>
+        <w:t xml:space="preserve">published one, and without that line an advisor can tell a client</w:t>
+      </w:r>
+      <w:r>
+        <w:t xml:space="preserve"> </w:t>
+      </w:r>
+      <w:r>
+        <w:t xml:space="preserve">“it is in your app”</w:t>
+      </w:r>
+      <w:r>
+        <w:t xml:space="preserve"> </w:t>
+      </w:r>
+      <w:r>
+        <w:t xml:space="preserve">about a trip the client cannot open.</w:t>
+      </w:r>
+    </w:p>
+    <w:p>
+      <w:pPr>
+        <w:pStyle w:val="BlockText"/>
+      </w:pPr>
+      <w:r>
+        <w:rPr>
+          <w:b/>
+          <w:bCs/>
+        </w:rPr>
+        <w:t xml:space="preserve">Three things the phone derives that the desk screen does not, all recorded here</w:t>
+      </w:r>
+      <w:r>
+        <w:rPr>
+          <w:b/>
+          <w:bCs/>
+        </w:rPr>
+        <w:t xml:space="preserve"> </w:t>
+      </w:r>
+      <w:r>
+        <w:rPr>
+          <w:b/>
+          <w:bCs/>
+        </w:rPr>
+        <w:t xml:space="preserve">because they are decisions rather than translations:</w:t>
+      </w:r>
+      <w:r>
+        <w:t xml:space="preserve"> </w:t>
+      </w:r>
+      <w:r>
+        <w:t xml:space="preserve">the status chip folds in the next</w:t>
+      </w:r>
+      <w:r>
+        <w:t xml:space="preserve"> </w:t>
+      </w:r>
+      <w:r>
+        <w:t xml:space="preserve">unpaid milestone (so a booked trip with a balance eleven days out reads</w:t>
+      </w:r>
+      <w:r>
+        <w:t xml:space="preserve"> </w:t>
+      </w:r>
+      <w:r>
+        <w:t xml:space="preserve">“Final payment</w:t>
+      </w:r>
+      <w:r>
+        <w:t xml:space="preserve"> </w:t>
+      </w:r>
+      <w:r>
+        <w:t xml:space="preserve">due”</w:t>
+      </w:r>
+      <w:r>
+        <w:t xml:space="preserve">, which is the thing to act on); the header carries the dates and traveler count so</w:t>
+      </w:r>
+      <w:r>
+        <w:t xml:space="preserve"> </w:t>
+      </w:r>
+      <w:r>
+        <w:t xml:space="preserve">the at-a-glance grid drops those two rows; and the Payments tab leads with a summary</w:t>
+      </w:r>
+      <w:r>
+        <w:t xml:space="preserve"> </w:t>
+      </w:r>
+      <w:r>
+        <w:t xml:space="preserve">line — nothing scheduled, everything settled, or what is next — which is where</w:t>
+      </w:r>
+      <w:r>
+        <w:t xml:space="preserve"> </w:t>
+      </w:r>
+      <w:r>
+        <w:t xml:space="preserve">“Next</w:t>
+      </w:r>
+      <w:r>
+        <w:t xml:space="preserve"> </w:t>
+      </w:r>
+      <w:r>
+        <w:t xml:space="preserve">payment”</w:t>
+      </w:r>
+      <w:r>
+        <w:t xml:space="preserve"> </w:t>
+      </w:r>
+      <w:r>
+        <w:t xml:space="preserve">went after being drawn in the glance first. The next-due milestone is selected</w:t>
+      </w:r>
+      <w:r>
+        <w:t xml:space="preserve"> </w:t>
+      </w:r>
+      <w:r>
+        <w:t xml:space="preserve">on</w:t>
+      </w:r>
+      <w:r>
+        <w:t xml:space="preserve"> </w:t>
+      </w:r>
+      <w:r>
+        <w:rPr>
+          <w:rStyle w:val="VerbatimChar"/>
+        </w:rPr>
+        <w:t xml:space="preserve">status IN ('scheduled','overdue')</w:t>
+      </w:r>
+      <w:r>
+        <w:t xml:space="preserve">, the same set</w:t>
+      </w:r>
+      <w:r>
+        <w:t xml:space="preserve"> </w:t>
+      </w:r>
+      <w:r>
+        <w:rPr>
+          <w:rStyle w:val="VerbatimChar"/>
+        </w:rPr>
+        <w:t xml:space="preserve">agent_trip_overview</w:t>
+      </w:r>
+      <w:r>
+        <w:t xml:space="preserve"> </w:t>
+      </w:r>
+      <w:r>
+        <w:t xml:space="preserve">uses for</w:t>
+      </w:r>
+      <w:r>
+        <w:t xml:space="preserve"> </w:t>
+      </w:r>
+      <w:r>
+        <w:rPr>
+          <w:rStyle w:val="VerbatimChar"/>
+        </w:rPr>
+        <w:t xml:space="preserve">next_unpaid_due_date</w:t>
+      </w:r>
+      <w:r>
+        <w:t xml:space="preserve">, so the summary line and the chip above it cannot contradict</w:t>
+      </w:r>
+      <w:r>
+        <w:t xml:space="preserve"> </w:t>
+      </w:r>
+      <w:r>
+        <w:t xml:space="preserve">each other.</w:t>
       </w:r>
     </w:p>
     <w:bookmarkEnd w:id="130"/>
@@ -47099,7 +47822,23 @@
         <w:t xml:space="preserve"> </w:t>
       </w:r>
       <w:r>
-        <w:t xml:space="preserve">— Pattern C.</w:t>
+        <w:t xml:space="preserve">— Pattern C. Both halves are built: a tab strip beside a wide detail pane on web, and on mobile a horizontally scrolling strip where each tab is a full screen. The strip</w:t>
+      </w:r>
+      <w:r>
+        <w:t xml:space="preserve"> </w:t>
+      </w:r>
+      <w:r>
+        <w:rPr>
+          <w:b/>
+          <w:bCs/>
+        </w:rPr>
+        <w:t xml:space="preserve">scrolls and does not wrap</w:t>
+      </w:r>
+      <w:r>
+        <w:t xml:space="preserve"> </w:t>
+      </w:r>
+      <w:r>
+        <w:t xml:space="preserve">— eight labels will not fit 375pt, and two rows of chips cost the pane below them.</w:t>
       </w:r>
     </w:p>
     <w:p>
@@ -50296,6 +51035,150 @@
       </w:r>
     </w:p>
     <w:p>
+      <w:pPr>
+        <w:pStyle w:val="BlockText"/>
+      </w:pPr>
+      <w:r>
+        <w:rPr>
+          <w:b/>
+          <w:bCs/>
+        </w:rPr>
+        <w:t xml:space="preserve">Amended 2026-09-30, and this one narrows what</w:t>
+      </w:r>
+      <w:r>
+        <w:rPr>
+          <w:b/>
+          <w:bCs/>
+        </w:rPr>
+        <w:t xml:space="preserve"> </w:t>
+      </w:r>
+      <w:r>
+        <w:rPr>
+          <w:b/>
+          <w:bCs/>
+        </w:rPr>
+        <w:t xml:space="preserve">“narrower”</w:t>
+      </w:r>
+      <w:r>
+        <w:rPr>
+          <w:b/>
+          <w:bCs/>
+        </w:rPr>
+        <w:t xml:space="preserve"> </w:t>
+      </w:r>
+      <w:r>
+        <w:rPr>
+          <w:b/>
+          <w:bCs/>
+        </w:rPr>
+        <w:t xml:space="preserve">means.</w:t>
+      </w:r>
+      <w:r>
+        <w:t xml:space="preserve"> </w:t>
+      </w:r>
+      <w:r>
+        <w:t xml:space="preserve">§3.4.2 Trip Detail is now built on the phone with all eight tabs, read-only (Gyasi, asked at approval 2026-09-29).</w:t>
+      </w:r>
+      <w:r>
+        <w:t xml:space="preserve"> </w:t>
+      </w:r>
+      <w:r>
+        <w:rPr>
+          <w:b/>
+          <w:bCs/>
+        </w:rPr>
+        <w:t xml:space="preserve">The bar is still four</w:t>
+      </w:r>
+      <w:r>
+        <w:t xml:space="preserve">, and Trips is still not among them: a trip is reached from the Worklist’s rows and from the Clients tab’s Trips tab, both of which already carry a</w:t>
+      </w:r>
+      <w:r>
+        <w:t xml:space="preserve"> </w:t>
+      </w:r>
+      <w:r>
+        <w:rPr>
+          <w:rStyle w:val="VerbatimChar"/>
+        </w:rPr>
+        <w:t xml:space="preserve">tripId</w:t>
+      </w:r>
+      <w:r>
+        <w:t xml:space="preserve">. So this is a third and fourth level of depth inside two existing destinations rather than a fifth destination, and the sentence above holds as written.</w:t>
+      </w:r>
+    </w:p>
+    <w:p>
+      <w:pPr>
+        <w:pStyle w:val="BlockText"/>
+      </w:pPr>
+      <w:r>
+        <w:t xml:space="preserve">What the sentence does</w:t>
+      </w:r>
+      <w:r>
+        <w:t xml:space="preserve"> </w:t>
+      </w:r>
+      <w:r>
+        <w:rPr>
+          <w:b/>
+          <w:bCs/>
+        </w:rPr>
+        <w:t xml:space="preserve">not</w:t>
+      </w:r>
+      <w:r>
+        <w:t xml:space="preserve"> </w:t>
+      </w:r>
+      <w:r>
+        <w:t xml:space="preserve">mean, and did not say clearly enough to stop the question being asked: it is not a limit on how much an advisor may read. §3.3.2 established that in practice — its mobile client detail kept every real tab — and §3.4.2 follows it. Narrower is about</w:t>
+      </w:r>
+      <w:r>
+        <w:t xml:space="preserve"> </w:t>
+      </w:r>
+      <w:r>
+        <w:rPr>
+          <w:b/>
+          <w:bCs/>
+        </w:rPr>
+        <w:t xml:space="preserve">writes</w:t>
+      </w:r>
+      <w:r>
+        <w:t xml:space="preserve"> </w:t>
+      </w:r>
+      <w:r>
+        <w:t xml:space="preserve">(every §3.4 form stays in a browser) and about</w:t>
+      </w:r>
+      <w:r>
+        <w:t xml:space="preserve"> </w:t>
+      </w:r>
+      <w:r>
+        <w:rPr>
+          <w:b/>
+          <w:bCs/>
+        </w:rPr>
+        <w:t xml:space="preserve">navigational depth</w:t>
+      </w:r>
+      <w:r>
+        <w:t xml:space="preserve"> </w:t>
+      </w:r>
+      <w:r>
+        <w:t xml:space="preserve">(no Trips tab, no Pipeline, no Calendar, no template management, which this line names outright). An advisor standing at a gate needs to read anything about a trip.</w:t>
+      </w:r>
+    </w:p>
+    <w:p>
+      <w:pPr>
+        <w:pStyle w:val="BlockText"/>
+      </w:pPr>
+      <w:r>
+        <w:t xml:space="preserve">Nothing here is</w:t>
+      </w:r>
+      <w:r>
+        <w:t xml:space="preserve"> </w:t>
+      </w:r>
+      <w:r>
+        <w:t xml:space="preserve">“disabled with a reason”</w:t>
+      </w:r>
+      <w:r>
+        <w:t xml:space="preserve">, which is the web’s treatment for an unbuilt control. A read-only screen with no controls says once, in a sentence, where the writes live. Four dimmed buttons on a 375pt screen cost four taps to discover the same thing.</w:t>
+      </w:r>
+    </w:p>
+    <w:p>
       <w:r>
         <w:pict>
           <v:rect style="width:0;height:1.5pt" o:hralign="center" o:hrstd="t" o:hr="t"/>
@@ -50507,7 +51390,58 @@
         <w:t xml:space="preserve"> </w:t>
       </w:r>
       <w:r>
+        <w:rPr>
+          <w:strike/>
+        </w:rPr>
         <w:t xml:space="preserve">How deep should the agent mobile experience go? The current plan limits it to triage tasks; if agents will be building trips on mobile, several additional screens are needed.</w:t>
+      </w:r>
+      <w:r>
+        <w:t xml:space="preserve"> </w:t>
+      </w:r>
+      <w:r>
+        <w:rPr>
+          <w:b/>
+          <w:bCs/>
+        </w:rPr>
+        <w:t xml:space="preserve">PARTLY ANSWERED 2026-09-29.</w:t>
+      </w:r>
+      <w:r>
+        <w:t xml:space="preserve"> </w:t>
+      </w:r>
+      <w:r>
+        <w:t xml:space="preserve">Gyasi, asked at the §3.4.2 mobile approval: all eight tabs, read-only. So the line is drawn at</w:t>
+      </w:r>
+      <w:r>
+        <w:t xml:space="preserve"> </w:t>
+      </w:r>
+      <w:r>
+        <w:rPr>
+          <w:b/>
+          <w:bCs/>
+        </w:rPr>
+        <w:t xml:space="preserve">reads, not at screens</w:t>
+      </w:r>
+      <w:r>
+        <w:t xml:space="preserve"> </w:t>
+      </w:r>
+      <w:r>
+        <w:t xml:space="preserve">— an advisor may look at anything about a trip on a phone, and builds nothing there. That settles §3.4.2 and, by the same rule, §3.3.2 retrospectively. What is still open is whether any §3.4</w:t>
+      </w:r>
+      <w:r>
+        <w:t xml:space="preserve"> </w:t>
+      </w:r>
+      <w:r>
+        <w:rPr>
+          <w:i/>
+          <w:iCs/>
+        </w:rPr>
+        <w:t xml:space="preserve">write</w:t>
+      </w:r>
+      <w:r>
+        <w:t xml:space="preserve"> </w:t>
+      </w:r>
+      <w:r>
+        <w:t xml:space="preserve">ever wants a phone treatment; the two nearest candidates are the Notes tab (whose write path already exists, so it is one control away) and §3.4.16 Cancel Trip, which an advisor might need on the move and which currently requires a desk. Neither is scheduled.</w:t>
       </w:r>
     </w:p>
     <w:p>

--- a/docs/Screen-Inventory.docx
+++ b/docs/Screen-Inventory.docx
@@ -2520,7 +2520,7 @@
         <w:t xml:space="preserve">“A region built for rest.”</w:t>
       </w:r>
       <w:r>
-        <w:t xml:space="preserve">); sticky inquire bar (destination · when · travelers · vibe →</w:t>
+        <w:t xml:space="preserve">); sticky inquire bar, an editable form (destination · when · travelers · vibe →</w:t>
       </w:r>
       <w:r>
         <w:t xml:space="preserve"> </w:t>
@@ -2529,7 +2529,19 @@
         <w:t xml:space="preserve">“Request a quote”</w:t>
       </w:r>
       <w:r>
-        <w:t xml:space="preserve">); three-point intro band (handled details, honest prices, rest you bring home); island tile strip (Turks &amp; Caicos, Bahamas, St. Lucia, Jamaica, Aruba, BVI); hand-picked trip grid with</w:t>
+        <w:t xml:space="preserve">; it submits to</w:t>
+      </w:r>
+      <w:r>
+        <w:t xml:space="preserve"> </w:t>
+      </w:r>
+      <w:r>
+        <w:rPr>
+          <w:rStyle w:val="VerbatimChar"/>
+        </w:rPr>
+        <w:t xml:space="preserve">/quote</w:t>
+      </w:r>
+      <w:r>
+        <w:t xml:space="preserve">, which opens 2.3.8 through the sign-up gate with those values filled in and the vibe as the note’s starting text); three-point intro band (handled details, honest prices, rest you bring home); island tile strip (Turks &amp; Caicos, Bahamas, St. Lucia, Jamaica, Aruba, BVI); hand-picked trip grid with</w:t>
       </w:r>
       <w:r>
         <w:t xml:space="preserve"> </w:t>
@@ -2698,7 +2710,16 @@
         <w:t xml:space="preserve">“A floating Sabbath, every morning new.”</w:t>
       </w:r>
       <w:r>
-        <w:t xml:space="preserve">); sticky inquire bar;</w:t>
+        <w:t xml:space="preserve">); sticky inquire bar, an editable form (destination · when · travelers →</w:t>
+      </w:r>
+      <w:r>
+        <w:t xml:space="preserve"> </w:t>
+      </w:r>
+      <w:r>
+        <w:t xml:space="preserve">“See what’s sailing”</w:t>
+      </w:r>
+      <w:r>
+        <w:t xml:space="preserve">, the live sailing search in Public Search Results’ Cruises mode — no vibe cell, deliberately unlike the prototype, because live sailings cannot filter on it);</w:t>
       </w:r>
       <w:r>
         <w:t xml:space="preserve"> </w:t>
@@ -2854,7 +2875,16 @@
         <w:t xml:space="preserve">“The first rest, after the I-do’s.”</w:t>
       </w:r>
       <w:r>
-        <w:t xml:space="preserve">); sticky inquire bar; a note from Gyasi;</w:t>
+        <w:t xml:space="preserve">); sticky inquire bar, an editable form (destination · when · travelers · vibe →</w:t>
+      </w:r>
+      <w:r>
+        <w:t xml:space="preserve"> </w:t>
+      </w:r>
+      <w:r>
+        <w:t xml:space="preserve">“Request a quote”</w:t>
+      </w:r>
+      <w:r>
+        <w:t xml:space="preserve">, handed to 2.3.8 as on 2.0.8); a note from Gyasi;</w:t>
       </w:r>
       <w:r>
         <w:t xml:space="preserve"> </w:t>

--- a/docs/Screen-Inventory.docx
+++ b/docs/Screen-Inventory.docx
@@ -2541,7 +2541,43 @@
         <w:t xml:space="preserve">/quote</w:t>
       </w:r>
       <w:r>
-        <w:t xml:space="preserve">, which opens 2.3.8 through the sign-up gate with those values filled in and the vibe as the note’s starting text); three-point intro band (handled details, honest prices, rest you bring home); island tile strip (Turks &amp; Caicos, Bahamas, St. Lucia, Jamaica, Aruba, BVI); hand-picked trip grid with</w:t>
+        <w:t xml:space="preserve">, which opens 2.3.8 through the sign-up gate with those values filled in and the vibe as the note’s starting text). Its cells start empty with the prototype’s values as hints, except When, which reads</w:t>
+      </w:r>
+      <w:r>
+        <w:t xml:space="preserve"> </w:t>
+      </w:r>
+      <w:r>
+        <w:t xml:space="preserve">“Flexible dates”</w:t>
+      </w:r>
+      <w:r>
+        <w:t xml:space="preserve"> </w:t>
+      </w:r>
+      <w:r>
+        <w:t xml:space="preserve">rather than</w:t>
+      </w:r>
+      <w:r>
+        <w:t xml:space="preserve"> </w:t>
+      </w:r>
+      <w:r>
+        <w:t xml:space="preserve">“Flexible · 7 nights”</w:t>
+      </w:r>
+      <w:r>
+        <w:t xml:space="preserve"> </w:t>
+      </w:r>
+      <w:r>
+        <w:t xml:space="preserve">because the dates cell is a button whose label reads as a range already picked. Every other</w:t>
+      </w:r>
+      <w:r>
+        <w:t xml:space="preserve"> </w:t>
+      </w:r>
+      <w:r>
+        <w:t xml:space="preserve">“Request a quote”</w:t>
+      </w:r>
+      <w:r>
+        <w:t xml:space="preserve"> </w:t>
+      </w:r>
+      <w:r>
+        <w:t xml:space="preserve">on 2.0.8–2.0.10 opens 2.3.8 for the topic directly, not the gate back to this page; three-point intro band (handled details, honest prices, rest you bring home); island tile strip (Turks &amp; Caicos, Bahamas, St. Lucia, Jamaica, Aruba, BVI); hand-picked trip grid with</w:t>
       </w:r>
       <w:r>
         <w:t xml:space="preserve"> </w:t>
@@ -2719,7 +2755,37 @@
         <w:t xml:space="preserve">“See what’s sailing”</w:t>
       </w:r>
       <w:r>
-        <w:t xml:space="preserve">, the live sailing search in Public Search Results’ Cruises mode — no vibe cell, deliberately unlike the prototype, because live sailings cannot filter on it);</w:t>
+        <w:t xml:space="preserve">, the live sailing search in Public Search Results’ Cruises mode — no vibe cell, deliberately unlike the prototype, because live sailings cannot filter on it). Two hints differ from the prototype on purpose: Destination reads</w:t>
+      </w:r>
+      <w:r>
+        <w:t xml:space="preserve"> </w:t>
+      </w:r>
+      <w:r>
+        <w:t xml:space="preserve">“Caribbean”</w:t>
+      </w:r>
+      <w:r>
+        <w:t xml:space="preserve">, not</w:t>
+      </w:r>
+      <w:r>
+        <w:t xml:space="preserve"> </w:t>
+      </w:r>
+      <w:r>
+        <w:t xml:space="preserve">“Caribbean cruise”</w:t>
+      </w:r>
+      <w:r>
+        <w:t xml:space="preserve">, which the sailing search matches to nothing when typed back in, and When reads</w:t>
+      </w:r>
+      <w:r>
+        <w:t xml:space="preserve"> </w:t>
+      </w:r>
+      <w:r>
+        <w:t xml:space="preserve">“Flexible dates”</w:t>
+      </w:r>
+      <w:r>
+        <w:t xml:space="preserve"> </w:t>
+      </w:r>
+      <w:r>
+        <w:t xml:space="preserve">as on 2.0.8;</w:t>
       </w:r>
       <w:r>
         <w:t xml:space="preserve"> </w:t>
@@ -45484,7 +45550,7 @@
         <w:t xml:space="preserve"> </w:t>
       </w:r>
       <w:r>
-        <w:t xml:space="preserve">— Pattern H. Web: inquire bar sticks under the top bar, 3-column trip grid, island tiles in one row. Tablet: 2-column grid, inquire bar wraps to two rows. Mobile: single column, island tiles as a horizontal snap strip, trips as image-left rows, inquire bar replaced by the sticky bottom CTA (</w:t>
+        <w:t xml:space="preserve">— Pattern H. Web: inquire bar sticks under the top bar, 3-column trip grid, island tiles in one row. Tablet: 2-column grid; the four-cell inquire bars (2.0.8, 2.0.10) wrap to two rows of two, while the three-cell Cruises bar fits one row. Mobile: single column, island tiles as a horizontal snap strip, trips as image-left rows, inquire bar replaced by the sticky bottom CTA (</w:t>
       </w:r>
       <w:r>
         <w:t xml:space="preserve">“Request a quote”</w:t>

--- a/docs/Screen-Inventory.docx
+++ b/docs/Screen-Inventory.docx
@@ -18795,6 +18795,135 @@
       </w:r>
       <w:r>
         <w:t xml:space="preserve">sentence is the stronger privacy position; the toggles return the day a tracker does.</w:t>
+      </w:r>
+    </w:p>
+    <w:p>
+      <w:pPr>
+        <w:pStyle w:val="BlockText"/>
+      </w:pPr>
+      <w:r>
+        <w:rPr>
+          <w:b/>
+          <w:bCs/>
+        </w:rPr>
+        <w:t xml:space="preserve">Amended 2026-10-10: the website now counts page views.</w:t>
+      </w:r>
+      <w:r>
+        <w:t xml:space="preserve"> </w:t>
+      </w:r>
+      <w:r>
+        <w:t xml:space="preserve">Vercel Web Analytics runs on the</w:t>
+      </w:r>
+      <w:r>
+        <w:t xml:space="preserve"> </w:t>
+      </w:r>
+      <w:r>
+        <w:t xml:space="preserve">public pages and the traveler portal (never</w:t>
+      </w:r>
+      <w:r>
+        <w:t xml:space="preserve"> </w:t>
+      </w:r>
+      <w:r>
+        <w:rPr>
+          <w:rStyle w:val="VerbatimChar"/>
+        </w:rPr>
+        <w:t xml:space="preserve">/agent/*</w:t>
+      </w:r>
+      <w:r>
+        <w:t xml:space="preserve">). It sets no cookies, does not follow</w:t>
+      </w:r>
+      <w:r>
+        <w:t xml:space="preserve"> </w:t>
+      </w:r>
+      <w:r>
+        <w:t xml:space="preserve">anyone across sites, and</w:t>
+      </w:r>
+      <w:r>
+        <w:t xml:space="preserve"> </w:t>
+      </w:r>
+      <w:r>
+        <w:rPr>
+          <w:rStyle w:val="VerbatimChar"/>
+        </w:rPr>
+        <w:t xml:space="preserve">web/lib/analytics.ts</w:t>
+      </w:r>
+      <w:r>
+        <w:t xml:space="preserve"> </w:t>
+      </w:r>
+      <w:r>
+        <w:t xml:space="preserve">swaps record ids for</w:t>
+      </w:r>
+      <w:r>
+        <w:t xml:space="preserve"> </w:t>
+      </w:r>
+      <w:r>
+        <w:rPr>
+          <w:rStyle w:val="VerbatimChar"/>
+        </w:rPr>
+        <w:t xml:space="preserve">[id]</w:t>
+      </w:r>
+      <w:r>
+        <w:t xml:space="preserve"> </w:t>
+      </w:r>
+      <w:r>
+        <w:t xml:space="preserve">and strips query</w:t>
+      </w:r>
+      <w:r>
+        <w:t xml:space="preserve"> </w:t>
+      </w:r>
+      <w:r>
+        <w:t xml:space="preserve">strings and the hash before anything leaves the browser. The native app runs no analytics. So the statement changed</w:t>
+      </w:r>
+      <w:r>
+        <w:t xml:space="preserve"> </w:t>
+      </w:r>
+      <w:r>
+        <w:t xml:space="preserve">rather than the screen: it now says we run no advertising or cross-site trackers and that</w:t>
+      </w:r>
+      <w:r>
+        <w:t xml:space="preserve"> </w:t>
+      </w:r>
+      <w:r>
+        <w:t xml:space="preserve">the website counts page views anonymously, and</w:t>
+      </w:r>
+      <w:r>
+        <w:t xml:space="preserve"> </w:t>
+      </w:r>
+      <w:r>
+        <w:rPr>
+          <w:rStyle w:val="VerbatimChar"/>
+        </w:rPr>
+        <w:t xml:space="preserve">cookies.ts</w:t>
+      </w:r>
+      <w:r>
+        <w:t xml:space="preserve"> </w:t>
+      </w:r>
+      <w:r>
+        <w:t xml:space="preserve">says</w:t>
+      </w:r>
+      <w:r>
+        <w:t xml:space="preserve"> </w:t>
+      </w:r>
+      <w:r>
+        <w:t xml:space="preserve">“cross-site trackers”</w:t>
+      </w:r>
+      <w:r>
+        <w:t xml:space="preserve"> </w:t>
+      </w:r>
+      <w:r>
+        <w:t xml:space="preserve">and</w:t>
+      </w:r>
+      <w:r>
+        <w:t xml:space="preserve"> </w:t>
+      </w:r>
+      <w:r>
+        <w:t xml:space="preserve">lists the count. The toggles are still out. Whether an anonymous, cookieless count should</w:t>
+      </w:r>
+      <w:r>
+        <w:t xml:space="preserve"> </w:t>
+      </w:r>
+      <w:r>
+        <w:t xml:space="preserve">get an opt-out switch is an open question, not a settled no.</w:t>
       </w:r>
     </w:p>
     <w:p>

--- a/docs/Screen-Inventory.docx
+++ b/docs/Screen-Inventory.docx
@@ -47049,6 +47049,34 @@
         <w:t xml:space="preserve"> </w:t>
       </w:r>
       <w:r>
+        <w:rPr>
+          <w:b/>
+          <w:bCs/>
+        </w:rPr>
+        <w:t xml:space="preserve">It never binds a sign-in someone else made:</w:t>
+      </w:r>
+      <w:r>
+        <w:t xml:space="preserve"> </w:t>
+      </w:r>
+      <w:r>
+        <w:t xml:space="preserve">generateLink reuses an existing unconfirmed</w:t>
+      </w:r>
+      <w:r>
+        <w:t xml:space="preserve"> </w:t>
+      </w:r>
+      <w:r>
+        <w:t xml:space="preserve">user, so the bind requires no password and only the email identity (pre-hijack guard,</w:t>
+      </w:r>
+      <w:r>
+        <w:t xml:space="preserve"> </w:t>
+      </w:r>
+      <w:r>
+        <w:t xml:space="preserve">review 2026-10-16).</w:t>
+      </w:r>
+      <w:r>
+        <w:t xml:space="preserve"> </w:t>
+      </w:r>
+      <w:r>
         <w:t xml:space="preserve">-</w:t>
       </w:r>
       <w:r>
@@ -47169,13 +47197,37 @@
         <w:t xml:space="preserve"> </w:t>
       </w:r>
       <w:r>
-        <w:t xml:space="preserve">route that verifies the token hash,</w:t>
-      </w:r>
-      <w:r>
-        <w:t xml:space="preserve"> </w:t>
-      </w:r>
-      <w:r>
-        <w:t xml:space="preserve">because admin-made links are not PKCE and</w:t>
+        <w:t xml:space="preserve">PAGE with one button, and the token hash</w:t>
+      </w:r>
+      <w:r>
+        <w:t xml:space="preserve"> </w:t>
+      </w:r>
+      <w:r>
+        <w:t xml:space="preserve">is spent only when a person presses it (a server action calling</w:t>
+      </w:r>
+      <w:r>
+        <w:t xml:space="preserve"> </w:t>
+      </w:r>
+      <w:r>
+        <w:rPr>
+          <w:rStyle w:val="VerbatimChar"/>
+        </w:rPr>
+        <w:t xml:space="preserve">verifyOtp</w:t>
+      </w:r>
+      <w:r>
+        <w:t xml:space="preserve">), never on a</w:t>
+      </w:r>
+      <w:r>
+        <w:t xml:space="preserve"> </w:t>
+      </w:r>
+      <w:r>
+        <w:t xml:space="preserve">GET, because mail scanners open every link and would use it up first (review 2026-10-16).</w:t>
+      </w:r>
+      <w:r>
+        <w:t xml:space="preserve"> </w:t>
+      </w:r>
+      <w:r>
+        <w:t xml:space="preserve">Admin-made links are not PKCE, so</w:t>
       </w:r>
       <w:r>
         <w:t xml:space="preserve"> </w:t>
@@ -47257,7 +47309,13 @@
         <w:t xml:space="preserve"> </w:t>
       </w:r>
       <w:r>
-        <w:t xml:space="preserve">20 characters), kept in the audit row.</w:t>
+        <w:t xml:space="preserve">20 characters), kept in the audit row, which is written before GoTrue is called. Refused</w:t>
+      </w:r>
+      <w:r>
+        <w:t xml:space="preserve"> </w:t>
+      </w:r>
+      <w:r>
+        <w:t xml:space="preserve">when the sign-in address and the record’s address differ.</w:t>
       </w:r>
       <w:r>
         <w:t xml:space="preserve"> </w:t>

--- a/docs/Screen-Inventory.docx
+++ b/docs/Screen-Inventory.docx
@@ -54105,6 +54105,383 @@
         <w:t xml:space="preserve">, always prints under it and cannot be edited.</w:t>
       </w:r>
     </w:p>
+    <w:p>
+      <w:pPr>
+        <w:pStyle w:val="BlockText"/>
+      </w:pPr>
+      <w:r>
+        <w:rPr>
+          <w:b/>
+          <w:bCs/>
+        </w:rPr>
+        <w:t xml:space="preserve">Built (PR 1, merged as #144, and PR 2).</w:t>
+      </w:r>
+      <w:r>
+        <w:t xml:space="preserve"> </w:t>
+      </w:r>
+      <w:r>
+        <w:t xml:space="preserve">Choices made in the build, within the rulings:</w:t>
+      </w:r>
+    </w:p>
+    <w:p>
+      <w:pPr>
+        <w:pStyle w:val="Compact"/>
+        <w:numPr>
+          <w:ilvl w:val="0"/>
+          <w:numId w:val="1018"/>
+        </w:numPr>
+      </w:pPr>
+      <w:r>
+        <w:rPr>
+          <w:b/>
+          <w:bCs/>
+        </w:rPr>
+        <w:t xml:space="preserve">The photo is stored as a path</w:t>
+      </w:r>
+      <w:r>
+        <w:t xml:space="preserve"> </w:t>
+      </w:r>
+      <w:r>
+        <w:t xml:space="preserve">in the public bucket, never an absolute URL (inside a</w:t>
+      </w:r>
+      <w:r>
+        <w:t xml:space="preserve"> </w:t>
+      </w:r>
+      <w:r>
+        <w:t xml:space="preserve">function’s container the Supabase origin is</w:t>
+      </w:r>
+      <w:r>
+        <w:t xml:space="preserve"> </w:t>
+      </w:r>
+      <w:r>
+        <w:rPr>
+          <w:rStyle w:val="VerbatimChar"/>
+        </w:rPr>
+        <w:t xml:space="preserve">http://kong:8000</w:t>
+      </w:r>
+      <w:r>
+        <w:t xml:space="preserve"> </w:t>
+      </w:r>
+      <w:r>
+        <w:t xml:space="preserve">locally); each surface adds</w:t>
+      </w:r>
+      <w:r>
+        <w:t xml:space="preserve"> </w:t>
+      </w:r>
+      <w:r>
+        <w:t xml:space="preserve">its own public origin.</w:t>
+      </w:r>
+    </w:p>
+    <w:p>
+      <w:pPr>
+        <w:pStyle w:val="Compact"/>
+        <w:numPr>
+          <w:ilvl w:val="0"/>
+          <w:numId w:val="1018"/>
+        </w:numPr>
+      </w:pPr>
+      <w:r>
+        <w:rPr>
+          <w:b/>
+          <w:bCs/>
+        </w:rPr>
+        <w:t xml:space="preserve">Rest hours (PR 2):</w:t>
+      </w:r>
+      <w:r>
+        <w:t xml:space="preserve"> </w:t>
+      </w:r>
+      <w:r>
+        <w:rPr>
+          <w:rStyle w:val="VerbatimChar"/>
+        </w:rPr>
+        <w:t xml:space="preserve">agent_rest_until()</w:t>
+      </w:r>
+      <w:r>
+        <w:t xml:space="preserve"> </w:t>
+      </w:r>
+      <w:r>
+        <w:t xml:space="preserve">decides for advisors from working hours and time</w:t>
+      </w:r>
+      <w:r>
+        <w:t xml:space="preserve"> </w:t>
+      </w:r>
+      <w:r>
+        <w:t xml:space="preserve">away; clients’ email rest hours are unchanged. An advisor with no working day at all is never</w:t>
+      </w:r>
+      <w:r>
+        <w:t xml:space="preserve"> </w:t>
+      </w:r>
+      <w:r>
+        <w:t xml:space="preserve">held (a notification that could never go). Held notifications are re-timed when hours, time</w:t>
+      </w:r>
+      <w:r>
+        <w:t xml:space="preserve"> </w:t>
+      </w:r>
+      <w:r>
+        <w:t xml:space="preserve">zone or time away change. The summary says</w:t>
+      </w:r>
+      <w:r>
+        <w:t xml:space="preserve"> </w:t>
+      </w:r>
+      <w:r>
+        <w:t xml:space="preserve">“while you were away”</w:t>
+      </w:r>
+      <w:r>
+        <w:t xml:space="preserve"> </w:t>
+      </w:r>
+      <w:r>
+        <w:t xml:space="preserve">when time away was the</w:t>
+      </w:r>
+      <w:r>
+        <w:t xml:space="preserve"> </w:t>
+      </w:r>
+      <w:r>
+        <w:t xml:space="preserve">reason, and counts trip requests apart from messages (</w:t>
+      </w:r>
+      <w:r>
+        <w:t xml:space="preserve">“2 new messages and 1 trip request…”</w:t>
+      </w:r>
+      <w:r>
+        <w:t xml:space="preserve">).</w:t>
+      </w:r>
+    </w:p>
+    <w:p>
+      <w:pPr>
+        <w:pStyle w:val="Compact"/>
+        <w:numPr>
+          <w:ilvl w:val="0"/>
+          <w:numId w:val="1018"/>
+        </w:numPr>
+      </w:pPr>
+      <w:r>
+        <w:rPr>
+          <w:b/>
+          <w:bCs/>
+        </w:rPr>
+        <w:t xml:space="preserve">Trip-request push is web-only until PR 4:</w:t>
+      </w:r>
+      <w:r>
+        <w:t xml:space="preserve"> </w:t>
+      </w:r>
+      <w:r>
+        <w:t xml:space="preserve">the phone app learns the new kind with the</w:t>
+      </w:r>
+      <w:r>
+        <w:t xml:space="preserve"> </w:t>
+      </w:r>
+      <w:r>
+        <w:t xml:space="preserve">Android PR; until then phones are skipped for it (not failed).</w:t>
+      </w:r>
+    </w:p>
+    <w:p>
+      <w:pPr>
+        <w:pStyle w:val="Compact"/>
+        <w:numPr>
+          <w:ilvl w:val="0"/>
+          <w:numId w:val="1018"/>
+        </w:numPr>
+      </w:pPr>
+      <w:r>
+        <w:rPr>
+          <w:b/>
+          <w:bCs/>
+        </w:rPr>
+        <w:t xml:space="preserve">The quote-request alert is raised by</w:t>
+      </w:r>
+      <w:r>
+        <w:rPr>
+          <w:b/>
+          <w:bCs/>
+        </w:rPr>
+        <w:t xml:space="preserve"> </w:t>
+      </w:r>
+      <w:r>
+        <w:rPr>
+          <w:rStyle w:val="VerbatimChar"/>
+          <w:b/>
+          <w:bCs/>
+        </w:rPr>
+        <w:t xml:space="preserve">quote-request</w:t>
+      </w:r>
+      <w:r>
+        <w:rPr>
+          <w:b/>
+          <w:bCs/>
+        </w:rPr>
+        <w:t xml:space="preserve"> </w:t>
+      </w:r>
+      <w:r>
+        <w:rPr>
+          <w:b/>
+          <w:bCs/>
+        </w:rPr>
+        <w:t xml:space="preserve">itself</w:t>
+      </w:r>
+      <w:r>
+        <w:t xml:space="preserve">, not a trigger on</w:t>
+      </w:r>
+      <w:r>
+        <w:t xml:space="preserve"> </w:t>
+      </w:r>
+      <w:r>
+        <w:rPr>
+          <w:rStyle w:val="VerbatimChar"/>
+        </w:rPr>
+        <w:t xml:space="preserve">trip</w:t>
+      </w:r>
+      <w:r>
+        <w:t xml:space="preserve">: the</w:t>
+      </w:r>
+      <w:r>
+        <w:t xml:space="preserve"> </w:t>
+      </w:r>
+      <w:r>
+        <w:t xml:space="preserve">advisor’s own</w:t>
+      </w:r>
+      <w:r>
+        <w:t xml:space="preserve"> </w:t>
+      </w:r>
+      <w:r>
+        <w:t xml:space="preserve">“New trip”</w:t>
+      </w:r>
+      <w:r>
+        <w:t xml:space="preserve"> </w:t>
+      </w:r>
+      <w:r>
+        <w:t xml:space="preserve">also starts at</w:t>
+      </w:r>
+      <w:r>
+        <w:t xml:space="preserve"> </w:t>
+      </w:r>
+      <w:r>
+        <w:rPr>
+          <w:rStyle w:val="VerbatimChar"/>
+        </w:rPr>
+        <w:t xml:space="preserve">inquiry</w:t>
+      </w:r>
+      <w:r>
+        <w:t xml:space="preserve"> </w:t>
+      </w:r>
+      <w:r>
+        <w:t xml:space="preserve">and must not alert.</w:t>
+      </w:r>
+    </w:p>
+    <w:p>
+      <w:pPr>
+        <w:pStyle w:val="Compact"/>
+        <w:numPr>
+          <w:ilvl w:val="0"/>
+          <w:numId w:val="1018"/>
+        </w:numPr>
+      </w:pPr>
+      <w:r>
+        <w:rPr>
+          <w:b/>
+          <w:bCs/>
+        </w:rPr>
+        <w:t xml:space="preserve">The auto-reply</w:t>
+      </w:r>
+      <w:r>
+        <w:t xml:space="preserve"> </w:t>
+      </w:r>
+      <w:r>
+        <w:t xml:space="preserve">is a real message from the advisor (</w:t>
+      </w:r>
+      <w:r>
+        <w:rPr>
+          <w:rStyle w:val="VerbatimChar"/>
+        </w:rPr>
+        <w:t xml:space="preserve">message.is_auto_reply</w:t>
+      </w:r>
+      <w:r>
+        <w:t xml:space="preserve">), tagged</w:t>
+      </w:r>
+      <w:r>
+        <w:t xml:space="preserve"> </w:t>
+      </w:r>
+      <w:r>
+        <w:t xml:space="preserve">“Automatic reply”</w:t>
+      </w:r>
+      <w:r>
+        <w:t xml:space="preserve"> </w:t>
+      </w:r>
+      <w:r>
+        <w:t xml:space="preserve">on both sides, emailed to the client the usual way with the signature. It</w:t>
+      </w:r>
+      <w:r>
+        <w:t xml:space="preserve"> </w:t>
+      </w:r>
+      <w:r>
+        <w:t xml:space="preserve">never marks the thread read and never stops the reply-owed clock. Its default words wait in</w:t>
+      </w:r>
+      <w:r>
+        <w:t xml:space="preserve"> </w:t>
+      </w:r>
+      <w:r>
+        <w:t xml:space="preserve">the dialog even while it is off. A running block’s reply cannot be edited (only ended early).</w:t>
+      </w:r>
+    </w:p>
+    <w:p>
+      <w:pPr>
+        <w:pStyle w:val="Compact"/>
+        <w:numPr>
+          <w:ilvl w:val="0"/>
+          <w:numId w:val="1018"/>
+        </w:numPr>
+      </w:pPr>
+      <w:r>
+        <w:rPr>
+          <w:b/>
+          <w:bCs/>
+        </w:rPr>
+        <w:t xml:space="preserve">Signature:</w:t>
+      </w:r>
+      <w:r>
+        <w:t xml:space="preserve"> </w:t>
+      </w:r>
+      <w:r>
+        <w:t xml:space="preserve">saving the default’s exact text stores nothing, so a better default later</w:t>
+      </w:r>
+      <w:r>
+        <w:t xml:space="preserve"> </w:t>
+      </w:r>
+      <w:r>
+        <w:t xml:space="preserve">still reaches an advisor who never wrote their own. Bare domains become links only with a</w:t>
+      </w:r>
+      <w:r>
+        <w:t xml:space="preserve"> </w:t>
+      </w:r>
+      <w:r>
+        <w:t xml:space="preserve">common web ending, so</w:t>
+      </w:r>
+      <w:r>
+        <w:t xml:space="preserve"> </w:t>
+      </w:r>
+      <w:r>
+        <w:t xml:space="preserve">“St.Lucia”</w:t>
+      </w:r>
+      <w:r>
+        <w:t xml:space="preserve"> </w:t>
+      </w:r>
+      <w:r>
+        <w:t xml:space="preserve">stays text. The plain-text email puts it after the standard</w:t>
+      </w:r>
+      <w:r>
+        <w:t xml:space="preserve"> </w:t>
+      </w:r>
+      <w:r>
+        <w:rPr>
+          <w:rStyle w:val="VerbatimChar"/>
+        </w:rPr>
+        <w:t xml:space="preserve">--</w:t>
+      </w:r>
+      <w:r>
+        <w:t xml:space="preserve"> </w:t>
+      </w:r>
+      <w:r>
+        <w:t xml:space="preserve">separator.</w:t>
+      </w:r>
+    </w:p>
     <w:bookmarkStart w:id="201" w:name="agent-profile-my-account"/>
     <w:p>
       <w:pPr>
@@ -55204,7 +55581,7 @@
         <w:pStyle w:val="Compact"/>
         <w:numPr>
           <w:ilvl w:val="0"/>
-          <w:numId w:val="1018"/>
+          <w:numId w:val="1019"/>
         </w:numPr>
       </w:pPr>
       <w:r>
@@ -55219,68 +55596,6 @@
       </w:r>
       <w:r>
         <w:t xml:space="preserve">Single full-width column, full-screen layout, branded header at top, primary CTA fixed near the keyboard, social-login buttons stacked vertically, large 56pt tap targets, keyboard-aware scroll, password manager autofill optimized.</w:t>
-      </w:r>
-    </w:p>
-    <w:p>
-      <w:pPr>
-        <w:pStyle w:val="Compact"/>
-        <w:numPr>
-          <w:ilvl w:val="0"/>
-          <w:numId w:val="1018"/>
-        </w:numPr>
-      </w:pPr>
-      <w:r>
-        <w:rPr>
-          <w:b/>
-          <w:bCs/>
-        </w:rPr>
-        <w:t xml:space="preserve">Tablet.</w:t>
-      </w:r>
-      <w:r>
-        <w:t xml:space="preserve"> </w:t>
-      </w:r>
-      <w:r>
-        <w:t xml:space="preserve">Centered card (~480pt wide) on a branded background, social-login buttons side-by-side, more vertical breathing room, both portrait and landscape supported.</w:t>
-      </w:r>
-    </w:p>
-    <w:p>
-      <w:pPr>
-        <w:pStyle w:val="Compact"/>
-        <w:numPr>
-          <w:ilvl w:val="0"/>
-          <w:numId w:val="1018"/>
-        </w:numPr>
-      </w:pPr>
-      <w:r>
-        <w:rPr>
-          <w:b/>
-          <w:bCs/>
-        </w:rPr>
-        <w:t xml:space="preserve">Web.</w:t>
-      </w:r>
-      <w:r>
-        <w:t xml:space="preserve"> </w:t>
-      </w:r>
-      <w:r>
-        <w:t xml:space="preserve">Two-column split (~50/50): brand illustration or rotating hero on the left, form panel (~400pt wide) on the right. Persistent links to legal pages in footer. Enter key submits.</w:t>
-      </w:r>
-    </w:p>
-    <w:bookmarkEnd w:id="210"/>
-    <w:bookmarkStart w:id="211" w:name="pattern-b-list-index"/>
-    <w:p>
-      <w:pPr>
-        <w:pStyle w:val="Heading4"/>
-      </w:pPr>
-      <w:r>
-        <w:t xml:space="preserve">Pattern B — List / Index</w:t>
-      </w:r>
-    </w:p>
-    <w:p>
-      <w:pPr>
-        <w:pStyle w:val="FirstParagraph"/>
-      </w:pPr>
-      <w:r>
-        <w:t xml:space="preserve">Used for trip lists, client rosters, message inboxes, lead inboxes, commission lists.</w:t>
       </w:r>
     </w:p>
     <w:p>
@@ -55296,25 +55611,13 @@
           <w:b/>
           <w:bCs/>
         </w:rPr>
-        <w:t xml:space="preserve">Mobile.</w:t>
-      </w:r>
-      <w:r>
-        <w:t xml:space="preserve"> </w:t>
-      </w:r>
-      <w:r>
-        <w:t xml:space="preserve">Vertical list of cards (one item per row); each card is touch-optimized with primary info, secondary info, and one quick action; pull-to-refresh; filter and search collapsed behind icon buttons;</w:t>
-      </w:r>
-      <w:r>
-        <w:t xml:space="preserve"> </w:t>
-      </w:r>
-      <w:r>
-        <w:t xml:space="preserve">“Sort”</w:t>
-      </w:r>
-      <w:r>
-        <w:t xml:space="preserve"> </w:t>
-      </w:r>
-      <w:r>
-        <w:t xml:space="preserve">opens a bottom sheet.</w:t>
+        <w:t xml:space="preserve">Tablet.</w:t>
+      </w:r>
+      <w:r>
+        <w:t xml:space="preserve"> </w:t>
+      </w:r>
+      <w:r>
+        <w:t xml:space="preserve">Centered card (~480pt wide) on a branded background, social-login buttons side-by-side, more vertical breathing room, both portrait and landscape supported.</w:t>
       </w:r>
     </w:p>
     <w:p>
@@ -55330,45 +55633,23 @@
           <w:b/>
           <w:bCs/>
         </w:rPr>
-        <w:t xml:space="preserve">Tablet.</w:t>
-      </w:r>
-      <w:r>
-        <w:t xml:space="preserve"> </w:t>
-      </w:r>
-      <w:r>
-        <w:t xml:space="preserve">Either a two-column card grid (portrait) or a master-detail split (landscape) where tapping a row opens a detail pane on the right without leaving the list. Filters expanded into a top bar.</w:t>
-      </w:r>
-    </w:p>
-    <w:p>
-      <w:pPr>
-        <w:pStyle w:val="Compact"/>
-        <w:numPr>
-          <w:ilvl w:val="0"/>
-          <w:numId w:val="1019"/>
-        </w:numPr>
-      </w:pPr>
-      <w:r>
-        <w:rPr>
-          <w:b/>
-          <w:bCs/>
-        </w:rPr>
         <w:t xml:space="preserve">Web.</w:t>
       </w:r>
       <w:r>
         <w:t xml:space="preserve"> </w:t>
       </w:r>
       <w:r>
-        <w:t xml:space="preserve">True data table with sortable column headers, sticky header row, row-hover highlights, right-click context menu, keyboard navigation (arrow keys, Enter to open), bulk-select checkboxes, persistent filter sidebar where the list has many filter dimensions.</w:t>
-      </w:r>
-    </w:p>
-    <w:bookmarkEnd w:id="211"/>
-    <w:bookmarkStart w:id="212" w:name="pattern-c-detail-master-detail"/>
+        <w:t xml:space="preserve">Two-column split (~50/50): brand illustration or rotating hero on the left, form panel (~400pt wide) on the right. Persistent links to legal pages in footer. Enter key submits.</w:t>
+      </w:r>
+    </w:p>
+    <w:bookmarkEnd w:id="210"/>
+    <w:bookmarkStart w:id="211" w:name="pattern-b-list-index"/>
     <w:p>
       <w:pPr>
         <w:pStyle w:val="Heading4"/>
       </w:pPr>
       <w:r>
-        <w:t xml:space="preserve">Pattern C — Detail / Master-Detail</w:t>
+        <w:t xml:space="preserve">Pattern B — List / Index</w:t>
       </w:r>
     </w:p>
     <w:p>
@@ -55376,7 +55657,7 @@
         <w:pStyle w:val="FirstParagraph"/>
       </w:pPr>
       <w:r>
-        <w:t xml:space="preserve">Used for Trip Detail, Client Detail, Lead Detail, Commission Detail.</w:t>
+        <w:t xml:space="preserve">Used for trip lists, client rosters, message inboxes, lead inboxes, commission lists.</w:t>
       </w:r>
     </w:p>
     <w:p>
@@ -55398,7 +55679,19 @@
         <w:t xml:space="preserve"> </w:t>
       </w:r>
       <w:r>
-        <w:t xml:space="preserve">Full-screen detail; back button to list; tabs as a horizontal scrollable strip near the top; sub-sections collapsible accordions.</w:t>
+        <w:t xml:space="preserve">Vertical list of cards (one item per row); each card is touch-optimized with primary info, secondary info, and one quick action; pull-to-refresh; filter and search collapsed behind icon buttons;</w:t>
+      </w:r>
+      <w:r>
+        <w:t xml:space="preserve"> </w:t>
+      </w:r>
+      <w:r>
+        <w:t xml:space="preserve">“Sort”</w:t>
+      </w:r>
+      <w:r>
+        <w:t xml:space="preserve"> </w:t>
+      </w:r>
+      <w:r>
+        <w:t xml:space="preserve">opens a bottom sheet.</w:t>
       </w:r>
     </w:p>
     <w:p>
@@ -55420,7 +55713,7 @@
         <w:t xml:space="preserve"> </w:t>
       </w:r>
       <w:r>
-        <w:t xml:space="preserve">In landscape, master-detail with list on left (1/3) and detail on right (2/3). In portrait, full-screen detail with breadcrumb back. Tabs as visible horizontal strip, all visible at once.</w:t>
+        <w:t xml:space="preserve">Either a two-column card grid (portrait) or a master-detail split (landscape) where tapping a row opens a detail pane on the right without leaving the list. Filters expanded into a top bar.</w:t>
       </w:r>
     </w:p>
     <w:p>
@@ -55442,17 +55735,17 @@
         <w:t xml:space="preserve"> </w:t>
       </w:r>
       <w:r>
-        <w:t xml:space="preserve">Detail page with persistent left navigation; tabs as horizontal buttons; secondary information in a right rail (e.g., agent contact card, recent activity); keyboard shortcuts to switch tabs.</w:t>
-      </w:r>
-    </w:p>
-    <w:bookmarkEnd w:id="212"/>
-    <w:bookmarkStart w:id="213" w:name="pattern-d-dashboard"/>
+        <w:t xml:space="preserve">True data table with sortable column headers, sticky header row, row-hover highlights, right-click context menu, keyboard navigation (arrow keys, Enter to open), bulk-select checkboxes, persistent filter sidebar where the list has many filter dimensions.</w:t>
+      </w:r>
+    </w:p>
+    <w:bookmarkEnd w:id="211"/>
+    <w:bookmarkStart w:id="212" w:name="pattern-c-detail-master-detail"/>
     <w:p>
       <w:pPr>
         <w:pStyle w:val="Heading4"/>
       </w:pPr>
       <w:r>
-        <w:t xml:space="preserve">Pattern D — Dashboard</w:t>
+        <w:t xml:space="preserve">Pattern C — Detail / Master-Detail</w:t>
       </w:r>
     </w:p>
     <w:p>
@@ -55460,7 +55753,7 @@
         <w:pStyle w:val="FirstParagraph"/>
       </w:pPr>
       <w:r>
-        <w:t xml:space="preserve">Used for Client Dashboard, Agent Worklist, Commission Dashboard, Reports Hub.</w:t>
+        <w:t xml:space="preserve">Used for Trip Detail, Client Detail, Lead Detail, Commission Detail.</w:t>
       </w:r>
     </w:p>
     <w:p>
@@ -55482,19 +55775,7 @@
         <w:t xml:space="preserve"> </w:t>
       </w:r>
       <w:r>
-        <w:t xml:space="preserve">Vertically stacked sections; KPI cards in a horizontal carousel near the top; each section has a</w:t>
-      </w:r>
-      <w:r>
-        <w:t xml:space="preserve"> </w:t>
-      </w:r>
-      <w:r>
-        <w:t xml:space="preserve">“See all”</w:t>
-      </w:r>
-      <w:r>
-        <w:t xml:space="preserve"> </w:t>
-      </w:r>
-      <w:r>
-        <w:t xml:space="preserve">link rather than showing exhaustive data; charts simplified to sparklines.</w:t>
+        <w:t xml:space="preserve">Full-screen detail; back button to list; tabs as a horizontal scrollable strip near the top; sub-sections collapsible accordions.</w:t>
       </w:r>
     </w:p>
     <w:p>
@@ -55516,7 +55797,7 @@
         <w:t xml:space="preserve"> </w:t>
       </w:r>
       <w:r>
-        <w:t xml:space="preserve">Two-column grid where KPI strip spans full width at top and sections fill below; charts richer than mobile but compact.</w:t>
+        <w:t xml:space="preserve">In landscape, master-detail with list on left (1/3) and detail on right (2/3). In portrait, full-screen detail with breadcrumb back. Tabs as visible horizontal strip, all visible at once.</w:t>
       </w:r>
     </w:p>
     <w:p>
@@ -55538,17 +55819,17 @@
         <w:t xml:space="preserve"> </w:t>
       </w:r>
       <w:r>
-        <w:t xml:space="preserve">Three- or four-column grid; KPI strip with full charts inline; configurable widget layout for the agent dashboard; charts use full visualization capabilities.</w:t>
-      </w:r>
-    </w:p>
-    <w:bookmarkEnd w:id="213"/>
-    <w:bookmarkStart w:id="214" w:name="pattern-e-editor-builder"/>
+        <w:t xml:space="preserve">Detail page with persistent left navigation; tabs as horizontal buttons; secondary information in a right rail (e.g., agent contact card, recent activity); keyboard shortcuts to switch tabs.</w:t>
+      </w:r>
+    </w:p>
+    <w:bookmarkEnd w:id="212"/>
+    <w:bookmarkStart w:id="213" w:name="pattern-d-dashboard"/>
     <w:p>
       <w:pPr>
         <w:pStyle w:val="Heading4"/>
       </w:pPr>
       <w:r>
-        <w:t xml:space="preserve">Pattern E — Editor / Builder</w:t>
+        <w:t xml:space="preserve">Pattern D — Dashboard</w:t>
       </w:r>
     </w:p>
     <w:p>
@@ -55556,7 +55837,7 @@
         <w:pStyle w:val="FirstParagraph"/>
       </w:pPr>
       <w:r>
-        <w:t xml:space="preserve">Used for Trip Builder Workspace, Itinerary Editor, Proposal Builder, Template Editor, Email Signature Editor.</w:t>
+        <w:t xml:space="preserve">Used for Client Dashboard, Agent Worklist, Commission Dashboard, Reports Hub.</w:t>
       </w:r>
     </w:p>
     <w:p>
@@ -55578,16 +55859,19 @@
         <w:t xml:space="preserve"> </w:t>
       </w:r>
       <w:r>
-        <w:t xml:space="preserve">Single-pane editing; the workspace fills the screen;</w:t>
-      </w:r>
-      <w:r>
-        <w:t xml:space="preserve"> </w:t>
-      </w:r>
-      <w:r>
-        <w:t xml:space="preserve">“Add component”</w:t>
-      </w:r>
-      <w:r>
-        <w:t xml:space="preserve">, side panels, and pickers all open as full-height bottom sheets; auto-save aggressive; preview is a separate full-screen mode the user toggles into.</w:t>
+        <w:t xml:space="preserve">Vertically stacked sections; KPI cards in a horizontal carousel near the top; each section has a</w:t>
+      </w:r>
+      <w:r>
+        <w:t xml:space="preserve"> </w:t>
+      </w:r>
+      <w:r>
+        <w:t xml:space="preserve">“See all”</w:t>
+      </w:r>
+      <w:r>
+        <w:t xml:space="preserve"> </w:t>
+      </w:r>
+      <w:r>
+        <w:t xml:space="preserve">link rather than showing exhaustive data; charts simplified to sparklines.</w:t>
       </w:r>
     </w:p>
     <w:p>
@@ -55609,7 +55893,7 @@
         <w:t xml:space="preserve"> </w:t>
       </w:r>
       <w:r>
-        <w:t xml:space="preserve">Split view in landscape: workspace on the left (~60%) and a contextual panel on the right (~40%) for component types, properties, or live preview. Portrait collapses to mobile-style with a side panel toggle button.</w:t>
+        <w:t xml:space="preserve">Two-column grid where KPI strip spans full width at top and sections fill below; charts richer than mobile but compact.</w:t>
       </w:r>
     </w:p>
     <w:p>
@@ -55631,17 +55915,17 @@
         <w:t xml:space="preserve"> </w:t>
       </w:r>
       <w:r>
-        <w:t xml:space="preserve">Three-pane layout: left rail for asset library (templates, saved components), center workspace, right rail for properties of the selected element or live preview. Drag-and-drop between panes. Multi-select and keyboard nudging supported.</w:t>
-      </w:r>
-    </w:p>
-    <w:bookmarkEnd w:id="214"/>
-    <w:bookmarkStart w:id="215" w:name="pattern-f-search-results"/>
+        <w:t xml:space="preserve">Three- or four-column grid; KPI strip with full charts inline; configurable widget layout for the agent dashboard; charts use full visualization capabilities.</w:t>
+      </w:r>
+    </w:p>
+    <w:bookmarkEnd w:id="213"/>
+    <w:bookmarkStart w:id="214" w:name="pattern-e-editor-builder"/>
     <w:p>
       <w:pPr>
         <w:pStyle w:val="Heading4"/>
       </w:pPr>
       <w:r>
-        <w:t xml:space="preserve">Pattern F — Search &amp; Results</w:t>
+        <w:t xml:space="preserve">Pattern E — Editor / Builder</w:t>
       </w:r>
     </w:p>
     <w:p>
@@ -55649,7 +55933,7 @@
         <w:pStyle w:val="FirstParagraph"/>
       </w:pPr>
       <w:r>
-        <w:t xml:space="preserve">Used for Search Form, all Search Results screens, Public Search variants.</w:t>
+        <w:t xml:space="preserve">Used for Trip Builder Workspace, Itinerary Editor, Proposal Builder, Template Editor, Email Signature Editor.</w:t>
       </w:r>
     </w:p>
     <w:p>
@@ -55671,7 +55955,16 @@
         <w:t xml:space="preserve"> </w:t>
       </w:r>
       <w:r>
-        <w:t xml:space="preserve">Search form is a full-screen sheet; results are a vertical list of large cards (one per row); filters open as a bottom sheet; map view is full-screen toggle, not side-by-side.</w:t>
+        <w:t xml:space="preserve">Single-pane editing; the workspace fills the screen;</w:t>
+      </w:r>
+      <w:r>
+        <w:t xml:space="preserve"> </w:t>
+      </w:r>
+      <w:r>
+        <w:t xml:space="preserve">“Add component”</w:t>
+      </w:r>
+      <w:r>
+        <w:t xml:space="preserve">, side panels, and pickers all open as full-height bottom sheets; auto-save aggressive; preview is a separate full-screen mode the user toggles into.</w:t>
       </w:r>
     </w:p>
     <w:p>
@@ -55693,7 +55986,7 @@
         <w:t xml:space="preserve"> </w:t>
       </w:r>
       <w:r>
-        <w:t xml:space="preserve">Search form is persistent at top (collapsible); results in a two-column grid; map/list toggle reveals a map on right (1/2) in landscape; filters in a collapsible side drawer.</w:t>
+        <w:t xml:space="preserve">Split view in landscape: workspace on the left (~60%) and a contextual panel on the right (~40%) for component types, properties, or live preview. Portrait collapses to mobile-style with a side panel toggle button.</w:t>
       </w:r>
     </w:p>
     <w:p>
@@ -55715,17 +56008,17 @@
         <w:t xml:space="preserve"> </w:t>
       </w:r>
       <w:r>
-        <w:t xml:space="preserve">Persistent left filter rail; results in a three- or four-column grid; map view occupies right half with synchronized hover (hover a card → highlight on map); pagination or infinite scroll with sticky filter context.</w:t>
-      </w:r>
-    </w:p>
-    <w:bookmarkEnd w:id="215"/>
-    <w:bookmarkStart w:id="216" w:name="pattern-g-wizard-multi-step"/>
+        <w:t xml:space="preserve">Three-pane layout: left rail for asset library (templates, saved components), center workspace, right rail for properties of the selected element or live preview. Drag-and-drop between panes. Multi-select and keyboard nudging supported.</w:t>
+      </w:r>
+    </w:p>
+    <w:bookmarkEnd w:id="214"/>
+    <w:bookmarkStart w:id="215" w:name="pattern-f-search-results"/>
     <w:p>
       <w:pPr>
         <w:pStyle w:val="Heading4"/>
       </w:pPr>
       <w:r>
-        <w:t xml:space="preserve">Pattern G — Wizard / Multi-Step</w:t>
+        <w:t xml:space="preserve">Pattern F — Search &amp; Results</w:t>
       </w:r>
     </w:p>
     <w:p>
@@ -55733,7 +56026,7 @@
         <w:pStyle w:val="FirstParagraph"/>
       </w:pPr>
       <w:r>
-        <w:t xml:space="preserve">Used for Onboarding (client and agent), Create New Trip flow, Convert Lead to Trip, Quote Request Form.</w:t>
+        <w:t xml:space="preserve">Used for Search Form, all Search Results screens, Public Search variants.</w:t>
       </w:r>
     </w:p>
     <w:p>
@@ -55755,31 +56048,7 @@
         <w:t xml:space="preserve"> </w:t>
       </w:r>
       <w:r>
-        <w:t xml:space="preserve">One step per screen, full-screen; progress indicator at top;</w:t>
-      </w:r>
-      <w:r>
-        <w:t xml:space="preserve"> </w:t>
-      </w:r>
-      <w:r>
-        <w:t xml:space="preserve">“Back”</w:t>
-      </w:r>
-      <w:r>
-        <w:t xml:space="preserve"> </w:t>
-      </w:r>
-      <w:r>
-        <w:t xml:space="preserve">and</w:t>
-      </w:r>
-      <w:r>
-        <w:t xml:space="preserve"> </w:t>
-      </w:r>
-      <w:r>
-        <w:t xml:space="preserve">“Next”</w:t>
-      </w:r>
-      <w:r>
-        <w:t xml:space="preserve"> </w:t>
-      </w:r>
-      <w:r>
-        <w:t xml:space="preserve">CTAs persistent at bottom; ability to save progress and resume later.</w:t>
+        <w:t xml:space="preserve">Search form is a full-screen sheet; results are a vertical list of large cards (one per row); filters open as a bottom sheet; map view is full-screen toggle, not side-by-side.</w:t>
       </w:r>
     </w:p>
     <w:p>
@@ -55801,7 +56070,7 @@
         <w:t xml:space="preserve"> </w:t>
       </w:r>
       <w:r>
-        <w:t xml:space="preserve">Same one-step-per-screen approach but with more breathing room; progress indicator shows all steps with current highlighted; preview/summary panel visible on the right where applicable.</w:t>
+        <w:t xml:space="preserve">Search form is persistent at top (collapsible); results in a two-column grid; map/list toggle reveals a map on right (1/2) in landscape; filters in a collapsible side drawer.</w:t>
       </w:r>
     </w:p>
     <w:p>
@@ -55823,17 +56092,17 @@
         <w:t xml:space="preserve"> </w:t>
       </w:r>
       <w:r>
-        <w:t xml:space="preserve">All steps visible as a left-rail stepper; current step occupies the main area; summary panel on the right; user can jump back to completed steps; keyboard navigation between steps.</w:t>
-      </w:r>
-    </w:p>
-    <w:bookmarkEnd w:id="216"/>
-    <w:bookmarkStart w:id="217" w:name="pattern-h-marketing-public-page"/>
+        <w:t xml:space="preserve">Persistent left filter rail; results in a three- or four-column grid; map view occupies right half with synchronized hover (hover a card → highlight on map); pagination or infinite scroll with sticky filter context.</w:t>
+      </w:r>
+    </w:p>
+    <w:bookmarkEnd w:id="215"/>
+    <w:bookmarkStart w:id="216" w:name="pattern-g-wizard-multi-step"/>
     <w:p>
       <w:pPr>
         <w:pStyle w:val="Heading4"/>
       </w:pPr>
       <w:r>
-        <w:t xml:space="preserve">Pattern H — Marketing / Public Page</w:t>
+        <w:t xml:space="preserve">Pattern G — Wizard / Multi-Step</w:t>
       </w:r>
     </w:p>
     <w:p>
@@ -55841,7 +56110,7 @@
         <w:pStyle w:val="FirstParagraph"/>
       </w:pPr>
       <w:r>
-        <w:t xml:space="preserve">Used for App Subdomain Public Landing, About / How It Works, Footer Pages.</w:t>
+        <w:t xml:space="preserve">Used for Onboarding (client and agent), Create New Trip flow, Convert Lead to Trip, Quote Request Form.</w:t>
       </w:r>
     </w:p>
     <w:p>
@@ -55863,7 +56132,31 @@
         <w:t xml:space="preserve"> </w:t>
       </w:r>
       <w:r>
-        <w:t xml:space="preserve">Single column, hero image scales full-width, content sections stacked, CTAs full-width, testimonial carousel swipeable, sticky bottom CTA for primary action.</w:t>
+        <w:t xml:space="preserve">One step per screen, full-screen; progress indicator at top;</w:t>
+      </w:r>
+      <w:r>
+        <w:t xml:space="preserve"> </w:t>
+      </w:r>
+      <w:r>
+        <w:t xml:space="preserve">“Back”</w:t>
+      </w:r>
+      <w:r>
+        <w:t xml:space="preserve"> </w:t>
+      </w:r>
+      <w:r>
+        <w:t xml:space="preserve">and</w:t>
+      </w:r>
+      <w:r>
+        <w:t xml:space="preserve"> </w:t>
+      </w:r>
+      <w:r>
+        <w:t xml:space="preserve">“Next”</w:t>
+      </w:r>
+      <w:r>
+        <w:t xml:space="preserve"> </w:t>
+      </w:r>
+      <w:r>
+        <w:t xml:space="preserve">CTAs persistent at bottom; ability to save progress and resume later.</w:t>
       </w:r>
     </w:p>
     <w:p>
@@ -55885,7 +56178,7 @@
         <w:t xml:space="preserve"> </w:t>
       </w:r>
       <w:r>
-        <w:t xml:space="preserve">Hero with two-column layout where appropriate (image + text); content sections may use two-column grids; CTAs centered.</w:t>
+        <w:t xml:space="preserve">Same one-step-per-screen approach but with more breathing room; progress indicator shows all steps with current highlighted; preview/summary panel visible on the right where applicable.</w:t>
       </w:r>
     </w:p>
     <w:p>
@@ -55907,17 +56200,17 @@
         <w:t xml:space="preserve"> </w:t>
       </w:r>
       <w:r>
-        <w:t xml:space="preserve">Full marketing layouts with multi-column sections, parallax-light hero, side-by-side image/text blocks, testimonial grids; SEO-optimized server-rendered (Kotlin/JS + React per BRD recommendation).</w:t>
-      </w:r>
-    </w:p>
-    <w:bookmarkEnd w:id="217"/>
-    <w:bookmarkStart w:id="218" w:name="pattern-i-reading-content"/>
+        <w:t xml:space="preserve">All steps visible as a left-rail stepper; current step occupies the main area; summary panel on the right; user can jump back to completed steps; keyboard navigation between steps.</w:t>
+      </w:r>
+    </w:p>
+    <w:bookmarkEnd w:id="216"/>
+    <w:bookmarkStart w:id="217" w:name="pattern-h-marketing-public-page"/>
     <w:p>
       <w:pPr>
         <w:pStyle w:val="Heading4"/>
       </w:pPr>
       <w:r>
-        <w:t xml:space="preserve">Pattern I — Reading / Content</w:t>
+        <w:t xml:space="preserve">Pattern H — Marketing / Public Page</w:t>
       </w:r>
     </w:p>
     <w:p>
@@ -55925,7 +56218,7 @@
         <w:pStyle w:val="FirstParagraph"/>
       </w:pPr>
       <w:r>
-        <w:t xml:space="preserve">Used for Itinerary Viewer, Itinerary Day Detail, Past Trip Memory View, About / How It Works.</w:t>
+        <w:t xml:space="preserve">Used for App Subdomain Public Landing, About / How It Works, Footer Pages.</w:t>
       </w:r>
     </w:p>
     <w:p>
@@ -55947,7 +56240,7 @@
         <w:t xml:space="preserve"> </w:t>
       </w:r>
       <w:r>
-        <w:t xml:space="preserve">Single column reading width, generous line height, large readable type (17pt body); day navigator as a horizontal scrollable chip strip; activities as full-width cards with images.</w:t>
+        <w:t xml:space="preserve">Single column, hero image scales full-width, content sections stacked, CTAs full-width, testimonial carousel swipeable, sticky bottom CTA for primary action.</w:t>
       </w:r>
     </w:p>
     <w:p>
@@ -55969,7 +56262,7 @@
         <w:t xml:space="preserve"> </w:t>
       </w:r>
       <w:r>
-        <w:t xml:space="preserve">Reading width capped (~640pt) with margins; day navigator visible as a sidebar in landscape, chip strip in portrait; activities as cards with images aligned left.</w:t>
+        <w:t xml:space="preserve">Hero with two-column layout where appropriate (image + text); content sections may use two-column grids; CTAs centered.</w:t>
       </w:r>
     </w:p>
     <w:p>
@@ -55991,41 +56284,17 @@
         <w:t xml:space="preserve"> </w:t>
       </w:r>
       <w:r>
-        <w:t xml:space="preserve">Two-column layout: day navigator and trip overview on left (sticky), content on right with reading width capped (~720pt) for legibility;</w:t>
-      </w:r>
-      <w:r>
-        <w:t xml:space="preserve"> </w:t>
-      </w:r>
-      <w:r>
-        <w:t xml:space="preserve">“Download PDF”</w:t>
-      </w:r>
-      <w:r>
-        <w:t xml:space="preserve"> </w:t>
-      </w:r>
-      <w:r>
-        <w:t xml:space="preserve">and</w:t>
-      </w:r>
-      <w:r>
-        <w:t xml:space="preserve"> </w:t>
-      </w:r>
-      <w:r>
-        <w:t xml:space="preserve">“Share”</w:t>
-      </w:r>
-      <w:r>
-        <w:t xml:space="preserve"> </w:t>
-      </w:r>
-      <w:r>
-        <w:t xml:space="preserve">CTAs in a sticky header.</w:t>
-      </w:r>
-    </w:p>
-    <w:bookmarkEnd w:id="218"/>
-    <w:bookmarkStart w:id="219" w:name="pattern-j-modal-sheet-confirmation"/>
+        <w:t xml:space="preserve">Full marketing layouts with multi-column sections, parallax-light hero, side-by-side image/text blocks, testimonial grids; SEO-optimized server-rendered (Kotlin/JS + React per BRD recommendation).</w:t>
+      </w:r>
+    </w:p>
+    <w:bookmarkEnd w:id="217"/>
+    <w:bookmarkStart w:id="218" w:name="pattern-i-reading-content"/>
     <w:p>
       <w:pPr>
         <w:pStyle w:val="Heading4"/>
       </w:pPr>
       <w:r>
-        <w:t xml:space="preserve">Pattern J — Modal / Sheet / Confirmation</w:t>
+        <w:t xml:space="preserve">Pattern I — Reading / Content</w:t>
       </w:r>
     </w:p>
     <w:p>
@@ -56033,73 +56302,7 @@
         <w:pStyle w:val="FirstParagraph"/>
       </w:pPr>
       <w:r>
-        <w:t xml:space="preserve">Used for confirmations (cancel trip, merge clients), gates (sign-up prompt), pickers (template picker), short forms (mark paid), and other interrupts.</w:t>
-      </w:r>
-      <w:r>
-        <w:t xml:space="preserve"> </w:t>
-      </w:r>
-      <w:r>
-        <w:rPr>
-          <w:i/>
-          <w:iCs/>
-        </w:rPr>
-        <w:t xml:space="preserve">(Amended 2026-10-16:</w:t>
-      </w:r>
-      <w:r>
-        <w:rPr>
-          <w:i/>
-          <w:iCs/>
-        </w:rPr>
-        <w:t xml:space="preserve"> </w:t>
-      </w:r>
-      <w:r>
-        <w:rPr>
-          <w:i/>
-          <w:iCs/>
-        </w:rPr>
-        <w:t xml:space="preserve">“revoke card”</w:t>
-      </w:r>
-      <w:r>
-        <w:rPr>
-          <w:i/>
-          <w:iCs/>
-        </w:rPr>
-        <w:t xml:space="preserve"> </w:t>
-      </w:r>
-      <w:r>
-        <w:rPr>
-          <w:i/>
-          <w:iCs/>
-        </w:rPr>
-        <w:t xml:space="preserve">and</w:t>
-      </w:r>
-      <w:r>
-        <w:rPr>
-          <w:i/>
-          <w:iCs/>
-        </w:rPr>
-        <w:t xml:space="preserve"> </w:t>
-      </w:r>
-      <w:r>
-        <w:rPr>
-          <w:i/>
-          <w:iCs/>
-        </w:rPr>
-        <w:t xml:space="preserve">“reveals (card PAN)”</w:t>
-      </w:r>
-      <w:r>
-        <w:rPr>
-          <w:i/>
-          <w:iCs/>
-        </w:rPr>
-        <w:t xml:space="preserve"> </w:t>
-      </w:r>
-      <w:r>
-        <w:rPr>
-          <w:i/>
-          <w:iCs/>
-        </w:rPr>
-        <w:t xml:space="preserve">are gone with §2.4 and the old 3.6.4; the app holds no card.)</w:t>
+        <w:t xml:space="preserve">Used for Itinerary Viewer, Itinerary Day Detail, Past Trip Memory View, About / How It Works.</w:t>
       </w:r>
     </w:p>
     <w:p>
@@ -56121,19 +56324,7 @@
         <w:t xml:space="preserve"> </w:t>
       </w:r>
       <w:r>
-        <w:t xml:space="preserve">Full-screen modal or full-height bottom sheet;</w:t>
-      </w:r>
-      <w:r>
-        <w:t xml:space="preserve"> </w:t>
-      </w:r>
-      <w:r>
-        <w:t xml:space="preserve">“Cancel”</w:t>
-      </w:r>
-      <w:r>
-        <w:t xml:space="preserve"> </w:t>
-      </w:r>
-      <w:r>
-        <w:t xml:space="preserve">in top-left, primary action in top-right or as a persistent bottom button; swipe-down to dismiss for non-destructive sheets.</w:t>
+        <w:t xml:space="preserve">Single column reading width, generous line height, large readable type (17pt body); day navigator as a horizontal scrollable chip strip; activities as full-width cards with images.</w:t>
       </w:r>
     </w:p>
     <w:p>
@@ -56155,7 +56346,7 @@
         <w:t xml:space="preserve"> </w:t>
       </w:r>
       <w:r>
-        <w:t xml:space="preserve">Centered modal (~600pt wide) over a dimmed background; for picker-style modals, may use a wider layout with preview.</w:t>
+        <w:t xml:space="preserve">Reading width capped (~640pt) with margins; day navigator visible as a sidebar in landscape, chip strip in portrait; activities as cards with images aligned left.</w:t>
       </w:r>
     </w:p>
     <w:p>
@@ -56177,30 +56368,41 @@
         <w:t xml:space="preserve"> </w:t>
       </w:r>
       <w:r>
-        <w:t xml:space="preserve">Centered modal (~480–720pt depending on content) with explicit close button and</w:t>
-      </w:r>
-      <w:r>
-        <w:t xml:space="preserve"> </w:t>
-      </w:r>
-      <w:r>
-        <w:t xml:space="preserve">“Cancel”</w:t>
-      </w:r>
-      <w:r>
-        <w:t xml:space="preserve"> </w:t>
-      </w:r>
-      <w:r>
-        <w:t xml:space="preserve">/ primary action buttons in the lower-right; Escape key dismisses; focus trapped while modal is open.</w:t>
-      </w:r>
-    </w:p>
-    <w:bookmarkEnd w:id="219"/>
-    <w:bookmarkEnd w:id="220"/>
-    <w:bookmarkStart w:id="242" w:name="per-screen-variant-mapping"/>
-    <w:p>
-      <w:pPr>
-        <w:pStyle w:val="Heading3"/>
-      </w:pPr>
-      <w:r>
-        <w:t xml:space="preserve">4.4 Per-Screen Variant Mapping</w:t>
+        <w:t xml:space="preserve">Two-column layout: day navigator and trip overview on left (sticky), content on right with reading width capped (~720pt) for legibility;</w:t>
+      </w:r>
+      <w:r>
+        <w:t xml:space="preserve"> </w:t>
+      </w:r>
+      <w:r>
+        <w:t xml:space="preserve">“Download PDF”</w:t>
+      </w:r>
+      <w:r>
+        <w:t xml:space="preserve"> </w:t>
+      </w:r>
+      <w:r>
+        <w:t xml:space="preserve">and</w:t>
+      </w:r>
+      <w:r>
+        <w:t xml:space="preserve"> </w:t>
+      </w:r>
+      <w:r>
+        <w:t xml:space="preserve">“Share”</w:t>
+      </w:r>
+      <w:r>
+        <w:t xml:space="preserve"> </w:t>
+      </w:r>
+      <w:r>
+        <w:t xml:space="preserve">CTAs in a sticky header.</w:t>
+      </w:r>
+    </w:p>
+    <w:bookmarkEnd w:id="218"/>
+    <w:bookmarkStart w:id="219" w:name="pattern-j-modal-sheet-confirmation"/>
+    <w:p>
+      <w:pPr>
+        <w:pStyle w:val="Heading4"/>
+      </w:pPr>
+      <w:r>
+        <w:t xml:space="preserve">Pattern J — Modal / Sheet / Confirmation</w:t>
       </w:r>
     </w:p>
     <w:p>
@@ -56208,16 +56410,73 @@
         <w:pStyle w:val="FirstParagraph"/>
       </w:pPr>
       <w:r>
-        <w:t xml:space="preserve">Each screen’s pattern assignment and any meaningful deviations from the pattern. Where a deviation is not noted, the screen follows the named pattern’s defaults exactly.</w:t>
-      </w:r>
-    </w:p>
-    <w:bookmarkStart w:id="221" w:name="client-public-pre-auth-2.0.x"/>
-    <w:p>
-      <w:pPr>
-        <w:pStyle w:val="Heading4"/>
-      </w:pPr>
-      <w:r>
-        <w:t xml:space="preserve">Client — Public / Pre-Auth (2.0.x)</w:t>
+        <w:t xml:space="preserve">Used for confirmations (cancel trip, merge clients), gates (sign-up prompt), pickers (template picker), short forms (mark paid), and other interrupts.</w:t>
+      </w:r>
+      <w:r>
+        <w:t xml:space="preserve"> </w:t>
+      </w:r>
+      <w:r>
+        <w:rPr>
+          <w:i/>
+          <w:iCs/>
+        </w:rPr>
+        <w:t xml:space="preserve">(Amended 2026-10-16:</w:t>
+      </w:r>
+      <w:r>
+        <w:rPr>
+          <w:i/>
+          <w:iCs/>
+        </w:rPr>
+        <w:t xml:space="preserve"> </w:t>
+      </w:r>
+      <w:r>
+        <w:rPr>
+          <w:i/>
+          <w:iCs/>
+        </w:rPr>
+        <w:t xml:space="preserve">“revoke card”</w:t>
+      </w:r>
+      <w:r>
+        <w:rPr>
+          <w:i/>
+          <w:iCs/>
+        </w:rPr>
+        <w:t xml:space="preserve"> </w:t>
+      </w:r>
+      <w:r>
+        <w:rPr>
+          <w:i/>
+          <w:iCs/>
+        </w:rPr>
+        <w:t xml:space="preserve">and</w:t>
+      </w:r>
+      <w:r>
+        <w:rPr>
+          <w:i/>
+          <w:iCs/>
+        </w:rPr>
+        <w:t xml:space="preserve"> </w:t>
+      </w:r>
+      <w:r>
+        <w:rPr>
+          <w:i/>
+          <w:iCs/>
+        </w:rPr>
+        <w:t xml:space="preserve">“reveals (card PAN)”</w:t>
+      </w:r>
+      <w:r>
+        <w:rPr>
+          <w:i/>
+          <w:iCs/>
+        </w:rPr>
+        <w:t xml:space="preserve"> </w:t>
+      </w:r>
+      <w:r>
+        <w:rPr>
+          <w:i/>
+          <w:iCs/>
+        </w:rPr>
+        <w:t xml:space="preserve">are gone with §2.4 and the old 3.6.4; the app holds no card.)</w:t>
       </w:r>
     </w:p>
     <w:p>
@@ -56233,165 +56492,25 @@
           <w:b/>
           <w:bCs/>
         </w:rPr>
-        <w:t xml:space="preserve">2.0.1 App Subdomain Public Landing</w:t>
-      </w:r>
-      <w:r>
-        <w:t xml:space="preserve"> </w:t>
-      </w:r>
-      <w:r>
-        <w:t xml:space="preserve">— Pattern H, with one deliberate deviation:</w:t>
-      </w:r>
-      <w:r>
-        <w:t xml:space="preserve"> </w:t>
-      </w:r>
-      <w:r>
-        <w:rPr>
-          <w:b/>
-          <w:bCs/>
-        </w:rPr>
-        <w:t xml:space="preserve">no mobile sticky bottom bar.</w:t>
-      </w:r>
-      <w:r>
-        <w:t xml:space="preserve"> </w:t>
-      </w:r>
-      <w:r>
-        <w:t xml:space="preserve">The September 2026 mobile artboard (</w:t>
-      </w:r>
-      <w:r>
-        <w:rPr>
-          <w:rStyle w:val="VerbatimChar"/>
-        </w:rPr>
-        <w:t xml:space="preserve">M201_PublicLanding</w:t>
-      </w:r>
-      <w:r>
-        <w:t xml:space="preserve">, the one Pattern H artboard that passes no</w:t>
-      </w:r>
-      <w:r>
-        <w:t xml:space="preserve"> </w:t>
-      </w:r>
-      <w:r>
-        <w:rPr>
-          <w:rStyle w:val="VerbatimChar"/>
-        </w:rPr>
-        <w:t xml:space="preserve">footer</w:t>
-      </w:r>
-      <w:r>
-        <w:t xml:space="preserve"> </w:t>
-      </w:r>
-      <w:r>
-        <w:t xml:space="preserve">to</w:t>
-      </w:r>
-      <w:r>
-        <w:t xml:space="preserve"> </w:t>
-      </w:r>
-      <w:r>
-        <w:rPr>
-          <w:rStyle w:val="VerbatimChar"/>
-        </w:rPr>
-        <w:t xml:space="preserve">MFrame</w:t>
-      </w:r>
-      <w:r>
-        <w:t xml:space="preserve">) anchors</w:t>
-      </w:r>
-      <w:r>
-        <w:t xml:space="preserve"> </w:t>
-      </w:r>
-      <w:r>
-        <w:t xml:space="preserve">“Create an account”</w:t>
-      </w:r>
-      <w:r>
-        <w:t xml:space="preserve"> </w:t>
-      </w:r>
-      <w:r>
-        <w:t xml:space="preserve">/</w:t>
-      </w:r>
-      <w:r>
-        <w:t xml:space="preserve"> </w:t>
-      </w:r>
-      <w:r>
-        <w:t xml:space="preserve">“Sign in”</w:t>
-      </w:r>
-      <w:r>
-        <w:t xml:space="preserve"> </w:t>
-      </w:r>
-      <w:r>
-        <w:t xml:space="preserve">/</w:t>
-      </w:r>
-      <w:r>
-        <w:t xml:space="preserve"> </w:t>
-      </w:r>
-      <w:r>
-        <w:t xml:space="preserve">“Take a quick tour”</w:t>
-      </w:r>
-      <w:r>
-        <w:t xml:space="preserve"> </w:t>
-      </w:r>
-      <w:r>
-        <w:t xml:space="preserve">full-width at the foot of the hero, above the fold and above the scripture strip. The page only scrolls ~210px on a 812px viewport, so a fixed bar would spend 77px permanently duplicating a button that never scrolls out of view. Tablet adds</w:t>
-      </w:r>
-      <w:r>
-        <w:t xml:space="preserve"> </w:t>
-      </w:r>
-      <w:r>
-        <w:t xml:space="preserve">“Take a tour”</w:t>
-      </w:r>
-      <w:r>
-        <w:t xml:space="preserve"> </w:t>
-      </w:r>
-      <w:r>
-        <w:t xml:space="preserve">as secondary; web shows full hero with rotating destination imagery.</w:t>
-      </w:r>
-      <w:r>
-        <w:t xml:space="preserve"> </w:t>
-      </w:r>
-      <w:r>
-        <w:rPr>
-          <w:i/>
-          <w:iCs/>
-        </w:rPr>
-        <w:t xml:space="preserve">(Recorded 2026-09-06 — this bullet previously read</w:t>
-      </w:r>
-      <w:r>
-        <w:rPr>
-          <w:i/>
-          <w:iCs/>
-        </w:rPr>
-        <w:t xml:space="preserve"> </w:t>
-      </w:r>
-      <w:r>
-        <w:rPr>
-          <w:i/>
-          <w:iCs/>
-        </w:rPr>
-        <w:t xml:space="preserve">“Mobile sticky CTA is</w:t>
-      </w:r>
-      <w:r>
-        <w:rPr>
-          <w:i/>
-          <w:iCs/>
-        </w:rPr>
-        <w:t xml:space="preserve"> </w:t>
-      </w:r>
-      <w:r>
-        <w:rPr>
-          <w:i/>
-          <w:iCs/>
-        </w:rPr>
-        <w:t xml:space="preserve">‘Sign in’</w:t>
-      </w:r>
-      <w:r>
-        <w:rPr>
-          <w:i/>
-          <w:iCs/>
-        </w:rPr>
-        <w:t xml:space="preserve">”</w:t>
-      </w:r>
-      <w:r>
-        <w:rPr>
-          <w:i/>
-          <w:iCs/>
-        </w:rPr>
-        <w:t xml:space="preserve">, which the build has never matched. Every other Pattern H screen in §2.0 does render the bar.)</w:t>
+        <w:t xml:space="preserve">Mobile.</w:t>
+      </w:r>
+      <w:r>
+        <w:t xml:space="preserve"> </w:t>
+      </w:r>
+      <w:r>
+        <w:t xml:space="preserve">Full-screen modal or full-height bottom sheet;</w:t>
+      </w:r>
+      <w:r>
+        <w:t xml:space="preserve"> </w:t>
+      </w:r>
+      <w:r>
+        <w:t xml:space="preserve">“Cancel”</w:t>
+      </w:r>
+      <w:r>
+        <w:t xml:space="preserve"> </w:t>
+      </w:r>
+      <w:r>
+        <w:t xml:space="preserve">in top-left, primary action in top-right or as a persistent bottom button; swipe-down to dismiss for non-destructive sheets.</w:t>
       </w:r>
     </w:p>
     <w:p>
@@ -56407,13 +56526,13 @@
           <w:b/>
           <w:bCs/>
         </w:rPr>
-        <w:t xml:space="preserve">2.0.2 About / How It Works</w:t>
-      </w:r>
-      <w:r>
-        <w:t xml:space="preserve"> </w:t>
-      </w:r>
-      <w:r>
-        <w:t xml:space="preserve">— Pattern I. FAQ section uses accordion on mobile/tablet, two-column on web.</w:t>
+        <w:t xml:space="preserve">Tablet.</w:t>
+      </w:r>
+      <w:r>
+        <w:t xml:space="preserve"> </w:t>
+      </w:r>
+      <w:r>
+        <w:t xml:space="preserve">Centered modal (~600pt wide) over a dimmed background; for picker-style modals, may use a wider layout with preview.</w:t>
       </w:r>
     </w:p>
     <w:p>
@@ -56429,185 +56548,53 @@
           <w:b/>
           <w:bCs/>
         </w:rPr>
-        <w:t xml:space="preserve">2.0.3 Public Search Landing</w:t>
-      </w:r>
-      <w:r>
-        <w:t xml:space="preserve"> </w:t>
-      </w:r>
-      <w:r>
-        <w:t xml:space="preserve">— Pattern F (entry variant). Mobile shows the</w:t>
-      </w:r>
-      <w:r>
-        <w:t xml:space="preserve"> </w:t>
-      </w:r>
-      <w:r>
-        <w:t xml:space="preserve">“sign in to save”</w:t>
-      </w:r>
-      <w:r>
-        <w:t xml:space="preserve"> </w:t>
-      </w:r>
-      <w:r>
-        <w:t xml:space="preserve">banner as a sticky bottom strip; tablet/web shows it as a top banner with dismiss.</w:t>
-      </w:r>
-    </w:p>
-    <w:p>
-      <w:pPr>
-        <w:pStyle w:val="Compact"/>
-        <w:numPr>
-          <w:ilvl w:val="0"/>
-          <w:numId w:val="1028"/>
-        </w:numPr>
-      </w:pPr>
-      <w:r>
-        <w:rPr>
-          <w:b/>
-          <w:bCs/>
-        </w:rPr>
-        <w:t xml:space="preserve">2.0.4 Public Search Results</w:t>
-      </w:r>
-      <w:r>
-        <w:t xml:space="preserve"> </w:t>
-      </w:r>
-      <w:r>
-        <w:t xml:space="preserve">— Pattern F. Save/quote CTAs trigger Sign-up Gate (Pattern J) on all viewports.</w:t>
-      </w:r>
-    </w:p>
-    <w:p>
-      <w:pPr>
-        <w:pStyle w:val="Compact"/>
-        <w:numPr>
-          <w:ilvl w:val="0"/>
-          <w:numId w:val="1028"/>
-        </w:numPr>
-      </w:pPr>
-      <w:r>
-        <w:rPr>
-          <w:b/>
-          <w:bCs/>
-        </w:rPr>
-        <w:t xml:space="preserve">2.0.5 Public Property/Cruise/Tour Detail</w:t>
-      </w:r>
-      <w:r>
-        <w:t xml:space="preserve"> </w:t>
-      </w:r>
-      <w:r>
-        <w:t xml:space="preserve">— Pattern C.</w:t>
-      </w:r>
-      <w:r>
-        <w:t xml:space="preserve"> </w:t>
-      </w:r>
-      <w:r>
-        <w:t xml:space="preserve">“Message Gyasi without an account”</w:t>
-      </w:r>
-      <w:r>
-        <w:t xml:space="preserve"> </w:t>
-      </w:r>
-      <w:r>
-        <w:t xml:space="preserve">is a sticky bottom button on mobile, a side rail CTA on tablet/web.</w:t>
-      </w:r>
-    </w:p>
-    <w:p>
-      <w:pPr>
-        <w:pStyle w:val="Compact"/>
-        <w:numPr>
-          <w:ilvl w:val="0"/>
-          <w:numId w:val="1028"/>
-        </w:numPr>
-      </w:pPr>
-      <w:r>
-        <w:rPr>
-          <w:b/>
-          <w:bCs/>
-        </w:rPr>
-        <w:t xml:space="preserve">2.0.6 Sign-up Gate</w:t>
-      </w:r>
-      <w:r>
-        <w:t xml:space="preserve"> </w:t>
-      </w:r>
-      <w:r>
-        <w:t xml:space="preserve">— Pattern J. Mobile uses full-height bottom sheet; tablet/web a centered modal.</w:t>
-      </w:r>
-    </w:p>
-    <w:p>
-      <w:pPr>
-        <w:pStyle w:val="Compact"/>
-        <w:numPr>
-          <w:ilvl w:val="0"/>
-          <w:numId w:val="1028"/>
-        </w:numPr>
-      </w:pPr>
-      <w:r>
-        <w:rPr>
-          <w:b/>
-          <w:bCs/>
-        </w:rPr>
-        <w:t xml:space="preserve">2.0.7 Footer Pages</w:t>
-      </w:r>
-      <w:r>
-        <w:t xml:space="preserve"> </w:t>
-      </w:r>
-      <w:r>
-        <w:t xml:space="preserve">— Pattern I, simplified. Identical content across viewports; mobile uses larger type. Web implementation note: 2.0.2’s FAQ ships as a single-column accordion on web too (matches the design prototype), and 2.0.6 ships as a route rather than a modal.</w:t>
-      </w:r>
-    </w:p>
-    <w:p>
-      <w:pPr>
-        <w:pStyle w:val="Compact"/>
-        <w:numPr>
-          <w:ilvl w:val="0"/>
-          <w:numId w:val="1028"/>
-        </w:numPr>
-      </w:pPr>
-      <w:r>
-        <w:rPr>
-          <w:b/>
-          <w:bCs/>
-        </w:rPr>
-        <w:t xml:space="preserve">2.0.8 Caribbean / 2.0.9 Cruises / 2.0.10 Honeymoons</w:t>
-      </w:r>
-      <w:r>
-        <w:t xml:space="preserve"> </w:t>
-      </w:r>
-      <w:r>
-        <w:t xml:space="preserve">— Pattern H. Web: inquire bar sticks under the top bar, 3-column trip grid, island tiles in one row. Tablet: 2-column grid; the four-cell inquire bars (2.0.8, 2.0.10) wrap to two rows of two, while the three-cell Cruises bar fits one row. Mobile: single column, island tiles as a horizontal snap strip, trips as image-left rows, inquire bar replaced by the sticky bottom CTA (</w:t>
-      </w:r>
-      <w:r>
-        <w:t xml:space="preserve">“Request a quote”</w:t>
-      </w:r>
-      <w:r>
-        <w:t xml:space="preserve">).</w:t>
-      </w:r>
-    </w:p>
-    <w:p>
-      <w:pPr>
-        <w:pStyle w:val="Compact"/>
-        <w:numPr>
-          <w:ilvl w:val="0"/>
-          <w:numId w:val="1028"/>
-        </w:numPr>
-      </w:pPr>
-      <w:r>
-        <w:rPr>
-          <w:b/>
-          <w:bCs/>
-        </w:rPr>
-        <w:t xml:space="preserve">2.0.11 About Gyasi</w:t>
-      </w:r>
-      <w:r>
-        <w:t xml:space="preserve"> </w:t>
-      </w:r>
-      <w:r>
-        <w:t xml:space="preserve">— Pattern H with Pattern I reading widths. Web: two-column hero (copy + portrait), 4-up stats strip, two-column story/credentials, 3-column testimonials. Tablet: hero keeps two columns, story stacks above credentials. Mobile: stacked; portrait becomes a round badge on the hero; testimonials as a horizontal snap strip; sticky bottom CTA.</w:t>
-      </w:r>
-    </w:p>
-    <w:bookmarkEnd w:id="221"/>
-    <w:bookmarkStart w:id="222" w:name="client-authentication-onboarding-2.1.x"/>
+        <w:t xml:space="preserve">Web.</w:t>
+      </w:r>
+      <w:r>
+        <w:t xml:space="preserve"> </w:t>
+      </w:r>
+      <w:r>
+        <w:t xml:space="preserve">Centered modal (~480–720pt depending on content) with explicit close button and</w:t>
+      </w:r>
+      <w:r>
+        <w:t xml:space="preserve"> </w:t>
+      </w:r>
+      <w:r>
+        <w:t xml:space="preserve">“Cancel”</w:t>
+      </w:r>
+      <w:r>
+        <w:t xml:space="preserve"> </w:t>
+      </w:r>
+      <w:r>
+        <w:t xml:space="preserve">/ primary action buttons in the lower-right; Escape key dismisses; focus trapped while modal is open.</w:t>
+      </w:r>
+    </w:p>
+    <w:bookmarkEnd w:id="219"/>
+    <w:bookmarkEnd w:id="220"/>
+    <w:bookmarkStart w:id="242" w:name="per-screen-variant-mapping"/>
+    <w:p>
+      <w:pPr>
+        <w:pStyle w:val="Heading3"/>
+      </w:pPr>
+      <w:r>
+        <w:t xml:space="preserve">4.4 Per-Screen Variant Mapping</w:t>
+      </w:r>
+    </w:p>
+    <w:p>
+      <w:pPr>
+        <w:pStyle w:val="FirstParagraph"/>
+      </w:pPr>
+      <w:r>
+        <w:t xml:space="preserve">Each screen’s pattern assignment and any meaningful deviations from the pattern. Where a deviation is not noted, the screen follows the named pattern’s defaults exactly.</w:t>
+      </w:r>
+    </w:p>
+    <w:bookmarkStart w:id="221" w:name="client-public-pre-auth-2.0.x"/>
     <w:p>
       <w:pPr>
         <w:pStyle w:val="Heading4"/>
       </w:pPr>
       <w:r>
-        <w:t xml:space="preserve">Client — Authentication &amp; Onboarding (2.1.x)</w:t>
+        <w:t xml:space="preserve">Client — Public / Pre-Auth (2.0.x)</w:t>
       </w:r>
     </w:p>
     <w:p>
@@ -56623,13 +56610,165 @@
           <w:b/>
           <w:bCs/>
         </w:rPr>
-        <w:t xml:space="preserve">2.1.1 Login</w:t>
-      </w:r>
-      <w:r>
-        <w:t xml:space="preserve"> </w:t>
-      </w:r>
-      <w:r>
-        <w:t xml:space="preserve">— Pattern A.</w:t>
+        <w:t xml:space="preserve">2.0.1 App Subdomain Public Landing</w:t>
+      </w:r>
+      <w:r>
+        <w:t xml:space="preserve"> </w:t>
+      </w:r>
+      <w:r>
+        <w:t xml:space="preserve">— Pattern H, with one deliberate deviation:</w:t>
+      </w:r>
+      <w:r>
+        <w:t xml:space="preserve"> </w:t>
+      </w:r>
+      <w:r>
+        <w:rPr>
+          <w:b/>
+          <w:bCs/>
+        </w:rPr>
+        <w:t xml:space="preserve">no mobile sticky bottom bar.</w:t>
+      </w:r>
+      <w:r>
+        <w:t xml:space="preserve"> </w:t>
+      </w:r>
+      <w:r>
+        <w:t xml:space="preserve">The September 2026 mobile artboard (</w:t>
+      </w:r>
+      <w:r>
+        <w:rPr>
+          <w:rStyle w:val="VerbatimChar"/>
+        </w:rPr>
+        <w:t xml:space="preserve">M201_PublicLanding</w:t>
+      </w:r>
+      <w:r>
+        <w:t xml:space="preserve">, the one Pattern H artboard that passes no</w:t>
+      </w:r>
+      <w:r>
+        <w:t xml:space="preserve"> </w:t>
+      </w:r>
+      <w:r>
+        <w:rPr>
+          <w:rStyle w:val="VerbatimChar"/>
+        </w:rPr>
+        <w:t xml:space="preserve">footer</w:t>
+      </w:r>
+      <w:r>
+        <w:t xml:space="preserve"> </w:t>
+      </w:r>
+      <w:r>
+        <w:t xml:space="preserve">to</w:t>
+      </w:r>
+      <w:r>
+        <w:t xml:space="preserve"> </w:t>
+      </w:r>
+      <w:r>
+        <w:rPr>
+          <w:rStyle w:val="VerbatimChar"/>
+        </w:rPr>
+        <w:t xml:space="preserve">MFrame</w:t>
+      </w:r>
+      <w:r>
+        <w:t xml:space="preserve">) anchors</w:t>
+      </w:r>
+      <w:r>
+        <w:t xml:space="preserve"> </w:t>
+      </w:r>
+      <w:r>
+        <w:t xml:space="preserve">“Create an account”</w:t>
+      </w:r>
+      <w:r>
+        <w:t xml:space="preserve"> </w:t>
+      </w:r>
+      <w:r>
+        <w:t xml:space="preserve">/</w:t>
+      </w:r>
+      <w:r>
+        <w:t xml:space="preserve"> </w:t>
+      </w:r>
+      <w:r>
+        <w:t xml:space="preserve">“Sign in”</w:t>
+      </w:r>
+      <w:r>
+        <w:t xml:space="preserve"> </w:t>
+      </w:r>
+      <w:r>
+        <w:t xml:space="preserve">/</w:t>
+      </w:r>
+      <w:r>
+        <w:t xml:space="preserve"> </w:t>
+      </w:r>
+      <w:r>
+        <w:t xml:space="preserve">“Take a quick tour”</w:t>
+      </w:r>
+      <w:r>
+        <w:t xml:space="preserve"> </w:t>
+      </w:r>
+      <w:r>
+        <w:t xml:space="preserve">full-width at the foot of the hero, above the fold and above the scripture strip. The page only scrolls ~210px on a 812px viewport, so a fixed bar would spend 77px permanently duplicating a button that never scrolls out of view. Tablet adds</w:t>
+      </w:r>
+      <w:r>
+        <w:t xml:space="preserve"> </w:t>
+      </w:r>
+      <w:r>
+        <w:t xml:space="preserve">“Take a tour”</w:t>
+      </w:r>
+      <w:r>
+        <w:t xml:space="preserve"> </w:t>
+      </w:r>
+      <w:r>
+        <w:t xml:space="preserve">as secondary; web shows full hero with rotating destination imagery.</w:t>
+      </w:r>
+      <w:r>
+        <w:t xml:space="preserve"> </w:t>
+      </w:r>
+      <w:r>
+        <w:rPr>
+          <w:i/>
+          <w:iCs/>
+        </w:rPr>
+        <w:t xml:space="preserve">(Recorded 2026-09-06 — this bullet previously read</w:t>
+      </w:r>
+      <w:r>
+        <w:rPr>
+          <w:i/>
+          <w:iCs/>
+        </w:rPr>
+        <w:t xml:space="preserve"> </w:t>
+      </w:r>
+      <w:r>
+        <w:rPr>
+          <w:i/>
+          <w:iCs/>
+        </w:rPr>
+        <w:t xml:space="preserve">“Mobile sticky CTA is</w:t>
+      </w:r>
+      <w:r>
+        <w:rPr>
+          <w:i/>
+          <w:iCs/>
+        </w:rPr>
+        <w:t xml:space="preserve"> </w:t>
+      </w:r>
+      <w:r>
+        <w:rPr>
+          <w:i/>
+          <w:iCs/>
+        </w:rPr>
+        <w:t xml:space="preserve">‘Sign in’</w:t>
+      </w:r>
+      <w:r>
+        <w:rPr>
+          <w:i/>
+          <w:iCs/>
+        </w:rPr>
+        <w:t xml:space="preserve">”</w:t>
+      </w:r>
+      <w:r>
+        <w:rPr>
+          <w:i/>
+          <w:iCs/>
+        </w:rPr>
+        <w:t xml:space="preserve">, which the build has never matched. Every other Pattern H screen in §2.0 does render the bar.)</w:t>
       </w:r>
     </w:p>
     <w:p>
@@ -56645,13 +56784,13 @@
           <w:b/>
           <w:bCs/>
         </w:rPr>
-        <w:t xml:space="preserve">2.1.2 Registration</w:t>
-      </w:r>
-      <w:r>
-        <w:t xml:space="preserve"> </w:t>
-      </w:r>
-      <w:r>
-        <w:t xml:space="preserve">— Pattern A. Web shows password strength meter inline; mobile shows it below field.</w:t>
+        <w:t xml:space="preserve">2.0.2 About / How It Works</w:t>
+      </w:r>
+      <w:r>
+        <w:t xml:space="preserve"> </w:t>
+      </w:r>
+      <w:r>
+        <w:t xml:space="preserve">— Pattern I. FAQ section uses accordion on mobile/tablet, two-column on web.</w:t>
       </w:r>
     </w:p>
     <w:p>
@@ -56667,13 +56806,25 @@
           <w:b/>
           <w:bCs/>
         </w:rPr>
-        <w:t xml:space="preserve">2.1.3 Email Verification</w:t>
-      </w:r>
-      <w:r>
-        <w:t xml:space="preserve"> </w:t>
-      </w:r>
-      <w:r>
-        <w:t xml:space="preserve">— Pattern A, simplified — single message + CTA.</w:t>
+        <w:t xml:space="preserve">2.0.3 Public Search Landing</w:t>
+      </w:r>
+      <w:r>
+        <w:t xml:space="preserve"> </w:t>
+      </w:r>
+      <w:r>
+        <w:t xml:space="preserve">— Pattern F (entry variant). Mobile shows the</w:t>
+      </w:r>
+      <w:r>
+        <w:t xml:space="preserve"> </w:t>
+      </w:r>
+      <w:r>
+        <w:t xml:space="preserve">“sign in to save”</w:t>
+      </w:r>
+      <w:r>
+        <w:t xml:space="preserve"> </w:t>
+      </w:r>
+      <w:r>
+        <w:t xml:space="preserve">banner as a sticky bottom strip; tablet/web shows it as a top banner with dismiss.</w:t>
       </w:r>
     </w:p>
     <w:p>
@@ -56689,13 +56840,13 @@
           <w:b/>
           <w:bCs/>
         </w:rPr>
-        <w:t xml:space="preserve">2.1.4 Forgot Password</w:t>
-      </w:r>
-      <w:r>
-        <w:t xml:space="preserve"> </w:t>
-      </w:r>
-      <w:r>
-        <w:t xml:space="preserve">— Pattern A.</w:t>
+        <w:t xml:space="preserve">2.0.4 Public Search Results</w:t>
+      </w:r>
+      <w:r>
+        <w:t xml:space="preserve"> </w:t>
+      </w:r>
+      <w:r>
+        <w:t xml:space="preserve">— Pattern F. Save/quote CTAs trigger Sign-up Gate (Pattern J) on all viewports.</w:t>
       </w:r>
     </w:p>
     <w:p>
@@ -56711,13 +56862,25 @@
           <w:b/>
           <w:bCs/>
         </w:rPr>
-        <w:t xml:space="preserve">2.1.5 Reset Password</w:t>
-      </w:r>
-      <w:r>
-        <w:t xml:space="preserve"> </w:t>
-      </w:r>
-      <w:r>
-        <w:t xml:space="preserve">— Pattern A.</w:t>
+        <w:t xml:space="preserve">2.0.5 Public Property/Cruise/Tour Detail</w:t>
+      </w:r>
+      <w:r>
+        <w:t xml:space="preserve"> </w:t>
+      </w:r>
+      <w:r>
+        <w:t xml:space="preserve">— Pattern C.</w:t>
+      </w:r>
+      <w:r>
+        <w:t xml:space="preserve"> </w:t>
+      </w:r>
+      <w:r>
+        <w:t xml:space="preserve">“Message Gyasi without an account”</w:t>
+      </w:r>
+      <w:r>
+        <w:t xml:space="preserve"> </w:t>
+      </w:r>
+      <w:r>
+        <w:t xml:space="preserve">is a sticky bottom button on mobile, a side rail CTA on tablet/web.</w:t>
       </w:r>
     </w:p>
     <w:p>
@@ -56733,13 +56896,13 @@
           <w:b/>
           <w:bCs/>
         </w:rPr>
-        <w:t xml:space="preserve">2.1.6 MFA Setup</w:t>
-      </w:r>
-      <w:r>
-        <w:t xml:space="preserve"> </w:t>
-      </w:r>
-      <w:r>
-        <w:t xml:space="preserve">— Pattern A. QR code is large and centered on tablet/web; mobile shows it sized for the device screen.</w:t>
+        <w:t xml:space="preserve">2.0.6 Sign-up Gate</w:t>
+      </w:r>
+      <w:r>
+        <w:t xml:space="preserve"> </w:t>
+      </w:r>
+      <w:r>
+        <w:t xml:space="preserve">— Pattern J. Mobile uses full-height bottom sheet; tablet/web a centered modal.</w:t>
       </w:r>
     </w:p>
     <w:p>
@@ -56755,13 +56918,13 @@
           <w:b/>
           <w:bCs/>
         </w:rPr>
-        <w:t xml:space="preserve">2.1.7 MFA Challenge</w:t>
-      </w:r>
-      <w:r>
-        <w:t xml:space="preserve"> </w:t>
-      </w:r>
-      <w:r>
-        <w:t xml:space="preserve">— Pattern A. Code input uses native numeric keyboard on mobile.</w:t>
+        <w:t xml:space="preserve">2.0.7 Footer Pages</w:t>
+      </w:r>
+      <w:r>
+        <w:t xml:space="preserve"> </w:t>
+      </w:r>
+      <w:r>
+        <w:t xml:space="preserve">— Pattern I, simplified. Identical content across viewports; mobile uses larger type. Web implementation note: 2.0.2’s FAQ ships as a single-column accordion on web too (matches the design prototype), and 2.0.6 ships as a route rather than a modal.</w:t>
       </w:r>
     </w:p>
     <w:p>
@@ -56777,13 +56940,19 @@
           <w:b/>
           <w:bCs/>
         </w:rPr>
-        <w:t xml:space="preserve">2.1.8 Social Login / Linking</w:t>
-      </w:r>
-      <w:r>
-        <w:t xml:space="preserve"> </w:t>
-      </w:r>
-      <w:r>
-        <w:t xml:space="preserve">— Pattern J (modal-like).</w:t>
+        <w:t xml:space="preserve">2.0.8 Caribbean / 2.0.9 Cruises / 2.0.10 Honeymoons</w:t>
+      </w:r>
+      <w:r>
+        <w:t xml:space="preserve"> </w:t>
+      </w:r>
+      <w:r>
+        <w:t xml:space="preserve">— Pattern H. Web: inquire bar sticks under the top bar, 3-column trip grid, island tiles in one row. Tablet: 2-column grid; the four-cell inquire bars (2.0.8, 2.0.10) wrap to two rows of two, while the three-cell Cruises bar fits one row. Mobile: single column, island tiles as a horizontal snap strip, trips as image-left rows, inquire bar replaced by the sticky bottom CTA (</w:t>
+      </w:r>
+      <w:r>
+        <w:t xml:space="preserve">“Request a quote”</w:t>
+      </w:r>
+      <w:r>
+        <w:t xml:space="preserve">).</w:t>
       </w:r>
     </w:p>
     <w:p>
@@ -56799,172 +56968,23 @@
           <w:b/>
           <w:bCs/>
         </w:rPr>
-        <w:t xml:space="preserve">2.1.9 Welcome / First Login</w:t>
-      </w:r>
-      <w:r>
-        <w:t xml:space="preserve"> </w:t>
-      </w:r>
-      <w:r>
-        <w:t xml:space="preserve">— Pattern G. Mobile is full-screen carousel; tablet/web shows multiple cards at once.</w:t>
-      </w:r>
-    </w:p>
-    <w:p>
-      <w:pPr>
-        <w:pStyle w:val="Compact"/>
-        <w:numPr>
-          <w:ilvl w:val="0"/>
-          <w:numId w:val="1029"/>
-        </w:numPr>
-      </w:pPr>
-      <w:r>
-        <w:rPr>
-          <w:b/>
-          <w:bCs/>
-        </w:rPr>
-        <w:t xml:space="preserve">2.1.10 Profile Completion</w:t>
-      </w:r>
-      <w:r>
-        <w:t xml:space="preserve"> </w:t>
-      </w:r>
-      <w:r>
-        <w:t xml:space="preserve">— Pattern G.</w:t>
-      </w:r>
-    </w:p>
-    <w:p>
-      <w:pPr>
-        <w:pStyle w:val="Compact"/>
-        <w:numPr>
-          <w:ilvl w:val="0"/>
-          <w:numId w:val="1029"/>
-        </w:numPr>
-      </w:pPr>
-      <w:r>
-        <w:rPr>
-          <w:b/>
-          <w:bCs/>
-        </w:rPr>
-        <w:t xml:space="preserve">2.1.11 Travel Preferences Capture</w:t>
-      </w:r>
-      <w:r>
-        <w:t xml:space="preserve"> </w:t>
-      </w:r>
-      <w:r>
-        <w:t xml:space="preserve">— Pattern G. Tag pickers WRAP on every width rather than scrolling horizontally on mobile (resolved September 2026): the screen’s instruction is</w:t>
-      </w:r>
-      <w:r>
-        <w:t xml:space="preserve"> </w:t>
-      </w:r>
-      <w:r>
-        <w:t xml:space="preserve">“tag what’s true”</w:t>
-      </w:r>
-      <w:r>
-        <w:t xml:space="preserve">, and a scroller hides the options that instruction depends on people seeing. Each chip is a real</w:t>
-      </w:r>
-      <w:r>
-        <w:t xml:space="preserve"> </w:t>
-      </w:r>
-      <w:r>
-        <w:rPr>
-          <w:rStyle w:val="VerbatimChar"/>
-        </w:rPr>
-        <w:t xml:space="preserve">&lt;input type="checkbox"&gt;</w:t>
-      </w:r>
-      <w:r>
-        <w:t xml:space="preserve"> </w:t>
-      </w:r>
-      <w:r>
-        <w:t xml:space="preserve">— a</w:t>
-      </w:r>
-      <w:r>
-        <w:t xml:space="preserve"> </w:t>
-      </w:r>
-      <w:r>
-        <w:rPr>
-          <w:rStyle w:val="VerbatimChar"/>
-        </w:rPr>
-        <w:t xml:space="preserve">&lt;span&gt;</w:t>
-      </w:r>
-      <w:r>
-        <w:t xml:space="preserve"> </w:t>
-      </w:r>
-      <w:r>
-        <w:t xml:space="preserve">is not focusable, not announced and not operable by keyboard.</w:t>
-      </w:r>
-    </w:p>
-    <w:p>
-      <w:pPr>
-        <w:pStyle w:val="Compact"/>
-        <w:numPr>
-          <w:ilvl w:val="0"/>
-          <w:numId w:val="1029"/>
-        </w:numPr>
-      </w:pPr>
-      <w:r>
-        <w:rPr>
-          <w:b/>
-          <w:bCs/>
-        </w:rPr>
-        <w:t xml:space="preserve">2.1.12 Travel Companions / Household</w:t>
-      </w:r>
-      <w:r>
-        <w:t xml:space="preserve"> </w:t>
-      </w:r>
-      <w:r>
-        <w:t xml:space="preserve">— Pattern G.</w:t>
-      </w:r>
-    </w:p>
-    <w:p>
-      <w:pPr>
-        <w:pStyle w:val="Compact"/>
-        <w:numPr>
-          <w:ilvl w:val="0"/>
-          <w:numId w:val="1029"/>
-        </w:numPr>
-      </w:pPr>
-      <w:r>
-        <w:rPr>
-          <w:b/>
-          <w:bCs/>
-        </w:rPr>
-        <w:t xml:space="preserve">2.1.13 Connect with Agent / Invite Code</w:t>
-      </w:r>
-      <w:r>
-        <w:t xml:space="preserve"> </w:t>
-      </w:r>
-      <w:r>
-        <w:t xml:space="preserve">— Pattern A.</w:t>
-      </w:r>
-    </w:p>
-    <w:p>
-      <w:pPr>
-        <w:pStyle w:val="Compact"/>
-        <w:numPr>
-          <w:ilvl w:val="0"/>
-          <w:numId w:val="1029"/>
-        </w:numPr>
-      </w:pPr>
-      <w:r>
-        <w:rPr>
-          <w:b/>
-          <w:bCs/>
-        </w:rPr>
-        <w:t xml:space="preserve">2.1.14 Onboarding Complete</w:t>
-      </w:r>
-      <w:r>
-        <w:t xml:space="preserve"> </w:t>
-      </w:r>
-      <w:r>
-        <w:t xml:space="preserve">— Pattern G (final step). Recommended-actions cards stack on mobile, 2x2 grid on tablet, horizontal row on web.</w:t>
-      </w:r>
-    </w:p>
-    <w:bookmarkEnd w:id="222"/>
-    <w:bookmarkStart w:id="223" w:name="client-dashboard-trip-experience-2.2.x"/>
+        <w:t xml:space="preserve">2.0.11 About Gyasi</w:t>
+      </w:r>
+      <w:r>
+        <w:t xml:space="preserve"> </w:t>
+      </w:r>
+      <w:r>
+        <w:t xml:space="preserve">— Pattern H with Pattern I reading widths. Web: two-column hero (copy + portrait), 4-up stats strip, two-column story/credentials, 3-column testimonials. Tablet: hero keeps two columns, story stacks above credentials. Mobile: stacked; portrait becomes a round badge on the hero; testimonials as a horizontal snap strip; sticky bottom CTA.</w:t>
+      </w:r>
+    </w:p>
+    <w:bookmarkEnd w:id="221"/>
+    <w:bookmarkStart w:id="222" w:name="client-authentication-onboarding-2.1.x"/>
     <w:p>
       <w:pPr>
         <w:pStyle w:val="Heading4"/>
       </w:pPr>
       <w:r>
-        <w:t xml:space="preserve">Client — Dashboard &amp; Trip Experience (2.2.x)</w:t>
+        <w:t xml:space="preserve">Client — Authentication &amp; Onboarding (2.1.x)</w:t>
       </w:r>
     </w:p>
     <w:p>
@@ -56980,68 +57000,13 @@
           <w:b/>
           <w:bCs/>
         </w:rPr>
-        <w:t xml:space="preserve">2.2.1 Client Dashboard / Home</w:t>
-      </w:r>
-      <w:r>
-        <w:t xml:space="preserve"> </w:t>
-      </w:r>
-      <w:r>
-        <w:t xml:space="preserve">— Pattern D. Mobile hero countdown is full-width; tablet/web shows it alongside a</w:t>
-      </w:r>
-      <w:r>
-        <w:t xml:space="preserve"> </w:t>
-      </w:r>
-      <w:r>
-        <w:t xml:space="preserve">“today’s weather”</w:t>
-      </w:r>
-      <w:r>
-        <w:t xml:space="preserve"> </w:t>
-      </w:r>
-      <w:r>
-        <w:t xml:space="preserve">widget.</w:t>
-      </w:r>
-      <w:r>
-        <w:t xml:space="preserve"> </w:t>
-      </w:r>
-      <w:r>
-        <w:rPr>
-          <w:b/>
-          <w:bCs/>
-        </w:rPr>
-        <w:t xml:space="preserve">The weather widget was NOT built</w:t>
-      </w:r>
-      <w:r>
-        <w:t xml:space="preserve"> </w:t>
-      </w:r>
-      <w:r>
-        <w:t xml:space="preserve">(September 2026):</w:t>
-      </w:r>
-      <w:r>
-        <w:t xml:space="preserve"> </w:t>
-      </w:r>
-      <w:r>
-        <w:rPr>
-          <w:rStyle w:val="VerbatimChar"/>
-        </w:rPr>
-        <w:t xml:space="preserve">itinerary_day.weather_forecast</w:t>
-      </w:r>
-      <w:r>
-        <w:t xml:space="preserve"> </w:t>
-      </w:r>
-      <w:r>
-        <w:t xml:space="preserve">is agent-authored and cached per ITINERARY DAY, so there is no reading for</w:t>
-      </w:r>
-      <w:r>
-        <w:t xml:space="preserve"> </w:t>
-      </w:r>
-      <w:r>
-        <w:t xml:space="preserve">“today”</w:t>
-      </w:r>
-      <w:r>
-        <w:t xml:space="preserve"> </w:t>
-      </w:r>
-      <w:r>
-        <w:t xml:space="preserve">on a dashboard whose trip may be months away, and no weather integration exists to supply one (BRD §9 names none). The hero is full-width at every size instead; the forecast appears where it has data, on 2.2.4 and 2.2.5.</w:t>
+        <w:t xml:space="preserve">2.1.1 Login</w:t>
+      </w:r>
+      <w:r>
+        <w:t xml:space="preserve"> </w:t>
+      </w:r>
+      <w:r>
+        <w:t xml:space="preserve">— Pattern A.</w:t>
       </w:r>
     </w:p>
     <w:p>
@@ -57057,45 +57022,13 @@
           <w:b/>
           <w:bCs/>
         </w:rPr>
-        <w:t xml:space="preserve">2.2.2 All Trips List</w:t>
-      </w:r>
-      <w:r>
-        <w:t xml:space="preserve"> </w:t>
-      </w:r>
-      <w:r>
-        <w:t xml:space="preserve">— Pattern B, with one recorded deviation:</w:t>
-      </w:r>
-      <w:r>
-        <w:t xml:space="preserve"> </w:t>
-      </w:r>
-      <w:r>
-        <w:rPr>
-          <w:b/>
-          <w:bCs/>
-        </w:rPr>
-        <w:t xml:space="preserve">a card list at every width, not a data table on web.</w:t>
-      </w:r>
-      <w:r>
-        <w:t xml:space="preserve"> </w:t>
-      </w:r>
-      <w:r>
-        <w:t xml:space="preserve">Pattern B’s web column (</w:t>
-      </w:r>
-      <w:r>
-        <w:t xml:space="preserve">“true data table with sortable headers, right-click menu, bulk-select”</w:t>
-      </w:r>
-      <w:r>
-        <w:t xml:space="preserve">) is written for the agent surface, where a hundred rows need scanning; §4.3 sizes a traveler’s account at a handful of trips, and each one is a photograph they recognise before they read the title — the artboard draws image-led cards at 1280px for that reason. Search and sort are absent rather than inert for the same reason: a search field over four rows is furniture.</w:t>
-      </w:r>
-      <w:r>
-        <w:t xml:space="preserve"> </w:t>
-      </w:r>
-      <w:r>
-        <w:rPr>
-          <w:b/>
-          <w:bCs/>
-        </w:rPr>
-        <w:t xml:space="preserve">Built September 2026 as described here.</w:t>
+        <w:t xml:space="preserve">2.1.2 Registration</w:t>
+      </w:r>
+      <w:r>
+        <w:t xml:space="preserve"> </w:t>
+      </w:r>
+      <w:r>
+        <w:t xml:space="preserve">— Pattern A. Web shows password strength meter inline; mobile shows it below field.</w:t>
       </w:r>
     </w:p>
     <w:p>
@@ -57111,13 +57044,13 @@
           <w:b/>
           <w:bCs/>
         </w:rPr>
-        <w:t xml:space="preserve">2.2.3 Trip Detail / Overview</w:t>
-      </w:r>
-      <w:r>
-        <w:t xml:space="preserve"> </w:t>
-      </w:r>
-      <w:r>
-        <w:t xml:space="preserve">— Pattern C.</w:t>
+        <w:t xml:space="preserve">2.1.3 Email Verification</w:t>
+      </w:r>
+      <w:r>
+        <w:t xml:space="preserve"> </w:t>
+      </w:r>
+      <w:r>
+        <w:t xml:space="preserve">— Pattern A, simplified — single message + CTA.</w:t>
       </w:r>
     </w:p>
     <w:p>
@@ -57133,13 +57066,13 @@
           <w:b/>
           <w:bCs/>
         </w:rPr>
-        <w:t xml:space="preserve">2.2.4 Itinerary Viewer</w:t>
-      </w:r>
-      <w:r>
-        <w:t xml:space="preserve"> </w:t>
-      </w:r>
-      <w:r>
-        <w:t xml:space="preserve">— Pattern I.</w:t>
+        <w:t xml:space="preserve">2.1.4 Forgot Password</w:t>
+      </w:r>
+      <w:r>
+        <w:t xml:space="preserve"> </w:t>
+      </w:r>
+      <w:r>
+        <w:t xml:space="preserve">— Pattern A.</w:t>
       </w:r>
     </w:p>
     <w:p>
@@ -57155,13 +57088,13 @@
           <w:b/>
           <w:bCs/>
         </w:rPr>
-        <w:t xml:space="preserve">2.2.5 Itinerary Day Detail</w:t>
-      </w:r>
-      <w:r>
-        <w:t xml:space="preserve"> </w:t>
-      </w:r>
-      <w:r>
-        <w:t xml:space="preserve">— Pattern I. Maps are full-screen on mobile, inline on tablet/web.</w:t>
+        <w:t xml:space="preserve">2.1.5 Reset Password</w:t>
+      </w:r>
+      <w:r>
+        <w:t xml:space="preserve"> </w:t>
+      </w:r>
+      <w:r>
+        <w:t xml:space="preserve">— Pattern A.</w:t>
       </w:r>
     </w:p>
     <w:p>
@@ -57177,13 +57110,13 @@
           <w:b/>
           <w:bCs/>
         </w:rPr>
-        <w:t xml:space="preserve">2.2.6 Trip Document Library</w:t>
-      </w:r>
-      <w:r>
-        <w:t xml:space="preserve"> </w:t>
-      </w:r>
-      <w:r>
-        <w:t xml:space="preserve">— Pattern B. Documents shown as thumbnails (grid) on tablet/web, list on mobile.</w:t>
+        <w:t xml:space="preserve">2.1.6 MFA Setup</w:t>
+      </w:r>
+      <w:r>
+        <w:t xml:space="preserve"> </w:t>
+      </w:r>
+      <w:r>
+        <w:t xml:space="preserve">— Pattern A. QR code is large and centered on tablet/web; mobile shows it sized for the device screen.</w:t>
       </w:r>
     </w:p>
     <w:p>
@@ -57199,13 +57132,13 @@
           <w:b/>
           <w:bCs/>
         </w:rPr>
-        <w:t xml:space="preserve">2.2.7 Trip Messages / Thread</w:t>
-      </w:r>
-      <w:r>
-        <w:t xml:space="preserve"> </w:t>
-      </w:r>
-      <w:r>
-        <w:t xml:space="preserve">— Pattern J-adjacent (chat-style). Mobile is full-screen; tablet/web shows inline within Trip Detail’s side rail.</w:t>
+        <w:t xml:space="preserve">2.1.7 MFA Challenge</w:t>
+      </w:r>
+      <w:r>
+        <w:t xml:space="preserve"> </w:t>
+      </w:r>
+      <w:r>
+        <w:t xml:space="preserve">— Pattern A. Code input uses native numeric keyboard on mobile.</w:t>
       </w:r>
     </w:p>
     <w:p>
@@ -57221,13 +57154,13 @@
           <w:b/>
           <w:bCs/>
         </w:rPr>
-        <w:t xml:space="preserve">2.2.8 Empty Trip Component States</w:t>
-      </w:r>
-      <w:r>
-        <w:t xml:space="preserve"> </w:t>
-      </w:r>
-      <w:r>
-        <w:t xml:space="preserve">— Inline within Itinerary Viewer; identical content across viewports.</w:t>
+        <w:t xml:space="preserve">2.1.8 Social Login / Linking</w:t>
+      </w:r>
+      <w:r>
+        <w:t xml:space="preserve"> </w:t>
+      </w:r>
+      <w:r>
+        <w:t xml:space="preserve">— Pattern J (modal-like).</w:t>
       </w:r>
     </w:p>
     <w:p>
@@ -57243,13 +57176,13 @@
           <w:b/>
           <w:bCs/>
         </w:rPr>
-        <w:t xml:space="preserve">2.2.9 Trip Status Change Notification View</w:t>
-      </w:r>
-      <w:r>
-        <w:t xml:space="preserve"> </w:t>
-      </w:r>
-      <w:r>
-        <w:t xml:space="preserve">— Pattern J. Mobile sheet; tablet/web modal.</w:t>
+        <w:t xml:space="preserve">2.1.9 Welcome / First Login</w:t>
+      </w:r>
+      <w:r>
+        <w:t xml:space="preserve"> </w:t>
+      </w:r>
+      <w:r>
+        <w:t xml:space="preserve">— Pattern G. Mobile is full-screen carousel; tablet/web shows multiple cards at once.</w:t>
       </w:r>
     </w:p>
     <w:p>
@@ -57265,13 +57198,13 @@
           <w:b/>
           <w:bCs/>
         </w:rPr>
-        <w:t xml:space="preserve">2.2.10 Trip Cancellation View</w:t>
-      </w:r>
-      <w:r>
-        <w:t xml:space="preserve"> </w:t>
-      </w:r>
-      <w:r>
-        <w:t xml:space="preserve">— Pattern C variant.</w:t>
+        <w:t xml:space="preserve">2.1.10 Profile Completion</w:t>
+      </w:r>
+      <w:r>
+        <w:t xml:space="preserve"> </w:t>
+      </w:r>
+      <w:r>
+        <w:t xml:space="preserve">— Pattern G.</w:t>
       </w:r>
     </w:p>
     <w:p>
@@ -57287,23 +57220,128 @@
           <w:b/>
           <w:bCs/>
         </w:rPr>
-        <w:t xml:space="preserve">2.2.11 Past Trip Memory View</w:t>
-      </w:r>
-      <w:r>
-        <w:t xml:space="preserve"> </w:t>
-      </w:r>
-      <w:r>
-        <w:t xml:space="preserve">— Pattern I + photo gallery. Photo grid is 1-col on mobile, 3-col on tablet, 4-col on web.</w:t>
-      </w:r>
-    </w:p>
-    <w:bookmarkEnd w:id="223"/>
-    <w:bookmarkStart w:id="224" w:name="client-self-guided-search-2.3.x"/>
+        <w:t xml:space="preserve">2.1.11 Travel Preferences Capture</w:t>
+      </w:r>
+      <w:r>
+        <w:t xml:space="preserve"> </w:t>
+      </w:r>
+      <w:r>
+        <w:t xml:space="preserve">— Pattern G. Tag pickers WRAP on every width rather than scrolling horizontally on mobile (resolved September 2026): the screen’s instruction is</w:t>
+      </w:r>
+      <w:r>
+        <w:t xml:space="preserve"> </w:t>
+      </w:r>
+      <w:r>
+        <w:t xml:space="preserve">“tag what’s true”</w:t>
+      </w:r>
+      <w:r>
+        <w:t xml:space="preserve">, and a scroller hides the options that instruction depends on people seeing. Each chip is a real</w:t>
+      </w:r>
+      <w:r>
+        <w:t xml:space="preserve"> </w:t>
+      </w:r>
+      <w:r>
+        <w:rPr>
+          <w:rStyle w:val="VerbatimChar"/>
+        </w:rPr>
+        <w:t xml:space="preserve">&lt;input type="checkbox"&gt;</w:t>
+      </w:r>
+      <w:r>
+        <w:t xml:space="preserve"> </w:t>
+      </w:r>
+      <w:r>
+        <w:t xml:space="preserve">— a</w:t>
+      </w:r>
+      <w:r>
+        <w:t xml:space="preserve"> </w:t>
+      </w:r>
+      <w:r>
+        <w:rPr>
+          <w:rStyle w:val="VerbatimChar"/>
+        </w:rPr>
+        <w:t xml:space="preserve">&lt;span&gt;</w:t>
+      </w:r>
+      <w:r>
+        <w:t xml:space="preserve"> </w:t>
+      </w:r>
+      <w:r>
+        <w:t xml:space="preserve">is not focusable, not announced and not operable by keyboard.</w:t>
+      </w:r>
+    </w:p>
+    <w:p>
+      <w:pPr>
+        <w:pStyle w:val="Compact"/>
+        <w:numPr>
+          <w:ilvl w:val="0"/>
+          <w:numId w:val="1030"/>
+        </w:numPr>
+      </w:pPr>
+      <w:r>
+        <w:rPr>
+          <w:b/>
+          <w:bCs/>
+        </w:rPr>
+        <w:t xml:space="preserve">2.1.12 Travel Companions / Household</w:t>
+      </w:r>
+      <w:r>
+        <w:t xml:space="preserve"> </w:t>
+      </w:r>
+      <w:r>
+        <w:t xml:space="preserve">— Pattern G.</w:t>
+      </w:r>
+    </w:p>
+    <w:p>
+      <w:pPr>
+        <w:pStyle w:val="Compact"/>
+        <w:numPr>
+          <w:ilvl w:val="0"/>
+          <w:numId w:val="1030"/>
+        </w:numPr>
+      </w:pPr>
+      <w:r>
+        <w:rPr>
+          <w:b/>
+          <w:bCs/>
+        </w:rPr>
+        <w:t xml:space="preserve">2.1.13 Connect with Agent / Invite Code</w:t>
+      </w:r>
+      <w:r>
+        <w:t xml:space="preserve"> </w:t>
+      </w:r>
+      <w:r>
+        <w:t xml:space="preserve">— Pattern A.</w:t>
+      </w:r>
+    </w:p>
+    <w:p>
+      <w:pPr>
+        <w:pStyle w:val="Compact"/>
+        <w:numPr>
+          <w:ilvl w:val="0"/>
+          <w:numId w:val="1030"/>
+        </w:numPr>
+      </w:pPr>
+      <w:r>
+        <w:rPr>
+          <w:b/>
+          <w:bCs/>
+        </w:rPr>
+        <w:t xml:space="preserve">2.1.14 Onboarding Complete</w:t>
+      </w:r>
+      <w:r>
+        <w:t xml:space="preserve"> </w:t>
+      </w:r>
+      <w:r>
+        <w:t xml:space="preserve">— Pattern G (final step). Recommended-actions cards stack on mobile, 2x2 grid on tablet, horizontal row on web.</w:t>
+      </w:r>
+    </w:p>
+    <w:bookmarkEnd w:id="222"/>
+    <w:bookmarkStart w:id="223" w:name="client-dashboard-trip-experience-2.2.x"/>
     <w:p>
       <w:pPr>
         <w:pStyle w:val="Heading4"/>
       </w:pPr>
       <w:r>
-        <w:t xml:space="preserve">Client — Self-Guided Search (2.3.x)</w:t>
+        <w:t xml:space="preserve">Client — Dashboard &amp; Trip Experience (2.2.x)</w:t>
       </w:r>
     </w:p>
     <w:p>
@@ -57319,13 +57357,68 @@
           <w:b/>
           <w:bCs/>
         </w:rPr>
-        <w:t xml:space="preserve">2.3.1 Search Landing / Inspiration Hub</w:t>
-      </w:r>
-      <w:r>
-        <w:t xml:space="preserve"> </w:t>
-      </w:r>
-      <w:r>
-        <w:t xml:space="preserve">— Pattern F (entry variant). Mobile: single column with hero search. Tablet: hero + 2-col inspiration grid. Web: hero + 3-4 col grid with filter sidebar collapsed.</w:t>
+        <w:t xml:space="preserve">2.2.1 Client Dashboard / Home</w:t>
+      </w:r>
+      <w:r>
+        <w:t xml:space="preserve"> </w:t>
+      </w:r>
+      <w:r>
+        <w:t xml:space="preserve">— Pattern D. Mobile hero countdown is full-width; tablet/web shows it alongside a</w:t>
+      </w:r>
+      <w:r>
+        <w:t xml:space="preserve"> </w:t>
+      </w:r>
+      <w:r>
+        <w:t xml:space="preserve">“today’s weather”</w:t>
+      </w:r>
+      <w:r>
+        <w:t xml:space="preserve"> </w:t>
+      </w:r>
+      <w:r>
+        <w:t xml:space="preserve">widget.</w:t>
+      </w:r>
+      <w:r>
+        <w:t xml:space="preserve"> </w:t>
+      </w:r>
+      <w:r>
+        <w:rPr>
+          <w:b/>
+          <w:bCs/>
+        </w:rPr>
+        <w:t xml:space="preserve">The weather widget was NOT built</w:t>
+      </w:r>
+      <w:r>
+        <w:t xml:space="preserve"> </w:t>
+      </w:r>
+      <w:r>
+        <w:t xml:space="preserve">(September 2026):</w:t>
+      </w:r>
+      <w:r>
+        <w:t xml:space="preserve"> </w:t>
+      </w:r>
+      <w:r>
+        <w:rPr>
+          <w:rStyle w:val="VerbatimChar"/>
+        </w:rPr>
+        <w:t xml:space="preserve">itinerary_day.weather_forecast</w:t>
+      </w:r>
+      <w:r>
+        <w:t xml:space="preserve"> </w:t>
+      </w:r>
+      <w:r>
+        <w:t xml:space="preserve">is agent-authored and cached per ITINERARY DAY, so there is no reading for</w:t>
+      </w:r>
+      <w:r>
+        <w:t xml:space="preserve"> </w:t>
+      </w:r>
+      <w:r>
+        <w:t xml:space="preserve">“today”</w:t>
+      </w:r>
+      <w:r>
+        <w:t xml:space="preserve"> </w:t>
+      </w:r>
+      <w:r>
+        <w:t xml:space="preserve">on a dashboard whose trip may be months away, and no weather integration exists to supply one (BRD §9 names none). The hero is full-width at every size instead; the forecast appears where it has data, on 2.2.4 and 2.2.5.</w:t>
       </w:r>
     </w:p>
     <w:p>
@@ -57341,13 +57434,45 @@
           <w:b/>
           <w:bCs/>
         </w:rPr>
-        <w:t xml:space="preserve">2.3.2 Search Form</w:t>
-      </w:r>
-      <w:r>
-        <w:t xml:space="preserve"> </w:t>
-      </w:r>
-      <w:r>
-        <w:t xml:space="preserve">— Pattern F.</w:t>
+        <w:t xml:space="preserve">2.2.2 All Trips List</w:t>
+      </w:r>
+      <w:r>
+        <w:t xml:space="preserve"> </w:t>
+      </w:r>
+      <w:r>
+        <w:t xml:space="preserve">— Pattern B, with one recorded deviation:</w:t>
+      </w:r>
+      <w:r>
+        <w:t xml:space="preserve"> </w:t>
+      </w:r>
+      <w:r>
+        <w:rPr>
+          <w:b/>
+          <w:bCs/>
+        </w:rPr>
+        <w:t xml:space="preserve">a card list at every width, not a data table on web.</w:t>
+      </w:r>
+      <w:r>
+        <w:t xml:space="preserve"> </w:t>
+      </w:r>
+      <w:r>
+        <w:t xml:space="preserve">Pattern B’s web column (</w:t>
+      </w:r>
+      <w:r>
+        <w:t xml:space="preserve">“true data table with sortable headers, right-click menu, bulk-select”</w:t>
+      </w:r>
+      <w:r>
+        <w:t xml:space="preserve">) is written for the agent surface, where a hundred rows need scanning; §4.3 sizes a traveler’s account at a handful of trips, and each one is a photograph they recognise before they read the title — the artboard draws image-led cards at 1280px for that reason. Search and sort are absent rather than inert for the same reason: a search field over four rows is furniture.</w:t>
+      </w:r>
+      <w:r>
+        <w:t xml:space="preserve"> </w:t>
+      </w:r>
+      <w:r>
+        <w:rPr>
+          <w:b/>
+          <w:bCs/>
+        </w:rPr>
+        <w:t xml:space="preserve">Built September 2026 as described here.</w:t>
       </w:r>
     </w:p>
     <w:p>
@@ -57363,13 +57488,13 @@
           <w:b/>
           <w:bCs/>
         </w:rPr>
-        <w:t xml:space="preserve">2.3.3 Search Results — Hotels</w:t>
-      </w:r>
-      <w:r>
-        <w:t xml:space="preserve"> </w:t>
-      </w:r>
-      <w:r>
-        <w:t xml:space="preserve">— Pattern F.</w:t>
+        <w:t xml:space="preserve">2.2.3 Trip Detail / Overview</w:t>
+      </w:r>
+      <w:r>
+        <w:t xml:space="preserve"> </w:t>
+      </w:r>
+      <w:r>
+        <w:t xml:space="preserve">— Pattern C.</w:t>
       </w:r>
     </w:p>
     <w:p>
@@ -57385,13 +57510,13 @@
           <w:b/>
           <w:bCs/>
         </w:rPr>
-        <w:t xml:space="preserve">2.3.4 Search Results — Cruises</w:t>
-      </w:r>
-      <w:r>
-        <w:t xml:space="preserve"> </w:t>
-      </w:r>
-      <w:r>
-        <w:t xml:space="preserve">— Pattern F.</w:t>
+        <w:t xml:space="preserve">2.2.4 Itinerary Viewer</w:t>
+      </w:r>
+      <w:r>
+        <w:t xml:space="preserve"> </w:t>
+      </w:r>
+      <w:r>
+        <w:t xml:space="preserve">— Pattern I.</w:t>
       </w:r>
     </w:p>
     <w:p>
@@ -57407,13 +57532,13 @@
           <w:b/>
           <w:bCs/>
         </w:rPr>
-        <w:t xml:space="preserve">2.3.5 Search Results — Flights</w:t>
-      </w:r>
-      <w:r>
-        <w:t xml:space="preserve"> </w:t>
-      </w:r>
-      <w:r>
-        <w:t xml:space="preserve">— Pattern F.</w:t>
+        <w:t xml:space="preserve">2.2.5 Itinerary Day Detail</w:t>
+      </w:r>
+      <w:r>
+        <w:t xml:space="preserve"> </w:t>
+      </w:r>
+      <w:r>
+        <w:t xml:space="preserve">— Pattern I. Maps are full-screen on mobile, inline on tablet/web.</w:t>
       </w:r>
     </w:p>
     <w:p>
@@ -57429,13 +57554,13 @@
           <w:b/>
           <w:bCs/>
         </w:rPr>
-        <w:t xml:space="preserve">2.3.6 Search Results — Tours</w:t>
-      </w:r>
-      <w:r>
-        <w:t xml:space="preserve"> </w:t>
-      </w:r>
-      <w:r>
-        <w:t xml:space="preserve">— Pattern F.</w:t>
+        <w:t xml:space="preserve">2.2.6 Trip Document Library</w:t>
+      </w:r>
+      <w:r>
+        <w:t xml:space="preserve"> </w:t>
+      </w:r>
+      <w:r>
+        <w:t xml:space="preserve">— Pattern B. Documents shown as thumbnails (grid) on tablet/web, list on mobile.</w:t>
       </w:r>
     </w:p>
     <w:p>
@@ -57451,13 +57576,13 @@
           <w:b/>
           <w:bCs/>
         </w:rPr>
-        <w:t xml:space="preserve">2.3.7 Property / Cruise / Tour Detail</w:t>
-      </w:r>
-      <w:r>
-        <w:t xml:space="preserve"> </w:t>
-      </w:r>
-      <w:r>
-        <w:t xml:space="preserve">— Pattern C. Image gallery is swipeable on mobile, lightbox on tablet/web.</w:t>
+        <w:t xml:space="preserve">2.2.7 Trip Messages / Thread</w:t>
+      </w:r>
+      <w:r>
+        <w:t xml:space="preserve"> </w:t>
+      </w:r>
+      <w:r>
+        <w:t xml:space="preserve">— Pattern J-adjacent (chat-style). Mobile is full-screen; tablet/web shows inline within Trip Detail’s side rail.</w:t>
       </w:r>
     </w:p>
     <w:p>
@@ -57473,13 +57598,13 @@
           <w:b/>
           <w:bCs/>
         </w:rPr>
-        <w:t xml:space="preserve">2.3.8 Quote Request Form</w:t>
-      </w:r>
-      <w:r>
-        <w:t xml:space="preserve"> </w:t>
-      </w:r>
-      <w:r>
-        <w:t xml:space="preserve">— Pattern G.</w:t>
+        <w:t xml:space="preserve">2.2.8 Empty Trip Component States</w:t>
+      </w:r>
+      <w:r>
+        <w:t xml:space="preserve"> </w:t>
+      </w:r>
+      <w:r>
+        <w:t xml:space="preserve">— Inline within Itinerary Viewer; identical content across viewports.</w:t>
       </w:r>
     </w:p>
     <w:p>
@@ -57495,13 +57620,13 @@
           <w:b/>
           <w:bCs/>
         </w:rPr>
-        <w:t xml:space="preserve">2.3.9 Quote Request Confirmation</w:t>
-      </w:r>
-      <w:r>
-        <w:t xml:space="preserve"> </w:t>
-      </w:r>
-      <w:r>
-        <w:t xml:space="preserve">— Pattern J.</w:t>
+        <w:t xml:space="preserve">2.2.9 Trip Status Change Notification View</w:t>
+      </w:r>
+      <w:r>
+        <w:t xml:space="preserve"> </w:t>
+      </w:r>
+      <w:r>
+        <w:t xml:space="preserve">— Pattern J. Mobile sheet; tablet/web modal.</w:t>
       </w:r>
     </w:p>
     <w:p>
@@ -57517,65 +57642,45 @@
           <w:b/>
           <w:bCs/>
         </w:rPr>
-        <w:t xml:space="preserve">2.3.10 Saved Searches &amp; Favorites</w:t>
-      </w:r>
-      <w:r>
-        <w:t xml:space="preserve"> </w:t>
-      </w:r>
-      <w:r>
-        <w:t xml:space="preserve">— Pattern B.</w:t>
-      </w:r>
-    </w:p>
-    <w:bookmarkEnd w:id="224"/>
-    <w:bookmarkStart w:id="225" w:name="X2a555d0b695d9ee380c421b699bf83886050e5d"/>
+        <w:t xml:space="preserve">2.2.10 Trip Cancellation View</w:t>
+      </w:r>
+      <w:r>
+        <w:t xml:space="preserve"> </w:t>
+      </w:r>
+      <w:r>
+        <w:t xml:space="preserve">— Pattern C variant.</w:t>
+      </w:r>
+    </w:p>
+    <w:p>
+      <w:pPr>
+        <w:pStyle w:val="Compact"/>
+        <w:numPr>
+          <w:ilvl w:val="0"/>
+          <w:numId w:val="1031"/>
+        </w:numPr>
+      </w:pPr>
+      <w:r>
+        <w:rPr>
+          <w:b/>
+          <w:bCs/>
+        </w:rPr>
+        <w:t xml:space="preserve">2.2.11 Past Trip Memory View</w:t>
+      </w:r>
+      <w:r>
+        <w:t xml:space="preserve"> </w:t>
+      </w:r>
+      <w:r>
+        <w:t xml:space="preserve">— Pattern I + photo gallery. Photo grid is 1-col on mobile, 3-col on tablet, 4-col on web.</w:t>
+      </w:r>
+    </w:p>
+    <w:bookmarkEnd w:id="223"/>
+    <w:bookmarkStart w:id="224" w:name="client-self-guided-search-2.3.x"/>
     <w:p>
       <w:pPr>
         <w:pStyle w:val="Heading4"/>
       </w:pPr>
       <w:r>
-        <w:t xml:space="preserve">Client — Payment &amp; Card Authorization (2.4.x) (Retired 2026-10-16)</w:t>
-      </w:r>
-    </w:p>
-    <w:p>
-      <w:pPr>
-        <w:pStyle w:val="BlockText"/>
-      </w:pPr>
-      <w:r>
-        <w:rPr>
-          <w:b/>
-          <w:bCs/>
-        </w:rPr>
-        <w:t xml:space="preserve">Amended 2026-10-16.</w:t>
-      </w:r>
-      <w:r>
-        <w:t xml:space="preserve"> </w:t>
-      </w:r>
-      <w:r>
-        <w:t xml:space="preserve">All seven screens are retired (§2.4); the mapping below is kept as a</w:t>
-      </w:r>
-      <w:r>
-        <w:t xml:space="preserve"> </w:t>
-      </w:r>
-      <w:r>
-        <w:t xml:space="preserve">record only. The client’s pay button and</w:t>
-      </w:r>
-      <w:r>
-        <w:t xml:space="preserve"> </w:t>
-      </w:r>
-      <w:r>
-        <w:t xml:space="preserve">“I’ve paid”</w:t>
-      </w:r>
-      <w:r>
-        <w:t xml:space="preserve"> </w:t>
-      </w:r>
-      <w:r>
-        <w:t xml:space="preserve">live inside 2.2.3’s payment timeline</w:t>
-      </w:r>
-      <w:r>
-        <w:t xml:space="preserve"> </w:t>
-      </w:r>
-      <w:r>
-        <w:t xml:space="preserve">and follow its Pattern C.</w:t>
+        <w:t xml:space="preserve">Client — Self-Guided Search (2.3.x)</w:t>
       </w:r>
     </w:p>
     <w:p>
@@ -57591,13 +57696,13 @@
           <w:b/>
           <w:bCs/>
         </w:rPr>
-        <w:t xml:space="preserve">2.4.1 My Cards / Payment Methods List</w:t>
-      </w:r>
-      <w:r>
-        <w:t xml:space="preserve"> </w:t>
-      </w:r>
-      <w:r>
-        <w:t xml:space="preserve">— Pattern B. Cards displayed as visual card-shaped tiles on all viewports (this is one of the rare places where mobile actually shows richer visual treatment because of the credit-card metaphor).</w:t>
+        <w:t xml:space="preserve">2.3.1 Search Landing / Inspiration Hub</w:t>
+      </w:r>
+      <w:r>
+        <w:t xml:space="preserve"> </w:t>
+      </w:r>
+      <w:r>
+        <w:t xml:space="preserve">— Pattern F (entry variant). Mobile: single column with hero search. Tablet: hero + 2-col inspiration grid. Web: hero + 3-4 col grid with filter sidebar collapsed.</w:t>
       </w:r>
     </w:p>
     <w:p>
@@ -57613,13 +57718,13 @@
           <w:b/>
           <w:bCs/>
         </w:rPr>
-        <w:t xml:space="preserve">2.4.2 Add Card</w:t>
-      </w:r>
-      <w:r>
-        <w:t xml:space="preserve"> </w:t>
-      </w:r>
-      <w:r>
-        <w:t xml:space="preserve">— Pattern A. Stripe Elements responsive natively; on mobile uses native payment-keyboard.</w:t>
+        <w:t xml:space="preserve">2.3.2 Search Form</w:t>
+      </w:r>
+      <w:r>
+        <w:t xml:space="preserve"> </w:t>
+      </w:r>
+      <w:r>
+        <w:t xml:space="preserve">— Pattern F.</w:t>
       </w:r>
     </w:p>
     <w:p>
@@ -57635,13 +57740,13 @@
           <w:b/>
           <w:bCs/>
         </w:rPr>
-        <w:t xml:space="preserve">2.4.3 Card Authorization for Trip</w:t>
-      </w:r>
-      <w:r>
-        <w:t xml:space="preserve"> </w:t>
-      </w:r>
-      <w:r>
-        <w:t xml:space="preserve">— Pattern A + Pattern J (consent step).</w:t>
+        <w:t xml:space="preserve">2.3.3 Search Results — Hotels</w:t>
+      </w:r>
+      <w:r>
+        <w:t xml:space="preserve"> </w:t>
+      </w:r>
+      <w:r>
+        <w:t xml:space="preserve">— Pattern F.</w:t>
       </w:r>
     </w:p>
     <w:p>
@@ -57657,13 +57762,13 @@
           <w:b/>
           <w:bCs/>
         </w:rPr>
-        <w:t xml:space="preserve">2.4.4 Card Authorization Confirmation</w:t>
-      </w:r>
-      <w:r>
-        <w:t xml:space="preserve"> </w:t>
-      </w:r>
-      <w:r>
-        <w:t xml:space="preserve">— Pattern J.</w:t>
+        <w:t xml:space="preserve">2.3.4 Search Results — Cruises</w:t>
+      </w:r>
+      <w:r>
+        <w:t xml:space="preserve"> </w:t>
+      </w:r>
+      <w:r>
+        <w:t xml:space="preserve">— Pattern F.</w:t>
       </w:r>
     </w:p>
     <w:p>
@@ -57679,13 +57784,13 @@
           <w:b/>
           <w:bCs/>
         </w:rPr>
-        <w:t xml:space="preserve">2.4.5 Card Use History / Activity</w:t>
-      </w:r>
-      <w:r>
-        <w:t xml:space="preserve"> </w:t>
-      </w:r>
-      <w:r>
-        <w:t xml:space="preserve">— Pattern B.</w:t>
+        <w:t xml:space="preserve">2.3.5 Search Results — Flights</w:t>
+      </w:r>
+      <w:r>
+        <w:t xml:space="preserve"> </w:t>
+      </w:r>
+      <w:r>
+        <w:t xml:space="preserve">— Pattern F.</w:t>
       </w:r>
     </w:p>
     <w:p>
@@ -57701,13 +57806,13 @@
           <w:b/>
           <w:bCs/>
         </w:rPr>
-        <w:t xml:space="preserve">2.4.6 Card Use Detail / Event Detail</w:t>
-      </w:r>
-      <w:r>
-        <w:t xml:space="preserve"> </w:t>
-      </w:r>
-      <w:r>
-        <w:t xml:space="preserve">— Pattern C variant (single-page detail).</w:t>
+        <w:t xml:space="preserve">2.3.6 Search Results — Tours</w:t>
+      </w:r>
+      <w:r>
+        <w:t xml:space="preserve"> </w:t>
+      </w:r>
+      <w:r>
+        <w:t xml:space="preserve">— Pattern F.</w:t>
       </w:r>
     </w:p>
     <w:p>
@@ -57723,23 +57828,131 @@
           <w:b/>
           <w:bCs/>
         </w:rPr>
-        <w:t xml:space="preserve">2.4.7 Revoke Card Authorization Confirmation</w:t>
-      </w:r>
-      <w:r>
-        <w:t xml:space="preserve"> </w:t>
-      </w:r>
-      <w:r>
-        <w:t xml:space="preserve">— Pattern J. Always a modal/sheet because this is consequential.</w:t>
-      </w:r>
-    </w:p>
-    <w:bookmarkEnd w:id="225"/>
-    <w:bookmarkStart w:id="226" w:name="client-account-profile-2.5.x"/>
+        <w:t xml:space="preserve">2.3.7 Property / Cruise / Tour Detail</w:t>
+      </w:r>
+      <w:r>
+        <w:t xml:space="preserve"> </w:t>
+      </w:r>
+      <w:r>
+        <w:t xml:space="preserve">— Pattern C. Image gallery is swipeable on mobile, lightbox on tablet/web.</w:t>
+      </w:r>
+    </w:p>
+    <w:p>
+      <w:pPr>
+        <w:pStyle w:val="Compact"/>
+        <w:numPr>
+          <w:ilvl w:val="0"/>
+          <w:numId w:val="1032"/>
+        </w:numPr>
+      </w:pPr>
+      <w:r>
+        <w:rPr>
+          <w:b/>
+          <w:bCs/>
+        </w:rPr>
+        <w:t xml:space="preserve">2.3.8 Quote Request Form</w:t>
+      </w:r>
+      <w:r>
+        <w:t xml:space="preserve"> </w:t>
+      </w:r>
+      <w:r>
+        <w:t xml:space="preserve">— Pattern G.</w:t>
+      </w:r>
+    </w:p>
+    <w:p>
+      <w:pPr>
+        <w:pStyle w:val="Compact"/>
+        <w:numPr>
+          <w:ilvl w:val="0"/>
+          <w:numId w:val="1032"/>
+        </w:numPr>
+      </w:pPr>
+      <w:r>
+        <w:rPr>
+          <w:b/>
+          <w:bCs/>
+        </w:rPr>
+        <w:t xml:space="preserve">2.3.9 Quote Request Confirmation</w:t>
+      </w:r>
+      <w:r>
+        <w:t xml:space="preserve"> </w:t>
+      </w:r>
+      <w:r>
+        <w:t xml:space="preserve">— Pattern J.</w:t>
+      </w:r>
+    </w:p>
+    <w:p>
+      <w:pPr>
+        <w:pStyle w:val="Compact"/>
+        <w:numPr>
+          <w:ilvl w:val="0"/>
+          <w:numId w:val="1032"/>
+        </w:numPr>
+      </w:pPr>
+      <w:r>
+        <w:rPr>
+          <w:b/>
+          <w:bCs/>
+        </w:rPr>
+        <w:t xml:space="preserve">2.3.10 Saved Searches &amp; Favorites</w:t>
+      </w:r>
+      <w:r>
+        <w:t xml:space="preserve"> </w:t>
+      </w:r>
+      <w:r>
+        <w:t xml:space="preserve">— Pattern B.</w:t>
+      </w:r>
+    </w:p>
+    <w:bookmarkEnd w:id="224"/>
+    <w:bookmarkStart w:id="225" w:name="X2a555d0b695d9ee380c421b699bf83886050e5d"/>
     <w:p>
       <w:pPr>
         <w:pStyle w:val="Heading4"/>
       </w:pPr>
       <w:r>
-        <w:t xml:space="preserve">Client — Account &amp; Profile (2.5.x)</w:t>
+        <w:t xml:space="preserve">Client — Payment &amp; Card Authorization (2.4.x) (Retired 2026-10-16)</w:t>
+      </w:r>
+    </w:p>
+    <w:p>
+      <w:pPr>
+        <w:pStyle w:val="BlockText"/>
+      </w:pPr>
+      <w:r>
+        <w:rPr>
+          <w:b/>
+          <w:bCs/>
+        </w:rPr>
+        <w:t xml:space="preserve">Amended 2026-10-16.</w:t>
+      </w:r>
+      <w:r>
+        <w:t xml:space="preserve"> </w:t>
+      </w:r>
+      <w:r>
+        <w:t xml:space="preserve">All seven screens are retired (§2.4); the mapping below is kept as a</w:t>
+      </w:r>
+      <w:r>
+        <w:t xml:space="preserve"> </w:t>
+      </w:r>
+      <w:r>
+        <w:t xml:space="preserve">record only. The client’s pay button and</w:t>
+      </w:r>
+      <w:r>
+        <w:t xml:space="preserve"> </w:t>
+      </w:r>
+      <w:r>
+        <w:t xml:space="preserve">“I’ve paid”</w:t>
+      </w:r>
+      <w:r>
+        <w:t xml:space="preserve"> </w:t>
+      </w:r>
+      <w:r>
+        <w:t xml:space="preserve">live inside 2.2.3’s payment timeline</w:t>
+      </w:r>
+      <w:r>
+        <w:t xml:space="preserve"> </w:t>
+      </w:r>
+      <w:r>
+        <w:t xml:space="preserve">and follow its Pattern C.</w:t>
       </w:r>
     </w:p>
     <w:p>
@@ -57755,13 +57968,13 @@
           <w:b/>
           <w:bCs/>
         </w:rPr>
-        <w:t xml:space="preserve">2.5.1 Account Overview</w:t>
-      </w:r>
-      <w:r>
-        <w:t xml:space="preserve"> </w:t>
-      </w:r>
-      <w:r>
-        <w:t xml:space="preserve">— Pattern D variant. Mobile: list of tiles. Tablet/web: grid of tiles.</w:t>
+        <w:t xml:space="preserve">2.4.1 My Cards / Payment Methods List</w:t>
+      </w:r>
+      <w:r>
+        <w:t xml:space="preserve"> </w:t>
+      </w:r>
+      <w:r>
+        <w:t xml:space="preserve">— Pattern B. Cards displayed as visual card-shaped tiles on all viewports (this is one of the rare places where mobile actually shows richer visual treatment because of the credit-card metaphor).</w:t>
       </w:r>
     </w:p>
     <w:p>
@@ -57777,13 +57990,13 @@
           <w:b/>
           <w:bCs/>
         </w:rPr>
-        <w:t xml:space="preserve">2.5.2 Personal Info Edit</w:t>
-      </w:r>
-      <w:r>
-        <w:t xml:space="preserve"> </w:t>
-      </w:r>
-      <w:r>
-        <w:t xml:space="preserve">— Pattern A.</w:t>
+        <w:t xml:space="preserve">2.4.2 Add Card</w:t>
+      </w:r>
+      <w:r>
+        <w:t xml:space="preserve"> </w:t>
+      </w:r>
+      <w:r>
+        <w:t xml:space="preserve">— Pattern A. Stripe Elements responsive natively; on mobile uses native payment-keyboard.</w:t>
       </w:r>
     </w:p>
     <w:p>
@@ -57799,13 +58012,13 @@
           <w:b/>
           <w:bCs/>
         </w:rPr>
-        <w:t xml:space="preserve">2.5.3 Travel Preferences Edit</w:t>
-      </w:r>
-      <w:r>
-        <w:t xml:space="preserve"> </w:t>
-      </w:r>
-      <w:r>
-        <w:t xml:space="preserve">— Pattern A. Same chip behavior as 2.1.11.</w:t>
+        <w:t xml:space="preserve">2.4.3 Card Authorization for Trip</w:t>
+      </w:r>
+      <w:r>
+        <w:t xml:space="preserve"> </w:t>
+      </w:r>
+      <w:r>
+        <w:t xml:space="preserve">— Pattern A + Pattern J (consent step).</w:t>
       </w:r>
     </w:p>
     <w:p>
@@ -57821,13 +58034,13 @@
           <w:b/>
           <w:bCs/>
         </w:rPr>
-        <w:t xml:space="preserve">2.5.4 Travel Documents</w:t>
-      </w:r>
-      <w:r>
-        <w:t xml:space="preserve"> </w:t>
-      </w:r>
-      <w:r>
-        <w:t xml:space="preserve">— Pattern B. A type badge and filename per row, not a thumbnail grid: previews would sign every document on every page load and write an access record for each. See the note at 2.5.4.</w:t>
+        <w:t xml:space="preserve">2.4.4 Card Authorization Confirmation</w:t>
+      </w:r>
+      <w:r>
+        <w:t xml:space="preserve"> </w:t>
+      </w:r>
+      <w:r>
+        <w:t xml:space="preserve">— Pattern J.</w:t>
       </w:r>
     </w:p>
     <w:p>
@@ -57843,13 +58056,13 @@
           <w:b/>
           <w:bCs/>
         </w:rPr>
-        <w:t xml:space="preserve">2.5.5 Document Upload / Camera Capture</w:t>
-      </w:r>
-      <w:r>
-        <w:t xml:space="preserve"> </w:t>
-      </w:r>
-      <w:r>
-        <w:t xml:space="preserve">— Pattern J. Mobile uses native camera; tablet uses either camera or file picker; web is file picker only.</w:t>
+        <w:t xml:space="preserve">2.4.5 Card Use History / Activity</w:t>
+      </w:r>
+      <w:r>
+        <w:t xml:space="preserve"> </w:t>
+      </w:r>
+      <w:r>
+        <w:t xml:space="preserve">— Pattern B.</w:t>
       </w:r>
     </w:p>
     <w:p>
@@ -57865,13 +58078,13 @@
           <w:b/>
           <w:bCs/>
         </w:rPr>
-        <w:t xml:space="preserve">2.5.6 Notification Preferences</w:t>
-      </w:r>
-      <w:r>
-        <w:t xml:space="preserve"> </w:t>
-      </w:r>
-      <w:r>
-        <w:t xml:space="preserve">— Pattern A (matrix form). Mobile: stacked toggles per category. Tablet/web: actual matrix table. Two channel columns, not three — SMS was removed 2026-09-10; see the note at 2.5.6.</w:t>
+        <w:t xml:space="preserve">2.4.6 Card Use Detail / Event Detail</w:t>
+      </w:r>
+      <w:r>
+        <w:t xml:space="preserve"> </w:t>
+      </w:r>
+      <w:r>
+        <w:t xml:space="preserve">— Pattern C variant (single-page detail).</w:t>
       </w:r>
     </w:p>
     <w:p>
@@ -57887,111 +58100,23 @@
           <w:b/>
           <w:bCs/>
         </w:rPr>
-        <w:t xml:space="preserve">2.5.7 Security Settings</w:t>
-      </w:r>
-      <w:r>
-        <w:t xml:space="preserve"> </w:t>
-      </w:r>
-      <w:r>
-        <w:t xml:space="preserve">— Pattern A.</w:t>
-      </w:r>
-    </w:p>
-    <w:p>
-      <w:pPr>
-        <w:pStyle w:val="Compact"/>
-        <w:numPr>
-          <w:ilvl w:val="0"/>
-          <w:numId w:val="1033"/>
-        </w:numPr>
-      </w:pPr>
-      <w:r>
-        <w:rPr>
-          <w:b/>
-          <w:bCs/>
-        </w:rPr>
-        <w:t xml:space="preserve">2.5.8 Connected Accounts</w:t>
-      </w:r>
-      <w:r>
-        <w:t xml:space="preserve"> </w:t>
-      </w:r>
-      <w:r>
-        <w:t xml:space="preserve">— Pattern A.</w:t>
-      </w:r>
-    </w:p>
-    <w:p>
-      <w:pPr>
-        <w:pStyle w:val="Compact"/>
-        <w:numPr>
-          <w:ilvl w:val="0"/>
-          <w:numId w:val="1033"/>
-        </w:numPr>
-      </w:pPr>
-      <w:r>
-        <w:rPr>
-          <w:b/>
-          <w:bCs/>
-        </w:rPr>
-        <w:t xml:space="preserve">2.5.9 Privacy &amp; Data Export</w:t>
-      </w:r>
-      <w:r>
-        <w:t xml:space="preserve"> </w:t>
-      </w:r>
-      <w:r>
-        <w:t xml:space="preserve">— Pattern A.</w:t>
-      </w:r>
-    </w:p>
-    <w:p>
-      <w:pPr>
-        <w:pStyle w:val="Compact"/>
-        <w:numPr>
-          <w:ilvl w:val="0"/>
-          <w:numId w:val="1033"/>
-        </w:numPr>
-      </w:pPr>
-      <w:r>
-        <w:rPr>
-          <w:b/>
-          <w:bCs/>
-        </w:rPr>
-        <w:t xml:space="preserve">2.5.10 Account Closure</w:t>
-      </w:r>
-      <w:r>
-        <w:t xml:space="preserve"> </w:t>
-      </w:r>
-      <w:r>
-        <w:t xml:space="preserve">— Pattern J (destructive confirmation).</w:t>
-      </w:r>
-    </w:p>
-    <w:p>
-      <w:pPr>
-        <w:pStyle w:val="Compact"/>
-        <w:numPr>
-          <w:ilvl w:val="0"/>
-          <w:numId w:val="1033"/>
-        </w:numPr>
-      </w:pPr>
-      <w:r>
-        <w:rPr>
-          <w:b/>
-          <w:bCs/>
-        </w:rPr>
-        <w:t xml:space="preserve">2.5.11 Help &amp; Support</w:t>
-      </w:r>
-      <w:r>
-        <w:t xml:space="preserve"> </w:t>
-      </w:r>
-      <w:r>
-        <w:t xml:space="preserve">— Pattern I + Pattern B (FAQ list).</w:t>
-      </w:r>
-    </w:p>
-    <w:bookmarkEnd w:id="226"/>
-    <w:bookmarkStart w:id="227" w:name="client-messaging-2.6.x"/>
+        <w:t xml:space="preserve">2.4.7 Revoke Card Authorization Confirmation</w:t>
+      </w:r>
+      <w:r>
+        <w:t xml:space="preserve"> </w:t>
+      </w:r>
+      <w:r>
+        <w:t xml:space="preserve">— Pattern J. Always a modal/sheet because this is consequential.</w:t>
+      </w:r>
+    </w:p>
+    <w:bookmarkEnd w:id="225"/>
+    <w:bookmarkStart w:id="226" w:name="client-account-profile-2.5.x"/>
     <w:p>
       <w:pPr>
         <w:pStyle w:val="Heading4"/>
       </w:pPr>
       <w:r>
-        <w:t xml:space="preserve">Client — Messaging (2.6.x)</w:t>
+        <w:t xml:space="preserve">Client — Account &amp; Profile (2.5.x)</w:t>
       </w:r>
     </w:p>
     <w:p>
@@ -58007,13 +58132,13 @@
           <w:b/>
           <w:bCs/>
         </w:rPr>
-        <w:t xml:space="preserve">2.6.1 Messages Inbox</w:t>
-      </w:r>
-      <w:r>
-        <w:t xml:space="preserve"> </w:t>
-      </w:r>
-      <w:r>
-        <w:t xml:space="preserve">— Pattern B. Master-detail on tablet landscape and web (inbox left, conversation right).</w:t>
+        <w:t xml:space="preserve">2.5.1 Account Overview</w:t>
+      </w:r>
+      <w:r>
+        <w:t xml:space="preserve"> </w:t>
+      </w:r>
+      <w:r>
+        <w:t xml:space="preserve">— Pattern D variant. Mobile: list of tiles. Tablet/web: grid of tiles.</w:t>
       </w:r>
     </w:p>
     <w:p>
@@ -58029,13 +58154,13 @@
           <w:b/>
           <w:bCs/>
         </w:rPr>
-        <w:t xml:space="preserve">2.6.2 Conversation Thread</w:t>
-      </w:r>
-      <w:r>
-        <w:t xml:space="preserve"> </w:t>
-      </w:r>
-      <w:r>
-        <w:t xml:space="preserve">— Pattern C (chat-style). Mobile is full-screen; tablet/web inline with inbox.</w:t>
+        <w:t xml:space="preserve">2.5.2 Personal Info Edit</w:t>
+      </w:r>
+      <w:r>
+        <w:t xml:space="preserve"> </w:t>
+      </w:r>
+      <w:r>
+        <w:t xml:space="preserve">— Pattern A.</w:t>
       </w:r>
     </w:p>
     <w:p>
@@ -58051,7 +58176,95 @@
           <w:b/>
           <w:bCs/>
         </w:rPr>
-        <w:t xml:space="preserve">2.6.3 New Conversation</w:t>
+        <w:t xml:space="preserve">2.5.3 Travel Preferences Edit</w:t>
+      </w:r>
+      <w:r>
+        <w:t xml:space="preserve"> </w:t>
+      </w:r>
+      <w:r>
+        <w:t xml:space="preserve">— Pattern A. Same chip behavior as 2.1.11.</w:t>
+      </w:r>
+    </w:p>
+    <w:p>
+      <w:pPr>
+        <w:pStyle w:val="Compact"/>
+        <w:numPr>
+          <w:ilvl w:val="0"/>
+          <w:numId w:val="1034"/>
+        </w:numPr>
+      </w:pPr>
+      <w:r>
+        <w:rPr>
+          <w:b/>
+          <w:bCs/>
+        </w:rPr>
+        <w:t xml:space="preserve">2.5.4 Travel Documents</w:t>
+      </w:r>
+      <w:r>
+        <w:t xml:space="preserve"> </w:t>
+      </w:r>
+      <w:r>
+        <w:t xml:space="preserve">— Pattern B. A type badge and filename per row, not a thumbnail grid: previews would sign every document on every page load and write an access record for each. See the note at 2.5.4.</w:t>
+      </w:r>
+    </w:p>
+    <w:p>
+      <w:pPr>
+        <w:pStyle w:val="Compact"/>
+        <w:numPr>
+          <w:ilvl w:val="0"/>
+          <w:numId w:val="1034"/>
+        </w:numPr>
+      </w:pPr>
+      <w:r>
+        <w:rPr>
+          <w:b/>
+          <w:bCs/>
+        </w:rPr>
+        <w:t xml:space="preserve">2.5.5 Document Upload / Camera Capture</w:t>
+      </w:r>
+      <w:r>
+        <w:t xml:space="preserve"> </w:t>
+      </w:r>
+      <w:r>
+        <w:t xml:space="preserve">— Pattern J. Mobile uses native camera; tablet uses either camera or file picker; web is file picker only.</w:t>
+      </w:r>
+    </w:p>
+    <w:p>
+      <w:pPr>
+        <w:pStyle w:val="Compact"/>
+        <w:numPr>
+          <w:ilvl w:val="0"/>
+          <w:numId w:val="1034"/>
+        </w:numPr>
+      </w:pPr>
+      <w:r>
+        <w:rPr>
+          <w:b/>
+          <w:bCs/>
+        </w:rPr>
+        <w:t xml:space="preserve">2.5.6 Notification Preferences</w:t>
+      </w:r>
+      <w:r>
+        <w:t xml:space="preserve"> </w:t>
+      </w:r>
+      <w:r>
+        <w:t xml:space="preserve">— Pattern A (matrix form). Mobile: stacked toggles per category. Tablet/web: actual matrix table. Two channel columns, not three — SMS was removed 2026-09-10; see the note at 2.5.6.</w:t>
+      </w:r>
+    </w:p>
+    <w:p>
+      <w:pPr>
+        <w:pStyle w:val="Compact"/>
+        <w:numPr>
+          <w:ilvl w:val="0"/>
+          <w:numId w:val="1034"/>
+        </w:numPr>
+      </w:pPr>
+      <w:r>
+        <w:rPr>
+          <w:b/>
+          <w:bCs/>
+        </w:rPr>
+        <w:t xml:space="preserve">2.5.7 Security Settings</w:t>
       </w:r>
       <w:r>
         <w:t xml:space="preserve"> </w:t>
@@ -58060,14 +58273,102 @@
         <w:t xml:space="preserve">— Pattern A.</w:t>
       </w:r>
     </w:p>
-    <w:bookmarkEnd w:id="227"/>
-    <w:bookmarkStart w:id="228" w:name="client-mobile-specific-2.7.x"/>
+    <w:p>
+      <w:pPr>
+        <w:pStyle w:val="Compact"/>
+        <w:numPr>
+          <w:ilvl w:val="0"/>
+          <w:numId w:val="1034"/>
+        </w:numPr>
+      </w:pPr>
+      <w:r>
+        <w:rPr>
+          <w:b/>
+          <w:bCs/>
+        </w:rPr>
+        <w:t xml:space="preserve">2.5.8 Connected Accounts</w:t>
+      </w:r>
+      <w:r>
+        <w:t xml:space="preserve"> </w:t>
+      </w:r>
+      <w:r>
+        <w:t xml:space="preserve">— Pattern A.</w:t>
+      </w:r>
+    </w:p>
+    <w:p>
+      <w:pPr>
+        <w:pStyle w:val="Compact"/>
+        <w:numPr>
+          <w:ilvl w:val="0"/>
+          <w:numId w:val="1034"/>
+        </w:numPr>
+      </w:pPr>
+      <w:r>
+        <w:rPr>
+          <w:b/>
+          <w:bCs/>
+        </w:rPr>
+        <w:t xml:space="preserve">2.5.9 Privacy &amp; Data Export</w:t>
+      </w:r>
+      <w:r>
+        <w:t xml:space="preserve"> </w:t>
+      </w:r>
+      <w:r>
+        <w:t xml:space="preserve">— Pattern A.</w:t>
+      </w:r>
+    </w:p>
+    <w:p>
+      <w:pPr>
+        <w:pStyle w:val="Compact"/>
+        <w:numPr>
+          <w:ilvl w:val="0"/>
+          <w:numId w:val="1034"/>
+        </w:numPr>
+      </w:pPr>
+      <w:r>
+        <w:rPr>
+          <w:b/>
+          <w:bCs/>
+        </w:rPr>
+        <w:t xml:space="preserve">2.5.10 Account Closure</w:t>
+      </w:r>
+      <w:r>
+        <w:t xml:space="preserve"> </w:t>
+      </w:r>
+      <w:r>
+        <w:t xml:space="preserve">— Pattern J (destructive confirmation).</w:t>
+      </w:r>
+    </w:p>
+    <w:p>
+      <w:pPr>
+        <w:pStyle w:val="Compact"/>
+        <w:numPr>
+          <w:ilvl w:val="0"/>
+          <w:numId w:val="1034"/>
+        </w:numPr>
+      </w:pPr>
+      <w:r>
+        <w:rPr>
+          <w:b/>
+          <w:bCs/>
+        </w:rPr>
+        <w:t xml:space="preserve">2.5.11 Help &amp; Support</w:t>
+      </w:r>
+      <w:r>
+        <w:t xml:space="preserve"> </w:t>
+      </w:r>
+      <w:r>
+        <w:t xml:space="preserve">— Pattern I + Pattern B (FAQ list).</w:t>
+      </w:r>
+    </w:p>
+    <w:bookmarkEnd w:id="226"/>
+    <w:bookmarkStart w:id="227" w:name="client-messaging-2.6.x"/>
     <w:p>
       <w:pPr>
         <w:pStyle w:val="Heading4"/>
       </w:pPr>
       <w:r>
-        <w:t xml:space="preserve">Client — Mobile-Specific (2.7.x)</w:t>
+        <w:t xml:space="preserve">Client — Messaging (2.6.x)</w:t>
       </w:r>
     </w:p>
     <w:p>
@@ -58083,13 +58384,13 @@
           <w:b/>
           <w:bCs/>
         </w:rPr>
-        <w:t xml:space="preserve">2.7.1 Offline Itinerary View</w:t>
-      </w:r>
-      <w:r>
-        <w:t xml:space="preserve"> </w:t>
-      </w:r>
-      <w:r>
-        <w:t xml:space="preserve">— Mobile-only. Adapts Pattern I with offline indicators.</w:t>
+        <w:t xml:space="preserve">2.6.1 Messages Inbox</w:t>
+      </w:r>
+      <w:r>
+        <w:t xml:space="preserve"> </w:t>
+      </w:r>
+      <w:r>
+        <w:t xml:space="preserve">— Pattern B. Master-detail on tablet landscape and web (inbox left, conversation right).</w:t>
       </w:r>
     </w:p>
     <w:p>
@@ -58105,13 +58406,13 @@
           <w:b/>
           <w:bCs/>
         </w:rPr>
-        <w:t xml:space="preserve">2.7.2 Quick Call Advisor</w:t>
-      </w:r>
-      <w:r>
-        <w:t xml:space="preserve"> </w:t>
-      </w:r>
-      <w:r>
-        <w:t xml:space="preserve">— Mobile-only. Pattern J (full-screen action sheet).</w:t>
+        <w:t xml:space="preserve">2.6.2 Conversation Thread</w:t>
+      </w:r>
+      <w:r>
+        <w:t xml:space="preserve"> </w:t>
+      </w:r>
+      <w:r>
+        <w:t xml:space="preserve">— Pattern C (chat-style). Mobile is full-screen; tablet/web inline with inbox.</w:t>
       </w:r>
     </w:p>
     <w:p>
@@ -58127,141 +58428,23 @@
           <w:b/>
           <w:bCs/>
         </w:rPr>
-        <w:t xml:space="preserve">2.7.3 Emergency Contacts</w:t>
-      </w:r>
-      <w:r>
-        <w:t xml:space="preserve"> </w:t>
-      </w:r>
-      <w:r>
-        <w:t xml:space="preserve">— Mobile-only. Pattern J.</w:t>
-      </w:r>
-    </w:p>
-    <w:p>
-      <w:pPr>
-        <w:pStyle w:val="Compact"/>
-        <w:numPr>
-          <w:ilvl w:val="0"/>
-          <w:numId w:val="1035"/>
-        </w:numPr>
-      </w:pPr>
-      <w:r>
-        <w:rPr>
-          <w:b/>
-          <w:bCs/>
-        </w:rPr>
-        <w:t xml:space="preserve">2.7.4 Push Notification Permission Prompt</w:t>
-      </w:r>
-      <w:r>
-        <w:t xml:space="preserve"> </w:t>
-      </w:r>
-      <w:r>
-        <w:t xml:space="preserve">— Mobile-only. Pattern J.</w:t>
-      </w:r>
-    </w:p>
-    <w:p>
-      <w:pPr>
-        <w:pStyle w:val="Compact"/>
-        <w:numPr>
-          <w:ilvl w:val="0"/>
-          <w:numId w:val="1035"/>
-        </w:numPr>
-      </w:pPr>
-      <w:r>
-        <w:rPr>
-          <w:b/>
-          <w:bCs/>
-        </w:rPr>
-        <w:t xml:space="preserve">2.7.5 Biometric Login Setup</w:t>
-      </w:r>
-      <w:r>
-        <w:t xml:space="preserve"> </w:t>
-      </w:r>
-      <w:r>
-        <w:t xml:space="preserve">— Mobile-only. Pattern A.</w:t>
-      </w:r>
-    </w:p>
-    <w:p>
-      <w:pPr>
-        <w:pStyle w:val="Compact"/>
-        <w:numPr>
-          <w:ilvl w:val="0"/>
-          <w:numId w:val="1035"/>
-        </w:numPr>
-      </w:pPr>
-      <w:r>
-        <w:rPr>
-          <w:b/>
-          <w:bCs/>
-        </w:rPr>
-        <w:t xml:space="preserve">2.7.6 Calendar Sync</w:t>
-      </w:r>
-      <w:r>
-        <w:t xml:space="preserve"> </w:t>
-      </w:r>
-      <w:r>
-        <w:t xml:space="preserve">— Mobile-only at MVP (tablet may follow in Phase 2). Pattern A.</w:t>
-      </w:r>
-    </w:p>
-    <w:p>
-      <w:pPr>
-        <w:pStyle w:val="Compact"/>
-        <w:numPr>
-          <w:ilvl w:val="0"/>
-          <w:numId w:val="1035"/>
-        </w:numPr>
-      </w:pPr>
-      <w:r>
-        <w:rPr>
-          <w:b/>
-          <w:bCs/>
-        </w:rPr>
-        <w:t xml:space="preserve">2.7.7 In-App Settings (Mobile)</w:t>
-      </w:r>
-      <w:r>
-        <w:t xml:space="preserve"> </w:t>
-      </w:r>
-      <w:r>
-        <w:t xml:space="preserve">— Mobile-only. Pattern A.</w:t>
-      </w:r>
-    </w:p>
-    <w:p>
-      <w:pPr>
-        <w:pStyle w:val="Compact"/>
-        <w:numPr>
-          <w:ilvl w:val="0"/>
-          <w:numId w:val="1035"/>
-        </w:numPr>
-      </w:pPr>
-      <w:r>
-        <w:rPr>
-          <w:b/>
-          <w:bCs/>
-        </w:rPr>
-        <w:t xml:space="preserve">2.7.8 App Update Required</w:t>
-      </w:r>
-      <w:r>
-        <w:t xml:space="preserve"> </w:t>
-      </w:r>
-      <w:r>
-        <w:t xml:space="preserve">— Mobile-only. Full-screen blocking modal.</w:t>
-      </w:r>
-    </w:p>
-    <w:p>
-      <w:pPr>
-        <w:pStyle w:val="FirstParagraph"/>
-      </w:pPr>
-      <w:r>
-        <w:t xml:space="preserve">These screens exist only on mobile and tablet PWA installs. The web variant either does not need the feature (e.g., biometric login uses the browser’s password manager instead) or provides the capability via a different mechanism documented inline.</w:t>
-      </w:r>
-    </w:p>
-    <w:bookmarkEnd w:id="228"/>
-    <w:bookmarkStart w:id="229" w:name="client-group-trip-coordination-2.8.x"/>
+        <w:t xml:space="preserve">2.6.3 New Conversation</w:t>
+      </w:r>
+      <w:r>
+        <w:t xml:space="preserve"> </w:t>
+      </w:r>
+      <w:r>
+        <w:t xml:space="preserve">— Pattern A.</w:t>
+      </w:r>
+    </w:p>
+    <w:bookmarkEnd w:id="227"/>
+    <w:bookmarkStart w:id="228" w:name="client-mobile-specific-2.7.x"/>
     <w:p>
       <w:pPr>
         <w:pStyle w:val="Heading4"/>
       </w:pPr>
       <w:r>
-        <w:t xml:space="preserve">Client — Group Trip Coordination (2.8.x)</w:t>
+        <w:t xml:space="preserve">Client — Mobile-Specific (2.7.x)</w:t>
       </w:r>
     </w:p>
     <w:p>
@@ -58277,13 +58460,13 @@
           <w:b/>
           <w:bCs/>
         </w:rPr>
-        <w:t xml:space="preserve">2.8.1 Group Trip Overview</w:t>
-      </w:r>
-      <w:r>
-        <w:t xml:space="preserve"> </w:t>
-      </w:r>
-      <w:r>
-        <w:t xml:space="preserve">— Pattern C.</w:t>
+        <w:t xml:space="preserve">2.7.1 Offline Itinerary View</w:t>
+      </w:r>
+      <w:r>
+        <w:t xml:space="preserve"> </w:t>
+      </w:r>
+      <w:r>
+        <w:t xml:space="preserve">— Mobile-only. Adapts Pattern I with offline indicators.</w:t>
       </w:r>
     </w:p>
     <w:p>
@@ -58299,13 +58482,13 @@
           <w:b/>
           <w:bCs/>
         </w:rPr>
-        <w:t xml:space="preserve">2.8.2 Co-Traveler Invitation</w:t>
-      </w:r>
-      <w:r>
-        <w:t xml:space="preserve"> </w:t>
-      </w:r>
-      <w:r>
-        <w:t xml:space="preserve">— Pattern A.</w:t>
+        <w:t xml:space="preserve">2.7.2 Quick Call Advisor</w:t>
+      </w:r>
+      <w:r>
+        <w:t xml:space="preserve"> </w:t>
+      </w:r>
+      <w:r>
+        <w:t xml:space="preserve">— Mobile-only. Pattern J (full-screen action sheet).</w:t>
       </w:r>
     </w:p>
     <w:p>
@@ -58321,13 +58504,13 @@
           <w:b/>
           <w:bCs/>
         </w:rPr>
-        <w:t xml:space="preserve">2.8.3 Group Chat</w:t>
-      </w:r>
-      <w:r>
-        <w:t xml:space="preserve"> </w:t>
-      </w:r>
-      <w:r>
-        <w:t xml:space="preserve">— Pattern C variant. Same as 2.6.2 but with multiple participants.</w:t>
+        <w:t xml:space="preserve">2.7.3 Emergency Contacts</w:t>
+      </w:r>
+      <w:r>
+        <w:t xml:space="preserve"> </w:t>
+      </w:r>
+      <w:r>
+        <w:t xml:space="preserve">— Mobile-only. Pattern J.</w:t>
       </w:r>
     </w:p>
     <w:p>
@@ -58343,23 +58526,119 @@
           <w:b/>
           <w:bCs/>
         </w:rPr>
-        <w:t xml:space="preserve">2.8.4 Co-Traveler View (Limited)</w:t>
-      </w:r>
-      <w:r>
-        <w:t xml:space="preserve"> </w:t>
-      </w:r>
-      <w:r>
-        <w:t xml:space="preserve">— Pattern I.</w:t>
-      </w:r>
-    </w:p>
-    <w:bookmarkEnd w:id="229"/>
-    <w:bookmarkStart w:id="230" w:name="agent-authentication-activation-3.1.x"/>
+        <w:t xml:space="preserve">2.7.4 Push Notification Permission Prompt</w:t>
+      </w:r>
+      <w:r>
+        <w:t xml:space="preserve"> </w:t>
+      </w:r>
+      <w:r>
+        <w:t xml:space="preserve">— Mobile-only. Pattern J.</w:t>
+      </w:r>
+    </w:p>
+    <w:p>
+      <w:pPr>
+        <w:pStyle w:val="Compact"/>
+        <w:numPr>
+          <w:ilvl w:val="0"/>
+          <w:numId w:val="1036"/>
+        </w:numPr>
+      </w:pPr>
+      <w:r>
+        <w:rPr>
+          <w:b/>
+          <w:bCs/>
+        </w:rPr>
+        <w:t xml:space="preserve">2.7.5 Biometric Login Setup</w:t>
+      </w:r>
+      <w:r>
+        <w:t xml:space="preserve"> </w:t>
+      </w:r>
+      <w:r>
+        <w:t xml:space="preserve">— Mobile-only. Pattern A.</w:t>
+      </w:r>
+    </w:p>
+    <w:p>
+      <w:pPr>
+        <w:pStyle w:val="Compact"/>
+        <w:numPr>
+          <w:ilvl w:val="0"/>
+          <w:numId w:val="1036"/>
+        </w:numPr>
+      </w:pPr>
+      <w:r>
+        <w:rPr>
+          <w:b/>
+          <w:bCs/>
+        </w:rPr>
+        <w:t xml:space="preserve">2.7.6 Calendar Sync</w:t>
+      </w:r>
+      <w:r>
+        <w:t xml:space="preserve"> </w:t>
+      </w:r>
+      <w:r>
+        <w:t xml:space="preserve">— Mobile-only at MVP (tablet may follow in Phase 2). Pattern A.</w:t>
+      </w:r>
+    </w:p>
+    <w:p>
+      <w:pPr>
+        <w:pStyle w:val="Compact"/>
+        <w:numPr>
+          <w:ilvl w:val="0"/>
+          <w:numId w:val="1036"/>
+        </w:numPr>
+      </w:pPr>
+      <w:r>
+        <w:rPr>
+          <w:b/>
+          <w:bCs/>
+        </w:rPr>
+        <w:t xml:space="preserve">2.7.7 In-App Settings (Mobile)</w:t>
+      </w:r>
+      <w:r>
+        <w:t xml:space="preserve"> </w:t>
+      </w:r>
+      <w:r>
+        <w:t xml:space="preserve">— Mobile-only. Pattern A.</w:t>
+      </w:r>
+    </w:p>
+    <w:p>
+      <w:pPr>
+        <w:pStyle w:val="Compact"/>
+        <w:numPr>
+          <w:ilvl w:val="0"/>
+          <w:numId w:val="1036"/>
+        </w:numPr>
+      </w:pPr>
+      <w:r>
+        <w:rPr>
+          <w:b/>
+          <w:bCs/>
+        </w:rPr>
+        <w:t xml:space="preserve">2.7.8 App Update Required</w:t>
+      </w:r>
+      <w:r>
+        <w:t xml:space="preserve"> </w:t>
+      </w:r>
+      <w:r>
+        <w:t xml:space="preserve">— Mobile-only. Full-screen blocking modal.</w:t>
+      </w:r>
+    </w:p>
+    <w:p>
+      <w:pPr>
+        <w:pStyle w:val="FirstParagraph"/>
+      </w:pPr>
+      <w:r>
+        <w:t xml:space="preserve">These screens exist only on mobile and tablet PWA installs. The web variant either does not need the feature (e.g., biometric login uses the browser’s password manager instead) or provides the capability via a different mechanism documented inline.</w:t>
+      </w:r>
+    </w:p>
+    <w:bookmarkEnd w:id="228"/>
+    <w:bookmarkStart w:id="229" w:name="client-group-trip-coordination-2.8.x"/>
     <w:p>
       <w:pPr>
         <w:pStyle w:val="Heading4"/>
       </w:pPr>
       <w:r>
-        <w:t xml:space="preserve">Agent — Authentication &amp; Activation (3.1.x)</w:t>
+        <w:t xml:space="preserve">Client — Group Trip Coordination (2.8.x)</w:t>
       </w:r>
     </w:p>
     <w:p>
@@ -58375,13 +58654,13 @@
           <w:b/>
           <w:bCs/>
         </w:rPr>
-        <w:t xml:space="preserve">3.1.1 Agent Login</w:t>
-      </w:r>
-      <w:r>
-        <w:t xml:space="preserve"> </w:t>
-      </w:r>
-      <w:r>
-        <w:t xml:space="preserve">— Pattern A.</w:t>
+        <w:t xml:space="preserve">2.8.1 Group Trip Overview</w:t>
+      </w:r>
+      <w:r>
+        <w:t xml:space="preserve"> </w:t>
+      </w:r>
+      <w:r>
+        <w:t xml:space="preserve">— Pattern C.</w:t>
       </w:r>
     </w:p>
     <w:p>
@@ -58397,7 +58676,7 @@
           <w:b/>
           <w:bCs/>
         </w:rPr>
-        <w:t xml:space="preserve">3.1.2 Agent MFA Challenge</w:t>
+        <w:t xml:space="preserve">2.8.2 Co-Traveler Invitation</w:t>
       </w:r>
       <w:r>
         <w:t xml:space="preserve"> </w:t>
@@ -58419,13 +58698,13 @@
           <w:b/>
           <w:bCs/>
         </w:rPr>
-        <w:t xml:space="preserve">3.1.3 Agent Password Reset</w:t>
-      </w:r>
-      <w:r>
-        <w:t xml:space="preserve"> </w:t>
-      </w:r>
-      <w:r>
-        <w:t xml:space="preserve">— Pattern A.</w:t>
+        <w:t xml:space="preserve">2.8.3 Group Chat</w:t>
+      </w:r>
+      <w:r>
+        <w:t xml:space="preserve"> </w:t>
+      </w:r>
+      <w:r>
+        <w:t xml:space="preserve">— Pattern C variant. Same as 2.6.2 but with multiple participants.</w:t>
       </w:r>
     </w:p>
     <w:p>
@@ -58441,155 +58720,23 @@
           <w:b/>
           <w:bCs/>
         </w:rPr>
-        <w:t xml:space="preserve">3.1.4 Agent Invitation / Activation Link</w:t>
-      </w:r>
-      <w:r>
-        <w:t xml:space="preserve"> </w:t>
-      </w:r>
-      <w:r>
-        <w:t xml:space="preserve">— Pattern A.</w:t>
-      </w:r>
-    </w:p>
-    <w:p>
-      <w:pPr>
-        <w:pStyle w:val="Compact"/>
-        <w:numPr>
-          <w:ilvl w:val="0"/>
-          <w:numId w:val="1037"/>
-        </w:numPr>
-      </w:pPr>
-      <w:r>
-        <w:rPr>
-          <w:b/>
-          <w:bCs/>
-        </w:rPr>
-        <w:t xml:space="preserve">3.1.5 Account Activation — Set Password</w:t>
-      </w:r>
-      <w:r>
-        <w:t xml:space="preserve"> </w:t>
-      </w:r>
-      <w:r>
-        <w:t xml:space="preserve">— Pattern A.</w:t>
-      </w:r>
-    </w:p>
-    <w:p>
-      <w:pPr>
-        <w:pStyle w:val="Compact"/>
-        <w:numPr>
-          <w:ilvl w:val="0"/>
-          <w:numId w:val="1037"/>
-        </w:numPr>
-      </w:pPr>
-      <w:r>
-        <w:rPr>
-          <w:b/>
-          <w:bCs/>
-        </w:rPr>
-        <w:t xml:space="preserve">3.1.6 Mandatory MFA Setup</w:t>
-      </w:r>
-      <w:r>
-        <w:t xml:space="preserve"> </w:t>
-      </w:r>
-      <w:r>
-        <w:t xml:space="preserve">— Pattern A. QR code centered and large; backup codes printable on web.</w:t>
-      </w:r>
-    </w:p>
-    <w:p>
-      <w:pPr>
-        <w:pStyle w:val="Compact"/>
-        <w:numPr>
-          <w:ilvl w:val="0"/>
-          <w:numId w:val="1037"/>
-        </w:numPr>
-      </w:pPr>
-      <w:r>
-        <w:rPr>
-          <w:b/>
-          <w:bCs/>
-        </w:rPr>
-        <w:t xml:space="preserve">3.1.7 Agent Profile Setup</w:t>
-      </w:r>
-      <w:r>
-        <w:t xml:space="preserve"> </w:t>
-      </w:r>
-      <w:r>
-        <w:t xml:space="preserve">— Pattern G.</w:t>
-      </w:r>
-    </w:p>
-    <w:p>
-      <w:pPr>
-        <w:pStyle w:val="Compact"/>
-        <w:numPr>
-          <w:ilvl w:val="0"/>
-          <w:numId w:val="1037"/>
-        </w:numPr>
-      </w:pPr>
-      <w:r>
-        <w:rPr>
-          <w:b/>
-          <w:bCs/>
-        </w:rPr>
-        <w:t xml:space="preserve">3.1.8 Availability &amp; Calendar Setup</w:t>
-      </w:r>
-      <w:r>
-        <w:t xml:space="preserve"> </w:t>
-      </w:r>
-      <w:r>
-        <w:t xml:space="preserve">— Pattern G. Web shows true week grid; mobile uses day-by-day stack; tablet hybrid.</w:t>
-      </w:r>
-    </w:p>
-    <w:p>
-      <w:pPr>
-        <w:pStyle w:val="Compact"/>
-        <w:numPr>
-          <w:ilvl w:val="0"/>
-          <w:numId w:val="1037"/>
-        </w:numPr>
-      </w:pPr>
-      <w:r>
-        <w:rPr>
-          <w:b/>
-          <w:bCs/>
-        </w:rPr>
-        <w:t xml:space="preserve">3.1.9 Email Signature Setup</w:t>
-      </w:r>
-      <w:r>
-        <w:t xml:space="preserve"> </w:t>
-      </w:r>
-      <w:r>
-        <w:t xml:space="preserve">— Pattern E (editor). Web is primary surface; mobile/tablet support viewing and minor edits.</w:t>
-      </w:r>
-    </w:p>
-    <w:p>
-      <w:pPr>
-        <w:pStyle w:val="Compact"/>
-        <w:numPr>
-          <w:ilvl w:val="0"/>
-          <w:numId w:val="1037"/>
-        </w:numPr>
-      </w:pPr>
-      <w:r>
-        <w:rPr>
-          <w:b/>
-          <w:bCs/>
-        </w:rPr>
-        <w:t xml:space="preserve">3.1.10 Welcome Tour / First-Run</w:t>
-      </w:r>
-      <w:r>
-        <w:t xml:space="preserve"> </w:t>
-      </w:r>
-      <w:r>
-        <w:t xml:space="preserve">— Pattern G + coachmarks. Coachmarks adjust to viewport-specific UI positions.</w:t>
-      </w:r>
-    </w:p>
-    <w:bookmarkEnd w:id="230"/>
-    <w:bookmarkStart w:id="231" w:name="agent-dashboard-pipeline-3.2.x"/>
+        <w:t xml:space="preserve">2.8.4 Co-Traveler View (Limited)</w:t>
+      </w:r>
+      <w:r>
+        <w:t xml:space="preserve"> </w:t>
+      </w:r>
+      <w:r>
+        <w:t xml:space="preserve">— Pattern I.</w:t>
+      </w:r>
+    </w:p>
+    <w:bookmarkEnd w:id="229"/>
+    <w:bookmarkStart w:id="230" w:name="agent-authentication-activation-3.1.x"/>
     <w:p>
       <w:pPr>
         <w:pStyle w:val="Heading4"/>
       </w:pPr>
       <w:r>
-        <w:t xml:space="preserve">Agent — Dashboard &amp; Pipeline (3.2.x)</w:t>
+        <w:t xml:space="preserve">Agent — Authentication &amp; Activation (3.1.x)</w:t>
       </w:r>
     </w:p>
     <w:p>
@@ -58605,13 +58752,13 @@
           <w:b/>
           <w:bCs/>
         </w:rPr>
-        <w:t xml:space="preserve">3.2.1 Agent Dashboard / Worklist</w:t>
-      </w:r>
-      <w:r>
-        <w:t xml:space="preserve"> </w:t>
-      </w:r>
-      <w:r>
-        <w:t xml:space="preserve">— Pattern D.</w:t>
+        <w:t xml:space="preserve">3.1.1 Agent Login</w:t>
+      </w:r>
+      <w:r>
+        <w:t xml:space="preserve"> </w:t>
+      </w:r>
+      <w:r>
+        <w:t xml:space="preserve">— Pattern A.</w:t>
       </w:r>
     </w:p>
     <w:p>
@@ -58627,68 +58774,13 @@
           <w:b/>
           <w:bCs/>
         </w:rPr>
-        <w:t xml:space="preserve">3.2.2 Pipeline / Funnel</w:t>
-      </w:r>
-      <w:r>
-        <w:t xml:space="preserve"> </w:t>
-      </w:r>
-      <w:r>
-        <w:t xml:space="preserve">— Pattern B variant.</w:t>
-      </w:r>
-      <w:r>
-        <w:t xml:space="preserve"> </w:t>
-      </w:r>
-      <w:r>
-        <w:rPr>
-          <w:b/>
-          <w:bCs/>
-        </w:rPr>
-        <w:t xml:space="preserve">Important deviation:</w:t>
-      </w:r>
-      <w:r>
-        <w:t xml:space="preserve"> </w:t>
-      </w:r>
-      <w:r>
-        <w:t xml:space="preserve">mobile collapses the kanban into a stage-picker (one stage at a time, swipe between stages). Tablet shows 2-3 stages at once with horizontal scroll. Web shows the full kanban (5 stages side-by-side) with drag-and-drop.</w:t>
-      </w:r>
-      <w:r>
-        <w:t xml:space="preserve"> </w:t>
-      </w:r>
-      <w:r>
-        <w:rPr>
-          <w:i/>
-          <w:iCs/>
-        </w:rPr>
-        <w:t xml:space="preserve">As built (2026-09-23), three parts of this line were substituted deliberately and the §3.2.2 amendment records why: the phone picker is a row of</w:t>
-      </w:r>
-      <w:r>
-        <w:rPr>
-          <w:i/>
-          <w:iCs/>
-        </w:rPr>
-        <w:t xml:space="preserve"> </w:t>
-      </w:r>
-      <w:r>
-        <w:rPr>
-          <w:rStyle w:val="VerbatimChar"/>
-          <w:i/>
-          <w:iCs/>
-        </w:rPr>
-        <w:t xml:space="preserve">?stage=</w:t>
-      </w:r>
-      <w:r>
-        <w:rPr>
-          <w:i/>
-          <w:iCs/>
-        </w:rPr>
-        <w:t xml:space="preserve"> </w:t>
-      </w:r>
-      <w:r>
-        <w:rPr>
-          <w:i/>
-          <w:iCs/>
-        </w:rPr>
-        <w:t xml:space="preserve">links rather than a swipe, the web columns are flexible rather than five fixed ones, and the stage change is the card menu rather than drag-and-drop. The tablet half shipped as written.</w:t>
+        <w:t xml:space="preserve">3.1.2 Agent MFA Challenge</w:t>
+      </w:r>
+      <w:r>
+        <w:t xml:space="preserve"> </w:t>
+      </w:r>
+      <w:r>
+        <w:t xml:space="preserve">— Pattern A.</w:t>
       </w:r>
     </w:p>
     <w:p>
@@ -58704,62 +58796,177 @@
           <w:b/>
           <w:bCs/>
         </w:rPr>
-        <w:t xml:space="preserve">3.2.3 Calendar</w:t>
-      </w:r>
-      <w:r>
-        <w:t xml:space="preserve"> </w:t>
-      </w:r>
-      <w:r>
-        <w:t xml:space="preserve">— Pattern D variant. Mobile: agenda view default; tablet: week view; web: month view default.</w:t>
-      </w:r>
-      <w:r>
-        <w:t xml:space="preserve"> </w:t>
-      </w:r>
-      <w:r>
-        <w:rPr>
-          <w:i/>
-          <w:iCs/>
-        </w:rPr>
-        <w:t xml:space="preserve">As built (2026-09-23), both defaults are honoured by a CSS breakpoint over one DOM and</w:t>
-      </w:r>
-      <w:r>
-        <w:rPr>
-          <w:i/>
-          <w:iCs/>
-        </w:rPr>
-        <w:t xml:space="preserve"> </w:t>
-      </w:r>
-      <w:r>
-        <w:rPr>
-          <w:rStyle w:val="VerbatimChar"/>
-          <w:i/>
-          <w:iCs/>
-        </w:rPr>
-        <w:t xml:space="preserve">?view=</w:t>
-      </w:r>
-      <w:r>
-        <w:rPr>
-          <w:i/>
-          <w:iCs/>
-        </w:rPr>
-        <w:t xml:space="preserve"> </w:t>
-      </w:r>
-      <w:r>
-        <w:rPr>
-          <w:i/>
-          <w:iCs/>
-        </w:rPr>
-        <w:t xml:space="preserve">overrides them at any width; the tablet week view is deferred behind §3.12 and tablet gets the month grid. See the §3.2.3 amendment.</w:t>
-      </w:r>
-    </w:p>
-    <w:bookmarkEnd w:id="231"/>
-    <w:bookmarkStart w:id="232" w:name="agent-client-management-3.3.x"/>
+        <w:t xml:space="preserve">3.1.3 Agent Password Reset</w:t>
+      </w:r>
+      <w:r>
+        <w:t xml:space="preserve"> </w:t>
+      </w:r>
+      <w:r>
+        <w:t xml:space="preserve">— Pattern A.</w:t>
+      </w:r>
+    </w:p>
+    <w:p>
+      <w:pPr>
+        <w:pStyle w:val="Compact"/>
+        <w:numPr>
+          <w:ilvl w:val="0"/>
+          <w:numId w:val="1038"/>
+        </w:numPr>
+      </w:pPr>
+      <w:r>
+        <w:rPr>
+          <w:b/>
+          <w:bCs/>
+        </w:rPr>
+        <w:t xml:space="preserve">3.1.4 Agent Invitation / Activation Link</w:t>
+      </w:r>
+      <w:r>
+        <w:t xml:space="preserve"> </w:t>
+      </w:r>
+      <w:r>
+        <w:t xml:space="preserve">— Pattern A.</w:t>
+      </w:r>
+    </w:p>
+    <w:p>
+      <w:pPr>
+        <w:pStyle w:val="Compact"/>
+        <w:numPr>
+          <w:ilvl w:val="0"/>
+          <w:numId w:val="1038"/>
+        </w:numPr>
+      </w:pPr>
+      <w:r>
+        <w:rPr>
+          <w:b/>
+          <w:bCs/>
+        </w:rPr>
+        <w:t xml:space="preserve">3.1.5 Account Activation — Set Password</w:t>
+      </w:r>
+      <w:r>
+        <w:t xml:space="preserve"> </w:t>
+      </w:r>
+      <w:r>
+        <w:t xml:space="preserve">— Pattern A.</w:t>
+      </w:r>
+    </w:p>
+    <w:p>
+      <w:pPr>
+        <w:pStyle w:val="Compact"/>
+        <w:numPr>
+          <w:ilvl w:val="0"/>
+          <w:numId w:val="1038"/>
+        </w:numPr>
+      </w:pPr>
+      <w:r>
+        <w:rPr>
+          <w:b/>
+          <w:bCs/>
+        </w:rPr>
+        <w:t xml:space="preserve">3.1.6 Mandatory MFA Setup</w:t>
+      </w:r>
+      <w:r>
+        <w:t xml:space="preserve"> </w:t>
+      </w:r>
+      <w:r>
+        <w:t xml:space="preserve">— Pattern A. QR code centered and large; backup codes printable on web.</w:t>
+      </w:r>
+    </w:p>
+    <w:p>
+      <w:pPr>
+        <w:pStyle w:val="Compact"/>
+        <w:numPr>
+          <w:ilvl w:val="0"/>
+          <w:numId w:val="1038"/>
+        </w:numPr>
+      </w:pPr>
+      <w:r>
+        <w:rPr>
+          <w:b/>
+          <w:bCs/>
+        </w:rPr>
+        <w:t xml:space="preserve">3.1.7 Agent Profile Setup</w:t>
+      </w:r>
+      <w:r>
+        <w:t xml:space="preserve"> </w:t>
+      </w:r>
+      <w:r>
+        <w:t xml:space="preserve">— Pattern G.</w:t>
+      </w:r>
+    </w:p>
+    <w:p>
+      <w:pPr>
+        <w:pStyle w:val="Compact"/>
+        <w:numPr>
+          <w:ilvl w:val="0"/>
+          <w:numId w:val="1038"/>
+        </w:numPr>
+      </w:pPr>
+      <w:r>
+        <w:rPr>
+          <w:b/>
+          <w:bCs/>
+        </w:rPr>
+        <w:t xml:space="preserve">3.1.8 Availability &amp; Calendar Setup</w:t>
+      </w:r>
+      <w:r>
+        <w:t xml:space="preserve"> </w:t>
+      </w:r>
+      <w:r>
+        <w:t xml:space="preserve">— Pattern G. Web shows true week grid; mobile uses day-by-day stack; tablet hybrid.</w:t>
+      </w:r>
+    </w:p>
+    <w:p>
+      <w:pPr>
+        <w:pStyle w:val="Compact"/>
+        <w:numPr>
+          <w:ilvl w:val="0"/>
+          <w:numId w:val="1038"/>
+        </w:numPr>
+      </w:pPr>
+      <w:r>
+        <w:rPr>
+          <w:b/>
+          <w:bCs/>
+        </w:rPr>
+        <w:t xml:space="preserve">3.1.9 Email Signature Setup</w:t>
+      </w:r>
+      <w:r>
+        <w:t xml:space="preserve"> </w:t>
+      </w:r>
+      <w:r>
+        <w:t xml:space="preserve">— Pattern E (editor). Web is primary surface; mobile/tablet support viewing and minor edits.</w:t>
+      </w:r>
+    </w:p>
+    <w:p>
+      <w:pPr>
+        <w:pStyle w:val="Compact"/>
+        <w:numPr>
+          <w:ilvl w:val="0"/>
+          <w:numId w:val="1038"/>
+        </w:numPr>
+      </w:pPr>
+      <w:r>
+        <w:rPr>
+          <w:b/>
+          <w:bCs/>
+        </w:rPr>
+        <w:t xml:space="preserve">3.1.10 Welcome Tour / First-Run</w:t>
+      </w:r>
+      <w:r>
+        <w:t xml:space="preserve"> </w:t>
+      </w:r>
+      <w:r>
+        <w:t xml:space="preserve">— Pattern G + coachmarks. Coachmarks adjust to viewport-specific UI positions.</w:t>
+      </w:r>
+    </w:p>
+    <w:bookmarkEnd w:id="230"/>
+    <w:bookmarkStart w:id="231" w:name="agent-dashboard-pipeline-3.2.x"/>
     <w:p>
       <w:pPr>
         <w:pStyle w:val="Heading4"/>
       </w:pPr>
       <w:r>
-        <w:t xml:space="preserve">Agent — Client Management (3.3.x)</w:t>
+        <w:t xml:space="preserve">Agent — Dashboard &amp; Pipeline (3.2.x)</w:t>
       </w:r>
     </w:p>
     <w:p>
@@ -58775,13 +58982,13 @@
           <w:b/>
           <w:bCs/>
         </w:rPr>
-        <w:t xml:space="preserve">3.3.1 Client List / Roster</w:t>
-      </w:r>
-      <w:r>
-        <w:t xml:space="preserve"> </w:t>
-      </w:r>
-      <w:r>
-        <w:t xml:space="preserve">— Pattern B.</w:t>
+        <w:t xml:space="preserve">3.2.1 Agent Dashboard / Worklist</w:t>
+      </w:r>
+      <w:r>
+        <w:t xml:space="preserve"> </w:t>
+      </w:r>
+      <w:r>
+        <w:t xml:space="preserve">— Pattern D.</w:t>
       </w:r>
     </w:p>
     <w:p>
@@ -58797,13 +59004,68 @@
           <w:b/>
           <w:bCs/>
         </w:rPr>
-        <w:t xml:space="preserve">3.3.2 Client Detail / Profile</w:t>
-      </w:r>
-      <w:r>
-        <w:t xml:space="preserve"> </w:t>
-      </w:r>
-      <w:r>
-        <w:t xml:space="preserve">— Pattern C.</w:t>
+        <w:t xml:space="preserve">3.2.2 Pipeline / Funnel</w:t>
+      </w:r>
+      <w:r>
+        <w:t xml:space="preserve"> </w:t>
+      </w:r>
+      <w:r>
+        <w:t xml:space="preserve">— Pattern B variant.</w:t>
+      </w:r>
+      <w:r>
+        <w:t xml:space="preserve"> </w:t>
+      </w:r>
+      <w:r>
+        <w:rPr>
+          <w:b/>
+          <w:bCs/>
+        </w:rPr>
+        <w:t xml:space="preserve">Important deviation:</w:t>
+      </w:r>
+      <w:r>
+        <w:t xml:space="preserve"> </w:t>
+      </w:r>
+      <w:r>
+        <w:t xml:space="preserve">mobile collapses the kanban into a stage-picker (one stage at a time, swipe between stages). Tablet shows 2-3 stages at once with horizontal scroll. Web shows the full kanban (5 stages side-by-side) with drag-and-drop.</w:t>
+      </w:r>
+      <w:r>
+        <w:t xml:space="preserve"> </w:t>
+      </w:r>
+      <w:r>
+        <w:rPr>
+          <w:i/>
+          <w:iCs/>
+        </w:rPr>
+        <w:t xml:space="preserve">As built (2026-09-23), three parts of this line were substituted deliberately and the §3.2.2 amendment records why: the phone picker is a row of</w:t>
+      </w:r>
+      <w:r>
+        <w:rPr>
+          <w:i/>
+          <w:iCs/>
+        </w:rPr>
+        <w:t xml:space="preserve"> </w:t>
+      </w:r>
+      <w:r>
+        <w:rPr>
+          <w:rStyle w:val="VerbatimChar"/>
+          <w:i/>
+          <w:iCs/>
+        </w:rPr>
+        <w:t xml:space="preserve">?stage=</w:t>
+      </w:r>
+      <w:r>
+        <w:rPr>
+          <w:i/>
+          <w:iCs/>
+        </w:rPr>
+        <w:t xml:space="preserve"> </w:t>
+      </w:r>
+      <w:r>
+        <w:rPr>
+          <w:i/>
+          <w:iCs/>
+        </w:rPr>
+        <w:t xml:space="preserve">links rather than a swipe, the web columns are flexible rather than five fixed ones, and the stage change is the card menu rather than drag-and-drop. The tablet half shipped as written.</w:t>
       </w:r>
     </w:p>
     <w:p>
@@ -58819,123 +59081,62 @@
           <w:b/>
           <w:bCs/>
         </w:rPr>
-        <w:t xml:space="preserve">3.3.3 – 3.3.8 Client tabs (Overview, Trips, Messages, Documents, Notes, Activity)</w:t>
-      </w:r>
-      <w:r>
-        <w:t xml:space="preserve"> </w:t>
-      </w:r>
-      <w:r>
-        <w:t xml:space="preserve">— Pattern C variants. On mobile each tab is a full screen reached via the tab strip; tablet/web shows all tabs as visible and may show two tabs side-by-side (e.g., Overview + Notes) on web.</w:t>
-      </w:r>
-    </w:p>
-    <w:p>
-      <w:pPr>
-        <w:pStyle w:val="Compact"/>
-        <w:numPr>
-          <w:ilvl w:val="0"/>
-          <w:numId w:val="1039"/>
-        </w:numPr>
-      </w:pPr>
-      <w:r>
-        <w:rPr>
-          <w:b/>
-          <w:bCs/>
-        </w:rPr>
-        <w:t xml:space="preserve">3.3.9 Create Client</w:t>
-      </w:r>
-      <w:r>
-        <w:t xml:space="preserve"> </w:t>
-      </w:r>
-      <w:r>
-        <w:t xml:space="preserve">— Pattern A.</w:t>
-      </w:r>
-    </w:p>
-    <w:p>
-      <w:pPr>
-        <w:pStyle w:val="Compact"/>
-        <w:numPr>
-          <w:ilvl w:val="0"/>
-          <w:numId w:val="1039"/>
-        </w:numPr>
-      </w:pPr>
-      <w:r>
-        <w:rPr>
-          <w:b/>
-          <w:bCs/>
-        </w:rPr>
-        <w:t xml:space="preserve">3.3.10 Edit Client</w:t>
-      </w:r>
-      <w:r>
-        <w:t xml:space="preserve"> </w:t>
-      </w:r>
-      <w:r>
-        <w:t xml:space="preserve">— Pattern A.</w:t>
-      </w:r>
-    </w:p>
-    <w:p>
-      <w:pPr>
-        <w:pStyle w:val="Compact"/>
-        <w:numPr>
-          <w:ilvl w:val="0"/>
-          <w:numId w:val="1039"/>
-        </w:numPr>
-      </w:pPr>
-      <w:r>
-        <w:rPr>
-          <w:b/>
-          <w:bCs/>
-        </w:rPr>
-        <w:t xml:space="preserve">3.3.11 Merge Clients</w:t>
-      </w:r>
-      <w:r>
-        <w:t xml:space="preserve"> </w:t>
-      </w:r>
-      <w:r>
-        <w:t xml:space="preserve">— Pattern J. Web-strongly-preferred — mobile can initiate but the field-by-field picker is desktop-grade and gets a</w:t>
-      </w:r>
-      <w:r>
-        <w:t xml:space="preserve"> </w:t>
-      </w:r>
-      <w:r>
-        <w:t xml:space="preserve">“Best done on desktop”</w:t>
-      </w:r>
-      <w:r>
-        <w:t xml:space="preserve"> </w:t>
-      </w:r>
-      <w:r>
-        <w:t xml:space="preserve">warning on mobile.</w:t>
-      </w:r>
-    </w:p>
-    <w:p>
-      <w:pPr>
-        <w:pStyle w:val="Compact"/>
-        <w:numPr>
-          <w:ilvl w:val="0"/>
-          <w:numId w:val="1039"/>
-        </w:numPr>
-      </w:pPr>
-      <w:r>
-        <w:rPr>
-          <w:b/>
-          <w:bCs/>
-        </w:rPr>
-        <w:t xml:space="preserve">3.3.12 Archive / Restore Client</w:t>
-      </w:r>
-      <w:r>
-        <w:t xml:space="preserve"> </w:t>
-      </w:r>
-      <w:r>
-        <w:t xml:space="preserve">— Pattern J.</w:t>
-      </w:r>
-    </w:p>
-    <w:bookmarkEnd w:id="232"/>
-    <w:bookmarkStart w:id="233" w:name="agent-trip-builder-management-3.4.x"/>
+        <w:t xml:space="preserve">3.2.3 Calendar</w:t>
+      </w:r>
+      <w:r>
+        <w:t xml:space="preserve"> </w:t>
+      </w:r>
+      <w:r>
+        <w:t xml:space="preserve">— Pattern D variant. Mobile: agenda view default; tablet: week view; web: month view default.</w:t>
+      </w:r>
+      <w:r>
+        <w:t xml:space="preserve"> </w:t>
+      </w:r>
+      <w:r>
+        <w:rPr>
+          <w:i/>
+          <w:iCs/>
+        </w:rPr>
+        <w:t xml:space="preserve">As built (2026-09-23), both defaults are honoured by a CSS breakpoint over one DOM and</w:t>
+      </w:r>
+      <w:r>
+        <w:rPr>
+          <w:i/>
+          <w:iCs/>
+        </w:rPr>
+        <w:t xml:space="preserve"> </w:t>
+      </w:r>
+      <w:r>
+        <w:rPr>
+          <w:rStyle w:val="VerbatimChar"/>
+          <w:i/>
+          <w:iCs/>
+        </w:rPr>
+        <w:t xml:space="preserve">?view=</w:t>
+      </w:r>
+      <w:r>
+        <w:rPr>
+          <w:i/>
+          <w:iCs/>
+        </w:rPr>
+        <w:t xml:space="preserve"> </w:t>
+      </w:r>
+      <w:r>
+        <w:rPr>
+          <w:i/>
+          <w:iCs/>
+        </w:rPr>
+        <w:t xml:space="preserve">overrides them at any width; the tablet week view is deferred behind §3.12 and tablet gets the month grid. See the §3.2.3 amendment.</w:t>
+      </w:r>
+    </w:p>
+    <w:bookmarkEnd w:id="231"/>
+    <w:bookmarkStart w:id="232" w:name="agent-client-management-3.3.x"/>
     <w:p>
       <w:pPr>
         <w:pStyle w:val="Heading4"/>
       </w:pPr>
       <w:r>
-        <w:t xml:space="preserve">Agent — Trip Builder &amp; Management (3.4.x)</w:t>
+        <w:t xml:space="preserve">Agent — Client Management (3.3.x)</w:t>
       </w:r>
     </w:p>
     <w:p>
@@ -58951,7 +59152,7 @@
           <w:b/>
           <w:bCs/>
         </w:rPr>
-        <w:t xml:space="preserve">3.4.1 Trip List</w:t>
+        <w:t xml:space="preserve">3.3.1 Client List / Roster</w:t>
       </w:r>
       <w:r>
         <w:t xml:space="preserve"> </w:t>
@@ -58973,29 +59174,13 @@
           <w:b/>
           <w:bCs/>
         </w:rPr>
-        <w:t xml:space="preserve">3.4.2 Trip Detail (Agent View)</w:t>
-      </w:r>
-      <w:r>
-        <w:t xml:space="preserve"> </w:t>
-      </w:r>
-      <w:r>
-        <w:t xml:space="preserve">— Pattern C. Both halves are built: a tab strip beside a wide detail pane on web, and on mobile a horizontally scrolling strip where each tab is a full screen. The strip</w:t>
-      </w:r>
-      <w:r>
-        <w:t xml:space="preserve"> </w:t>
-      </w:r>
-      <w:r>
-        <w:rPr>
-          <w:b/>
-          <w:bCs/>
-        </w:rPr>
-        <w:t xml:space="preserve">scrolls and does not wrap</w:t>
-      </w:r>
-      <w:r>
-        <w:t xml:space="preserve"> </w:t>
-      </w:r>
-      <w:r>
-        <w:t xml:space="preserve">— eight labels will not fit 375pt, and two rows of chips cost the pane below them.</w:t>
+        <w:t xml:space="preserve">3.3.2 Client Detail / Profile</w:t>
+      </w:r>
+      <w:r>
+        <w:t xml:space="preserve"> </w:t>
+      </w:r>
+      <w:r>
+        <w:t xml:space="preserve">— Pattern C.</w:t>
       </w:r>
     </w:p>
     <w:p>
@@ -59011,13 +59196,13 @@
           <w:b/>
           <w:bCs/>
         </w:rPr>
-        <w:t xml:space="preserve">3.4.3 Create New Trip — Type Selector</w:t>
-      </w:r>
-      <w:r>
-        <w:t xml:space="preserve"> </w:t>
-      </w:r>
-      <w:r>
-        <w:t xml:space="preserve">— Pattern G.</w:t>
+        <w:t xml:space="preserve">3.3.3 – 3.3.8 Client tabs (Overview, Trips, Messages, Documents, Notes, Activity)</w:t>
+      </w:r>
+      <w:r>
+        <w:t xml:space="preserve"> </w:t>
+      </w:r>
+      <w:r>
+        <w:t xml:space="preserve">— Pattern C variants. On mobile each tab is a full screen reached via the tab strip; tablet/web shows all tabs as visible and may show two tabs side-by-side (e.g., Overview + Notes) on web.</w:t>
       </w:r>
     </w:p>
     <w:p>
@@ -59033,29 +59218,13 @@
           <w:b/>
           <w:bCs/>
         </w:rPr>
-        <w:t xml:space="preserve">3.4.4 Trip Builder Workspace</w:t>
-      </w:r>
-      <w:r>
-        <w:t xml:space="preserve"> </w:t>
-      </w:r>
-      <w:r>
-        <w:t xml:space="preserve">— Pattern E.</w:t>
-      </w:r>
-      <w:r>
-        <w:t xml:space="preserve"> </w:t>
-      </w:r>
-      <w:r>
-        <w:rPr>
-          <w:b/>
-          <w:bCs/>
-        </w:rPr>
-        <w:t xml:space="preserve">Web-primary.</w:t>
-      </w:r>
-      <w:r>
-        <w:t xml:space="preserve"> </w:t>
-      </w:r>
-      <w:r>
-        <w:t xml:space="preserve">Mobile shows the trip builder as a vertical component list with bottom-sheet add flow — usable for additions and edits, but full trip-building from scratch is awkward. Tablet works comfortably in landscape. Web is the intended deep-work surface.</w:t>
+        <w:t xml:space="preserve">3.3.9 Create Client</w:t>
+      </w:r>
+      <w:r>
+        <w:t xml:space="preserve"> </w:t>
+      </w:r>
+      <w:r>
+        <w:t xml:space="preserve">— Pattern A.</w:t>
       </w:r>
     </w:p>
     <w:p>
@@ -59071,13 +59240,13 @@
           <w:b/>
           <w:bCs/>
         </w:rPr>
-        <w:t xml:space="preserve">3.4.5 – 3.4.12 Component Add/Edit screens</w:t>
-      </w:r>
-      <w:r>
-        <w:t xml:space="preserve"> </w:t>
-      </w:r>
-      <w:r>
-        <w:t xml:space="preserve">— Pattern A within Pattern E. Search-based component adds (flight, hotel, cruise, tour) use Pattern F inside the builder.</w:t>
+        <w:t xml:space="preserve">3.3.10 Edit Client</w:t>
+      </w:r>
+      <w:r>
+        <w:t xml:space="preserve"> </w:t>
+      </w:r>
+      <w:r>
+        <w:t xml:space="preserve">— Pattern A.</w:t>
       </w:r>
     </w:p>
     <w:p>
@@ -59093,29 +59262,25 @@
           <w:b/>
           <w:bCs/>
         </w:rPr>
-        <w:t xml:space="preserve">3.4.13 Trip Template Library</w:t>
-      </w:r>
-      <w:r>
-        <w:t xml:space="preserve"> </w:t>
-      </w:r>
-      <w:r>
-        <w:t xml:space="preserve">— Pattern B + Pattern E.</w:t>
-      </w:r>
-      <w:r>
-        <w:t xml:space="preserve"> </w:t>
-      </w:r>
-      <w:r>
-        <w:rPr>
-          <w:b/>
-          <w:bCs/>
-        </w:rPr>
-        <w:t xml:space="preserve">Web-only at MVP</w:t>
-      </w:r>
-      <w:r>
-        <w:t xml:space="preserve"> </w:t>
-      </w:r>
-      <w:r>
-        <w:t xml:space="preserve">for editing templates; mobile/tablet can browse and apply.</w:t>
+        <w:t xml:space="preserve">3.3.11 Merge Clients</w:t>
+      </w:r>
+      <w:r>
+        <w:t xml:space="preserve"> </w:t>
+      </w:r>
+      <w:r>
+        <w:t xml:space="preserve">— Pattern J. Web-strongly-preferred — mobile can initiate but the field-by-field picker is desktop-grade and gets a</w:t>
+      </w:r>
+      <w:r>
+        <w:t xml:space="preserve"> </w:t>
+      </w:r>
+      <w:r>
+        <w:t xml:space="preserve">“Best done on desktop”</w:t>
+      </w:r>
+      <w:r>
+        <w:t xml:space="preserve"> </w:t>
+      </w:r>
+      <w:r>
+        <w:t xml:space="preserve">warning on mobile.</w:t>
       </w:r>
     </w:p>
     <w:p>
@@ -59131,51 +59296,7 @@
           <w:b/>
           <w:bCs/>
         </w:rPr>
-        <w:t xml:space="preserve">3.4.14 Itinerary Editor</w:t>
-      </w:r>
-      <w:r>
-        <w:t xml:space="preserve"> </w:t>
-      </w:r>
-      <w:r>
-        <w:t xml:space="preserve">— Pattern E. Web-primary like 3.4.4.</w:t>
-      </w:r>
-    </w:p>
-    <w:p>
-      <w:pPr>
-        <w:pStyle w:val="Compact"/>
-        <w:numPr>
-          <w:ilvl w:val="0"/>
-          <w:numId w:val="1040"/>
-        </w:numPr>
-      </w:pPr>
-      <w:r>
-        <w:rPr>
-          <w:b/>
-          <w:bCs/>
-        </w:rPr>
-        <w:t xml:space="preserve">3.4.15 Trip Payment Schedule</w:t>
-      </w:r>
-      <w:r>
-        <w:t xml:space="preserve"> </w:t>
-      </w:r>
-      <w:r>
-        <w:t xml:space="preserve">— Pattern A.</w:t>
-      </w:r>
-    </w:p>
-    <w:p>
-      <w:pPr>
-        <w:pStyle w:val="Compact"/>
-        <w:numPr>
-          <w:ilvl w:val="0"/>
-          <w:numId w:val="1040"/>
-        </w:numPr>
-      </w:pPr>
-      <w:r>
-        <w:rPr>
-          <w:b/>
-          <w:bCs/>
-        </w:rPr>
-        <w:t xml:space="preserve">3.4.16 Cancel / Archive Trip</w:t>
+        <w:t xml:space="preserve">3.3.12 Archive / Restore Client</w:t>
       </w:r>
       <w:r>
         <w:t xml:space="preserve"> </w:t>
@@ -59184,14 +59305,14 @@
         <w:t xml:space="preserve">— Pattern J.</w:t>
       </w:r>
     </w:p>
-    <w:bookmarkEnd w:id="233"/>
-    <w:bookmarkStart w:id="234" w:name="agent-proposal-itinerary-3.5.x"/>
+    <w:bookmarkEnd w:id="232"/>
+    <w:bookmarkStart w:id="233" w:name="agent-trip-builder-management-3.4.x"/>
     <w:p>
       <w:pPr>
         <w:pStyle w:val="Heading4"/>
       </w:pPr>
       <w:r>
-        <w:t xml:space="preserve">Agent — Proposal &amp; Itinerary (3.5.x)</w:t>
+        <w:t xml:space="preserve">Agent — Trip Builder &amp; Management (3.4.x)</w:t>
       </w:r>
     </w:p>
     <w:p>
@@ -59207,13 +59328,13 @@
           <w:b/>
           <w:bCs/>
         </w:rPr>
-        <w:t xml:space="preserve">3.5.1 Proposal Builder</w:t>
-      </w:r>
-      <w:r>
-        <w:t xml:space="preserve"> </w:t>
-      </w:r>
-      <w:r>
-        <w:t xml:space="preserve">— Pattern E. Web-primary.</w:t>
+        <w:t xml:space="preserve">3.4.1 Trip List</w:t>
+      </w:r>
+      <w:r>
+        <w:t xml:space="preserve"> </w:t>
+      </w:r>
+      <w:r>
+        <w:t xml:space="preserve">— Pattern B.</w:t>
       </w:r>
     </w:p>
     <w:p>
@@ -59229,13 +59350,29 @@
           <w:b/>
           <w:bCs/>
         </w:rPr>
-        <w:t xml:space="preserve">3.5.2 Proposal Preview</w:t>
-      </w:r>
-      <w:r>
-        <w:t xml:space="preserve"> </w:t>
-      </w:r>
-      <w:r>
-        <w:t xml:space="preserve">— Pattern I.</w:t>
+        <w:t xml:space="preserve">3.4.2 Trip Detail (Agent View)</w:t>
+      </w:r>
+      <w:r>
+        <w:t xml:space="preserve"> </w:t>
+      </w:r>
+      <w:r>
+        <w:t xml:space="preserve">— Pattern C. Both halves are built: a tab strip beside a wide detail pane on web, and on mobile a horizontally scrolling strip where each tab is a full screen. The strip</w:t>
+      </w:r>
+      <w:r>
+        <w:t xml:space="preserve"> </w:t>
+      </w:r>
+      <w:r>
+        <w:rPr>
+          <w:b/>
+          <w:bCs/>
+        </w:rPr>
+        <w:t xml:space="preserve">scrolls and does not wrap</w:t>
+      </w:r>
+      <w:r>
+        <w:t xml:space="preserve"> </w:t>
+      </w:r>
+      <w:r>
+        <w:t xml:space="preserve">— eight labels will not fit 375pt, and two rows of chips cost the pane below them.</w:t>
       </w:r>
     </w:p>
     <w:p>
@@ -59251,13 +59388,13 @@
           <w:b/>
           <w:bCs/>
         </w:rPr>
-        <w:t xml:space="preserve">3.5.3 Send Proposal</w:t>
-      </w:r>
-      <w:r>
-        <w:t xml:space="preserve"> </w:t>
-      </w:r>
-      <w:r>
-        <w:t xml:space="preserve">— Pattern A.</w:t>
+        <w:t xml:space="preserve">3.4.3 Create New Trip — Type Selector</w:t>
+      </w:r>
+      <w:r>
+        <w:t xml:space="preserve"> </w:t>
+      </w:r>
+      <w:r>
+        <w:t xml:space="preserve">— Pattern G.</w:t>
       </w:r>
     </w:p>
     <w:p>
@@ -59273,13 +59410,29 @@
           <w:b/>
           <w:bCs/>
         </w:rPr>
-        <w:t xml:space="preserve">3.5.4 Proposal Sent Confirmation</w:t>
-      </w:r>
-      <w:r>
-        <w:t xml:space="preserve"> </w:t>
-      </w:r>
-      <w:r>
-        <w:t xml:space="preserve">— Pattern J.</w:t>
+        <w:t xml:space="preserve">3.4.4 Trip Builder Workspace</w:t>
+      </w:r>
+      <w:r>
+        <w:t xml:space="preserve"> </w:t>
+      </w:r>
+      <w:r>
+        <w:t xml:space="preserve">— Pattern E.</w:t>
+      </w:r>
+      <w:r>
+        <w:t xml:space="preserve"> </w:t>
+      </w:r>
+      <w:r>
+        <w:rPr>
+          <w:b/>
+          <w:bCs/>
+        </w:rPr>
+        <w:t xml:space="preserve">Web-primary.</w:t>
+      </w:r>
+      <w:r>
+        <w:t xml:space="preserve"> </w:t>
+      </w:r>
+      <w:r>
+        <w:t xml:space="preserve">Mobile shows the trip builder as a vertical component list with bottom-sheet add flow — usable for additions and edits, but full trip-building from scratch is awkward. Tablet works comfortably in landscape. Web is the intended deep-work surface.</w:t>
       </w:r>
     </w:p>
     <w:p>
@@ -59295,13 +59448,13 @@
           <w:b/>
           <w:bCs/>
         </w:rPr>
-        <w:t xml:space="preserve">3.5.5 Itinerary Auto-Generator</w:t>
-      </w:r>
-      <w:r>
-        <w:t xml:space="preserve"> </w:t>
-      </w:r>
-      <w:r>
-        <w:t xml:space="preserve">— Pattern E. Web-primary; mobile/tablet support previewing the generated output.</w:t>
+        <w:t xml:space="preserve">3.4.5 – 3.4.12 Component Add/Edit screens</w:t>
+      </w:r>
+      <w:r>
+        <w:t xml:space="preserve"> </w:t>
+      </w:r>
+      <w:r>
+        <w:t xml:space="preserve">— Pattern A within Pattern E. Search-based component adds (flight, hotel, cruise, tour) use Pattern F inside the builder.</w:t>
       </w:r>
     </w:p>
     <w:p>
@@ -59317,13 +59470,29 @@
           <w:b/>
           <w:bCs/>
         </w:rPr>
-        <w:t xml:space="preserve">3.5.6 Itinerary Preview (Agent)</w:t>
-      </w:r>
-      <w:r>
-        <w:t xml:space="preserve"> </w:t>
-      </w:r>
-      <w:r>
-        <w:t xml:space="preserve">— Pattern I.</w:t>
+        <w:t xml:space="preserve">3.4.13 Trip Template Library</w:t>
+      </w:r>
+      <w:r>
+        <w:t xml:space="preserve"> </w:t>
+      </w:r>
+      <w:r>
+        <w:t xml:space="preserve">— Pattern B + Pattern E.</w:t>
+      </w:r>
+      <w:r>
+        <w:t xml:space="preserve"> </w:t>
+      </w:r>
+      <w:r>
+        <w:rPr>
+          <w:b/>
+          <w:bCs/>
+        </w:rPr>
+        <w:t xml:space="preserve">Web-only at MVP</w:t>
+      </w:r>
+      <w:r>
+        <w:t xml:space="preserve"> </w:t>
+      </w:r>
+      <w:r>
+        <w:t xml:space="preserve">for editing templates; mobile/tablet can browse and apply.</w:t>
       </w:r>
     </w:p>
     <w:p>
@@ -59339,7 +59508,51 @@
           <w:b/>
           <w:bCs/>
         </w:rPr>
-        <w:t xml:space="preserve">3.5.7 Publish Itinerary Update</w:t>
+        <w:t xml:space="preserve">3.4.14 Itinerary Editor</w:t>
+      </w:r>
+      <w:r>
+        <w:t xml:space="preserve"> </w:t>
+      </w:r>
+      <w:r>
+        <w:t xml:space="preserve">— Pattern E. Web-primary like 3.4.4.</w:t>
+      </w:r>
+    </w:p>
+    <w:p>
+      <w:pPr>
+        <w:pStyle w:val="Compact"/>
+        <w:numPr>
+          <w:ilvl w:val="0"/>
+          <w:numId w:val="1041"/>
+        </w:numPr>
+      </w:pPr>
+      <w:r>
+        <w:rPr>
+          <w:b/>
+          <w:bCs/>
+        </w:rPr>
+        <w:t xml:space="preserve">3.4.15 Trip Payment Schedule</w:t>
+      </w:r>
+      <w:r>
+        <w:t xml:space="preserve"> </w:t>
+      </w:r>
+      <w:r>
+        <w:t xml:space="preserve">— Pattern A.</w:t>
+      </w:r>
+    </w:p>
+    <w:p>
+      <w:pPr>
+        <w:pStyle w:val="Compact"/>
+        <w:numPr>
+          <w:ilvl w:val="0"/>
+          <w:numId w:val="1041"/>
+        </w:numPr>
+      </w:pPr>
+      <w:r>
+        <w:rPr>
+          <w:b/>
+          <w:bCs/>
+        </w:rPr>
+        <w:t xml:space="preserve">3.4.16 Cancel / Archive Trip</w:t>
       </w:r>
       <w:r>
         <w:t xml:space="preserve"> </w:t>
@@ -59348,209 +59561,14 @@
         <w:t xml:space="preserve">— Pattern J.</w:t>
       </w:r>
     </w:p>
-    <w:bookmarkEnd w:id="234"/>
-    <w:bookmarkStart w:id="235" w:name="agent-supplier-payments-3.6.x"/>
+    <w:bookmarkEnd w:id="233"/>
+    <w:bookmarkStart w:id="234" w:name="agent-proposal-itinerary-3.5.x"/>
     <w:p>
       <w:pPr>
         <w:pStyle w:val="Heading4"/>
       </w:pPr>
       <w:r>
-        <w:t xml:space="preserve">Agent — Supplier Payments (3.6.x)</w:t>
-      </w:r>
-    </w:p>
-    <w:p>
-      <w:pPr>
-        <w:pStyle w:val="BlockText"/>
-      </w:pPr>
-      <w:r>
-        <w:rPr>
-          <w:b/>
-          <w:bCs/>
-        </w:rPr>
-        <w:t xml:space="preserve">Amended 2026-10-16.</w:t>
-      </w:r>
-      <w:r>
-        <w:t xml:space="preserve"> </w:t>
-      </w:r>
-      <w:r>
-        <w:t xml:space="preserve">Reshaped per §3.6.</w:t>
-      </w:r>
-      <w:r>
-        <w:t xml:space="preserve"> </w:t>
-      </w:r>
-      <w:r>
-        <w:rPr>
-          <w:b/>
-          <w:bCs/>
-        </w:rPr>
-        <w:t xml:space="preserve">Web only, no phone treatment</w:t>
-      </w:r>
-      <w:r>
-        <w:t xml:space="preserve">, like §3.7.</w:t>
-      </w:r>
-      <w:r>
-        <w:t xml:space="preserve"> </w:t>
-      </w:r>
-      <w:r>
-        <w:t xml:space="preserve">-</w:t>
-      </w:r>
-      <w:r>
-        <w:t xml:space="preserve"> </w:t>
-      </w:r>
-      <w:r>
-        <w:rPr>
-          <w:b/>
-          <w:bCs/>
-        </w:rPr>
-        <w:t xml:space="preserve">3.6.1 Trip Payments</w:t>
-      </w:r>
-      <w:r>
-        <w:t xml:space="preserve"> </w:t>
-      </w:r>
-      <w:r>
-        <w:t xml:space="preserve">— Pattern B (a row per milestone, inside Trip Detail’s Payments tab).</w:t>
-      </w:r>
-      <w:r>
-        <w:t xml:space="preserve"> </w:t>
-      </w:r>
-      <w:r>
-        <w:t xml:space="preserve">-</w:t>
-      </w:r>
-      <w:r>
-        <w:t xml:space="preserve"> </w:t>
-      </w:r>
-      <w:r>
-        <w:rPr>
-          <w:b/>
-          <w:bCs/>
-        </w:rPr>
-        <w:t xml:space="preserve">3.6.2 Send Payment Link</w:t>
-      </w:r>
-      <w:r>
-        <w:t xml:space="preserve"> </w:t>
-      </w:r>
-      <w:r>
-        <w:t xml:space="preserve">— Pattern J (the template picker over the trip’s thread, §3.10.3).</w:t>
-      </w:r>
-      <w:r>
-        <w:t xml:space="preserve"> </w:t>
-      </w:r>
-      <w:r>
-        <w:t xml:space="preserve">-</w:t>
-      </w:r>
-      <w:r>
-        <w:t xml:space="preserve"> </w:t>
-      </w:r>
-      <w:r>
-        <w:rPr>
-          <w:b/>
-          <w:bCs/>
-        </w:rPr>
-        <w:t xml:space="preserve">3.6.3 Authorization Request Sent</w:t>
-      </w:r>
-      <w:r>
-        <w:t xml:space="preserve"> </w:t>
-      </w:r>
-      <w:r>
-        <w:t xml:space="preserve">— Removed 2026-10-16.</w:t>
-      </w:r>
-      <w:r>
-        <w:t xml:space="preserve"> </w:t>
-      </w:r>
-      <w:r>
-        <w:t xml:space="preserve">-</w:t>
-      </w:r>
-      <w:r>
-        <w:t xml:space="preserve"> </w:t>
-      </w:r>
-      <w:r>
-        <w:rPr>
-          <w:b/>
-          <w:bCs/>
-        </w:rPr>
-        <w:t xml:space="preserve">3.6.4 Reveal Card Number</w:t>
-      </w:r>
-      <w:r>
-        <w:t xml:space="preserve"> </w:t>
-      </w:r>
-      <w:r>
-        <w:t xml:space="preserve">— Removed 2026-10-16. The app holds no card.</w:t>
-      </w:r>
-      <w:r>
-        <w:t xml:space="preserve"> </w:t>
-      </w:r>
-      <w:r>
-        <w:t xml:space="preserve">-</w:t>
-      </w:r>
-      <w:r>
-        <w:t xml:space="preserve"> </w:t>
-      </w:r>
-      <w:r>
-        <w:rPr>
-          <w:b/>
-          <w:bCs/>
-        </w:rPr>
-        <w:t xml:space="preserve">3.6.5 Mark Paid</w:t>
-      </w:r>
-      <w:r>
-        <w:t xml:space="preserve"> </w:t>
-      </w:r>
-      <w:r>
-        <w:t xml:space="preserve">— Pattern J (a short form in a dialog).</w:t>
-      </w:r>
-      <w:r>
-        <w:t xml:space="preserve"> </w:t>
-      </w:r>
-      <w:r>
-        <w:t xml:space="preserve">-</w:t>
-      </w:r>
-      <w:r>
-        <w:t xml:space="preserve"> </w:t>
-      </w:r>
-      <w:r>
-        <w:rPr>
-          <w:b/>
-          <w:bCs/>
-        </w:rPr>
-        <w:t xml:space="preserve">3.6.6 Payment History</w:t>
-      </w:r>
-      <w:r>
-        <w:t xml:space="preserve"> </w:t>
-      </w:r>
-      <w:r>
-        <w:t xml:space="preserve">— Pattern B.</w:t>
-      </w:r>
-      <w:r>
-        <w:t xml:space="preserve"> </w:t>
-      </w:r>
-      <w:r>
-        <w:t xml:space="preserve">-</w:t>
-      </w:r>
-      <w:r>
-        <w:t xml:space="preserve"> </w:t>
-      </w:r>
-      <w:r>
-        <w:rPr>
-          <w:b/>
-          <w:bCs/>
-        </w:rPr>
-        <w:t xml:space="preserve">3.6.7 Set or Update Spending Limit</w:t>
-      </w:r>
-      <w:r>
-        <w:t xml:space="preserve"> </w:t>
-      </w:r>
-      <w:r>
-        <w:t xml:space="preserve">— Removed 2026-10-16.</w:t>
-      </w:r>
-    </w:p>
-    <w:bookmarkEnd w:id="235"/>
-    <w:bookmarkStart w:id="236" w:name="agent-commission-tracking-3.7.x"/>
-    <w:p>
-      <w:pPr>
-        <w:pStyle w:val="Heading4"/>
-      </w:pPr>
-      <w:r>
-        <w:t xml:space="preserve">Agent — Commission Tracking (3.7.x)</w:t>
+        <w:t xml:space="preserve">Agent — Proposal &amp; Itinerary (3.5.x)</w:t>
       </w:r>
     </w:p>
     <w:p>
@@ -59566,13 +59584,13 @@
           <w:b/>
           <w:bCs/>
         </w:rPr>
-        <w:t xml:space="preserve">3.7.1 Commission Dashboard</w:t>
-      </w:r>
-      <w:r>
-        <w:t xml:space="preserve"> </w:t>
-      </w:r>
-      <w:r>
-        <w:t xml:space="preserve">— Pattern D.</w:t>
+        <w:t xml:space="preserve">3.5.1 Proposal Builder</w:t>
+      </w:r>
+      <w:r>
+        <w:t xml:space="preserve"> </w:t>
+      </w:r>
+      <w:r>
+        <w:t xml:space="preserve">— Pattern E. Web-primary.</w:t>
       </w:r>
     </w:p>
     <w:p>
@@ -59588,13 +59606,13 @@
           <w:b/>
           <w:bCs/>
         </w:rPr>
-        <w:t xml:space="preserve">3.7.2 Commission List</w:t>
-      </w:r>
-      <w:r>
-        <w:t xml:space="preserve"> </w:t>
-      </w:r>
-      <w:r>
-        <w:t xml:space="preserve">— Pattern B.</w:t>
+        <w:t xml:space="preserve">3.5.2 Proposal Preview</w:t>
+      </w:r>
+      <w:r>
+        <w:t xml:space="preserve"> </w:t>
+      </w:r>
+      <w:r>
+        <w:t xml:space="preserve">— Pattern I.</w:t>
       </w:r>
     </w:p>
     <w:p>
@@ -59610,13 +59628,13 @@
           <w:b/>
           <w:bCs/>
         </w:rPr>
-        <w:t xml:space="preserve">3.7.3 Commission Detail / Edit</w:t>
-      </w:r>
-      <w:r>
-        <w:t xml:space="preserve"> </w:t>
-      </w:r>
-      <w:r>
-        <w:t xml:space="preserve">— Pattern C.</w:t>
+        <w:t xml:space="preserve">3.5.3 Send Proposal</w:t>
+      </w:r>
+      <w:r>
+        <w:t xml:space="preserve"> </w:t>
+      </w:r>
+      <w:r>
+        <w:t xml:space="preserve">— Pattern A.</w:t>
       </w:r>
     </w:p>
     <w:p>
@@ -59632,13 +59650,13 @@
           <w:b/>
           <w:bCs/>
         </w:rPr>
-        <w:t xml:space="preserve">3.7.4 Add Commission Entry</w:t>
-      </w:r>
-      <w:r>
-        <w:t xml:space="preserve"> </w:t>
-      </w:r>
-      <w:r>
-        <w:t xml:space="preserve">— Pattern A.</w:t>
+        <w:t xml:space="preserve">3.5.4 Proposal Sent Confirmation</w:t>
+      </w:r>
+      <w:r>
+        <w:t xml:space="preserve"> </w:t>
+      </w:r>
+      <w:r>
+        <w:t xml:space="preserve">— Pattern J.</w:t>
       </w:r>
     </w:p>
     <w:p>
@@ -59654,41 +59672,13 @@
           <w:b/>
           <w:bCs/>
         </w:rPr>
-        <w:t xml:space="preserve">3.7.5 Inteletravel CSV Import</w:t>
-      </w:r>
-      <w:r>
-        <w:t xml:space="preserve"> </w:t>
-      </w:r>
-      <w:r>
-        <w:t xml:space="preserve">— Pattern G.</w:t>
-      </w:r>
-      <w:r>
-        <w:t xml:space="preserve"> </w:t>
-      </w:r>
-      <w:r>
-        <w:rPr>
-          <w:b/>
-          <w:bCs/>
-        </w:rPr>
-        <w:t xml:space="preserve">Web-only at MVP</w:t>
-      </w:r>
-      <w:r>
-        <w:t xml:space="preserve"> </w:t>
-      </w:r>
-      <w:r>
-        <w:t xml:space="preserve">— CSV mapping is desk work; mobile shows a</w:t>
-      </w:r>
-      <w:r>
-        <w:t xml:space="preserve"> </w:t>
-      </w:r>
-      <w:r>
-        <w:t xml:space="preserve">“Best done on desktop”</w:t>
-      </w:r>
-      <w:r>
-        <w:t xml:space="preserve"> </w:t>
-      </w:r>
-      <w:r>
-        <w:t xml:space="preserve">message with link to email-yourself-the-CSV.</w:t>
+        <w:t xml:space="preserve">3.5.5 Itinerary Auto-Generator</w:t>
+      </w:r>
+      <w:r>
+        <w:t xml:space="preserve"> </w:t>
+      </w:r>
+      <w:r>
+        <w:t xml:space="preserve">— Pattern E. Web-primary; mobile/tablet support previewing the generated output.</w:t>
       </w:r>
     </w:p>
     <w:p>
@@ -59704,26 +59694,13 @@
           <w:b/>
           <w:bCs/>
         </w:rPr>
-        <w:t xml:space="preserve">3.7.6 Reconciliation View</w:t>
-      </w:r>
-      <w:r>
-        <w:t xml:space="preserve"> </w:t>
-      </w:r>
-      <w:r>
-        <w:t xml:space="preserve">— Pattern B variant (side-by-side match).</w:t>
-      </w:r>
-      <w:r>
-        <w:t xml:space="preserve"> </w:t>
-      </w:r>
-      <w:r>
-        <w:rPr>
-          <w:b/>
-          <w:bCs/>
-        </w:rPr>
-        <w:t xml:space="preserve">Web-primary</w:t>
-      </w:r>
-      <w:r>
-        <w:t xml:space="preserve">; tablet supports landscape; mobile is read-only.</w:t>
+        <w:t xml:space="preserve">3.5.6 Itinerary Preview (Agent)</w:t>
+      </w:r>
+      <w:r>
+        <w:t xml:space="preserve"> </w:t>
+      </w:r>
+      <w:r>
+        <w:t xml:space="preserve">— Pattern I.</w:t>
       </w:r>
     </w:p>
     <w:p>
@@ -59739,23 +59716,218 @@
           <w:b/>
           <w:bCs/>
         </w:rPr>
-        <w:t xml:space="preserve">3.7.7 Commission Forecast / Pipeline</w:t>
-      </w:r>
-      <w:r>
-        <w:t xml:space="preserve"> </w:t>
-      </w:r>
-      <w:r>
-        <w:t xml:space="preserve">— Pattern D.</w:t>
-      </w:r>
-    </w:p>
-    <w:bookmarkEnd w:id="236"/>
-    <w:bookmarkStart w:id="237" w:name="agent-leads-3.8.x"/>
+        <w:t xml:space="preserve">3.5.7 Publish Itinerary Update</w:t>
+      </w:r>
+      <w:r>
+        <w:t xml:space="preserve"> </w:t>
+      </w:r>
+      <w:r>
+        <w:t xml:space="preserve">— Pattern J.</w:t>
+      </w:r>
+    </w:p>
+    <w:bookmarkEnd w:id="234"/>
+    <w:bookmarkStart w:id="235" w:name="agent-supplier-payments-3.6.x"/>
     <w:p>
       <w:pPr>
         <w:pStyle w:val="Heading4"/>
       </w:pPr>
       <w:r>
-        <w:t xml:space="preserve">Agent — Leads (3.8.x)</w:t>
+        <w:t xml:space="preserve">Agent — Supplier Payments (3.6.x)</w:t>
+      </w:r>
+    </w:p>
+    <w:p>
+      <w:pPr>
+        <w:pStyle w:val="BlockText"/>
+      </w:pPr>
+      <w:r>
+        <w:rPr>
+          <w:b/>
+          <w:bCs/>
+        </w:rPr>
+        <w:t xml:space="preserve">Amended 2026-10-16.</w:t>
+      </w:r>
+      <w:r>
+        <w:t xml:space="preserve"> </w:t>
+      </w:r>
+      <w:r>
+        <w:t xml:space="preserve">Reshaped per §3.6.</w:t>
+      </w:r>
+      <w:r>
+        <w:t xml:space="preserve"> </w:t>
+      </w:r>
+      <w:r>
+        <w:rPr>
+          <w:b/>
+          <w:bCs/>
+        </w:rPr>
+        <w:t xml:space="preserve">Web only, no phone treatment</w:t>
+      </w:r>
+      <w:r>
+        <w:t xml:space="preserve">, like §3.7.</w:t>
+      </w:r>
+      <w:r>
+        <w:t xml:space="preserve"> </w:t>
+      </w:r>
+      <w:r>
+        <w:t xml:space="preserve">-</w:t>
+      </w:r>
+      <w:r>
+        <w:t xml:space="preserve"> </w:t>
+      </w:r>
+      <w:r>
+        <w:rPr>
+          <w:b/>
+          <w:bCs/>
+        </w:rPr>
+        <w:t xml:space="preserve">3.6.1 Trip Payments</w:t>
+      </w:r>
+      <w:r>
+        <w:t xml:space="preserve"> </w:t>
+      </w:r>
+      <w:r>
+        <w:t xml:space="preserve">— Pattern B (a row per milestone, inside Trip Detail’s Payments tab).</w:t>
+      </w:r>
+      <w:r>
+        <w:t xml:space="preserve"> </w:t>
+      </w:r>
+      <w:r>
+        <w:t xml:space="preserve">-</w:t>
+      </w:r>
+      <w:r>
+        <w:t xml:space="preserve"> </w:t>
+      </w:r>
+      <w:r>
+        <w:rPr>
+          <w:b/>
+          <w:bCs/>
+        </w:rPr>
+        <w:t xml:space="preserve">3.6.2 Send Payment Link</w:t>
+      </w:r>
+      <w:r>
+        <w:t xml:space="preserve"> </w:t>
+      </w:r>
+      <w:r>
+        <w:t xml:space="preserve">— Pattern J (the template picker over the trip’s thread, §3.10.3).</w:t>
+      </w:r>
+      <w:r>
+        <w:t xml:space="preserve"> </w:t>
+      </w:r>
+      <w:r>
+        <w:t xml:space="preserve">-</w:t>
+      </w:r>
+      <w:r>
+        <w:t xml:space="preserve"> </w:t>
+      </w:r>
+      <w:r>
+        <w:rPr>
+          <w:b/>
+          <w:bCs/>
+        </w:rPr>
+        <w:t xml:space="preserve">3.6.3 Authorization Request Sent</w:t>
+      </w:r>
+      <w:r>
+        <w:t xml:space="preserve"> </w:t>
+      </w:r>
+      <w:r>
+        <w:t xml:space="preserve">— Removed 2026-10-16.</w:t>
+      </w:r>
+      <w:r>
+        <w:t xml:space="preserve"> </w:t>
+      </w:r>
+      <w:r>
+        <w:t xml:space="preserve">-</w:t>
+      </w:r>
+      <w:r>
+        <w:t xml:space="preserve"> </w:t>
+      </w:r>
+      <w:r>
+        <w:rPr>
+          <w:b/>
+          <w:bCs/>
+        </w:rPr>
+        <w:t xml:space="preserve">3.6.4 Reveal Card Number</w:t>
+      </w:r>
+      <w:r>
+        <w:t xml:space="preserve"> </w:t>
+      </w:r>
+      <w:r>
+        <w:t xml:space="preserve">— Removed 2026-10-16. The app holds no card.</w:t>
+      </w:r>
+      <w:r>
+        <w:t xml:space="preserve"> </w:t>
+      </w:r>
+      <w:r>
+        <w:t xml:space="preserve">-</w:t>
+      </w:r>
+      <w:r>
+        <w:t xml:space="preserve"> </w:t>
+      </w:r>
+      <w:r>
+        <w:rPr>
+          <w:b/>
+          <w:bCs/>
+        </w:rPr>
+        <w:t xml:space="preserve">3.6.5 Mark Paid</w:t>
+      </w:r>
+      <w:r>
+        <w:t xml:space="preserve"> </w:t>
+      </w:r>
+      <w:r>
+        <w:t xml:space="preserve">— Pattern J (a short form in a dialog).</w:t>
+      </w:r>
+      <w:r>
+        <w:t xml:space="preserve"> </w:t>
+      </w:r>
+      <w:r>
+        <w:t xml:space="preserve">-</w:t>
+      </w:r>
+      <w:r>
+        <w:t xml:space="preserve"> </w:t>
+      </w:r>
+      <w:r>
+        <w:rPr>
+          <w:b/>
+          <w:bCs/>
+        </w:rPr>
+        <w:t xml:space="preserve">3.6.6 Payment History</w:t>
+      </w:r>
+      <w:r>
+        <w:t xml:space="preserve"> </w:t>
+      </w:r>
+      <w:r>
+        <w:t xml:space="preserve">— Pattern B.</w:t>
+      </w:r>
+      <w:r>
+        <w:t xml:space="preserve"> </w:t>
+      </w:r>
+      <w:r>
+        <w:t xml:space="preserve">-</w:t>
+      </w:r>
+      <w:r>
+        <w:t xml:space="preserve"> </w:t>
+      </w:r>
+      <w:r>
+        <w:rPr>
+          <w:b/>
+          <w:bCs/>
+        </w:rPr>
+        <w:t xml:space="preserve">3.6.7 Set or Update Spending Limit</w:t>
+      </w:r>
+      <w:r>
+        <w:t xml:space="preserve"> </w:t>
+      </w:r>
+      <w:r>
+        <w:t xml:space="preserve">— Removed 2026-10-16.</w:t>
+      </w:r>
+    </w:p>
+    <w:bookmarkEnd w:id="235"/>
+    <w:bookmarkStart w:id="236" w:name="agent-commission-tracking-3.7.x"/>
+    <w:p>
+      <w:pPr>
+        <w:pStyle w:val="Heading4"/>
+      </w:pPr>
+      <w:r>
+        <w:t xml:space="preserve">Agent — Commission Tracking (3.7.x)</w:t>
       </w:r>
     </w:p>
     <w:p>
@@ -59771,13 +59943,13 @@
           <w:b/>
           <w:bCs/>
         </w:rPr>
-        <w:t xml:space="preserve">3.8.1 Leads Inbox</w:t>
-      </w:r>
-      <w:r>
-        <w:t xml:space="preserve"> </w:t>
-      </w:r>
-      <w:r>
-        <w:t xml:space="preserve">— Pattern B.</w:t>
+        <w:t xml:space="preserve">3.7.1 Commission Dashboard</w:t>
+      </w:r>
+      <w:r>
+        <w:t xml:space="preserve"> </w:t>
+      </w:r>
+      <w:r>
+        <w:t xml:space="preserve">— Pattern D.</w:t>
       </w:r>
     </w:p>
     <w:p>
@@ -59793,13 +59965,13 @@
           <w:b/>
           <w:bCs/>
         </w:rPr>
-        <w:t xml:space="preserve">3.8.2 Lead Detail</w:t>
-      </w:r>
-      <w:r>
-        <w:t xml:space="preserve"> </w:t>
-      </w:r>
-      <w:r>
-        <w:t xml:space="preserve">— Pattern C.</w:t>
+        <w:t xml:space="preserve">3.7.2 Commission List</w:t>
+      </w:r>
+      <w:r>
+        <w:t xml:space="preserve"> </w:t>
+      </w:r>
+      <w:r>
+        <w:t xml:space="preserve">— Pattern B.</w:t>
       </w:r>
     </w:p>
     <w:p>
@@ -59815,13 +59987,13 @@
           <w:b/>
           <w:bCs/>
         </w:rPr>
-        <w:t xml:space="preserve">3.8.3 Convert Lead to Trip</w:t>
-      </w:r>
-      <w:r>
-        <w:t xml:space="preserve"> </w:t>
-      </w:r>
-      <w:r>
-        <w:t xml:space="preserve">— Pattern G.</w:t>
+        <w:t xml:space="preserve">3.7.3 Commission Detail / Edit</w:t>
+      </w:r>
+      <w:r>
+        <w:t xml:space="preserve"> </w:t>
+      </w:r>
+      <w:r>
+        <w:t xml:space="preserve">— Pattern C.</w:t>
       </w:r>
     </w:p>
     <w:p>
@@ -59837,13 +60009,13 @@
           <w:b/>
           <w:bCs/>
         </w:rPr>
-        <w:t xml:space="preserve">3.8.4 Reject / Archive Lead</w:t>
-      </w:r>
-      <w:r>
-        <w:t xml:space="preserve"> </w:t>
-      </w:r>
-      <w:r>
-        <w:t xml:space="preserve">— Pattern J.</w:t>
+        <w:t xml:space="preserve">3.7.4 Add Commission Entry</w:t>
+      </w:r>
+      <w:r>
+        <w:t xml:space="preserve"> </w:t>
+      </w:r>
+      <w:r>
+        <w:t xml:space="preserve">— Pattern A.</w:t>
       </w:r>
     </w:p>
     <w:p>
@@ -59859,7 +60031,92 @@
           <w:b/>
           <w:bCs/>
         </w:rPr>
-        <w:t xml:space="preserve">3.8.5 Lead Source Analytics</w:t>
+        <w:t xml:space="preserve">3.7.5 Inteletravel CSV Import</w:t>
+      </w:r>
+      <w:r>
+        <w:t xml:space="preserve"> </w:t>
+      </w:r>
+      <w:r>
+        <w:t xml:space="preserve">— Pattern G.</w:t>
+      </w:r>
+      <w:r>
+        <w:t xml:space="preserve"> </w:t>
+      </w:r>
+      <w:r>
+        <w:rPr>
+          <w:b/>
+          <w:bCs/>
+        </w:rPr>
+        <w:t xml:space="preserve">Web-only at MVP</w:t>
+      </w:r>
+      <w:r>
+        <w:t xml:space="preserve"> </w:t>
+      </w:r>
+      <w:r>
+        <w:t xml:space="preserve">— CSV mapping is desk work; mobile shows a</w:t>
+      </w:r>
+      <w:r>
+        <w:t xml:space="preserve"> </w:t>
+      </w:r>
+      <w:r>
+        <w:t xml:space="preserve">“Best done on desktop”</w:t>
+      </w:r>
+      <w:r>
+        <w:t xml:space="preserve"> </w:t>
+      </w:r>
+      <w:r>
+        <w:t xml:space="preserve">message with link to email-yourself-the-CSV.</w:t>
+      </w:r>
+    </w:p>
+    <w:p>
+      <w:pPr>
+        <w:pStyle w:val="Compact"/>
+        <w:numPr>
+          <w:ilvl w:val="0"/>
+          <w:numId w:val="1043"/>
+        </w:numPr>
+      </w:pPr>
+      <w:r>
+        <w:rPr>
+          <w:b/>
+          <w:bCs/>
+        </w:rPr>
+        <w:t xml:space="preserve">3.7.6 Reconciliation View</w:t>
+      </w:r>
+      <w:r>
+        <w:t xml:space="preserve"> </w:t>
+      </w:r>
+      <w:r>
+        <w:t xml:space="preserve">— Pattern B variant (side-by-side match).</w:t>
+      </w:r>
+      <w:r>
+        <w:t xml:space="preserve"> </w:t>
+      </w:r>
+      <w:r>
+        <w:rPr>
+          <w:b/>
+          <w:bCs/>
+        </w:rPr>
+        <w:t xml:space="preserve">Web-primary</w:t>
+      </w:r>
+      <w:r>
+        <w:t xml:space="preserve">; tablet supports landscape; mobile is read-only.</w:t>
+      </w:r>
+    </w:p>
+    <w:p>
+      <w:pPr>
+        <w:pStyle w:val="Compact"/>
+        <w:numPr>
+          <w:ilvl w:val="0"/>
+          <w:numId w:val="1043"/>
+        </w:numPr>
+      </w:pPr>
+      <w:r>
+        <w:rPr>
+          <w:b/>
+          <w:bCs/>
+        </w:rPr>
+        <w:t xml:space="preserve">3.7.7 Commission Forecast / Pipeline</w:t>
       </w:r>
       <w:r>
         <w:t xml:space="preserve"> </w:t>
@@ -59868,14 +60125,14 @@
         <w:t xml:space="preserve">— Pattern D.</w:t>
       </w:r>
     </w:p>
-    <w:bookmarkEnd w:id="237"/>
-    <w:bookmarkStart w:id="238" w:name="agent-login-support-3.9.x"/>
+    <w:bookmarkEnd w:id="236"/>
+    <w:bookmarkStart w:id="237" w:name="agent-leads-3.8.x"/>
     <w:p>
       <w:pPr>
         <w:pStyle w:val="Heading4"/>
       </w:pPr>
       <w:r>
-        <w:t xml:space="preserve">Agent — Login Support (3.9.x)</w:t>
+        <w:t xml:space="preserve">Agent — Leads (3.8.x)</w:t>
       </w:r>
     </w:p>
     <w:p>
@@ -59891,13 +60148,13 @@
           <w:b/>
           <w:bCs/>
         </w:rPr>
-        <w:t xml:space="preserve">3.9.1 Client Account Management Screen</w:t>
-      </w:r>
-      <w:r>
-        <w:t xml:space="preserve"> </w:t>
-      </w:r>
-      <w:r>
-        <w:t xml:space="preserve">— Pattern C variant (per-client admin).</w:t>
+        <w:t xml:space="preserve">3.8.1 Leads Inbox</w:t>
+      </w:r>
+      <w:r>
+        <w:t xml:space="preserve"> </w:t>
+      </w:r>
+      <w:r>
+        <w:t xml:space="preserve">— Pattern B.</w:t>
       </w:r>
     </w:p>
     <w:p>
@@ -59913,13 +60170,13 @@
           <w:b/>
           <w:bCs/>
         </w:rPr>
-        <w:t xml:space="preserve">3.9.2 – 3.9.5 Reset / Magic Link / Verify Email / Lock-Unlock</w:t>
-      </w:r>
-      <w:r>
-        <w:t xml:space="preserve"> </w:t>
-      </w:r>
-      <w:r>
-        <w:t xml:space="preserve">— Pattern J (confirmation modals).</w:t>
+        <w:t xml:space="preserve">3.8.2 Lead Detail</w:t>
+      </w:r>
+      <w:r>
+        <w:t xml:space="preserve"> </w:t>
+      </w:r>
+      <w:r>
+        <w:t xml:space="preserve">— Pattern C.</w:t>
       </w:r>
     </w:p>
     <w:p>
@@ -59935,13 +60192,13 @@
           <w:b/>
           <w:bCs/>
         </w:rPr>
-        <w:t xml:space="preserve">3.9.6 Client Login Activity</w:t>
-      </w:r>
-      <w:r>
-        <w:t xml:space="preserve"> </w:t>
-      </w:r>
-      <w:r>
-        <w:t xml:space="preserve">— Pattern B.</w:t>
+        <w:t xml:space="preserve">3.8.3 Convert Lead to Trip</w:t>
+      </w:r>
+      <w:r>
+        <w:t xml:space="preserve"> </w:t>
+      </w:r>
+      <w:r>
+        <w:t xml:space="preserve">— Pattern G.</w:t>
       </w:r>
     </w:p>
     <w:p>
@@ -59957,23 +60214,45 @@
           <w:b/>
           <w:bCs/>
         </w:rPr>
-        <w:t xml:space="preserve">3.9.7 Merge Duplicate Accounts</w:t>
-      </w:r>
-      <w:r>
-        <w:t xml:space="preserve"> </w:t>
-      </w:r>
-      <w:r>
-        <w:t xml:space="preserve">— Same as 3.3.11.</w:t>
-      </w:r>
-    </w:p>
-    <w:bookmarkEnd w:id="238"/>
-    <w:bookmarkStart w:id="239" w:name="agent-messaging-templates-3.10.x"/>
+        <w:t xml:space="preserve">3.8.4 Reject / Archive Lead</w:t>
+      </w:r>
+      <w:r>
+        <w:t xml:space="preserve"> </w:t>
+      </w:r>
+      <w:r>
+        <w:t xml:space="preserve">— Pattern J.</w:t>
+      </w:r>
+    </w:p>
+    <w:p>
+      <w:pPr>
+        <w:pStyle w:val="Compact"/>
+        <w:numPr>
+          <w:ilvl w:val="0"/>
+          <w:numId w:val="1044"/>
+        </w:numPr>
+      </w:pPr>
+      <w:r>
+        <w:rPr>
+          <w:b/>
+          <w:bCs/>
+        </w:rPr>
+        <w:t xml:space="preserve">3.8.5 Lead Source Analytics</w:t>
+      </w:r>
+      <w:r>
+        <w:t xml:space="preserve"> </w:t>
+      </w:r>
+      <w:r>
+        <w:t xml:space="preserve">— Pattern D.</w:t>
+      </w:r>
+    </w:p>
+    <w:bookmarkEnd w:id="237"/>
+    <w:bookmarkStart w:id="238" w:name="agent-login-support-3.9.x"/>
     <w:p>
       <w:pPr>
         <w:pStyle w:val="Heading4"/>
       </w:pPr>
       <w:r>
-        <w:t xml:space="preserve">Agent — Messaging &amp; Templates (3.10.x)</w:t>
+        <w:t xml:space="preserve">Agent — Login Support (3.9.x)</w:t>
       </w:r>
     </w:p>
     <w:p>
@@ -59989,13 +60268,13 @@
           <w:b/>
           <w:bCs/>
         </w:rPr>
-        <w:t xml:space="preserve">3.10.1 Agent Inbox</w:t>
-      </w:r>
-      <w:r>
-        <w:t xml:space="preserve"> </w:t>
-      </w:r>
-      <w:r>
-        <w:t xml:space="preserve">— Pattern B. Master-detail on tablet/web.</w:t>
+        <w:t xml:space="preserve">3.9.1 Client Account Management Screen</w:t>
+      </w:r>
+      <w:r>
+        <w:t xml:space="preserve"> </w:t>
+      </w:r>
+      <w:r>
+        <w:t xml:space="preserve">— Pattern C variant (per-client admin).</w:t>
       </w:r>
     </w:p>
     <w:p>
@@ -60011,13 +60290,13 @@
           <w:b/>
           <w:bCs/>
         </w:rPr>
-        <w:t xml:space="preserve">3.10.2 Conversation Thread (Agent)</w:t>
-      </w:r>
-      <w:r>
-        <w:t xml:space="preserve"> </w:t>
-      </w:r>
-      <w:r>
-        <w:t xml:space="preserve">— Pattern C (chat-style).</w:t>
+        <w:t xml:space="preserve">3.9.2 – 3.9.5 Reset / Magic Link / Verify Email / Lock-Unlock</w:t>
+      </w:r>
+      <w:r>
+        <w:t xml:space="preserve"> </w:t>
+      </w:r>
+      <w:r>
+        <w:t xml:space="preserve">— Pattern J (confirmation modals).</w:t>
       </w:r>
     </w:p>
     <w:p>
@@ -60033,13 +60312,13 @@
           <w:b/>
           <w:bCs/>
         </w:rPr>
-        <w:t xml:space="preserve">3.10.3 Template Picker</w:t>
-      </w:r>
-      <w:r>
-        <w:t xml:space="preserve"> </w:t>
-      </w:r>
-      <w:r>
-        <w:t xml:space="preserve">— Pattern J.</w:t>
+        <w:t xml:space="preserve">3.9.6 Client Login Activity</w:t>
+      </w:r>
+      <w:r>
+        <w:t xml:space="preserve"> </w:t>
+      </w:r>
+      <w:r>
+        <w:t xml:space="preserve">— Pattern B.</w:t>
       </w:r>
     </w:p>
     <w:p>
@@ -60055,103 +60334,23 @@
           <w:b/>
           <w:bCs/>
         </w:rPr>
-        <w:t xml:space="preserve">3.10.4 Template Library</w:t>
-      </w:r>
-      <w:r>
-        <w:t xml:space="preserve"> </w:t>
-      </w:r>
-      <w:r>
-        <w:t xml:space="preserve">— Pattern B.</w:t>
-      </w:r>
-      <w:r>
-        <w:t xml:space="preserve"> </w:t>
-      </w:r>
-      <w:r>
-        <w:rPr>
-          <w:b/>
-          <w:bCs/>
-        </w:rPr>
-        <w:t xml:space="preserve">Web-primary</w:t>
-      </w:r>
-      <w:r>
-        <w:t xml:space="preserve"> </w:t>
-      </w:r>
-      <w:r>
-        <w:t xml:space="preserve">for editing.</w:t>
-      </w:r>
-    </w:p>
-    <w:p>
-      <w:pPr>
-        <w:pStyle w:val="Compact"/>
-        <w:numPr>
-          <w:ilvl w:val="0"/>
-          <w:numId w:val="1045"/>
-        </w:numPr>
-      </w:pPr>
-      <w:r>
-        <w:rPr>
-          <w:b/>
-          <w:bCs/>
-        </w:rPr>
-        <w:t xml:space="preserve">3.10.5 Template Editor</w:t>
-      </w:r>
-      <w:r>
-        <w:t xml:space="preserve"> </w:t>
-      </w:r>
-      <w:r>
-        <w:t xml:space="preserve">— Pattern E.</w:t>
-      </w:r>
-      <w:r>
-        <w:t xml:space="preserve"> </w:t>
-      </w:r>
-      <w:r>
-        <w:rPr>
-          <w:b/>
-          <w:bCs/>
-        </w:rPr>
-        <w:t xml:space="preserve">Web-only at MVP.</w:t>
-      </w:r>
-    </w:p>
-    <w:p>
-      <w:pPr>
-        <w:pStyle w:val="Compact"/>
-        <w:numPr>
-          <w:ilvl w:val="0"/>
-          <w:numId w:val="1045"/>
-        </w:numPr>
-      </w:pPr>
-      <w:r>
-        <w:rPr>
-          <w:b/>
-          <w:bCs/>
-        </w:rPr>
-        <w:t xml:space="preserve">3.10.6 Bulk Send (Future)</w:t>
-      </w:r>
-      <w:r>
-        <w:t xml:space="preserve"> </w:t>
-      </w:r>
-      <w:r>
-        <w:t xml:space="preserve">— Pattern G.</w:t>
-      </w:r>
-      <w:r>
-        <w:t xml:space="preserve"> </w:t>
-      </w:r>
-      <w:r>
-        <w:rPr>
-          <w:b/>
-          <w:bCs/>
-        </w:rPr>
-        <w:t xml:space="preserve">Web-only.</w:t>
-      </w:r>
-    </w:p>
-    <w:bookmarkEnd w:id="239"/>
-    <w:bookmarkStart w:id="240" w:name="agent-reporting-3.11.x"/>
+        <w:t xml:space="preserve">3.9.7 Merge Duplicate Accounts</w:t>
+      </w:r>
+      <w:r>
+        <w:t xml:space="preserve"> </w:t>
+      </w:r>
+      <w:r>
+        <w:t xml:space="preserve">— Same as 3.3.11.</w:t>
+      </w:r>
+    </w:p>
+    <w:bookmarkEnd w:id="238"/>
+    <w:bookmarkStart w:id="239" w:name="agent-messaging-templates-3.10.x"/>
     <w:p>
       <w:pPr>
         <w:pStyle w:val="Heading4"/>
       </w:pPr>
       <w:r>
-        <w:t xml:space="preserve">Agent — Reporting (3.11.x)</w:t>
+        <w:t xml:space="preserve">Agent — Messaging &amp; Templates (3.10.x)</w:t>
       </w:r>
     </w:p>
     <w:p>
@@ -60167,13 +60366,13 @@
           <w:b/>
           <w:bCs/>
         </w:rPr>
-        <w:t xml:space="preserve">3.11.1 Reports Hub</w:t>
-      </w:r>
-      <w:r>
-        <w:t xml:space="preserve"> </w:t>
-      </w:r>
-      <w:r>
-        <w:t xml:space="preserve">— Pattern D variant (tile grid).</w:t>
+        <w:t xml:space="preserve">3.10.1 Agent Inbox</w:t>
+      </w:r>
+      <w:r>
+        <w:t xml:space="preserve"> </w:t>
+      </w:r>
+      <w:r>
+        <w:t xml:space="preserve">— Pattern B. Master-detail on tablet/web.</w:t>
       </w:r>
     </w:p>
     <w:p>
@@ -60189,29 +60388,13 @@
           <w:b/>
           <w:bCs/>
         </w:rPr>
-        <w:t xml:space="preserve">3.11.2 – 3.11.7 Individual Reports</w:t>
-      </w:r>
-      <w:r>
-        <w:t xml:space="preserve"> </w:t>
-      </w:r>
-      <w:r>
-        <w:t xml:space="preserve">— Pattern D variants.</w:t>
-      </w:r>
-      <w:r>
-        <w:t xml:space="preserve"> </w:t>
-      </w:r>
-      <w:r>
-        <w:rPr>
-          <w:b/>
-          <w:bCs/>
-        </w:rPr>
-        <w:t xml:space="preserve">Web-primary</w:t>
-      </w:r>
-      <w:r>
-        <w:t xml:space="preserve"> </w:t>
-      </w:r>
-      <w:r>
-        <w:t xml:space="preserve">for all reports; mobile shows summary KPIs; tablet supports basic interaction.</w:t>
+        <w:t xml:space="preserve">3.10.2 Conversation Thread (Agent)</w:t>
+      </w:r>
+      <w:r>
+        <w:t xml:space="preserve"> </w:t>
+      </w:r>
+      <w:r>
+        <w:t xml:space="preserve">— Pattern C (chat-style).</w:t>
       </w:r>
     </w:p>
     <w:p>
@@ -60227,39 +60410,125 @@
           <w:b/>
           <w:bCs/>
         </w:rPr>
-        <w:t xml:space="preserve">3.11.8 Export Center</w:t>
-      </w:r>
-      <w:r>
-        <w:t xml:space="preserve"> </w:t>
-      </w:r>
-      <w:r>
-        <w:t xml:space="preserve">— Pattern A.</w:t>
-      </w:r>
-      <w:r>
-        <w:t xml:space="preserve"> </w:t>
-      </w:r>
-      <w:r>
-        <w:rPr>
-          <w:b/>
-          <w:bCs/>
-        </w:rPr>
-        <w:t xml:space="preserve">Web-only</w:t>
-      </w:r>
-      <w:r>
-        <w:t xml:space="preserve"> </w:t>
-      </w:r>
-      <w:r>
-        <w:t xml:space="preserve">for downloads.</w:t>
-      </w:r>
-    </w:p>
-    <w:bookmarkEnd w:id="240"/>
-    <w:bookmarkStart w:id="241" w:name="agent-agent-profile-settings-3.12.x"/>
+        <w:t xml:space="preserve">3.10.3 Template Picker</w:t>
+      </w:r>
+      <w:r>
+        <w:t xml:space="preserve"> </w:t>
+      </w:r>
+      <w:r>
+        <w:t xml:space="preserve">— Pattern J.</w:t>
+      </w:r>
+    </w:p>
+    <w:p>
+      <w:pPr>
+        <w:pStyle w:val="Compact"/>
+        <w:numPr>
+          <w:ilvl w:val="0"/>
+          <w:numId w:val="1046"/>
+        </w:numPr>
+      </w:pPr>
+      <w:r>
+        <w:rPr>
+          <w:b/>
+          <w:bCs/>
+        </w:rPr>
+        <w:t xml:space="preserve">3.10.4 Template Library</w:t>
+      </w:r>
+      <w:r>
+        <w:t xml:space="preserve"> </w:t>
+      </w:r>
+      <w:r>
+        <w:t xml:space="preserve">— Pattern B.</w:t>
+      </w:r>
+      <w:r>
+        <w:t xml:space="preserve"> </w:t>
+      </w:r>
+      <w:r>
+        <w:rPr>
+          <w:b/>
+          <w:bCs/>
+        </w:rPr>
+        <w:t xml:space="preserve">Web-primary</w:t>
+      </w:r>
+      <w:r>
+        <w:t xml:space="preserve"> </w:t>
+      </w:r>
+      <w:r>
+        <w:t xml:space="preserve">for editing.</w:t>
+      </w:r>
+    </w:p>
+    <w:p>
+      <w:pPr>
+        <w:pStyle w:val="Compact"/>
+        <w:numPr>
+          <w:ilvl w:val="0"/>
+          <w:numId w:val="1046"/>
+        </w:numPr>
+      </w:pPr>
+      <w:r>
+        <w:rPr>
+          <w:b/>
+          <w:bCs/>
+        </w:rPr>
+        <w:t xml:space="preserve">3.10.5 Template Editor</w:t>
+      </w:r>
+      <w:r>
+        <w:t xml:space="preserve"> </w:t>
+      </w:r>
+      <w:r>
+        <w:t xml:space="preserve">— Pattern E.</w:t>
+      </w:r>
+      <w:r>
+        <w:t xml:space="preserve"> </w:t>
+      </w:r>
+      <w:r>
+        <w:rPr>
+          <w:b/>
+          <w:bCs/>
+        </w:rPr>
+        <w:t xml:space="preserve">Web-only at MVP.</w:t>
+      </w:r>
+    </w:p>
+    <w:p>
+      <w:pPr>
+        <w:pStyle w:val="Compact"/>
+        <w:numPr>
+          <w:ilvl w:val="0"/>
+          <w:numId w:val="1046"/>
+        </w:numPr>
+      </w:pPr>
+      <w:r>
+        <w:rPr>
+          <w:b/>
+          <w:bCs/>
+        </w:rPr>
+        <w:t xml:space="preserve">3.10.6 Bulk Send (Future)</w:t>
+      </w:r>
+      <w:r>
+        <w:t xml:space="preserve"> </w:t>
+      </w:r>
+      <w:r>
+        <w:t xml:space="preserve">— Pattern G.</w:t>
+      </w:r>
+      <w:r>
+        <w:t xml:space="preserve"> </w:t>
+      </w:r>
+      <w:r>
+        <w:rPr>
+          <w:b/>
+          <w:bCs/>
+        </w:rPr>
+        <w:t xml:space="preserve">Web-only.</w:t>
+      </w:r>
+    </w:p>
+    <w:bookmarkEnd w:id="239"/>
+    <w:bookmarkStart w:id="240" w:name="agent-reporting-3.11.x"/>
     <w:p>
       <w:pPr>
         <w:pStyle w:val="Heading4"/>
       </w:pPr>
       <w:r>
-        <w:t xml:space="preserve">Agent — Agent Profile &amp; Settings (3.12.x)</w:t>
+        <w:t xml:space="preserve">Agent — Reporting (3.11.x)</w:t>
       </w:r>
     </w:p>
     <w:p>
@@ -60275,13 +60544,13 @@
           <w:b/>
           <w:bCs/>
         </w:rPr>
-        <w:t xml:space="preserve">3.12.1 Agent Profile / My Account</w:t>
-      </w:r>
-      <w:r>
-        <w:t xml:space="preserve"> </w:t>
-      </w:r>
-      <w:r>
-        <w:t xml:space="preserve">— Pattern A.</w:t>
+        <w:t xml:space="preserve">3.11.1 Reports Hub</w:t>
+      </w:r>
+      <w:r>
+        <w:t xml:space="preserve"> </w:t>
+      </w:r>
+      <w:r>
+        <w:t xml:space="preserve">— Pattern D variant (tile grid).</w:t>
       </w:r>
     </w:p>
     <w:p>
@@ -60297,13 +60566,29 @@
           <w:b/>
           <w:bCs/>
         </w:rPr>
-        <w:t xml:space="preserve">3.12.2 Agent Calendar / Availability</w:t>
-      </w:r>
-      <w:r>
-        <w:t xml:space="preserve"> </w:t>
-      </w:r>
-      <w:r>
-        <w:t xml:space="preserve">— Pattern G variant. Week grid is web-primary.</w:t>
+        <w:t xml:space="preserve">3.11.2 – 3.11.7 Individual Reports</w:t>
+      </w:r>
+      <w:r>
+        <w:t xml:space="preserve"> </w:t>
+      </w:r>
+      <w:r>
+        <w:t xml:space="preserve">— Pattern D variants.</w:t>
+      </w:r>
+      <w:r>
+        <w:t xml:space="preserve"> </w:t>
+      </w:r>
+      <w:r>
+        <w:rPr>
+          <w:b/>
+          <w:bCs/>
+        </w:rPr>
+        <w:t xml:space="preserve">Web-primary</w:t>
+      </w:r>
+      <w:r>
+        <w:t xml:space="preserve"> </w:t>
+      </w:r>
+      <w:r>
+        <w:t xml:space="preserve">for all reports; mobile shows summary KPIs; tablet supports basic interaction.</w:t>
       </w:r>
     </w:p>
     <w:p>
@@ -60319,13 +60604,39 @@
           <w:b/>
           <w:bCs/>
         </w:rPr>
-        <w:t xml:space="preserve">3.12.3 Agent Notification Preferences</w:t>
+        <w:t xml:space="preserve">3.11.8 Export Center</w:t>
       </w:r>
       <w:r>
         <w:t xml:space="preserve"> </w:t>
       </w:r>
       <w:r>
         <w:t xml:space="preserve">— Pattern A.</w:t>
+      </w:r>
+      <w:r>
+        <w:t xml:space="preserve"> </w:t>
+      </w:r>
+      <w:r>
+        <w:rPr>
+          <w:b/>
+          <w:bCs/>
+        </w:rPr>
+        <w:t xml:space="preserve">Web-only</w:t>
+      </w:r>
+      <w:r>
+        <w:t xml:space="preserve"> </w:t>
+      </w:r>
+      <w:r>
+        <w:t xml:space="preserve">for downloads.</w:t>
+      </w:r>
+    </w:p>
+    <w:bookmarkEnd w:id="240"/>
+    <w:bookmarkStart w:id="241" w:name="agent-agent-profile-settings-3.12.x"/>
+    <w:p>
+      <w:pPr>
+        <w:pStyle w:val="Heading4"/>
+      </w:pPr>
+      <w:r>
+        <w:t xml:space="preserve">Agent — Agent Profile &amp; Settings (3.12.x)</w:t>
       </w:r>
     </w:p>
     <w:p>
@@ -60333,7 +60644,7 @@
         <w:pStyle w:val="Compact"/>
         <w:numPr>
           <w:ilvl w:val="0"/>
-          <w:numId w:val="1047"/>
+          <w:numId w:val="1048"/>
         </w:numPr>
       </w:pPr>
       <w:r>
@@ -60341,23 +60652,13 @@
           <w:b/>
           <w:bCs/>
         </w:rPr>
-        <w:t xml:space="preserve">3.12.4 Email Signature Configuration</w:t>
-      </w:r>
-      <w:r>
-        <w:t xml:space="preserve"> </w:t>
-      </w:r>
-      <w:r>
-        <w:t xml:space="preserve">— Pattern E.</w:t>
-      </w:r>
-      <w:r>
-        <w:t xml:space="preserve"> </w:t>
-      </w:r>
-      <w:r>
-        <w:rPr>
-          <w:b/>
-          <w:bCs/>
-        </w:rPr>
-        <w:t xml:space="preserve">Web-primary.</w:t>
+        <w:t xml:space="preserve">3.12.1 Agent Profile / My Account</w:t>
+      </w:r>
+      <w:r>
+        <w:t xml:space="preserve"> </w:t>
+      </w:r>
+      <w:r>
+        <w:t xml:space="preserve">— Pattern A.</w:t>
       </w:r>
     </w:p>
     <w:p>
@@ -60365,7 +60666,83 @@
         <w:pStyle w:val="Compact"/>
         <w:numPr>
           <w:ilvl w:val="0"/>
-          <w:numId w:val="1047"/>
+          <w:numId w:val="1048"/>
+        </w:numPr>
+      </w:pPr>
+      <w:r>
+        <w:rPr>
+          <w:b/>
+          <w:bCs/>
+        </w:rPr>
+        <w:t xml:space="preserve">3.12.2 Agent Calendar / Availability</w:t>
+      </w:r>
+      <w:r>
+        <w:t xml:space="preserve"> </w:t>
+      </w:r>
+      <w:r>
+        <w:t xml:space="preserve">— Pattern G variant. Week grid is web-primary.</w:t>
+      </w:r>
+    </w:p>
+    <w:p>
+      <w:pPr>
+        <w:pStyle w:val="Compact"/>
+        <w:numPr>
+          <w:ilvl w:val="0"/>
+          <w:numId w:val="1048"/>
+        </w:numPr>
+      </w:pPr>
+      <w:r>
+        <w:rPr>
+          <w:b/>
+          <w:bCs/>
+        </w:rPr>
+        <w:t xml:space="preserve">3.12.3 Agent Notification Preferences</w:t>
+      </w:r>
+      <w:r>
+        <w:t xml:space="preserve"> </w:t>
+      </w:r>
+      <w:r>
+        <w:t xml:space="preserve">— Pattern A.</w:t>
+      </w:r>
+    </w:p>
+    <w:p>
+      <w:pPr>
+        <w:pStyle w:val="Compact"/>
+        <w:numPr>
+          <w:ilvl w:val="0"/>
+          <w:numId w:val="1048"/>
+        </w:numPr>
+      </w:pPr>
+      <w:r>
+        <w:rPr>
+          <w:b/>
+          <w:bCs/>
+        </w:rPr>
+        <w:t xml:space="preserve">3.12.4 Email Signature Configuration</w:t>
+      </w:r>
+      <w:r>
+        <w:t xml:space="preserve"> </w:t>
+      </w:r>
+      <w:r>
+        <w:t xml:space="preserve">— Pattern E.</w:t>
+      </w:r>
+      <w:r>
+        <w:t xml:space="preserve"> </w:t>
+      </w:r>
+      <w:r>
+        <w:rPr>
+          <w:b/>
+          <w:bCs/>
+        </w:rPr>
+        <w:t xml:space="preserve">Web-primary.</w:t>
+      </w:r>
+    </w:p>
+    <w:p>
+      <w:pPr>
+        <w:pStyle w:val="Compact"/>
+        <w:numPr>
+          <w:ilvl w:val="0"/>
+          <w:numId w:val="1048"/>
         </w:numPr>
       </w:pPr>
       <w:r>
@@ -61581,7 +61958,7 @@
         <w:pStyle w:val="Compact"/>
         <w:numPr>
           <w:ilvl w:val="0"/>
-          <w:numId w:val="1048"/>
+          <w:numId w:val="1049"/>
         </w:numPr>
       </w:pPr>
       <w:r>
@@ -61596,187 +61973,6 @@
       </w:r>
       <w:r>
         <w:t xml:space="preserve">The Claude Design project draws a rail for the authenticated client surface, and a top nav only for the public one. Building the doc’s version would have meant a screen that matches no artboard.</w:t>
-      </w:r>
-    </w:p>
-    <w:p>
-      <w:pPr>
-        <w:pStyle w:val="Compact"/>
-        <w:numPr>
-          <w:ilvl w:val="0"/>
-          <w:numId w:val="1048"/>
-        </w:numPr>
-      </w:pPr>
-      <w:r>
-        <w:rPr>
-          <w:b/>
-          <w:bCs/>
-        </w:rPr>
-        <w:t xml:space="preserve">Six destinations do not fit a top nav beside a logo</w:t>
-      </w:r>
-      <w:r>
-        <w:t xml:space="preserve"> </w:t>
-      </w:r>
-      <w:r>
-        <w:t xml:space="preserve">at tablet width without collapsing into a menu, and a menu is where destinations go to be forgotten.</w:t>
-      </w:r>
-    </w:p>
-    <w:p>
-      <w:pPr>
-        <w:pStyle w:val="Compact"/>
-        <w:numPr>
-          <w:ilvl w:val="0"/>
-          <w:numId w:val="1048"/>
-        </w:numPr>
-      </w:pPr>
-      <w:r>
-        <w:rPr>
-          <w:b/>
-          <w:bCs/>
-        </w:rPr>
-        <w:t xml:space="preserve">It matches the agent surface (§6.4)</w:t>
-      </w:r>
-      <w:r>
-        <w:t xml:space="preserve">, so one shell serves both roles as §3.x lands.</w:t>
-      </w:r>
-    </w:p>
-    <w:p>
-      <w:pPr>
-        <w:pStyle w:val="FirstParagraph"/>
-      </w:pPr>
-      <w:r>
-        <w:t xml:space="preserve">Note the destinations are NOT the same set as §6.3’s bottom bar, and this is deliberate rather than an inconsistency — see the note there.</w:t>
-      </w:r>
-      <w:r>
-        <w:t xml:space="preserve"> </w:t>
-      </w:r>
-      <w:r>
-        <w:t xml:space="preserve">“Search”</w:t>
-      </w:r>
-      <w:r>
-        <w:t xml:space="preserve"> </w:t>
-      </w:r>
-      <w:r>
-        <w:t xml:space="preserve">is renamed</w:t>
-      </w:r>
-      <w:r>
-        <w:t xml:space="preserve"> </w:t>
-      </w:r>
-      <w:r>
-        <w:rPr>
-          <w:b/>
-          <w:bCs/>
-        </w:rPr>
-        <w:t xml:space="preserve">Discover</w:t>
-      </w:r>
-      <w:r>
-        <w:t xml:space="preserve"> </w:t>
-      </w:r>
-      <w:r>
-        <w:t xml:space="preserve">on both surfaces: it is a curated catalog at Phase 1, and</w:t>
-      </w:r>
-      <w:r>
-        <w:t xml:space="preserve"> </w:t>
-      </w:r>
-      <w:r>
-        <w:t xml:space="preserve">“Search”</w:t>
-      </w:r>
-      <w:r>
-        <w:t xml:space="preserve"> </w:t>
-      </w:r>
-      <w:r>
-        <w:t xml:space="preserve">promises a query box that does not exist until the Phase 2 API integration.</w:t>
-      </w:r>
-    </w:p>
-    <w:p>
-      <w:pPr>
-        <w:pStyle w:val="BlockText"/>
-      </w:pPr>
-      <w:r>
-        <w:rPr>
-          <w:b/>
-          <w:bCs/>
-        </w:rPr>
-        <w:t xml:space="preserve">Amended 2026-10-16 — Wallet leaves the rail.</w:t>
-      </w:r>
-      <w:r>
-        <w:t xml:space="preserve"> </w:t>
-      </w:r>
-      <w:r>
-        <w:t xml:space="preserve">Wallet was §2.4’s home, and §2.4 is retired (the app never holds a card). The rail is now five: Trips, Discover, Messages, Documents, Account. Payments live on each trip’s payment timeline (§2.2.3), which is where a client looks for them anyway.</w:t>
-      </w:r>
-    </w:p>
-    <w:bookmarkEnd w:id="247"/>
-    <w:bookmarkStart w:id="248" w:name="client-tablet-navigation"/>
-    <w:p>
-      <w:pPr>
-        <w:pStyle w:val="Heading3"/>
-      </w:pPr>
-      <w:r>
-        <w:t xml:space="preserve">6.2 Client Tablet Navigation</w:t>
-      </w:r>
-    </w:p>
-    <w:p>
-      <w:pPr>
-        <w:pStyle w:val="FirstParagraph"/>
-      </w:pPr>
-      <w:r>
-        <w:t xml:space="preserve">The rail from §6.1, unchanged, from 768px up. There is no top-nav-in-landscape / drawer-in-portrait split: the rail is 72px and costs the same in either orientation, and a drawer would have been a third navigation implementation to keep in step with the other two. The bottom tab bar appears below 768px, which is the §4.1 mobile breakpoint.</w:t>
-      </w:r>
-    </w:p>
-    <w:bookmarkEnd w:id="248"/>
-    <w:bookmarkStart w:id="249" w:name="client-mobile-navigation"/>
-    <w:p>
-      <w:pPr>
-        <w:pStyle w:val="Heading3"/>
-      </w:pPr>
-      <w:r>
-        <w:t xml:space="preserve">6.3 Client Mobile Navigation</w:t>
-      </w:r>
-    </w:p>
-    <w:p>
-      <w:pPr>
-        <w:pStyle w:val="FirstParagraph"/>
-      </w:pPr>
-      <w:r>
-        <w:rPr>
-          <w:b/>
-          <w:bCs/>
-        </w:rPr>
-        <w:t xml:space="preserve">Amended September 2026, built as amended.</w:t>
-      </w:r>
-      <w:r>
-        <w:t xml:space="preserve"> </w:t>
-      </w:r>
-      <w:r>
-        <w:t xml:space="preserve">A</w:t>
-      </w:r>
-      <w:r>
-        <w:t xml:space="preserve"> </w:t>
-      </w:r>
-      <w:r>
-        <w:rPr>
-          <w:b/>
-          <w:bCs/>
-        </w:rPr>
-        <w:t xml:space="preserve">four-tab</w:t>
-      </w:r>
-      <w:r>
-        <w:t xml:space="preserve"> </w:t>
-      </w:r>
-      <w:r>
-        <w:t xml:space="preserve">bottom bar: Trips, Discover, Messages, Account. Originally five (Home, Trips, Search, Messages, Profile) with a floating</w:t>
-      </w:r>
-      <w:r>
-        <w:t xml:space="preserve"> </w:t>
-      </w:r>
-      <w:r>
-        <w:t xml:space="preserve">“Help”</w:t>
-      </w:r>
-      <w:r>
-        <w:t xml:space="preserve"> </w:t>
-      </w:r>
-      <w:r>
-        <w:t xml:space="preserve">button; both changed, per the same 2026-09-06 decision.</w:t>
       </w:r>
     </w:p>
     <w:p>
@@ -61792,29 +61988,13 @@
           <w:b/>
           <w:bCs/>
         </w:rPr>
-        <w:t xml:space="preserve">Home and Trips collapsed into one tab.</w:t>
-      </w:r>
-      <w:r>
-        <w:t xml:space="preserve"> </w:t>
-      </w:r>
-      <w:r>
-        <w:t xml:space="preserve">The dashboard (2.2.1)</w:t>
-      </w:r>
-      <w:r>
-        <w:t xml:space="preserve"> </w:t>
-      </w:r>
-      <w:r>
-        <w:rPr>
-          <w:i/>
-          <w:iCs/>
-        </w:rPr>
-        <w:t xml:space="preserve">is</w:t>
-      </w:r>
-      <w:r>
-        <w:t xml:space="preserve"> </w:t>
-      </w:r>
-      <w:r>
-        <w:t xml:space="preserve">the Trips tab root, and the trip list (2.2.2) is one tap inside it. Two tabs for one idea is how a four-tab bar becomes a five-tab bar becomes a menu.</w:t>
+        <w:t xml:space="preserve">Six destinations do not fit a top nav beside a logo</w:t>
+      </w:r>
+      <w:r>
+        <w:t xml:space="preserve"> </w:t>
+      </w:r>
+      <w:r>
+        <w:t xml:space="preserve">at tablet width without collapsing into a menu, and a menu is where destinations go to be forgotten.</w:t>
       </w:r>
     </w:p>
     <w:p>
@@ -61830,29 +62010,150 @@
           <w:b/>
           <w:bCs/>
         </w:rPr>
-        <w:t xml:space="preserve">Four rather than six.</w:t>
-      </w:r>
-      <w:r>
-        <w:t xml:space="preserve"> </w:t>
-      </w:r>
-      <w:r>
-        <w:t xml:space="preserve">Wallet (§2.4) and Documents (§2.5.4) stay on the rail and are reached from the trip screens on mobile.</w:t>
-      </w:r>
-      <w:r>
-        <w:t xml:space="preserve"> </w:t>
-      </w:r>
-      <w:r>
-        <w:rPr>
-          <w:i/>
-          <w:iCs/>
-        </w:rPr>
-        <w:t xml:space="preserve">(Amended 2026-10-16: Wallet is gone with §2.4, so the union is five and only Documents is rail-only. The phone’s wallet screens and the Account row that opened them are removed.)</w:t>
-      </w:r>
-      <w:r>
-        <w:t xml:space="preserve"> </w:t>
-      </w:r>
-      <w:r>
-        <w:t xml:space="preserve">A phone bar wants thumb-reachable targets, and §4.2’s 44pt minimum across six tabs leaves nothing for a label.</w:t>
+        <w:t xml:space="preserve">It matches the agent surface (§6.4)</w:t>
+      </w:r>
+      <w:r>
+        <w:t xml:space="preserve">, so one shell serves both roles as §3.x lands.</w:t>
+      </w:r>
+    </w:p>
+    <w:p>
+      <w:pPr>
+        <w:pStyle w:val="FirstParagraph"/>
+      </w:pPr>
+      <w:r>
+        <w:t xml:space="preserve">Note the destinations are NOT the same set as §6.3’s bottom bar, and this is deliberate rather than an inconsistency — see the note there.</w:t>
+      </w:r>
+      <w:r>
+        <w:t xml:space="preserve"> </w:t>
+      </w:r>
+      <w:r>
+        <w:t xml:space="preserve">“Search”</w:t>
+      </w:r>
+      <w:r>
+        <w:t xml:space="preserve"> </w:t>
+      </w:r>
+      <w:r>
+        <w:t xml:space="preserve">is renamed</w:t>
+      </w:r>
+      <w:r>
+        <w:t xml:space="preserve"> </w:t>
+      </w:r>
+      <w:r>
+        <w:rPr>
+          <w:b/>
+          <w:bCs/>
+        </w:rPr>
+        <w:t xml:space="preserve">Discover</w:t>
+      </w:r>
+      <w:r>
+        <w:t xml:space="preserve"> </w:t>
+      </w:r>
+      <w:r>
+        <w:t xml:space="preserve">on both surfaces: it is a curated catalog at Phase 1, and</w:t>
+      </w:r>
+      <w:r>
+        <w:t xml:space="preserve"> </w:t>
+      </w:r>
+      <w:r>
+        <w:t xml:space="preserve">“Search”</w:t>
+      </w:r>
+      <w:r>
+        <w:t xml:space="preserve"> </w:t>
+      </w:r>
+      <w:r>
+        <w:t xml:space="preserve">promises a query box that does not exist until the Phase 2 API integration.</w:t>
+      </w:r>
+    </w:p>
+    <w:p>
+      <w:pPr>
+        <w:pStyle w:val="BlockText"/>
+      </w:pPr>
+      <w:r>
+        <w:rPr>
+          <w:b/>
+          <w:bCs/>
+        </w:rPr>
+        <w:t xml:space="preserve">Amended 2026-10-16 — Wallet leaves the rail.</w:t>
+      </w:r>
+      <w:r>
+        <w:t xml:space="preserve"> </w:t>
+      </w:r>
+      <w:r>
+        <w:t xml:space="preserve">Wallet was §2.4’s home, and §2.4 is retired (the app never holds a card). The rail is now five: Trips, Discover, Messages, Documents, Account. Payments live on each trip’s payment timeline (§2.2.3), which is where a client looks for them anyway.</w:t>
+      </w:r>
+    </w:p>
+    <w:bookmarkEnd w:id="247"/>
+    <w:bookmarkStart w:id="248" w:name="client-tablet-navigation"/>
+    <w:p>
+      <w:pPr>
+        <w:pStyle w:val="Heading3"/>
+      </w:pPr>
+      <w:r>
+        <w:t xml:space="preserve">6.2 Client Tablet Navigation</w:t>
+      </w:r>
+    </w:p>
+    <w:p>
+      <w:pPr>
+        <w:pStyle w:val="FirstParagraph"/>
+      </w:pPr>
+      <w:r>
+        <w:t xml:space="preserve">The rail from §6.1, unchanged, from 768px up. There is no top-nav-in-landscape / drawer-in-portrait split: the rail is 72px and costs the same in either orientation, and a drawer would have been a third navigation implementation to keep in step with the other two. The bottom tab bar appears below 768px, which is the §4.1 mobile breakpoint.</w:t>
+      </w:r>
+    </w:p>
+    <w:bookmarkEnd w:id="248"/>
+    <w:bookmarkStart w:id="249" w:name="client-mobile-navigation"/>
+    <w:p>
+      <w:pPr>
+        <w:pStyle w:val="Heading3"/>
+      </w:pPr>
+      <w:r>
+        <w:t xml:space="preserve">6.3 Client Mobile Navigation</w:t>
+      </w:r>
+    </w:p>
+    <w:p>
+      <w:pPr>
+        <w:pStyle w:val="FirstParagraph"/>
+      </w:pPr>
+      <w:r>
+        <w:rPr>
+          <w:b/>
+          <w:bCs/>
+        </w:rPr>
+        <w:t xml:space="preserve">Amended September 2026, built as amended.</w:t>
+      </w:r>
+      <w:r>
+        <w:t xml:space="preserve"> </w:t>
+      </w:r>
+      <w:r>
+        <w:t xml:space="preserve">A</w:t>
+      </w:r>
+      <w:r>
+        <w:t xml:space="preserve"> </w:t>
+      </w:r>
+      <w:r>
+        <w:rPr>
+          <w:b/>
+          <w:bCs/>
+        </w:rPr>
+        <w:t xml:space="preserve">four-tab</w:t>
+      </w:r>
+      <w:r>
+        <w:t xml:space="preserve"> </w:t>
+      </w:r>
+      <w:r>
+        <w:t xml:space="preserve">bottom bar: Trips, Discover, Messages, Account. Originally five (Home, Trips, Search, Messages, Profile) with a floating</w:t>
+      </w:r>
+      <w:r>
+        <w:t xml:space="preserve"> </w:t>
+      </w:r>
+      <w:r>
+        <w:t xml:space="preserve">“Help”</w:t>
+      </w:r>
+      <w:r>
+        <w:t xml:space="preserve"> </w:t>
+      </w:r>
+      <w:r>
+        <w:t xml:space="preserve">button; both changed, per the same 2026-09-06 decision.</w:t>
       </w:r>
     </w:p>
     <w:p>
@@ -61860,7 +62161,83 @@
         <w:pStyle w:val="Compact"/>
         <w:numPr>
           <w:ilvl w:val="0"/>
-          <w:numId w:val="1049"/>
+          <w:numId w:val="1050"/>
+        </w:numPr>
+      </w:pPr>
+      <w:r>
+        <w:rPr>
+          <w:b/>
+          <w:bCs/>
+        </w:rPr>
+        <w:t xml:space="preserve">Home and Trips collapsed into one tab.</w:t>
+      </w:r>
+      <w:r>
+        <w:t xml:space="preserve"> </w:t>
+      </w:r>
+      <w:r>
+        <w:t xml:space="preserve">The dashboard (2.2.1)</w:t>
+      </w:r>
+      <w:r>
+        <w:t xml:space="preserve"> </w:t>
+      </w:r>
+      <w:r>
+        <w:rPr>
+          <w:i/>
+          <w:iCs/>
+        </w:rPr>
+        <w:t xml:space="preserve">is</w:t>
+      </w:r>
+      <w:r>
+        <w:t xml:space="preserve"> </w:t>
+      </w:r>
+      <w:r>
+        <w:t xml:space="preserve">the Trips tab root, and the trip list (2.2.2) is one tap inside it. Two tabs for one idea is how a four-tab bar becomes a five-tab bar becomes a menu.</w:t>
+      </w:r>
+    </w:p>
+    <w:p>
+      <w:pPr>
+        <w:pStyle w:val="Compact"/>
+        <w:numPr>
+          <w:ilvl w:val="0"/>
+          <w:numId w:val="1050"/>
+        </w:numPr>
+      </w:pPr>
+      <w:r>
+        <w:rPr>
+          <w:b/>
+          <w:bCs/>
+        </w:rPr>
+        <w:t xml:space="preserve">Four rather than six.</w:t>
+      </w:r>
+      <w:r>
+        <w:t xml:space="preserve"> </w:t>
+      </w:r>
+      <w:r>
+        <w:t xml:space="preserve">Wallet (§2.4) and Documents (§2.5.4) stay on the rail and are reached from the trip screens on mobile.</w:t>
+      </w:r>
+      <w:r>
+        <w:t xml:space="preserve"> </w:t>
+      </w:r>
+      <w:r>
+        <w:rPr>
+          <w:i/>
+          <w:iCs/>
+        </w:rPr>
+        <w:t xml:space="preserve">(Amended 2026-10-16: Wallet is gone with §2.4, so the union is five and only Documents is rail-only. The phone’s wallet screens and the Account row that opened them are removed.)</w:t>
+      </w:r>
+      <w:r>
+        <w:t xml:space="preserve"> </w:t>
+      </w:r>
+      <w:r>
+        <w:t xml:space="preserve">A phone bar wants thumb-reachable targets, and §4.2’s 44pt minimum across six tabs leaves nothing for a label.</w:t>
+      </w:r>
+    </w:p>
+    <w:p>
+      <w:pPr>
+        <w:pStyle w:val="Compact"/>
+        <w:numPr>
+          <w:ilvl w:val="0"/>
+          <w:numId w:val="1050"/>
         </w:numPr>
       </w:pPr>
       <w:r>
@@ -63142,6 +63519,9 @@
     <w:abstractNumId w:val="991"/>
   </w:num>
   <w:num w:numId="1049">
+    <w:abstractNumId w:val="991"/>
+  </w:num>
+  <w:num w:numId="1050">
     <w:abstractNumId w:val="991"/>
   </w:num>
 </w:numbering>

--- a/docs/Screen-Inventory.docx
+++ b/docs/Screen-Inventory.docx
@@ -54419,6 +54419,180 @@
       </w:r>
       <w:r>
         <w:t xml:space="preserve">the dialog even while it is off. A running block’s reply cannot be edited (only ended early).</w:t>
+      </w:r>
+    </w:p>
+    <w:p>
+      <w:pPr>
+        <w:pStyle w:val="Compact"/>
+        <w:numPr>
+          <w:ilvl w:val="0"/>
+          <w:numId w:val="1018"/>
+        </w:numPr>
+      </w:pPr>
+      <w:r>
+        <w:rPr>
+          <w:b/>
+          <w:bCs/>
+        </w:rPr>
+        <w:t xml:space="preserve">The auto-reply’s default words</w:t>
+      </w:r>
+      <w:r>
+        <w:t xml:space="preserve"> </w:t>
+      </w:r>
+      <w:r>
+        <w:t xml:space="preserve">came out of the brand-voice review as</w:t>
+      </w:r>
+      <w:r>
+        <w:t xml:space="preserve"> </w:t>
+      </w:r>
+      <w:r>
+        <w:t xml:space="preserve">“…Your plans are</w:t>
+      </w:r>
+      <w:r>
+        <w:t xml:space="preserve"> </w:t>
+      </w:r>
+      <w:r>
+        <w:t xml:space="preserve">in good hands.”</w:t>
+      </w:r>
+      <w:r>
+        <w:t xml:space="preserve"> </w:t>
+      </w:r>
+      <w:r>
+        <w:t xml:space="preserve">(not</w:t>
+      </w:r>
+      <w:r>
+        <w:t xml:space="preserve"> </w:t>
+      </w:r>
+      <w:r>
+        <w:t xml:space="preserve">“Your trip”</w:t>
+      </w:r>
+      <w:r>
+        <w:t xml:space="preserve">: a new inquiry has no trip yet).</w:t>
+      </w:r>
+    </w:p>
+    <w:p>
+      <w:pPr>
+        <w:pStyle w:val="Compact"/>
+        <w:numPr>
+          <w:ilvl w:val="0"/>
+          <w:numId w:val="1018"/>
+        </w:numPr>
+      </w:pPr>
+      <w:r>
+        <w:rPr>
+          <w:b/>
+          <w:bCs/>
+        </w:rPr>
+        <w:t xml:space="preserve">PR 3, the client’s</w:t>
+      </w:r>
+      <w:r>
+        <w:rPr>
+          <w:b/>
+          <w:bCs/>
+        </w:rPr>
+        <w:t xml:space="preserve"> </w:t>
+      </w:r>
+      <w:r>
+        <w:rPr>
+          <w:b/>
+          <w:bCs/>
+        </w:rPr>
+        <w:t xml:space="preserve">“Your advisor”</w:t>
+      </w:r>
+      <w:r>
+        <w:rPr>
+          <w:b/>
+          <w:bCs/>
+        </w:rPr>
+        <w:t xml:space="preserve"> </w:t>
+      </w:r>
+      <w:r>
+        <w:rPr>
+          <w:b/>
+          <w:bCs/>
+        </w:rPr>
+        <w:t xml:space="preserve">card</w:t>
+      </w:r>
+      <w:r>
+        <w:t xml:space="preserve"> </w:t>
+      </w:r>
+      <w:r>
+        <w:t xml:space="preserve">reads</w:t>
+      </w:r>
+      <w:r>
+        <w:t xml:space="preserve"> </w:t>
+      </w:r>
+      <w:r>
+        <w:rPr>
+          <w:rStyle w:val="VerbatimChar"/>
+        </w:rPr>
+        <w:t xml:space="preserve">client_advisor_card()</w:t>
+      </w:r>
+      <w:r>
+        <w:t xml:space="preserve">: only the</w:t>
+      </w:r>
+      <w:r>
+        <w:t xml:space="preserve"> </w:t>
+      </w:r>
+      <w:r>
+        <w:t xml:space="preserve">client-facing fields (no email, phone, hours or time-away label). The dashboard card shows</w:t>
+      </w:r>
+      <w:r>
+        <w:t xml:space="preserve"> </w:t>
+      </w:r>
+      <w:r>
+        <w:t xml:space="preserve">photo, name, pronouns, the reply-time promise, a 3-line bio and the links; the conversation</w:t>
+      </w:r>
+      <w:r>
+        <w:t xml:space="preserve"> </w:t>
+      </w:r>
+      <w:r>
+        <w:t xml:space="preserve">headers and the new-message form show the photo and the promise. While a block runs every</w:t>
+      </w:r>
+      <w:r>
+        <w:t xml:space="preserve"> </w:t>
+      </w:r>
+      <w:r>
+        <w:t xml:space="preserve">one says</w:t>
+      </w:r>
+      <w:r>
+        <w:t xml:space="preserve"> </w:t>
+      </w:r>
+      <w:r>
+        <w:t xml:space="preserve">“Away until Tuesday, October 20”</w:t>
+      </w:r>
+      <w:r>
+        <w:t xml:space="preserve"> </w:t>
+      </w:r>
+      <w:r>
+        <w:t xml:space="preserve">(the first day back). 24 and 48 hours read as</w:t>
+      </w:r>
+      <w:r>
+        <w:t xml:space="preserve"> </w:t>
+      </w:r>
+      <w:r>
+        <w:t xml:space="preserve">“a</w:t>
+      </w:r>
+      <w:r>
+        <w:t xml:space="preserve"> </w:t>
+      </w:r>
+      <w:r>
+        <w:t xml:space="preserve">day”</w:t>
+      </w:r>
+      <w:r>
+        <w:t xml:space="preserve"> </w:t>
+      </w:r>
+      <w:r>
+        <w:t xml:space="preserve">and</w:t>
+      </w:r>
+      <w:r>
+        <w:t xml:space="preserve"> </w:t>
+      </w:r>
+      <w:r>
+        <w:t xml:space="preserve">“2 days”</w:t>
+      </w:r>
+      <w:r>
+        <w:t xml:space="preserve">. A failed read keeps the old fixed words rather than an empty card.</w:t>
       </w:r>
     </w:p>
     <w:p>

--- a/docs/Screen-Inventory.docx
+++ b/docs/Screen-Inventory.docx
@@ -54258,19 +54258,19 @@
           <w:b/>
           <w:bCs/>
         </w:rPr>
-        <w:t xml:space="preserve">Trip-request push is web-only until PR 4:</w:t>
-      </w:r>
-      <w:r>
-        <w:t xml:space="preserve"> </w:t>
-      </w:r>
-      <w:r>
-        <w:t xml:space="preserve">the phone app learns the new kind with the</w:t>
-      </w:r>
-      <w:r>
-        <w:t xml:space="preserve"> </w:t>
-      </w:r>
-      <w:r>
-        <w:t xml:space="preserve">Android PR; until then phones are skipped for it (not failed).</w:t>
+        <w:t xml:space="preserve">Trip-request push</w:t>
+      </w:r>
+      <w:r>
+        <w:t xml:space="preserve"> </w:t>
+      </w:r>
+      <w:r>
+        <w:t xml:space="preserve">went to browsers only until PR 4; Android shows it since then, and only</w:t>
+      </w:r>
+      <w:r>
+        <w:t xml:space="preserve"> </w:t>
+      </w:r>
+      <w:r>
+        <w:t xml:space="preserve">iOS (not built) is skipped for it (not failed).</w:t>
       </w:r>
     </w:p>
     <w:p>
@@ -54654,6 +54654,415 @@
       </w:r>
       <w:r>
         <w:t xml:space="preserve">separator.</w:t>
+      </w:r>
+    </w:p>
+    <w:p>
+      <w:pPr>
+        <w:pStyle w:val="BlockText"/>
+      </w:pPr>
+      <w:r>
+        <w:rPr>
+          <w:b/>
+          <w:bCs/>
+        </w:rPr>
+        <w:t xml:space="preserve">Built (PR 4, Android, 2026-10-17).</w:t>
+      </w:r>
+      <w:r>
+        <w:t xml:space="preserve"> </w:t>
+      </w:r>
+      <w:r>
+        <w:t xml:space="preserve">Choices made in the build, within the rulings:</w:t>
+      </w:r>
+    </w:p>
+    <w:p>
+      <w:pPr>
+        <w:pStyle w:val="Compact"/>
+        <w:numPr>
+          <w:ilvl w:val="0"/>
+          <w:numId w:val="1019"/>
+        </w:numPr>
+      </w:pPr>
+      <w:r>
+        <w:rPr>
+          <w:b/>
+          <w:bCs/>
+        </w:rPr>
+        <w:t xml:space="preserve">More is the phone’s home for settings</w:t>
+      </w:r>
+      <w:r>
+        <w:t xml:space="preserve"> </w:t>
+      </w:r>
+      <w:r>
+        <w:t xml:space="preserve">(§6.6’s fourth tab, now built): the advisor’s card</w:t>
+      </w:r>
+      <w:r>
+        <w:t xml:space="preserve"> </w:t>
+      </w:r>
+      <w:r>
+        <w:t xml:space="preserve">(photo, name,</w:t>
+      </w:r>
+      <w:r>
+        <w:t xml:space="preserve"> </w:t>
+      </w:r>
+      <w:r>
+        <w:t xml:space="preserve">“Away now”</w:t>
+      </w:r>
+      <w:r>
+        <w:t xml:space="preserve"> </w:t>
+      </w:r>
+      <w:r>
+        <w:t xml:space="preserve">while time away runs), then Profile, Availability and Notifications,</w:t>
+      </w:r>
+      <w:r>
+        <w:t xml:space="preserve"> </w:t>
+      </w:r>
+      <w:r>
+        <w:t xml:space="preserve">then</w:t>
+      </w:r>
+      <w:r>
+        <w:t xml:space="preserve"> </w:t>
+      </w:r>
+      <w:r>
+        <w:rPr>
+          <w:b/>
+          <w:bCs/>
+        </w:rPr>
+        <w:t xml:space="preserve">Sign out</w:t>
+      </w:r>
+      <w:r>
+        <w:t xml:space="preserve">, which left every tab’s top bar as §6.6’s amendment said it would.</w:t>
+      </w:r>
+      <w:r>
+        <w:t xml:space="preserve"> </w:t>
+      </w:r>
+      <w:r>
+        <w:rPr>
+          <w:b/>
+          <w:bCs/>
+        </w:rPr>
+        <w:t xml:space="preserve">Signature</w:t>
+      </w:r>
+      <w:r>
+        <w:t xml:space="preserve"> </w:t>
+      </w:r>
+      <w:r>
+        <w:t xml:space="preserve">is a disabled row saying it changes on the web (Q10), not a hidden one.</w:t>
+      </w:r>
+    </w:p>
+    <w:p>
+      <w:pPr>
+        <w:pStyle w:val="Compact"/>
+        <w:numPr>
+          <w:ilvl w:val="0"/>
+          <w:numId w:val="1019"/>
+        </w:numPr>
+      </w:pPr>
+      <w:r>
+        <w:rPr>
+          <w:b/>
+          <w:bCs/>
+        </w:rPr>
+        <w:t xml:space="preserve">No phone artboard exists</w:t>
+      </w:r>
+      <w:r>
+        <w:t xml:space="preserve"> </w:t>
+      </w:r>
+      <w:r>
+        <w:t xml:space="preserve">for §3.12, so the screens follow the web tabs’ fields and words</w:t>
+      </w:r>
+      <w:r>
+        <w:t xml:space="preserve"> </w:t>
+      </w:r>
+      <w:r>
+        <w:t xml:space="preserve">in the phone’s settings-list grammar. Left off as narrower than the web: the profile’s</w:t>
+      </w:r>
+      <w:r>
+        <w:t xml:space="preserve"> </w:t>
+      </w:r>
+      <w:r>
+        <w:t xml:space="preserve">“How</w:t>
+      </w:r>
+      <w:r>
+        <w:t xml:space="preserve"> </w:t>
+      </w:r>
+      <w:r>
+        <w:t xml:space="preserve">you appear”</w:t>
+      </w:r>
+      <w:r>
+        <w:t xml:space="preserve"> </w:t>
+      </w:r>
+      <w:r>
+        <w:t xml:space="preserve">preview and the read-only week picture.</w:t>
+      </w:r>
+    </w:p>
+    <w:p>
+      <w:pPr>
+        <w:pStyle w:val="Compact"/>
+        <w:numPr>
+          <w:ilvl w:val="0"/>
+          <w:numId w:val="1019"/>
+        </w:numPr>
+      </w:pPr>
+      <w:r>
+        <w:rPr>
+          <w:b/>
+          <w:bCs/>
+        </w:rPr>
+        <w:t xml:space="preserve">The same doors as the web:</w:t>
+      </w:r>
+      <w:r>
+        <w:t xml:space="preserve"> </w:t>
+      </w:r>
+      <w:r>
+        <w:rPr>
+          <w:rStyle w:val="VerbatimChar"/>
+        </w:rPr>
+        <w:t xml:space="preserve">agent_settings_self()</w:t>
+      </w:r>
+      <w:r>
+        <w:t xml:space="preserve"> </w:t>
+      </w:r>
+      <w:r>
+        <w:t xml:space="preserve">to read, the</w:t>
+      </w:r>
+      <w:r>
+        <w:t xml:space="preserve"> </w:t>
+      </w:r>
+      <w:r>
+        <w:rPr>
+          <w:rStyle w:val="VerbatimChar"/>
+        </w:rPr>
+        <w:t xml:space="preserve">agent-settings</w:t>
+      </w:r>
+      <w:r>
+        <w:t xml:space="preserve"> </w:t>
+      </w:r>
+      <w:r>
+        <w:t xml:space="preserve">ops to</w:t>
+      </w:r>
+      <w:r>
+        <w:t xml:space="preserve"> </w:t>
+      </w:r>
+      <w:r>
+        <w:t xml:space="preserve">write, each screen saving on its own and asking before leaving unsaved changes. The phone</w:t>
+      </w:r>
+      <w:r>
+        <w:t xml:space="preserve"> </w:t>
+      </w:r>
+      <w:r>
+        <w:t xml:space="preserve">checks only what it can say before a round trip (name, phone, dates, the auto-reply’s field);</w:t>
+      </w:r>
+      <w:r>
+        <w:t xml:space="preserve"> </w:t>
+      </w:r>
+      <w:r>
+        <w:t xml:space="preserve">social links go to the function, whose sentence is shown as written.</w:t>
+      </w:r>
+    </w:p>
+    <w:p>
+      <w:pPr>
+        <w:pStyle w:val="Compact"/>
+        <w:numPr>
+          <w:ilvl w:val="0"/>
+          <w:numId w:val="1019"/>
+        </w:numPr>
+      </w:pPr>
+      <w:r>
+        <w:rPr>
+          <w:b/>
+          <w:bCs/>
+        </w:rPr>
+        <w:t xml:space="preserve">Photo:</w:t>
+      </w:r>
+      <w:r>
+        <w:t xml:space="preserve"> </w:t>
+      </w:r>
+      <w:r>
+        <w:t xml:space="preserve">the system photo picker (no storage permission), centre-cropped to 400×400 JPEG on</w:t>
+      </w:r>
+      <w:r>
+        <w:t xml:space="preserve"> </w:t>
+      </w:r>
+      <w:r>
+        <w:t xml:space="preserve">the phone and sent as base64, as the browser does. No image library was added: the public</w:t>
+      </w:r>
+      <w:r>
+        <w:t xml:space="preserve"> </w:t>
+      </w:r>
+      <w:r>
+        <w:t xml:space="preserve">photo is fetched with the HTTP client the app already has and drawn with Compose’s decoder.</w:t>
+      </w:r>
+    </w:p>
+    <w:p>
+      <w:pPr>
+        <w:pStyle w:val="Compact"/>
+        <w:numPr>
+          <w:ilvl w:val="0"/>
+          <w:numId w:val="1019"/>
+        </w:numPr>
+      </w:pPr>
+      <w:r>
+        <w:rPr>
+          <w:b/>
+          <w:bCs/>
+        </w:rPr>
+        <w:t xml:space="preserve">Trip-request push:</w:t>
+      </w:r>
+      <w:r>
+        <w:t xml:space="preserve"> </w:t>
+      </w:r>
+      <w:r>
+        <w:t xml:space="preserve">the FCM message carries the trip id only; the phone reads the client’s</w:t>
+      </w:r>
+      <w:r>
+        <w:t xml:space="preserve"> </w:t>
+      </w:r>
+      <w:r>
+        <w:t xml:space="preserve">name, destination and dates over its own session (one accessor,</w:t>
+      </w:r>
+      <w:r>
+        <w:t xml:space="preserve"> </w:t>
+      </w:r>
+      <w:r>
+        <w:rPr>
+          <w:rStyle w:val="VerbatimChar"/>
+        </w:rPr>
+        <w:t xml:space="preserve">agent_trip_overview</w:t>
+      </w:r>
+      <w:r>
+        <w:t xml:space="preserve">). The</w:t>
+      </w:r>
+      <w:r>
+        <w:t xml:space="preserve"> </w:t>
+      </w:r>
+      <w:r>
+        <w:t xml:space="preserve">locked screen says</w:t>
+      </w:r>
+      <w:r>
+        <w:t xml:space="preserve"> </w:t>
+      </w:r>
+      <w:r>
+        <w:t xml:space="preserve">“New trip request from Jordan Hayes”</w:t>
+      </w:r>
+      <w:r>
+        <w:t xml:space="preserve">; a tap opens the inquiry trip. Its own</w:t>
+      </w:r>
+      <w:r>
+        <w:t xml:space="preserve"> </w:t>
+      </w:r>
+      <w:r>
+        <w:t xml:space="preserve">Android channel (</w:t>
+      </w:r>
+      <w:r>
+        <w:t xml:space="preserve">“Trip requests”</w:t>
+      </w:r>
+      <w:r>
+        <w:t xml:space="preserve">), so the phone’s settings can quiet it apart from messages.</w:t>
+      </w:r>
+    </w:p>
+    <w:p>
+      <w:pPr>
+        <w:pStyle w:val="Compact"/>
+        <w:numPr>
+          <w:ilvl w:val="0"/>
+          <w:numId w:val="1019"/>
+        </w:numPr>
+      </w:pPr>
+      <w:r>
+        <w:rPr>
+          <w:b/>
+          <w:bCs/>
+        </w:rPr>
+        <w:t xml:space="preserve">“Automatic reply”</w:t>
+      </w:r>
+      <w:r>
+        <w:t xml:space="preserve"> </w:t>
+      </w:r>
+      <w:r>
+        <w:t xml:space="preserve">shows under the advisor’s out-of-office reply in both phone threads.</w:t>
+      </w:r>
+    </w:p>
+    <w:p>
+      <w:pPr>
+        <w:pStyle w:val="Compact"/>
+        <w:numPr>
+          <w:ilvl w:val="0"/>
+          <w:numId w:val="1019"/>
+        </w:numPr>
+      </w:pPr>
+      <w:r>
+        <w:rPr>
+          <w:b/>
+          <w:bCs/>
+        </w:rPr>
+        <w:t xml:space="preserve">The client’s</w:t>
+      </w:r>
+      <w:r>
+        <w:rPr>
+          <w:b/>
+          <w:bCs/>
+        </w:rPr>
+        <w:t xml:space="preserve"> </w:t>
+      </w:r>
+      <w:r>
+        <w:rPr>
+          <w:b/>
+          <w:bCs/>
+        </w:rPr>
+        <w:t xml:space="preserve">“Your advisor”</w:t>
+      </w:r>
+      <w:r>
+        <w:rPr>
+          <w:b/>
+          <w:bCs/>
+        </w:rPr>
+        <w:t xml:space="preserve"> </w:t>
+      </w:r>
+      <w:r>
+        <w:rPr>
+          <w:b/>
+          <w:bCs/>
+        </w:rPr>
+        <w:t xml:space="preserve">card</w:t>
+      </w:r>
+      <w:r>
+        <w:t xml:space="preserve"> </w:t>
+      </w:r>
+      <w:r>
+        <w:t xml:space="preserve">on the phone reads PR 3’s</w:t>
+      </w:r>
+      <w:r>
+        <w:t xml:space="preserve"> </w:t>
+      </w:r>
+      <w:r>
+        <w:rPr>
+          <w:rStyle w:val="VerbatimChar"/>
+        </w:rPr>
+        <w:t xml:space="preserve">client_advisor_card()</w:t>
+      </w:r>
+      <w:r>
+        <w:t xml:space="preserve">: the</w:t>
+      </w:r>
+      <w:r>
+        <w:t xml:space="preserve"> </w:t>
+      </w:r>
+      <w:r>
+        <w:t xml:space="preserve">home card (photo, name, pronouns, promise or</w:t>
+      </w:r>
+      <w:r>
+        <w:t xml:space="preserve"> </w:t>
+      </w:r>
+      <w:r>
+        <w:t xml:space="preserve">“Away until”</w:t>
+      </w:r>
+      <w:r>
+        <w:t xml:space="preserve">, three lines of bio, links), both</w:t>
+      </w:r>
+      <w:r>
+        <w:t xml:space="preserve"> </w:t>
+      </w:r>
+      <w:r>
+        <w:t xml:space="preserve">conversation headers and the new-message screen, keeping the fixed words when the read fails.</w:t>
       </w:r>
     </w:p>
     <w:bookmarkStart w:id="201" w:name="agent-profile-my-account"/>
@@ -55755,7 +56164,7 @@
         <w:pStyle w:val="Compact"/>
         <w:numPr>
           <w:ilvl w:val="0"/>
-          <w:numId w:val="1019"/>
+          <w:numId w:val="1020"/>
         </w:numPr>
       </w:pPr>
       <w:r>
@@ -55770,68 +56179,6 @@
       </w:r>
       <w:r>
         <w:t xml:space="preserve">Single full-width column, full-screen layout, branded header at top, primary CTA fixed near the keyboard, social-login buttons stacked vertically, large 56pt tap targets, keyboard-aware scroll, password manager autofill optimized.</w:t>
-      </w:r>
-    </w:p>
-    <w:p>
-      <w:pPr>
-        <w:pStyle w:val="Compact"/>
-        <w:numPr>
-          <w:ilvl w:val="0"/>
-          <w:numId w:val="1019"/>
-        </w:numPr>
-      </w:pPr>
-      <w:r>
-        <w:rPr>
-          <w:b/>
-          <w:bCs/>
-        </w:rPr>
-        <w:t xml:space="preserve">Tablet.</w:t>
-      </w:r>
-      <w:r>
-        <w:t xml:space="preserve"> </w:t>
-      </w:r>
-      <w:r>
-        <w:t xml:space="preserve">Centered card (~480pt wide) on a branded background, social-login buttons side-by-side, more vertical breathing room, both portrait and landscape supported.</w:t>
-      </w:r>
-    </w:p>
-    <w:p>
-      <w:pPr>
-        <w:pStyle w:val="Compact"/>
-        <w:numPr>
-          <w:ilvl w:val="0"/>
-          <w:numId w:val="1019"/>
-        </w:numPr>
-      </w:pPr>
-      <w:r>
-        <w:rPr>
-          <w:b/>
-          <w:bCs/>
-        </w:rPr>
-        <w:t xml:space="preserve">Web.</w:t>
-      </w:r>
-      <w:r>
-        <w:t xml:space="preserve"> </w:t>
-      </w:r>
-      <w:r>
-        <w:t xml:space="preserve">Two-column split (~50/50): brand illustration or rotating hero on the left, form panel (~400pt wide) on the right. Persistent links to legal pages in footer. Enter key submits.</w:t>
-      </w:r>
-    </w:p>
-    <w:bookmarkEnd w:id="210"/>
-    <w:bookmarkStart w:id="211" w:name="pattern-b-list-index"/>
-    <w:p>
-      <w:pPr>
-        <w:pStyle w:val="Heading4"/>
-      </w:pPr>
-      <w:r>
-        <w:t xml:space="preserve">Pattern B — List / Index</w:t>
-      </w:r>
-    </w:p>
-    <w:p>
-      <w:pPr>
-        <w:pStyle w:val="FirstParagraph"/>
-      </w:pPr>
-      <w:r>
-        <w:t xml:space="preserve">Used for trip lists, client rosters, message inboxes, lead inboxes, commission lists.</w:t>
       </w:r>
     </w:p>
     <w:p>
@@ -55847,25 +56194,13 @@
           <w:b/>
           <w:bCs/>
         </w:rPr>
-        <w:t xml:space="preserve">Mobile.</w:t>
-      </w:r>
-      <w:r>
-        <w:t xml:space="preserve"> </w:t>
-      </w:r>
-      <w:r>
-        <w:t xml:space="preserve">Vertical list of cards (one item per row); each card is touch-optimized with primary info, secondary info, and one quick action; pull-to-refresh; filter and search collapsed behind icon buttons;</w:t>
-      </w:r>
-      <w:r>
-        <w:t xml:space="preserve"> </w:t>
-      </w:r>
-      <w:r>
-        <w:t xml:space="preserve">“Sort”</w:t>
-      </w:r>
-      <w:r>
-        <w:t xml:space="preserve"> </w:t>
-      </w:r>
-      <w:r>
-        <w:t xml:space="preserve">opens a bottom sheet.</w:t>
+        <w:t xml:space="preserve">Tablet.</w:t>
+      </w:r>
+      <w:r>
+        <w:t xml:space="preserve"> </w:t>
+      </w:r>
+      <w:r>
+        <w:t xml:space="preserve">Centered card (~480pt wide) on a branded background, social-login buttons side-by-side, more vertical breathing room, both portrait and landscape supported.</w:t>
       </w:r>
     </w:p>
     <w:p>
@@ -55881,45 +56216,23 @@
           <w:b/>
           <w:bCs/>
         </w:rPr>
-        <w:t xml:space="preserve">Tablet.</w:t>
-      </w:r>
-      <w:r>
-        <w:t xml:space="preserve"> </w:t>
-      </w:r>
-      <w:r>
-        <w:t xml:space="preserve">Either a two-column card grid (portrait) or a master-detail split (landscape) where tapping a row opens a detail pane on the right without leaving the list. Filters expanded into a top bar.</w:t>
-      </w:r>
-    </w:p>
-    <w:p>
-      <w:pPr>
-        <w:pStyle w:val="Compact"/>
-        <w:numPr>
-          <w:ilvl w:val="0"/>
-          <w:numId w:val="1020"/>
-        </w:numPr>
-      </w:pPr>
-      <w:r>
-        <w:rPr>
-          <w:b/>
-          <w:bCs/>
-        </w:rPr>
         <w:t xml:space="preserve">Web.</w:t>
       </w:r>
       <w:r>
         <w:t xml:space="preserve"> </w:t>
       </w:r>
       <w:r>
-        <w:t xml:space="preserve">True data table with sortable column headers, sticky header row, row-hover highlights, right-click context menu, keyboard navigation (arrow keys, Enter to open), bulk-select checkboxes, persistent filter sidebar where the list has many filter dimensions.</w:t>
-      </w:r>
-    </w:p>
-    <w:bookmarkEnd w:id="211"/>
-    <w:bookmarkStart w:id="212" w:name="pattern-c-detail-master-detail"/>
+        <w:t xml:space="preserve">Two-column split (~50/50): brand illustration or rotating hero on the left, form panel (~400pt wide) on the right. Persistent links to legal pages in footer. Enter key submits.</w:t>
+      </w:r>
+    </w:p>
+    <w:bookmarkEnd w:id="210"/>
+    <w:bookmarkStart w:id="211" w:name="pattern-b-list-index"/>
     <w:p>
       <w:pPr>
         <w:pStyle w:val="Heading4"/>
       </w:pPr>
       <w:r>
-        <w:t xml:space="preserve">Pattern C — Detail / Master-Detail</w:t>
+        <w:t xml:space="preserve">Pattern B — List / Index</w:t>
       </w:r>
     </w:p>
     <w:p>
@@ -55927,7 +56240,7 @@
         <w:pStyle w:val="FirstParagraph"/>
       </w:pPr>
       <w:r>
-        <w:t xml:space="preserve">Used for Trip Detail, Client Detail, Lead Detail, Commission Detail.</w:t>
+        <w:t xml:space="preserve">Used for trip lists, client rosters, message inboxes, lead inboxes, commission lists.</w:t>
       </w:r>
     </w:p>
     <w:p>
@@ -55949,7 +56262,19 @@
         <w:t xml:space="preserve"> </w:t>
       </w:r>
       <w:r>
-        <w:t xml:space="preserve">Full-screen detail; back button to list; tabs as a horizontal scrollable strip near the top; sub-sections collapsible accordions.</w:t>
+        <w:t xml:space="preserve">Vertical list of cards (one item per row); each card is touch-optimized with primary info, secondary info, and one quick action; pull-to-refresh; filter and search collapsed behind icon buttons;</w:t>
+      </w:r>
+      <w:r>
+        <w:t xml:space="preserve"> </w:t>
+      </w:r>
+      <w:r>
+        <w:t xml:space="preserve">“Sort”</w:t>
+      </w:r>
+      <w:r>
+        <w:t xml:space="preserve"> </w:t>
+      </w:r>
+      <w:r>
+        <w:t xml:space="preserve">opens a bottom sheet.</w:t>
       </w:r>
     </w:p>
     <w:p>
@@ -55971,7 +56296,7 @@
         <w:t xml:space="preserve"> </w:t>
       </w:r>
       <w:r>
-        <w:t xml:space="preserve">In landscape, master-detail with list on left (1/3) and detail on right (2/3). In portrait, full-screen detail with breadcrumb back. Tabs as visible horizontal strip, all visible at once.</w:t>
+        <w:t xml:space="preserve">Either a two-column card grid (portrait) or a master-detail split (landscape) where tapping a row opens a detail pane on the right without leaving the list. Filters expanded into a top bar.</w:t>
       </w:r>
     </w:p>
     <w:p>
@@ -55993,17 +56318,17 @@
         <w:t xml:space="preserve"> </w:t>
       </w:r>
       <w:r>
-        <w:t xml:space="preserve">Detail page with persistent left navigation; tabs as horizontal buttons; secondary information in a right rail (e.g., agent contact card, recent activity); keyboard shortcuts to switch tabs.</w:t>
-      </w:r>
-    </w:p>
-    <w:bookmarkEnd w:id="212"/>
-    <w:bookmarkStart w:id="213" w:name="pattern-d-dashboard"/>
+        <w:t xml:space="preserve">True data table with sortable column headers, sticky header row, row-hover highlights, right-click context menu, keyboard navigation (arrow keys, Enter to open), bulk-select checkboxes, persistent filter sidebar where the list has many filter dimensions.</w:t>
+      </w:r>
+    </w:p>
+    <w:bookmarkEnd w:id="211"/>
+    <w:bookmarkStart w:id="212" w:name="pattern-c-detail-master-detail"/>
     <w:p>
       <w:pPr>
         <w:pStyle w:val="Heading4"/>
       </w:pPr>
       <w:r>
-        <w:t xml:space="preserve">Pattern D — Dashboard</w:t>
+        <w:t xml:space="preserve">Pattern C — Detail / Master-Detail</w:t>
       </w:r>
     </w:p>
     <w:p>
@@ -56011,7 +56336,7 @@
         <w:pStyle w:val="FirstParagraph"/>
       </w:pPr>
       <w:r>
-        <w:t xml:space="preserve">Used for Client Dashboard, Agent Worklist, Commission Dashboard, Reports Hub.</w:t>
+        <w:t xml:space="preserve">Used for Trip Detail, Client Detail, Lead Detail, Commission Detail.</w:t>
       </w:r>
     </w:p>
     <w:p>
@@ -56033,19 +56358,7 @@
         <w:t xml:space="preserve"> </w:t>
       </w:r>
       <w:r>
-        <w:t xml:space="preserve">Vertically stacked sections; KPI cards in a horizontal carousel near the top; each section has a</w:t>
-      </w:r>
-      <w:r>
-        <w:t xml:space="preserve"> </w:t>
-      </w:r>
-      <w:r>
-        <w:t xml:space="preserve">“See all”</w:t>
-      </w:r>
-      <w:r>
-        <w:t xml:space="preserve"> </w:t>
-      </w:r>
-      <w:r>
-        <w:t xml:space="preserve">link rather than showing exhaustive data; charts simplified to sparklines.</w:t>
+        <w:t xml:space="preserve">Full-screen detail; back button to list; tabs as a horizontal scrollable strip near the top; sub-sections collapsible accordions.</w:t>
       </w:r>
     </w:p>
     <w:p>
@@ -56067,7 +56380,7 @@
         <w:t xml:space="preserve"> </w:t>
       </w:r>
       <w:r>
-        <w:t xml:space="preserve">Two-column grid where KPI strip spans full width at top and sections fill below; charts richer than mobile but compact.</w:t>
+        <w:t xml:space="preserve">In landscape, master-detail with list on left (1/3) and detail on right (2/3). In portrait, full-screen detail with breadcrumb back. Tabs as visible horizontal strip, all visible at once.</w:t>
       </w:r>
     </w:p>
     <w:p>
@@ -56089,17 +56402,17 @@
         <w:t xml:space="preserve"> </w:t>
       </w:r>
       <w:r>
-        <w:t xml:space="preserve">Three- or four-column grid; KPI strip with full charts inline; configurable widget layout for the agent dashboard; charts use full visualization capabilities.</w:t>
-      </w:r>
-    </w:p>
-    <w:bookmarkEnd w:id="213"/>
-    <w:bookmarkStart w:id="214" w:name="pattern-e-editor-builder"/>
+        <w:t xml:space="preserve">Detail page with persistent left navigation; tabs as horizontal buttons; secondary information in a right rail (e.g., agent contact card, recent activity); keyboard shortcuts to switch tabs.</w:t>
+      </w:r>
+    </w:p>
+    <w:bookmarkEnd w:id="212"/>
+    <w:bookmarkStart w:id="213" w:name="pattern-d-dashboard"/>
     <w:p>
       <w:pPr>
         <w:pStyle w:val="Heading4"/>
       </w:pPr>
       <w:r>
-        <w:t xml:space="preserve">Pattern E — Editor / Builder</w:t>
+        <w:t xml:space="preserve">Pattern D — Dashboard</w:t>
       </w:r>
     </w:p>
     <w:p>
@@ -56107,7 +56420,7 @@
         <w:pStyle w:val="FirstParagraph"/>
       </w:pPr>
       <w:r>
-        <w:t xml:space="preserve">Used for Trip Builder Workspace, Itinerary Editor, Proposal Builder, Template Editor, Email Signature Editor.</w:t>
+        <w:t xml:space="preserve">Used for Client Dashboard, Agent Worklist, Commission Dashboard, Reports Hub.</w:t>
       </w:r>
     </w:p>
     <w:p>
@@ -56129,16 +56442,19 @@
         <w:t xml:space="preserve"> </w:t>
       </w:r>
       <w:r>
-        <w:t xml:space="preserve">Single-pane editing; the workspace fills the screen;</w:t>
-      </w:r>
-      <w:r>
-        <w:t xml:space="preserve"> </w:t>
-      </w:r>
-      <w:r>
-        <w:t xml:space="preserve">“Add component”</w:t>
-      </w:r>
-      <w:r>
-        <w:t xml:space="preserve">, side panels, and pickers all open as full-height bottom sheets; auto-save aggressive; preview is a separate full-screen mode the user toggles into.</w:t>
+        <w:t xml:space="preserve">Vertically stacked sections; KPI cards in a horizontal carousel near the top; each section has a</w:t>
+      </w:r>
+      <w:r>
+        <w:t xml:space="preserve"> </w:t>
+      </w:r>
+      <w:r>
+        <w:t xml:space="preserve">“See all”</w:t>
+      </w:r>
+      <w:r>
+        <w:t xml:space="preserve"> </w:t>
+      </w:r>
+      <w:r>
+        <w:t xml:space="preserve">link rather than showing exhaustive data; charts simplified to sparklines.</w:t>
       </w:r>
     </w:p>
     <w:p>
@@ -56160,7 +56476,7 @@
         <w:t xml:space="preserve"> </w:t>
       </w:r>
       <w:r>
-        <w:t xml:space="preserve">Split view in landscape: workspace on the left (~60%) and a contextual panel on the right (~40%) for component types, properties, or live preview. Portrait collapses to mobile-style with a side panel toggle button.</w:t>
+        <w:t xml:space="preserve">Two-column grid where KPI strip spans full width at top and sections fill below; charts richer than mobile but compact.</w:t>
       </w:r>
     </w:p>
     <w:p>
@@ -56182,17 +56498,17 @@
         <w:t xml:space="preserve"> </w:t>
       </w:r>
       <w:r>
-        <w:t xml:space="preserve">Three-pane layout: left rail for asset library (templates, saved components), center workspace, right rail for properties of the selected element or live preview. Drag-and-drop between panes. Multi-select and keyboard nudging supported.</w:t>
-      </w:r>
-    </w:p>
-    <w:bookmarkEnd w:id="214"/>
-    <w:bookmarkStart w:id="215" w:name="pattern-f-search-results"/>
+        <w:t xml:space="preserve">Three- or four-column grid; KPI strip with full charts inline; configurable widget layout for the agent dashboard; charts use full visualization capabilities.</w:t>
+      </w:r>
+    </w:p>
+    <w:bookmarkEnd w:id="213"/>
+    <w:bookmarkStart w:id="214" w:name="pattern-e-editor-builder"/>
     <w:p>
       <w:pPr>
         <w:pStyle w:val="Heading4"/>
       </w:pPr>
       <w:r>
-        <w:t xml:space="preserve">Pattern F — Search &amp; Results</w:t>
+        <w:t xml:space="preserve">Pattern E — Editor / Builder</w:t>
       </w:r>
     </w:p>
     <w:p>
@@ -56200,7 +56516,7 @@
         <w:pStyle w:val="FirstParagraph"/>
       </w:pPr>
       <w:r>
-        <w:t xml:space="preserve">Used for Search Form, all Search Results screens, Public Search variants.</w:t>
+        <w:t xml:space="preserve">Used for Trip Builder Workspace, Itinerary Editor, Proposal Builder, Template Editor, Email Signature Editor.</w:t>
       </w:r>
     </w:p>
     <w:p>
@@ -56222,7 +56538,16 @@
         <w:t xml:space="preserve"> </w:t>
       </w:r>
       <w:r>
-        <w:t xml:space="preserve">Search form is a full-screen sheet; results are a vertical list of large cards (one per row); filters open as a bottom sheet; map view is full-screen toggle, not side-by-side.</w:t>
+        <w:t xml:space="preserve">Single-pane editing; the workspace fills the screen;</w:t>
+      </w:r>
+      <w:r>
+        <w:t xml:space="preserve"> </w:t>
+      </w:r>
+      <w:r>
+        <w:t xml:space="preserve">“Add component”</w:t>
+      </w:r>
+      <w:r>
+        <w:t xml:space="preserve">, side panels, and pickers all open as full-height bottom sheets; auto-save aggressive; preview is a separate full-screen mode the user toggles into.</w:t>
       </w:r>
     </w:p>
     <w:p>
@@ -56244,7 +56569,7 @@
         <w:t xml:space="preserve"> </w:t>
       </w:r>
       <w:r>
-        <w:t xml:space="preserve">Search form is persistent at top (collapsible); results in a two-column grid; map/list toggle reveals a map on right (1/2) in landscape; filters in a collapsible side drawer.</w:t>
+        <w:t xml:space="preserve">Split view in landscape: workspace on the left (~60%) and a contextual panel on the right (~40%) for component types, properties, or live preview. Portrait collapses to mobile-style with a side panel toggle button.</w:t>
       </w:r>
     </w:p>
     <w:p>
@@ -56266,17 +56591,17 @@
         <w:t xml:space="preserve"> </w:t>
       </w:r>
       <w:r>
-        <w:t xml:space="preserve">Persistent left filter rail; results in a three- or four-column grid; map view occupies right half with synchronized hover (hover a card → highlight on map); pagination or infinite scroll with sticky filter context.</w:t>
-      </w:r>
-    </w:p>
-    <w:bookmarkEnd w:id="215"/>
-    <w:bookmarkStart w:id="216" w:name="pattern-g-wizard-multi-step"/>
+        <w:t xml:space="preserve">Three-pane layout: left rail for asset library (templates, saved components), center workspace, right rail for properties of the selected element or live preview. Drag-and-drop between panes. Multi-select and keyboard nudging supported.</w:t>
+      </w:r>
+    </w:p>
+    <w:bookmarkEnd w:id="214"/>
+    <w:bookmarkStart w:id="215" w:name="pattern-f-search-results"/>
     <w:p>
       <w:pPr>
         <w:pStyle w:val="Heading4"/>
       </w:pPr>
       <w:r>
-        <w:t xml:space="preserve">Pattern G — Wizard / Multi-Step</w:t>
+        <w:t xml:space="preserve">Pattern F — Search &amp; Results</w:t>
       </w:r>
     </w:p>
     <w:p>
@@ -56284,7 +56609,7 @@
         <w:pStyle w:val="FirstParagraph"/>
       </w:pPr>
       <w:r>
-        <w:t xml:space="preserve">Used for Onboarding (client and agent), Create New Trip flow, Convert Lead to Trip, Quote Request Form.</w:t>
+        <w:t xml:space="preserve">Used for Search Form, all Search Results screens, Public Search variants.</w:t>
       </w:r>
     </w:p>
     <w:p>
@@ -56306,31 +56631,7 @@
         <w:t xml:space="preserve"> </w:t>
       </w:r>
       <w:r>
-        <w:t xml:space="preserve">One step per screen, full-screen; progress indicator at top;</w:t>
-      </w:r>
-      <w:r>
-        <w:t xml:space="preserve"> </w:t>
-      </w:r>
-      <w:r>
-        <w:t xml:space="preserve">“Back”</w:t>
-      </w:r>
-      <w:r>
-        <w:t xml:space="preserve"> </w:t>
-      </w:r>
-      <w:r>
-        <w:t xml:space="preserve">and</w:t>
-      </w:r>
-      <w:r>
-        <w:t xml:space="preserve"> </w:t>
-      </w:r>
-      <w:r>
-        <w:t xml:space="preserve">“Next”</w:t>
-      </w:r>
-      <w:r>
-        <w:t xml:space="preserve"> </w:t>
-      </w:r>
-      <w:r>
-        <w:t xml:space="preserve">CTAs persistent at bottom; ability to save progress and resume later.</w:t>
+        <w:t xml:space="preserve">Search form is a full-screen sheet; results are a vertical list of large cards (one per row); filters open as a bottom sheet; map view is full-screen toggle, not side-by-side.</w:t>
       </w:r>
     </w:p>
     <w:p>
@@ -56352,7 +56653,7 @@
         <w:t xml:space="preserve"> </w:t>
       </w:r>
       <w:r>
-        <w:t xml:space="preserve">Same one-step-per-screen approach but with more breathing room; progress indicator shows all steps with current highlighted; preview/summary panel visible on the right where applicable.</w:t>
+        <w:t xml:space="preserve">Search form is persistent at top (collapsible); results in a two-column grid; map/list toggle reveals a map on right (1/2) in landscape; filters in a collapsible side drawer.</w:t>
       </w:r>
     </w:p>
     <w:p>
@@ -56374,17 +56675,17 @@
         <w:t xml:space="preserve"> </w:t>
       </w:r>
       <w:r>
-        <w:t xml:space="preserve">All steps visible as a left-rail stepper; current step occupies the main area; summary panel on the right; user can jump back to completed steps; keyboard navigation between steps.</w:t>
-      </w:r>
-    </w:p>
-    <w:bookmarkEnd w:id="216"/>
-    <w:bookmarkStart w:id="217" w:name="pattern-h-marketing-public-page"/>
+        <w:t xml:space="preserve">Persistent left filter rail; results in a three- or four-column grid; map view occupies right half with synchronized hover (hover a card → highlight on map); pagination or infinite scroll with sticky filter context.</w:t>
+      </w:r>
+    </w:p>
+    <w:bookmarkEnd w:id="215"/>
+    <w:bookmarkStart w:id="216" w:name="pattern-g-wizard-multi-step"/>
     <w:p>
       <w:pPr>
         <w:pStyle w:val="Heading4"/>
       </w:pPr>
       <w:r>
-        <w:t xml:space="preserve">Pattern H — Marketing / Public Page</w:t>
+        <w:t xml:space="preserve">Pattern G — Wizard / Multi-Step</w:t>
       </w:r>
     </w:p>
     <w:p>
@@ -56392,7 +56693,7 @@
         <w:pStyle w:val="FirstParagraph"/>
       </w:pPr>
       <w:r>
-        <w:t xml:space="preserve">Used for App Subdomain Public Landing, About / How It Works, Footer Pages.</w:t>
+        <w:t xml:space="preserve">Used for Onboarding (client and agent), Create New Trip flow, Convert Lead to Trip, Quote Request Form.</w:t>
       </w:r>
     </w:p>
     <w:p>
@@ -56414,7 +56715,31 @@
         <w:t xml:space="preserve"> </w:t>
       </w:r>
       <w:r>
-        <w:t xml:space="preserve">Single column, hero image scales full-width, content sections stacked, CTAs full-width, testimonial carousel swipeable, sticky bottom CTA for primary action.</w:t>
+        <w:t xml:space="preserve">One step per screen, full-screen; progress indicator at top;</w:t>
+      </w:r>
+      <w:r>
+        <w:t xml:space="preserve"> </w:t>
+      </w:r>
+      <w:r>
+        <w:t xml:space="preserve">“Back”</w:t>
+      </w:r>
+      <w:r>
+        <w:t xml:space="preserve"> </w:t>
+      </w:r>
+      <w:r>
+        <w:t xml:space="preserve">and</w:t>
+      </w:r>
+      <w:r>
+        <w:t xml:space="preserve"> </w:t>
+      </w:r>
+      <w:r>
+        <w:t xml:space="preserve">“Next”</w:t>
+      </w:r>
+      <w:r>
+        <w:t xml:space="preserve"> </w:t>
+      </w:r>
+      <w:r>
+        <w:t xml:space="preserve">CTAs persistent at bottom; ability to save progress and resume later.</w:t>
       </w:r>
     </w:p>
     <w:p>
@@ -56436,7 +56761,7 @@
         <w:t xml:space="preserve"> </w:t>
       </w:r>
       <w:r>
-        <w:t xml:space="preserve">Hero with two-column layout where appropriate (image + text); content sections may use two-column grids; CTAs centered.</w:t>
+        <w:t xml:space="preserve">Same one-step-per-screen approach but with more breathing room; progress indicator shows all steps with current highlighted; preview/summary panel visible on the right where applicable.</w:t>
       </w:r>
     </w:p>
     <w:p>
@@ -56458,17 +56783,17 @@
         <w:t xml:space="preserve"> </w:t>
       </w:r>
       <w:r>
-        <w:t xml:space="preserve">Full marketing layouts with multi-column sections, parallax-light hero, side-by-side image/text blocks, testimonial grids; SEO-optimized server-rendered (Kotlin/JS + React per BRD recommendation).</w:t>
-      </w:r>
-    </w:p>
-    <w:bookmarkEnd w:id="217"/>
-    <w:bookmarkStart w:id="218" w:name="pattern-i-reading-content"/>
+        <w:t xml:space="preserve">All steps visible as a left-rail stepper; current step occupies the main area; summary panel on the right; user can jump back to completed steps; keyboard navigation between steps.</w:t>
+      </w:r>
+    </w:p>
+    <w:bookmarkEnd w:id="216"/>
+    <w:bookmarkStart w:id="217" w:name="pattern-h-marketing-public-page"/>
     <w:p>
       <w:pPr>
         <w:pStyle w:val="Heading4"/>
       </w:pPr>
       <w:r>
-        <w:t xml:space="preserve">Pattern I — Reading / Content</w:t>
+        <w:t xml:space="preserve">Pattern H — Marketing / Public Page</w:t>
       </w:r>
     </w:p>
     <w:p>
@@ -56476,7 +56801,7 @@
         <w:pStyle w:val="FirstParagraph"/>
       </w:pPr>
       <w:r>
-        <w:t xml:space="preserve">Used for Itinerary Viewer, Itinerary Day Detail, Past Trip Memory View, About / How It Works.</w:t>
+        <w:t xml:space="preserve">Used for App Subdomain Public Landing, About / How It Works, Footer Pages.</w:t>
       </w:r>
     </w:p>
     <w:p>
@@ -56498,7 +56823,7 @@
         <w:t xml:space="preserve"> </w:t>
       </w:r>
       <w:r>
-        <w:t xml:space="preserve">Single column reading width, generous line height, large readable type (17pt body); day navigator as a horizontal scrollable chip strip; activities as full-width cards with images.</w:t>
+        <w:t xml:space="preserve">Single column, hero image scales full-width, content sections stacked, CTAs full-width, testimonial carousel swipeable, sticky bottom CTA for primary action.</w:t>
       </w:r>
     </w:p>
     <w:p>
@@ -56520,7 +56845,7 @@
         <w:t xml:space="preserve"> </w:t>
       </w:r>
       <w:r>
-        <w:t xml:space="preserve">Reading width capped (~640pt) with margins; day navigator visible as a sidebar in landscape, chip strip in portrait; activities as cards with images aligned left.</w:t>
+        <w:t xml:space="preserve">Hero with two-column layout where appropriate (image + text); content sections may use two-column grids; CTAs centered.</w:t>
       </w:r>
     </w:p>
     <w:p>
@@ -56542,41 +56867,17 @@
         <w:t xml:space="preserve"> </w:t>
       </w:r>
       <w:r>
-        <w:t xml:space="preserve">Two-column layout: day navigator and trip overview on left (sticky), content on right with reading width capped (~720pt) for legibility;</w:t>
-      </w:r>
-      <w:r>
-        <w:t xml:space="preserve"> </w:t>
-      </w:r>
-      <w:r>
-        <w:t xml:space="preserve">“Download PDF”</w:t>
-      </w:r>
-      <w:r>
-        <w:t xml:space="preserve"> </w:t>
-      </w:r>
-      <w:r>
-        <w:t xml:space="preserve">and</w:t>
-      </w:r>
-      <w:r>
-        <w:t xml:space="preserve"> </w:t>
-      </w:r>
-      <w:r>
-        <w:t xml:space="preserve">“Share”</w:t>
-      </w:r>
-      <w:r>
-        <w:t xml:space="preserve"> </w:t>
-      </w:r>
-      <w:r>
-        <w:t xml:space="preserve">CTAs in a sticky header.</w:t>
-      </w:r>
-    </w:p>
-    <w:bookmarkEnd w:id="218"/>
-    <w:bookmarkStart w:id="219" w:name="pattern-j-modal-sheet-confirmation"/>
+        <w:t xml:space="preserve">Full marketing layouts with multi-column sections, parallax-light hero, side-by-side image/text blocks, testimonial grids; SEO-optimized server-rendered (Kotlin/JS + React per BRD recommendation).</w:t>
+      </w:r>
+    </w:p>
+    <w:bookmarkEnd w:id="217"/>
+    <w:bookmarkStart w:id="218" w:name="pattern-i-reading-content"/>
     <w:p>
       <w:pPr>
         <w:pStyle w:val="Heading4"/>
       </w:pPr>
       <w:r>
-        <w:t xml:space="preserve">Pattern J — Modal / Sheet / Confirmation</w:t>
+        <w:t xml:space="preserve">Pattern I — Reading / Content</w:t>
       </w:r>
     </w:p>
     <w:p>
@@ -56584,73 +56885,7 @@
         <w:pStyle w:val="FirstParagraph"/>
       </w:pPr>
       <w:r>
-        <w:t xml:space="preserve">Used for confirmations (cancel trip, merge clients), gates (sign-up prompt), pickers (template picker), short forms (mark paid), and other interrupts.</w:t>
-      </w:r>
-      <w:r>
-        <w:t xml:space="preserve"> </w:t>
-      </w:r>
-      <w:r>
-        <w:rPr>
-          <w:i/>
-          <w:iCs/>
-        </w:rPr>
-        <w:t xml:space="preserve">(Amended 2026-10-16:</w:t>
-      </w:r>
-      <w:r>
-        <w:rPr>
-          <w:i/>
-          <w:iCs/>
-        </w:rPr>
-        <w:t xml:space="preserve"> </w:t>
-      </w:r>
-      <w:r>
-        <w:rPr>
-          <w:i/>
-          <w:iCs/>
-        </w:rPr>
-        <w:t xml:space="preserve">“revoke card”</w:t>
-      </w:r>
-      <w:r>
-        <w:rPr>
-          <w:i/>
-          <w:iCs/>
-        </w:rPr>
-        <w:t xml:space="preserve"> </w:t>
-      </w:r>
-      <w:r>
-        <w:rPr>
-          <w:i/>
-          <w:iCs/>
-        </w:rPr>
-        <w:t xml:space="preserve">and</w:t>
-      </w:r>
-      <w:r>
-        <w:rPr>
-          <w:i/>
-          <w:iCs/>
-        </w:rPr>
-        <w:t xml:space="preserve"> </w:t>
-      </w:r>
-      <w:r>
-        <w:rPr>
-          <w:i/>
-          <w:iCs/>
-        </w:rPr>
-        <w:t xml:space="preserve">“reveals (card PAN)”</w:t>
-      </w:r>
-      <w:r>
-        <w:rPr>
-          <w:i/>
-          <w:iCs/>
-        </w:rPr>
-        <w:t xml:space="preserve"> </w:t>
-      </w:r>
-      <w:r>
-        <w:rPr>
-          <w:i/>
-          <w:iCs/>
-        </w:rPr>
-        <w:t xml:space="preserve">are gone with §2.4 and the old 3.6.4; the app holds no card.)</w:t>
+        <w:t xml:space="preserve">Used for Itinerary Viewer, Itinerary Day Detail, Past Trip Memory View, About / How It Works.</w:t>
       </w:r>
     </w:p>
     <w:p>
@@ -56672,19 +56907,7 @@
         <w:t xml:space="preserve"> </w:t>
       </w:r>
       <w:r>
-        <w:t xml:space="preserve">Full-screen modal or full-height bottom sheet;</w:t>
-      </w:r>
-      <w:r>
-        <w:t xml:space="preserve"> </w:t>
-      </w:r>
-      <w:r>
-        <w:t xml:space="preserve">“Cancel”</w:t>
-      </w:r>
-      <w:r>
-        <w:t xml:space="preserve"> </w:t>
-      </w:r>
-      <w:r>
-        <w:t xml:space="preserve">in top-left, primary action in top-right or as a persistent bottom button; swipe-down to dismiss for non-destructive sheets.</w:t>
+        <w:t xml:space="preserve">Single column reading width, generous line height, large readable type (17pt body); day navigator as a horizontal scrollable chip strip; activities as full-width cards with images.</w:t>
       </w:r>
     </w:p>
     <w:p>
@@ -56706,7 +56929,7 @@
         <w:t xml:space="preserve"> </w:t>
       </w:r>
       <w:r>
-        <w:t xml:space="preserve">Centered modal (~600pt wide) over a dimmed background; for picker-style modals, may use a wider layout with preview.</w:t>
+        <w:t xml:space="preserve">Reading width capped (~640pt) with margins; day navigator visible as a sidebar in landscape, chip strip in portrait; activities as cards with images aligned left.</w:t>
       </w:r>
     </w:p>
     <w:p>
@@ -56728,30 +56951,41 @@
         <w:t xml:space="preserve"> </w:t>
       </w:r>
       <w:r>
-        <w:t xml:space="preserve">Centered modal (~480–720pt depending on content) with explicit close button and</w:t>
-      </w:r>
-      <w:r>
-        <w:t xml:space="preserve"> </w:t>
-      </w:r>
-      <w:r>
-        <w:t xml:space="preserve">“Cancel”</w:t>
-      </w:r>
-      <w:r>
-        <w:t xml:space="preserve"> </w:t>
-      </w:r>
-      <w:r>
-        <w:t xml:space="preserve">/ primary action buttons in the lower-right; Escape key dismisses; focus trapped while modal is open.</w:t>
-      </w:r>
-    </w:p>
-    <w:bookmarkEnd w:id="219"/>
-    <w:bookmarkEnd w:id="220"/>
-    <w:bookmarkStart w:id="242" w:name="per-screen-variant-mapping"/>
-    <w:p>
-      <w:pPr>
-        <w:pStyle w:val="Heading3"/>
-      </w:pPr>
-      <w:r>
-        <w:t xml:space="preserve">4.4 Per-Screen Variant Mapping</w:t>
+        <w:t xml:space="preserve">Two-column layout: day navigator and trip overview on left (sticky), content on right with reading width capped (~720pt) for legibility;</w:t>
+      </w:r>
+      <w:r>
+        <w:t xml:space="preserve"> </w:t>
+      </w:r>
+      <w:r>
+        <w:t xml:space="preserve">“Download PDF”</w:t>
+      </w:r>
+      <w:r>
+        <w:t xml:space="preserve"> </w:t>
+      </w:r>
+      <w:r>
+        <w:t xml:space="preserve">and</w:t>
+      </w:r>
+      <w:r>
+        <w:t xml:space="preserve"> </w:t>
+      </w:r>
+      <w:r>
+        <w:t xml:space="preserve">“Share”</w:t>
+      </w:r>
+      <w:r>
+        <w:t xml:space="preserve"> </w:t>
+      </w:r>
+      <w:r>
+        <w:t xml:space="preserve">CTAs in a sticky header.</w:t>
+      </w:r>
+    </w:p>
+    <w:bookmarkEnd w:id="218"/>
+    <w:bookmarkStart w:id="219" w:name="pattern-j-modal-sheet-confirmation"/>
+    <w:p>
+      <w:pPr>
+        <w:pStyle w:val="Heading4"/>
+      </w:pPr>
+      <w:r>
+        <w:t xml:space="preserve">Pattern J — Modal / Sheet / Confirmation</w:t>
       </w:r>
     </w:p>
     <w:p>
@@ -56759,16 +56993,73 @@
         <w:pStyle w:val="FirstParagraph"/>
       </w:pPr>
       <w:r>
-        <w:t xml:space="preserve">Each screen’s pattern assignment and any meaningful deviations from the pattern. Where a deviation is not noted, the screen follows the named pattern’s defaults exactly.</w:t>
-      </w:r>
-    </w:p>
-    <w:bookmarkStart w:id="221" w:name="client-public-pre-auth-2.0.x"/>
-    <w:p>
-      <w:pPr>
-        <w:pStyle w:val="Heading4"/>
-      </w:pPr>
-      <w:r>
-        <w:t xml:space="preserve">Client — Public / Pre-Auth (2.0.x)</w:t>
+        <w:t xml:space="preserve">Used for confirmations (cancel trip, merge clients), gates (sign-up prompt), pickers (template picker), short forms (mark paid), and other interrupts.</w:t>
+      </w:r>
+      <w:r>
+        <w:t xml:space="preserve"> </w:t>
+      </w:r>
+      <w:r>
+        <w:rPr>
+          <w:i/>
+          <w:iCs/>
+        </w:rPr>
+        <w:t xml:space="preserve">(Amended 2026-10-16:</w:t>
+      </w:r>
+      <w:r>
+        <w:rPr>
+          <w:i/>
+          <w:iCs/>
+        </w:rPr>
+        <w:t xml:space="preserve"> </w:t>
+      </w:r>
+      <w:r>
+        <w:rPr>
+          <w:i/>
+          <w:iCs/>
+        </w:rPr>
+        <w:t xml:space="preserve">“revoke card”</w:t>
+      </w:r>
+      <w:r>
+        <w:rPr>
+          <w:i/>
+          <w:iCs/>
+        </w:rPr>
+        <w:t xml:space="preserve"> </w:t>
+      </w:r>
+      <w:r>
+        <w:rPr>
+          <w:i/>
+          <w:iCs/>
+        </w:rPr>
+        <w:t xml:space="preserve">and</w:t>
+      </w:r>
+      <w:r>
+        <w:rPr>
+          <w:i/>
+          <w:iCs/>
+        </w:rPr>
+        <w:t xml:space="preserve"> </w:t>
+      </w:r>
+      <w:r>
+        <w:rPr>
+          <w:i/>
+          <w:iCs/>
+        </w:rPr>
+        <w:t xml:space="preserve">“reveals (card PAN)”</w:t>
+      </w:r>
+      <w:r>
+        <w:rPr>
+          <w:i/>
+          <w:iCs/>
+        </w:rPr>
+        <w:t xml:space="preserve"> </w:t>
+      </w:r>
+      <w:r>
+        <w:rPr>
+          <w:i/>
+          <w:iCs/>
+        </w:rPr>
+        <w:t xml:space="preserve">are gone with §2.4 and the old 3.6.4; the app holds no card.)</w:t>
       </w:r>
     </w:p>
     <w:p>
@@ -56784,165 +57075,25 @@
           <w:b/>
           <w:bCs/>
         </w:rPr>
-        <w:t xml:space="preserve">2.0.1 App Subdomain Public Landing</w:t>
-      </w:r>
-      <w:r>
-        <w:t xml:space="preserve"> </w:t>
-      </w:r>
-      <w:r>
-        <w:t xml:space="preserve">— Pattern H, with one deliberate deviation:</w:t>
-      </w:r>
-      <w:r>
-        <w:t xml:space="preserve"> </w:t>
-      </w:r>
-      <w:r>
-        <w:rPr>
-          <w:b/>
-          <w:bCs/>
-        </w:rPr>
-        <w:t xml:space="preserve">no mobile sticky bottom bar.</w:t>
-      </w:r>
-      <w:r>
-        <w:t xml:space="preserve"> </w:t>
-      </w:r>
-      <w:r>
-        <w:t xml:space="preserve">The September 2026 mobile artboard (</w:t>
-      </w:r>
-      <w:r>
-        <w:rPr>
-          <w:rStyle w:val="VerbatimChar"/>
-        </w:rPr>
-        <w:t xml:space="preserve">M201_PublicLanding</w:t>
-      </w:r>
-      <w:r>
-        <w:t xml:space="preserve">, the one Pattern H artboard that passes no</w:t>
-      </w:r>
-      <w:r>
-        <w:t xml:space="preserve"> </w:t>
-      </w:r>
-      <w:r>
-        <w:rPr>
-          <w:rStyle w:val="VerbatimChar"/>
-        </w:rPr>
-        <w:t xml:space="preserve">footer</w:t>
-      </w:r>
-      <w:r>
-        <w:t xml:space="preserve"> </w:t>
-      </w:r>
-      <w:r>
-        <w:t xml:space="preserve">to</w:t>
-      </w:r>
-      <w:r>
-        <w:t xml:space="preserve"> </w:t>
-      </w:r>
-      <w:r>
-        <w:rPr>
-          <w:rStyle w:val="VerbatimChar"/>
-        </w:rPr>
-        <w:t xml:space="preserve">MFrame</w:t>
-      </w:r>
-      <w:r>
-        <w:t xml:space="preserve">) anchors</w:t>
-      </w:r>
-      <w:r>
-        <w:t xml:space="preserve"> </w:t>
-      </w:r>
-      <w:r>
-        <w:t xml:space="preserve">“Create an account”</w:t>
-      </w:r>
-      <w:r>
-        <w:t xml:space="preserve"> </w:t>
-      </w:r>
-      <w:r>
-        <w:t xml:space="preserve">/</w:t>
-      </w:r>
-      <w:r>
-        <w:t xml:space="preserve"> </w:t>
-      </w:r>
-      <w:r>
-        <w:t xml:space="preserve">“Sign in”</w:t>
-      </w:r>
-      <w:r>
-        <w:t xml:space="preserve"> </w:t>
-      </w:r>
-      <w:r>
-        <w:t xml:space="preserve">/</w:t>
-      </w:r>
-      <w:r>
-        <w:t xml:space="preserve"> </w:t>
-      </w:r>
-      <w:r>
-        <w:t xml:space="preserve">“Take a quick tour”</w:t>
-      </w:r>
-      <w:r>
-        <w:t xml:space="preserve"> </w:t>
-      </w:r>
-      <w:r>
-        <w:t xml:space="preserve">full-width at the foot of the hero, above the fold and above the scripture strip. The page only scrolls ~210px on a 812px viewport, so a fixed bar would spend 77px permanently duplicating a button that never scrolls out of view. Tablet adds</w:t>
-      </w:r>
-      <w:r>
-        <w:t xml:space="preserve"> </w:t>
-      </w:r>
-      <w:r>
-        <w:t xml:space="preserve">“Take a tour”</w:t>
-      </w:r>
-      <w:r>
-        <w:t xml:space="preserve"> </w:t>
-      </w:r>
-      <w:r>
-        <w:t xml:space="preserve">as secondary; web shows full hero with rotating destination imagery.</w:t>
-      </w:r>
-      <w:r>
-        <w:t xml:space="preserve"> </w:t>
-      </w:r>
-      <w:r>
-        <w:rPr>
-          <w:i/>
-          <w:iCs/>
-        </w:rPr>
-        <w:t xml:space="preserve">(Recorded 2026-09-06 — this bullet previously read</w:t>
-      </w:r>
-      <w:r>
-        <w:rPr>
-          <w:i/>
-          <w:iCs/>
-        </w:rPr>
-        <w:t xml:space="preserve"> </w:t>
-      </w:r>
-      <w:r>
-        <w:rPr>
-          <w:i/>
-          <w:iCs/>
-        </w:rPr>
-        <w:t xml:space="preserve">“Mobile sticky CTA is</w:t>
-      </w:r>
-      <w:r>
-        <w:rPr>
-          <w:i/>
-          <w:iCs/>
-        </w:rPr>
-        <w:t xml:space="preserve"> </w:t>
-      </w:r>
-      <w:r>
-        <w:rPr>
-          <w:i/>
-          <w:iCs/>
-        </w:rPr>
-        <w:t xml:space="preserve">‘Sign in’</w:t>
-      </w:r>
-      <w:r>
-        <w:rPr>
-          <w:i/>
-          <w:iCs/>
-        </w:rPr>
-        <w:t xml:space="preserve">”</w:t>
-      </w:r>
-      <w:r>
-        <w:rPr>
-          <w:i/>
-          <w:iCs/>
-        </w:rPr>
-        <w:t xml:space="preserve">, which the build has never matched. Every other Pattern H screen in §2.0 does render the bar.)</w:t>
+        <w:t xml:space="preserve">Mobile.</w:t>
+      </w:r>
+      <w:r>
+        <w:t xml:space="preserve"> </w:t>
+      </w:r>
+      <w:r>
+        <w:t xml:space="preserve">Full-screen modal or full-height bottom sheet;</w:t>
+      </w:r>
+      <w:r>
+        <w:t xml:space="preserve"> </w:t>
+      </w:r>
+      <w:r>
+        <w:t xml:space="preserve">“Cancel”</w:t>
+      </w:r>
+      <w:r>
+        <w:t xml:space="preserve"> </w:t>
+      </w:r>
+      <w:r>
+        <w:t xml:space="preserve">in top-left, primary action in top-right or as a persistent bottom button; swipe-down to dismiss for non-destructive sheets.</w:t>
       </w:r>
     </w:p>
     <w:p>
@@ -56958,13 +57109,13 @@
           <w:b/>
           <w:bCs/>
         </w:rPr>
-        <w:t xml:space="preserve">2.0.2 About / How It Works</w:t>
-      </w:r>
-      <w:r>
-        <w:t xml:space="preserve"> </w:t>
-      </w:r>
-      <w:r>
-        <w:t xml:space="preserve">— Pattern I. FAQ section uses accordion on mobile/tablet, two-column on web.</w:t>
+        <w:t xml:space="preserve">Tablet.</w:t>
+      </w:r>
+      <w:r>
+        <w:t xml:space="preserve"> </w:t>
+      </w:r>
+      <w:r>
+        <w:t xml:space="preserve">Centered modal (~600pt wide) over a dimmed background; for picker-style modals, may use a wider layout with preview.</w:t>
       </w:r>
     </w:p>
     <w:p>
@@ -56980,185 +57131,53 @@
           <w:b/>
           <w:bCs/>
         </w:rPr>
-        <w:t xml:space="preserve">2.0.3 Public Search Landing</w:t>
-      </w:r>
-      <w:r>
-        <w:t xml:space="preserve"> </w:t>
-      </w:r>
-      <w:r>
-        <w:t xml:space="preserve">— Pattern F (entry variant). Mobile shows the</w:t>
-      </w:r>
-      <w:r>
-        <w:t xml:space="preserve"> </w:t>
-      </w:r>
-      <w:r>
-        <w:t xml:space="preserve">“sign in to save”</w:t>
-      </w:r>
-      <w:r>
-        <w:t xml:space="preserve"> </w:t>
-      </w:r>
-      <w:r>
-        <w:t xml:space="preserve">banner as a sticky bottom strip; tablet/web shows it as a top banner with dismiss.</w:t>
-      </w:r>
-    </w:p>
-    <w:p>
-      <w:pPr>
-        <w:pStyle w:val="Compact"/>
-        <w:numPr>
-          <w:ilvl w:val="0"/>
-          <w:numId w:val="1029"/>
-        </w:numPr>
-      </w:pPr>
-      <w:r>
-        <w:rPr>
-          <w:b/>
-          <w:bCs/>
-        </w:rPr>
-        <w:t xml:space="preserve">2.0.4 Public Search Results</w:t>
-      </w:r>
-      <w:r>
-        <w:t xml:space="preserve"> </w:t>
-      </w:r>
-      <w:r>
-        <w:t xml:space="preserve">— Pattern F. Save/quote CTAs trigger Sign-up Gate (Pattern J) on all viewports.</w:t>
-      </w:r>
-    </w:p>
-    <w:p>
-      <w:pPr>
-        <w:pStyle w:val="Compact"/>
-        <w:numPr>
-          <w:ilvl w:val="0"/>
-          <w:numId w:val="1029"/>
-        </w:numPr>
-      </w:pPr>
-      <w:r>
-        <w:rPr>
-          <w:b/>
-          <w:bCs/>
-        </w:rPr>
-        <w:t xml:space="preserve">2.0.5 Public Property/Cruise/Tour Detail</w:t>
-      </w:r>
-      <w:r>
-        <w:t xml:space="preserve"> </w:t>
-      </w:r>
-      <w:r>
-        <w:t xml:space="preserve">— Pattern C.</w:t>
-      </w:r>
-      <w:r>
-        <w:t xml:space="preserve"> </w:t>
-      </w:r>
-      <w:r>
-        <w:t xml:space="preserve">“Message Gyasi without an account”</w:t>
-      </w:r>
-      <w:r>
-        <w:t xml:space="preserve"> </w:t>
-      </w:r>
-      <w:r>
-        <w:t xml:space="preserve">is a sticky bottom button on mobile, a side rail CTA on tablet/web.</w:t>
-      </w:r>
-    </w:p>
-    <w:p>
-      <w:pPr>
-        <w:pStyle w:val="Compact"/>
-        <w:numPr>
-          <w:ilvl w:val="0"/>
-          <w:numId w:val="1029"/>
-        </w:numPr>
-      </w:pPr>
-      <w:r>
-        <w:rPr>
-          <w:b/>
-          <w:bCs/>
-        </w:rPr>
-        <w:t xml:space="preserve">2.0.6 Sign-up Gate</w:t>
-      </w:r>
-      <w:r>
-        <w:t xml:space="preserve"> </w:t>
-      </w:r>
-      <w:r>
-        <w:t xml:space="preserve">— Pattern J. Mobile uses full-height bottom sheet; tablet/web a centered modal.</w:t>
-      </w:r>
-    </w:p>
-    <w:p>
-      <w:pPr>
-        <w:pStyle w:val="Compact"/>
-        <w:numPr>
-          <w:ilvl w:val="0"/>
-          <w:numId w:val="1029"/>
-        </w:numPr>
-      </w:pPr>
-      <w:r>
-        <w:rPr>
-          <w:b/>
-          <w:bCs/>
-        </w:rPr>
-        <w:t xml:space="preserve">2.0.7 Footer Pages</w:t>
-      </w:r>
-      <w:r>
-        <w:t xml:space="preserve"> </w:t>
-      </w:r>
-      <w:r>
-        <w:t xml:space="preserve">— Pattern I, simplified. Identical content across viewports; mobile uses larger type. Web implementation note: 2.0.2’s FAQ ships as a single-column accordion on web too (matches the design prototype), and 2.0.6 ships as a route rather than a modal.</w:t>
-      </w:r>
-    </w:p>
-    <w:p>
-      <w:pPr>
-        <w:pStyle w:val="Compact"/>
-        <w:numPr>
-          <w:ilvl w:val="0"/>
-          <w:numId w:val="1029"/>
-        </w:numPr>
-      </w:pPr>
-      <w:r>
-        <w:rPr>
-          <w:b/>
-          <w:bCs/>
-        </w:rPr>
-        <w:t xml:space="preserve">2.0.8 Caribbean / 2.0.9 Cruises / 2.0.10 Honeymoons</w:t>
-      </w:r>
-      <w:r>
-        <w:t xml:space="preserve"> </w:t>
-      </w:r>
-      <w:r>
-        <w:t xml:space="preserve">— Pattern H. Web: inquire bar sticks under the top bar, 3-column trip grid, island tiles in one row. Tablet: 2-column grid; the four-cell inquire bars (2.0.8, 2.0.10) wrap to two rows of two, while the three-cell Cruises bar fits one row. Mobile: single column, island tiles as a horizontal snap strip, trips as image-left rows, inquire bar replaced by the sticky bottom CTA (</w:t>
-      </w:r>
-      <w:r>
-        <w:t xml:space="preserve">“Request a quote”</w:t>
-      </w:r>
-      <w:r>
-        <w:t xml:space="preserve">).</w:t>
-      </w:r>
-    </w:p>
-    <w:p>
-      <w:pPr>
-        <w:pStyle w:val="Compact"/>
-        <w:numPr>
-          <w:ilvl w:val="0"/>
-          <w:numId w:val="1029"/>
-        </w:numPr>
-      </w:pPr>
-      <w:r>
-        <w:rPr>
-          <w:b/>
-          <w:bCs/>
-        </w:rPr>
-        <w:t xml:space="preserve">2.0.11 About Gyasi</w:t>
-      </w:r>
-      <w:r>
-        <w:t xml:space="preserve"> </w:t>
-      </w:r>
-      <w:r>
-        <w:t xml:space="preserve">— Pattern H with Pattern I reading widths. Web: two-column hero (copy + portrait), 4-up stats strip, two-column story/credentials, 3-column testimonials. Tablet: hero keeps two columns, story stacks above credentials. Mobile: stacked; portrait becomes a round badge on the hero; testimonials as a horizontal snap strip; sticky bottom CTA.</w:t>
-      </w:r>
-    </w:p>
-    <w:bookmarkEnd w:id="221"/>
-    <w:bookmarkStart w:id="222" w:name="client-authentication-onboarding-2.1.x"/>
+        <w:t xml:space="preserve">Web.</w:t>
+      </w:r>
+      <w:r>
+        <w:t xml:space="preserve"> </w:t>
+      </w:r>
+      <w:r>
+        <w:t xml:space="preserve">Centered modal (~480–720pt depending on content) with explicit close button and</w:t>
+      </w:r>
+      <w:r>
+        <w:t xml:space="preserve"> </w:t>
+      </w:r>
+      <w:r>
+        <w:t xml:space="preserve">“Cancel”</w:t>
+      </w:r>
+      <w:r>
+        <w:t xml:space="preserve"> </w:t>
+      </w:r>
+      <w:r>
+        <w:t xml:space="preserve">/ primary action buttons in the lower-right; Escape key dismisses; focus trapped while modal is open.</w:t>
+      </w:r>
+    </w:p>
+    <w:bookmarkEnd w:id="219"/>
+    <w:bookmarkEnd w:id="220"/>
+    <w:bookmarkStart w:id="242" w:name="per-screen-variant-mapping"/>
+    <w:p>
+      <w:pPr>
+        <w:pStyle w:val="Heading3"/>
+      </w:pPr>
+      <w:r>
+        <w:t xml:space="preserve">4.4 Per-Screen Variant Mapping</w:t>
+      </w:r>
+    </w:p>
+    <w:p>
+      <w:pPr>
+        <w:pStyle w:val="FirstParagraph"/>
+      </w:pPr>
+      <w:r>
+        <w:t xml:space="preserve">Each screen’s pattern assignment and any meaningful deviations from the pattern. Where a deviation is not noted, the screen follows the named pattern’s defaults exactly.</w:t>
+      </w:r>
+    </w:p>
+    <w:bookmarkStart w:id="221" w:name="client-public-pre-auth-2.0.x"/>
     <w:p>
       <w:pPr>
         <w:pStyle w:val="Heading4"/>
       </w:pPr>
       <w:r>
-        <w:t xml:space="preserve">Client — Authentication &amp; Onboarding (2.1.x)</w:t>
+        <w:t xml:space="preserve">Client — Public / Pre-Auth (2.0.x)</w:t>
       </w:r>
     </w:p>
     <w:p>
@@ -57174,13 +57193,165 @@
           <w:b/>
           <w:bCs/>
         </w:rPr>
-        <w:t xml:space="preserve">2.1.1 Login</w:t>
-      </w:r>
-      <w:r>
-        <w:t xml:space="preserve"> </w:t>
-      </w:r>
-      <w:r>
-        <w:t xml:space="preserve">— Pattern A.</w:t>
+        <w:t xml:space="preserve">2.0.1 App Subdomain Public Landing</w:t>
+      </w:r>
+      <w:r>
+        <w:t xml:space="preserve"> </w:t>
+      </w:r>
+      <w:r>
+        <w:t xml:space="preserve">— Pattern H, with one deliberate deviation:</w:t>
+      </w:r>
+      <w:r>
+        <w:t xml:space="preserve"> </w:t>
+      </w:r>
+      <w:r>
+        <w:rPr>
+          <w:b/>
+          <w:bCs/>
+        </w:rPr>
+        <w:t xml:space="preserve">no mobile sticky bottom bar.</w:t>
+      </w:r>
+      <w:r>
+        <w:t xml:space="preserve"> </w:t>
+      </w:r>
+      <w:r>
+        <w:t xml:space="preserve">The September 2026 mobile artboard (</w:t>
+      </w:r>
+      <w:r>
+        <w:rPr>
+          <w:rStyle w:val="VerbatimChar"/>
+        </w:rPr>
+        <w:t xml:space="preserve">M201_PublicLanding</w:t>
+      </w:r>
+      <w:r>
+        <w:t xml:space="preserve">, the one Pattern H artboard that passes no</w:t>
+      </w:r>
+      <w:r>
+        <w:t xml:space="preserve"> </w:t>
+      </w:r>
+      <w:r>
+        <w:rPr>
+          <w:rStyle w:val="VerbatimChar"/>
+        </w:rPr>
+        <w:t xml:space="preserve">footer</w:t>
+      </w:r>
+      <w:r>
+        <w:t xml:space="preserve"> </w:t>
+      </w:r>
+      <w:r>
+        <w:t xml:space="preserve">to</w:t>
+      </w:r>
+      <w:r>
+        <w:t xml:space="preserve"> </w:t>
+      </w:r>
+      <w:r>
+        <w:rPr>
+          <w:rStyle w:val="VerbatimChar"/>
+        </w:rPr>
+        <w:t xml:space="preserve">MFrame</w:t>
+      </w:r>
+      <w:r>
+        <w:t xml:space="preserve">) anchors</w:t>
+      </w:r>
+      <w:r>
+        <w:t xml:space="preserve"> </w:t>
+      </w:r>
+      <w:r>
+        <w:t xml:space="preserve">“Create an account”</w:t>
+      </w:r>
+      <w:r>
+        <w:t xml:space="preserve"> </w:t>
+      </w:r>
+      <w:r>
+        <w:t xml:space="preserve">/</w:t>
+      </w:r>
+      <w:r>
+        <w:t xml:space="preserve"> </w:t>
+      </w:r>
+      <w:r>
+        <w:t xml:space="preserve">“Sign in”</w:t>
+      </w:r>
+      <w:r>
+        <w:t xml:space="preserve"> </w:t>
+      </w:r>
+      <w:r>
+        <w:t xml:space="preserve">/</w:t>
+      </w:r>
+      <w:r>
+        <w:t xml:space="preserve"> </w:t>
+      </w:r>
+      <w:r>
+        <w:t xml:space="preserve">“Take a quick tour”</w:t>
+      </w:r>
+      <w:r>
+        <w:t xml:space="preserve"> </w:t>
+      </w:r>
+      <w:r>
+        <w:t xml:space="preserve">full-width at the foot of the hero, above the fold and above the scripture strip. The page only scrolls ~210px on a 812px viewport, so a fixed bar would spend 77px permanently duplicating a button that never scrolls out of view. Tablet adds</w:t>
+      </w:r>
+      <w:r>
+        <w:t xml:space="preserve"> </w:t>
+      </w:r>
+      <w:r>
+        <w:t xml:space="preserve">“Take a tour”</w:t>
+      </w:r>
+      <w:r>
+        <w:t xml:space="preserve"> </w:t>
+      </w:r>
+      <w:r>
+        <w:t xml:space="preserve">as secondary; web shows full hero with rotating destination imagery.</w:t>
+      </w:r>
+      <w:r>
+        <w:t xml:space="preserve"> </w:t>
+      </w:r>
+      <w:r>
+        <w:rPr>
+          <w:i/>
+          <w:iCs/>
+        </w:rPr>
+        <w:t xml:space="preserve">(Recorded 2026-09-06 — this bullet previously read</w:t>
+      </w:r>
+      <w:r>
+        <w:rPr>
+          <w:i/>
+          <w:iCs/>
+        </w:rPr>
+        <w:t xml:space="preserve"> </w:t>
+      </w:r>
+      <w:r>
+        <w:rPr>
+          <w:i/>
+          <w:iCs/>
+        </w:rPr>
+        <w:t xml:space="preserve">“Mobile sticky CTA is</w:t>
+      </w:r>
+      <w:r>
+        <w:rPr>
+          <w:i/>
+          <w:iCs/>
+        </w:rPr>
+        <w:t xml:space="preserve"> </w:t>
+      </w:r>
+      <w:r>
+        <w:rPr>
+          <w:i/>
+          <w:iCs/>
+        </w:rPr>
+        <w:t xml:space="preserve">‘Sign in’</w:t>
+      </w:r>
+      <w:r>
+        <w:rPr>
+          <w:i/>
+          <w:iCs/>
+        </w:rPr>
+        <w:t xml:space="preserve">”</w:t>
+      </w:r>
+      <w:r>
+        <w:rPr>
+          <w:i/>
+          <w:iCs/>
+        </w:rPr>
+        <w:t xml:space="preserve">, which the build has never matched. Every other Pattern H screen in §2.0 does render the bar.)</w:t>
       </w:r>
     </w:p>
     <w:p>
@@ -57196,13 +57367,13 @@
           <w:b/>
           <w:bCs/>
         </w:rPr>
-        <w:t xml:space="preserve">2.1.2 Registration</w:t>
-      </w:r>
-      <w:r>
-        <w:t xml:space="preserve"> </w:t>
-      </w:r>
-      <w:r>
-        <w:t xml:space="preserve">— Pattern A. Web shows password strength meter inline; mobile shows it below field.</w:t>
+        <w:t xml:space="preserve">2.0.2 About / How It Works</w:t>
+      </w:r>
+      <w:r>
+        <w:t xml:space="preserve"> </w:t>
+      </w:r>
+      <w:r>
+        <w:t xml:space="preserve">— Pattern I. FAQ section uses accordion on mobile/tablet, two-column on web.</w:t>
       </w:r>
     </w:p>
     <w:p>
@@ -57218,13 +57389,25 @@
           <w:b/>
           <w:bCs/>
         </w:rPr>
-        <w:t xml:space="preserve">2.1.3 Email Verification</w:t>
-      </w:r>
-      <w:r>
-        <w:t xml:space="preserve"> </w:t>
-      </w:r>
-      <w:r>
-        <w:t xml:space="preserve">— Pattern A, simplified — single message + CTA.</w:t>
+        <w:t xml:space="preserve">2.0.3 Public Search Landing</w:t>
+      </w:r>
+      <w:r>
+        <w:t xml:space="preserve"> </w:t>
+      </w:r>
+      <w:r>
+        <w:t xml:space="preserve">— Pattern F (entry variant). Mobile shows the</w:t>
+      </w:r>
+      <w:r>
+        <w:t xml:space="preserve"> </w:t>
+      </w:r>
+      <w:r>
+        <w:t xml:space="preserve">“sign in to save”</w:t>
+      </w:r>
+      <w:r>
+        <w:t xml:space="preserve"> </w:t>
+      </w:r>
+      <w:r>
+        <w:t xml:space="preserve">banner as a sticky bottom strip; tablet/web shows it as a top banner with dismiss.</w:t>
       </w:r>
     </w:p>
     <w:p>
@@ -57240,13 +57423,13 @@
           <w:b/>
           <w:bCs/>
         </w:rPr>
-        <w:t xml:space="preserve">2.1.4 Forgot Password</w:t>
-      </w:r>
-      <w:r>
-        <w:t xml:space="preserve"> </w:t>
-      </w:r>
-      <w:r>
-        <w:t xml:space="preserve">— Pattern A.</w:t>
+        <w:t xml:space="preserve">2.0.4 Public Search Results</w:t>
+      </w:r>
+      <w:r>
+        <w:t xml:space="preserve"> </w:t>
+      </w:r>
+      <w:r>
+        <w:t xml:space="preserve">— Pattern F. Save/quote CTAs trigger Sign-up Gate (Pattern J) on all viewports.</w:t>
       </w:r>
     </w:p>
     <w:p>
@@ -57262,13 +57445,25 @@
           <w:b/>
           <w:bCs/>
         </w:rPr>
-        <w:t xml:space="preserve">2.1.5 Reset Password</w:t>
-      </w:r>
-      <w:r>
-        <w:t xml:space="preserve"> </w:t>
-      </w:r>
-      <w:r>
-        <w:t xml:space="preserve">— Pattern A.</w:t>
+        <w:t xml:space="preserve">2.0.5 Public Property/Cruise/Tour Detail</w:t>
+      </w:r>
+      <w:r>
+        <w:t xml:space="preserve"> </w:t>
+      </w:r>
+      <w:r>
+        <w:t xml:space="preserve">— Pattern C.</w:t>
+      </w:r>
+      <w:r>
+        <w:t xml:space="preserve"> </w:t>
+      </w:r>
+      <w:r>
+        <w:t xml:space="preserve">“Message Gyasi without an account”</w:t>
+      </w:r>
+      <w:r>
+        <w:t xml:space="preserve"> </w:t>
+      </w:r>
+      <w:r>
+        <w:t xml:space="preserve">is a sticky bottom button on mobile, a side rail CTA on tablet/web.</w:t>
       </w:r>
     </w:p>
     <w:p>
@@ -57284,13 +57479,13 @@
           <w:b/>
           <w:bCs/>
         </w:rPr>
-        <w:t xml:space="preserve">2.1.6 MFA Setup</w:t>
-      </w:r>
-      <w:r>
-        <w:t xml:space="preserve"> </w:t>
-      </w:r>
-      <w:r>
-        <w:t xml:space="preserve">— Pattern A. QR code is large and centered on tablet/web; mobile shows it sized for the device screen.</w:t>
+        <w:t xml:space="preserve">2.0.6 Sign-up Gate</w:t>
+      </w:r>
+      <w:r>
+        <w:t xml:space="preserve"> </w:t>
+      </w:r>
+      <w:r>
+        <w:t xml:space="preserve">— Pattern J. Mobile uses full-height bottom sheet; tablet/web a centered modal.</w:t>
       </w:r>
     </w:p>
     <w:p>
@@ -57306,13 +57501,13 @@
           <w:b/>
           <w:bCs/>
         </w:rPr>
-        <w:t xml:space="preserve">2.1.7 MFA Challenge</w:t>
-      </w:r>
-      <w:r>
-        <w:t xml:space="preserve"> </w:t>
-      </w:r>
-      <w:r>
-        <w:t xml:space="preserve">— Pattern A. Code input uses native numeric keyboard on mobile.</w:t>
+        <w:t xml:space="preserve">2.0.7 Footer Pages</w:t>
+      </w:r>
+      <w:r>
+        <w:t xml:space="preserve"> </w:t>
+      </w:r>
+      <w:r>
+        <w:t xml:space="preserve">— Pattern I, simplified. Identical content across viewports; mobile uses larger type. Web implementation note: 2.0.2’s FAQ ships as a single-column accordion on web too (matches the design prototype), and 2.0.6 ships as a route rather than a modal.</w:t>
       </w:r>
     </w:p>
     <w:p>
@@ -57328,13 +57523,19 @@
           <w:b/>
           <w:bCs/>
         </w:rPr>
-        <w:t xml:space="preserve">2.1.8 Social Login / Linking</w:t>
-      </w:r>
-      <w:r>
-        <w:t xml:space="preserve"> </w:t>
-      </w:r>
-      <w:r>
-        <w:t xml:space="preserve">— Pattern J (modal-like).</w:t>
+        <w:t xml:space="preserve">2.0.8 Caribbean / 2.0.9 Cruises / 2.0.10 Honeymoons</w:t>
+      </w:r>
+      <w:r>
+        <w:t xml:space="preserve"> </w:t>
+      </w:r>
+      <w:r>
+        <w:t xml:space="preserve">— Pattern H. Web: inquire bar sticks under the top bar, 3-column trip grid, island tiles in one row. Tablet: 2-column grid; the four-cell inquire bars (2.0.8, 2.0.10) wrap to two rows of two, while the three-cell Cruises bar fits one row. Mobile: single column, island tiles as a horizontal snap strip, trips as image-left rows, inquire bar replaced by the sticky bottom CTA (</w:t>
+      </w:r>
+      <w:r>
+        <w:t xml:space="preserve">“Request a quote”</w:t>
+      </w:r>
+      <w:r>
+        <w:t xml:space="preserve">).</w:t>
       </w:r>
     </w:p>
     <w:p>
@@ -57350,172 +57551,23 @@
           <w:b/>
           <w:bCs/>
         </w:rPr>
-        <w:t xml:space="preserve">2.1.9 Welcome / First Login</w:t>
-      </w:r>
-      <w:r>
-        <w:t xml:space="preserve"> </w:t>
-      </w:r>
-      <w:r>
-        <w:t xml:space="preserve">— Pattern G. Mobile is full-screen carousel; tablet/web shows multiple cards at once.</w:t>
-      </w:r>
-    </w:p>
-    <w:p>
-      <w:pPr>
-        <w:pStyle w:val="Compact"/>
-        <w:numPr>
-          <w:ilvl w:val="0"/>
-          <w:numId w:val="1030"/>
-        </w:numPr>
-      </w:pPr>
-      <w:r>
-        <w:rPr>
-          <w:b/>
-          <w:bCs/>
-        </w:rPr>
-        <w:t xml:space="preserve">2.1.10 Profile Completion</w:t>
-      </w:r>
-      <w:r>
-        <w:t xml:space="preserve"> </w:t>
-      </w:r>
-      <w:r>
-        <w:t xml:space="preserve">— Pattern G.</w:t>
-      </w:r>
-    </w:p>
-    <w:p>
-      <w:pPr>
-        <w:pStyle w:val="Compact"/>
-        <w:numPr>
-          <w:ilvl w:val="0"/>
-          <w:numId w:val="1030"/>
-        </w:numPr>
-      </w:pPr>
-      <w:r>
-        <w:rPr>
-          <w:b/>
-          <w:bCs/>
-        </w:rPr>
-        <w:t xml:space="preserve">2.1.11 Travel Preferences Capture</w:t>
-      </w:r>
-      <w:r>
-        <w:t xml:space="preserve"> </w:t>
-      </w:r>
-      <w:r>
-        <w:t xml:space="preserve">— Pattern G. Tag pickers WRAP on every width rather than scrolling horizontally on mobile (resolved September 2026): the screen’s instruction is</w:t>
-      </w:r>
-      <w:r>
-        <w:t xml:space="preserve"> </w:t>
-      </w:r>
-      <w:r>
-        <w:t xml:space="preserve">“tag what’s true”</w:t>
-      </w:r>
-      <w:r>
-        <w:t xml:space="preserve">, and a scroller hides the options that instruction depends on people seeing. Each chip is a real</w:t>
-      </w:r>
-      <w:r>
-        <w:t xml:space="preserve"> </w:t>
-      </w:r>
-      <w:r>
-        <w:rPr>
-          <w:rStyle w:val="VerbatimChar"/>
-        </w:rPr>
-        <w:t xml:space="preserve">&lt;input type="checkbox"&gt;</w:t>
-      </w:r>
-      <w:r>
-        <w:t xml:space="preserve"> </w:t>
-      </w:r>
-      <w:r>
-        <w:t xml:space="preserve">— a</w:t>
-      </w:r>
-      <w:r>
-        <w:t xml:space="preserve"> </w:t>
-      </w:r>
-      <w:r>
-        <w:rPr>
-          <w:rStyle w:val="VerbatimChar"/>
-        </w:rPr>
-        <w:t xml:space="preserve">&lt;span&gt;</w:t>
-      </w:r>
-      <w:r>
-        <w:t xml:space="preserve"> </w:t>
-      </w:r>
-      <w:r>
-        <w:t xml:space="preserve">is not focusable, not announced and not operable by keyboard.</w:t>
-      </w:r>
-    </w:p>
-    <w:p>
-      <w:pPr>
-        <w:pStyle w:val="Compact"/>
-        <w:numPr>
-          <w:ilvl w:val="0"/>
-          <w:numId w:val="1030"/>
-        </w:numPr>
-      </w:pPr>
-      <w:r>
-        <w:rPr>
-          <w:b/>
-          <w:bCs/>
-        </w:rPr>
-        <w:t xml:space="preserve">2.1.12 Travel Companions / Household</w:t>
-      </w:r>
-      <w:r>
-        <w:t xml:space="preserve"> </w:t>
-      </w:r>
-      <w:r>
-        <w:t xml:space="preserve">— Pattern G.</w:t>
-      </w:r>
-    </w:p>
-    <w:p>
-      <w:pPr>
-        <w:pStyle w:val="Compact"/>
-        <w:numPr>
-          <w:ilvl w:val="0"/>
-          <w:numId w:val="1030"/>
-        </w:numPr>
-      </w:pPr>
-      <w:r>
-        <w:rPr>
-          <w:b/>
-          <w:bCs/>
-        </w:rPr>
-        <w:t xml:space="preserve">2.1.13 Connect with Agent / Invite Code</w:t>
-      </w:r>
-      <w:r>
-        <w:t xml:space="preserve"> </w:t>
-      </w:r>
-      <w:r>
-        <w:t xml:space="preserve">— Pattern A.</w:t>
-      </w:r>
-    </w:p>
-    <w:p>
-      <w:pPr>
-        <w:pStyle w:val="Compact"/>
-        <w:numPr>
-          <w:ilvl w:val="0"/>
-          <w:numId w:val="1030"/>
-        </w:numPr>
-      </w:pPr>
-      <w:r>
-        <w:rPr>
-          <w:b/>
-          <w:bCs/>
-        </w:rPr>
-        <w:t xml:space="preserve">2.1.14 Onboarding Complete</w:t>
-      </w:r>
-      <w:r>
-        <w:t xml:space="preserve"> </w:t>
-      </w:r>
-      <w:r>
-        <w:t xml:space="preserve">— Pattern G (final step). Recommended-actions cards stack on mobile, 2x2 grid on tablet, horizontal row on web.</w:t>
-      </w:r>
-    </w:p>
-    <w:bookmarkEnd w:id="222"/>
-    <w:bookmarkStart w:id="223" w:name="client-dashboard-trip-experience-2.2.x"/>
+        <w:t xml:space="preserve">2.0.11 About Gyasi</w:t>
+      </w:r>
+      <w:r>
+        <w:t xml:space="preserve"> </w:t>
+      </w:r>
+      <w:r>
+        <w:t xml:space="preserve">— Pattern H with Pattern I reading widths. Web: two-column hero (copy + portrait), 4-up stats strip, two-column story/credentials, 3-column testimonials. Tablet: hero keeps two columns, story stacks above credentials. Mobile: stacked; portrait becomes a round badge on the hero; testimonials as a horizontal snap strip; sticky bottom CTA.</w:t>
+      </w:r>
+    </w:p>
+    <w:bookmarkEnd w:id="221"/>
+    <w:bookmarkStart w:id="222" w:name="client-authentication-onboarding-2.1.x"/>
     <w:p>
       <w:pPr>
         <w:pStyle w:val="Heading4"/>
       </w:pPr>
       <w:r>
-        <w:t xml:space="preserve">Client — Dashboard &amp; Trip Experience (2.2.x)</w:t>
+        <w:t xml:space="preserve">Client — Authentication &amp; Onboarding (2.1.x)</w:t>
       </w:r>
     </w:p>
     <w:p>
@@ -57531,68 +57583,13 @@
           <w:b/>
           <w:bCs/>
         </w:rPr>
-        <w:t xml:space="preserve">2.2.1 Client Dashboard / Home</w:t>
-      </w:r>
-      <w:r>
-        <w:t xml:space="preserve"> </w:t>
-      </w:r>
-      <w:r>
-        <w:t xml:space="preserve">— Pattern D. Mobile hero countdown is full-width; tablet/web shows it alongside a</w:t>
-      </w:r>
-      <w:r>
-        <w:t xml:space="preserve"> </w:t>
-      </w:r>
-      <w:r>
-        <w:t xml:space="preserve">“today’s weather”</w:t>
-      </w:r>
-      <w:r>
-        <w:t xml:space="preserve"> </w:t>
-      </w:r>
-      <w:r>
-        <w:t xml:space="preserve">widget.</w:t>
-      </w:r>
-      <w:r>
-        <w:t xml:space="preserve"> </w:t>
-      </w:r>
-      <w:r>
-        <w:rPr>
-          <w:b/>
-          <w:bCs/>
-        </w:rPr>
-        <w:t xml:space="preserve">The weather widget was NOT built</w:t>
-      </w:r>
-      <w:r>
-        <w:t xml:space="preserve"> </w:t>
-      </w:r>
-      <w:r>
-        <w:t xml:space="preserve">(September 2026):</w:t>
-      </w:r>
-      <w:r>
-        <w:t xml:space="preserve"> </w:t>
-      </w:r>
-      <w:r>
-        <w:rPr>
-          <w:rStyle w:val="VerbatimChar"/>
-        </w:rPr>
-        <w:t xml:space="preserve">itinerary_day.weather_forecast</w:t>
-      </w:r>
-      <w:r>
-        <w:t xml:space="preserve"> </w:t>
-      </w:r>
-      <w:r>
-        <w:t xml:space="preserve">is agent-authored and cached per ITINERARY DAY, so there is no reading for</w:t>
-      </w:r>
-      <w:r>
-        <w:t xml:space="preserve"> </w:t>
-      </w:r>
-      <w:r>
-        <w:t xml:space="preserve">“today”</w:t>
-      </w:r>
-      <w:r>
-        <w:t xml:space="preserve"> </w:t>
-      </w:r>
-      <w:r>
-        <w:t xml:space="preserve">on a dashboard whose trip may be months away, and no weather integration exists to supply one (BRD §9 names none). The hero is full-width at every size instead; the forecast appears where it has data, on 2.2.4 and 2.2.5.</w:t>
+        <w:t xml:space="preserve">2.1.1 Login</w:t>
+      </w:r>
+      <w:r>
+        <w:t xml:space="preserve"> </w:t>
+      </w:r>
+      <w:r>
+        <w:t xml:space="preserve">— Pattern A.</w:t>
       </w:r>
     </w:p>
     <w:p>
@@ -57608,45 +57605,13 @@
           <w:b/>
           <w:bCs/>
         </w:rPr>
-        <w:t xml:space="preserve">2.2.2 All Trips List</w:t>
-      </w:r>
-      <w:r>
-        <w:t xml:space="preserve"> </w:t>
-      </w:r>
-      <w:r>
-        <w:t xml:space="preserve">— Pattern B, with one recorded deviation:</w:t>
-      </w:r>
-      <w:r>
-        <w:t xml:space="preserve"> </w:t>
-      </w:r>
-      <w:r>
-        <w:rPr>
-          <w:b/>
-          <w:bCs/>
-        </w:rPr>
-        <w:t xml:space="preserve">a card list at every width, not a data table on web.</w:t>
-      </w:r>
-      <w:r>
-        <w:t xml:space="preserve"> </w:t>
-      </w:r>
-      <w:r>
-        <w:t xml:space="preserve">Pattern B’s web column (</w:t>
-      </w:r>
-      <w:r>
-        <w:t xml:space="preserve">“true data table with sortable headers, right-click menu, bulk-select”</w:t>
-      </w:r>
-      <w:r>
-        <w:t xml:space="preserve">) is written for the agent surface, where a hundred rows need scanning; §4.3 sizes a traveler’s account at a handful of trips, and each one is a photograph they recognise before they read the title — the artboard draws image-led cards at 1280px for that reason. Search and sort are absent rather than inert for the same reason: a search field over four rows is furniture.</w:t>
-      </w:r>
-      <w:r>
-        <w:t xml:space="preserve"> </w:t>
-      </w:r>
-      <w:r>
-        <w:rPr>
-          <w:b/>
-          <w:bCs/>
-        </w:rPr>
-        <w:t xml:space="preserve">Built September 2026 as described here.</w:t>
+        <w:t xml:space="preserve">2.1.2 Registration</w:t>
+      </w:r>
+      <w:r>
+        <w:t xml:space="preserve"> </w:t>
+      </w:r>
+      <w:r>
+        <w:t xml:space="preserve">— Pattern A. Web shows password strength meter inline; mobile shows it below field.</w:t>
       </w:r>
     </w:p>
     <w:p>
@@ -57662,13 +57627,13 @@
           <w:b/>
           <w:bCs/>
         </w:rPr>
-        <w:t xml:space="preserve">2.2.3 Trip Detail / Overview</w:t>
-      </w:r>
-      <w:r>
-        <w:t xml:space="preserve"> </w:t>
-      </w:r>
-      <w:r>
-        <w:t xml:space="preserve">— Pattern C.</w:t>
+        <w:t xml:space="preserve">2.1.3 Email Verification</w:t>
+      </w:r>
+      <w:r>
+        <w:t xml:space="preserve"> </w:t>
+      </w:r>
+      <w:r>
+        <w:t xml:space="preserve">— Pattern A, simplified — single message + CTA.</w:t>
       </w:r>
     </w:p>
     <w:p>
@@ -57684,13 +57649,13 @@
           <w:b/>
           <w:bCs/>
         </w:rPr>
-        <w:t xml:space="preserve">2.2.4 Itinerary Viewer</w:t>
-      </w:r>
-      <w:r>
-        <w:t xml:space="preserve"> </w:t>
-      </w:r>
-      <w:r>
-        <w:t xml:space="preserve">— Pattern I.</w:t>
+        <w:t xml:space="preserve">2.1.4 Forgot Password</w:t>
+      </w:r>
+      <w:r>
+        <w:t xml:space="preserve"> </w:t>
+      </w:r>
+      <w:r>
+        <w:t xml:space="preserve">— Pattern A.</w:t>
       </w:r>
     </w:p>
     <w:p>
@@ -57706,13 +57671,13 @@
           <w:b/>
           <w:bCs/>
         </w:rPr>
-        <w:t xml:space="preserve">2.2.5 Itinerary Day Detail</w:t>
-      </w:r>
-      <w:r>
-        <w:t xml:space="preserve"> </w:t>
-      </w:r>
-      <w:r>
-        <w:t xml:space="preserve">— Pattern I. Maps are full-screen on mobile, inline on tablet/web.</w:t>
+        <w:t xml:space="preserve">2.1.5 Reset Password</w:t>
+      </w:r>
+      <w:r>
+        <w:t xml:space="preserve"> </w:t>
+      </w:r>
+      <w:r>
+        <w:t xml:space="preserve">— Pattern A.</w:t>
       </w:r>
     </w:p>
     <w:p>
@@ -57728,13 +57693,13 @@
           <w:b/>
           <w:bCs/>
         </w:rPr>
-        <w:t xml:space="preserve">2.2.6 Trip Document Library</w:t>
-      </w:r>
-      <w:r>
-        <w:t xml:space="preserve"> </w:t>
-      </w:r>
-      <w:r>
-        <w:t xml:space="preserve">— Pattern B. Documents shown as thumbnails (grid) on tablet/web, list on mobile.</w:t>
+        <w:t xml:space="preserve">2.1.6 MFA Setup</w:t>
+      </w:r>
+      <w:r>
+        <w:t xml:space="preserve"> </w:t>
+      </w:r>
+      <w:r>
+        <w:t xml:space="preserve">— Pattern A. QR code is large and centered on tablet/web; mobile shows it sized for the device screen.</w:t>
       </w:r>
     </w:p>
     <w:p>
@@ -57750,13 +57715,13 @@
           <w:b/>
           <w:bCs/>
         </w:rPr>
-        <w:t xml:space="preserve">2.2.7 Trip Messages / Thread</w:t>
-      </w:r>
-      <w:r>
-        <w:t xml:space="preserve"> </w:t>
-      </w:r>
-      <w:r>
-        <w:t xml:space="preserve">— Pattern J-adjacent (chat-style). Mobile is full-screen; tablet/web shows inline within Trip Detail’s side rail.</w:t>
+        <w:t xml:space="preserve">2.1.7 MFA Challenge</w:t>
+      </w:r>
+      <w:r>
+        <w:t xml:space="preserve"> </w:t>
+      </w:r>
+      <w:r>
+        <w:t xml:space="preserve">— Pattern A. Code input uses native numeric keyboard on mobile.</w:t>
       </w:r>
     </w:p>
     <w:p>
@@ -57772,13 +57737,13 @@
           <w:b/>
           <w:bCs/>
         </w:rPr>
-        <w:t xml:space="preserve">2.2.8 Empty Trip Component States</w:t>
-      </w:r>
-      <w:r>
-        <w:t xml:space="preserve"> </w:t>
-      </w:r>
-      <w:r>
-        <w:t xml:space="preserve">— Inline within Itinerary Viewer; identical content across viewports.</w:t>
+        <w:t xml:space="preserve">2.1.8 Social Login / Linking</w:t>
+      </w:r>
+      <w:r>
+        <w:t xml:space="preserve"> </w:t>
+      </w:r>
+      <w:r>
+        <w:t xml:space="preserve">— Pattern J (modal-like).</w:t>
       </w:r>
     </w:p>
     <w:p>
@@ -57794,13 +57759,13 @@
           <w:b/>
           <w:bCs/>
         </w:rPr>
-        <w:t xml:space="preserve">2.2.9 Trip Status Change Notification View</w:t>
-      </w:r>
-      <w:r>
-        <w:t xml:space="preserve"> </w:t>
-      </w:r>
-      <w:r>
-        <w:t xml:space="preserve">— Pattern J. Mobile sheet; tablet/web modal.</w:t>
+        <w:t xml:space="preserve">2.1.9 Welcome / First Login</w:t>
+      </w:r>
+      <w:r>
+        <w:t xml:space="preserve"> </w:t>
+      </w:r>
+      <w:r>
+        <w:t xml:space="preserve">— Pattern G. Mobile is full-screen carousel; tablet/web shows multiple cards at once.</w:t>
       </w:r>
     </w:p>
     <w:p>
@@ -57816,13 +57781,13 @@
           <w:b/>
           <w:bCs/>
         </w:rPr>
-        <w:t xml:space="preserve">2.2.10 Trip Cancellation View</w:t>
-      </w:r>
-      <w:r>
-        <w:t xml:space="preserve"> </w:t>
-      </w:r>
-      <w:r>
-        <w:t xml:space="preserve">— Pattern C variant.</w:t>
+        <w:t xml:space="preserve">2.1.10 Profile Completion</w:t>
+      </w:r>
+      <w:r>
+        <w:t xml:space="preserve"> </w:t>
+      </w:r>
+      <w:r>
+        <w:t xml:space="preserve">— Pattern G.</w:t>
       </w:r>
     </w:p>
     <w:p>
@@ -57838,23 +57803,128 @@
           <w:b/>
           <w:bCs/>
         </w:rPr>
-        <w:t xml:space="preserve">2.2.11 Past Trip Memory View</w:t>
-      </w:r>
-      <w:r>
-        <w:t xml:space="preserve"> </w:t>
-      </w:r>
-      <w:r>
-        <w:t xml:space="preserve">— Pattern I + photo gallery. Photo grid is 1-col on mobile, 3-col on tablet, 4-col on web.</w:t>
-      </w:r>
-    </w:p>
-    <w:bookmarkEnd w:id="223"/>
-    <w:bookmarkStart w:id="224" w:name="client-self-guided-search-2.3.x"/>
+        <w:t xml:space="preserve">2.1.11 Travel Preferences Capture</w:t>
+      </w:r>
+      <w:r>
+        <w:t xml:space="preserve"> </w:t>
+      </w:r>
+      <w:r>
+        <w:t xml:space="preserve">— Pattern G. Tag pickers WRAP on every width rather than scrolling horizontally on mobile (resolved September 2026): the screen’s instruction is</w:t>
+      </w:r>
+      <w:r>
+        <w:t xml:space="preserve"> </w:t>
+      </w:r>
+      <w:r>
+        <w:t xml:space="preserve">“tag what’s true”</w:t>
+      </w:r>
+      <w:r>
+        <w:t xml:space="preserve">, and a scroller hides the options that instruction depends on people seeing. Each chip is a real</w:t>
+      </w:r>
+      <w:r>
+        <w:t xml:space="preserve"> </w:t>
+      </w:r>
+      <w:r>
+        <w:rPr>
+          <w:rStyle w:val="VerbatimChar"/>
+        </w:rPr>
+        <w:t xml:space="preserve">&lt;input type="checkbox"&gt;</w:t>
+      </w:r>
+      <w:r>
+        <w:t xml:space="preserve"> </w:t>
+      </w:r>
+      <w:r>
+        <w:t xml:space="preserve">— a</w:t>
+      </w:r>
+      <w:r>
+        <w:t xml:space="preserve"> </w:t>
+      </w:r>
+      <w:r>
+        <w:rPr>
+          <w:rStyle w:val="VerbatimChar"/>
+        </w:rPr>
+        <w:t xml:space="preserve">&lt;span&gt;</w:t>
+      </w:r>
+      <w:r>
+        <w:t xml:space="preserve"> </w:t>
+      </w:r>
+      <w:r>
+        <w:t xml:space="preserve">is not focusable, not announced and not operable by keyboard.</w:t>
+      </w:r>
+    </w:p>
+    <w:p>
+      <w:pPr>
+        <w:pStyle w:val="Compact"/>
+        <w:numPr>
+          <w:ilvl w:val="0"/>
+          <w:numId w:val="1031"/>
+        </w:numPr>
+      </w:pPr>
+      <w:r>
+        <w:rPr>
+          <w:b/>
+          <w:bCs/>
+        </w:rPr>
+        <w:t xml:space="preserve">2.1.12 Travel Companions / Household</w:t>
+      </w:r>
+      <w:r>
+        <w:t xml:space="preserve"> </w:t>
+      </w:r>
+      <w:r>
+        <w:t xml:space="preserve">— Pattern G.</w:t>
+      </w:r>
+    </w:p>
+    <w:p>
+      <w:pPr>
+        <w:pStyle w:val="Compact"/>
+        <w:numPr>
+          <w:ilvl w:val="0"/>
+          <w:numId w:val="1031"/>
+        </w:numPr>
+      </w:pPr>
+      <w:r>
+        <w:rPr>
+          <w:b/>
+          <w:bCs/>
+        </w:rPr>
+        <w:t xml:space="preserve">2.1.13 Connect with Agent / Invite Code</w:t>
+      </w:r>
+      <w:r>
+        <w:t xml:space="preserve"> </w:t>
+      </w:r>
+      <w:r>
+        <w:t xml:space="preserve">— Pattern A.</w:t>
+      </w:r>
+    </w:p>
+    <w:p>
+      <w:pPr>
+        <w:pStyle w:val="Compact"/>
+        <w:numPr>
+          <w:ilvl w:val="0"/>
+          <w:numId w:val="1031"/>
+        </w:numPr>
+      </w:pPr>
+      <w:r>
+        <w:rPr>
+          <w:b/>
+          <w:bCs/>
+        </w:rPr>
+        <w:t xml:space="preserve">2.1.14 Onboarding Complete</w:t>
+      </w:r>
+      <w:r>
+        <w:t xml:space="preserve"> </w:t>
+      </w:r>
+      <w:r>
+        <w:t xml:space="preserve">— Pattern G (final step). Recommended-actions cards stack on mobile, 2x2 grid on tablet, horizontal row on web.</w:t>
+      </w:r>
+    </w:p>
+    <w:bookmarkEnd w:id="222"/>
+    <w:bookmarkStart w:id="223" w:name="client-dashboard-trip-experience-2.2.x"/>
     <w:p>
       <w:pPr>
         <w:pStyle w:val="Heading4"/>
       </w:pPr>
       <w:r>
-        <w:t xml:space="preserve">Client — Self-Guided Search (2.3.x)</w:t>
+        <w:t xml:space="preserve">Client — Dashboard &amp; Trip Experience (2.2.x)</w:t>
       </w:r>
     </w:p>
     <w:p>
@@ -57870,13 +57940,68 @@
           <w:b/>
           <w:bCs/>
         </w:rPr>
-        <w:t xml:space="preserve">2.3.1 Search Landing / Inspiration Hub</w:t>
-      </w:r>
-      <w:r>
-        <w:t xml:space="preserve"> </w:t>
-      </w:r>
-      <w:r>
-        <w:t xml:space="preserve">— Pattern F (entry variant). Mobile: single column with hero search. Tablet: hero + 2-col inspiration grid. Web: hero + 3-4 col grid with filter sidebar collapsed.</w:t>
+        <w:t xml:space="preserve">2.2.1 Client Dashboard / Home</w:t>
+      </w:r>
+      <w:r>
+        <w:t xml:space="preserve"> </w:t>
+      </w:r>
+      <w:r>
+        <w:t xml:space="preserve">— Pattern D. Mobile hero countdown is full-width; tablet/web shows it alongside a</w:t>
+      </w:r>
+      <w:r>
+        <w:t xml:space="preserve"> </w:t>
+      </w:r>
+      <w:r>
+        <w:t xml:space="preserve">“today’s weather”</w:t>
+      </w:r>
+      <w:r>
+        <w:t xml:space="preserve"> </w:t>
+      </w:r>
+      <w:r>
+        <w:t xml:space="preserve">widget.</w:t>
+      </w:r>
+      <w:r>
+        <w:t xml:space="preserve"> </w:t>
+      </w:r>
+      <w:r>
+        <w:rPr>
+          <w:b/>
+          <w:bCs/>
+        </w:rPr>
+        <w:t xml:space="preserve">The weather widget was NOT built</w:t>
+      </w:r>
+      <w:r>
+        <w:t xml:space="preserve"> </w:t>
+      </w:r>
+      <w:r>
+        <w:t xml:space="preserve">(September 2026):</w:t>
+      </w:r>
+      <w:r>
+        <w:t xml:space="preserve"> </w:t>
+      </w:r>
+      <w:r>
+        <w:rPr>
+          <w:rStyle w:val="VerbatimChar"/>
+        </w:rPr>
+        <w:t xml:space="preserve">itinerary_day.weather_forecast</w:t>
+      </w:r>
+      <w:r>
+        <w:t xml:space="preserve"> </w:t>
+      </w:r>
+      <w:r>
+        <w:t xml:space="preserve">is agent-authored and cached per ITINERARY DAY, so there is no reading for</w:t>
+      </w:r>
+      <w:r>
+        <w:t xml:space="preserve"> </w:t>
+      </w:r>
+      <w:r>
+        <w:t xml:space="preserve">“today”</w:t>
+      </w:r>
+      <w:r>
+        <w:t xml:space="preserve"> </w:t>
+      </w:r>
+      <w:r>
+        <w:t xml:space="preserve">on a dashboard whose trip may be months away, and no weather integration exists to supply one (BRD §9 names none). The hero is full-width at every size instead; the forecast appears where it has data, on 2.2.4 and 2.2.5.</w:t>
       </w:r>
     </w:p>
     <w:p>
@@ -57892,13 +58017,45 @@
           <w:b/>
           <w:bCs/>
         </w:rPr>
-        <w:t xml:space="preserve">2.3.2 Search Form</w:t>
-      </w:r>
-      <w:r>
-        <w:t xml:space="preserve"> </w:t>
-      </w:r>
-      <w:r>
-        <w:t xml:space="preserve">— Pattern F.</w:t>
+        <w:t xml:space="preserve">2.2.2 All Trips List</w:t>
+      </w:r>
+      <w:r>
+        <w:t xml:space="preserve"> </w:t>
+      </w:r>
+      <w:r>
+        <w:t xml:space="preserve">— Pattern B, with one recorded deviation:</w:t>
+      </w:r>
+      <w:r>
+        <w:t xml:space="preserve"> </w:t>
+      </w:r>
+      <w:r>
+        <w:rPr>
+          <w:b/>
+          <w:bCs/>
+        </w:rPr>
+        <w:t xml:space="preserve">a card list at every width, not a data table on web.</w:t>
+      </w:r>
+      <w:r>
+        <w:t xml:space="preserve"> </w:t>
+      </w:r>
+      <w:r>
+        <w:t xml:space="preserve">Pattern B’s web column (</w:t>
+      </w:r>
+      <w:r>
+        <w:t xml:space="preserve">“true data table with sortable headers, right-click menu, bulk-select”</w:t>
+      </w:r>
+      <w:r>
+        <w:t xml:space="preserve">) is written for the agent surface, where a hundred rows need scanning; §4.3 sizes a traveler’s account at a handful of trips, and each one is a photograph they recognise before they read the title — the artboard draws image-led cards at 1280px for that reason. Search and sort are absent rather than inert for the same reason: a search field over four rows is furniture.</w:t>
+      </w:r>
+      <w:r>
+        <w:t xml:space="preserve"> </w:t>
+      </w:r>
+      <w:r>
+        <w:rPr>
+          <w:b/>
+          <w:bCs/>
+        </w:rPr>
+        <w:t xml:space="preserve">Built September 2026 as described here.</w:t>
       </w:r>
     </w:p>
     <w:p>
@@ -57914,13 +58071,13 @@
           <w:b/>
           <w:bCs/>
         </w:rPr>
-        <w:t xml:space="preserve">2.3.3 Search Results — Hotels</w:t>
-      </w:r>
-      <w:r>
-        <w:t xml:space="preserve"> </w:t>
-      </w:r>
-      <w:r>
-        <w:t xml:space="preserve">— Pattern F.</w:t>
+        <w:t xml:space="preserve">2.2.3 Trip Detail / Overview</w:t>
+      </w:r>
+      <w:r>
+        <w:t xml:space="preserve"> </w:t>
+      </w:r>
+      <w:r>
+        <w:t xml:space="preserve">— Pattern C.</w:t>
       </w:r>
     </w:p>
     <w:p>
@@ -57936,13 +58093,13 @@
           <w:b/>
           <w:bCs/>
         </w:rPr>
-        <w:t xml:space="preserve">2.3.4 Search Results — Cruises</w:t>
-      </w:r>
-      <w:r>
-        <w:t xml:space="preserve"> </w:t>
-      </w:r>
-      <w:r>
-        <w:t xml:space="preserve">— Pattern F.</w:t>
+        <w:t xml:space="preserve">2.2.4 Itinerary Viewer</w:t>
+      </w:r>
+      <w:r>
+        <w:t xml:space="preserve"> </w:t>
+      </w:r>
+      <w:r>
+        <w:t xml:space="preserve">— Pattern I.</w:t>
       </w:r>
     </w:p>
     <w:p>
@@ -57958,13 +58115,13 @@
           <w:b/>
           <w:bCs/>
         </w:rPr>
-        <w:t xml:space="preserve">2.3.5 Search Results — Flights</w:t>
-      </w:r>
-      <w:r>
-        <w:t xml:space="preserve"> </w:t>
-      </w:r>
-      <w:r>
-        <w:t xml:space="preserve">— Pattern F.</w:t>
+        <w:t xml:space="preserve">2.2.5 Itinerary Day Detail</w:t>
+      </w:r>
+      <w:r>
+        <w:t xml:space="preserve"> </w:t>
+      </w:r>
+      <w:r>
+        <w:t xml:space="preserve">— Pattern I. Maps are full-screen on mobile, inline on tablet/web.</w:t>
       </w:r>
     </w:p>
     <w:p>
@@ -57980,13 +58137,13 @@
           <w:b/>
           <w:bCs/>
         </w:rPr>
-        <w:t xml:space="preserve">2.3.6 Search Results — Tours</w:t>
-      </w:r>
-      <w:r>
-        <w:t xml:space="preserve"> </w:t>
-      </w:r>
-      <w:r>
-        <w:t xml:space="preserve">— Pattern F.</w:t>
+        <w:t xml:space="preserve">2.2.6 Trip Document Library</w:t>
+      </w:r>
+      <w:r>
+        <w:t xml:space="preserve"> </w:t>
+      </w:r>
+      <w:r>
+        <w:t xml:space="preserve">— Pattern B. Documents shown as thumbnails (grid) on tablet/web, list on mobile.</w:t>
       </w:r>
     </w:p>
     <w:p>
@@ -58002,13 +58159,13 @@
           <w:b/>
           <w:bCs/>
         </w:rPr>
-        <w:t xml:space="preserve">2.3.7 Property / Cruise / Tour Detail</w:t>
-      </w:r>
-      <w:r>
-        <w:t xml:space="preserve"> </w:t>
-      </w:r>
-      <w:r>
-        <w:t xml:space="preserve">— Pattern C. Image gallery is swipeable on mobile, lightbox on tablet/web.</w:t>
+        <w:t xml:space="preserve">2.2.7 Trip Messages / Thread</w:t>
+      </w:r>
+      <w:r>
+        <w:t xml:space="preserve"> </w:t>
+      </w:r>
+      <w:r>
+        <w:t xml:space="preserve">— Pattern J-adjacent (chat-style). Mobile is full-screen; tablet/web shows inline within Trip Detail’s side rail.</w:t>
       </w:r>
     </w:p>
     <w:p>
@@ -58024,13 +58181,13 @@
           <w:b/>
           <w:bCs/>
         </w:rPr>
-        <w:t xml:space="preserve">2.3.8 Quote Request Form</w:t>
-      </w:r>
-      <w:r>
-        <w:t xml:space="preserve"> </w:t>
-      </w:r>
-      <w:r>
-        <w:t xml:space="preserve">— Pattern G.</w:t>
+        <w:t xml:space="preserve">2.2.8 Empty Trip Component States</w:t>
+      </w:r>
+      <w:r>
+        <w:t xml:space="preserve"> </w:t>
+      </w:r>
+      <w:r>
+        <w:t xml:space="preserve">— Inline within Itinerary Viewer; identical content across viewports.</w:t>
       </w:r>
     </w:p>
     <w:p>
@@ -58046,13 +58203,13 @@
           <w:b/>
           <w:bCs/>
         </w:rPr>
-        <w:t xml:space="preserve">2.3.9 Quote Request Confirmation</w:t>
-      </w:r>
-      <w:r>
-        <w:t xml:space="preserve"> </w:t>
-      </w:r>
-      <w:r>
-        <w:t xml:space="preserve">— Pattern J.</w:t>
+        <w:t xml:space="preserve">2.2.9 Trip Status Change Notification View</w:t>
+      </w:r>
+      <w:r>
+        <w:t xml:space="preserve"> </w:t>
+      </w:r>
+      <w:r>
+        <w:t xml:space="preserve">— Pattern J. Mobile sheet; tablet/web modal.</w:t>
       </w:r>
     </w:p>
     <w:p>
@@ -58068,65 +58225,45 @@
           <w:b/>
           <w:bCs/>
         </w:rPr>
-        <w:t xml:space="preserve">2.3.10 Saved Searches &amp; Favorites</w:t>
-      </w:r>
-      <w:r>
-        <w:t xml:space="preserve"> </w:t>
-      </w:r>
-      <w:r>
-        <w:t xml:space="preserve">— Pattern B.</w:t>
-      </w:r>
-    </w:p>
-    <w:bookmarkEnd w:id="224"/>
-    <w:bookmarkStart w:id="225" w:name="X2a555d0b695d9ee380c421b699bf83886050e5d"/>
+        <w:t xml:space="preserve">2.2.10 Trip Cancellation View</w:t>
+      </w:r>
+      <w:r>
+        <w:t xml:space="preserve"> </w:t>
+      </w:r>
+      <w:r>
+        <w:t xml:space="preserve">— Pattern C variant.</w:t>
+      </w:r>
+    </w:p>
+    <w:p>
+      <w:pPr>
+        <w:pStyle w:val="Compact"/>
+        <w:numPr>
+          <w:ilvl w:val="0"/>
+          <w:numId w:val="1032"/>
+        </w:numPr>
+      </w:pPr>
+      <w:r>
+        <w:rPr>
+          <w:b/>
+          <w:bCs/>
+        </w:rPr>
+        <w:t xml:space="preserve">2.2.11 Past Trip Memory View</w:t>
+      </w:r>
+      <w:r>
+        <w:t xml:space="preserve"> </w:t>
+      </w:r>
+      <w:r>
+        <w:t xml:space="preserve">— Pattern I + photo gallery. Photo grid is 1-col on mobile, 3-col on tablet, 4-col on web.</w:t>
+      </w:r>
+    </w:p>
+    <w:bookmarkEnd w:id="223"/>
+    <w:bookmarkStart w:id="224" w:name="client-self-guided-search-2.3.x"/>
     <w:p>
       <w:pPr>
         <w:pStyle w:val="Heading4"/>
       </w:pPr>
       <w:r>
-        <w:t xml:space="preserve">Client — Payment &amp; Card Authorization (2.4.x) (Retired 2026-10-16)</w:t>
-      </w:r>
-    </w:p>
-    <w:p>
-      <w:pPr>
-        <w:pStyle w:val="BlockText"/>
-      </w:pPr>
-      <w:r>
-        <w:rPr>
-          <w:b/>
-          <w:bCs/>
-        </w:rPr>
-        <w:t xml:space="preserve">Amended 2026-10-16.</w:t>
-      </w:r>
-      <w:r>
-        <w:t xml:space="preserve"> </w:t>
-      </w:r>
-      <w:r>
-        <w:t xml:space="preserve">All seven screens are retired (§2.4); the mapping below is kept as a</w:t>
-      </w:r>
-      <w:r>
-        <w:t xml:space="preserve"> </w:t>
-      </w:r>
-      <w:r>
-        <w:t xml:space="preserve">record only. The client’s pay button and</w:t>
-      </w:r>
-      <w:r>
-        <w:t xml:space="preserve"> </w:t>
-      </w:r>
-      <w:r>
-        <w:t xml:space="preserve">“I’ve paid”</w:t>
-      </w:r>
-      <w:r>
-        <w:t xml:space="preserve"> </w:t>
-      </w:r>
-      <w:r>
-        <w:t xml:space="preserve">live inside 2.2.3’s payment timeline</w:t>
-      </w:r>
-      <w:r>
-        <w:t xml:space="preserve"> </w:t>
-      </w:r>
-      <w:r>
-        <w:t xml:space="preserve">and follow its Pattern C.</w:t>
+        <w:t xml:space="preserve">Client — Self-Guided Search (2.3.x)</w:t>
       </w:r>
     </w:p>
     <w:p>
@@ -58142,13 +58279,13 @@
           <w:b/>
           <w:bCs/>
         </w:rPr>
-        <w:t xml:space="preserve">2.4.1 My Cards / Payment Methods List</w:t>
-      </w:r>
-      <w:r>
-        <w:t xml:space="preserve"> </w:t>
-      </w:r>
-      <w:r>
-        <w:t xml:space="preserve">— Pattern B. Cards displayed as visual card-shaped tiles on all viewports (this is one of the rare places where mobile actually shows richer visual treatment because of the credit-card metaphor).</w:t>
+        <w:t xml:space="preserve">2.3.1 Search Landing / Inspiration Hub</w:t>
+      </w:r>
+      <w:r>
+        <w:t xml:space="preserve"> </w:t>
+      </w:r>
+      <w:r>
+        <w:t xml:space="preserve">— Pattern F (entry variant). Mobile: single column with hero search. Tablet: hero + 2-col inspiration grid. Web: hero + 3-4 col grid with filter sidebar collapsed.</w:t>
       </w:r>
     </w:p>
     <w:p>
@@ -58164,13 +58301,13 @@
           <w:b/>
           <w:bCs/>
         </w:rPr>
-        <w:t xml:space="preserve">2.4.2 Add Card</w:t>
-      </w:r>
-      <w:r>
-        <w:t xml:space="preserve"> </w:t>
-      </w:r>
-      <w:r>
-        <w:t xml:space="preserve">— Pattern A. Stripe Elements responsive natively; on mobile uses native payment-keyboard.</w:t>
+        <w:t xml:space="preserve">2.3.2 Search Form</w:t>
+      </w:r>
+      <w:r>
+        <w:t xml:space="preserve"> </w:t>
+      </w:r>
+      <w:r>
+        <w:t xml:space="preserve">— Pattern F.</w:t>
       </w:r>
     </w:p>
     <w:p>
@@ -58186,13 +58323,13 @@
           <w:b/>
           <w:bCs/>
         </w:rPr>
-        <w:t xml:space="preserve">2.4.3 Card Authorization for Trip</w:t>
-      </w:r>
-      <w:r>
-        <w:t xml:space="preserve"> </w:t>
-      </w:r>
-      <w:r>
-        <w:t xml:space="preserve">— Pattern A + Pattern J (consent step).</w:t>
+        <w:t xml:space="preserve">2.3.3 Search Results — Hotels</w:t>
+      </w:r>
+      <w:r>
+        <w:t xml:space="preserve"> </w:t>
+      </w:r>
+      <w:r>
+        <w:t xml:space="preserve">— Pattern F.</w:t>
       </w:r>
     </w:p>
     <w:p>
@@ -58208,13 +58345,13 @@
           <w:b/>
           <w:bCs/>
         </w:rPr>
-        <w:t xml:space="preserve">2.4.4 Card Authorization Confirmation</w:t>
-      </w:r>
-      <w:r>
-        <w:t xml:space="preserve"> </w:t>
-      </w:r>
-      <w:r>
-        <w:t xml:space="preserve">— Pattern J.</w:t>
+        <w:t xml:space="preserve">2.3.4 Search Results — Cruises</w:t>
+      </w:r>
+      <w:r>
+        <w:t xml:space="preserve"> </w:t>
+      </w:r>
+      <w:r>
+        <w:t xml:space="preserve">— Pattern F.</w:t>
       </w:r>
     </w:p>
     <w:p>
@@ -58230,13 +58367,13 @@
           <w:b/>
           <w:bCs/>
         </w:rPr>
-        <w:t xml:space="preserve">2.4.5 Card Use History / Activity</w:t>
-      </w:r>
-      <w:r>
-        <w:t xml:space="preserve"> </w:t>
-      </w:r>
-      <w:r>
-        <w:t xml:space="preserve">— Pattern B.</w:t>
+        <w:t xml:space="preserve">2.3.5 Search Results — Flights</w:t>
+      </w:r>
+      <w:r>
+        <w:t xml:space="preserve"> </w:t>
+      </w:r>
+      <w:r>
+        <w:t xml:space="preserve">— Pattern F.</w:t>
       </w:r>
     </w:p>
     <w:p>
@@ -58252,13 +58389,13 @@
           <w:b/>
           <w:bCs/>
         </w:rPr>
-        <w:t xml:space="preserve">2.4.6 Card Use Detail / Event Detail</w:t>
-      </w:r>
-      <w:r>
-        <w:t xml:space="preserve"> </w:t>
-      </w:r>
-      <w:r>
-        <w:t xml:space="preserve">— Pattern C variant (single-page detail).</w:t>
+        <w:t xml:space="preserve">2.3.6 Search Results — Tours</w:t>
+      </w:r>
+      <w:r>
+        <w:t xml:space="preserve"> </w:t>
+      </w:r>
+      <w:r>
+        <w:t xml:space="preserve">— Pattern F.</w:t>
       </w:r>
     </w:p>
     <w:p>
@@ -58274,23 +58411,131 @@
           <w:b/>
           <w:bCs/>
         </w:rPr>
-        <w:t xml:space="preserve">2.4.7 Revoke Card Authorization Confirmation</w:t>
-      </w:r>
-      <w:r>
-        <w:t xml:space="preserve"> </w:t>
-      </w:r>
-      <w:r>
-        <w:t xml:space="preserve">— Pattern J. Always a modal/sheet because this is consequential.</w:t>
-      </w:r>
-    </w:p>
-    <w:bookmarkEnd w:id="225"/>
-    <w:bookmarkStart w:id="226" w:name="client-account-profile-2.5.x"/>
+        <w:t xml:space="preserve">2.3.7 Property / Cruise / Tour Detail</w:t>
+      </w:r>
+      <w:r>
+        <w:t xml:space="preserve"> </w:t>
+      </w:r>
+      <w:r>
+        <w:t xml:space="preserve">— Pattern C. Image gallery is swipeable on mobile, lightbox on tablet/web.</w:t>
+      </w:r>
+    </w:p>
+    <w:p>
+      <w:pPr>
+        <w:pStyle w:val="Compact"/>
+        <w:numPr>
+          <w:ilvl w:val="0"/>
+          <w:numId w:val="1033"/>
+        </w:numPr>
+      </w:pPr>
+      <w:r>
+        <w:rPr>
+          <w:b/>
+          <w:bCs/>
+        </w:rPr>
+        <w:t xml:space="preserve">2.3.8 Quote Request Form</w:t>
+      </w:r>
+      <w:r>
+        <w:t xml:space="preserve"> </w:t>
+      </w:r>
+      <w:r>
+        <w:t xml:space="preserve">— Pattern G.</w:t>
+      </w:r>
+    </w:p>
+    <w:p>
+      <w:pPr>
+        <w:pStyle w:val="Compact"/>
+        <w:numPr>
+          <w:ilvl w:val="0"/>
+          <w:numId w:val="1033"/>
+        </w:numPr>
+      </w:pPr>
+      <w:r>
+        <w:rPr>
+          <w:b/>
+          <w:bCs/>
+        </w:rPr>
+        <w:t xml:space="preserve">2.3.9 Quote Request Confirmation</w:t>
+      </w:r>
+      <w:r>
+        <w:t xml:space="preserve"> </w:t>
+      </w:r>
+      <w:r>
+        <w:t xml:space="preserve">— Pattern J.</w:t>
+      </w:r>
+    </w:p>
+    <w:p>
+      <w:pPr>
+        <w:pStyle w:val="Compact"/>
+        <w:numPr>
+          <w:ilvl w:val="0"/>
+          <w:numId w:val="1033"/>
+        </w:numPr>
+      </w:pPr>
+      <w:r>
+        <w:rPr>
+          <w:b/>
+          <w:bCs/>
+        </w:rPr>
+        <w:t xml:space="preserve">2.3.10 Saved Searches &amp; Favorites</w:t>
+      </w:r>
+      <w:r>
+        <w:t xml:space="preserve"> </w:t>
+      </w:r>
+      <w:r>
+        <w:t xml:space="preserve">— Pattern B.</w:t>
+      </w:r>
+    </w:p>
+    <w:bookmarkEnd w:id="224"/>
+    <w:bookmarkStart w:id="225" w:name="X2a555d0b695d9ee380c421b699bf83886050e5d"/>
     <w:p>
       <w:pPr>
         <w:pStyle w:val="Heading4"/>
       </w:pPr>
       <w:r>
-        <w:t xml:space="preserve">Client — Account &amp; Profile (2.5.x)</w:t>
+        <w:t xml:space="preserve">Client — Payment &amp; Card Authorization (2.4.x) (Retired 2026-10-16)</w:t>
+      </w:r>
+    </w:p>
+    <w:p>
+      <w:pPr>
+        <w:pStyle w:val="BlockText"/>
+      </w:pPr>
+      <w:r>
+        <w:rPr>
+          <w:b/>
+          <w:bCs/>
+        </w:rPr>
+        <w:t xml:space="preserve">Amended 2026-10-16.</w:t>
+      </w:r>
+      <w:r>
+        <w:t xml:space="preserve"> </w:t>
+      </w:r>
+      <w:r>
+        <w:t xml:space="preserve">All seven screens are retired (§2.4); the mapping below is kept as a</w:t>
+      </w:r>
+      <w:r>
+        <w:t xml:space="preserve"> </w:t>
+      </w:r>
+      <w:r>
+        <w:t xml:space="preserve">record only. The client’s pay button and</w:t>
+      </w:r>
+      <w:r>
+        <w:t xml:space="preserve"> </w:t>
+      </w:r>
+      <w:r>
+        <w:t xml:space="preserve">“I’ve paid”</w:t>
+      </w:r>
+      <w:r>
+        <w:t xml:space="preserve"> </w:t>
+      </w:r>
+      <w:r>
+        <w:t xml:space="preserve">live inside 2.2.3’s payment timeline</w:t>
+      </w:r>
+      <w:r>
+        <w:t xml:space="preserve"> </w:t>
+      </w:r>
+      <w:r>
+        <w:t xml:space="preserve">and follow its Pattern C.</w:t>
       </w:r>
     </w:p>
     <w:p>
@@ -58306,13 +58551,13 @@
           <w:b/>
           <w:bCs/>
         </w:rPr>
-        <w:t xml:space="preserve">2.5.1 Account Overview</w:t>
-      </w:r>
-      <w:r>
-        <w:t xml:space="preserve"> </w:t>
-      </w:r>
-      <w:r>
-        <w:t xml:space="preserve">— Pattern D variant. Mobile: list of tiles. Tablet/web: grid of tiles.</w:t>
+        <w:t xml:space="preserve">2.4.1 My Cards / Payment Methods List</w:t>
+      </w:r>
+      <w:r>
+        <w:t xml:space="preserve"> </w:t>
+      </w:r>
+      <w:r>
+        <w:t xml:space="preserve">— Pattern B. Cards displayed as visual card-shaped tiles on all viewports (this is one of the rare places where mobile actually shows richer visual treatment because of the credit-card metaphor).</w:t>
       </w:r>
     </w:p>
     <w:p>
@@ -58328,13 +58573,13 @@
           <w:b/>
           <w:bCs/>
         </w:rPr>
-        <w:t xml:space="preserve">2.5.2 Personal Info Edit</w:t>
-      </w:r>
-      <w:r>
-        <w:t xml:space="preserve"> </w:t>
-      </w:r>
-      <w:r>
-        <w:t xml:space="preserve">— Pattern A.</w:t>
+        <w:t xml:space="preserve">2.4.2 Add Card</w:t>
+      </w:r>
+      <w:r>
+        <w:t xml:space="preserve"> </w:t>
+      </w:r>
+      <w:r>
+        <w:t xml:space="preserve">— Pattern A. Stripe Elements responsive natively; on mobile uses native payment-keyboard.</w:t>
       </w:r>
     </w:p>
     <w:p>
@@ -58350,13 +58595,13 @@
           <w:b/>
           <w:bCs/>
         </w:rPr>
-        <w:t xml:space="preserve">2.5.3 Travel Preferences Edit</w:t>
-      </w:r>
-      <w:r>
-        <w:t xml:space="preserve"> </w:t>
-      </w:r>
-      <w:r>
-        <w:t xml:space="preserve">— Pattern A. Same chip behavior as 2.1.11.</w:t>
+        <w:t xml:space="preserve">2.4.3 Card Authorization for Trip</w:t>
+      </w:r>
+      <w:r>
+        <w:t xml:space="preserve"> </w:t>
+      </w:r>
+      <w:r>
+        <w:t xml:space="preserve">— Pattern A + Pattern J (consent step).</w:t>
       </w:r>
     </w:p>
     <w:p>
@@ -58372,13 +58617,13 @@
           <w:b/>
           <w:bCs/>
         </w:rPr>
-        <w:t xml:space="preserve">2.5.4 Travel Documents</w:t>
-      </w:r>
-      <w:r>
-        <w:t xml:space="preserve"> </w:t>
-      </w:r>
-      <w:r>
-        <w:t xml:space="preserve">— Pattern B. A type badge and filename per row, not a thumbnail grid: previews would sign every document on every page load and write an access record for each. See the note at 2.5.4.</w:t>
+        <w:t xml:space="preserve">2.4.4 Card Authorization Confirmation</w:t>
+      </w:r>
+      <w:r>
+        <w:t xml:space="preserve"> </w:t>
+      </w:r>
+      <w:r>
+        <w:t xml:space="preserve">— Pattern J.</w:t>
       </w:r>
     </w:p>
     <w:p>
@@ -58394,13 +58639,13 @@
           <w:b/>
           <w:bCs/>
         </w:rPr>
-        <w:t xml:space="preserve">2.5.5 Document Upload / Camera Capture</w:t>
-      </w:r>
-      <w:r>
-        <w:t xml:space="preserve"> </w:t>
-      </w:r>
-      <w:r>
-        <w:t xml:space="preserve">— Pattern J. Mobile uses native camera; tablet uses either camera or file picker; web is file picker only.</w:t>
+        <w:t xml:space="preserve">2.4.5 Card Use History / Activity</w:t>
+      </w:r>
+      <w:r>
+        <w:t xml:space="preserve"> </w:t>
+      </w:r>
+      <w:r>
+        <w:t xml:space="preserve">— Pattern B.</w:t>
       </w:r>
     </w:p>
     <w:p>
@@ -58416,13 +58661,13 @@
           <w:b/>
           <w:bCs/>
         </w:rPr>
-        <w:t xml:space="preserve">2.5.6 Notification Preferences</w:t>
-      </w:r>
-      <w:r>
-        <w:t xml:space="preserve"> </w:t>
-      </w:r>
-      <w:r>
-        <w:t xml:space="preserve">— Pattern A (matrix form). Mobile: stacked toggles per category. Tablet/web: actual matrix table. Two channel columns, not three — SMS was removed 2026-09-10; see the note at 2.5.6.</w:t>
+        <w:t xml:space="preserve">2.4.6 Card Use Detail / Event Detail</w:t>
+      </w:r>
+      <w:r>
+        <w:t xml:space="preserve"> </w:t>
+      </w:r>
+      <w:r>
+        <w:t xml:space="preserve">— Pattern C variant (single-page detail).</w:t>
       </w:r>
     </w:p>
     <w:p>
@@ -58438,111 +58683,23 @@
           <w:b/>
           <w:bCs/>
         </w:rPr>
-        <w:t xml:space="preserve">2.5.7 Security Settings</w:t>
-      </w:r>
-      <w:r>
-        <w:t xml:space="preserve"> </w:t>
-      </w:r>
-      <w:r>
-        <w:t xml:space="preserve">— Pattern A.</w:t>
-      </w:r>
-    </w:p>
-    <w:p>
-      <w:pPr>
-        <w:pStyle w:val="Compact"/>
-        <w:numPr>
-          <w:ilvl w:val="0"/>
-          <w:numId w:val="1034"/>
-        </w:numPr>
-      </w:pPr>
-      <w:r>
-        <w:rPr>
-          <w:b/>
-          <w:bCs/>
-        </w:rPr>
-        <w:t xml:space="preserve">2.5.8 Connected Accounts</w:t>
-      </w:r>
-      <w:r>
-        <w:t xml:space="preserve"> </w:t>
-      </w:r>
-      <w:r>
-        <w:t xml:space="preserve">— Pattern A.</w:t>
-      </w:r>
-    </w:p>
-    <w:p>
-      <w:pPr>
-        <w:pStyle w:val="Compact"/>
-        <w:numPr>
-          <w:ilvl w:val="0"/>
-          <w:numId w:val="1034"/>
-        </w:numPr>
-      </w:pPr>
-      <w:r>
-        <w:rPr>
-          <w:b/>
-          <w:bCs/>
-        </w:rPr>
-        <w:t xml:space="preserve">2.5.9 Privacy &amp; Data Export</w:t>
-      </w:r>
-      <w:r>
-        <w:t xml:space="preserve"> </w:t>
-      </w:r>
-      <w:r>
-        <w:t xml:space="preserve">— Pattern A.</w:t>
-      </w:r>
-    </w:p>
-    <w:p>
-      <w:pPr>
-        <w:pStyle w:val="Compact"/>
-        <w:numPr>
-          <w:ilvl w:val="0"/>
-          <w:numId w:val="1034"/>
-        </w:numPr>
-      </w:pPr>
-      <w:r>
-        <w:rPr>
-          <w:b/>
-          <w:bCs/>
-        </w:rPr>
-        <w:t xml:space="preserve">2.5.10 Account Closure</w:t>
-      </w:r>
-      <w:r>
-        <w:t xml:space="preserve"> </w:t>
-      </w:r>
-      <w:r>
-        <w:t xml:space="preserve">— Pattern J (destructive confirmation).</w:t>
-      </w:r>
-    </w:p>
-    <w:p>
-      <w:pPr>
-        <w:pStyle w:val="Compact"/>
-        <w:numPr>
-          <w:ilvl w:val="0"/>
-          <w:numId w:val="1034"/>
-        </w:numPr>
-      </w:pPr>
-      <w:r>
-        <w:rPr>
-          <w:b/>
-          <w:bCs/>
-        </w:rPr>
-        <w:t xml:space="preserve">2.5.11 Help &amp; Support</w:t>
-      </w:r>
-      <w:r>
-        <w:t xml:space="preserve"> </w:t>
-      </w:r>
-      <w:r>
-        <w:t xml:space="preserve">— Pattern I + Pattern B (FAQ list).</w:t>
-      </w:r>
-    </w:p>
-    <w:bookmarkEnd w:id="226"/>
-    <w:bookmarkStart w:id="227" w:name="client-messaging-2.6.x"/>
+        <w:t xml:space="preserve">2.4.7 Revoke Card Authorization Confirmation</w:t>
+      </w:r>
+      <w:r>
+        <w:t xml:space="preserve"> </w:t>
+      </w:r>
+      <w:r>
+        <w:t xml:space="preserve">— Pattern J. Always a modal/sheet because this is consequential.</w:t>
+      </w:r>
+    </w:p>
+    <w:bookmarkEnd w:id="225"/>
+    <w:bookmarkStart w:id="226" w:name="client-account-profile-2.5.x"/>
     <w:p>
       <w:pPr>
         <w:pStyle w:val="Heading4"/>
       </w:pPr>
       <w:r>
-        <w:t xml:space="preserve">Client — Messaging (2.6.x)</w:t>
+        <w:t xml:space="preserve">Client — Account &amp; Profile (2.5.x)</w:t>
       </w:r>
     </w:p>
     <w:p>
@@ -58558,13 +58715,13 @@
           <w:b/>
           <w:bCs/>
         </w:rPr>
-        <w:t xml:space="preserve">2.6.1 Messages Inbox</w:t>
-      </w:r>
-      <w:r>
-        <w:t xml:space="preserve"> </w:t>
-      </w:r>
-      <w:r>
-        <w:t xml:space="preserve">— Pattern B. Master-detail on tablet landscape and web (inbox left, conversation right).</w:t>
+        <w:t xml:space="preserve">2.5.1 Account Overview</w:t>
+      </w:r>
+      <w:r>
+        <w:t xml:space="preserve"> </w:t>
+      </w:r>
+      <w:r>
+        <w:t xml:space="preserve">— Pattern D variant. Mobile: list of tiles. Tablet/web: grid of tiles.</w:t>
       </w:r>
     </w:p>
     <w:p>
@@ -58580,13 +58737,13 @@
           <w:b/>
           <w:bCs/>
         </w:rPr>
-        <w:t xml:space="preserve">2.6.2 Conversation Thread</w:t>
-      </w:r>
-      <w:r>
-        <w:t xml:space="preserve"> </w:t>
-      </w:r>
-      <w:r>
-        <w:t xml:space="preserve">— Pattern C (chat-style). Mobile is full-screen; tablet/web inline with inbox.</w:t>
+        <w:t xml:space="preserve">2.5.2 Personal Info Edit</w:t>
+      </w:r>
+      <w:r>
+        <w:t xml:space="preserve"> </w:t>
+      </w:r>
+      <w:r>
+        <w:t xml:space="preserve">— Pattern A.</w:t>
       </w:r>
     </w:p>
     <w:p>
@@ -58602,7 +58759,95 @@
           <w:b/>
           <w:bCs/>
         </w:rPr>
-        <w:t xml:space="preserve">2.6.3 New Conversation</w:t>
+        <w:t xml:space="preserve">2.5.3 Travel Preferences Edit</w:t>
+      </w:r>
+      <w:r>
+        <w:t xml:space="preserve"> </w:t>
+      </w:r>
+      <w:r>
+        <w:t xml:space="preserve">— Pattern A. Same chip behavior as 2.1.11.</w:t>
+      </w:r>
+    </w:p>
+    <w:p>
+      <w:pPr>
+        <w:pStyle w:val="Compact"/>
+        <w:numPr>
+          <w:ilvl w:val="0"/>
+          <w:numId w:val="1035"/>
+        </w:numPr>
+      </w:pPr>
+      <w:r>
+        <w:rPr>
+          <w:b/>
+          <w:bCs/>
+        </w:rPr>
+        <w:t xml:space="preserve">2.5.4 Travel Documents</w:t>
+      </w:r>
+      <w:r>
+        <w:t xml:space="preserve"> </w:t>
+      </w:r>
+      <w:r>
+        <w:t xml:space="preserve">— Pattern B. A type badge and filename per row, not a thumbnail grid: previews would sign every document on every page load and write an access record for each. See the note at 2.5.4.</w:t>
+      </w:r>
+    </w:p>
+    <w:p>
+      <w:pPr>
+        <w:pStyle w:val="Compact"/>
+        <w:numPr>
+          <w:ilvl w:val="0"/>
+          <w:numId w:val="1035"/>
+        </w:numPr>
+      </w:pPr>
+      <w:r>
+        <w:rPr>
+          <w:b/>
+          <w:bCs/>
+        </w:rPr>
+        <w:t xml:space="preserve">2.5.5 Document Upload / Camera Capture</w:t>
+      </w:r>
+      <w:r>
+        <w:t xml:space="preserve"> </w:t>
+      </w:r>
+      <w:r>
+        <w:t xml:space="preserve">— Pattern J. Mobile uses native camera; tablet uses either camera or file picker; web is file picker only.</w:t>
+      </w:r>
+    </w:p>
+    <w:p>
+      <w:pPr>
+        <w:pStyle w:val="Compact"/>
+        <w:numPr>
+          <w:ilvl w:val="0"/>
+          <w:numId w:val="1035"/>
+        </w:numPr>
+      </w:pPr>
+      <w:r>
+        <w:rPr>
+          <w:b/>
+          <w:bCs/>
+        </w:rPr>
+        <w:t xml:space="preserve">2.5.6 Notification Preferences</w:t>
+      </w:r>
+      <w:r>
+        <w:t xml:space="preserve"> </w:t>
+      </w:r>
+      <w:r>
+        <w:t xml:space="preserve">— Pattern A (matrix form). Mobile: stacked toggles per category. Tablet/web: actual matrix table. Two channel columns, not three — SMS was removed 2026-09-10; see the note at 2.5.6.</w:t>
+      </w:r>
+    </w:p>
+    <w:p>
+      <w:pPr>
+        <w:pStyle w:val="Compact"/>
+        <w:numPr>
+          <w:ilvl w:val="0"/>
+          <w:numId w:val="1035"/>
+        </w:numPr>
+      </w:pPr>
+      <w:r>
+        <w:rPr>
+          <w:b/>
+          <w:bCs/>
+        </w:rPr>
+        <w:t xml:space="preserve">2.5.7 Security Settings</w:t>
       </w:r>
       <w:r>
         <w:t xml:space="preserve"> </w:t>
@@ -58611,14 +58856,102 @@
         <w:t xml:space="preserve">— Pattern A.</w:t>
       </w:r>
     </w:p>
-    <w:bookmarkEnd w:id="227"/>
-    <w:bookmarkStart w:id="228" w:name="client-mobile-specific-2.7.x"/>
+    <w:p>
+      <w:pPr>
+        <w:pStyle w:val="Compact"/>
+        <w:numPr>
+          <w:ilvl w:val="0"/>
+          <w:numId w:val="1035"/>
+        </w:numPr>
+      </w:pPr>
+      <w:r>
+        <w:rPr>
+          <w:b/>
+          <w:bCs/>
+        </w:rPr>
+        <w:t xml:space="preserve">2.5.8 Connected Accounts</w:t>
+      </w:r>
+      <w:r>
+        <w:t xml:space="preserve"> </w:t>
+      </w:r>
+      <w:r>
+        <w:t xml:space="preserve">— Pattern A.</w:t>
+      </w:r>
+    </w:p>
+    <w:p>
+      <w:pPr>
+        <w:pStyle w:val="Compact"/>
+        <w:numPr>
+          <w:ilvl w:val="0"/>
+          <w:numId w:val="1035"/>
+        </w:numPr>
+      </w:pPr>
+      <w:r>
+        <w:rPr>
+          <w:b/>
+          <w:bCs/>
+        </w:rPr>
+        <w:t xml:space="preserve">2.5.9 Privacy &amp; Data Export</w:t>
+      </w:r>
+      <w:r>
+        <w:t xml:space="preserve"> </w:t>
+      </w:r>
+      <w:r>
+        <w:t xml:space="preserve">— Pattern A.</w:t>
+      </w:r>
+    </w:p>
+    <w:p>
+      <w:pPr>
+        <w:pStyle w:val="Compact"/>
+        <w:numPr>
+          <w:ilvl w:val="0"/>
+          <w:numId w:val="1035"/>
+        </w:numPr>
+      </w:pPr>
+      <w:r>
+        <w:rPr>
+          <w:b/>
+          <w:bCs/>
+        </w:rPr>
+        <w:t xml:space="preserve">2.5.10 Account Closure</w:t>
+      </w:r>
+      <w:r>
+        <w:t xml:space="preserve"> </w:t>
+      </w:r>
+      <w:r>
+        <w:t xml:space="preserve">— Pattern J (destructive confirmation).</w:t>
+      </w:r>
+    </w:p>
+    <w:p>
+      <w:pPr>
+        <w:pStyle w:val="Compact"/>
+        <w:numPr>
+          <w:ilvl w:val="0"/>
+          <w:numId w:val="1035"/>
+        </w:numPr>
+      </w:pPr>
+      <w:r>
+        <w:rPr>
+          <w:b/>
+          <w:bCs/>
+        </w:rPr>
+        <w:t xml:space="preserve">2.5.11 Help &amp; Support</w:t>
+      </w:r>
+      <w:r>
+        <w:t xml:space="preserve"> </w:t>
+      </w:r>
+      <w:r>
+        <w:t xml:space="preserve">— Pattern I + Pattern B (FAQ list).</w:t>
+      </w:r>
+    </w:p>
+    <w:bookmarkEnd w:id="226"/>
+    <w:bookmarkStart w:id="227" w:name="client-messaging-2.6.x"/>
     <w:p>
       <w:pPr>
         <w:pStyle w:val="Heading4"/>
       </w:pPr>
       <w:r>
-        <w:t xml:space="preserve">Client — Mobile-Specific (2.7.x)</w:t>
+        <w:t xml:space="preserve">Client — Messaging (2.6.x)</w:t>
       </w:r>
     </w:p>
     <w:p>
@@ -58634,13 +58967,13 @@
           <w:b/>
           <w:bCs/>
         </w:rPr>
-        <w:t xml:space="preserve">2.7.1 Offline Itinerary View</w:t>
-      </w:r>
-      <w:r>
-        <w:t xml:space="preserve"> </w:t>
-      </w:r>
-      <w:r>
-        <w:t xml:space="preserve">— Mobile-only. Adapts Pattern I with offline indicators.</w:t>
+        <w:t xml:space="preserve">2.6.1 Messages Inbox</w:t>
+      </w:r>
+      <w:r>
+        <w:t xml:space="preserve"> </w:t>
+      </w:r>
+      <w:r>
+        <w:t xml:space="preserve">— Pattern B. Master-detail on tablet landscape and web (inbox left, conversation right).</w:t>
       </w:r>
     </w:p>
     <w:p>
@@ -58656,13 +58989,13 @@
           <w:b/>
           <w:bCs/>
         </w:rPr>
-        <w:t xml:space="preserve">2.7.2 Quick Call Advisor</w:t>
-      </w:r>
-      <w:r>
-        <w:t xml:space="preserve"> </w:t>
-      </w:r>
-      <w:r>
-        <w:t xml:space="preserve">— Mobile-only. Pattern J (full-screen action sheet).</w:t>
+        <w:t xml:space="preserve">2.6.2 Conversation Thread</w:t>
+      </w:r>
+      <w:r>
+        <w:t xml:space="preserve"> </w:t>
+      </w:r>
+      <w:r>
+        <w:t xml:space="preserve">— Pattern C (chat-style). Mobile is full-screen; tablet/web inline with inbox.</w:t>
       </w:r>
     </w:p>
     <w:p>
@@ -58678,141 +59011,23 @@
           <w:b/>
           <w:bCs/>
         </w:rPr>
-        <w:t xml:space="preserve">2.7.3 Emergency Contacts</w:t>
-      </w:r>
-      <w:r>
-        <w:t xml:space="preserve"> </w:t>
-      </w:r>
-      <w:r>
-        <w:t xml:space="preserve">— Mobile-only. Pattern J.</w:t>
-      </w:r>
-    </w:p>
-    <w:p>
-      <w:pPr>
-        <w:pStyle w:val="Compact"/>
-        <w:numPr>
-          <w:ilvl w:val="0"/>
-          <w:numId w:val="1036"/>
-        </w:numPr>
-      </w:pPr>
-      <w:r>
-        <w:rPr>
-          <w:b/>
-          <w:bCs/>
-        </w:rPr>
-        <w:t xml:space="preserve">2.7.4 Push Notification Permission Prompt</w:t>
-      </w:r>
-      <w:r>
-        <w:t xml:space="preserve"> </w:t>
-      </w:r>
-      <w:r>
-        <w:t xml:space="preserve">— Mobile-only. Pattern J.</w:t>
-      </w:r>
-    </w:p>
-    <w:p>
-      <w:pPr>
-        <w:pStyle w:val="Compact"/>
-        <w:numPr>
-          <w:ilvl w:val="0"/>
-          <w:numId w:val="1036"/>
-        </w:numPr>
-      </w:pPr>
-      <w:r>
-        <w:rPr>
-          <w:b/>
-          <w:bCs/>
-        </w:rPr>
-        <w:t xml:space="preserve">2.7.5 Biometric Login Setup</w:t>
-      </w:r>
-      <w:r>
-        <w:t xml:space="preserve"> </w:t>
-      </w:r>
-      <w:r>
-        <w:t xml:space="preserve">— Mobile-only. Pattern A.</w:t>
-      </w:r>
-    </w:p>
-    <w:p>
-      <w:pPr>
-        <w:pStyle w:val="Compact"/>
-        <w:numPr>
-          <w:ilvl w:val="0"/>
-          <w:numId w:val="1036"/>
-        </w:numPr>
-      </w:pPr>
-      <w:r>
-        <w:rPr>
-          <w:b/>
-          <w:bCs/>
-        </w:rPr>
-        <w:t xml:space="preserve">2.7.6 Calendar Sync</w:t>
-      </w:r>
-      <w:r>
-        <w:t xml:space="preserve"> </w:t>
-      </w:r>
-      <w:r>
-        <w:t xml:space="preserve">— Mobile-only at MVP (tablet may follow in Phase 2). Pattern A.</w:t>
-      </w:r>
-    </w:p>
-    <w:p>
-      <w:pPr>
-        <w:pStyle w:val="Compact"/>
-        <w:numPr>
-          <w:ilvl w:val="0"/>
-          <w:numId w:val="1036"/>
-        </w:numPr>
-      </w:pPr>
-      <w:r>
-        <w:rPr>
-          <w:b/>
-          <w:bCs/>
-        </w:rPr>
-        <w:t xml:space="preserve">2.7.7 In-App Settings (Mobile)</w:t>
-      </w:r>
-      <w:r>
-        <w:t xml:space="preserve"> </w:t>
-      </w:r>
-      <w:r>
-        <w:t xml:space="preserve">— Mobile-only. Pattern A.</w:t>
-      </w:r>
-    </w:p>
-    <w:p>
-      <w:pPr>
-        <w:pStyle w:val="Compact"/>
-        <w:numPr>
-          <w:ilvl w:val="0"/>
-          <w:numId w:val="1036"/>
-        </w:numPr>
-      </w:pPr>
-      <w:r>
-        <w:rPr>
-          <w:b/>
-          <w:bCs/>
-        </w:rPr>
-        <w:t xml:space="preserve">2.7.8 App Update Required</w:t>
-      </w:r>
-      <w:r>
-        <w:t xml:space="preserve"> </w:t>
-      </w:r>
-      <w:r>
-        <w:t xml:space="preserve">— Mobile-only. Full-screen blocking modal.</w:t>
-      </w:r>
-    </w:p>
-    <w:p>
-      <w:pPr>
-        <w:pStyle w:val="FirstParagraph"/>
-      </w:pPr>
-      <w:r>
-        <w:t xml:space="preserve">These screens exist only on mobile and tablet PWA installs. The web variant either does not need the feature (e.g., biometric login uses the browser’s password manager instead) or provides the capability via a different mechanism documented inline.</w:t>
-      </w:r>
-    </w:p>
-    <w:bookmarkEnd w:id="228"/>
-    <w:bookmarkStart w:id="229" w:name="client-group-trip-coordination-2.8.x"/>
+        <w:t xml:space="preserve">2.6.3 New Conversation</w:t>
+      </w:r>
+      <w:r>
+        <w:t xml:space="preserve"> </w:t>
+      </w:r>
+      <w:r>
+        <w:t xml:space="preserve">— Pattern A.</w:t>
+      </w:r>
+    </w:p>
+    <w:bookmarkEnd w:id="227"/>
+    <w:bookmarkStart w:id="228" w:name="client-mobile-specific-2.7.x"/>
     <w:p>
       <w:pPr>
         <w:pStyle w:val="Heading4"/>
       </w:pPr>
       <w:r>
-        <w:t xml:space="preserve">Client — Group Trip Coordination (2.8.x)</w:t>
+        <w:t xml:space="preserve">Client — Mobile-Specific (2.7.x)</w:t>
       </w:r>
     </w:p>
     <w:p>
@@ -58828,13 +59043,13 @@
           <w:b/>
           <w:bCs/>
         </w:rPr>
-        <w:t xml:space="preserve">2.8.1 Group Trip Overview</w:t>
-      </w:r>
-      <w:r>
-        <w:t xml:space="preserve"> </w:t>
-      </w:r>
-      <w:r>
-        <w:t xml:space="preserve">— Pattern C.</w:t>
+        <w:t xml:space="preserve">2.7.1 Offline Itinerary View</w:t>
+      </w:r>
+      <w:r>
+        <w:t xml:space="preserve"> </w:t>
+      </w:r>
+      <w:r>
+        <w:t xml:space="preserve">— Mobile-only. Adapts Pattern I with offline indicators.</w:t>
       </w:r>
     </w:p>
     <w:p>
@@ -58850,13 +59065,13 @@
           <w:b/>
           <w:bCs/>
         </w:rPr>
-        <w:t xml:space="preserve">2.8.2 Co-Traveler Invitation</w:t>
-      </w:r>
-      <w:r>
-        <w:t xml:space="preserve"> </w:t>
-      </w:r>
-      <w:r>
-        <w:t xml:space="preserve">— Pattern A.</w:t>
+        <w:t xml:space="preserve">2.7.2 Quick Call Advisor</w:t>
+      </w:r>
+      <w:r>
+        <w:t xml:space="preserve"> </w:t>
+      </w:r>
+      <w:r>
+        <w:t xml:space="preserve">— Mobile-only. Pattern J (full-screen action sheet).</w:t>
       </w:r>
     </w:p>
     <w:p>
@@ -58872,13 +59087,13 @@
           <w:b/>
           <w:bCs/>
         </w:rPr>
-        <w:t xml:space="preserve">2.8.3 Group Chat</w:t>
-      </w:r>
-      <w:r>
-        <w:t xml:space="preserve"> </w:t>
-      </w:r>
-      <w:r>
-        <w:t xml:space="preserve">— Pattern C variant. Same as 2.6.2 but with multiple participants.</w:t>
+        <w:t xml:space="preserve">2.7.3 Emergency Contacts</w:t>
+      </w:r>
+      <w:r>
+        <w:t xml:space="preserve"> </w:t>
+      </w:r>
+      <w:r>
+        <w:t xml:space="preserve">— Mobile-only. Pattern J.</w:t>
       </w:r>
     </w:p>
     <w:p>
@@ -58894,23 +59109,119 @@
           <w:b/>
           <w:bCs/>
         </w:rPr>
-        <w:t xml:space="preserve">2.8.4 Co-Traveler View (Limited)</w:t>
-      </w:r>
-      <w:r>
-        <w:t xml:space="preserve"> </w:t>
-      </w:r>
-      <w:r>
-        <w:t xml:space="preserve">— Pattern I.</w:t>
-      </w:r>
-    </w:p>
-    <w:bookmarkEnd w:id="229"/>
-    <w:bookmarkStart w:id="230" w:name="agent-authentication-activation-3.1.x"/>
+        <w:t xml:space="preserve">2.7.4 Push Notification Permission Prompt</w:t>
+      </w:r>
+      <w:r>
+        <w:t xml:space="preserve"> </w:t>
+      </w:r>
+      <w:r>
+        <w:t xml:space="preserve">— Mobile-only. Pattern J.</w:t>
+      </w:r>
+    </w:p>
+    <w:p>
+      <w:pPr>
+        <w:pStyle w:val="Compact"/>
+        <w:numPr>
+          <w:ilvl w:val="0"/>
+          <w:numId w:val="1037"/>
+        </w:numPr>
+      </w:pPr>
+      <w:r>
+        <w:rPr>
+          <w:b/>
+          <w:bCs/>
+        </w:rPr>
+        <w:t xml:space="preserve">2.7.5 Biometric Login Setup</w:t>
+      </w:r>
+      <w:r>
+        <w:t xml:space="preserve"> </w:t>
+      </w:r>
+      <w:r>
+        <w:t xml:space="preserve">— Mobile-only. Pattern A.</w:t>
+      </w:r>
+    </w:p>
+    <w:p>
+      <w:pPr>
+        <w:pStyle w:val="Compact"/>
+        <w:numPr>
+          <w:ilvl w:val="0"/>
+          <w:numId w:val="1037"/>
+        </w:numPr>
+      </w:pPr>
+      <w:r>
+        <w:rPr>
+          <w:b/>
+          <w:bCs/>
+        </w:rPr>
+        <w:t xml:space="preserve">2.7.6 Calendar Sync</w:t>
+      </w:r>
+      <w:r>
+        <w:t xml:space="preserve"> </w:t>
+      </w:r>
+      <w:r>
+        <w:t xml:space="preserve">— Mobile-only at MVP (tablet may follow in Phase 2). Pattern A.</w:t>
+      </w:r>
+    </w:p>
+    <w:p>
+      <w:pPr>
+        <w:pStyle w:val="Compact"/>
+        <w:numPr>
+          <w:ilvl w:val="0"/>
+          <w:numId w:val="1037"/>
+        </w:numPr>
+      </w:pPr>
+      <w:r>
+        <w:rPr>
+          <w:b/>
+          <w:bCs/>
+        </w:rPr>
+        <w:t xml:space="preserve">2.7.7 In-App Settings (Mobile)</w:t>
+      </w:r>
+      <w:r>
+        <w:t xml:space="preserve"> </w:t>
+      </w:r>
+      <w:r>
+        <w:t xml:space="preserve">— Mobile-only. Pattern A.</w:t>
+      </w:r>
+    </w:p>
+    <w:p>
+      <w:pPr>
+        <w:pStyle w:val="Compact"/>
+        <w:numPr>
+          <w:ilvl w:val="0"/>
+          <w:numId w:val="1037"/>
+        </w:numPr>
+      </w:pPr>
+      <w:r>
+        <w:rPr>
+          <w:b/>
+          <w:bCs/>
+        </w:rPr>
+        <w:t xml:space="preserve">2.7.8 App Update Required</w:t>
+      </w:r>
+      <w:r>
+        <w:t xml:space="preserve"> </w:t>
+      </w:r>
+      <w:r>
+        <w:t xml:space="preserve">— Mobile-only. Full-screen blocking modal.</w:t>
+      </w:r>
+    </w:p>
+    <w:p>
+      <w:pPr>
+        <w:pStyle w:val="FirstParagraph"/>
+      </w:pPr>
+      <w:r>
+        <w:t xml:space="preserve">These screens exist only on mobile and tablet PWA installs. The web variant either does not need the feature (e.g., biometric login uses the browser’s password manager instead) or provides the capability via a different mechanism documented inline.</w:t>
+      </w:r>
+    </w:p>
+    <w:bookmarkEnd w:id="228"/>
+    <w:bookmarkStart w:id="229" w:name="client-group-trip-coordination-2.8.x"/>
     <w:p>
       <w:pPr>
         <w:pStyle w:val="Heading4"/>
       </w:pPr>
       <w:r>
-        <w:t xml:space="preserve">Agent — Authentication &amp; Activation (3.1.x)</w:t>
+        <w:t xml:space="preserve">Client — Group Trip Coordination (2.8.x)</w:t>
       </w:r>
     </w:p>
     <w:p>
@@ -58926,13 +59237,13 @@
           <w:b/>
           <w:bCs/>
         </w:rPr>
-        <w:t xml:space="preserve">3.1.1 Agent Login</w:t>
-      </w:r>
-      <w:r>
-        <w:t xml:space="preserve"> </w:t>
-      </w:r>
-      <w:r>
-        <w:t xml:space="preserve">— Pattern A.</w:t>
+        <w:t xml:space="preserve">2.8.1 Group Trip Overview</w:t>
+      </w:r>
+      <w:r>
+        <w:t xml:space="preserve"> </w:t>
+      </w:r>
+      <w:r>
+        <w:t xml:space="preserve">— Pattern C.</w:t>
       </w:r>
     </w:p>
     <w:p>
@@ -58948,7 +59259,7 @@
           <w:b/>
           <w:bCs/>
         </w:rPr>
-        <w:t xml:space="preserve">3.1.2 Agent MFA Challenge</w:t>
+        <w:t xml:space="preserve">2.8.2 Co-Traveler Invitation</w:t>
       </w:r>
       <w:r>
         <w:t xml:space="preserve"> </w:t>
@@ -58970,13 +59281,13 @@
           <w:b/>
           <w:bCs/>
         </w:rPr>
-        <w:t xml:space="preserve">3.1.3 Agent Password Reset</w:t>
-      </w:r>
-      <w:r>
-        <w:t xml:space="preserve"> </w:t>
-      </w:r>
-      <w:r>
-        <w:t xml:space="preserve">— Pattern A.</w:t>
+        <w:t xml:space="preserve">2.8.3 Group Chat</w:t>
+      </w:r>
+      <w:r>
+        <w:t xml:space="preserve"> </w:t>
+      </w:r>
+      <w:r>
+        <w:t xml:space="preserve">— Pattern C variant. Same as 2.6.2 but with multiple participants.</w:t>
       </w:r>
     </w:p>
     <w:p>
@@ -58992,155 +59303,23 @@
           <w:b/>
           <w:bCs/>
         </w:rPr>
-        <w:t xml:space="preserve">3.1.4 Agent Invitation / Activation Link</w:t>
-      </w:r>
-      <w:r>
-        <w:t xml:space="preserve"> </w:t>
-      </w:r>
-      <w:r>
-        <w:t xml:space="preserve">— Pattern A.</w:t>
-      </w:r>
-    </w:p>
-    <w:p>
-      <w:pPr>
-        <w:pStyle w:val="Compact"/>
-        <w:numPr>
-          <w:ilvl w:val="0"/>
-          <w:numId w:val="1038"/>
-        </w:numPr>
-      </w:pPr>
-      <w:r>
-        <w:rPr>
-          <w:b/>
-          <w:bCs/>
-        </w:rPr>
-        <w:t xml:space="preserve">3.1.5 Account Activation — Set Password</w:t>
-      </w:r>
-      <w:r>
-        <w:t xml:space="preserve"> </w:t>
-      </w:r>
-      <w:r>
-        <w:t xml:space="preserve">— Pattern A.</w:t>
-      </w:r>
-    </w:p>
-    <w:p>
-      <w:pPr>
-        <w:pStyle w:val="Compact"/>
-        <w:numPr>
-          <w:ilvl w:val="0"/>
-          <w:numId w:val="1038"/>
-        </w:numPr>
-      </w:pPr>
-      <w:r>
-        <w:rPr>
-          <w:b/>
-          <w:bCs/>
-        </w:rPr>
-        <w:t xml:space="preserve">3.1.6 Mandatory MFA Setup</w:t>
-      </w:r>
-      <w:r>
-        <w:t xml:space="preserve"> </w:t>
-      </w:r>
-      <w:r>
-        <w:t xml:space="preserve">— Pattern A. QR code centered and large; backup codes printable on web.</w:t>
-      </w:r>
-    </w:p>
-    <w:p>
-      <w:pPr>
-        <w:pStyle w:val="Compact"/>
-        <w:numPr>
-          <w:ilvl w:val="0"/>
-          <w:numId w:val="1038"/>
-        </w:numPr>
-      </w:pPr>
-      <w:r>
-        <w:rPr>
-          <w:b/>
-          <w:bCs/>
-        </w:rPr>
-        <w:t xml:space="preserve">3.1.7 Agent Profile Setup</w:t>
-      </w:r>
-      <w:r>
-        <w:t xml:space="preserve"> </w:t>
-      </w:r>
-      <w:r>
-        <w:t xml:space="preserve">— Pattern G.</w:t>
-      </w:r>
-    </w:p>
-    <w:p>
-      <w:pPr>
-        <w:pStyle w:val="Compact"/>
-        <w:numPr>
-          <w:ilvl w:val="0"/>
-          <w:numId w:val="1038"/>
-        </w:numPr>
-      </w:pPr>
-      <w:r>
-        <w:rPr>
-          <w:b/>
-          <w:bCs/>
-        </w:rPr>
-        <w:t xml:space="preserve">3.1.8 Availability &amp; Calendar Setup</w:t>
-      </w:r>
-      <w:r>
-        <w:t xml:space="preserve"> </w:t>
-      </w:r>
-      <w:r>
-        <w:t xml:space="preserve">— Pattern G. Web shows true week grid; mobile uses day-by-day stack; tablet hybrid.</w:t>
-      </w:r>
-    </w:p>
-    <w:p>
-      <w:pPr>
-        <w:pStyle w:val="Compact"/>
-        <w:numPr>
-          <w:ilvl w:val="0"/>
-          <w:numId w:val="1038"/>
-        </w:numPr>
-      </w:pPr>
-      <w:r>
-        <w:rPr>
-          <w:b/>
-          <w:bCs/>
-        </w:rPr>
-        <w:t xml:space="preserve">3.1.9 Email Signature Setup</w:t>
-      </w:r>
-      <w:r>
-        <w:t xml:space="preserve"> </w:t>
-      </w:r>
-      <w:r>
-        <w:t xml:space="preserve">— Pattern E (editor). Web is primary surface; mobile/tablet support viewing and minor edits.</w:t>
-      </w:r>
-    </w:p>
-    <w:p>
-      <w:pPr>
-        <w:pStyle w:val="Compact"/>
-        <w:numPr>
-          <w:ilvl w:val="0"/>
-          <w:numId w:val="1038"/>
-        </w:numPr>
-      </w:pPr>
-      <w:r>
-        <w:rPr>
-          <w:b/>
-          <w:bCs/>
-        </w:rPr>
-        <w:t xml:space="preserve">3.1.10 Welcome Tour / First-Run</w:t>
-      </w:r>
-      <w:r>
-        <w:t xml:space="preserve"> </w:t>
-      </w:r>
-      <w:r>
-        <w:t xml:space="preserve">— Pattern G + coachmarks. Coachmarks adjust to viewport-specific UI positions.</w:t>
-      </w:r>
-    </w:p>
-    <w:bookmarkEnd w:id="230"/>
-    <w:bookmarkStart w:id="231" w:name="agent-dashboard-pipeline-3.2.x"/>
+        <w:t xml:space="preserve">2.8.4 Co-Traveler View (Limited)</w:t>
+      </w:r>
+      <w:r>
+        <w:t xml:space="preserve"> </w:t>
+      </w:r>
+      <w:r>
+        <w:t xml:space="preserve">— Pattern I.</w:t>
+      </w:r>
+    </w:p>
+    <w:bookmarkEnd w:id="229"/>
+    <w:bookmarkStart w:id="230" w:name="agent-authentication-activation-3.1.x"/>
     <w:p>
       <w:pPr>
         <w:pStyle w:val="Heading4"/>
       </w:pPr>
       <w:r>
-        <w:t xml:space="preserve">Agent — Dashboard &amp; Pipeline (3.2.x)</w:t>
+        <w:t xml:space="preserve">Agent — Authentication &amp; Activation (3.1.x)</w:t>
       </w:r>
     </w:p>
     <w:p>
@@ -59156,13 +59335,13 @@
           <w:b/>
           <w:bCs/>
         </w:rPr>
-        <w:t xml:space="preserve">3.2.1 Agent Dashboard / Worklist</w:t>
-      </w:r>
-      <w:r>
-        <w:t xml:space="preserve"> </w:t>
-      </w:r>
-      <w:r>
-        <w:t xml:space="preserve">— Pattern D.</w:t>
+        <w:t xml:space="preserve">3.1.1 Agent Login</w:t>
+      </w:r>
+      <w:r>
+        <w:t xml:space="preserve"> </w:t>
+      </w:r>
+      <w:r>
+        <w:t xml:space="preserve">— Pattern A.</w:t>
       </w:r>
     </w:p>
     <w:p>
@@ -59178,68 +59357,13 @@
           <w:b/>
           <w:bCs/>
         </w:rPr>
-        <w:t xml:space="preserve">3.2.2 Pipeline / Funnel</w:t>
-      </w:r>
-      <w:r>
-        <w:t xml:space="preserve"> </w:t>
-      </w:r>
-      <w:r>
-        <w:t xml:space="preserve">— Pattern B variant.</w:t>
-      </w:r>
-      <w:r>
-        <w:t xml:space="preserve"> </w:t>
-      </w:r>
-      <w:r>
-        <w:rPr>
-          <w:b/>
-          <w:bCs/>
-        </w:rPr>
-        <w:t xml:space="preserve">Important deviation:</w:t>
-      </w:r>
-      <w:r>
-        <w:t xml:space="preserve"> </w:t>
-      </w:r>
-      <w:r>
-        <w:t xml:space="preserve">mobile collapses the kanban into a stage-picker (one stage at a time, swipe between stages). Tablet shows 2-3 stages at once with horizontal scroll. Web shows the full kanban (5 stages side-by-side) with drag-and-drop.</w:t>
-      </w:r>
-      <w:r>
-        <w:t xml:space="preserve"> </w:t>
-      </w:r>
-      <w:r>
-        <w:rPr>
-          <w:i/>
-          <w:iCs/>
-        </w:rPr>
-        <w:t xml:space="preserve">As built (2026-09-23), three parts of this line were substituted deliberately and the §3.2.2 amendment records why: the phone picker is a row of</w:t>
-      </w:r>
-      <w:r>
-        <w:rPr>
-          <w:i/>
-          <w:iCs/>
-        </w:rPr>
-        <w:t xml:space="preserve"> </w:t>
-      </w:r>
-      <w:r>
-        <w:rPr>
-          <w:rStyle w:val="VerbatimChar"/>
-          <w:i/>
-          <w:iCs/>
-        </w:rPr>
-        <w:t xml:space="preserve">?stage=</w:t>
-      </w:r>
-      <w:r>
-        <w:rPr>
-          <w:i/>
-          <w:iCs/>
-        </w:rPr>
-        <w:t xml:space="preserve"> </w:t>
-      </w:r>
-      <w:r>
-        <w:rPr>
-          <w:i/>
-          <w:iCs/>
-        </w:rPr>
-        <w:t xml:space="preserve">links rather than a swipe, the web columns are flexible rather than five fixed ones, and the stage change is the card menu rather than drag-and-drop. The tablet half shipped as written.</w:t>
+        <w:t xml:space="preserve">3.1.2 Agent MFA Challenge</w:t>
+      </w:r>
+      <w:r>
+        <w:t xml:space="preserve"> </w:t>
+      </w:r>
+      <w:r>
+        <w:t xml:space="preserve">— Pattern A.</w:t>
       </w:r>
     </w:p>
     <w:p>
@@ -59255,62 +59379,177 @@
           <w:b/>
           <w:bCs/>
         </w:rPr>
-        <w:t xml:space="preserve">3.2.3 Calendar</w:t>
-      </w:r>
-      <w:r>
-        <w:t xml:space="preserve"> </w:t>
-      </w:r>
-      <w:r>
-        <w:t xml:space="preserve">— Pattern D variant. Mobile: agenda view default; tablet: week view; web: month view default.</w:t>
-      </w:r>
-      <w:r>
-        <w:t xml:space="preserve"> </w:t>
-      </w:r>
-      <w:r>
-        <w:rPr>
-          <w:i/>
-          <w:iCs/>
-        </w:rPr>
-        <w:t xml:space="preserve">As built (2026-09-23), both defaults are honoured by a CSS breakpoint over one DOM and</w:t>
-      </w:r>
-      <w:r>
-        <w:rPr>
-          <w:i/>
-          <w:iCs/>
-        </w:rPr>
-        <w:t xml:space="preserve"> </w:t>
-      </w:r>
-      <w:r>
-        <w:rPr>
-          <w:rStyle w:val="VerbatimChar"/>
-          <w:i/>
-          <w:iCs/>
-        </w:rPr>
-        <w:t xml:space="preserve">?view=</w:t>
-      </w:r>
-      <w:r>
-        <w:rPr>
-          <w:i/>
-          <w:iCs/>
-        </w:rPr>
-        <w:t xml:space="preserve"> </w:t>
-      </w:r>
-      <w:r>
-        <w:rPr>
-          <w:i/>
-          <w:iCs/>
-        </w:rPr>
-        <w:t xml:space="preserve">overrides them at any width; the tablet week view is deferred behind §3.12 and tablet gets the month grid. See the §3.2.3 amendment.</w:t>
-      </w:r>
-    </w:p>
-    <w:bookmarkEnd w:id="231"/>
-    <w:bookmarkStart w:id="232" w:name="agent-client-management-3.3.x"/>
+        <w:t xml:space="preserve">3.1.3 Agent Password Reset</w:t>
+      </w:r>
+      <w:r>
+        <w:t xml:space="preserve"> </w:t>
+      </w:r>
+      <w:r>
+        <w:t xml:space="preserve">— Pattern A.</w:t>
+      </w:r>
+    </w:p>
+    <w:p>
+      <w:pPr>
+        <w:pStyle w:val="Compact"/>
+        <w:numPr>
+          <w:ilvl w:val="0"/>
+          <w:numId w:val="1039"/>
+        </w:numPr>
+      </w:pPr>
+      <w:r>
+        <w:rPr>
+          <w:b/>
+          <w:bCs/>
+        </w:rPr>
+        <w:t xml:space="preserve">3.1.4 Agent Invitation / Activation Link</w:t>
+      </w:r>
+      <w:r>
+        <w:t xml:space="preserve"> </w:t>
+      </w:r>
+      <w:r>
+        <w:t xml:space="preserve">— Pattern A.</w:t>
+      </w:r>
+    </w:p>
+    <w:p>
+      <w:pPr>
+        <w:pStyle w:val="Compact"/>
+        <w:numPr>
+          <w:ilvl w:val="0"/>
+          <w:numId w:val="1039"/>
+        </w:numPr>
+      </w:pPr>
+      <w:r>
+        <w:rPr>
+          <w:b/>
+          <w:bCs/>
+        </w:rPr>
+        <w:t xml:space="preserve">3.1.5 Account Activation — Set Password</w:t>
+      </w:r>
+      <w:r>
+        <w:t xml:space="preserve"> </w:t>
+      </w:r>
+      <w:r>
+        <w:t xml:space="preserve">— Pattern A.</w:t>
+      </w:r>
+    </w:p>
+    <w:p>
+      <w:pPr>
+        <w:pStyle w:val="Compact"/>
+        <w:numPr>
+          <w:ilvl w:val="0"/>
+          <w:numId w:val="1039"/>
+        </w:numPr>
+      </w:pPr>
+      <w:r>
+        <w:rPr>
+          <w:b/>
+          <w:bCs/>
+        </w:rPr>
+        <w:t xml:space="preserve">3.1.6 Mandatory MFA Setup</w:t>
+      </w:r>
+      <w:r>
+        <w:t xml:space="preserve"> </w:t>
+      </w:r>
+      <w:r>
+        <w:t xml:space="preserve">— Pattern A. QR code centered and large; backup codes printable on web.</w:t>
+      </w:r>
+    </w:p>
+    <w:p>
+      <w:pPr>
+        <w:pStyle w:val="Compact"/>
+        <w:numPr>
+          <w:ilvl w:val="0"/>
+          <w:numId w:val="1039"/>
+        </w:numPr>
+      </w:pPr>
+      <w:r>
+        <w:rPr>
+          <w:b/>
+          <w:bCs/>
+        </w:rPr>
+        <w:t xml:space="preserve">3.1.7 Agent Profile Setup</w:t>
+      </w:r>
+      <w:r>
+        <w:t xml:space="preserve"> </w:t>
+      </w:r>
+      <w:r>
+        <w:t xml:space="preserve">— Pattern G.</w:t>
+      </w:r>
+    </w:p>
+    <w:p>
+      <w:pPr>
+        <w:pStyle w:val="Compact"/>
+        <w:numPr>
+          <w:ilvl w:val="0"/>
+          <w:numId w:val="1039"/>
+        </w:numPr>
+      </w:pPr>
+      <w:r>
+        <w:rPr>
+          <w:b/>
+          <w:bCs/>
+        </w:rPr>
+        <w:t xml:space="preserve">3.1.8 Availability &amp; Calendar Setup</w:t>
+      </w:r>
+      <w:r>
+        <w:t xml:space="preserve"> </w:t>
+      </w:r>
+      <w:r>
+        <w:t xml:space="preserve">— Pattern G. Web shows true week grid; mobile uses day-by-day stack; tablet hybrid.</w:t>
+      </w:r>
+    </w:p>
+    <w:p>
+      <w:pPr>
+        <w:pStyle w:val="Compact"/>
+        <w:numPr>
+          <w:ilvl w:val="0"/>
+          <w:numId w:val="1039"/>
+        </w:numPr>
+      </w:pPr>
+      <w:r>
+        <w:rPr>
+          <w:b/>
+          <w:bCs/>
+        </w:rPr>
+        <w:t xml:space="preserve">3.1.9 Email Signature Setup</w:t>
+      </w:r>
+      <w:r>
+        <w:t xml:space="preserve"> </w:t>
+      </w:r>
+      <w:r>
+        <w:t xml:space="preserve">— Pattern E (editor). Web is primary surface; mobile/tablet support viewing and minor edits.</w:t>
+      </w:r>
+    </w:p>
+    <w:p>
+      <w:pPr>
+        <w:pStyle w:val="Compact"/>
+        <w:numPr>
+          <w:ilvl w:val="0"/>
+          <w:numId w:val="1039"/>
+        </w:numPr>
+      </w:pPr>
+      <w:r>
+        <w:rPr>
+          <w:b/>
+          <w:bCs/>
+        </w:rPr>
+        <w:t xml:space="preserve">3.1.10 Welcome Tour / First-Run</w:t>
+      </w:r>
+      <w:r>
+        <w:t xml:space="preserve"> </w:t>
+      </w:r>
+      <w:r>
+        <w:t xml:space="preserve">— Pattern G + coachmarks. Coachmarks adjust to viewport-specific UI positions.</w:t>
+      </w:r>
+    </w:p>
+    <w:bookmarkEnd w:id="230"/>
+    <w:bookmarkStart w:id="231" w:name="agent-dashboard-pipeline-3.2.x"/>
     <w:p>
       <w:pPr>
         <w:pStyle w:val="Heading4"/>
       </w:pPr>
       <w:r>
-        <w:t xml:space="preserve">Agent — Client Management (3.3.x)</w:t>
+        <w:t xml:space="preserve">Agent — Dashboard &amp; Pipeline (3.2.x)</w:t>
       </w:r>
     </w:p>
     <w:p>
@@ -59326,13 +59565,13 @@
           <w:b/>
           <w:bCs/>
         </w:rPr>
-        <w:t xml:space="preserve">3.3.1 Client List / Roster</w:t>
-      </w:r>
-      <w:r>
-        <w:t xml:space="preserve"> </w:t>
-      </w:r>
-      <w:r>
-        <w:t xml:space="preserve">— Pattern B.</w:t>
+        <w:t xml:space="preserve">3.2.1 Agent Dashboard / Worklist</w:t>
+      </w:r>
+      <w:r>
+        <w:t xml:space="preserve"> </w:t>
+      </w:r>
+      <w:r>
+        <w:t xml:space="preserve">— Pattern D.</w:t>
       </w:r>
     </w:p>
     <w:p>
@@ -59348,13 +59587,68 @@
           <w:b/>
           <w:bCs/>
         </w:rPr>
-        <w:t xml:space="preserve">3.3.2 Client Detail / Profile</w:t>
-      </w:r>
-      <w:r>
-        <w:t xml:space="preserve"> </w:t>
-      </w:r>
-      <w:r>
-        <w:t xml:space="preserve">— Pattern C.</w:t>
+        <w:t xml:space="preserve">3.2.2 Pipeline / Funnel</w:t>
+      </w:r>
+      <w:r>
+        <w:t xml:space="preserve"> </w:t>
+      </w:r>
+      <w:r>
+        <w:t xml:space="preserve">— Pattern B variant.</w:t>
+      </w:r>
+      <w:r>
+        <w:t xml:space="preserve"> </w:t>
+      </w:r>
+      <w:r>
+        <w:rPr>
+          <w:b/>
+          <w:bCs/>
+        </w:rPr>
+        <w:t xml:space="preserve">Important deviation:</w:t>
+      </w:r>
+      <w:r>
+        <w:t xml:space="preserve"> </w:t>
+      </w:r>
+      <w:r>
+        <w:t xml:space="preserve">mobile collapses the kanban into a stage-picker (one stage at a time, swipe between stages). Tablet shows 2-3 stages at once with horizontal scroll. Web shows the full kanban (5 stages side-by-side) with drag-and-drop.</w:t>
+      </w:r>
+      <w:r>
+        <w:t xml:space="preserve"> </w:t>
+      </w:r>
+      <w:r>
+        <w:rPr>
+          <w:i/>
+          <w:iCs/>
+        </w:rPr>
+        <w:t xml:space="preserve">As built (2026-09-23), three parts of this line were substituted deliberately and the §3.2.2 amendment records why: the phone picker is a row of</w:t>
+      </w:r>
+      <w:r>
+        <w:rPr>
+          <w:i/>
+          <w:iCs/>
+        </w:rPr>
+        <w:t xml:space="preserve"> </w:t>
+      </w:r>
+      <w:r>
+        <w:rPr>
+          <w:rStyle w:val="VerbatimChar"/>
+          <w:i/>
+          <w:iCs/>
+        </w:rPr>
+        <w:t xml:space="preserve">?stage=</w:t>
+      </w:r>
+      <w:r>
+        <w:rPr>
+          <w:i/>
+          <w:iCs/>
+        </w:rPr>
+        <w:t xml:space="preserve"> </w:t>
+      </w:r>
+      <w:r>
+        <w:rPr>
+          <w:i/>
+          <w:iCs/>
+        </w:rPr>
+        <w:t xml:space="preserve">links rather than a swipe, the web columns are flexible rather than five fixed ones, and the stage change is the card menu rather than drag-and-drop. The tablet half shipped as written.</w:t>
       </w:r>
     </w:p>
     <w:p>
@@ -59370,123 +59664,62 @@
           <w:b/>
           <w:bCs/>
         </w:rPr>
-        <w:t xml:space="preserve">3.3.3 – 3.3.8 Client tabs (Overview, Trips, Messages, Documents, Notes, Activity)</w:t>
-      </w:r>
-      <w:r>
-        <w:t xml:space="preserve"> </w:t>
-      </w:r>
-      <w:r>
-        <w:t xml:space="preserve">— Pattern C variants. On mobile each tab is a full screen reached via the tab strip; tablet/web shows all tabs as visible and may show two tabs side-by-side (e.g., Overview + Notes) on web.</w:t>
-      </w:r>
-    </w:p>
-    <w:p>
-      <w:pPr>
-        <w:pStyle w:val="Compact"/>
-        <w:numPr>
-          <w:ilvl w:val="0"/>
-          <w:numId w:val="1040"/>
-        </w:numPr>
-      </w:pPr>
-      <w:r>
-        <w:rPr>
-          <w:b/>
-          <w:bCs/>
-        </w:rPr>
-        <w:t xml:space="preserve">3.3.9 Create Client</w:t>
-      </w:r>
-      <w:r>
-        <w:t xml:space="preserve"> </w:t>
-      </w:r>
-      <w:r>
-        <w:t xml:space="preserve">— Pattern A.</w:t>
-      </w:r>
-    </w:p>
-    <w:p>
-      <w:pPr>
-        <w:pStyle w:val="Compact"/>
-        <w:numPr>
-          <w:ilvl w:val="0"/>
-          <w:numId w:val="1040"/>
-        </w:numPr>
-      </w:pPr>
-      <w:r>
-        <w:rPr>
-          <w:b/>
-          <w:bCs/>
-        </w:rPr>
-        <w:t xml:space="preserve">3.3.10 Edit Client</w:t>
-      </w:r>
-      <w:r>
-        <w:t xml:space="preserve"> </w:t>
-      </w:r>
-      <w:r>
-        <w:t xml:space="preserve">— Pattern A.</w:t>
-      </w:r>
-    </w:p>
-    <w:p>
-      <w:pPr>
-        <w:pStyle w:val="Compact"/>
-        <w:numPr>
-          <w:ilvl w:val="0"/>
-          <w:numId w:val="1040"/>
-        </w:numPr>
-      </w:pPr>
-      <w:r>
-        <w:rPr>
-          <w:b/>
-          <w:bCs/>
-        </w:rPr>
-        <w:t xml:space="preserve">3.3.11 Merge Clients</w:t>
-      </w:r>
-      <w:r>
-        <w:t xml:space="preserve"> </w:t>
-      </w:r>
-      <w:r>
-        <w:t xml:space="preserve">— Pattern J. Web-strongly-preferred — mobile can initiate but the field-by-field picker is desktop-grade and gets a</w:t>
-      </w:r>
-      <w:r>
-        <w:t xml:space="preserve"> </w:t>
-      </w:r>
-      <w:r>
-        <w:t xml:space="preserve">“Best done on desktop”</w:t>
-      </w:r>
-      <w:r>
-        <w:t xml:space="preserve"> </w:t>
-      </w:r>
-      <w:r>
-        <w:t xml:space="preserve">warning on mobile.</w:t>
-      </w:r>
-    </w:p>
-    <w:p>
-      <w:pPr>
-        <w:pStyle w:val="Compact"/>
-        <w:numPr>
-          <w:ilvl w:val="0"/>
-          <w:numId w:val="1040"/>
-        </w:numPr>
-      </w:pPr>
-      <w:r>
-        <w:rPr>
-          <w:b/>
-          <w:bCs/>
-        </w:rPr>
-        <w:t xml:space="preserve">3.3.12 Archive / Restore Client</w:t>
-      </w:r>
-      <w:r>
-        <w:t xml:space="preserve"> </w:t>
-      </w:r>
-      <w:r>
-        <w:t xml:space="preserve">— Pattern J.</w:t>
-      </w:r>
-    </w:p>
-    <w:bookmarkEnd w:id="232"/>
-    <w:bookmarkStart w:id="233" w:name="agent-trip-builder-management-3.4.x"/>
+        <w:t xml:space="preserve">3.2.3 Calendar</w:t>
+      </w:r>
+      <w:r>
+        <w:t xml:space="preserve"> </w:t>
+      </w:r>
+      <w:r>
+        <w:t xml:space="preserve">— Pattern D variant. Mobile: agenda view default; tablet: week view; web: month view default.</w:t>
+      </w:r>
+      <w:r>
+        <w:t xml:space="preserve"> </w:t>
+      </w:r>
+      <w:r>
+        <w:rPr>
+          <w:i/>
+          <w:iCs/>
+        </w:rPr>
+        <w:t xml:space="preserve">As built (2026-09-23), both defaults are honoured by a CSS breakpoint over one DOM and</w:t>
+      </w:r>
+      <w:r>
+        <w:rPr>
+          <w:i/>
+          <w:iCs/>
+        </w:rPr>
+        <w:t xml:space="preserve"> </w:t>
+      </w:r>
+      <w:r>
+        <w:rPr>
+          <w:rStyle w:val="VerbatimChar"/>
+          <w:i/>
+          <w:iCs/>
+        </w:rPr>
+        <w:t xml:space="preserve">?view=</w:t>
+      </w:r>
+      <w:r>
+        <w:rPr>
+          <w:i/>
+          <w:iCs/>
+        </w:rPr>
+        <w:t xml:space="preserve"> </w:t>
+      </w:r>
+      <w:r>
+        <w:rPr>
+          <w:i/>
+          <w:iCs/>
+        </w:rPr>
+        <w:t xml:space="preserve">overrides them at any width; the tablet week view is deferred behind §3.12 and tablet gets the month grid. See the §3.2.3 amendment.</w:t>
+      </w:r>
+    </w:p>
+    <w:bookmarkEnd w:id="231"/>
+    <w:bookmarkStart w:id="232" w:name="agent-client-management-3.3.x"/>
     <w:p>
       <w:pPr>
         <w:pStyle w:val="Heading4"/>
       </w:pPr>
       <w:r>
-        <w:t xml:space="preserve">Agent — Trip Builder &amp; Management (3.4.x)</w:t>
+        <w:t xml:space="preserve">Agent — Client Management (3.3.x)</w:t>
       </w:r>
     </w:p>
     <w:p>
@@ -59502,7 +59735,7 @@
           <w:b/>
           <w:bCs/>
         </w:rPr>
-        <w:t xml:space="preserve">3.4.1 Trip List</w:t>
+        <w:t xml:space="preserve">3.3.1 Client List / Roster</w:t>
       </w:r>
       <w:r>
         <w:t xml:space="preserve"> </w:t>
@@ -59524,29 +59757,13 @@
           <w:b/>
           <w:bCs/>
         </w:rPr>
-        <w:t xml:space="preserve">3.4.2 Trip Detail (Agent View)</w:t>
-      </w:r>
-      <w:r>
-        <w:t xml:space="preserve"> </w:t>
-      </w:r>
-      <w:r>
-        <w:t xml:space="preserve">— Pattern C. Both halves are built: a tab strip beside a wide detail pane on web, and on mobile a horizontally scrolling strip where each tab is a full screen. The strip</w:t>
-      </w:r>
-      <w:r>
-        <w:t xml:space="preserve"> </w:t>
-      </w:r>
-      <w:r>
-        <w:rPr>
-          <w:b/>
-          <w:bCs/>
-        </w:rPr>
-        <w:t xml:space="preserve">scrolls and does not wrap</w:t>
-      </w:r>
-      <w:r>
-        <w:t xml:space="preserve"> </w:t>
-      </w:r>
-      <w:r>
-        <w:t xml:space="preserve">— eight labels will not fit 375pt, and two rows of chips cost the pane below them.</w:t>
+        <w:t xml:space="preserve">3.3.2 Client Detail / Profile</w:t>
+      </w:r>
+      <w:r>
+        <w:t xml:space="preserve"> </w:t>
+      </w:r>
+      <w:r>
+        <w:t xml:space="preserve">— Pattern C.</w:t>
       </w:r>
     </w:p>
     <w:p>
@@ -59562,13 +59779,13 @@
           <w:b/>
           <w:bCs/>
         </w:rPr>
-        <w:t xml:space="preserve">3.4.3 Create New Trip — Type Selector</w:t>
-      </w:r>
-      <w:r>
-        <w:t xml:space="preserve"> </w:t>
-      </w:r>
-      <w:r>
-        <w:t xml:space="preserve">— Pattern G.</w:t>
+        <w:t xml:space="preserve">3.3.3 – 3.3.8 Client tabs (Overview, Trips, Messages, Documents, Notes, Activity)</w:t>
+      </w:r>
+      <w:r>
+        <w:t xml:space="preserve"> </w:t>
+      </w:r>
+      <w:r>
+        <w:t xml:space="preserve">— Pattern C variants. On mobile each tab is a full screen reached via the tab strip; tablet/web shows all tabs as visible and may show two tabs side-by-side (e.g., Overview + Notes) on web.</w:t>
       </w:r>
     </w:p>
     <w:p>
@@ -59584,29 +59801,13 @@
           <w:b/>
           <w:bCs/>
         </w:rPr>
-        <w:t xml:space="preserve">3.4.4 Trip Builder Workspace</w:t>
-      </w:r>
-      <w:r>
-        <w:t xml:space="preserve"> </w:t>
-      </w:r>
-      <w:r>
-        <w:t xml:space="preserve">— Pattern E.</w:t>
-      </w:r>
-      <w:r>
-        <w:t xml:space="preserve"> </w:t>
-      </w:r>
-      <w:r>
-        <w:rPr>
-          <w:b/>
-          <w:bCs/>
-        </w:rPr>
-        <w:t xml:space="preserve">Web-primary.</w:t>
-      </w:r>
-      <w:r>
-        <w:t xml:space="preserve"> </w:t>
-      </w:r>
-      <w:r>
-        <w:t xml:space="preserve">Mobile shows the trip builder as a vertical component list with bottom-sheet add flow — usable for additions and edits, but full trip-building from scratch is awkward. Tablet works comfortably in landscape. Web is the intended deep-work surface.</w:t>
+        <w:t xml:space="preserve">3.3.9 Create Client</w:t>
+      </w:r>
+      <w:r>
+        <w:t xml:space="preserve"> </w:t>
+      </w:r>
+      <w:r>
+        <w:t xml:space="preserve">— Pattern A.</w:t>
       </w:r>
     </w:p>
     <w:p>
@@ -59622,13 +59823,13 @@
           <w:b/>
           <w:bCs/>
         </w:rPr>
-        <w:t xml:space="preserve">3.4.5 – 3.4.12 Component Add/Edit screens</w:t>
-      </w:r>
-      <w:r>
-        <w:t xml:space="preserve"> </w:t>
-      </w:r>
-      <w:r>
-        <w:t xml:space="preserve">— Pattern A within Pattern E. Search-based component adds (flight, hotel, cruise, tour) use Pattern F inside the builder.</w:t>
+        <w:t xml:space="preserve">3.3.10 Edit Client</w:t>
+      </w:r>
+      <w:r>
+        <w:t xml:space="preserve"> </w:t>
+      </w:r>
+      <w:r>
+        <w:t xml:space="preserve">— Pattern A.</w:t>
       </w:r>
     </w:p>
     <w:p>
@@ -59644,29 +59845,25 @@
           <w:b/>
           <w:bCs/>
         </w:rPr>
-        <w:t xml:space="preserve">3.4.13 Trip Template Library</w:t>
-      </w:r>
-      <w:r>
-        <w:t xml:space="preserve"> </w:t>
-      </w:r>
-      <w:r>
-        <w:t xml:space="preserve">— Pattern B + Pattern E.</w:t>
-      </w:r>
-      <w:r>
-        <w:t xml:space="preserve"> </w:t>
-      </w:r>
-      <w:r>
-        <w:rPr>
-          <w:b/>
-          <w:bCs/>
-        </w:rPr>
-        <w:t xml:space="preserve">Web-only at MVP</w:t>
-      </w:r>
-      <w:r>
-        <w:t xml:space="preserve"> </w:t>
-      </w:r>
-      <w:r>
-        <w:t xml:space="preserve">for editing templates; mobile/tablet can browse and apply.</w:t>
+        <w:t xml:space="preserve">3.3.11 Merge Clients</w:t>
+      </w:r>
+      <w:r>
+        <w:t xml:space="preserve"> </w:t>
+      </w:r>
+      <w:r>
+        <w:t xml:space="preserve">— Pattern J. Web-strongly-preferred — mobile can initiate but the field-by-field picker is desktop-grade and gets a</w:t>
+      </w:r>
+      <w:r>
+        <w:t xml:space="preserve"> </w:t>
+      </w:r>
+      <w:r>
+        <w:t xml:space="preserve">“Best done on desktop”</w:t>
+      </w:r>
+      <w:r>
+        <w:t xml:space="preserve"> </w:t>
+      </w:r>
+      <w:r>
+        <w:t xml:space="preserve">warning on mobile.</w:t>
       </w:r>
     </w:p>
     <w:p>
@@ -59682,51 +59879,7 @@
           <w:b/>
           <w:bCs/>
         </w:rPr>
-        <w:t xml:space="preserve">3.4.14 Itinerary Editor</w:t>
-      </w:r>
-      <w:r>
-        <w:t xml:space="preserve"> </w:t>
-      </w:r>
-      <w:r>
-        <w:t xml:space="preserve">— Pattern E. Web-primary like 3.4.4.</w:t>
-      </w:r>
-    </w:p>
-    <w:p>
-      <w:pPr>
-        <w:pStyle w:val="Compact"/>
-        <w:numPr>
-          <w:ilvl w:val="0"/>
-          <w:numId w:val="1041"/>
-        </w:numPr>
-      </w:pPr>
-      <w:r>
-        <w:rPr>
-          <w:b/>
-          <w:bCs/>
-        </w:rPr>
-        <w:t xml:space="preserve">3.4.15 Trip Payment Schedule</w:t>
-      </w:r>
-      <w:r>
-        <w:t xml:space="preserve"> </w:t>
-      </w:r>
-      <w:r>
-        <w:t xml:space="preserve">— Pattern A.</w:t>
-      </w:r>
-    </w:p>
-    <w:p>
-      <w:pPr>
-        <w:pStyle w:val="Compact"/>
-        <w:numPr>
-          <w:ilvl w:val="0"/>
-          <w:numId w:val="1041"/>
-        </w:numPr>
-      </w:pPr>
-      <w:r>
-        <w:rPr>
-          <w:b/>
-          <w:bCs/>
-        </w:rPr>
-        <w:t xml:space="preserve">3.4.16 Cancel / Archive Trip</w:t>
+        <w:t xml:space="preserve">3.3.12 Archive / Restore Client</w:t>
       </w:r>
       <w:r>
         <w:t xml:space="preserve"> </w:t>
@@ -59735,14 +59888,14 @@
         <w:t xml:space="preserve">— Pattern J.</w:t>
       </w:r>
     </w:p>
-    <w:bookmarkEnd w:id="233"/>
-    <w:bookmarkStart w:id="234" w:name="agent-proposal-itinerary-3.5.x"/>
+    <w:bookmarkEnd w:id="232"/>
+    <w:bookmarkStart w:id="233" w:name="agent-trip-builder-management-3.4.x"/>
     <w:p>
       <w:pPr>
         <w:pStyle w:val="Heading4"/>
       </w:pPr>
       <w:r>
-        <w:t xml:space="preserve">Agent — Proposal &amp; Itinerary (3.5.x)</w:t>
+        <w:t xml:space="preserve">Agent — Trip Builder &amp; Management (3.4.x)</w:t>
       </w:r>
     </w:p>
     <w:p>
@@ -59758,13 +59911,13 @@
           <w:b/>
           <w:bCs/>
         </w:rPr>
-        <w:t xml:space="preserve">3.5.1 Proposal Builder</w:t>
-      </w:r>
-      <w:r>
-        <w:t xml:space="preserve"> </w:t>
-      </w:r>
-      <w:r>
-        <w:t xml:space="preserve">— Pattern E. Web-primary.</w:t>
+        <w:t xml:space="preserve">3.4.1 Trip List</w:t>
+      </w:r>
+      <w:r>
+        <w:t xml:space="preserve"> </w:t>
+      </w:r>
+      <w:r>
+        <w:t xml:space="preserve">— Pattern B.</w:t>
       </w:r>
     </w:p>
     <w:p>
@@ -59780,13 +59933,29 @@
           <w:b/>
           <w:bCs/>
         </w:rPr>
-        <w:t xml:space="preserve">3.5.2 Proposal Preview</w:t>
-      </w:r>
-      <w:r>
-        <w:t xml:space="preserve"> </w:t>
-      </w:r>
-      <w:r>
-        <w:t xml:space="preserve">— Pattern I.</w:t>
+        <w:t xml:space="preserve">3.4.2 Trip Detail (Agent View)</w:t>
+      </w:r>
+      <w:r>
+        <w:t xml:space="preserve"> </w:t>
+      </w:r>
+      <w:r>
+        <w:t xml:space="preserve">— Pattern C. Both halves are built: a tab strip beside a wide detail pane on web, and on mobile a horizontally scrolling strip where each tab is a full screen. The strip</w:t>
+      </w:r>
+      <w:r>
+        <w:t xml:space="preserve"> </w:t>
+      </w:r>
+      <w:r>
+        <w:rPr>
+          <w:b/>
+          <w:bCs/>
+        </w:rPr>
+        <w:t xml:space="preserve">scrolls and does not wrap</w:t>
+      </w:r>
+      <w:r>
+        <w:t xml:space="preserve"> </w:t>
+      </w:r>
+      <w:r>
+        <w:t xml:space="preserve">— eight labels will not fit 375pt, and two rows of chips cost the pane below them.</w:t>
       </w:r>
     </w:p>
     <w:p>
@@ -59802,13 +59971,13 @@
           <w:b/>
           <w:bCs/>
         </w:rPr>
-        <w:t xml:space="preserve">3.5.3 Send Proposal</w:t>
-      </w:r>
-      <w:r>
-        <w:t xml:space="preserve"> </w:t>
-      </w:r>
-      <w:r>
-        <w:t xml:space="preserve">— Pattern A.</w:t>
+        <w:t xml:space="preserve">3.4.3 Create New Trip — Type Selector</w:t>
+      </w:r>
+      <w:r>
+        <w:t xml:space="preserve"> </w:t>
+      </w:r>
+      <w:r>
+        <w:t xml:space="preserve">— Pattern G.</w:t>
       </w:r>
     </w:p>
     <w:p>
@@ -59824,13 +59993,29 @@
           <w:b/>
           <w:bCs/>
         </w:rPr>
-        <w:t xml:space="preserve">3.5.4 Proposal Sent Confirmation</w:t>
-      </w:r>
-      <w:r>
-        <w:t xml:space="preserve"> </w:t>
-      </w:r>
-      <w:r>
-        <w:t xml:space="preserve">— Pattern J.</w:t>
+        <w:t xml:space="preserve">3.4.4 Trip Builder Workspace</w:t>
+      </w:r>
+      <w:r>
+        <w:t xml:space="preserve"> </w:t>
+      </w:r>
+      <w:r>
+        <w:t xml:space="preserve">— Pattern E.</w:t>
+      </w:r>
+      <w:r>
+        <w:t xml:space="preserve"> </w:t>
+      </w:r>
+      <w:r>
+        <w:rPr>
+          <w:b/>
+          <w:bCs/>
+        </w:rPr>
+        <w:t xml:space="preserve">Web-primary.</w:t>
+      </w:r>
+      <w:r>
+        <w:t xml:space="preserve"> </w:t>
+      </w:r>
+      <w:r>
+        <w:t xml:space="preserve">Mobile shows the trip builder as a vertical component list with bottom-sheet add flow — usable for additions and edits, but full trip-building from scratch is awkward. Tablet works comfortably in landscape. Web is the intended deep-work surface.</w:t>
       </w:r>
     </w:p>
     <w:p>
@@ -59846,13 +60031,13 @@
           <w:b/>
           <w:bCs/>
         </w:rPr>
-        <w:t xml:space="preserve">3.5.5 Itinerary Auto-Generator</w:t>
-      </w:r>
-      <w:r>
-        <w:t xml:space="preserve"> </w:t>
-      </w:r>
-      <w:r>
-        <w:t xml:space="preserve">— Pattern E. Web-primary; mobile/tablet support previewing the generated output.</w:t>
+        <w:t xml:space="preserve">3.4.5 – 3.4.12 Component Add/Edit screens</w:t>
+      </w:r>
+      <w:r>
+        <w:t xml:space="preserve"> </w:t>
+      </w:r>
+      <w:r>
+        <w:t xml:space="preserve">— Pattern A within Pattern E. Search-based component adds (flight, hotel, cruise, tour) use Pattern F inside the builder.</w:t>
       </w:r>
     </w:p>
     <w:p>
@@ -59868,13 +60053,29 @@
           <w:b/>
           <w:bCs/>
         </w:rPr>
-        <w:t xml:space="preserve">3.5.6 Itinerary Preview (Agent)</w:t>
-      </w:r>
-      <w:r>
-        <w:t xml:space="preserve"> </w:t>
-      </w:r>
-      <w:r>
-        <w:t xml:space="preserve">— Pattern I.</w:t>
+        <w:t xml:space="preserve">3.4.13 Trip Template Library</w:t>
+      </w:r>
+      <w:r>
+        <w:t xml:space="preserve"> </w:t>
+      </w:r>
+      <w:r>
+        <w:t xml:space="preserve">— Pattern B + Pattern E.</w:t>
+      </w:r>
+      <w:r>
+        <w:t xml:space="preserve"> </w:t>
+      </w:r>
+      <w:r>
+        <w:rPr>
+          <w:b/>
+          <w:bCs/>
+        </w:rPr>
+        <w:t xml:space="preserve">Web-only at MVP</w:t>
+      </w:r>
+      <w:r>
+        <w:t xml:space="preserve"> </w:t>
+      </w:r>
+      <w:r>
+        <w:t xml:space="preserve">for editing templates; mobile/tablet can browse and apply.</w:t>
       </w:r>
     </w:p>
     <w:p>
@@ -59890,7 +60091,51 @@
           <w:b/>
           <w:bCs/>
         </w:rPr>
-        <w:t xml:space="preserve">3.5.7 Publish Itinerary Update</w:t>
+        <w:t xml:space="preserve">3.4.14 Itinerary Editor</w:t>
+      </w:r>
+      <w:r>
+        <w:t xml:space="preserve"> </w:t>
+      </w:r>
+      <w:r>
+        <w:t xml:space="preserve">— Pattern E. Web-primary like 3.4.4.</w:t>
+      </w:r>
+    </w:p>
+    <w:p>
+      <w:pPr>
+        <w:pStyle w:val="Compact"/>
+        <w:numPr>
+          <w:ilvl w:val="0"/>
+          <w:numId w:val="1042"/>
+        </w:numPr>
+      </w:pPr>
+      <w:r>
+        <w:rPr>
+          <w:b/>
+          <w:bCs/>
+        </w:rPr>
+        <w:t xml:space="preserve">3.4.15 Trip Payment Schedule</w:t>
+      </w:r>
+      <w:r>
+        <w:t xml:space="preserve"> </w:t>
+      </w:r>
+      <w:r>
+        <w:t xml:space="preserve">— Pattern A.</w:t>
+      </w:r>
+    </w:p>
+    <w:p>
+      <w:pPr>
+        <w:pStyle w:val="Compact"/>
+        <w:numPr>
+          <w:ilvl w:val="0"/>
+          <w:numId w:val="1042"/>
+        </w:numPr>
+      </w:pPr>
+      <w:r>
+        <w:rPr>
+          <w:b/>
+          <w:bCs/>
+        </w:rPr>
+        <w:t xml:space="preserve">3.4.16 Cancel / Archive Trip</w:t>
       </w:r>
       <w:r>
         <w:t xml:space="preserve"> </w:t>
@@ -59899,209 +60144,14 @@
         <w:t xml:space="preserve">— Pattern J.</w:t>
       </w:r>
     </w:p>
-    <w:bookmarkEnd w:id="234"/>
-    <w:bookmarkStart w:id="235" w:name="agent-supplier-payments-3.6.x"/>
+    <w:bookmarkEnd w:id="233"/>
+    <w:bookmarkStart w:id="234" w:name="agent-proposal-itinerary-3.5.x"/>
     <w:p>
       <w:pPr>
         <w:pStyle w:val="Heading4"/>
       </w:pPr>
       <w:r>
-        <w:t xml:space="preserve">Agent — Supplier Payments (3.6.x)</w:t>
-      </w:r>
-    </w:p>
-    <w:p>
-      <w:pPr>
-        <w:pStyle w:val="BlockText"/>
-      </w:pPr>
-      <w:r>
-        <w:rPr>
-          <w:b/>
-          <w:bCs/>
-        </w:rPr>
-        <w:t xml:space="preserve">Amended 2026-10-16.</w:t>
-      </w:r>
-      <w:r>
-        <w:t xml:space="preserve"> </w:t>
-      </w:r>
-      <w:r>
-        <w:t xml:space="preserve">Reshaped per §3.6.</w:t>
-      </w:r>
-      <w:r>
-        <w:t xml:space="preserve"> </w:t>
-      </w:r>
-      <w:r>
-        <w:rPr>
-          <w:b/>
-          <w:bCs/>
-        </w:rPr>
-        <w:t xml:space="preserve">Web only, no phone treatment</w:t>
-      </w:r>
-      <w:r>
-        <w:t xml:space="preserve">, like §3.7.</w:t>
-      </w:r>
-      <w:r>
-        <w:t xml:space="preserve"> </w:t>
-      </w:r>
-      <w:r>
-        <w:t xml:space="preserve">-</w:t>
-      </w:r>
-      <w:r>
-        <w:t xml:space="preserve"> </w:t>
-      </w:r>
-      <w:r>
-        <w:rPr>
-          <w:b/>
-          <w:bCs/>
-        </w:rPr>
-        <w:t xml:space="preserve">3.6.1 Trip Payments</w:t>
-      </w:r>
-      <w:r>
-        <w:t xml:space="preserve"> </w:t>
-      </w:r>
-      <w:r>
-        <w:t xml:space="preserve">— Pattern B (a row per milestone, inside Trip Detail’s Payments tab).</w:t>
-      </w:r>
-      <w:r>
-        <w:t xml:space="preserve"> </w:t>
-      </w:r>
-      <w:r>
-        <w:t xml:space="preserve">-</w:t>
-      </w:r>
-      <w:r>
-        <w:t xml:space="preserve"> </w:t>
-      </w:r>
-      <w:r>
-        <w:rPr>
-          <w:b/>
-          <w:bCs/>
-        </w:rPr>
-        <w:t xml:space="preserve">3.6.2 Send Payment Link</w:t>
-      </w:r>
-      <w:r>
-        <w:t xml:space="preserve"> </w:t>
-      </w:r>
-      <w:r>
-        <w:t xml:space="preserve">— Pattern J (the template picker over the trip’s thread, §3.10.3).</w:t>
-      </w:r>
-      <w:r>
-        <w:t xml:space="preserve"> </w:t>
-      </w:r>
-      <w:r>
-        <w:t xml:space="preserve">-</w:t>
-      </w:r>
-      <w:r>
-        <w:t xml:space="preserve"> </w:t>
-      </w:r>
-      <w:r>
-        <w:rPr>
-          <w:b/>
-          <w:bCs/>
-        </w:rPr>
-        <w:t xml:space="preserve">3.6.3 Authorization Request Sent</w:t>
-      </w:r>
-      <w:r>
-        <w:t xml:space="preserve"> </w:t>
-      </w:r>
-      <w:r>
-        <w:t xml:space="preserve">— Removed 2026-10-16.</w:t>
-      </w:r>
-      <w:r>
-        <w:t xml:space="preserve"> </w:t>
-      </w:r>
-      <w:r>
-        <w:t xml:space="preserve">-</w:t>
-      </w:r>
-      <w:r>
-        <w:t xml:space="preserve"> </w:t>
-      </w:r>
-      <w:r>
-        <w:rPr>
-          <w:b/>
-          <w:bCs/>
-        </w:rPr>
-        <w:t xml:space="preserve">3.6.4 Reveal Card Number</w:t>
-      </w:r>
-      <w:r>
-        <w:t xml:space="preserve"> </w:t>
-      </w:r>
-      <w:r>
-        <w:t xml:space="preserve">— Removed 2026-10-16. The app holds no card.</w:t>
-      </w:r>
-      <w:r>
-        <w:t xml:space="preserve"> </w:t>
-      </w:r>
-      <w:r>
-        <w:t xml:space="preserve">-</w:t>
-      </w:r>
-      <w:r>
-        <w:t xml:space="preserve"> </w:t>
-      </w:r>
-      <w:r>
-        <w:rPr>
-          <w:b/>
-          <w:bCs/>
-        </w:rPr>
-        <w:t xml:space="preserve">3.6.5 Mark Paid</w:t>
-      </w:r>
-      <w:r>
-        <w:t xml:space="preserve"> </w:t>
-      </w:r>
-      <w:r>
-        <w:t xml:space="preserve">— Pattern J (a short form in a dialog).</w:t>
-      </w:r>
-      <w:r>
-        <w:t xml:space="preserve"> </w:t>
-      </w:r>
-      <w:r>
-        <w:t xml:space="preserve">-</w:t>
-      </w:r>
-      <w:r>
-        <w:t xml:space="preserve"> </w:t>
-      </w:r>
-      <w:r>
-        <w:rPr>
-          <w:b/>
-          <w:bCs/>
-        </w:rPr>
-        <w:t xml:space="preserve">3.6.6 Payment History</w:t>
-      </w:r>
-      <w:r>
-        <w:t xml:space="preserve"> </w:t>
-      </w:r>
-      <w:r>
-        <w:t xml:space="preserve">— Pattern B.</w:t>
-      </w:r>
-      <w:r>
-        <w:t xml:space="preserve"> </w:t>
-      </w:r>
-      <w:r>
-        <w:t xml:space="preserve">-</w:t>
-      </w:r>
-      <w:r>
-        <w:t xml:space="preserve"> </w:t>
-      </w:r>
-      <w:r>
-        <w:rPr>
-          <w:b/>
-          <w:bCs/>
-        </w:rPr>
-        <w:t xml:space="preserve">3.6.7 Set or Update Spending Limit</w:t>
-      </w:r>
-      <w:r>
-        <w:t xml:space="preserve"> </w:t>
-      </w:r>
-      <w:r>
-        <w:t xml:space="preserve">— Removed 2026-10-16.</w:t>
-      </w:r>
-    </w:p>
-    <w:bookmarkEnd w:id="235"/>
-    <w:bookmarkStart w:id="236" w:name="agent-commission-tracking-3.7.x"/>
-    <w:p>
-      <w:pPr>
-        <w:pStyle w:val="Heading4"/>
-      </w:pPr>
-      <w:r>
-        <w:t xml:space="preserve">Agent — Commission Tracking (3.7.x)</w:t>
+        <w:t xml:space="preserve">Agent — Proposal &amp; Itinerary (3.5.x)</w:t>
       </w:r>
     </w:p>
     <w:p>
@@ -60117,13 +60167,13 @@
           <w:b/>
           <w:bCs/>
         </w:rPr>
-        <w:t xml:space="preserve">3.7.1 Commission Dashboard</w:t>
-      </w:r>
-      <w:r>
-        <w:t xml:space="preserve"> </w:t>
-      </w:r>
-      <w:r>
-        <w:t xml:space="preserve">— Pattern D.</w:t>
+        <w:t xml:space="preserve">3.5.1 Proposal Builder</w:t>
+      </w:r>
+      <w:r>
+        <w:t xml:space="preserve"> </w:t>
+      </w:r>
+      <w:r>
+        <w:t xml:space="preserve">— Pattern E. Web-primary.</w:t>
       </w:r>
     </w:p>
     <w:p>
@@ -60139,13 +60189,13 @@
           <w:b/>
           <w:bCs/>
         </w:rPr>
-        <w:t xml:space="preserve">3.7.2 Commission List</w:t>
-      </w:r>
-      <w:r>
-        <w:t xml:space="preserve"> </w:t>
-      </w:r>
-      <w:r>
-        <w:t xml:space="preserve">— Pattern B.</w:t>
+        <w:t xml:space="preserve">3.5.2 Proposal Preview</w:t>
+      </w:r>
+      <w:r>
+        <w:t xml:space="preserve"> </w:t>
+      </w:r>
+      <w:r>
+        <w:t xml:space="preserve">— Pattern I.</w:t>
       </w:r>
     </w:p>
     <w:p>
@@ -60161,13 +60211,13 @@
           <w:b/>
           <w:bCs/>
         </w:rPr>
-        <w:t xml:space="preserve">3.7.3 Commission Detail / Edit</w:t>
-      </w:r>
-      <w:r>
-        <w:t xml:space="preserve"> </w:t>
-      </w:r>
-      <w:r>
-        <w:t xml:space="preserve">— Pattern C.</w:t>
+        <w:t xml:space="preserve">3.5.3 Send Proposal</w:t>
+      </w:r>
+      <w:r>
+        <w:t xml:space="preserve"> </w:t>
+      </w:r>
+      <w:r>
+        <w:t xml:space="preserve">— Pattern A.</w:t>
       </w:r>
     </w:p>
     <w:p>
@@ -60183,13 +60233,13 @@
           <w:b/>
           <w:bCs/>
         </w:rPr>
-        <w:t xml:space="preserve">3.7.4 Add Commission Entry</w:t>
-      </w:r>
-      <w:r>
-        <w:t xml:space="preserve"> </w:t>
-      </w:r>
-      <w:r>
-        <w:t xml:space="preserve">— Pattern A.</w:t>
+        <w:t xml:space="preserve">3.5.4 Proposal Sent Confirmation</w:t>
+      </w:r>
+      <w:r>
+        <w:t xml:space="preserve"> </w:t>
+      </w:r>
+      <w:r>
+        <w:t xml:space="preserve">— Pattern J.</w:t>
       </w:r>
     </w:p>
     <w:p>
@@ -60205,41 +60255,13 @@
           <w:b/>
           <w:bCs/>
         </w:rPr>
-        <w:t xml:space="preserve">3.7.5 Inteletravel CSV Import</w:t>
-      </w:r>
-      <w:r>
-        <w:t xml:space="preserve"> </w:t>
-      </w:r>
-      <w:r>
-        <w:t xml:space="preserve">— Pattern G.</w:t>
-      </w:r>
-      <w:r>
-        <w:t xml:space="preserve"> </w:t>
-      </w:r>
-      <w:r>
-        <w:rPr>
-          <w:b/>
-          <w:bCs/>
-        </w:rPr>
-        <w:t xml:space="preserve">Web-only at MVP</w:t>
-      </w:r>
-      <w:r>
-        <w:t xml:space="preserve"> </w:t>
-      </w:r>
-      <w:r>
-        <w:t xml:space="preserve">— CSV mapping is desk work; mobile shows a</w:t>
-      </w:r>
-      <w:r>
-        <w:t xml:space="preserve"> </w:t>
-      </w:r>
-      <w:r>
-        <w:t xml:space="preserve">“Best done on desktop”</w:t>
-      </w:r>
-      <w:r>
-        <w:t xml:space="preserve"> </w:t>
-      </w:r>
-      <w:r>
-        <w:t xml:space="preserve">message with link to email-yourself-the-CSV.</w:t>
+        <w:t xml:space="preserve">3.5.5 Itinerary Auto-Generator</w:t>
+      </w:r>
+      <w:r>
+        <w:t xml:space="preserve"> </w:t>
+      </w:r>
+      <w:r>
+        <w:t xml:space="preserve">— Pattern E. Web-primary; mobile/tablet support previewing the generated output.</w:t>
       </w:r>
     </w:p>
     <w:p>
@@ -60255,26 +60277,13 @@
           <w:b/>
           <w:bCs/>
         </w:rPr>
-        <w:t xml:space="preserve">3.7.6 Reconciliation View</w:t>
-      </w:r>
-      <w:r>
-        <w:t xml:space="preserve"> </w:t>
-      </w:r>
-      <w:r>
-        <w:t xml:space="preserve">— Pattern B variant (side-by-side match).</w:t>
-      </w:r>
-      <w:r>
-        <w:t xml:space="preserve"> </w:t>
-      </w:r>
-      <w:r>
-        <w:rPr>
-          <w:b/>
-          <w:bCs/>
-        </w:rPr>
-        <w:t xml:space="preserve">Web-primary</w:t>
-      </w:r>
-      <w:r>
-        <w:t xml:space="preserve">; tablet supports landscape; mobile is read-only.</w:t>
+        <w:t xml:space="preserve">3.5.6 Itinerary Preview (Agent)</w:t>
+      </w:r>
+      <w:r>
+        <w:t xml:space="preserve"> </w:t>
+      </w:r>
+      <w:r>
+        <w:t xml:space="preserve">— Pattern I.</w:t>
       </w:r>
     </w:p>
     <w:p>
@@ -60290,23 +60299,218 @@
           <w:b/>
           <w:bCs/>
         </w:rPr>
-        <w:t xml:space="preserve">3.7.7 Commission Forecast / Pipeline</w:t>
-      </w:r>
-      <w:r>
-        <w:t xml:space="preserve"> </w:t>
-      </w:r>
-      <w:r>
-        <w:t xml:space="preserve">— Pattern D.</w:t>
-      </w:r>
-    </w:p>
-    <w:bookmarkEnd w:id="236"/>
-    <w:bookmarkStart w:id="237" w:name="agent-leads-3.8.x"/>
+        <w:t xml:space="preserve">3.5.7 Publish Itinerary Update</w:t>
+      </w:r>
+      <w:r>
+        <w:t xml:space="preserve"> </w:t>
+      </w:r>
+      <w:r>
+        <w:t xml:space="preserve">— Pattern J.</w:t>
+      </w:r>
+    </w:p>
+    <w:bookmarkEnd w:id="234"/>
+    <w:bookmarkStart w:id="235" w:name="agent-supplier-payments-3.6.x"/>
     <w:p>
       <w:pPr>
         <w:pStyle w:val="Heading4"/>
       </w:pPr>
       <w:r>
-        <w:t xml:space="preserve">Agent — Leads (3.8.x)</w:t>
+        <w:t xml:space="preserve">Agent — Supplier Payments (3.6.x)</w:t>
+      </w:r>
+    </w:p>
+    <w:p>
+      <w:pPr>
+        <w:pStyle w:val="BlockText"/>
+      </w:pPr>
+      <w:r>
+        <w:rPr>
+          <w:b/>
+          <w:bCs/>
+        </w:rPr>
+        <w:t xml:space="preserve">Amended 2026-10-16.</w:t>
+      </w:r>
+      <w:r>
+        <w:t xml:space="preserve"> </w:t>
+      </w:r>
+      <w:r>
+        <w:t xml:space="preserve">Reshaped per §3.6.</w:t>
+      </w:r>
+      <w:r>
+        <w:t xml:space="preserve"> </w:t>
+      </w:r>
+      <w:r>
+        <w:rPr>
+          <w:b/>
+          <w:bCs/>
+        </w:rPr>
+        <w:t xml:space="preserve">Web only, no phone treatment</w:t>
+      </w:r>
+      <w:r>
+        <w:t xml:space="preserve">, like §3.7.</w:t>
+      </w:r>
+      <w:r>
+        <w:t xml:space="preserve"> </w:t>
+      </w:r>
+      <w:r>
+        <w:t xml:space="preserve">-</w:t>
+      </w:r>
+      <w:r>
+        <w:t xml:space="preserve"> </w:t>
+      </w:r>
+      <w:r>
+        <w:rPr>
+          <w:b/>
+          <w:bCs/>
+        </w:rPr>
+        <w:t xml:space="preserve">3.6.1 Trip Payments</w:t>
+      </w:r>
+      <w:r>
+        <w:t xml:space="preserve"> </w:t>
+      </w:r>
+      <w:r>
+        <w:t xml:space="preserve">— Pattern B (a row per milestone, inside Trip Detail’s Payments tab).</w:t>
+      </w:r>
+      <w:r>
+        <w:t xml:space="preserve"> </w:t>
+      </w:r>
+      <w:r>
+        <w:t xml:space="preserve">-</w:t>
+      </w:r>
+      <w:r>
+        <w:t xml:space="preserve"> </w:t>
+      </w:r>
+      <w:r>
+        <w:rPr>
+          <w:b/>
+          <w:bCs/>
+        </w:rPr>
+        <w:t xml:space="preserve">3.6.2 Send Payment Link</w:t>
+      </w:r>
+      <w:r>
+        <w:t xml:space="preserve"> </w:t>
+      </w:r>
+      <w:r>
+        <w:t xml:space="preserve">— Pattern J (the template picker over the trip’s thread, §3.10.3).</w:t>
+      </w:r>
+      <w:r>
+        <w:t xml:space="preserve"> </w:t>
+      </w:r>
+      <w:r>
+        <w:t xml:space="preserve">-</w:t>
+      </w:r>
+      <w:r>
+        <w:t xml:space="preserve"> </w:t>
+      </w:r>
+      <w:r>
+        <w:rPr>
+          <w:b/>
+          <w:bCs/>
+        </w:rPr>
+        <w:t xml:space="preserve">3.6.3 Authorization Request Sent</w:t>
+      </w:r>
+      <w:r>
+        <w:t xml:space="preserve"> </w:t>
+      </w:r>
+      <w:r>
+        <w:t xml:space="preserve">— Removed 2026-10-16.</w:t>
+      </w:r>
+      <w:r>
+        <w:t xml:space="preserve"> </w:t>
+      </w:r>
+      <w:r>
+        <w:t xml:space="preserve">-</w:t>
+      </w:r>
+      <w:r>
+        <w:t xml:space="preserve"> </w:t>
+      </w:r>
+      <w:r>
+        <w:rPr>
+          <w:b/>
+          <w:bCs/>
+        </w:rPr>
+        <w:t xml:space="preserve">3.6.4 Reveal Card Number</w:t>
+      </w:r>
+      <w:r>
+        <w:t xml:space="preserve"> </w:t>
+      </w:r>
+      <w:r>
+        <w:t xml:space="preserve">— Removed 2026-10-16. The app holds no card.</w:t>
+      </w:r>
+      <w:r>
+        <w:t xml:space="preserve"> </w:t>
+      </w:r>
+      <w:r>
+        <w:t xml:space="preserve">-</w:t>
+      </w:r>
+      <w:r>
+        <w:t xml:space="preserve"> </w:t>
+      </w:r>
+      <w:r>
+        <w:rPr>
+          <w:b/>
+          <w:bCs/>
+        </w:rPr>
+        <w:t xml:space="preserve">3.6.5 Mark Paid</w:t>
+      </w:r>
+      <w:r>
+        <w:t xml:space="preserve"> </w:t>
+      </w:r>
+      <w:r>
+        <w:t xml:space="preserve">— Pattern J (a short form in a dialog).</w:t>
+      </w:r>
+      <w:r>
+        <w:t xml:space="preserve"> </w:t>
+      </w:r>
+      <w:r>
+        <w:t xml:space="preserve">-</w:t>
+      </w:r>
+      <w:r>
+        <w:t xml:space="preserve"> </w:t>
+      </w:r>
+      <w:r>
+        <w:rPr>
+          <w:b/>
+          <w:bCs/>
+        </w:rPr>
+        <w:t xml:space="preserve">3.6.6 Payment History</w:t>
+      </w:r>
+      <w:r>
+        <w:t xml:space="preserve"> </w:t>
+      </w:r>
+      <w:r>
+        <w:t xml:space="preserve">— Pattern B.</w:t>
+      </w:r>
+      <w:r>
+        <w:t xml:space="preserve"> </w:t>
+      </w:r>
+      <w:r>
+        <w:t xml:space="preserve">-</w:t>
+      </w:r>
+      <w:r>
+        <w:t xml:space="preserve"> </w:t>
+      </w:r>
+      <w:r>
+        <w:rPr>
+          <w:b/>
+          <w:bCs/>
+        </w:rPr>
+        <w:t xml:space="preserve">3.6.7 Set or Update Spending Limit</w:t>
+      </w:r>
+      <w:r>
+        <w:t xml:space="preserve"> </w:t>
+      </w:r>
+      <w:r>
+        <w:t xml:space="preserve">— Removed 2026-10-16.</w:t>
+      </w:r>
+    </w:p>
+    <w:bookmarkEnd w:id="235"/>
+    <w:bookmarkStart w:id="236" w:name="agent-commission-tracking-3.7.x"/>
+    <w:p>
+      <w:pPr>
+        <w:pStyle w:val="Heading4"/>
+      </w:pPr>
+      <w:r>
+        <w:t xml:space="preserve">Agent — Commission Tracking (3.7.x)</w:t>
       </w:r>
     </w:p>
     <w:p>
@@ -60322,13 +60526,13 @@
           <w:b/>
           <w:bCs/>
         </w:rPr>
-        <w:t xml:space="preserve">3.8.1 Leads Inbox</w:t>
-      </w:r>
-      <w:r>
-        <w:t xml:space="preserve"> </w:t>
-      </w:r>
-      <w:r>
-        <w:t xml:space="preserve">— Pattern B.</w:t>
+        <w:t xml:space="preserve">3.7.1 Commission Dashboard</w:t>
+      </w:r>
+      <w:r>
+        <w:t xml:space="preserve"> </w:t>
+      </w:r>
+      <w:r>
+        <w:t xml:space="preserve">— Pattern D.</w:t>
       </w:r>
     </w:p>
     <w:p>
@@ -60344,13 +60548,13 @@
           <w:b/>
           <w:bCs/>
         </w:rPr>
-        <w:t xml:space="preserve">3.8.2 Lead Detail</w:t>
-      </w:r>
-      <w:r>
-        <w:t xml:space="preserve"> </w:t>
-      </w:r>
-      <w:r>
-        <w:t xml:space="preserve">— Pattern C.</w:t>
+        <w:t xml:space="preserve">3.7.2 Commission List</w:t>
+      </w:r>
+      <w:r>
+        <w:t xml:space="preserve"> </w:t>
+      </w:r>
+      <w:r>
+        <w:t xml:space="preserve">— Pattern B.</w:t>
       </w:r>
     </w:p>
     <w:p>
@@ -60366,13 +60570,13 @@
           <w:b/>
           <w:bCs/>
         </w:rPr>
-        <w:t xml:space="preserve">3.8.3 Convert Lead to Trip</w:t>
-      </w:r>
-      <w:r>
-        <w:t xml:space="preserve"> </w:t>
-      </w:r>
-      <w:r>
-        <w:t xml:space="preserve">— Pattern G.</w:t>
+        <w:t xml:space="preserve">3.7.3 Commission Detail / Edit</w:t>
+      </w:r>
+      <w:r>
+        <w:t xml:space="preserve"> </w:t>
+      </w:r>
+      <w:r>
+        <w:t xml:space="preserve">— Pattern C.</w:t>
       </w:r>
     </w:p>
     <w:p>
@@ -60388,13 +60592,13 @@
           <w:b/>
           <w:bCs/>
         </w:rPr>
-        <w:t xml:space="preserve">3.8.4 Reject / Archive Lead</w:t>
-      </w:r>
-      <w:r>
-        <w:t xml:space="preserve"> </w:t>
-      </w:r>
-      <w:r>
-        <w:t xml:space="preserve">— Pattern J.</w:t>
+        <w:t xml:space="preserve">3.7.4 Add Commission Entry</w:t>
+      </w:r>
+      <w:r>
+        <w:t xml:space="preserve"> </w:t>
+      </w:r>
+      <w:r>
+        <w:t xml:space="preserve">— Pattern A.</w:t>
       </w:r>
     </w:p>
     <w:p>
@@ -60410,7 +60614,92 @@
           <w:b/>
           <w:bCs/>
         </w:rPr>
-        <w:t xml:space="preserve">3.8.5 Lead Source Analytics</w:t>
+        <w:t xml:space="preserve">3.7.5 Inteletravel CSV Import</w:t>
+      </w:r>
+      <w:r>
+        <w:t xml:space="preserve"> </w:t>
+      </w:r>
+      <w:r>
+        <w:t xml:space="preserve">— Pattern G.</w:t>
+      </w:r>
+      <w:r>
+        <w:t xml:space="preserve"> </w:t>
+      </w:r>
+      <w:r>
+        <w:rPr>
+          <w:b/>
+          <w:bCs/>
+        </w:rPr>
+        <w:t xml:space="preserve">Web-only at MVP</w:t>
+      </w:r>
+      <w:r>
+        <w:t xml:space="preserve"> </w:t>
+      </w:r>
+      <w:r>
+        <w:t xml:space="preserve">— CSV mapping is desk work; mobile shows a</w:t>
+      </w:r>
+      <w:r>
+        <w:t xml:space="preserve"> </w:t>
+      </w:r>
+      <w:r>
+        <w:t xml:space="preserve">“Best done on desktop”</w:t>
+      </w:r>
+      <w:r>
+        <w:t xml:space="preserve"> </w:t>
+      </w:r>
+      <w:r>
+        <w:t xml:space="preserve">message with link to email-yourself-the-CSV.</w:t>
+      </w:r>
+    </w:p>
+    <w:p>
+      <w:pPr>
+        <w:pStyle w:val="Compact"/>
+        <w:numPr>
+          <w:ilvl w:val="0"/>
+          <w:numId w:val="1044"/>
+        </w:numPr>
+      </w:pPr>
+      <w:r>
+        <w:rPr>
+          <w:b/>
+          <w:bCs/>
+        </w:rPr>
+        <w:t xml:space="preserve">3.7.6 Reconciliation View</w:t>
+      </w:r>
+      <w:r>
+        <w:t xml:space="preserve"> </w:t>
+      </w:r>
+      <w:r>
+        <w:t xml:space="preserve">— Pattern B variant (side-by-side match).</w:t>
+      </w:r>
+      <w:r>
+        <w:t xml:space="preserve"> </w:t>
+      </w:r>
+      <w:r>
+        <w:rPr>
+          <w:b/>
+          <w:bCs/>
+        </w:rPr>
+        <w:t xml:space="preserve">Web-primary</w:t>
+      </w:r>
+      <w:r>
+        <w:t xml:space="preserve">; tablet supports landscape; mobile is read-only.</w:t>
+      </w:r>
+    </w:p>
+    <w:p>
+      <w:pPr>
+        <w:pStyle w:val="Compact"/>
+        <w:numPr>
+          <w:ilvl w:val="0"/>
+          <w:numId w:val="1044"/>
+        </w:numPr>
+      </w:pPr>
+      <w:r>
+        <w:rPr>
+          <w:b/>
+          <w:bCs/>
+        </w:rPr>
+        <w:t xml:space="preserve">3.7.7 Commission Forecast / Pipeline</w:t>
       </w:r>
       <w:r>
         <w:t xml:space="preserve"> </w:t>
@@ -60419,14 +60708,14 @@
         <w:t xml:space="preserve">— Pattern D.</w:t>
       </w:r>
     </w:p>
-    <w:bookmarkEnd w:id="237"/>
-    <w:bookmarkStart w:id="238" w:name="agent-login-support-3.9.x"/>
+    <w:bookmarkEnd w:id="236"/>
+    <w:bookmarkStart w:id="237" w:name="agent-leads-3.8.x"/>
     <w:p>
       <w:pPr>
         <w:pStyle w:val="Heading4"/>
       </w:pPr>
       <w:r>
-        <w:t xml:space="preserve">Agent — Login Support (3.9.x)</w:t>
+        <w:t xml:space="preserve">Agent — Leads (3.8.x)</w:t>
       </w:r>
     </w:p>
     <w:p>
@@ -60442,13 +60731,13 @@
           <w:b/>
           <w:bCs/>
         </w:rPr>
-        <w:t xml:space="preserve">3.9.1 Client Account Management Screen</w:t>
-      </w:r>
-      <w:r>
-        <w:t xml:space="preserve"> </w:t>
-      </w:r>
-      <w:r>
-        <w:t xml:space="preserve">— Pattern C variant (per-client admin).</w:t>
+        <w:t xml:space="preserve">3.8.1 Leads Inbox</w:t>
+      </w:r>
+      <w:r>
+        <w:t xml:space="preserve"> </w:t>
+      </w:r>
+      <w:r>
+        <w:t xml:space="preserve">— Pattern B.</w:t>
       </w:r>
     </w:p>
     <w:p>
@@ -60464,13 +60753,13 @@
           <w:b/>
           <w:bCs/>
         </w:rPr>
-        <w:t xml:space="preserve">3.9.2 – 3.9.5 Reset / Magic Link / Verify Email / Lock-Unlock</w:t>
-      </w:r>
-      <w:r>
-        <w:t xml:space="preserve"> </w:t>
-      </w:r>
-      <w:r>
-        <w:t xml:space="preserve">— Pattern J (confirmation modals).</w:t>
+        <w:t xml:space="preserve">3.8.2 Lead Detail</w:t>
+      </w:r>
+      <w:r>
+        <w:t xml:space="preserve"> </w:t>
+      </w:r>
+      <w:r>
+        <w:t xml:space="preserve">— Pattern C.</w:t>
       </w:r>
     </w:p>
     <w:p>
@@ -60486,13 +60775,13 @@
           <w:b/>
           <w:bCs/>
         </w:rPr>
-        <w:t xml:space="preserve">3.9.6 Client Login Activity</w:t>
-      </w:r>
-      <w:r>
-        <w:t xml:space="preserve"> </w:t>
-      </w:r>
-      <w:r>
-        <w:t xml:space="preserve">— Pattern B.</w:t>
+        <w:t xml:space="preserve">3.8.3 Convert Lead to Trip</w:t>
+      </w:r>
+      <w:r>
+        <w:t xml:space="preserve"> </w:t>
+      </w:r>
+      <w:r>
+        <w:t xml:space="preserve">— Pattern G.</w:t>
       </w:r>
     </w:p>
     <w:p>
@@ -60508,23 +60797,45 @@
           <w:b/>
           <w:bCs/>
         </w:rPr>
-        <w:t xml:space="preserve">3.9.7 Merge Duplicate Accounts</w:t>
-      </w:r>
-      <w:r>
-        <w:t xml:space="preserve"> </w:t>
-      </w:r>
-      <w:r>
-        <w:t xml:space="preserve">— Same as 3.3.11.</w:t>
-      </w:r>
-    </w:p>
-    <w:bookmarkEnd w:id="238"/>
-    <w:bookmarkStart w:id="239" w:name="agent-messaging-templates-3.10.x"/>
+        <w:t xml:space="preserve">3.8.4 Reject / Archive Lead</w:t>
+      </w:r>
+      <w:r>
+        <w:t xml:space="preserve"> </w:t>
+      </w:r>
+      <w:r>
+        <w:t xml:space="preserve">— Pattern J.</w:t>
+      </w:r>
+    </w:p>
+    <w:p>
+      <w:pPr>
+        <w:pStyle w:val="Compact"/>
+        <w:numPr>
+          <w:ilvl w:val="0"/>
+          <w:numId w:val="1045"/>
+        </w:numPr>
+      </w:pPr>
+      <w:r>
+        <w:rPr>
+          <w:b/>
+          <w:bCs/>
+        </w:rPr>
+        <w:t xml:space="preserve">3.8.5 Lead Source Analytics</w:t>
+      </w:r>
+      <w:r>
+        <w:t xml:space="preserve"> </w:t>
+      </w:r>
+      <w:r>
+        <w:t xml:space="preserve">— Pattern D.</w:t>
+      </w:r>
+    </w:p>
+    <w:bookmarkEnd w:id="237"/>
+    <w:bookmarkStart w:id="238" w:name="agent-login-support-3.9.x"/>
     <w:p>
       <w:pPr>
         <w:pStyle w:val="Heading4"/>
       </w:pPr>
       <w:r>
-        <w:t xml:space="preserve">Agent — Messaging &amp; Templates (3.10.x)</w:t>
+        <w:t xml:space="preserve">Agent — Login Support (3.9.x)</w:t>
       </w:r>
     </w:p>
     <w:p>
@@ -60540,13 +60851,13 @@
           <w:b/>
           <w:bCs/>
         </w:rPr>
-        <w:t xml:space="preserve">3.10.1 Agent Inbox</w:t>
-      </w:r>
-      <w:r>
-        <w:t xml:space="preserve"> </w:t>
-      </w:r>
-      <w:r>
-        <w:t xml:space="preserve">— Pattern B. Master-detail on tablet/web.</w:t>
+        <w:t xml:space="preserve">3.9.1 Client Account Management Screen</w:t>
+      </w:r>
+      <w:r>
+        <w:t xml:space="preserve"> </w:t>
+      </w:r>
+      <w:r>
+        <w:t xml:space="preserve">— Pattern C variant (per-client admin).</w:t>
       </w:r>
     </w:p>
     <w:p>
@@ -60562,13 +60873,13 @@
           <w:b/>
           <w:bCs/>
         </w:rPr>
-        <w:t xml:space="preserve">3.10.2 Conversation Thread (Agent)</w:t>
-      </w:r>
-      <w:r>
-        <w:t xml:space="preserve"> </w:t>
-      </w:r>
-      <w:r>
-        <w:t xml:space="preserve">— Pattern C (chat-style).</w:t>
+        <w:t xml:space="preserve">3.9.2 – 3.9.5 Reset / Magic Link / Verify Email / Lock-Unlock</w:t>
+      </w:r>
+      <w:r>
+        <w:t xml:space="preserve"> </w:t>
+      </w:r>
+      <w:r>
+        <w:t xml:space="preserve">— Pattern J (confirmation modals).</w:t>
       </w:r>
     </w:p>
     <w:p>
@@ -60584,13 +60895,13 @@
           <w:b/>
           <w:bCs/>
         </w:rPr>
-        <w:t xml:space="preserve">3.10.3 Template Picker</w:t>
-      </w:r>
-      <w:r>
-        <w:t xml:space="preserve"> </w:t>
-      </w:r>
-      <w:r>
-        <w:t xml:space="preserve">— Pattern J.</w:t>
+        <w:t xml:space="preserve">3.9.6 Client Login Activity</w:t>
+      </w:r>
+      <w:r>
+        <w:t xml:space="preserve"> </w:t>
+      </w:r>
+      <w:r>
+        <w:t xml:space="preserve">— Pattern B.</w:t>
       </w:r>
     </w:p>
     <w:p>
@@ -60606,103 +60917,23 @@
           <w:b/>
           <w:bCs/>
         </w:rPr>
-        <w:t xml:space="preserve">3.10.4 Template Library</w:t>
-      </w:r>
-      <w:r>
-        <w:t xml:space="preserve"> </w:t>
-      </w:r>
-      <w:r>
-        <w:t xml:space="preserve">— Pattern B.</w:t>
-      </w:r>
-      <w:r>
-        <w:t xml:space="preserve"> </w:t>
-      </w:r>
-      <w:r>
-        <w:rPr>
-          <w:b/>
-          <w:bCs/>
-        </w:rPr>
-        <w:t xml:space="preserve">Web-primary</w:t>
-      </w:r>
-      <w:r>
-        <w:t xml:space="preserve"> </w:t>
-      </w:r>
-      <w:r>
-        <w:t xml:space="preserve">for editing.</w:t>
-      </w:r>
-    </w:p>
-    <w:p>
-      <w:pPr>
-        <w:pStyle w:val="Compact"/>
-        <w:numPr>
-          <w:ilvl w:val="0"/>
-          <w:numId w:val="1046"/>
-        </w:numPr>
-      </w:pPr>
-      <w:r>
-        <w:rPr>
-          <w:b/>
-          <w:bCs/>
-        </w:rPr>
-        <w:t xml:space="preserve">3.10.5 Template Editor</w:t>
-      </w:r>
-      <w:r>
-        <w:t xml:space="preserve"> </w:t>
-      </w:r>
-      <w:r>
-        <w:t xml:space="preserve">— Pattern E.</w:t>
-      </w:r>
-      <w:r>
-        <w:t xml:space="preserve"> </w:t>
-      </w:r>
-      <w:r>
-        <w:rPr>
-          <w:b/>
-          <w:bCs/>
-        </w:rPr>
-        <w:t xml:space="preserve">Web-only at MVP.</w:t>
-      </w:r>
-    </w:p>
-    <w:p>
-      <w:pPr>
-        <w:pStyle w:val="Compact"/>
-        <w:numPr>
-          <w:ilvl w:val="0"/>
-          <w:numId w:val="1046"/>
-        </w:numPr>
-      </w:pPr>
-      <w:r>
-        <w:rPr>
-          <w:b/>
-          <w:bCs/>
-        </w:rPr>
-        <w:t xml:space="preserve">3.10.6 Bulk Send (Future)</w:t>
-      </w:r>
-      <w:r>
-        <w:t xml:space="preserve"> </w:t>
-      </w:r>
-      <w:r>
-        <w:t xml:space="preserve">— Pattern G.</w:t>
-      </w:r>
-      <w:r>
-        <w:t xml:space="preserve"> </w:t>
-      </w:r>
-      <w:r>
-        <w:rPr>
-          <w:b/>
-          <w:bCs/>
-        </w:rPr>
-        <w:t xml:space="preserve">Web-only.</w:t>
-      </w:r>
-    </w:p>
-    <w:bookmarkEnd w:id="239"/>
-    <w:bookmarkStart w:id="240" w:name="agent-reporting-3.11.x"/>
+        <w:t xml:space="preserve">3.9.7 Merge Duplicate Accounts</w:t>
+      </w:r>
+      <w:r>
+        <w:t xml:space="preserve"> </w:t>
+      </w:r>
+      <w:r>
+        <w:t xml:space="preserve">— Same as 3.3.11.</w:t>
+      </w:r>
+    </w:p>
+    <w:bookmarkEnd w:id="238"/>
+    <w:bookmarkStart w:id="239" w:name="agent-messaging-templates-3.10.x"/>
     <w:p>
       <w:pPr>
         <w:pStyle w:val="Heading4"/>
       </w:pPr>
       <w:r>
-        <w:t xml:space="preserve">Agent — Reporting (3.11.x)</w:t>
+        <w:t xml:space="preserve">Agent — Messaging &amp; Templates (3.10.x)</w:t>
       </w:r>
     </w:p>
     <w:p>
@@ -60718,13 +60949,13 @@
           <w:b/>
           <w:bCs/>
         </w:rPr>
-        <w:t xml:space="preserve">3.11.1 Reports Hub</w:t>
-      </w:r>
-      <w:r>
-        <w:t xml:space="preserve"> </w:t>
-      </w:r>
-      <w:r>
-        <w:t xml:space="preserve">— Pattern D variant (tile grid).</w:t>
+        <w:t xml:space="preserve">3.10.1 Agent Inbox</w:t>
+      </w:r>
+      <w:r>
+        <w:t xml:space="preserve"> </w:t>
+      </w:r>
+      <w:r>
+        <w:t xml:space="preserve">— Pattern B. Master-detail on tablet/web.</w:t>
       </w:r>
     </w:p>
     <w:p>
@@ -60740,29 +60971,13 @@
           <w:b/>
           <w:bCs/>
         </w:rPr>
-        <w:t xml:space="preserve">3.11.2 – 3.11.7 Individual Reports</w:t>
-      </w:r>
-      <w:r>
-        <w:t xml:space="preserve"> </w:t>
-      </w:r>
-      <w:r>
-        <w:t xml:space="preserve">— Pattern D variants.</w:t>
-      </w:r>
-      <w:r>
-        <w:t xml:space="preserve"> </w:t>
-      </w:r>
-      <w:r>
-        <w:rPr>
-          <w:b/>
-          <w:bCs/>
-        </w:rPr>
-        <w:t xml:space="preserve">Web-primary</w:t>
-      </w:r>
-      <w:r>
-        <w:t xml:space="preserve"> </w:t>
-      </w:r>
-      <w:r>
-        <w:t xml:space="preserve">for all reports; mobile shows summary KPIs; tablet supports basic interaction.</w:t>
+        <w:t xml:space="preserve">3.10.2 Conversation Thread (Agent)</w:t>
+      </w:r>
+      <w:r>
+        <w:t xml:space="preserve"> </w:t>
+      </w:r>
+      <w:r>
+        <w:t xml:space="preserve">— Pattern C (chat-style).</w:t>
       </w:r>
     </w:p>
     <w:p>
@@ -60778,39 +60993,125 @@
           <w:b/>
           <w:bCs/>
         </w:rPr>
-        <w:t xml:space="preserve">3.11.8 Export Center</w:t>
-      </w:r>
-      <w:r>
-        <w:t xml:space="preserve"> </w:t>
-      </w:r>
-      <w:r>
-        <w:t xml:space="preserve">— Pattern A.</w:t>
-      </w:r>
-      <w:r>
-        <w:t xml:space="preserve"> </w:t>
-      </w:r>
-      <w:r>
-        <w:rPr>
-          <w:b/>
-          <w:bCs/>
-        </w:rPr>
-        <w:t xml:space="preserve">Web-only</w:t>
-      </w:r>
-      <w:r>
-        <w:t xml:space="preserve"> </w:t>
-      </w:r>
-      <w:r>
-        <w:t xml:space="preserve">for downloads.</w:t>
-      </w:r>
-    </w:p>
-    <w:bookmarkEnd w:id="240"/>
-    <w:bookmarkStart w:id="241" w:name="agent-agent-profile-settings-3.12.x"/>
+        <w:t xml:space="preserve">3.10.3 Template Picker</w:t>
+      </w:r>
+      <w:r>
+        <w:t xml:space="preserve"> </w:t>
+      </w:r>
+      <w:r>
+        <w:t xml:space="preserve">— Pattern J.</w:t>
+      </w:r>
+    </w:p>
+    <w:p>
+      <w:pPr>
+        <w:pStyle w:val="Compact"/>
+        <w:numPr>
+          <w:ilvl w:val="0"/>
+          <w:numId w:val="1047"/>
+        </w:numPr>
+      </w:pPr>
+      <w:r>
+        <w:rPr>
+          <w:b/>
+          <w:bCs/>
+        </w:rPr>
+        <w:t xml:space="preserve">3.10.4 Template Library</w:t>
+      </w:r>
+      <w:r>
+        <w:t xml:space="preserve"> </w:t>
+      </w:r>
+      <w:r>
+        <w:t xml:space="preserve">— Pattern B.</w:t>
+      </w:r>
+      <w:r>
+        <w:t xml:space="preserve"> </w:t>
+      </w:r>
+      <w:r>
+        <w:rPr>
+          <w:b/>
+          <w:bCs/>
+        </w:rPr>
+        <w:t xml:space="preserve">Web-primary</w:t>
+      </w:r>
+      <w:r>
+        <w:t xml:space="preserve"> </w:t>
+      </w:r>
+      <w:r>
+        <w:t xml:space="preserve">for editing.</w:t>
+      </w:r>
+    </w:p>
+    <w:p>
+      <w:pPr>
+        <w:pStyle w:val="Compact"/>
+        <w:numPr>
+          <w:ilvl w:val="0"/>
+          <w:numId w:val="1047"/>
+        </w:numPr>
+      </w:pPr>
+      <w:r>
+        <w:rPr>
+          <w:b/>
+          <w:bCs/>
+        </w:rPr>
+        <w:t xml:space="preserve">3.10.5 Template Editor</w:t>
+      </w:r>
+      <w:r>
+        <w:t xml:space="preserve"> </w:t>
+      </w:r>
+      <w:r>
+        <w:t xml:space="preserve">— Pattern E.</w:t>
+      </w:r>
+      <w:r>
+        <w:t xml:space="preserve"> </w:t>
+      </w:r>
+      <w:r>
+        <w:rPr>
+          <w:b/>
+          <w:bCs/>
+        </w:rPr>
+        <w:t xml:space="preserve">Web-only at MVP.</w:t>
+      </w:r>
+    </w:p>
+    <w:p>
+      <w:pPr>
+        <w:pStyle w:val="Compact"/>
+        <w:numPr>
+          <w:ilvl w:val="0"/>
+          <w:numId w:val="1047"/>
+        </w:numPr>
+      </w:pPr>
+      <w:r>
+        <w:rPr>
+          <w:b/>
+          <w:bCs/>
+        </w:rPr>
+        <w:t xml:space="preserve">3.10.6 Bulk Send (Future)</w:t>
+      </w:r>
+      <w:r>
+        <w:t xml:space="preserve"> </w:t>
+      </w:r>
+      <w:r>
+        <w:t xml:space="preserve">— Pattern G.</w:t>
+      </w:r>
+      <w:r>
+        <w:t xml:space="preserve"> </w:t>
+      </w:r>
+      <w:r>
+        <w:rPr>
+          <w:b/>
+          <w:bCs/>
+        </w:rPr>
+        <w:t xml:space="preserve">Web-only.</w:t>
+      </w:r>
+    </w:p>
+    <w:bookmarkEnd w:id="239"/>
+    <w:bookmarkStart w:id="240" w:name="agent-reporting-3.11.x"/>
     <w:p>
       <w:pPr>
         <w:pStyle w:val="Heading4"/>
       </w:pPr>
       <w:r>
-        <w:t xml:space="preserve">Agent — Agent Profile &amp; Settings (3.12.x)</w:t>
+        <w:t xml:space="preserve">Agent — Reporting (3.11.x)</w:t>
       </w:r>
     </w:p>
     <w:p>
@@ -60826,13 +61127,13 @@
           <w:b/>
           <w:bCs/>
         </w:rPr>
-        <w:t xml:space="preserve">3.12.1 Agent Profile / My Account</w:t>
-      </w:r>
-      <w:r>
-        <w:t xml:space="preserve"> </w:t>
-      </w:r>
-      <w:r>
-        <w:t xml:space="preserve">— Pattern A.</w:t>
+        <w:t xml:space="preserve">3.11.1 Reports Hub</w:t>
+      </w:r>
+      <w:r>
+        <w:t xml:space="preserve"> </w:t>
+      </w:r>
+      <w:r>
+        <w:t xml:space="preserve">— Pattern D variant (tile grid).</w:t>
       </w:r>
     </w:p>
     <w:p>
@@ -60848,13 +61149,29 @@
           <w:b/>
           <w:bCs/>
         </w:rPr>
-        <w:t xml:space="preserve">3.12.2 Agent Calendar / Availability</w:t>
-      </w:r>
-      <w:r>
-        <w:t xml:space="preserve"> </w:t>
-      </w:r>
-      <w:r>
-        <w:t xml:space="preserve">— Pattern G variant. Week grid is web-primary.</w:t>
+        <w:t xml:space="preserve">3.11.2 – 3.11.7 Individual Reports</w:t>
+      </w:r>
+      <w:r>
+        <w:t xml:space="preserve"> </w:t>
+      </w:r>
+      <w:r>
+        <w:t xml:space="preserve">— Pattern D variants.</w:t>
+      </w:r>
+      <w:r>
+        <w:t xml:space="preserve"> </w:t>
+      </w:r>
+      <w:r>
+        <w:rPr>
+          <w:b/>
+          <w:bCs/>
+        </w:rPr>
+        <w:t xml:space="preserve">Web-primary</w:t>
+      </w:r>
+      <w:r>
+        <w:t xml:space="preserve"> </w:t>
+      </w:r>
+      <w:r>
+        <w:t xml:space="preserve">for all reports; mobile shows summary KPIs; tablet supports basic interaction.</w:t>
       </w:r>
     </w:p>
     <w:p>
@@ -60870,13 +61187,39 @@
           <w:b/>
           <w:bCs/>
         </w:rPr>
-        <w:t xml:space="preserve">3.12.3 Agent Notification Preferences</w:t>
+        <w:t xml:space="preserve">3.11.8 Export Center</w:t>
       </w:r>
       <w:r>
         <w:t xml:space="preserve"> </w:t>
       </w:r>
       <w:r>
         <w:t xml:space="preserve">— Pattern A.</w:t>
+      </w:r>
+      <w:r>
+        <w:t xml:space="preserve"> </w:t>
+      </w:r>
+      <w:r>
+        <w:rPr>
+          <w:b/>
+          <w:bCs/>
+        </w:rPr>
+        <w:t xml:space="preserve">Web-only</w:t>
+      </w:r>
+      <w:r>
+        <w:t xml:space="preserve"> </w:t>
+      </w:r>
+      <w:r>
+        <w:t xml:space="preserve">for downloads.</w:t>
+      </w:r>
+    </w:p>
+    <w:bookmarkEnd w:id="240"/>
+    <w:bookmarkStart w:id="241" w:name="agent-agent-profile-settings-3.12.x"/>
+    <w:p>
+      <w:pPr>
+        <w:pStyle w:val="Heading4"/>
+      </w:pPr>
+      <w:r>
+        <w:t xml:space="preserve">Agent — Agent Profile &amp; Settings (3.12.x)</w:t>
       </w:r>
     </w:p>
     <w:p>
@@ -60884,7 +61227,7 @@
         <w:pStyle w:val="Compact"/>
         <w:numPr>
           <w:ilvl w:val="0"/>
-          <w:numId w:val="1048"/>
+          <w:numId w:val="1049"/>
         </w:numPr>
       </w:pPr>
       <w:r>
@@ -60892,23 +61235,13 @@
           <w:b/>
           <w:bCs/>
         </w:rPr>
-        <w:t xml:space="preserve">3.12.4 Email Signature Configuration</w:t>
-      </w:r>
-      <w:r>
-        <w:t xml:space="preserve"> </w:t>
-      </w:r>
-      <w:r>
-        <w:t xml:space="preserve">— Pattern E.</w:t>
-      </w:r>
-      <w:r>
-        <w:t xml:space="preserve"> </w:t>
-      </w:r>
-      <w:r>
-        <w:rPr>
-          <w:b/>
-          <w:bCs/>
-        </w:rPr>
-        <w:t xml:space="preserve">Web-primary.</w:t>
+        <w:t xml:space="preserve">3.12.1 Agent Profile / My Account</w:t>
+      </w:r>
+      <w:r>
+        <w:t xml:space="preserve"> </w:t>
+      </w:r>
+      <w:r>
+        <w:t xml:space="preserve">— Pattern A.</w:t>
       </w:r>
     </w:p>
     <w:p>
@@ -60916,7 +61249,83 @@
         <w:pStyle w:val="Compact"/>
         <w:numPr>
           <w:ilvl w:val="0"/>
-          <w:numId w:val="1048"/>
+          <w:numId w:val="1049"/>
+        </w:numPr>
+      </w:pPr>
+      <w:r>
+        <w:rPr>
+          <w:b/>
+          <w:bCs/>
+        </w:rPr>
+        <w:t xml:space="preserve">3.12.2 Agent Calendar / Availability</w:t>
+      </w:r>
+      <w:r>
+        <w:t xml:space="preserve"> </w:t>
+      </w:r>
+      <w:r>
+        <w:t xml:space="preserve">— Pattern G variant. Week grid is web-primary.</w:t>
+      </w:r>
+    </w:p>
+    <w:p>
+      <w:pPr>
+        <w:pStyle w:val="Compact"/>
+        <w:numPr>
+          <w:ilvl w:val="0"/>
+          <w:numId w:val="1049"/>
+        </w:numPr>
+      </w:pPr>
+      <w:r>
+        <w:rPr>
+          <w:b/>
+          <w:bCs/>
+        </w:rPr>
+        <w:t xml:space="preserve">3.12.3 Agent Notification Preferences</w:t>
+      </w:r>
+      <w:r>
+        <w:t xml:space="preserve"> </w:t>
+      </w:r>
+      <w:r>
+        <w:t xml:space="preserve">— Pattern A.</w:t>
+      </w:r>
+    </w:p>
+    <w:p>
+      <w:pPr>
+        <w:pStyle w:val="Compact"/>
+        <w:numPr>
+          <w:ilvl w:val="0"/>
+          <w:numId w:val="1049"/>
+        </w:numPr>
+      </w:pPr>
+      <w:r>
+        <w:rPr>
+          <w:b/>
+          <w:bCs/>
+        </w:rPr>
+        <w:t xml:space="preserve">3.12.4 Email Signature Configuration</w:t>
+      </w:r>
+      <w:r>
+        <w:t xml:space="preserve"> </w:t>
+      </w:r>
+      <w:r>
+        <w:t xml:space="preserve">— Pattern E.</w:t>
+      </w:r>
+      <w:r>
+        <w:t xml:space="preserve"> </w:t>
+      </w:r>
+      <w:r>
+        <w:rPr>
+          <w:b/>
+          <w:bCs/>
+        </w:rPr>
+        <w:t xml:space="preserve">Web-primary.</w:t>
+      </w:r>
+    </w:p>
+    <w:p>
+      <w:pPr>
+        <w:pStyle w:val="Compact"/>
+        <w:numPr>
+          <w:ilvl w:val="0"/>
+          <w:numId w:val="1049"/>
         </w:numPr>
       </w:pPr>
       <w:r>
@@ -62132,7 +62541,7 @@
         <w:pStyle w:val="Compact"/>
         <w:numPr>
           <w:ilvl w:val="0"/>
-          <w:numId w:val="1049"/>
+          <w:numId w:val="1050"/>
         </w:numPr>
       </w:pPr>
       <w:r>
@@ -62147,187 +62556,6 @@
       </w:r>
       <w:r>
         <w:t xml:space="preserve">The Claude Design project draws a rail for the authenticated client surface, and a top nav only for the public one. Building the doc’s version would have meant a screen that matches no artboard.</w:t>
-      </w:r>
-    </w:p>
-    <w:p>
-      <w:pPr>
-        <w:pStyle w:val="Compact"/>
-        <w:numPr>
-          <w:ilvl w:val="0"/>
-          <w:numId w:val="1049"/>
-        </w:numPr>
-      </w:pPr>
-      <w:r>
-        <w:rPr>
-          <w:b/>
-          <w:bCs/>
-        </w:rPr>
-        <w:t xml:space="preserve">Six destinations do not fit a top nav beside a logo</w:t>
-      </w:r>
-      <w:r>
-        <w:t xml:space="preserve"> </w:t>
-      </w:r>
-      <w:r>
-        <w:t xml:space="preserve">at tablet width without collapsing into a menu, and a menu is where destinations go to be forgotten.</w:t>
-      </w:r>
-    </w:p>
-    <w:p>
-      <w:pPr>
-        <w:pStyle w:val="Compact"/>
-        <w:numPr>
-          <w:ilvl w:val="0"/>
-          <w:numId w:val="1049"/>
-        </w:numPr>
-      </w:pPr>
-      <w:r>
-        <w:rPr>
-          <w:b/>
-          <w:bCs/>
-        </w:rPr>
-        <w:t xml:space="preserve">It matches the agent surface (§6.4)</w:t>
-      </w:r>
-      <w:r>
-        <w:t xml:space="preserve">, so one shell serves both roles as §3.x lands.</w:t>
-      </w:r>
-    </w:p>
-    <w:p>
-      <w:pPr>
-        <w:pStyle w:val="FirstParagraph"/>
-      </w:pPr>
-      <w:r>
-        <w:t xml:space="preserve">Note the destinations are NOT the same set as §6.3’s bottom bar, and this is deliberate rather than an inconsistency — see the note there.</w:t>
-      </w:r>
-      <w:r>
-        <w:t xml:space="preserve"> </w:t>
-      </w:r>
-      <w:r>
-        <w:t xml:space="preserve">“Search”</w:t>
-      </w:r>
-      <w:r>
-        <w:t xml:space="preserve"> </w:t>
-      </w:r>
-      <w:r>
-        <w:t xml:space="preserve">is renamed</w:t>
-      </w:r>
-      <w:r>
-        <w:t xml:space="preserve"> </w:t>
-      </w:r>
-      <w:r>
-        <w:rPr>
-          <w:b/>
-          <w:bCs/>
-        </w:rPr>
-        <w:t xml:space="preserve">Discover</w:t>
-      </w:r>
-      <w:r>
-        <w:t xml:space="preserve"> </w:t>
-      </w:r>
-      <w:r>
-        <w:t xml:space="preserve">on both surfaces: it is a curated catalog at Phase 1, and</w:t>
-      </w:r>
-      <w:r>
-        <w:t xml:space="preserve"> </w:t>
-      </w:r>
-      <w:r>
-        <w:t xml:space="preserve">“Search”</w:t>
-      </w:r>
-      <w:r>
-        <w:t xml:space="preserve"> </w:t>
-      </w:r>
-      <w:r>
-        <w:t xml:space="preserve">promises a query box that does not exist until the Phase 2 API integration.</w:t>
-      </w:r>
-    </w:p>
-    <w:p>
-      <w:pPr>
-        <w:pStyle w:val="BlockText"/>
-      </w:pPr>
-      <w:r>
-        <w:rPr>
-          <w:b/>
-          <w:bCs/>
-        </w:rPr>
-        <w:t xml:space="preserve">Amended 2026-10-16 — Wallet leaves the rail.</w:t>
-      </w:r>
-      <w:r>
-        <w:t xml:space="preserve"> </w:t>
-      </w:r>
-      <w:r>
-        <w:t xml:space="preserve">Wallet was §2.4’s home, and §2.4 is retired (the app never holds a card). The rail is now five: Trips, Discover, Messages, Documents, Account. Payments live on each trip’s payment timeline (§2.2.3), which is where a client looks for them anyway.</w:t>
-      </w:r>
-    </w:p>
-    <w:bookmarkEnd w:id="247"/>
-    <w:bookmarkStart w:id="248" w:name="client-tablet-navigation"/>
-    <w:p>
-      <w:pPr>
-        <w:pStyle w:val="Heading3"/>
-      </w:pPr>
-      <w:r>
-        <w:t xml:space="preserve">6.2 Client Tablet Navigation</w:t>
-      </w:r>
-    </w:p>
-    <w:p>
-      <w:pPr>
-        <w:pStyle w:val="FirstParagraph"/>
-      </w:pPr>
-      <w:r>
-        <w:t xml:space="preserve">The rail from §6.1, unchanged, from 768px up. There is no top-nav-in-landscape / drawer-in-portrait split: the rail is 72px and costs the same in either orientation, and a drawer would have been a third navigation implementation to keep in step with the other two. The bottom tab bar appears below 768px, which is the §4.1 mobile breakpoint.</w:t>
-      </w:r>
-    </w:p>
-    <w:bookmarkEnd w:id="248"/>
-    <w:bookmarkStart w:id="249" w:name="client-mobile-navigation"/>
-    <w:p>
-      <w:pPr>
-        <w:pStyle w:val="Heading3"/>
-      </w:pPr>
-      <w:r>
-        <w:t xml:space="preserve">6.3 Client Mobile Navigation</w:t>
-      </w:r>
-    </w:p>
-    <w:p>
-      <w:pPr>
-        <w:pStyle w:val="FirstParagraph"/>
-      </w:pPr>
-      <w:r>
-        <w:rPr>
-          <w:b/>
-          <w:bCs/>
-        </w:rPr>
-        <w:t xml:space="preserve">Amended September 2026, built as amended.</w:t>
-      </w:r>
-      <w:r>
-        <w:t xml:space="preserve"> </w:t>
-      </w:r>
-      <w:r>
-        <w:t xml:space="preserve">A</w:t>
-      </w:r>
-      <w:r>
-        <w:t xml:space="preserve"> </w:t>
-      </w:r>
-      <w:r>
-        <w:rPr>
-          <w:b/>
-          <w:bCs/>
-        </w:rPr>
-        <w:t xml:space="preserve">four-tab</w:t>
-      </w:r>
-      <w:r>
-        <w:t xml:space="preserve"> </w:t>
-      </w:r>
-      <w:r>
-        <w:t xml:space="preserve">bottom bar: Trips, Discover, Messages, Account. Originally five (Home, Trips, Search, Messages, Profile) with a floating</w:t>
-      </w:r>
-      <w:r>
-        <w:t xml:space="preserve"> </w:t>
-      </w:r>
-      <w:r>
-        <w:t xml:space="preserve">“Help”</w:t>
-      </w:r>
-      <w:r>
-        <w:t xml:space="preserve"> </w:t>
-      </w:r>
-      <w:r>
-        <w:t xml:space="preserve">button; both changed, per the same 2026-09-06 decision.</w:t>
       </w:r>
     </w:p>
     <w:p>
@@ -62343,29 +62571,13 @@
           <w:b/>
           <w:bCs/>
         </w:rPr>
-        <w:t xml:space="preserve">Home and Trips collapsed into one tab.</w:t>
-      </w:r>
-      <w:r>
-        <w:t xml:space="preserve"> </w:t>
-      </w:r>
-      <w:r>
-        <w:t xml:space="preserve">The dashboard (2.2.1)</w:t>
-      </w:r>
-      <w:r>
-        <w:t xml:space="preserve"> </w:t>
-      </w:r>
-      <w:r>
-        <w:rPr>
-          <w:i/>
-          <w:iCs/>
-        </w:rPr>
-        <w:t xml:space="preserve">is</w:t>
-      </w:r>
-      <w:r>
-        <w:t xml:space="preserve"> </w:t>
-      </w:r>
-      <w:r>
-        <w:t xml:space="preserve">the Trips tab root, and the trip list (2.2.2) is one tap inside it. Two tabs for one idea is how a four-tab bar becomes a five-tab bar becomes a menu.</w:t>
+        <w:t xml:space="preserve">Six destinations do not fit a top nav beside a logo</w:t>
+      </w:r>
+      <w:r>
+        <w:t xml:space="preserve"> </w:t>
+      </w:r>
+      <w:r>
+        <w:t xml:space="preserve">at tablet width without collapsing into a menu, and a menu is where destinations go to be forgotten.</w:t>
       </w:r>
     </w:p>
     <w:p>
@@ -62381,29 +62593,150 @@
           <w:b/>
           <w:bCs/>
         </w:rPr>
-        <w:t xml:space="preserve">Four rather than six.</w:t>
-      </w:r>
-      <w:r>
-        <w:t xml:space="preserve"> </w:t>
-      </w:r>
-      <w:r>
-        <w:t xml:space="preserve">Wallet (§2.4) and Documents (§2.5.4) stay on the rail and are reached from the trip screens on mobile.</w:t>
-      </w:r>
-      <w:r>
-        <w:t xml:space="preserve"> </w:t>
-      </w:r>
-      <w:r>
-        <w:rPr>
-          <w:i/>
-          <w:iCs/>
-        </w:rPr>
-        <w:t xml:space="preserve">(Amended 2026-10-16: Wallet is gone with §2.4, so the union is five and only Documents is rail-only. The phone’s wallet screens and the Account row that opened them are removed.)</w:t>
-      </w:r>
-      <w:r>
-        <w:t xml:space="preserve"> </w:t>
-      </w:r>
-      <w:r>
-        <w:t xml:space="preserve">A phone bar wants thumb-reachable targets, and §4.2’s 44pt minimum across six tabs leaves nothing for a label.</w:t>
+        <w:t xml:space="preserve">It matches the agent surface (§6.4)</w:t>
+      </w:r>
+      <w:r>
+        <w:t xml:space="preserve">, so one shell serves both roles as §3.x lands.</w:t>
+      </w:r>
+    </w:p>
+    <w:p>
+      <w:pPr>
+        <w:pStyle w:val="FirstParagraph"/>
+      </w:pPr>
+      <w:r>
+        <w:t xml:space="preserve">Note the destinations are NOT the same set as §6.3’s bottom bar, and this is deliberate rather than an inconsistency — see the note there.</w:t>
+      </w:r>
+      <w:r>
+        <w:t xml:space="preserve"> </w:t>
+      </w:r>
+      <w:r>
+        <w:t xml:space="preserve">“Search”</w:t>
+      </w:r>
+      <w:r>
+        <w:t xml:space="preserve"> </w:t>
+      </w:r>
+      <w:r>
+        <w:t xml:space="preserve">is renamed</w:t>
+      </w:r>
+      <w:r>
+        <w:t xml:space="preserve"> </w:t>
+      </w:r>
+      <w:r>
+        <w:rPr>
+          <w:b/>
+          <w:bCs/>
+        </w:rPr>
+        <w:t xml:space="preserve">Discover</w:t>
+      </w:r>
+      <w:r>
+        <w:t xml:space="preserve"> </w:t>
+      </w:r>
+      <w:r>
+        <w:t xml:space="preserve">on both surfaces: it is a curated catalog at Phase 1, and</w:t>
+      </w:r>
+      <w:r>
+        <w:t xml:space="preserve"> </w:t>
+      </w:r>
+      <w:r>
+        <w:t xml:space="preserve">“Search”</w:t>
+      </w:r>
+      <w:r>
+        <w:t xml:space="preserve"> </w:t>
+      </w:r>
+      <w:r>
+        <w:t xml:space="preserve">promises a query box that does not exist until the Phase 2 API integration.</w:t>
+      </w:r>
+    </w:p>
+    <w:p>
+      <w:pPr>
+        <w:pStyle w:val="BlockText"/>
+      </w:pPr>
+      <w:r>
+        <w:rPr>
+          <w:b/>
+          <w:bCs/>
+        </w:rPr>
+        <w:t xml:space="preserve">Amended 2026-10-16 — Wallet leaves the rail.</w:t>
+      </w:r>
+      <w:r>
+        <w:t xml:space="preserve"> </w:t>
+      </w:r>
+      <w:r>
+        <w:t xml:space="preserve">Wallet was §2.4’s home, and §2.4 is retired (the app never holds a card). The rail is now five: Trips, Discover, Messages, Documents, Account. Payments live on each trip’s payment timeline (§2.2.3), which is where a client looks for them anyway.</w:t>
+      </w:r>
+    </w:p>
+    <w:bookmarkEnd w:id="247"/>
+    <w:bookmarkStart w:id="248" w:name="client-tablet-navigation"/>
+    <w:p>
+      <w:pPr>
+        <w:pStyle w:val="Heading3"/>
+      </w:pPr>
+      <w:r>
+        <w:t xml:space="preserve">6.2 Client Tablet Navigation</w:t>
+      </w:r>
+    </w:p>
+    <w:p>
+      <w:pPr>
+        <w:pStyle w:val="FirstParagraph"/>
+      </w:pPr>
+      <w:r>
+        <w:t xml:space="preserve">The rail from §6.1, unchanged, from 768px up. There is no top-nav-in-landscape / drawer-in-portrait split: the rail is 72px and costs the same in either orientation, and a drawer would have been a third navigation implementation to keep in step with the other two. The bottom tab bar appears below 768px, which is the §4.1 mobile breakpoint.</w:t>
+      </w:r>
+    </w:p>
+    <w:bookmarkEnd w:id="248"/>
+    <w:bookmarkStart w:id="249" w:name="client-mobile-navigation"/>
+    <w:p>
+      <w:pPr>
+        <w:pStyle w:val="Heading3"/>
+      </w:pPr>
+      <w:r>
+        <w:t xml:space="preserve">6.3 Client Mobile Navigation</w:t>
+      </w:r>
+    </w:p>
+    <w:p>
+      <w:pPr>
+        <w:pStyle w:val="FirstParagraph"/>
+      </w:pPr>
+      <w:r>
+        <w:rPr>
+          <w:b/>
+          <w:bCs/>
+        </w:rPr>
+        <w:t xml:space="preserve">Amended September 2026, built as amended.</w:t>
+      </w:r>
+      <w:r>
+        <w:t xml:space="preserve"> </w:t>
+      </w:r>
+      <w:r>
+        <w:t xml:space="preserve">A</w:t>
+      </w:r>
+      <w:r>
+        <w:t xml:space="preserve"> </w:t>
+      </w:r>
+      <w:r>
+        <w:rPr>
+          <w:b/>
+          <w:bCs/>
+        </w:rPr>
+        <w:t xml:space="preserve">four-tab</w:t>
+      </w:r>
+      <w:r>
+        <w:t xml:space="preserve"> </w:t>
+      </w:r>
+      <w:r>
+        <w:t xml:space="preserve">bottom bar: Trips, Discover, Messages, Account. Originally five (Home, Trips, Search, Messages, Profile) with a floating</w:t>
+      </w:r>
+      <w:r>
+        <w:t xml:space="preserve"> </w:t>
+      </w:r>
+      <w:r>
+        <w:t xml:space="preserve">“Help”</w:t>
+      </w:r>
+      <w:r>
+        <w:t xml:space="preserve"> </w:t>
+      </w:r>
+      <w:r>
+        <w:t xml:space="preserve">button; both changed, per the same 2026-09-06 decision.</w:t>
       </w:r>
     </w:p>
     <w:p>
@@ -62411,7 +62744,83 @@
         <w:pStyle w:val="Compact"/>
         <w:numPr>
           <w:ilvl w:val="0"/>
-          <w:numId w:val="1050"/>
+          <w:numId w:val="1051"/>
+        </w:numPr>
+      </w:pPr>
+      <w:r>
+        <w:rPr>
+          <w:b/>
+          <w:bCs/>
+        </w:rPr>
+        <w:t xml:space="preserve">Home and Trips collapsed into one tab.</w:t>
+      </w:r>
+      <w:r>
+        <w:t xml:space="preserve"> </w:t>
+      </w:r>
+      <w:r>
+        <w:t xml:space="preserve">The dashboard (2.2.1)</w:t>
+      </w:r>
+      <w:r>
+        <w:t xml:space="preserve"> </w:t>
+      </w:r>
+      <w:r>
+        <w:rPr>
+          <w:i/>
+          <w:iCs/>
+        </w:rPr>
+        <w:t xml:space="preserve">is</w:t>
+      </w:r>
+      <w:r>
+        <w:t xml:space="preserve"> </w:t>
+      </w:r>
+      <w:r>
+        <w:t xml:space="preserve">the Trips tab root, and the trip list (2.2.2) is one tap inside it. Two tabs for one idea is how a four-tab bar becomes a five-tab bar becomes a menu.</w:t>
+      </w:r>
+    </w:p>
+    <w:p>
+      <w:pPr>
+        <w:pStyle w:val="Compact"/>
+        <w:numPr>
+          <w:ilvl w:val="0"/>
+          <w:numId w:val="1051"/>
+        </w:numPr>
+      </w:pPr>
+      <w:r>
+        <w:rPr>
+          <w:b/>
+          <w:bCs/>
+        </w:rPr>
+        <w:t xml:space="preserve">Four rather than six.</w:t>
+      </w:r>
+      <w:r>
+        <w:t xml:space="preserve"> </w:t>
+      </w:r>
+      <w:r>
+        <w:t xml:space="preserve">Wallet (§2.4) and Documents (§2.5.4) stay on the rail and are reached from the trip screens on mobile.</w:t>
+      </w:r>
+      <w:r>
+        <w:t xml:space="preserve"> </w:t>
+      </w:r>
+      <w:r>
+        <w:rPr>
+          <w:i/>
+          <w:iCs/>
+        </w:rPr>
+        <w:t xml:space="preserve">(Amended 2026-10-16: Wallet is gone with §2.4, so the union is five and only Documents is rail-only. The phone’s wallet screens and the Account row that opened them are removed.)</w:t>
+      </w:r>
+      <w:r>
+        <w:t xml:space="preserve"> </w:t>
+      </w:r>
+      <w:r>
+        <w:t xml:space="preserve">A phone bar wants thumb-reachable targets, and §4.2’s 44pt minimum across six tabs leaves nothing for a label.</w:t>
+      </w:r>
+    </w:p>
+    <w:p>
+      <w:pPr>
+        <w:pStyle w:val="Compact"/>
+        <w:numPr>
+          <w:ilvl w:val="0"/>
+          <w:numId w:val="1051"/>
         </w:numPr>
       </w:pPr>
       <w:r>
@@ -62995,6 +63404,49 @@
       </w:r>
       <w:r>
         <w:t xml:space="preserve">management.</w:t>
+      </w:r>
+    </w:p>
+    <w:p>
+      <w:pPr>
+        <w:pStyle w:val="BlockText"/>
+      </w:pPr>
+      <w:r>
+        <w:rPr>
+          <w:b/>
+          <w:bCs/>
+        </w:rPr>
+        <w:t xml:space="preserve">Amended 2026-10-17 (§3.12 PR 4).</w:t>
+      </w:r>
+      <w:r>
+        <w:t xml:space="preserve"> </w:t>
+      </w:r>
+      <w:r>
+        <w:t xml:space="preserve">More is built, so all four tabs are live. It holds the</w:t>
+      </w:r>
+      <w:r>
+        <w:t xml:space="preserve"> </w:t>
+      </w:r>
+      <w:r>
+        <w:t xml:space="preserve">advisor’s Profile, Availability and Notifications and</w:t>
+      </w:r>
+      <w:r>
+        <w:t xml:space="preserve"> </w:t>
+      </w:r>
+      <w:r>
+        <w:rPr>
+          <w:b/>
+          <w:bCs/>
+        </w:rPr>
+        <w:t xml:space="preserve">Sign out</w:t>
+      </w:r>
+      <w:r>
+        <w:t xml:space="preserve">, which left the top bar as the</w:t>
+      </w:r>
+      <w:r>
+        <w:t xml:space="preserve"> </w:t>
+      </w:r>
+      <w:r>
+        <w:t xml:space="preserve">2026-09-23 amendment promised; the bar keeps the title. Email signature stays on the web.</w:t>
       </w:r>
     </w:p>
     <w:p>
@@ -63696,6 +64148,9 @@
     <w:abstractNumId w:val="991"/>
   </w:num>
   <w:num w:numId="1050">
+    <w:abstractNumId w:val="991"/>
+  </w:num>
+  <w:num w:numId="1051">
     <w:abstractNumId w:val="991"/>
   </w:num>
 </w:numbering>

--- a/docs/Screen-Inventory.docx
+++ b/docs/Screen-Inventory.docx
@@ -48886,7 +48886,19 @@
         <w:t xml:space="preserve"> </w:t>
       </w:r>
       <w:r>
-        <w:t xml:space="preserve">advisor’s zone. An internal note does not answer anyone.</w:t>
+        <w:t xml:space="preserve">advisor’s zone. An internal note does not answer anyone. (Gyasi confirmed the edge cases on</w:t>
+      </w:r>
+      <w:r>
+        <w:t xml:space="preserve"> </w:t>
+      </w:r>
+      <w:r>
+        <w:t xml:space="preserve">2026-10-21: a Monday 12:05 AM message is due at the end of Tuesday, about 48 hours, and an</w:t>
+      </w:r>
+      <w:r>
+        <w:t xml:space="preserve"> </w:t>
+      </w:r>
+      <w:r>
+        <w:t xml:space="preserve">11:55 PM one about 24 hours.)</w:t>
       </w:r>
     </w:p>
     <w:p>
@@ -52436,6 +52448,1166 @@
       </w:pPr>
       <w:r>
         <w:t xml:space="preserve">3.11 Reporting</w:t>
+      </w:r>
+    </w:p>
+    <w:p>
+      <w:pPr>
+        <w:pStyle w:val="BlockText"/>
+      </w:pPr>
+      <w:r>
+        <w:rPr>
+          <w:b/>
+          <w:bCs/>
+        </w:rPr>
+        <w:t xml:space="preserve">Ruled 2026-10-21 (grilled with Gyasi,</w:t>
+      </w:r>
+      <w:r>
+        <w:rPr>
+          <w:b/>
+          <w:bCs/>
+        </w:rPr>
+        <w:t xml:space="preserve"> </w:t>
+      </w:r>
+      <w:r>
+        <w:rPr>
+          <w:b/>
+          <w:bCs/>
+        </w:rPr>
+        <w:t xml:space="preserve">“yes”</w:t>
+      </w:r>
+      <w:r>
+        <w:rPr>
+          <w:b/>
+          <w:bCs/>
+        </w:rPr>
+        <w:t xml:space="preserve"> </w:t>
+      </w:r>
+      <w:r>
+        <w:rPr>
+          <w:b/>
+          <w:bCs/>
+        </w:rPr>
+        <w:t xml:space="preserve">to every recommendation, Q1 to Q17).</w:t>
+      </w:r>
+      <w:r>
+        <w:t xml:space="preserve"> </w:t>
+      </w:r>
+      <w:r>
+        <w:t xml:space="preserve">P1, and</w:t>
+      </w:r>
+      <w:r>
+        <w:t xml:space="preserve"> </w:t>
+      </w:r>
+      <w:r>
+        <w:t xml:space="preserve">the last agent section before the production release (group trips excepted).</w:t>
+      </w:r>
+      <w:r>
+        <w:t xml:space="preserve"> </w:t>
+      </w:r>
+      <w:r>
+        <w:rPr>
+          <w:b/>
+          <w:bCs/>
+        </w:rPr>
+        <w:t xml:space="preserve">Web only:</w:t>
+      </w:r>
+      <w:r>
+        <w:t xml:space="preserve"> </w:t>
+      </w:r>
+      <w:r>
+        <w:t xml:space="preserve">the phone gets no Reports door, which supersedes the</w:t>
+      </w:r>
+      <w:r>
+        <w:t xml:space="preserve"> </w:t>
+      </w:r>
+      <w:r>
+        <w:t xml:space="preserve">“summary KPIs”</w:t>
+      </w:r>
+      <w:r>
+        <w:t xml:space="preserve"> </w:t>
+      </w:r>
+      <w:r>
+        <w:t xml:space="preserve">mobile rows in §4.4 and</w:t>
+      </w:r>
+      <w:r>
+        <w:t xml:space="preserve"> </w:t>
+      </w:r>
+      <w:r>
+        <w:t xml:space="preserve">the responsive table for 3.11. Shipped in three PRs after these docs:</w:t>
+      </w:r>
+      <w:r>
+        <w:t xml:space="preserve"> </w:t>
+      </w:r>
+      <w:r>
+        <w:rPr>
+          <w:b/>
+          <w:bCs/>
+        </w:rPr>
+        <w:t xml:space="preserve">PR 1</w:t>
+      </w:r>
+      <w:r>
+        <w:t xml:space="preserve"> </w:t>
+      </w:r>
+      <w:r>
+        <w:t xml:space="preserve">the hub,</w:t>
+      </w:r>
+      <w:r>
+        <w:t xml:space="preserve"> </w:t>
+      </w:r>
+      <w:r>
+        <w:t xml:space="preserve">Revenue by Month, Commission by Supplier and Top Destinations;</w:t>
+      </w:r>
+      <w:r>
+        <w:t xml:space="preserve"> </w:t>
+      </w:r>
+      <w:r>
+        <w:rPr>
+          <w:b/>
+          <w:bCs/>
+        </w:rPr>
+        <w:t xml:space="preserve">PR 2</w:t>
+      </w:r>
+      <w:r>
+        <w:t xml:space="preserve"> </w:t>
+      </w:r>
+      <w:r>
+        <w:t xml:space="preserve">Client Lifetime</w:t>
+      </w:r>
+      <w:r>
+        <w:t xml:space="preserve"> </w:t>
+      </w:r>
+      <w:r>
+        <w:t xml:space="preserve">Value, the Funnel and Pipeline Value (Pipeline drawn as a local artboard first);</w:t>
+      </w:r>
+      <w:r>
+        <w:t xml:space="preserve"> </w:t>
+      </w:r>
+      <w:r>
+        <w:rPr>
+          <w:b/>
+          <w:bCs/>
+        </w:rPr>
+        <w:t xml:space="preserve">PR 3</w:t>
+      </w:r>
+      <w:r>
+        <w:t xml:space="preserve"> </w:t>
+      </w:r>
+      <w:r>
+        <w:t xml:space="preserve">the Export Center.</w:t>
+      </w:r>
+    </w:p>
+    <w:p>
+      <w:pPr>
+        <w:pStyle w:val="BlockText"/>
+      </w:pPr>
+      <w:r>
+        <w:rPr>
+          <w:b/>
+          <w:bCs/>
+        </w:rPr>
+        <w:t xml:space="preserve">Shared rules.</w:t>
+      </w:r>
+      <w:r>
+        <w:t xml:space="preserve"> </w:t>
+      </w:r>
+      <w:r>
+        <w:t xml:space="preserve">-</w:t>
+      </w:r>
+      <w:r>
+        <w:t xml:space="preserve"> </w:t>
+      </w:r>
+      <w:r>
+        <w:rPr>
+          <w:b/>
+          <w:bCs/>
+        </w:rPr>
+        <w:t xml:space="preserve">Charts are drawn by hand</w:t>
+      </w:r>
+      <w:r>
+        <w:t xml:space="preserve"> </w:t>
+      </w:r>
+      <w:r>
+        <w:t xml:space="preserve">(MUI boxes and SVG), the way</w:t>
+      </w:r>
+      <w:r>
+        <w:t xml:space="preserve"> </w:t>
+      </w:r>
+      <w:r>
+        <w:rPr>
+          <w:rStyle w:val="VerbatimChar"/>
+        </w:rPr>
+        <w:t xml:space="preserve">CommissionTrendChart</w:t>
+      </w:r>
+      <w:r>
+        <w:t xml:space="preserve"> </w:t>
+      </w:r>
+      <w:r>
+        <w:t xml:space="preserve">already</w:t>
+      </w:r>
+      <w:r>
+        <w:t xml:space="preserve"> </w:t>
+      </w:r>
+      <w:r>
+        <w:t xml:space="preserve">is: no chart library. Every chart has a plain table of the same figures under it, which</w:t>
+      </w:r>
+      <w:r>
+        <w:t xml:space="preserve"> </w:t>
+      </w:r>
+      <w:r>
+        <w:t xml:space="preserve">is also what a screen reader and the CSV read.</w:t>
+      </w:r>
+      <w:r>
+        <w:t xml:space="preserve"> </w:t>
+      </w:r>
+      <w:r>
+        <w:t xml:space="preserve">-</w:t>
+      </w:r>
+      <w:r>
+        <w:t xml:space="preserve"> </w:t>
+      </w:r>
+      <w:r>
+        <w:rPr>
+          <w:b/>
+          <w:bCs/>
+        </w:rPr>
+        <w:t xml:space="preserve">One period filter on every report:</w:t>
+      </w:r>
+      <w:r>
+        <w:t xml:space="preserve"> </w:t>
+      </w:r>
+      <w:r>
+        <w:t xml:space="preserve">chips for</w:t>
+      </w:r>
+      <w:r>
+        <w:t xml:space="preserve"> </w:t>
+      </w:r>
+      <w:r>
+        <w:rPr>
+          <w:i/>
+          <w:iCs/>
+        </w:rPr>
+        <w:t xml:space="preserve">Year to date</w:t>
+      </w:r>
+      <w:r>
+        <w:t xml:space="preserve">,</w:t>
+      </w:r>
+      <w:r>
+        <w:t xml:space="preserve"> </w:t>
+      </w:r>
+      <w:r>
+        <w:rPr>
+          <w:i/>
+          <w:iCs/>
+        </w:rPr>
+        <w:t xml:space="preserve">Last 12 months</w:t>
+      </w:r>
+      <w:r>
+        <w:t xml:space="preserve"> </w:t>
+      </w:r>
+      <w:r>
+        <w:t xml:space="preserve">and</w:t>
+      </w:r>
+      <w:r>
+        <w:t xml:space="preserve"> </w:t>
+      </w:r>
+      <w:r>
+        <w:rPr>
+          <w:i/>
+          <w:iCs/>
+        </w:rPr>
+        <w:t xml:space="preserve">This quarter</w:t>
+      </w:r>
+      <w:r>
+        <w:t xml:space="preserve">. Calendar years, in the advisor’s own time zone. No custom date range</w:t>
+      </w:r>
+      <w:r>
+        <w:t xml:space="preserve"> </w:t>
+      </w:r>
+      <w:r>
+        <w:t xml:space="preserve">except in the Export Center.</w:t>
+      </w:r>
+      <w:r>
+        <w:t xml:space="preserve"> </w:t>
+      </w:r>
+      <w:r>
+        <w:t xml:space="preserve">-</w:t>
+      </w:r>
+      <w:r>
+        <w:t xml:space="preserve"> </w:t>
+      </w:r>
+      <w:r>
+        <w:rPr>
+          <w:b/>
+          <w:bCs/>
+        </w:rPr>
+        <w:t xml:space="preserve">Stage dates come from</w:t>
+      </w:r>
+      <w:r>
+        <w:rPr>
+          <w:b/>
+          <w:bCs/>
+        </w:rPr>
+        <w:t xml:space="preserve"> </w:t>
+      </w:r>
+      <w:r>
+        <w:rPr>
+          <w:rStyle w:val="VerbatimChar"/>
+          <w:b/>
+          <w:bCs/>
+        </w:rPr>
+        <w:t xml:space="preserve">trip_status_history</w:t>
+      </w:r>
+      <w:r>
+        <w:rPr>
+          <w:b/>
+          <w:bCs/>
+        </w:rPr>
+        <w:t xml:space="preserve"> </w:t>
+      </w:r>
+      <w:r>
+        <w:rPr>
+          <w:b/>
+          <w:bCs/>
+        </w:rPr>
+        <w:t xml:space="preserve">only.</w:t>
+      </w:r>
+      <w:r>
+        <w:t xml:space="preserve"> </w:t>
+      </w:r>
+      <w:r>
+        <w:t xml:space="preserve">It has no backfill: a trip that</w:t>
+      </w:r>
+      <w:r>
+        <w:t xml:space="preserve"> </w:t>
+      </w:r>
+      <w:r>
+        <w:t xml:space="preserve">changed stage before 2026-09-19 has no date for that change, and none is made up. Reports</w:t>
+      </w:r>
+      <w:r>
+        <w:t xml:space="preserve"> </w:t>
+      </w:r>
+      <w:r>
+        <w:t xml:space="preserve">that read stage dates carry one quiet line:</w:t>
+      </w:r>
+      <w:r>
+        <w:t xml:space="preserve"> </w:t>
+      </w:r>
+      <w:r>
+        <w:t xml:space="preserve">“Tracking began Sep 19, 2026.”</w:t>
+      </w:r>
+      <w:r>
+        <w:t xml:space="preserve"> </w:t>
+      </w:r>
+      <w:r>
+        <w:t xml:space="preserve">-</w:t>
+      </w:r>
+      <w:r>
+        <w:t xml:space="preserve"> </w:t>
+      </w:r>
+      <w:r>
+        <w:rPr>
+          <w:b/>
+          <w:bCs/>
+        </w:rPr>
+        <w:t xml:space="preserve">Year over year appears only once there is a last year.</w:t>
+      </w:r>
+      <w:r>
+        <w:t xml:space="preserve"> </w:t>
+      </w:r>
+      <w:r>
+        <w:t xml:space="preserve">The YoY toggle and any</w:t>
+      </w:r>
+      <w:r>
+        <w:t xml:space="preserve"> </w:t>
+      </w:r>
+      <w:r>
+        <w:t xml:space="preserve">“vs last</w:t>
+      </w:r>
+      <w:r>
+        <w:t xml:space="preserve"> </w:t>
+      </w:r>
+      <w:r>
+        <w:t xml:space="preserve">year”</w:t>
+      </w:r>
+      <w:r>
+        <w:t xml:space="preserve"> </w:t>
+      </w:r>
+      <w:r>
+        <w:t xml:space="preserve">chip stay hidden until a prior-year month in the period has data. A number-shaped</w:t>
+      </w:r>
+      <w:r>
+        <w:t xml:space="preserve"> </w:t>
+      </w:r>
+      <w:r>
+        <w:t xml:space="preserve">hole reads as a broken number (the same rule as §3.2.1’s dropped deltas).</w:t>
+      </w:r>
+      <w:r>
+        <w:t xml:space="preserve"> </w:t>
+      </w:r>
+      <w:r>
+        <w:t xml:space="preserve">-</w:t>
+      </w:r>
+      <w:r>
+        <w:t xml:space="preserve"> </w:t>
+      </w:r>
+      <w:r>
+        <w:rPr>
+          <w:b/>
+          <w:bCs/>
+        </w:rPr>
+        <w:t xml:space="preserve">Every report’s Export downloads that report’s own table as CSV</w:t>
+      </w:r>
+      <w:r>
+        <w:t xml:space="preserve">, for the period on</w:t>
+      </w:r>
+      <w:r>
+        <w:t xml:space="preserve"> </w:t>
+      </w:r>
+      <w:r>
+        <w:t xml:space="preserve">screen, and writes an</w:t>
+      </w:r>
+      <w:r>
+        <w:t xml:space="preserve"> </w:t>
+      </w:r>
+      <w:r>
+        <w:rPr>
+          <w:rStyle w:val="VerbatimChar"/>
+        </w:rPr>
+        <w:t xml:space="preserve">audit_event</w:t>
+      </w:r>
+      <w:r>
+        <w:t xml:space="preserve"> </w:t>
+      </w:r>
+      <w:r>
+        <w:t xml:space="preserve">row. It does not jump to the Export Center.</w:t>
+      </w:r>
+      <w:r>
+        <w:t xml:space="preserve"> </w:t>
+      </w:r>
+      <w:r>
+        <w:t xml:space="preserve">-</w:t>
+      </w:r>
+      <w:r>
+        <w:t xml:space="preserve"> </w:t>
+      </w:r>
+      <w:r>
+        <w:rPr>
+          <w:b/>
+          <w:bCs/>
+        </w:rPr>
+        <w:t xml:space="preserve">Trip-grain reports count the advisor’s own trips, not archived ones</w:t>
+      </w:r>
+      <w:r>
+        <w:t xml:space="preserve">; the</w:t>
+      </w:r>
+      <w:r>
+        <w:t xml:space="preserve"> </w:t>
+      </w:r>
+      <w:r>
+        <w:t xml:space="preserve">ledger-grain ones follow the ledger. Money is USD only (BRD §3), so no report scopes or</w:t>
+      </w:r>
+      <w:r>
+        <w:t xml:space="preserve"> </w:t>
+      </w:r>
+      <w:r>
+        <w:t xml:space="preserve">labels by currency beyond the one code.</w:t>
+      </w:r>
+    </w:p>
+    <w:p>
+      <w:pPr>
+        <w:pStyle w:val="BlockText"/>
+      </w:pPr>
+      <w:r>
+        <w:rPr>
+          <w:b/>
+          <w:bCs/>
+        </w:rPr>
+        <w:t xml:space="preserve">3.11.1 Hub.</w:t>
+      </w:r>
+      <w:r>
+        <w:t xml:space="preserve"> </w:t>
+      </w:r>
+      <w:r>
+        <w:t xml:space="preserve">A grid of seven tiles: the six reports and the Export Center.</w:t>
+      </w:r>
+      <w:r>
+        <w:t xml:space="preserve"> </w:t>
+      </w:r>
+      <w:r>
+        <w:rPr>
+          <w:b/>
+          <w:bCs/>
+        </w:rPr>
+        <w:t xml:space="preserve">No</w:t>
+      </w:r>
+      <w:r>
+        <w:rPr>
+          <w:b/>
+          <w:bCs/>
+        </w:rPr>
+        <w:t xml:space="preserve"> </w:t>
+      </w:r>
+      <w:r>
+        <w:rPr>
+          <w:b/>
+          <w:bCs/>
+        </w:rPr>
+        <w:t xml:space="preserve">favorites and no recent list</w:t>
+      </w:r>
+      <w:r>
+        <w:t xml:space="preserve"> </w:t>
+      </w:r>
+      <w:r>
+        <w:t xml:space="preserve">(one advisor, seven tiles; a table to star them is not worth</w:t>
+      </w:r>
+      <w:r>
+        <w:t xml:space="preserve"> </w:t>
+      </w:r>
+      <w:r>
+        <w:t xml:space="preserve">it). The artboard’s seventh</w:t>
+      </w:r>
+      <w:r>
+        <w:t xml:space="preserve"> </w:t>
+      </w:r>
+      <w:r>
+        <w:t xml:space="preserve">“Time-to-book”</w:t>
+      </w:r>
+      <w:r>
+        <w:t xml:space="preserve"> </w:t>
+      </w:r>
+      <w:r>
+        <w:t xml:space="preserve">tile has no screen of its own: average days to</w:t>
+      </w:r>
+      <w:r>
+        <w:t xml:space="preserve"> </w:t>
+      </w:r>
+      <w:r>
+        <w:t xml:space="preserve">book is a figure on the Funnel (3.11.6). The nav rail’s Reports item goes live.</w:t>
+      </w:r>
+    </w:p>
+    <w:p>
+      <w:pPr>
+        <w:pStyle w:val="BlockText"/>
+      </w:pPr>
+      <w:r>
+        <w:rPr>
+          <w:b/>
+          <w:bCs/>
+        </w:rPr>
+        <w:t xml:space="preserve">3.11.2 Revenue by Month.</w:t>
+      </w:r>
+      <w:r>
+        <w:t xml:space="preserve"> </w:t>
+      </w:r>
+      <w:r>
+        <w:t xml:space="preserve">Story-Tail never charges clients, so its own income is</w:t>
+      </w:r>
+      <w:r>
+        <w:t xml:space="preserve"> </w:t>
+      </w:r>
+      <w:r>
+        <w:t xml:space="preserve">commission. The report has a two-way toggle:</w:t>
+      </w:r>
+      <w:r>
+        <w:t xml:space="preserve"> </w:t>
+      </w:r>
+      <w:r>
+        <w:rPr>
+          <w:b/>
+          <w:bCs/>
+        </w:rPr>
+        <w:t xml:space="preserve">Booked value</w:t>
+      </w:r>
+      <w:r>
+        <w:t xml:space="preserve"> </w:t>
+      </w:r>
+      <w:r>
+        <w:t xml:space="preserve">(default), the gross value of</w:t>
+      </w:r>
+      <w:r>
+        <w:t xml:space="preserve"> </w:t>
+      </w:r>
+      <w:r>
+        <w:t xml:space="preserve">trips by the month they were FIRST booked (a trip that goes booked, back, and booked again</w:t>
+      </w:r>
+      <w:r>
+        <w:t xml:space="preserve"> </w:t>
+      </w:r>
+      <w:r>
+        <w:t xml:space="preserve">counts once, in its first month); and</w:t>
+      </w:r>
+      <w:r>
+        <w:t xml:space="preserve"> </w:t>
+      </w:r>
+      <w:r>
+        <w:rPr>
+          <w:b/>
+          <w:bCs/>
+        </w:rPr>
+        <w:t xml:space="preserve">Commission received</w:t>
+      </w:r>
+      <w:r>
+        <w:t xml:space="preserve">, ledger money by the month it</w:t>
+      </w:r>
+      <w:r>
+        <w:t xml:space="preserve"> </w:t>
+      </w:r>
+      <w:r>
+        <w:t xml:space="preserve">arrived (</w:t>
+      </w:r>
+      <w:r>
+        <w:rPr>
+          <w:rStyle w:val="VerbatimChar"/>
+        </w:rPr>
+        <w:t xml:space="preserve">commission.received_at</w:t>
+      </w:r>
+      <w:r>
+        <w:t xml:space="preserve">), which is the tax-prep figure. Bars per month for the</w:t>
+      </w:r>
+      <w:r>
+        <w:t xml:space="preserve"> </w:t>
+      </w:r>
+      <w:r>
+        <w:t xml:space="preserve">period, a total, and the table under it.</w:t>
+      </w:r>
+    </w:p>
+    <w:p>
+      <w:pPr>
+        <w:pStyle w:val="BlockText"/>
+      </w:pPr>
+      <w:r>
+        <w:rPr>
+          <w:b/>
+          <w:bCs/>
+        </w:rPr>
+        <w:t xml:space="preserve">3.11.3 Commission by Supplier.</w:t>
+      </w:r>
+      <w:r>
+        <w:t xml:space="preserve"> </w:t>
+      </w:r>
+      <w:r>
+        <w:t xml:space="preserve">Reads the stored</w:t>
+      </w:r>
+      <w:r>
+        <w:t xml:space="preserve"> </w:t>
+      </w:r>
+      <w:r>
+        <w:rPr>
+          <w:b/>
+          <w:bCs/>
+        </w:rPr>
+        <w:t xml:space="preserve">ledger</w:t>
+      </w:r>
+      <w:r>
+        <w:t xml:space="preserve">, never the forecast. The</w:t>
+      </w:r>
+      <w:r>
+        <w:t xml:space="preserve"> </w:t>
+      </w:r>
+      <w:r>
+        <w:t xml:space="preserve">period filters on travel dates, the same as the ledger screen and its export. Each supplier</w:t>
+      </w:r>
+      <w:r>
+        <w:t xml:space="preserve"> </w:t>
+      </w:r>
+      <w:r>
+        <w:t xml:space="preserve">row shows</w:t>
+      </w:r>
+      <w:r>
+        <w:t xml:space="preserve"> </w:t>
+      </w:r>
+      <w:r>
+        <w:rPr>
+          <w:b/>
+          <w:bCs/>
+        </w:rPr>
+        <w:t xml:space="preserve">Received</w:t>
+      </w:r>
+      <w:r>
+        <w:t xml:space="preserve"> </w:t>
+      </w:r>
+      <w:r>
+        <w:t xml:space="preserve">and</w:t>
+      </w:r>
+      <w:r>
+        <w:t xml:space="preserve"> </w:t>
+      </w:r>
+      <w:r>
+        <w:rPr>
+          <w:b/>
+          <w:bCs/>
+        </w:rPr>
+        <w:t xml:space="preserve">Still owed</w:t>
+      </w:r>
+      <w:r>
+        <w:t xml:space="preserve"> </w:t>
+      </w:r>
+      <w:r>
+        <w:t xml:space="preserve">(expected plus invoiced) with a bar. Disputed and</w:t>
+      </w:r>
+      <w:r>
+        <w:t xml:space="preserve"> </w:t>
+      </w:r>
+      <w:r>
+        <w:t xml:space="preserve">lost lines are left out and counted in a footnote. A row opens the ledger filtered to that</w:t>
+      </w:r>
+      <w:r>
+        <w:t xml:space="preserve"> </w:t>
+      </w:r>
+      <w:r>
+        <w:t xml:space="preserve">supplier. Removed lines (</w:t>
+      </w:r>
+      <w:r>
+        <w:rPr>
+          <w:rStyle w:val="VerbatimChar"/>
+        </w:rPr>
+        <w:t xml:space="preserve">commission.archived_at</w:t>
+      </w:r>
+      <w:r>
+        <w:t xml:space="preserve"> </w:t>
+      </w:r>
+      <w:r>
+        <w:t xml:space="preserve">set) never count; lines on an archived</w:t>
+      </w:r>
+      <w:r>
+        <w:t xml:space="preserve"> </w:t>
+      </w:r>
+      <w:r>
+        <w:t xml:space="preserve">trip still do, as they do on the ledger, because the money was real.</w:t>
+      </w:r>
+    </w:p>
+    <w:p>
+      <w:pPr>
+        <w:pStyle w:val="BlockText"/>
+      </w:pPr>
+      <w:r>
+        <w:rPr>
+          <w:b/>
+          <w:bCs/>
+        </w:rPr>
+        <w:t xml:space="preserve">3.11.4 Top Destinations.</w:t>
+      </w:r>
+      <w:r>
+        <w:t xml:space="preserve"> </w:t>
+      </w:r>
+      <w:r>
+        <w:t xml:space="preserve">Counts booked, in-progress and completed trips; the period</w:t>
+      </w:r>
+      <w:r>
+        <w:t xml:space="preserve"> </w:t>
+      </w:r>
+      <w:r>
+        <w:t xml:space="preserve">filters on travel start date. A trip with several stops counts once in each place, and its</w:t>
+      </w:r>
+      <w:r>
+        <w:t xml:space="preserve"> </w:t>
+      </w:r>
+      <w:r>
+        <w:t xml:space="preserve">value is split evenly across them so the column still adds up to the trips’ total. Ranked</w:t>
+      </w:r>
+      <w:r>
+        <w:t xml:space="preserve"> </w:t>
+      </w:r>
+      <w:r>
+        <w:t xml:space="preserve">by value, with trip count.</w:t>
+      </w:r>
+      <w:r>
+        <w:t xml:space="preserve"> </w:t>
+      </w:r>
+      <w:r>
+        <w:rPr>
+          <w:b/>
+          <w:bCs/>
+        </w:rPr>
+        <w:t xml:space="preserve">No map:</w:t>
+      </w:r>
+      <w:r>
+        <w:t xml:space="preserve"> </w:t>
+      </w:r>
+      <w:r>
+        <w:t xml:space="preserve">the artboard’s pins sit on a stock photograph, and a</w:t>
+      </w:r>
+      <w:r>
+        <w:t xml:space="preserve"> </w:t>
+      </w:r>
+      <w:r>
+        <w:t xml:space="preserve">real map needs a tile provider (a new third-party service and a security review).</w:t>
+      </w:r>
+    </w:p>
+    <w:p>
+      <w:pPr>
+        <w:pStyle w:val="BlockText"/>
+      </w:pPr>
+      <w:r>
+        <w:rPr>
+          <w:b/>
+          <w:bCs/>
+        </w:rPr>
+        <w:t xml:space="preserve">3.11.5 Client Lifetime Value.</w:t>
+      </w:r>
+      <w:r>
+        <w:t xml:space="preserve"> </w:t>
+      </w:r>
+      <w:r>
+        <w:t xml:space="preserve">Lifetime value is the same expression Client Detail</w:t>
+      </w:r>
+      <w:r>
+        <w:t xml:space="preserve"> </w:t>
+      </w:r>
+      <w:r>
+        <w:t xml:space="preserve">already uses (the client’s committed trips), with a commission column beside it. Cohort is</w:t>
+      </w:r>
+      <w:r>
+        <w:t xml:space="preserve"> </w:t>
+      </w:r>
+      <w:r>
+        <w:t xml:space="preserve">the quarter of the client’s first booked trip, shown as a column and a filter. No cohort</w:t>
+      </w:r>
+      <w:r>
+        <w:t xml:space="preserve"> </w:t>
+      </w:r>
+      <w:r>
+        <w:t xml:space="preserve">grid. A row opens Client Detail.</w:t>
+      </w:r>
+      <w:r>
+        <w:t xml:space="preserve"> </w:t>
+      </w:r>
+      <w:r>
+        <w:rPr>
+          <w:rStyle w:val="VerbatimChar"/>
+        </w:rPr>
+        <w:t xml:space="preserve">client.lifetime_value_cents</w:t>
+      </w:r>
+      <w:r>
+        <w:t xml:space="preserve">, which nothing ever wrote,</w:t>
+      </w:r>
+      <w:r>
+        <w:t xml:space="preserve"> </w:t>
+      </w:r>
+      <w:r>
+        <w:t xml:space="preserve">is dropped (Data-Model §6.1).</w:t>
+      </w:r>
+    </w:p>
+    <w:p>
+      <w:pPr>
+        <w:pStyle w:val="BlockText"/>
+      </w:pPr>
+      <w:r>
+        <w:rPr>
+          <w:b/>
+          <w:bCs/>
+        </w:rPr>
+        <w:t xml:space="preserve">3.11.6 Conversion Funnel.</w:t>
+      </w:r>
+      <w:r>
+        <w:t xml:space="preserve"> </w:t>
+      </w:r>
+      <w:r>
+        <w:t xml:space="preserve">Stages</w:t>
+      </w:r>
+      <w:r>
+        <w:t xml:space="preserve"> </w:t>
+      </w:r>
+      <w:r>
+        <w:rPr>
+          <w:b/>
+          <w:bCs/>
+        </w:rPr>
+        <w:t xml:space="preserve">Inquiry → Proposal → Booked → Travelled</w:t>
+      </w:r>
+      <w:r>
+        <w:t xml:space="preserve">. There is no</w:t>
+      </w:r>
+      <w:r>
+        <w:t xml:space="preserve"> </w:t>
+      </w:r>
+      <w:r>
+        <w:t xml:space="preserve">Lead or Qualified stage: a quote request is a trip (decided 2026-09-09). The funnel follows</w:t>
+      </w:r>
+      <w:r>
+        <w:t xml:space="preserve"> </w:t>
+      </w:r>
+      <w:r>
+        <w:t xml:space="preserve">the trips CREATED in the period. A trip counts in every stage up to the furthest it reached,</w:t>
+      </w:r>
+      <w:r>
+        <w:t xml:space="preserve"> </w:t>
+      </w:r>
+      <w:r>
+        <w:t xml:space="preserve">so one entered straight as booked still counts as an inquiry. A cancelled trip is drop-off</w:t>
+      </w:r>
+      <w:r>
+        <w:t xml:space="preserve"> </w:t>
+      </w:r>
+      <w:r>
+        <w:t xml:space="preserve">at the stage it reached. Average days from inquiry to first booking shows here with its</w:t>
+      </w:r>
+      <w:r>
+        <w:t xml:space="preserve"> </w:t>
+      </w:r>
+      <w:r>
+        <w:t xml:space="preserve">sample size (the dashboard’s</w:t>
+      </w:r>
+      <w:r>
+        <w:t xml:space="preserve"> </w:t>
+      </w:r>
+      <w:r>
+        <w:rPr>
+          <w:rStyle w:val="VerbatimChar"/>
+        </w:rPr>
+        <w:t xml:space="preserve">inquiry_to_book_days</w:t>
+      </w:r>
+      <w:r>
+        <w:t xml:space="preserve">).</w:t>
+      </w:r>
+    </w:p>
+    <w:p>
+      <w:pPr>
+        <w:pStyle w:val="BlockText"/>
+      </w:pPr>
+      <w:r>
+        <w:rPr>
+          <w:b/>
+          <w:bCs/>
+        </w:rPr>
+        <w:t xml:space="preserve">3.11.7 Pipeline Value.</w:t>
+      </w:r>
+      <w:r>
+        <w:t xml:space="preserve"> </w:t>
+      </w:r>
+      <w:r>
+        <w:t xml:space="preserve">The artboard only repeats the funnel, so a local artboard is</w:t>
+      </w:r>
+      <w:r>
+        <w:t xml:space="preserve"> </w:t>
+      </w:r>
+      <w:r>
+        <w:t xml:space="preserve">drawn first. It shows open trips by stage, gross and weighted, and a forecast by expected</w:t>
+      </w:r>
+      <w:r>
+        <w:t xml:space="preserve"> </w:t>
+      </w:r>
+      <w:r>
+        <w:t xml:space="preserve">travel month.</w:t>
+      </w:r>
+      <w:r>
+        <w:t xml:space="preserve"> </w:t>
+      </w:r>
+      <w:r>
+        <w:t xml:space="preserve">“Adjust weighting”</w:t>
+      </w:r>
+      <w:r>
+        <w:t xml:space="preserve"> </w:t>
+      </w:r>
+      <w:r>
+        <w:t xml:space="preserve">edits the same</w:t>
+      </w:r>
+      <w:r>
+        <w:t xml:space="preserve"> </w:t>
+      </w:r>
+      <w:r>
+        <w:rPr>
+          <w:rStyle w:val="VerbatimChar"/>
+        </w:rPr>
+        <w:t xml:space="preserve">pipeline_weight</w:t>
+      </w:r>
+      <w:r>
+        <w:t xml:space="preserve"> </w:t>
+      </w:r>
+      <w:r>
+        <w:t xml:space="preserve">rows §3.7’s forecast</w:t>
+      </w:r>
+      <w:r>
+        <w:t xml:space="preserve"> </w:t>
+      </w:r>
+      <w:r>
+        <w:t xml:space="preserve">uses: one set of weights, not two.</w:t>
+      </w:r>
+    </w:p>
+    <w:p>
+      <w:pPr>
+        <w:pStyle w:val="BlockText"/>
+      </w:pPr>
+      <w:r>
+        <w:rPr>
+          <w:b/>
+          <w:bCs/>
+        </w:rPr>
+        <w:t xml:space="preserve">3.11.8 Export Center.</w:t>
+      </w:r>
+      <w:r>
+        <w:t xml:space="preserve"> </w:t>
+      </w:r>
+      <w:r>
+        <w:rPr>
+          <w:b/>
+          <w:bCs/>
+        </w:rPr>
+        <w:t xml:space="preserve">CSV only:</w:t>
+      </w:r>
+      <w:r>
+        <w:t xml:space="preserve"> </w:t>
+      </w:r>
+      <w:r>
+        <w:t xml:space="preserve">Excel opens it, and a real</w:t>
+      </w:r>
+      <w:r>
+        <w:t xml:space="preserve"> </w:t>
+      </w:r>
+      <w:r>
+        <w:rPr>
+          <w:rStyle w:val="VerbatimChar"/>
+        </w:rPr>
+        <w:t xml:space="preserve">.xlsx</w:t>
+      </w:r>
+      <w:r>
+        <w:t xml:space="preserve"> </w:t>
+      </w:r>
+      <w:r>
+        <w:t xml:space="preserve">needs a new</w:t>
+      </w:r>
+      <w:r>
+        <w:t xml:space="preserve"> </w:t>
+      </w:r>
+      <w:r>
+        <w:t xml:space="preserve">library and a review. Files are built on demand and downloaded at once, so no client data</w:t>
+      </w:r>
+      <w:r>
+        <w:t xml:space="preserve"> </w:t>
+      </w:r>
+      <w:r>
+        <w:t xml:space="preserve">sits in a bucket.</w:t>
+      </w:r>
+      <w:r>
+        <w:t xml:space="preserve"> </w:t>
+      </w:r>
+      <w:r>
+        <w:rPr>
+          <w:b/>
+          <w:bCs/>
+        </w:rPr>
+        <w:t xml:space="preserve">Recent exports</w:t>
+      </w:r>
+      <w:r>
+        <w:t xml:space="preserve"> </w:t>
+      </w:r>
+      <w:r>
+        <w:t xml:space="preserve">are read from the</w:t>
+      </w:r>
+      <w:r>
+        <w:t xml:space="preserve"> </w:t>
+      </w:r>
+      <w:r>
+        <w:rPr>
+          <w:rStyle w:val="VerbatimChar"/>
+        </w:rPr>
+        <w:t xml:space="preserve">audit_event</w:t>
+      </w:r>
+      <w:r>
+        <w:t xml:space="preserve"> </w:t>
+      </w:r>
+      <w:r>
+        <w:t xml:space="preserve">rows every export</w:t>
+      </w:r>
+      <w:r>
+        <w:t xml:space="preserve"> </w:t>
+      </w:r>
+      <w:r>
+        <w:t xml:space="preserve">already writes;</w:t>
+      </w:r>
+      <w:r>
+        <w:t xml:space="preserve"> </w:t>
+      </w:r>
+      <w:r>
+        <w:t xml:space="preserve">“Run again”</w:t>
+      </w:r>
+      <w:r>
+        <w:t xml:space="preserve"> </w:t>
+      </w:r>
+      <w:r>
+        <w:t xml:space="preserve">repeats one with the same settings. Nothing expires. Four types:</w:t>
+      </w:r>
+      <w:r>
+        <w:t xml:space="preserve"> </w:t>
+      </w:r>
+      <w:r>
+        <w:rPr>
+          <w:b/>
+          <w:bCs/>
+        </w:rPr>
+        <w:t xml:space="preserve">Commission ledger</w:t>
+      </w:r>
+      <w:r>
+        <w:t xml:space="preserve">,</w:t>
+      </w:r>
+      <w:r>
+        <w:t xml:space="preserve"> </w:t>
+      </w:r>
+      <w:r>
+        <w:rPr>
+          <w:b/>
+          <w:bCs/>
+        </w:rPr>
+        <w:t xml:space="preserve">Trips</w:t>
+      </w:r>
+      <w:r>
+        <w:t xml:space="preserve"> </w:t>
+      </w:r>
+      <w:r>
+        <w:t xml:space="preserve">(dates, stage, value, commission),</w:t>
+      </w:r>
+      <w:r>
+        <w:t xml:space="preserve"> </w:t>
+      </w:r>
+      <w:r>
+        <w:rPr>
+          <w:b/>
+          <w:bCs/>
+        </w:rPr>
+        <w:t xml:space="preserve">Payment milestones</w:t>
+      </w:r>
+      <w:r>
+        <w:t xml:space="preserve"> </w:t>
+      </w:r>
+      <w:r>
+        <w:t xml:space="preserve">(the supplier pay schedule, paid or not) and</w:t>
+      </w:r>
+      <w:r>
+        <w:t xml:space="preserve"> </w:t>
+      </w:r>
+      <w:r>
+        <w:rPr>
+          <w:b/>
+          <w:bCs/>
+        </w:rPr>
+        <w:t xml:space="preserve">Clients</w:t>
+      </w:r>
+      <w:r>
+        <w:t xml:space="preserve">. A Clients export carries contact</w:t>
+      </w:r>
+      <w:r>
+        <w:t xml:space="preserve"> </w:t>
+      </w:r>
+      <w:r>
+        <w:t xml:space="preserve">details (email, phone, mailing address) only when</w:t>
+      </w:r>
+      <w:r>
+        <w:t xml:space="preserve"> </w:t>
+      </w:r>
+      <w:r>
+        <w:t xml:space="preserve">“Include contact details”</w:t>
+      </w:r>
+      <w:r>
+        <w:t xml:space="preserve"> </w:t>
+      </w:r>
+      <w:r>
+        <w:t xml:space="preserve">is checked; it</w:t>
+      </w:r>
+      <w:r>
+        <w:t xml:space="preserve"> </w:t>
+      </w:r>
+      <w:r>
+        <w:t xml:space="preserve">starts unchecked. Every export is audited.</w:t>
       </w:r>
     </w:p>
     <w:bookmarkStart w:id="192" w:name="reports-hub"/>

--- a/docs/Screen-Inventory.docx
+++ b/docs/Screen-Inventory.docx
@@ -53028,13 +53028,25 @@
         <w:t xml:space="preserve"> </w:t>
       </w:r>
       <w:r>
-        <w:t xml:space="preserve">trips by the month they were FIRST booked (a trip that goes booked, back, and booked again</w:t>
-      </w:r>
-      <w:r>
-        <w:t xml:space="preserve"> </w:t>
-      </w:r>
-      <w:r>
-        <w:t xml:space="preserve">counts once, in its first month); and</w:t>
+        <w:t xml:space="preserve">trips by the month they were FIRST booked (the first move to booked, in progress or</w:t>
+      </w:r>
+      <w:r>
+        <w:t xml:space="preserve"> </w:t>
+      </w:r>
+      <w:r>
+        <w:t xml:space="preserve">completed, so a trip entered straight as completed still counts; a trip that goes booked,</w:t>
+      </w:r>
+      <w:r>
+        <w:t xml:space="preserve"> </w:t>
+      </w:r>
+      <w:r>
+        <w:t xml:space="preserve">back, and booked again counts once, in its first month; trips now cancelled, or moved back to an earlier stage, are</w:t>
+      </w:r>
+      <w:r>
+        <w:t xml:space="preserve"> </w:t>
+      </w:r>
+      <w:r>
+        <w:t xml:space="preserve">left out, Gyasi confirmed 2026-10-21); and</w:t>
       </w:r>
       <w:r>
         <w:t xml:space="preserve"> </w:t>
@@ -53149,7 +53161,31 @@
         <w:t xml:space="preserve"> </w:t>
       </w:r>
       <w:r>
-        <w:t xml:space="preserve">lost lines are left out and counted in a footnote. A row opens the ledger filtered to that</w:t>
+        <w:t xml:space="preserve">lost lines are left out and counted in a footnote, which also names any money already</w:t>
+      </w:r>
+      <w:r>
+        <w:t xml:space="preserve"> </w:t>
+      </w:r>
+      <w:r>
+        <w:t xml:space="preserve">received on them (Revenue’s</w:t>
+      </w:r>
+      <w:r>
+        <w:t xml:space="preserve"> </w:t>
+      </w:r>
+      <w:r>
+        <w:t xml:space="preserve">“Commission received”</w:t>
+      </w:r>
+      <w:r>
+        <w:t xml:space="preserve"> </w:t>
+      </w:r>
+      <w:r>
+        <w:t xml:space="preserve">counts that money, so it must not vanish</w:t>
+      </w:r>
+      <w:r>
+        <w:t xml:space="preserve"> </w:t>
+      </w:r>
+      <w:r>
+        <w:t xml:space="preserve">here). A row opens the ledger filtered to that</w:t>
       </w:r>
       <w:r>
         <w:t xml:space="preserve"> </w:t>

--- a/docs/Screen-Inventory.docx
+++ b/docs/Screen-Inventory.docx
@@ -52670,7 +52670,7 @@
           <w:b/>
           <w:bCs/>
         </w:rPr>
-        <w:t xml:space="preserve">One period filter on every report:</w:t>
+        <w:t xml:space="preserve">One period filter on every report over a period:</w:t>
       </w:r>
       <w:r>
         <w:t xml:space="preserve"> </w:t>
@@ -52699,32 +52699,84 @@
           <w:i/>
           <w:iCs/>
         </w:rPr>
-        <w:t xml:space="preserve">Last 12 months</w:t>
-      </w:r>
-      <w:r>
-        <w:t xml:space="preserve"> </w:t>
-      </w:r>
-      <w:r>
-        <w:t xml:space="preserve">and</w:t>
-      </w:r>
-      <w:r>
-        <w:t xml:space="preserve"> </w:t>
+        <w:t xml:space="preserve">Last 12</w:t>
       </w:r>
       <w:r>
         <w:rPr>
           <w:i/>
           <w:iCs/>
         </w:rPr>
+        <w:t xml:space="preserve"> </w:t>
+      </w:r>
+      <w:r>
+        <w:rPr>
+          <w:i/>
+          <w:iCs/>
+        </w:rPr>
+        <w:t xml:space="preserve">months</w:t>
+      </w:r>
+      <w:r>
+        <w:t xml:space="preserve"> </w:t>
+      </w:r>
+      <w:r>
+        <w:t xml:space="preserve">and</w:t>
+      </w:r>
+      <w:r>
+        <w:t xml:space="preserve"> </w:t>
+      </w:r>
+      <w:r>
+        <w:rPr>
+          <w:i/>
+          <w:iCs/>
+        </w:rPr>
         <w:t xml:space="preserve">This quarter</w:t>
       </w:r>
       <w:r>
-        <w:t xml:space="preserve">. Calendar years, in the advisor’s own time zone. No custom date range</w:t>
-      </w:r>
-      <w:r>
-        <w:t xml:space="preserve"> </w:t>
-      </w:r>
-      <w:r>
-        <w:t xml:space="preserve">except in the Export Center.</w:t>
+        <w:t xml:space="preserve">. Calendar years, in the advisor’s own time zone. No custom date</w:t>
+      </w:r>
+      <w:r>
+        <w:t xml:space="preserve"> </w:t>
+      </w:r>
+      <w:r>
+        <w:t xml:space="preserve">range except in the Export Center. Two reports are not over a period and have no chips</w:t>
+      </w:r>
+      <w:r>
+        <w:t xml:space="preserve"> </w:t>
+      </w:r>
+      <w:r>
+        <w:t xml:space="preserve">(Gyasi, 2026-10-21):</w:t>
+      </w:r>
+      <w:r>
+        <w:t xml:space="preserve"> </w:t>
+      </w:r>
+      <w:r>
+        <w:rPr>
+          <w:b/>
+          <w:bCs/>
+        </w:rPr>
+        <w:t xml:space="preserve">Client Lifetime Value</w:t>
+      </w:r>
+      <w:r>
+        <w:t xml:space="preserve"> </w:t>
+      </w:r>
+      <w:r>
+        <w:t xml:space="preserve">(lifetime; it filters by cohort instead) and</w:t>
+      </w:r>
+      <w:r>
+        <w:t xml:space="preserve"> </w:t>
+      </w:r>
+      <w:r>
+        <w:rPr>
+          <w:b/>
+          <w:bCs/>
+        </w:rPr>
+        <w:t xml:space="preserve">Pipeline Value</w:t>
+      </w:r>
+      <w:r>
+        <w:t xml:space="preserve"> </w:t>
+      </w:r>
+      <w:r>
+        <w:t xml:space="preserve">(what is open today).</w:t>
       </w:r>
       <w:r>
         <w:t xml:space="preserve"> </w:t>
@@ -52740,6 +52792,81 @@
           <w:b/>
           <w:bCs/>
         </w:rPr>
+        <w:t xml:space="preserve">“First booked”</w:t>
+      </w:r>
+      <w:r>
+        <w:rPr>
+          <w:b/>
+          <w:bCs/>
+        </w:rPr>
+        <w:t xml:space="preserve"> </w:t>
+      </w:r>
+      <w:r>
+        <w:rPr>
+          <w:b/>
+          <w:bCs/>
+        </w:rPr>
+        <w:t xml:space="preserve">is one rule:</w:t>
+      </w:r>
+      <w:r>
+        <w:t xml:space="preserve"> </w:t>
+      </w:r>
+      <w:r>
+        <w:t xml:space="preserve">a trip’s earliest move in</w:t>
+      </w:r>
+      <w:r>
+        <w:t xml:space="preserve"> </w:t>
+      </w:r>
+      <w:r>
+        <w:rPr>
+          <w:rStyle w:val="VerbatimChar"/>
+        </w:rPr>
+        <w:t xml:space="preserve">trip_status_history</w:t>
+      </w:r>
+      <w:r>
+        <w:t xml:space="preserve"> </w:t>
+      </w:r>
+      <w:r>
+        <w:t xml:space="preserve">to booked,</w:t>
+      </w:r>
+      <w:r>
+        <w:t xml:space="preserve"> </w:t>
+      </w:r>
+      <w:r>
+        <w:t xml:space="preserve">in progress or completed (the stage write lets an advisor skip</w:t>
+      </w:r>
+      <w:r>
+        <w:t xml:space="preserve"> </w:t>
+      </w:r>
+      <w:r>
+        <w:rPr>
+          <w:rStyle w:val="VerbatimChar"/>
+        </w:rPr>
+        <w:t xml:space="preserve">booked</w:t>
+      </w:r>
+      <w:r>
+        <w:t xml:space="preserve">). Revenue, the</w:t>
+      </w:r>
+      <w:r>
+        <w:t xml:space="preserve"> </w:t>
+      </w:r>
+      <w:r>
+        <w:t xml:space="preserve">Funnel’s days to book and LTV’s cohort all use it.</w:t>
+      </w:r>
+      <w:r>
+        <w:t xml:space="preserve"> </w:t>
+      </w:r>
+      <w:r>
+        <w:t xml:space="preserve">-</w:t>
+      </w:r>
+      <w:r>
+        <w:t xml:space="preserve"> </w:t>
+      </w:r>
+      <w:r>
+        <w:rPr>
+          <w:b/>
+          <w:bCs/>
+        </w:rPr>
         <w:t xml:space="preserve">Stage dates come from</w:t>
       </w:r>
       <w:r>
@@ -53297,13 +53424,37 @@
         <w:t xml:space="preserve"> </w:t>
       </w:r>
       <w:r>
-        <w:t xml:space="preserve">the quarter of the client’s first booked trip, shown as a column and a filter. No cohort</w:t>
-      </w:r>
-      <w:r>
-        <w:t xml:space="preserve"> </w:t>
-      </w:r>
-      <w:r>
-        <w:t xml:space="preserve">grid. A row opens Client Detail.</w:t>
+        <w:t xml:space="preserve">the quarter of the client’s first booked trip, shown as a column and a filter (chips: All</w:t>
+      </w:r>
+      <w:r>
+        <w:t xml:space="preserve"> </w:t>
+      </w:r>
+      <w:r>
+        <w:t xml:space="preserve">clients, each quarter newest first, and</w:t>
+      </w:r>
+      <w:r>
+        <w:t xml:space="preserve"> </w:t>
+      </w:r>
+      <w:r>
+        <w:t xml:space="preserve">“Before tracking”</w:t>
+      </w:r>
+      <w:r>
+        <w:t xml:space="preserve"> </w:t>
+      </w:r>
+      <w:r>
+        <w:t xml:space="preserve">for a client with any booking</w:t>
+      </w:r>
+      <w:r>
+        <w:t xml:space="preserve"> </w:t>
+      </w:r>
+      <w:r>
+        <w:t xml:space="preserve">from before Sep 19, 2026, since their first booking is that one). No period chips and no cohort grid. Rank is over the whole book, so a</w:t>
+      </w:r>
+      <w:r>
+        <w:t xml:space="preserve"> </w:t>
+      </w:r>
+      <w:r>
+        <w:t xml:space="preserve">cohort filter keeps each client’s true rank. A row opens Client Detail.</w:t>
       </w:r>
       <w:r>
         <w:t xml:space="preserve"> </w:t>
@@ -53376,25 +53527,102 @@
         <w:t xml:space="preserve"> </w:t>
       </w:r>
       <w:r>
-        <w:t xml:space="preserve">at the stage it reached. Average days from inquiry to first booking shows here with its</w:t>
-      </w:r>
-      <w:r>
-        <w:t xml:space="preserve"> </w:t>
-      </w:r>
-      <w:r>
-        <w:t xml:space="preserve">sample size (the dashboard’s</w:t>
-      </w:r>
-      <w:r>
-        <w:t xml:space="preserve"> </w:t>
-      </w:r>
-      <w:r>
-        <w:rPr>
-          <w:rStyle w:val="VerbatimChar"/>
-        </w:rPr>
-        <w:t xml:space="preserve">inquiry_to_book_days</w:t>
-      </w:r>
-      <w:r>
-        <w:t xml:space="preserve">).</w:t>
+        <w:t xml:space="preserve">at the stage it reached.</w:t>
+      </w:r>
+      <w:r>
+        <w:t xml:space="preserve"> </w:t>
+      </w:r>
+      <w:r>
+        <w:t xml:space="preserve">“Booked”</w:t>
+      </w:r>
+      <w:r>
+        <w:t xml:space="preserve"> </w:t>
+      </w:r>
+      <w:r>
+        <w:t xml:space="preserve">includes trips traveling now (in progress);</w:t>
+      </w:r>
+      <w:r>
+        <w:t xml:space="preserve"> </w:t>
+      </w:r>
+      <w:r>
+        <w:t xml:space="preserve">“Traveled”</w:t>
+      </w:r>
+      <w:r>
+        <w:t xml:space="preserve"> </w:t>
+      </w:r>
+      <w:r>
+        <w:t xml:space="preserve">is</w:t>
+      </w:r>
+      <w:r>
+        <w:t xml:space="preserve"> </w:t>
+      </w:r>
+      <w:r>
+        <w:t xml:space="preserve">completed. A trip’s stage is the furthest it EVER reached, so one moved back after travel</w:t>
+      </w:r>
+      <w:r>
+        <w:t xml:space="preserve"> </w:t>
+      </w:r>
+      <w:r>
+        <w:t xml:space="preserve">still counts as traveled here, though Revenue (which reads its status now) leaves it out.</w:t>
+      </w:r>
+      <w:r>
+        <w:t xml:space="preserve"> </w:t>
+      </w:r>
+      <w:r>
+        <w:t xml:space="preserve">Each stage’s drop is split into</w:t>
+      </w:r>
+      <w:r>
+        <w:t xml:space="preserve"> </w:t>
+      </w:r>
+      <w:r>
+        <w:rPr>
+          <w:b/>
+          <w:bCs/>
+        </w:rPr>
+        <w:t xml:space="preserve">still open</w:t>
+      </w:r>
+      <w:r>
+        <w:t xml:space="preserve"> </w:t>
+      </w:r>
+      <w:r>
+        <w:t xml:space="preserve">(not a loss yet)</w:t>
+      </w:r>
+      <w:r>
+        <w:t xml:space="preserve"> </w:t>
+      </w:r>
+      <w:r>
+        <w:t xml:space="preserve">and</w:t>
+      </w:r>
+      <w:r>
+        <w:t xml:space="preserve"> </w:t>
+      </w:r>
+      <w:r>
+        <w:rPr>
+          <w:b/>
+          <w:bCs/>
+        </w:rPr>
+        <w:t xml:space="preserve">cancelled</w:t>
+      </w:r>
+      <w:r>
+        <w:t xml:space="preserve">. Average days from inquiry to first booking shows here with its sample</w:t>
+      </w:r>
+      <w:r>
+        <w:t xml:space="preserve"> </w:t>
+      </w:r>
+      <w:r>
+        <w:t xml:space="preserve">size, over the period’s trips, by the</w:t>
+      </w:r>
+      <w:r>
+        <w:t xml:space="preserve"> </w:t>
+      </w:r>
+      <w:r>
+        <w:t xml:space="preserve">“first booked”</w:t>
+      </w:r>
+      <w:r>
+        <w:t xml:space="preserve"> </w:t>
+      </w:r>
+      <w:r>
+        <w:t xml:space="preserve">rule above.</w:t>
       </w:r>
     </w:p>
     <w:p>
@@ -53412,31 +53640,152 @@
         <w:t xml:space="preserve"> </w:t>
       </w:r>
       <w:r>
-        <w:t xml:space="preserve">The artboard only repeats the funnel, so a local artboard is</w:t>
-      </w:r>
-      <w:r>
-        <w:t xml:space="preserve"> </w:t>
-      </w:r>
-      <w:r>
-        <w:t xml:space="preserve">drawn first. It shows open trips by stage, gross and weighted, and a forecast by expected</w:t>
-      </w:r>
-      <w:r>
-        <w:t xml:space="preserve"> </w:t>
-      </w:r>
-      <w:r>
-        <w:t xml:space="preserve">travel month.</w:t>
-      </w:r>
-      <w:r>
-        <w:t xml:space="preserve"> </w:t>
-      </w:r>
-      <w:r>
-        <w:t xml:space="preserve">“Adjust weighting”</w:t>
-      </w:r>
-      <w:r>
-        <w:t xml:space="preserve"> </w:t>
-      </w:r>
-      <w:r>
-        <w:t xml:space="preserve">edits the same</w:t>
+        <w:t xml:space="preserve">The artboard only repeated the funnel, so A3117 was drawn</w:t>
+      </w:r>
+      <w:r>
+        <w:t xml:space="preserve"> </w:t>
+      </w:r>
+      <w:r>
+        <w:t xml:space="preserve">locally on 2026-10-21 and Gyasi approved it the same day. Two tiles (open pipeline at full</w:t>
+      </w:r>
+      <w:r>
+        <w:t xml:space="preserve"> </w:t>
+      </w:r>
+      <w:r>
+        <w:t xml:space="preserve">value, and weighted), then</w:t>
+      </w:r>
+      <w:r>
+        <w:t xml:space="preserve"> </w:t>
+      </w:r>
+      <w:r>
+        <w:rPr>
+          <w:b/>
+          <w:bCs/>
+        </w:rPr>
+        <w:t xml:space="preserve">By stage</w:t>
+      </w:r>
+      <w:r>
+        <w:t xml:space="preserve"> </w:t>
+      </w:r>
+      <w:r>
+        <w:t xml:space="preserve">(trips, value, weight, weighted) and</w:t>
+      </w:r>
+      <w:r>
+        <w:t xml:space="preserve"> </w:t>
+      </w:r>
+      <w:r>
+        <w:rPr>
+          <w:b/>
+          <w:bCs/>
+        </w:rPr>
+        <w:t xml:space="preserve">By travel</w:t>
+      </w:r>
+      <w:r>
+        <w:rPr>
+          <w:b/>
+          <w:bCs/>
+        </w:rPr>
+        <w:t xml:space="preserve"> </w:t>
+      </w:r>
+      <w:r>
+        <w:rPr>
+          <w:b/>
+          <w:bCs/>
+        </w:rPr>
+        <w:t xml:space="preserve">month</w:t>
+      </w:r>
+      <w:r>
+        <w:t xml:space="preserve"> </w:t>
+      </w:r>
+      <w:r>
+        <w:t xml:space="preserve">(weighted value by the month each trip starts, this month and the eleven after; a</w:t>
+      </w:r>
+      <w:r>
+        <w:t xml:space="preserve"> </w:t>
+      </w:r>
+      <w:r>
+        <w:t xml:space="preserve">trip traveling now counts this month; an open trip whose start date passed without it</w:t>
+      </w:r>
+      <w:r>
+        <w:t xml:space="preserve"> </w:t>
+      </w:r>
+      <w:r>
+        <w:t xml:space="preserve">moving on is a</w:t>
+      </w:r>
+      <w:r>
+        <w:t xml:space="preserve"> </w:t>
+      </w:r>
+      <w:r>
+        <w:t xml:space="preserve">“Start date passed”</w:t>
+      </w:r>
+      <w:r>
+        <w:t xml:space="preserve"> </w:t>
+      </w:r>
+      <w:r>
+        <w:t xml:space="preserve">row, set apart rather than inflating this month (review,</w:t>
+      </w:r>
+      <w:r>
+        <w:t xml:space="preserve"> </w:t>
+      </w:r>
+      <w:r>
+        <w:t xml:space="preserve">2026-10-21); then</w:t>
+      </w:r>
+      <w:r>
+        <w:t xml:space="preserve"> </w:t>
+      </w:r>
+      <w:r>
+        <w:t xml:space="preserve">“Later”</w:t>
+      </w:r>
+      <w:r>
+        <w:t xml:space="preserve"> </w:t>
+      </w:r>
+      <w:r>
+        <w:t xml:space="preserve">and</w:t>
+      </w:r>
+      <w:r>
+        <w:t xml:space="preserve"> </w:t>
+      </w:r>
+      <w:r>
+        <w:t xml:space="preserve">“No travel dates yet”</w:t>
+      </w:r>
+      <w:r>
+        <w:t xml:space="preserve"> </w:t>
+      </w:r>
+      <w:r>
+        <w:t xml:space="preserve">rows, so nothing open is dropped). No period chips.</w:t>
+      </w:r>
+      <w:r>
+        <w:t xml:space="preserve"> </w:t>
+      </w:r>
+      <w:r>
+        <w:rPr>
+          <w:b/>
+          <w:bCs/>
+        </w:rPr>
+        <w:t xml:space="preserve">“Adjust weights”</w:t>
+      </w:r>
+      <w:r>
+        <w:rPr>
+          <w:b/>
+          <w:bCs/>
+        </w:rPr>
+        <w:t xml:space="preserve"> </w:t>
+      </w:r>
+      <w:r>
+        <w:rPr>
+          <w:b/>
+          <w:bCs/>
+        </w:rPr>
+        <w:t xml:space="preserve">edits in place</w:t>
+      </w:r>
+      <w:r>
+        <w:t xml:space="preserve">: it is</w:t>
+      </w:r>
+      <w:r>
+        <w:t xml:space="preserve"> </w:t>
+      </w:r>
+      <w:r>
+        <w:t xml:space="preserve">§3.7.7’s own weights card, over gross value here, saving the same</w:t>
       </w:r>
       <w:r>
         <w:t xml:space="preserve"> </w:t>
@@ -53451,13 +53800,13 @@
         <w:t xml:space="preserve"> </w:t>
       </w:r>
       <w:r>
-        <w:t xml:space="preserve">rows §3.7’s forecast</w:t>
-      </w:r>
-      <w:r>
-        <w:t xml:space="preserve"> </w:t>
-      </w:r>
-      <w:r>
-        <w:t xml:space="preserve">uses: one set of weights, not two.</w:t>
+        <w:t xml:space="preserve">rows,</w:t>
+      </w:r>
+      <w:r>
+        <w:t xml:space="preserve"> </w:t>
+      </w:r>
+      <w:r>
+        <w:t xml:space="preserve">so the commission forecast and the worklist’s confidence move with it. One set of weights.</w:t>
       </w:r>
     </w:p>
     <w:p>

--- a/docs/Screen-Inventory.docx
+++ b/docs/Screen-Inventory.docx
@@ -53993,6 +53993,251 @@
       </w:r>
       <w:r>
         <w:t xml:space="preserve">starts unchecked. Every export is audited.</w:t>
+      </w:r>
+    </w:p>
+    <w:p>
+      <w:pPr>
+        <w:pStyle w:val="BlockText"/>
+      </w:pPr>
+      <w:r>
+        <w:rPr>
+          <w:b/>
+          <w:bCs/>
+        </w:rPr>
+        <w:t xml:space="preserve">Built 2026-10-21 (PR 3).</w:t>
+      </w:r>
+      <w:r>
+        <w:t xml:space="preserve"> </w:t>
+      </w:r>
+      <w:r>
+        <w:t xml:space="preserve">A From/To range, inclusive, defaulting to Jan 1 to today, with</w:t>
+      </w:r>
+      <w:r>
+        <w:t xml:space="preserve"> </w:t>
+      </w:r>
+      <w:r>
+        <w:t xml:space="preserve">one line under it saying what the dates mean for the type chosen:</w:t>
+      </w:r>
+      <w:r>
+        <w:t xml:space="preserve"> </w:t>
+      </w:r>
+      <w:r>
+        <w:t xml:space="preserve">-</w:t>
+      </w:r>
+      <w:r>
+        <w:t xml:space="preserve"> </w:t>
+      </w:r>
+      <w:r>
+        <w:rPr>
+          <w:b/>
+          <w:bCs/>
+        </w:rPr>
+        <w:t xml:space="preserve">Commission ledger:</w:t>
+      </w:r>
+      <w:r>
+        <w:t xml:space="preserve"> </w:t>
+      </w:r>
+      <w:r>
+        <w:t xml:space="preserve">§3.7.2’s own export, by travel start (it audits as</w:t>
+      </w:r>
+      <w:r>
+        <w:t xml:space="preserve"> </w:t>
+      </w:r>
+      <w:r>
+        <w:rPr>
+          <w:rStyle w:val="VerbatimChar"/>
+        </w:rPr>
+        <w:t xml:space="preserve">commission.exported</w:t>
+      </w:r>
+      <w:r>
+        <w:t xml:space="preserve">).</w:t>
+      </w:r>
+      <w:r>
+        <w:t xml:space="preserve"> </w:t>
+      </w:r>
+      <w:r>
+        <w:t xml:space="preserve">-</w:t>
+      </w:r>
+      <w:r>
+        <w:t xml:space="preserve"> </w:t>
+      </w:r>
+      <w:r>
+        <w:rPr>
+          <w:b/>
+          <w:bCs/>
+        </w:rPr>
+        <w:t xml:space="preserve">Trips:</w:t>
+      </w:r>
+      <w:r>
+        <w:t xml:space="preserve"> </w:t>
+      </w:r>
+      <w:r>
+        <w:t xml:space="preserve">by travel start, at every stage, cancelled ones too (the books should show what</w:t>
+      </w:r>
+      <w:r>
+        <w:t xml:space="preserve"> </w:t>
+      </w:r>
+      <w:r>
+        <w:t xml:space="preserve">fell through); archived trips are out.</w:t>
+      </w:r>
+      <w:r>
+        <w:t xml:space="preserve"> </w:t>
+      </w:r>
+      <w:r>
+        <w:t xml:space="preserve">-</w:t>
+      </w:r>
+      <w:r>
+        <w:t xml:space="preserve"> </w:t>
+      </w:r>
+      <w:r>
+        <w:rPr>
+          <w:b/>
+          <w:bCs/>
+        </w:rPr>
+        <w:t xml:space="preserve">Payment milestones:</w:t>
+      </w:r>
+      <w:r>
+        <w:t xml:space="preserve"> </w:t>
+      </w:r>
+      <w:r>
+        <w:t xml:space="preserve">by due date. The pay link leaves as its site name only, and the</w:t>
+      </w:r>
+      <w:r>
+        <w:t xml:space="preserve"> </w:t>
+      </w:r>
+      <w:r>
+        <w:t xml:space="preserve">advisor’s free-text paid note is not exported.</w:t>
+      </w:r>
+      <w:r>
+        <w:t xml:space="preserve"> </w:t>
+      </w:r>
+      <w:r>
+        <w:t xml:space="preserve">-</w:t>
+      </w:r>
+      <w:r>
+        <w:t xml:space="preserve"> </w:t>
+      </w:r>
+      <w:r>
+        <w:rPr>
+          <w:b/>
+          <w:bCs/>
+        </w:rPr>
+        <w:t xml:space="preserve">Clients:</w:t>
+      </w:r>
+      <w:r>
+        <w:t xml:space="preserve"> </w:t>
+      </w:r>
+      <w:r>
+        <w:rPr>
+          <w:b/>
+          <w:bCs/>
+        </w:rPr>
+        <w:t xml:space="preserve">the whole list, no dates</w:t>
+      </w:r>
+      <w:r>
+        <w:t xml:space="preserve"> </w:t>
+      </w:r>
+      <w:r>
+        <w:t xml:space="preserve">(a client list filtered by the day each was</w:t>
+      </w:r>
+      <w:r>
+        <w:t xml:space="preserve"> </w:t>
+      </w:r>
+      <w:r>
+        <w:t xml:space="preserve">added would quietly drop every older client). The contact box shows only for Clients and</w:t>
+      </w:r>
+      <w:r>
+        <w:t xml:space="preserve"> </w:t>
+      </w:r>
+      <w:r>
+        <w:t xml:space="preserve">resets when the type changes.</w:t>
+      </w:r>
+    </w:p>
+    <w:p>
+      <w:pPr>
+        <w:pStyle w:val="BlockText"/>
+      </w:pPr>
+      <w:r>
+        <w:rPr>
+          <w:b/>
+          <w:bCs/>
+        </w:rPr>
+        <w:t xml:space="preserve">Recent exports</w:t>
+      </w:r>
+      <w:r>
+        <w:t xml:space="preserve"> </w:t>
+      </w:r>
+      <w:r>
+        <w:t xml:space="preserve">list the advisor’s last 20</w:t>
+      </w:r>
+      <w:r>
+        <w:t xml:space="preserve"> </w:t>
+      </w:r>
+      <w:r>
+        <w:rPr>
+          <w:rStyle w:val="VerbatimChar"/>
+        </w:rPr>
+        <w:t xml:space="preserve">report.exported</w:t>
+      </w:r>
+      <w:r>
+        <w:t xml:space="preserve"> </w:t>
+      </w:r>
+      <w:r>
+        <w:t xml:space="preserve">and</w:t>
+      </w:r>
+      <w:r>
+        <w:t xml:space="preserve"> </w:t>
+      </w:r>
+      <w:r>
+        <w:rPr>
+          <w:rStyle w:val="VerbatimChar"/>
+        </w:rPr>
+        <w:t xml:space="preserve">commission.exported</w:t>
+      </w:r>
+      <w:r>
+        <w:t xml:space="preserve"> </w:t>
+      </w:r>
+      <w:r>
+        <w:t xml:space="preserve">audit rows, each report’s own Export included: what was exported, its dates, how many rows,</w:t>
+      </w:r>
+      <w:r>
+        <w:t xml:space="preserve"> </w:t>
+      </w:r>
+      <w:r>
+        <w:t xml:space="preserve">and when, on the advisor’s clock.</w:t>
+      </w:r>
+      <w:r>
+        <w:t xml:space="preserve"> </w:t>
+      </w:r>
+      <w:r>
+        <w:t xml:space="preserve">“Run again”</w:t>
+      </w:r>
+      <w:r>
+        <w:t xml:space="preserve"> </w:t>
+      </w:r>
+      <w:r>
+        <w:t xml:space="preserve">repeats the same settings, contact switch</w:t>
+      </w:r>
+      <w:r>
+        <w:t xml:space="preserve"> </w:t>
+      </w:r>
+      <w:r>
+        <w:t xml:space="preserve">included (the line says</w:t>
+      </w:r>
+      <w:r>
+        <w:t xml:space="preserve"> </w:t>
+      </w:r>
+      <w:r>
+        <w:t xml:space="preserve">“with contact details”</w:t>
+      </w:r>
+      <w:r>
+        <w:t xml:space="preserve">). The form is a plain GET to the download</w:t>
+      </w:r>
+      <w:r>
+        <w:t xml:space="preserve"> </w:t>
+      </w:r>
+      <w:r>
+        <w:t xml:space="preserve">route, so it works with no script; a new download shows in the list on the next visit.</w:t>
       </w:r>
     </w:p>
     <w:bookmarkStart w:id="192" w:name="reports-hub"/>

--- a/docs/Screen-Inventory.docx
+++ b/docs/Screen-Inventory.docx
@@ -2,6 +2,11 @@
 <file path=word/document.xml><?xml version="1.0" encoding="utf-8"?>
 <w:document xmlns:w="http://schemas.openxmlformats.org/wordprocessingml/2006/main" xmlns:m="http://schemas.openxmlformats.org/officeDocument/2006/math" xmlns:r="http://schemas.openxmlformats.org/officeDocument/2006/relationships" xmlns:o="urn:schemas-microsoft-com:office:office" xmlns:v="urn:schemas-microsoft-com:vml" xmlns:w10="urn:schemas-microsoft-com:office:word" xmlns:a="http://schemas.openxmlformats.org/drawingml/2006/main" xmlns:pic="http://schemas.openxmlformats.org/drawingml/2006/picture" xmlns:wp="http://schemas.openxmlformats.org/drawingml/2006/wordprocessingDrawing">
   <w:body>
+    <w:p>
+      <w:pPr>
+        <w:pStyle w:val="Author"/>
+      </w:pPr>
+    </w:p>
     <w:sdt>
       <w:sdtPr>
         <w:docPartObj>
@@ -28,7 +33,7 @@
         </w:p>
       </w:sdtContent>
     </w:sdt>
-    <w:bookmarkStart w:id="255" w:name="screen-inventory"/>
+    <w:bookmarkStart w:id="257" w:name="screen-inventory"/>
     <w:p>
       <w:pPr>
         <w:pStyle w:val="Heading1"/>
@@ -361,7 +366,7 @@
               <w:pStyle w:val="Compact"/>
             </w:pPr>
             <w:r>
-              <w:t xml:space="preserve">11</w:t>
+              <w:t xml:space="preserve">12 (was 11)</w:t>
             </w:r>
           </w:p>
         </w:tc>
@@ -585,13 +590,13 @@
                 <w:b/>
                 <w:bCs/>
               </w:rPr>
-              <w:t xml:space="preserve">72</w:t>
+              <w:t xml:space="preserve">73</w:t>
             </w:r>
             <w:r>
               <w:t xml:space="preserve"> </w:t>
             </w:r>
             <w:r>
-              <w:t xml:space="preserve">(was 79)</w:t>
+              <w:t xml:space="preserve">(was 72)</w:t>
             </w:r>
           </w:p>
         </w:tc>
@@ -855,7 +860,7 @@
               <w:pStyle w:val="Compact"/>
             </w:pPr>
             <w:r>
-              <w:t xml:space="preserve">8</w:t>
+              <w:t xml:space="preserve">9 (was 8)</w:t>
             </w:r>
           </w:p>
         </w:tc>
@@ -911,13 +916,13 @@
                 <w:b/>
                 <w:bCs/>
               </w:rPr>
-              <w:t xml:space="preserve">90</w:t>
+              <w:t xml:space="preserve">91</w:t>
             </w:r>
             <w:r>
               <w:t xml:space="preserve"> </w:t>
             </w:r>
             <w:r>
-              <w:t xml:space="preserve">(was 93)</w:t>
+              <w:t xml:space="preserve">(was 90)</w:t>
             </w:r>
           </w:p>
         </w:tc>
@@ -949,13 +954,13 @@
                 <w:b/>
                 <w:bCs/>
               </w:rPr>
-              <w:t xml:space="preserve">~162 screens</w:t>
+              <w:t xml:space="preserve">~164 screens</w:t>
             </w:r>
             <w:r>
               <w:t xml:space="preserve"> </w:t>
             </w:r>
             <w:r>
-              <w:t xml:space="preserve">(was ~172)</w:t>
+              <w:t xml:space="preserve">(was ~162)</w:t>
             </w:r>
           </w:p>
         </w:tc>
@@ -1036,6 +1041,36 @@
       </w:r>
     </w:p>
     <w:p>
+      <w:pPr>
+        <w:pStyle w:val="BlockText"/>
+      </w:pPr>
+      <w:r>
+        <w:rPr>
+          <w:b/>
+          <w:bCs/>
+        </w:rPr>
+        <w:t xml:space="preserve">Amended 2026-10-21: two screens more.</w:t>
+      </w:r>
+      <w:r>
+        <w:t xml:space="preserve"> </w:t>
+      </w:r>
+      <w:r>
+        <w:t xml:space="preserve">2.0.12 Message Gyasi (the public form that makes a</w:t>
+      </w:r>
+      <w:r>
+        <w:t xml:space="preserve"> </w:t>
+      </w:r>
+      <w:r>
+        <w:t xml:space="preserve">lead) and 3.11.9 Lead Sources (3.8.5 moved into Reports). §3.8 keeps five: 3.8.5 becomes Add</w:t>
+      </w:r>
+      <w:r>
+        <w:t xml:space="preserve"> </w:t>
+      </w:r>
+      <w:r>
+        <w:t xml:space="preserve">Lead. See BRD §6.5 (2026-10-21).</w:t>
+      </w:r>
+    </w:p>
+    <w:p>
       <w:r>
         <w:pict>
           <v:rect style="width:0;height:1.5pt" o:hralign="center" o:hrstd="t" o:hr="t"/>
@@ -1043,7 +1078,7 @@
       </w:r>
     </w:p>
     <w:bookmarkEnd w:id="11"/>
-    <w:bookmarkStart w:id="100" w:name="client-screens"/>
+    <w:bookmarkStart w:id="101" w:name="client-screens"/>
     <w:p>
       <w:pPr>
         <w:pStyle w:val="Heading2"/>
@@ -1052,7 +1087,7 @@
         <w:t xml:space="preserve">2. Client Screens</w:t>
       </w:r>
     </w:p>
-    <w:bookmarkStart w:id="23" w:name="public-pre-auth-surface"/>
+    <w:bookmarkStart w:id="24" w:name="public-pre-auth-surface"/>
     <w:p>
       <w:pPr>
         <w:pStyle w:val="Heading3"/>
@@ -2222,6 +2257,63 @@
         <w:t xml:space="preserve">than a placeholder.</w:t>
       </w:r>
     </w:p>
+    <w:p>
+      <w:pPr>
+        <w:pStyle w:val="BodyText"/>
+      </w:pPr>
+      <w:r>
+        <w:rPr>
+          <w:b/>
+          <w:bCs/>
+        </w:rPr>
+        <w:t xml:space="preserve">Superseded 2026-10-21 (BRD §6.5).</w:t>
+      </w:r>
+      <w:r>
+        <w:t xml:space="preserve"> </w:t>
+      </w:r>
+      <w:r>
+        <w:t xml:space="preserve">The email link is replaced by the 2.0.12 form, which makes</w:t>
+      </w:r>
+      <w:r>
+        <w:t xml:space="preserve"> </w:t>
+      </w:r>
+      <w:r>
+        <w:t xml:space="preserve">a lead in the platform, carries what the visitor was viewing, and is counted.</w:t>
+      </w:r>
+      <w:r>
+        <w:t xml:space="preserve"> </w:t>
+      </w:r>
+      <w:r>
+        <w:t xml:space="preserve">“Message Gyasi</w:t>
+      </w:r>
+      <w:r>
+        <w:t xml:space="preserve"> </w:t>
+      </w:r>
+      <w:r>
+        <w:t xml:space="preserve">without an account”</w:t>
+      </w:r>
+      <w:r>
+        <w:t xml:space="preserve"> </w:t>
+      </w:r>
+      <w:r>
+        <w:t xml:space="preserve">now opens</w:t>
+      </w:r>
+      <w:r>
+        <w:t xml:space="preserve"> </w:t>
+      </w:r>
+      <w:r>
+        <w:rPr>
+          <w:rStyle w:val="VerbatimChar"/>
+        </w:rPr>
+        <w:t xml:space="preserve">/message</w:t>
+      </w:r>
+      <w:r>
+        <w:t xml:space="preserve"> </w:t>
+      </w:r>
+      <w:r>
+        <w:t xml:space="preserve">with the trip attached.</w:t>
+      </w:r>
+    </w:p>
     <w:bookmarkEnd w:id="16"/>
     <w:bookmarkStart w:id="17" w:name="sign-up-gate-quote-request-prompt"/>
     <w:p>
@@ -2487,6 +2579,42 @@
       </w:r>
       <w:r>
         <w:t xml:space="preserve">(Data-Model §11) is the designed fix and is deferred rather than deleted.</w:t>
+      </w:r>
+    </w:p>
+    <w:p>
+      <w:pPr>
+        <w:pStyle w:val="BodyText"/>
+      </w:pPr>
+      <w:r>
+        <w:rPr>
+          <w:b/>
+          <w:bCs/>
+        </w:rPr>
+        <w:t xml:space="preserve">Amended 2026-10-21 (BRD §6.5).</w:t>
+      </w:r>
+      <w:r>
+        <w:t xml:space="preserve"> </w:t>
+      </w:r>
+      <w:r>
+        <w:t xml:space="preserve">“Continue as guest”</w:t>
+      </w:r>
+      <w:r>
+        <w:t xml:space="preserve"> </w:t>
+      </w:r>
+      <w:r>
+        <w:t xml:space="preserve">now opens the 2.0.12 form instead of an</w:t>
+      </w:r>
+      <w:r>
+        <w:t xml:space="preserve"> </w:t>
+      </w:r>
+      <w:r>
+        <w:t xml:space="preserve">email, and its message becomes a lead. A quote still needs an account: the guest path is a</w:t>
+      </w:r>
+      <w:r>
+        <w:t xml:space="preserve"> </w:t>
+      </w:r>
+      <w:r>
+        <w:t xml:space="preserve">message to Gyasi, not a quote request, and its copy must not promise a quote.</w:t>
       </w:r>
     </w:p>
     <w:bookmarkEnd w:id="17"/>
@@ -3311,6 +3439,326 @@
         <w:t xml:space="preserve">About / How It Works, Sign-up Gate.</w:t>
       </w:r>
     </w:p>
+    <w:bookmarkEnd w:id="22"/>
+    <w:bookmarkStart w:id="23" w:name="message-gyasi-no-account"/>
+    <w:p>
+      <w:pPr>
+        <w:pStyle w:val="Heading4"/>
+      </w:pPr>
+      <w:r>
+        <w:t xml:space="preserve">2.0.12 Message Gyasi (no account)</w:t>
+      </w:r>
+    </w:p>
+    <w:p>
+      <w:pPr>
+        <w:pStyle w:val="FirstParagraph"/>
+      </w:pPr>
+      <w:r>
+        <w:rPr>
+          <w:b/>
+          <w:bCs/>
+        </w:rPr>
+        <w:t xml:space="preserve">Phase:</w:t>
+      </w:r>
+      <w:r>
+        <w:t xml:space="preserve"> </w:t>
+      </w:r>
+      <w:r>
+        <w:t xml:space="preserve">P2 (added 2026-10-21, BRD §6.5).</w:t>
+      </w:r>
+      <w:r>
+        <w:t xml:space="preserve"> </w:t>
+      </w:r>
+      <w:r>
+        <w:rPr>
+          <w:b/>
+          <w:bCs/>
+        </w:rPr>
+        <w:t xml:space="preserve">Purpose:</w:t>
+      </w:r>
+      <w:r>
+        <w:t xml:space="preserve"> </w:t>
+      </w:r>
+      <w:r>
+        <w:t xml:space="preserve">Let a visitor who will not create an account send Gyasi a note, and make it a lead</w:t>
+      </w:r>
+      <w:r>
+        <w:t xml:space="preserve"> </w:t>
+      </w:r>
+      <w:r>
+        <w:t xml:space="preserve">the platform tracks (Data-Model §11), instead of an email that leaves the site.</w:t>
+      </w:r>
+      <w:r>
+        <w:t xml:space="preserve"> </w:t>
+      </w:r>
+      <w:r>
+        <w:rPr>
+          <w:b/>
+          <w:bCs/>
+        </w:rPr>
+        <w:t xml:space="preserve">Primary elements:</w:t>
+      </w:r>
+      <w:r>
+        <w:t xml:space="preserve"> </w:t>
+      </w:r>
+      <w:r>
+        <w:t xml:space="preserve">Short intro in Gyasi’s voice;</w:t>
+      </w:r>
+      <w:r>
+        <w:t xml:space="preserve"> </w:t>
+      </w:r>
+      <w:r>
+        <w:t xml:space="preserve">“About: [trip or topic]”</w:t>
+      </w:r>
+      <w:r>
+        <w:t xml:space="preserve"> </w:t>
+      </w:r>
+      <w:r>
+        <w:t xml:space="preserve">line when opened</w:t>
+      </w:r>
+      <w:r>
+        <w:t xml:space="preserve"> </w:t>
+      </w:r>
+      <w:r>
+        <w:t xml:space="preserve">from one; first name (required), last name, email (required), phone, message (required, up to</w:t>
+      </w:r>
+      <w:r>
+        <w:t xml:space="preserve"> </w:t>
+      </w:r>
+      <w:r>
+        <w:t xml:space="preserve">2,000 characters); a hidden field only bots fill;</w:t>
+      </w:r>
+      <w:r>
+        <w:t xml:space="preserve"> </w:t>
+      </w:r>
+      <w:r>
+        <w:t xml:space="preserve">“Send to Gyasi”</w:t>
+      </w:r>
+      <w:r>
+        <w:t xml:space="preserve"> </w:t>
+      </w:r>
+      <w:r>
+        <w:t xml:space="preserve">button; the line</w:t>
+      </w:r>
+      <w:r>
+        <w:t xml:space="preserve"> </w:t>
+      </w:r>
+      <w:r>
+        <w:t xml:space="preserve">“Gyasi will</w:t>
+      </w:r>
+      <w:r>
+        <w:t xml:space="preserve"> </w:t>
+      </w:r>
+      <w:r>
+        <w:t xml:space="preserve">only use this to reply to you”</w:t>
+      </w:r>
+      <w:r>
+        <w:t xml:space="preserve">, linked to the Privacy page; no consent checkbox. After sending,</w:t>
+      </w:r>
+      <w:r>
+        <w:t xml:space="preserve"> </w:t>
+      </w:r>
+      <w:r>
+        <w:t xml:space="preserve">an on-screen thank-you that uses the settled reply-time string (</w:t>
+      </w:r>
+      <w:r>
+        <w:t xml:space="preserve">“Usually replies the same</w:t>
+      </w:r>
+      <w:r>
+        <w:t xml:space="preserve"> </w:t>
+      </w:r>
+      <w:r>
+        <w:t xml:space="preserve">day”</w:t>
+      </w:r>
+      <w:r>
+        <w:t xml:space="preserve">) and a gentle link back to browsing.</w:t>
+      </w:r>
+      <w:r>
+        <w:t xml:space="preserve"> </w:t>
+      </w:r>
+      <w:r>
+        <w:rPr>
+          <w:b/>
+          <w:bCs/>
+        </w:rPr>
+        <w:t xml:space="preserve">No email is sent to the visitor</w:t>
+      </w:r>
+      <w:r>
+        <w:t xml:space="preserve"> </w:t>
+      </w:r>
+      <w:r>
+        <w:t xml:space="preserve">(a form that</w:t>
+      </w:r>
+      <w:r>
+        <w:t xml:space="preserve"> </w:t>
+      </w:r>
+      <w:r>
+        <w:t xml:space="preserve">mails any typed address can be used to send mail to strangers).</w:t>
+      </w:r>
+      <w:r>
+        <w:t xml:space="preserve"> </w:t>
+      </w:r>
+      <w:r>
+        <w:rPr>
+          <w:b/>
+          <w:bCs/>
+        </w:rPr>
+        <w:t xml:space="preserve">Key actions:</w:t>
+      </w:r>
+      <w:r>
+        <w:t xml:space="preserve"> </w:t>
+      </w:r>
+      <w:r>
+        <w:t xml:space="preserve">Send.</w:t>
+      </w:r>
+      <w:r>
+        <w:t xml:space="preserve"> </w:t>
+      </w:r>
+      <w:r>
+        <w:rPr>
+          <w:b/>
+          <w:bCs/>
+        </w:rPr>
+        <w:t xml:space="preserve">Entry points:</w:t>
+      </w:r>
+      <w:r>
+        <w:t xml:space="preserve"> </w:t>
+      </w:r>
+      <w:r>
+        <w:t xml:space="preserve">Every</w:t>
+      </w:r>
+      <w:r>
+        <w:t xml:space="preserve"> </w:t>
+      </w:r>
+      <w:r>
+        <w:t xml:space="preserve">“Message Gyasi”</w:t>
+      </w:r>
+      <w:r>
+        <w:t xml:space="preserve"> </w:t>
+      </w:r>
+      <w:r>
+        <w:t xml:space="preserve">link on the public surface (landing, how it works, About</w:t>
+      </w:r>
+      <w:r>
+        <w:t xml:space="preserve"> </w:t>
+      </w:r>
+      <w:r>
+        <w:t xml:space="preserve">Gyasi, topic pages, results, detail) and 2.0.6’s</w:t>
+      </w:r>
+      <w:r>
+        <w:t xml:space="preserve"> </w:t>
+      </w:r>
+      <w:r>
+        <w:t xml:space="preserve">“Continue as guest”</w:t>
+      </w:r>
+      <w:r>
+        <w:t xml:space="preserve">. Web:</w:t>
+      </w:r>
+      <w:r>
+        <w:t xml:space="preserve"> </w:t>
+      </w:r>
+      <w:r>
+        <w:rPr>
+          <w:rStyle w:val="VerbatimChar"/>
+        </w:rPr>
+        <w:t xml:space="preserve">/message</w:t>
+      </w:r>
+      <w:r>
+        <w:t xml:space="preserve">, which</w:t>
+      </w:r>
+      <w:r>
+        <w:t xml:space="preserve"> </w:t>
+      </w:r>
+      <w:r>
+        <w:t xml:space="preserve">works without JavaScript like</w:t>
+      </w:r>
+      <w:r>
+        <w:t xml:space="preserve"> </w:t>
+      </w:r>
+      <w:r>
+        <w:rPr>
+          <w:rStyle w:val="VerbatimChar"/>
+        </w:rPr>
+        <w:t xml:space="preserve">/join</w:t>
+      </w:r>
+      <w:r>
+        <w:t xml:space="preserve">; Android: a public-flow screen.</w:t>
+      </w:r>
+      <w:r>
+        <w:t xml:space="preserve"> </w:t>
+      </w:r>
+      <w:r>
+        <w:rPr>
+          <w:b/>
+          <w:bCs/>
+        </w:rPr>
+        <w:t xml:space="preserve">Related screens:</w:t>
+      </w:r>
+      <w:r>
+        <w:t xml:space="preserve"> </w:t>
+      </w:r>
+      <w:r>
+        <w:t xml:space="preserve">Sign-up Gate (the quote path, for comparison), 2.0.7 Privacy.</w:t>
+      </w:r>
+      <w:r>
+        <w:t xml:space="preserve"> </w:t>
+      </w:r>
+      <w:r>
+        <w:rPr>
+          <w:b/>
+          <w:bCs/>
+        </w:rPr>
+        <w:t xml:space="preserve">Rules:</w:t>
+      </w:r>
+      <w:r>
+        <w:t xml:space="preserve"> </w:t>
+      </w:r>
+      <w:r>
+        <w:t xml:space="preserve">a send from an address already on a client record is still saved (linked,</w:t>
+      </w:r>
+      <w:r>
+        <w:t xml:space="preserve"> </w:t>
+      </w:r>
+      <w:r>
+        <w:t xml:space="preserve">“Already a</w:t>
+      </w:r>
+      <w:r>
+        <w:t xml:space="preserve"> </w:t>
+      </w:r>
+      <w:r>
+        <w:t xml:space="preserve">client”</w:t>
+      </w:r>
+      <w:r>
+        <w:t xml:space="preserve">) and still alerts Gyasi; the visitor sees the same thank-you either way, so the form</w:t>
+      </w:r>
+      <w:r>
+        <w:t xml:space="preserve"> </w:t>
+      </w:r>
+      <w:r>
+        <w:t xml:space="preserve">never confirms whether an address belongs to a client. Spam answers (hidden field filled, sent</w:t>
+      </w:r>
+      <w:r>
+        <w:t xml:space="preserve"> </w:t>
+      </w:r>
+      <w:r>
+        <w:t xml:space="preserve">in under three seconds) look like success and save nothing; more than five sends in an hour</w:t>
+      </w:r>
+      <w:r>
+        <w:t xml:space="preserve"> </w:t>
+      </w:r>
+      <w:r>
+        <w:t xml:space="preserve">from one network address gets a calm</w:t>
+      </w:r>
+      <w:r>
+        <w:t xml:space="preserve"> </w:t>
+      </w:r>
+      <w:r>
+        <w:t xml:space="preserve">“Please try again a little later”</w:t>
+      </w:r>
+      <w:r>
+        <w:t xml:space="preserve">.</w:t>
+      </w:r>
+    </w:p>
     <w:p>
       <w:r>
         <w:pict>
@@ -3318,9 +3766,9 @@
         </w:pict>
       </w:r>
     </w:p>
-    <w:bookmarkEnd w:id="22"/>
     <w:bookmarkEnd w:id="23"/>
-    <w:bookmarkStart w:id="38" w:name="authentication-onboarding"/>
+    <w:bookmarkEnd w:id="24"/>
+    <w:bookmarkStart w:id="39" w:name="authentication-onboarding"/>
     <w:p>
       <w:pPr>
         <w:pStyle w:val="Heading3"/>
@@ -3329,7 +3777,7 @@
         <w:t xml:space="preserve">2.1 Authentication &amp; Onboarding</w:t>
       </w:r>
     </w:p>
-    <w:bookmarkStart w:id="24" w:name="login-screen"/>
+    <w:bookmarkStart w:id="25" w:name="login-screen"/>
     <w:p>
       <w:pPr>
         <w:pStyle w:val="Heading4"/>
@@ -3480,8 +3928,8 @@
         <w:t xml:space="preserve">MFA Challenge, Dashboard, Forgot Password, Registration.</w:t>
       </w:r>
     </w:p>
-    <w:bookmarkEnd w:id="24"/>
-    <w:bookmarkStart w:id="25" w:name="registration-sign-up-screen"/>
+    <w:bookmarkEnd w:id="25"/>
+    <w:bookmarkStart w:id="26" w:name="registration-sign-up-screen"/>
     <w:p>
       <w:pPr>
         <w:pStyle w:val="Heading4"/>
@@ -3617,8 +4065,8 @@
         <w:t xml:space="preserve">Email Verification, Welcome / First Login.</w:t>
       </w:r>
     </w:p>
-    <w:bookmarkEnd w:id="25"/>
-    <w:bookmarkStart w:id="26" w:name="email-verification-screen"/>
+    <w:bookmarkEnd w:id="26"/>
+    <w:bookmarkStart w:id="27" w:name="email-verification-screen"/>
     <w:p>
       <w:pPr>
         <w:pStyle w:val="Heading4"/>
@@ -3715,8 +4163,8 @@
         <w:t xml:space="preserve">Login, Welcome.</w:t>
       </w:r>
     </w:p>
-    <w:bookmarkEnd w:id="26"/>
-    <w:bookmarkStart w:id="27" w:name="forgot-password-screen"/>
+    <w:bookmarkEnd w:id="27"/>
+    <w:bookmarkStart w:id="28" w:name="forgot-password-screen"/>
     <w:p>
       <w:pPr>
         <w:pStyle w:val="Heading4"/>
@@ -3831,8 +4279,8 @@
         <w:t xml:space="preserve">Login, Reset Password.</w:t>
       </w:r>
     </w:p>
-    <w:bookmarkEnd w:id="27"/>
-    <w:bookmarkStart w:id="28" w:name="reset-password-screen"/>
+    <w:bookmarkEnd w:id="28"/>
+    <w:bookmarkStart w:id="29" w:name="reset-password-screen"/>
     <w:p>
       <w:pPr>
         <w:pStyle w:val="Heading4"/>
@@ -3935,8 +4383,8 @@
         <w:t xml:space="preserve">Login.</w:t>
       </w:r>
     </w:p>
-    <w:bookmarkEnd w:id="28"/>
-    <w:bookmarkStart w:id="29" w:name="mfa-setup-screen"/>
+    <w:bookmarkEnd w:id="29"/>
+    <w:bookmarkStart w:id="30" w:name="mfa-setup-screen"/>
     <w:p>
       <w:pPr>
         <w:pStyle w:val="Heading4"/>
@@ -4050,8 +4498,8 @@
         <w:t xml:space="preserve">Security Settings, MFA Challenge.</w:t>
       </w:r>
     </w:p>
-    <w:bookmarkEnd w:id="29"/>
-    <w:bookmarkStart w:id="30" w:name="mfa-challenge-screen"/>
+    <w:bookmarkEnd w:id="30"/>
+    <w:bookmarkStart w:id="31" w:name="mfa-challenge-screen"/>
     <w:p>
       <w:pPr>
         <w:pStyle w:val="Heading4"/>
@@ -4178,8 +4626,8 @@
         <w:t xml:space="preserve">Dashboard.</w:t>
       </w:r>
     </w:p>
-    <w:bookmarkEnd w:id="30"/>
-    <w:bookmarkStart w:id="31" w:name="social-login-account-linking-screen"/>
+    <w:bookmarkEnd w:id="31"/>
+    <w:bookmarkStart w:id="32" w:name="social-login-account-linking-screen"/>
     <w:p>
       <w:pPr>
         <w:pStyle w:val="Heading4"/>
@@ -4270,8 +4718,8 @@
         <w:t xml:space="preserve">Login.</w:t>
       </w:r>
     </w:p>
-    <w:bookmarkEnd w:id="31"/>
-    <w:bookmarkStart w:id="32" w:name="welcome-first-login-screen"/>
+    <w:bookmarkEnd w:id="32"/>
+    <w:bookmarkStart w:id="33" w:name="welcome-first-login-screen"/>
     <w:p>
       <w:pPr>
         <w:pStyle w:val="Heading4"/>
@@ -4374,8 +4822,8 @@
         <w:t xml:space="preserve">Profile Completion, Travel Preferences, Dashboard.</w:t>
       </w:r>
     </w:p>
-    <w:bookmarkEnd w:id="32"/>
-    <w:bookmarkStart w:id="33" w:name="profile-completion-screen"/>
+    <w:bookmarkEnd w:id="33"/>
+    <w:bookmarkStart w:id="34" w:name="profile-completion-screen"/>
     <w:p>
       <w:pPr>
         <w:pStyle w:val="Heading4"/>
@@ -4765,8 +5213,8 @@
         <w:t xml:space="preserve">Travel Preferences, Dashboard, Personal Info Edit.</w:t>
       </w:r>
     </w:p>
-    <w:bookmarkEnd w:id="33"/>
-    <w:bookmarkStart w:id="34" w:name="travel-preferences-capture-screen"/>
+    <w:bookmarkEnd w:id="34"/>
+    <w:bookmarkStart w:id="35" w:name="travel-preferences-capture-screen"/>
     <w:p>
       <w:pPr>
         <w:pStyle w:val="Heading4"/>
@@ -5406,8 +5854,8 @@
         <w:t xml:space="preserve">Dashboard, Travel Preferences Edit.</w:t>
       </w:r>
     </w:p>
-    <w:bookmarkEnd w:id="34"/>
-    <w:bookmarkStart w:id="35" w:name="travel-companions-household-setup-screen"/>
+    <w:bookmarkEnd w:id="35"/>
+    <w:bookmarkStart w:id="36" w:name="travel-companions-household-setup-screen"/>
     <w:p>
       <w:pPr>
         <w:pStyle w:val="Heading4"/>
@@ -5837,8 +6285,8 @@
         <w:t xml:space="preserve">Dashboard, Personal Info Edit.</w:t>
       </w:r>
     </w:p>
-    <w:bookmarkEnd w:id="35"/>
-    <w:bookmarkStart w:id="36" w:name="connect-with-agent-invite-code-screen"/>
+    <w:bookmarkEnd w:id="36"/>
+    <w:bookmarkStart w:id="37" w:name="connect-with-agent-invite-code-screen"/>
     <w:p>
       <w:pPr>
         <w:pStyle w:val="Heading4"/>
@@ -6284,8 +6732,8 @@
         <w:t xml:space="preserve">Onboarding Complete, Dashboard, Messages.</w:t>
       </w:r>
     </w:p>
-    <w:bookmarkEnd w:id="36"/>
-    <w:bookmarkStart w:id="37" w:name="onboarding-complete-youre-all-set-screen"/>
+    <w:bookmarkEnd w:id="37"/>
+    <w:bookmarkStart w:id="38" w:name="onboarding-complete-youre-all-set-screen"/>
     <w:p>
       <w:pPr>
         <w:pStyle w:val="Heading4"/>
@@ -6596,9 +7044,9 @@
         </w:pict>
       </w:r>
     </w:p>
-    <w:bookmarkEnd w:id="37"/>
     <w:bookmarkEnd w:id="38"/>
-    <w:bookmarkStart w:id="50" w:name="dashboard-trip-experience"/>
+    <w:bookmarkEnd w:id="39"/>
+    <w:bookmarkStart w:id="51" w:name="dashboard-trip-experience"/>
     <w:p>
       <w:pPr>
         <w:pStyle w:val="Heading3"/>
@@ -7417,7 +7865,7 @@
         <w:t xml:space="preserve">empty state. That reads as data loss.</w:t>
       </w:r>
     </w:p>
-    <w:bookmarkStart w:id="39" w:name="client-dashboard-home"/>
+    <w:bookmarkStart w:id="40" w:name="client-dashboard-home"/>
     <w:p>
       <w:pPr>
         <w:pStyle w:val="Heading4"/>
@@ -7592,8 +8040,8 @@
         <w:t xml:space="preserve">retired). A trip with a payment coming up points to that trip’s payment timeline (§2.2.3).</w:t>
       </w:r>
     </w:p>
-    <w:bookmarkEnd w:id="39"/>
-    <w:bookmarkStart w:id="40" w:name="all-trips-list"/>
+    <w:bookmarkEnd w:id="40"/>
+    <w:bookmarkStart w:id="41" w:name="all-trips-list"/>
     <w:p>
       <w:pPr>
         <w:pStyle w:val="Heading4"/>
@@ -7859,8 +8307,8 @@
         <w:t xml:space="preserve">said, so the card carries the sender and drops the quote when the traveler spoke last, keeping the reply-window line instead. Rendering it unconditionally attributed a traveler’s own question to their advisor, in quote marks, under his name.</w:t>
       </w:r>
     </w:p>
-    <w:bookmarkEnd w:id="40"/>
-    <w:bookmarkStart w:id="41" w:name="trip-detail-overview"/>
+    <w:bookmarkEnd w:id="41"/>
+    <w:bookmarkStart w:id="42" w:name="trip-detail-overview"/>
     <w:p>
       <w:pPr>
         <w:pStyle w:val="Heading4"/>
@@ -8385,8 +8833,8 @@
         <w:t xml:space="preserve">client message, so no new write path is added.</w:t>
       </w:r>
     </w:p>
-    <w:bookmarkEnd w:id="41"/>
-    <w:bookmarkStart w:id="42" w:name="itinerary-viewer-day-by-day"/>
+    <w:bookmarkEnd w:id="42"/>
+    <w:bookmarkStart w:id="43" w:name="itinerary-viewer-day-by-day"/>
     <w:p>
       <w:pPr>
         <w:pStyle w:val="Heading4"/>
@@ -8513,8 +8961,8 @@
         <w:t xml:space="preserve">Itinerary Day Detail, Trip Document Library.</w:t>
       </w:r>
     </w:p>
-    <w:bookmarkEnd w:id="42"/>
-    <w:bookmarkStart w:id="43" w:name="itinerary-day-detail"/>
+    <w:bookmarkEnd w:id="43"/>
+    <w:bookmarkStart w:id="44" w:name="itinerary-day-detail"/>
     <w:p>
       <w:pPr>
         <w:pStyle w:val="Heading4"/>
@@ -8605,8 +9053,8 @@
         <w:t xml:space="preserve">Itinerary Viewer.</w:t>
       </w:r>
     </w:p>
-    <w:bookmarkEnd w:id="43"/>
-    <w:bookmarkStart w:id="44" w:name="trip-document-library"/>
+    <w:bookmarkEnd w:id="44"/>
+    <w:bookmarkStart w:id="45" w:name="trip-document-library"/>
     <w:p>
       <w:pPr>
         <w:pStyle w:val="Heading4"/>
@@ -8951,8 +9399,8 @@
         <w:t xml:space="preserve">is NOT NULL, so supplier-charge receipts are trip-scoped by construction, and an ownership-only policy would have handed the traveler exactly the agency economics withheld everywhere else in this section.</w:t>
       </w:r>
     </w:p>
-    <w:bookmarkEnd w:id="44"/>
-    <w:bookmarkStart w:id="45" w:name="X68c85820fa900b04d99049d9d2d46c247a7646d"/>
+    <w:bookmarkEnd w:id="45"/>
+    <w:bookmarkStart w:id="46" w:name="X68c85820fa900b04d99049d9d2d46c247a7646d"/>
     <w:p>
       <w:pPr>
         <w:pStyle w:val="Heading4"/>
@@ -9158,8 +9606,8 @@
         <w:t xml:space="preserve">are one component at two mounts, which is why nothing here reads from the trip beyond its title.</w:t>
       </w:r>
     </w:p>
-    <w:bookmarkEnd w:id="45"/>
-    <w:bookmarkStart w:id="46" w:name="empty-trip-component-states"/>
+    <w:bookmarkEnd w:id="46"/>
+    <w:bookmarkStart w:id="47" w:name="empty-trip-component-states"/>
     <w:p>
       <w:pPr>
         <w:pStyle w:val="Heading4"/>
@@ -9256,8 +9704,8 @@
         <w:t xml:space="preserve">Conversation Thread.</w:t>
       </w:r>
     </w:p>
-    <w:bookmarkEnd w:id="46"/>
-    <w:bookmarkStart w:id="47" w:name="trip-status-change-notification-view"/>
+    <w:bookmarkEnd w:id="47"/>
+    <w:bookmarkStart w:id="48" w:name="trip-status-change-notification-view"/>
     <w:p>
       <w:pPr>
         <w:pStyle w:val="Heading4"/>
@@ -9635,8 +10083,8 @@
         <w:t xml:space="preserve">, which is true when the notification fires and a confident lie by the time somebody opens the email next morning.</w:t>
       </w:r>
     </w:p>
-    <w:bookmarkEnd w:id="47"/>
-    <w:bookmarkStart w:id="48" w:name="trip-cancellation-view"/>
+    <w:bookmarkEnd w:id="48"/>
+    <w:bookmarkStart w:id="49" w:name="trip-cancellation-view"/>
     <w:p>
       <w:pPr>
         <w:pStyle w:val="Heading4"/>
@@ -10073,8 +10521,8 @@
         <w:t xml:space="preserve">, a claim nothing backs — at somebody whose trip has just collapsed. §2.6’s third tone check asks whether copy leaves room for rest.</w:t>
       </w:r>
     </w:p>
-    <w:bookmarkEnd w:id="48"/>
-    <w:bookmarkStart w:id="49" w:name="past-trip-detail-memory-view"/>
+    <w:bookmarkEnd w:id="49"/>
+    <w:bookmarkStart w:id="50" w:name="past-trip-detail-memory-view"/>
     <w:p>
       <w:pPr>
         <w:pStyle w:val="Heading4"/>
@@ -10480,9 +10928,9 @@
         </w:pict>
       </w:r>
     </w:p>
-    <w:bookmarkEnd w:id="49"/>
     <w:bookmarkEnd w:id="50"/>
-    <w:bookmarkStart w:id="61" w:name="self-guided-search"/>
+    <w:bookmarkEnd w:id="51"/>
+    <w:bookmarkStart w:id="62" w:name="self-guided-search"/>
     <w:p>
       <w:pPr>
         <w:pStyle w:val="Heading3"/>
@@ -10525,7 +10973,7 @@
         <w:t xml:space="preserve">per BRD Section 13.2. They depend on the travel API integrations (Amadeus, Hotelbeds, Viator) that ship in Phase 2 and on the Lead / SavedSearch / Favorite entities marked P2 in Data Model Section 4. They do not exist at MVP.</w:t>
       </w:r>
     </w:p>
-    <w:bookmarkStart w:id="51" w:name="search-landing-inspiration-hub"/>
+    <w:bookmarkStart w:id="52" w:name="search-landing-inspiration-hub"/>
     <w:p>
       <w:pPr>
         <w:pStyle w:val="Heading4"/>
@@ -10637,8 +11085,8 @@
         <w:t xml:space="preserve">Search Form, Search Results.</w:t>
       </w:r>
     </w:p>
-    <w:bookmarkEnd w:id="51"/>
-    <w:bookmarkStart w:id="52" w:name="search-form"/>
+    <w:bookmarkEnd w:id="52"/>
+    <w:bookmarkStart w:id="53" w:name="search-form"/>
     <w:p>
       <w:pPr>
         <w:pStyle w:val="Heading4"/>
@@ -10741,8 +11189,8 @@
         <w:t xml:space="preserve">Search Results.</w:t>
       </w:r>
     </w:p>
-    <w:bookmarkEnd w:id="52"/>
-    <w:bookmarkStart w:id="53" w:name="search-results-hotels-resorts"/>
+    <w:bookmarkEnd w:id="53"/>
+    <w:bookmarkStart w:id="54" w:name="search-results-hotels-resorts"/>
     <w:p>
       <w:pPr>
         <w:pStyle w:val="Heading4"/>
@@ -10845,8 +11293,8 @@
         <w:t xml:space="preserve">Property Detail, Quote Request, Favorites.</w:t>
       </w:r>
     </w:p>
-    <w:bookmarkEnd w:id="53"/>
-    <w:bookmarkStart w:id="54" w:name="search-results-cruises"/>
+    <w:bookmarkEnd w:id="54"/>
+    <w:bookmarkStart w:id="55" w:name="search-results-cruises"/>
     <w:p>
       <w:pPr>
         <w:pStyle w:val="Heading4"/>
@@ -10937,8 +11385,8 @@
         <w:t xml:space="preserve">Cruise Detail, Quote Request, Favorites.</w:t>
       </w:r>
     </w:p>
-    <w:bookmarkEnd w:id="54"/>
-    <w:bookmarkStart w:id="55" w:name="search-results-flights"/>
+    <w:bookmarkEnd w:id="55"/>
+    <w:bookmarkStart w:id="56" w:name="search-results-flights"/>
     <w:p>
       <w:pPr>
         <w:pStyle w:val="Heading4"/>
@@ -11029,8 +11477,8 @@
         <w:t xml:space="preserve">Quote Request.</w:t>
       </w:r>
     </w:p>
-    <w:bookmarkEnd w:id="55"/>
-    <w:bookmarkStart w:id="56" w:name="search-results-tours-activities"/>
+    <w:bookmarkEnd w:id="56"/>
+    <w:bookmarkStart w:id="57" w:name="search-results-tours-activities"/>
     <w:p>
       <w:pPr>
         <w:pStyle w:val="Heading4"/>
@@ -11121,8 +11569,8 @@
         <w:t xml:space="preserve">Tour Detail, Quote Request.</w:t>
       </w:r>
     </w:p>
-    <w:bookmarkEnd w:id="56"/>
-    <w:bookmarkStart w:id="57" w:name="property-cruise-tour-detail"/>
+    <w:bookmarkEnd w:id="57"/>
+    <w:bookmarkStart w:id="58" w:name="property-cruise-tour-detail"/>
     <w:p>
       <w:pPr>
         <w:pStyle w:val="Heading4"/>
@@ -11249,8 +11697,8 @@
         <w:t xml:space="preserve">Quote Request, Conversation Thread, Favorites.</w:t>
       </w:r>
     </w:p>
-    <w:bookmarkEnd w:id="57"/>
-    <w:bookmarkStart w:id="58" w:name="quote-request-form"/>
+    <w:bookmarkEnd w:id="58"/>
+    <w:bookmarkStart w:id="59" w:name="quote-request-form"/>
     <w:p>
       <w:pPr>
         <w:pStyle w:val="Heading4"/>
@@ -11421,8 +11869,8 @@
         <w:t xml:space="preserve">Quote Request Confirmation.</w:t>
       </w:r>
     </w:p>
-    <w:bookmarkEnd w:id="58"/>
-    <w:bookmarkStart w:id="59" w:name="quote-request-confirmation"/>
+    <w:bookmarkEnd w:id="59"/>
+    <w:bookmarkStart w:id="60" w:name="quote-request-confirmation"/>
     <w:p>
       <w:pPr>
         <w:pStyle w:val="Heading4"/>
@@ -11513,8 +11961,8 @@
         <w:t xml:space="preserve">Dashboard, Messages.</w:t>
       </w:r>
     </w:p>
-    <w:bookmarkEnd w:id="59"/>
-    <w:bookmarkStart w:id="60" w:name="saved-searches-favorites"/>
+    <w:bookmarkEnd w:id="60"/>
+    <w:bookmarkStart w:id="61" w:name="saved-searches-favorites"/>
     <w:p>
       <w:pPr>
         <w:pStyle w:val="Heading4"/>
@@ -11645,9 +12093,9 @@
         </w:pict>
       </w:r>
     </w:p>
-    <w:bookmarkEnd w:id="60"/>
     <w:bookmarkEnd w:id="61"/>
-    <w:bookmarkStart w:id="69" w:name="X1dbe7b04fb7d1b6713b2a1c0e5f18c0525a983a"/>
+    <w:bookmarkEnd w:id="62"/>
+    <w:bookmarkStart w:id="70" w:name="X1dbe7b04fb7d1b6713b2a1c0e5f18c0525a983a"/>
     <w:p>
       <w:pPr>
         <w:pStyle w:val="Heading3"/>
@@ -12387,7 +12835,7 @@
         <w:t xml:space="preserve">a line of prose the client was ever meant to read.</w:t>
       </w:r>
     </w:p>
-    <w:bookmarkStart w:id="62" w:name="my-cards-payment-methods-list"/>
+    <w:bookmarkStart w:id="63" w:name="my-cards-payment-methods-list"/>
     <w:p>
       <w:pPr>
         <w:pStyle w:val="Heading4"/>
@@ -12515,8 +12963,8 @@
         <w:t xml:space="preserve">Add Card, Card Authorization for Trip, Card Use History.</w:t>
       </w:r>
     </w:p>
-    <w:bookmarkEnd w:id="62"/>
-    <w:bookmarkStart w:id="63" w:name="add-card-screen"/>
+    <w:bookmarkEnd w:id="63"/>
+    <w:bookmarkStart w:id="64" w:name="add-card-screen"/>
     <w:p>
       <w:pPr>
         <w:pStyle w:val="Heading4"/>
@@ -12984,8 +13432,8 @@
         <w:t xml:space="preserve">it. Whatever builds this owes an assertion on that, not a comment.</w:t>
       </w:r>
     </w:p>
-    <w:bookmarkEnd w:id="63"/>
-    <w:bookmarkStart w:id="64" w:name="card-authorization-for-trip"/>
+    <w:bookmarkEnd w:id="64"/>
+    <w:bookmarkStart w:id="65" w:name="card-authorization-for-trip"/>
     <w:p>
       <w:pPr>
         <w:pStyle w:val="Heading4"/>
@@ -13402,8 +13850,8 @@
         <w:t xml:space="preserve">notification pass, as a new consent version.</w:t>
       </w:r>
     </w:p>
-    <w:bookmarkEnd w:id="64"/>
-    <w:bookmarkStart w:id="65" w:name="card-authorization-confirmation"/>
+    <w:bookmarkEnd w:id="65"/>
+    <w:bookmarkStart w:id="66" w:name="card-authorization-confirmation"/>
     <w:p>
       <w:pPr>
         <w:pStyle w:val="Heading4"/>
@@ -13518,8 +13966,8 @@
         <w:t xml:space="preserve">Trip Detail, Card Use History.</w:t>
       </w:r>
     </w:p>
-    <w:bookmarkEnd w:id="65"/>
-    <w:bookmarkStart w:id="66" w:name="card-use-history-activity"/>
+    <w:bookmarkEnd w:id="66"/>
+    <w:bookmarkStart w:id="67" w:name="card-use-history-activity"/>
     <w:p>
       <w:pPr>
         <w:pStyle w:val="Heading4"/>
@@ -13869,8 +14317,8 @@
         <w:t xml:space="preserve">row at all.</w:t>
       </w:r>
     </w:p>
-    <w:bookmarkEnd w:id="66"/>
-    <w:bookmarkStart w:id="67" w:name="card-use-detail-event-detail"/>
+    <w:bookmarkEnd w:id="67"/>
+    <w:bookmarkStart w:id="68" w:name="card-use-detail-event-detail"/>
     <w:p>
       <w:pPr>
         <w:pStyle w:val="Heading4"/>
@@ -14365,8 +14813,8 @@
         <w:t xml:space="preserve">prevent exactly that. Reversing it is a margin decision for the business, not a screen fix.</w:t>
       </w:r>
     </w:p>
-    <w:bookmarkEnd w:id="67"/>
-    <w:bookmarkStart w:id="68" w:name="revoke-card-authorization-confirmation"/>
+    <w:bookmarkEnd w:id="68"/>
+    <w:bookmarkStart w:id="69" w:name="revoke-card-authorization-confirmation"/>
     <w:p>
       <w:pPr>
         <w:pStyle w:val="Heading4"/>
@@ -14750,9 +15198,9 @@
         </w:pict>
       </w:r>
     </w:p>
-    <w:bookmarkEnd w:id="68"/>
     <w:bookmarkEnd w:id="69"/>
-    <w:bookmarkStart w:id="81" w:name="account-profile"/>
+    <w:bookmarkEnd w:id="70"/>
+    <w:bookmarkStart w:id="82" w:name="account-profile"/>
     <w:p>
       <w:pPr>
         <w:pStyle w:val="Heading3"/>
@@ -15446,7 +15894,7 @@
         <w:t xml:space="preserve">prompt goes the same way.</w:t>
       </w:r>
     </w:p>
-    <w:bookmarkStart w:id="70" w:name="account-overview-my-account"/>
+    <w:bookmarkStart w:id="71" w:name="account-overview-my-account"/>
     <w:p>
       <w:pPr>
         <w:pStyle w:val="Heading4"/>
@@ -15781,8 +16229,8 @@
         <w:t xml:space="preserve">). Any count shown here must agree with its destination screen.</w:t>
       </w:r>
     </w:p>
-    <w:bookmarkEnd w:id="70"/>
-    <w:bookmarkStart w:id="71" w:name="personal-info-edit"/>
+    <w:bookmarkEnd w:id="71"/>
+    <w:bookmarkStart w:id="72" w:name="personal-info-edit"/>
     <w:p>
       <w:pPr>
         <w:pStyle w:val="Heading4"/>
@@ -16245,8 +16693,8 @@
         <w:t xml:space="preserve">disagreeing, which is the very divergence the trigger above exists to prevent.</w:t>
       </w:r>
     </w:p>
-    <w:bookmarkEnd w:id="71"/>
-    <w:bookmarkStart w:id="72" w:name="travel-preferences-edit"/>
+    <w:bookmarkEnd w:id="72"/>
+    <w:bookmarkStart w:id="73" w:name="travel-preferences-edit"/>
     <w:p>
       <w:pPr>
         <w:pStyle w:val="Heading4"/>
@@ -16349,8 +16797,8 @@
         <w:t xml:space="preserve">Dashboard.</w:t>
       </w:r>
     </w:p>
-    <w:bookmarkEnd w:id="72"/>
-    <w:bookmarkStart w:id="73" w:name="travel-documents"/>
+    <w:bookmarkEnd w:id="73"/>
+    <w:bookmarkStart w:id="74" w:name="travel-documents"/>
     <w:p>
       <w:pPr>
         <w:pStyle w:val="Heading4"/>
@@ -17334,8 +17782,8 @@
         <w:t xml:space="preserve">that started; this one is about an upload that cannot start.</w:t>
       </w:r>
     </w:p>
-    <w:bookmarkEnd w:id="73"/>
-    <w:bookmarkStart w:id="74" w:name="document-upload-camera-capture"/>
+    <w:bookmarkEnd w:id="74"/>
+    <w:bookmarkStart w:id="75" w:name="document-upload-camera-capture"/>
     <w:p>
       <w:pPr>
         <w:pStyle w:val="Heading4"/>
@@ -18058,8 +18506,8 @@
         <w:t xml:space="preserve">an existing record. Linking them is part of the same pass as 2.5.4’s account-scoped door.</w:t>
       </w:r>
     </w:p>
-    <w:bookmarkEnd w:id="74"/>
-    <w:bookmarkStart w:id="75" w:name="notification-preferences"/>
+    <w:bookmarkEnd w:id="75"/>
+    <w:bookmarkStart w:id="76" w:name="notification-preferences"/>
     <w:p>
       <w:pPr>
         <w:pStyle w:val="Heading4"/>
@@ -18704,8 +19152,8 @@
         <w:t xml:space="preserve">got.</w:t>
       </w:r>
     </w:p>
-    <w:bookmarkEnd w:id="75"/>
-    <w:bookmarkStart w:id="76" w:name="security-settings"/>
+    <w:bookmarkEnd w:id="76"/>
+    <w:bookmarkStart w:id="77" w:name="security-settings"/>
     <w:p>
       <w:pPr>
         <w:pStyle w:val="Heading4"/>
@@ -19451,8 +19899,8 @@
         <w:t xml:space="preserve">with a real UX consequence, so it is a decision for this screen rather than a cleanup.</w:t>
       </w:r>
     </w:p>
-    <w:bookmarkEnd w:id="76"/>
-    <w:bookmarkStart w:id="77" w:name="connected-accounts"/>
+    <w:bookmarkEnd w:id="77"/>
+    <w:bookmarkStart w:id="78" w:name="connected-accounts"/>
     <w:p>
       <w:pPr>
         <w:pStyle w:val="Heading4"/>
@@ -19775,8 +20223,8 @@
         <w:t xml:space="preserve">screen.</w:t>
       </w:r>
     </w:p>
-    <w:bookmarkEnd w:id="77"/>
-    <w:bookmarkStart w:id="78" w:name="privacy-data-export"/>
+    <w:bookmarkEnd w:id="78"/>
+    <w:bookmarkStart w:id="79" w:name="privacy-data-export"/>
     <w:p>
       <w:pPr>
         <w:pStyle w:val="Heading4"/>
@@ -20454,8 +20902,8 @@
         <w:t xml:space="preserve">instead of a button that does nothing.</w:t>
       </w:r>
     </w:p>
-    <w:bookmarkEnd w:id="78"/>
-    <w:bookmarkStart w:id="79" w:name="account-closure"/>
+    <w:bookmarkEnd w:id="79"/>
+    <w:bookmarkStart w:id="80" w:name="account-closure"/>
     <w:p>
       <w:pPr>
         <w:pStyle w:val="Heading4"/>
@@ -21166,8 +21614,8 @@
         <w:t xml:space="preserve">text field the keyboard covers.</w:t>
       </w:r>
     </w:p>
-    <w:bookmarkEnd w:id="79"/>
-    <w:bookmarkStart w:id="80" w:name="help-support"/>
+    <w:bookmarkEnd w:id="80"/>
+    <w:bookmarkStart w:id="81" w:name="help-support"/>
     <w:p>
       <w:pPr>
         <w:pStyle w:val="Heading4"/>
@@ -21626,9 +22074,9 @@
         </w:pict>
       </w:r>
     </w:p>
-    <w:bookmarkEnd w:id="80"/>
     <w:bookmarkEnd w:id="81"/>
-    <w:bookmarkStart w:id="85" w:name="messaging"/>
+    <w:bookmarkEnd w:id="82"/>
+    <w:bookmarkStart w:id="86" w:name="messaging"/>
     <w:p>
       <w:pPr>
         <w:pStyle w:val="Heading3"/>
@@ -21993,7 +22441,7 @@
         <w:t xml:space="preserve">gap is recorded rather than resolved.</w:t>
       </w:r>
     </w:p>
-    <w:bookmarkStart w:id="82" w:name="messages-inbox"/>
+    <w:bookmarkStart w:id="83" w:name="messages-inbox"/>
     <w:p>
       <w:pPr>
         <w:pStyle w:val="Heading4"/>
@@ -22461,8 +22909,8 @@
         <w:t xml:space="preserve">write the badge is permanent.</w:t>
       </w:r>
     </w:p>
-    <w:bookmarkEnd w:id="82"/>
-    <w:bookmarkStart w:id="83" w:name="conversation-thread-client-view"/>
+    <w:bookmarkEnd w:id="83"/>
+    <w:bookmarkStart w:id="84" w:name="conversation-thread-client-view"/>
     <w:p>
       <w:pPr>
         <w:pStyle w:val="Heading4"/>
@@ -22752,8 +23200,8 @@
         <w:t xml:space="preserve">access record, so rendering previews would sign every attachment on every page load.</w:t>
       </w:r>
     </w:p>
-    <w:bookmarkEnd w:id="83"/>
-    <w:bookmarkStart w:id="84" w:name="new-conversation-start-a-message"/>
+    <w:bookmarkEnd w:id="84"/>
+    <w:bookmarkStart w:id="85" w:name="new-conversation-start-a-message"/>
     <w:p>
       <w:pPr>
         <w:pStyle w:val="Heading4"/>
@@ -23466,9 +23914,9 @@
         </w:pict>
       </w:r>
     </w:p>
-    <w:bookmarkEnd w:id="84"/>
     <w:bookmarkEnd w:id="85"/>
-    <w:bookmarkStart w:id="94" w:name="mobile-specific-screens"/>
+    <w:bookmarkEnd w:id="86"/>
+    <w:bookmarkStart w:id="95" w:name="mobile-specific-screens"/>
     <w:p>
       <w:pPr>
         <w:pStyle w:val="Heading3"/>
@@ -23531,7 +23979,7 @@
         <w:t xml:space="preserve">timestamps, and the offline indicators — ships in Phase 3 per BRD Section 13.3.</w:t>
       </w:r>
     </w:p>
-    <w:bookmarkStart w:id="86" w:name="offline-itinerary-view"/>
+    <w:bookmarkStart w:id="87" w:name="offline-itinerary-view"/>
     <w:p>
       <w:pPr>
         <w:pStyle w:val="Heading4"/>
@@ -23650,8 +24098,8 @@
         <w:t xml:space="preserve">Itinerary Viewer.</w:t>
       </w:r>
     </w:p>
-    <w:bookmarkEnd w:id="86"/>
-    <w:bookmarkStart w:id="87" w:name="quick-call-advisor"/>
+    <w:bookmarkEnd w:id="87"/>
+    <w:bookmarkStart w:id="88" w:name="quick-call-advisor"/>
     <w:p>
       <w:pPr>
         <w:pStyle w:val="Heading4"/>
@@ -23766,8 +24214,8 @@
         <w:t xml:space="preserve">Conversation Thread, Emergency Contacts.</w:t>
       </w:r>
     </w:p>
-    <w:bookmarkEnd w:id="87"/>
-    <w:bookmarkStart w:id="88" w:name="emergency-contacts-mobile"/>
+    <w:bookmarkEnd w:id="88"/>
+    <w:bookmarkStart w:id="89" w:name="emergency-contacts-mobile"/>
     <w:p>
       <w:pPr>
         <w:pStyle w:val="Heading4"/>
@@ -23867,8 +24315,8 @@
         <w:t xml:space="preserve">Quick Call.</w:t>
       </w:r>
     </w:p>
-    <w:bookmarkEnd w:id="88"/>
-    <w:bookmarkStart w:id="89" w:name="push-notification-permission-prompt"/>
+    <w:bookmarkEnd w:id="89"/>
+    <w:bookmarkStart w:id="90" w:name="push-notification-permission-prompt"/>
     <w:p>
       <w:pPr>
         <w:pStyle w:val="Heading4"/>
@@ -23992,8 +24440,8 @@
         <w:t xml:space="preserve">Notification Preferences.</w:t>
       </w:r>
     </w:p>
-    <w:bookmarkEnd w:id="89"/>
-    <w:bookmarkStart w:id="90" w:name="biometric-login-setup"/>
+    <w:bookmarkEnd w:id="90"/>
+    <w:bookmarkStart w:id="91" w:name="biometric-login-setup"/>
     <w:p>
       <w:pPr>
         <w:pStyle w:val="Heading4"/>
@@ -24096,8 +24544,8 @@
         <w:t xml:space="preserve">Security Settings.</w:t>
       </w:r>
     </w:p>
-    <w:bookmarkEnd w:id="90"/>
-    <w:bookmarkStart w:id="91" w:name="calendar-sync"/>
+    <w:bookmarkEnd w:id="91"/>
+    <w:bookmarkStart w:id="92" w:name="calendar-sync"/>
     <w:p>
       <w:pPr>
         <w:pStyle w:val="Heading4"/>
@@ -24197,8 +24645,8 @@
         <w:t xml:space="preserve">Notification Preferences.</w:t>
       </w:r>
     </w:p>
-    <w:bookmarkEnd w:id="91"/>
-    <w:bookmarkStart w:id="92" w:name="in-app-settings-mobile"/>
+    <w:bookmarkEnd w:id="92"/>
+    <w:bookmarkStart w:id="93" w:name="in-app-settings-mobile"/>
     <w:p>
       <w:pPr>
         <w:pStyle w:val="Heading4"/>
@@ -24301,8 +24749,8 @@
         <w:t xml:space="preserve">Notification Preferences, Security Settings.</w:t>
       </w:r>
     </w:p>
-    <w:bookmarkEnd w:id="92"/>
-    <w:bookmarkStart w:id="93" w:name="app-update-required"/>
+    <w:bookmarkEnd w:id="93"/>
+    <w:bookmarkStart w:id="94" w:name="app-update-required"/>
     <w:p>
       <w:pPr>
         <w:pStyle w:val="Heading4"/>
@@ -24412,9 +24860,9 @@
         </w:pict>
       </w:r>
     </w:p>
-    <w:bookmarkEnd w:id="93"/>
     <w:bookmarkEnd w:id="94"/>
-    <w:bookmarkStart w:id="99" w:name="group-trip-coordination-phase-3"/>
+    <w:bookmarkEnd w:id="95"/>
+    <w:bookmarkStart w:id="100" w:name="group-trip-coordination-phase-3"/>
     <w:p>
       <w:pPr>
         <w:pStyle w:val="Heading3"/>
@@ -24499,7 +24947,7 @@
         <w:t xml:space="preserve">where multiple traveler accounts share an itinerary, exchange messages in a group chat, and invite co-travelers without accounts. The trip-type and the coordination feature are independent concepts.</w:t>
       </w:r>
     </w:p>
-    <w:bookmarkStart w:id="95" w:name="group-trip-overview"/>
+    <w:bookmarkStart w:id="96" w:name="group-trip-overview"/>
     <w:p>
       <w:pPr>
         <w:pStyle w:val="Heading4"/>
@@ -24574,8 +25022,8 @@
         <w:t xml:space="preserve">Group Chat, Itinerary Viewer.</w:t>
       </w:r>
     </w:p>
-    <w:bookmarkEnd w:id="95"/>
-    <w:bookmarkStart w:id="96" w:name="co-traveler-invitation"/>
+    <w:bookmarkEnd w:id="96"/>
+    <w:bookmarkStart w:id="97" w:name="co-traveler-invitation"/>
     <w:p>
       <w:pPr>
         <w:pStyle w:val="Heading4"/>
@@ -24650,8 +25098,8 @@
         <w:t xml:space="preserve">Group Trip Overview.</w:t>
       </w:r>
     </w:p>
-    <w:bookmarkEnd w:id="96"/>
-    <w:bookmarkStart w:id="97" w:name="group-chat"/>
+    <w:bookmarkEnd w:id="97"/>
+    <w:bookmarkStart w:id="98" w:name="group-chat"/>
     <w:p>
       <w:pPr>
         <w:pStyle w:val="Heading4"/>
@@ -24726,8 +25174,8 @@
         <w:t xml:space="preserve">Group Trip Overview.</w:t>
       </w:r>
     </w:p>
-    <w:bookmarkEnd w:id="97"/>
-    <w:bookmarkStart w:id="98" w:name="co-traveler-view-limited"/>
+    <w:bookmarkEnd w:id="98"/>
+    <w:bookmarkStart w:id="99" w:name="co-traveler-view-limited"/>
     <w:p>
       <w:pPr>
         <w:pStyle w:val="Heading4"/>
@@ -24809,10 +25257,10 @@
         </w:pict>
       </w:r>
     </w:p>
-    <w:bookmarkEnd w:id="98"/>
     <w:bookmarkEnd w:id="99"/>
     <w:bookmarkEnd w:id="100"/>
-    <w:bookmarkStart w:id="207" w:name="agent-screens"/>
+    <w:bookmarkEnd w:id="101"/>
+    <w:bookmarkStart w:id="209" w:name="agent-screens"/>
     <w:p>
       <w:pPr>
         <w:pStyle w:val="Heading2"/>
@@ -24821,7 +25269,7 @@
         <w:t xml:space="preserve">3. Agent Screens</w:t>
       </w:r>
     </w:p>
-    <w:bookmarkStart w:id="111" w:name="authentication-activation"/>
+    <w:bookmarkStart w:id="112" w:name="authentication-activation"/>
     <w:p>
       <w:pPr>
         <w:pStyle w:val="Heading3"/>
@@ -24838,7 +25286,7 @@
         <w:t xml:space="preserve">Covers both day-to-day authentication and the first-run experience when a new advisor is provisioned into the platform. At MVP this matters only for Gyasi, but designing the flow now means adding additional advisors in Phase 3+ is a configuration change rather than a redesign.</w:t>
       </w:r>
     </w:p>
-    <w:bookmarkStart w:id="101" w:name="agent-login-screen"/>
+    <w:bookmarkStart w:id="102" w:name="agent-login-screen"/>
     <w:p>
       <w:pPr>
         <w:pStyle w:val="Heading4"/>
@@ -24950,8 +25398,8 @@
         <w:t xml:space="preserve">Agent MFA Challenge.</w:t>
       </w:r>
     </w:p>
-    <w:bookmarkEnd w:id="101"/>
-    <w:bookmarkStart w:id="102" w:name="agent-mfa-challenge"/>
+    <w:bookmarkEnd w:id="102"/>
+    <w:bookmarkStart w:id="103" w:name="agent-mfa-challenge"/>
     <w:p>
       <w:pPr>
         <w:pStyle w:val="Heading4"/>
@@ -25054,8 +25502,8 @@
         <w:t xml:space="preserve">Agent Dashboard.</w:t>
       </w:r>
     </w:p>
-    <w:bookmarkEnd w:id="102"/>
-    <w:bookmarkStart w:id="103" w:name="agent-password-reset"/>
+    <w:bookmarkEnd w:id="103"/>
+    <w:bookmarkStart w:id="104" w:name="agent-password-reset"/>
     <w:p>
       <w:pPr>
         <w:pStyle w:val="Heading4"/>
@@ -25155,8 +25603,8 @@
         <w:t xml:space="preserve">Agent Login.</w:t>
       </w:r>
     </w:p>
-    <w:bookmarkEnd w:id="103"/>
-    <w:bookmarkStart w:id="104" w:name="agent-invitation-activation-link"/>
+    <w:bookmarkEnd w:id="104"/>
+    <w:bookmarkStart w:id="105" w:name="agent-invitation-activation-link"/>
     <w:p>
       <w:pPr>
         <w:pStyle w:val="Heading4"/>
@@ -25271,8 +25719,8 @@
         <w:t xml:space="preserve">Account Activation - Set Password.</w:t>
       </w:r>
     </w:p>
-    <w:bookmarkEnd w:id="104"/>
-    <w:bookmarkStart w:id="105" w:name="account-activation-set-password"/>
+    <w:bookmarkEnd w:id="105"/>
+    <w:bookmarkStart w:id="106" w:name="account-activation-set-password"/>
     <w:p>
       <w:pPr>
         <w:pStyle w:val="Heading4"/>
@@ -25375,8 +25823,8 @@
         <w:t xml:space="preserve">Mandatory MFA Setup.</w:t>
       </w:r>
     </w:p>
-    <w:bookmarkEnd w:id="105"/>
-    <w:bookmarkStart w:id="106" w:name="mandatory-mfa-setup-agents"/>
+    <w:bookmarkEnd w:id="106"/>
+    <w:bookmarkStart w:id="107" w:name="mandatory-mfa-setup-agents"/>
     <w:p>
       <w:pPr>
         <w:pStyle w:val="Heading4"/>
@@ -25479,8 +25927,8 @@
         <w:t xml:space="preserve">Agent Profile Setup.</w:t>
       </w:r>
     </w:p>
-    <w:bookmarkEnd w:id="106"/>
-    <w:bookmarkStart w:id="107" w:name="agent-profile-setup"/>
+    <w:bookmarkEnd w:id="107"/>
+    <w:bookmarkStart w:id="108" w:name="agent-profile-setup"/>
     <w:p>
       <w:pPr>
         <w:pStyle w:val="Heading4"/>
@@ -25595,8 +26043,8 @@
         <w:t xml:space="preserve">Availability &amp; Calendar Setup.</w:t>
       </w:r>
     </w:p>
-    <w:bookmarkEnd w:id="107"/>
-    <w:bookmarkStart w:id="108" w:name="availability-calendar-setup"/>
+    <w:bookmarkEnd w:id="108"/>
+    <w:bookmarkStart w:id="109" w:name="availability-calendar-setup"/>
     <w:p>
       <w:pPr>
         <w:pStyle w:val="Heading4"/>
@@ -25726,8 +26174,8 @@
         <w:t xml:space="preserve">Email Signature Setup.</w:t>
       </w:r>
     </w:p>
-    <w:bookmarkEnd w:id="108"/>
-    <w:bookmarkStart w:id="109" w:name="email-signature-setup"/>
+    <w:bookmarkEnd w:id="109"/>
+    <w:bookmarkStart w:id="110" w:name="email-signature-setup"/>
     <w:p>
       <w:pPr>
         <w:pStyle w:val="Heading4"/>
@@ -25830,8 +26278,8 @@
         <w:t xml:space="preserve">Welcome Tour / First-Run.</w:t>
       </w:r>
     </w:p>
-    <w:bookmarkEnd w:id="109"/>
-    <w:bookmarkStart w:id="110" w:name="welcome-tour-first-run-walkthrough"/>
+    <w:bookmarkEnd w:id="110"/>
+    <w:bookmarkStart w:id="111" w:name="welcome-tour-first-run-walkthrough"/>
     <w:p>
       <w:pPr>
         <w:pStyle w:val="Heading4"/>
@@ -25983,9 +26431,9 @@
         </w:pict>
       </w:r>
     </w:p>
-    <w:bookmarkEnd w:id="110"/>
     <w:bookmarkEnd w:id="111"/>
-    <w:bookmarkStart w:id="115" w:name="dashboard-pipeline"/>
+    <w:bookmarkEnd w:id="112"/>
+    <w:bookmarkStart w:id="116" w:name="dashboard-pipeline"/>
     <w:p>
       <w:pPr>
         <w:pStyle w:val="Heading3"/>
@@ -25994,7 +26442,7 @@
         <w:t xml:space="preserve">3.2 Dashboard &amp; Pipeline</w:t>
       </w:r>
     </w:p>
-    <w:bookmarkStart w:id="112" w:name="agent-dashboard-worklist"/>
+    <w:bookmarkStart w:id="113" w:name="agent-dashboard-worklist"/>
     <w:p>
       <w:pPr>
         <w:pStyle w:val="Heading4"/>
@@ -26283,6 +26731,351 @@
       </w:r>
       <w:r>
         <w:t xml:space="preserve">, or the deferred domain comes back by autocomplete. Copy may still say either.</w:t>
+      </w:r>
+    </w:p>
+    <w:p>
+      <w:pPr>
+        <w:pStyle w:val="BlockText"/>
+      </w:pPr>
+      <w:r>
+        <w:rPr>
+          <w:b/>
+          <w:bCs/>
+        </w:rPr>
+        <w:t xml:space="preserve">Amended 2026-10-21: leads are real now, and they are not inquiries (BRD §6.5).</w:t>
+      </w:r>
+      <w:r>
+        <w:t xml:space="preserve"> </w:t>
+      </w:r>
+      <w:r>
+        <w:t xml:space="preserve">A lead is</w:t>
+      </w:r>
+      <w:r>
+        <w:t xml:space="preserve"> </w:t>
+      </w:r>
+      <w:r>
+        <w:t xml:space="preserve">somebody without an account who sent a message (Data-Model §11); an inquiry is still a trip a</w:t>
+      </w:r>
+      <w:r>
+        <w:t xml:space="preserve"> </w:t>
+      </w:r>
+      <w:r>
+        <w:t xml:space="preserve">client asked for. The naming rule above now cuts the other way:</w:t>
+      </w:r>
+      <w:r>
+        <w:t xml:space="preserve"> </w:t>
+      </w:r>
+      <w:r>
+        <w:rPr>
+          <w:rStyle w:val="VerbatimChar"/>
+        </w:rPr>
+        <w:t xml:space="preserve">new_inquiry_count</w:t>
+      </w:r>
+      <w:r>
+        <w:t xml:space="preserve"> </w:t>
+      </w:r>
+      <w:r>
+        <w:t xml:space="preserve">and the</w:t>
+      </w:r>
+      <w:r>
+        <w:t xml:space="preserve"> </w:t>
+      </w:r>
+      <w:r>
+        <w:t xml:space="preserve">“New inquiries”</w:t>
+      </w:r>
+      <w:r>
+        <w:t xml:space="preserve"> </w:t>
+      </w:r>
+      <w:r>
+        <w:t xml:space="preserve">section stay about trips, and everything about leads is named</w:t>
+      </w:r>
+      <w:r>
+        <w:t xml:space="preserve"> </w:t>
+      </w:r>
+      <w:r>
+        <w:rPr>
+          <w:rStyle w:val="VerbatimChar"/>
+        </w:rPr>
+        <w:t xml:space="preserve">lead</w:t>
+      </w:r>
+      <w:r>
+        <w:t xml:space="preserve">. Two</w:t>
+      </w:r>
+      <w:r>
+        <w:t xml:space="preserve"> </w:t>
+      </w:r>
+      <w:r>
+        <w:t xml:space="preserve">changes to this screen, web and Android:</w:t>
+      </w:r>
+      <w:r>
+        <w:t xml:space="preserve"> </w:t>
+      </w:r>
+      <w:r>
+        <w:t xml:space="preserve">-</w:t>
+      </w:r>
+      <w:r>
+        <w:t xml:space="preserve"> </w:t>
+      </w:r>
+      <w:r>
+        <w:rPr>
+          <w:b/>
+          <w:bCs/>
+        </w:rPr>
+        <w:t xml:space="preserve">“New inquiries”</w:t>
+      </w:r>
+      <w:r>
+        <w:rPr>
+          <w:b/>
+          <w:bCs/>
+        </w:rPr>
+        <w:t xml:space="preserve"> </w:t>
+      </w:r>
+      <w:r>
+        <w:rPr>
+          <w:b/>
+          <w:bCs/>
+        </w:rPr>
+        <w:t xml:space="preserve">rows show how long each has waited</w:t>
+      </w:r>
+      <w:r>
+        <w:t xml:space="preserve"> </w:t>
+      </w:r>
+      <w:r>
+        <w:t xml:space="preserve">(</w:t>
+      </w:r>
+      <w:r>
+        <w:t xml:space="preserve">“Waiting 2 days”</w:t>
+      </w:r>
+      <w:r>
+        <w:t xml:space="preserve">, from</w:t>
+      </w:r>
+      <w:r>
+        <w:t xml:space="preserve"> </w:t>
+      </w:r>
+      <w:r>
+        <w:rPr>
+          <w:rStyle w:val="VerbatimChar"/>
+        </w:rPr>
+        <w:t xml:space="preserve">trip.created_at</w:t>
+      </w:r>
+      <w:r>
+        <w:t xml:space="preserve"> </w:t>
+      </w:r>
+      <w:r>
+        <w:t xml:space="preserve">in the advisor’s time zone),</w:t>
+      </w:r>
+      <w:r>
+        <w:t xml:space="preserve"> </w:t>
+      </w:r>
+      <w:r>
+        <w:rPr>
+          <w:b/>
+          <w:bCs/>
+        </w:rPr>
+        <w:t xml:space="preserve">oldest first</w:t>
+      </w:r>
+      <w:r>
+        <w:t xml:space="preserve">. No red SLA flag: the</w:t>
+      </w:r>
+      <w:r>
+        <w:t xml:space="preserve"> </w:t>
+      </w:r>
+      <w:r>
+        <w:t xml:space="preserve">promise is</w:t>
+      </w:r>
+      <w:r>
+        <w:t xml:space="preserve"> </w:t>
+      </w:r>
+      <w:r>
+        <w:t xml:space="preserve">“Usually replies the same day”</w:t>
+      </w:r>
+      <w:r>
+        <w:t xml:space="preserve">, and an alarm colour does not fit §2’s pace. The</w:t>
+      </w:r>
+      <w:r>
+        <w:t xml:space="preserve"> </w:t>
+      </w:r>
+      <w:r>
+        <w:t xml:space="preserve">section still lists every</w:t>
+      </w:r>
+      <w:r>
+        <w:t xml:space="preserve"> </w:t>
+      </w:r>
+      <w:r>
+        <w:rPr>
+          <w:rStyle w:val="VerbatimChar"/>
+        </w:rPr>
+        <w:t xml:space="preserve">inquiry</w:t>
+      </w:r>
+      <w:r>
+        <w:t xml:space="preserve"> </w:t>
+      </w:r>
+      <w:r>
+        <w:t xml:space="preserve">trip, including ones the advisor started; no field</w:t>
+      </w:r>
+      <w:r>
+        <w:t xml:space="preserve"> </w:t>
+      </w:r>
+      <w:r>
+        <w:t xml:space="preserve">records who started it.</w:t>
+      </w:r>
+      <w:r>
+        <w:t xml:space="preserve"> </w:t>
+      </w:r>
+      <w:r>
+        <w:t xml:space="preserve">-</w:t>
+      </w:r>
+      <w:r>
+        <w:t xml:space="preserve"> </w:t>
+      </w:r>
+      <w:r>
+        <w:rPr>
+          <w:b/>
+          <w:bCs/>
+        </w:rPr>
+        <w:t xml:space="preserve">A</w:t>
+      </w:r>
+      <w:r>
+        <w:rPr>
+          <w:b/>
+          <w:bCs/>
+        </w:rPr>
+        <w:t xml:space="preserve"> </w:t>
+      </w:r>
+      <w:r>
+        <w:rPr>
+          <w:b/>
+          <w:bCs/>
+        </w:rPr>
+        <w:t xml:space="preserve">“New leads”</w:t>
+      </w:r>
+      <w:r>
+        <w:rPr>
+          <w:b/>
+          <w:bCs/>
+        </w:rPr>
+        <w:t xml:space="preserve"> </w:t>
+      </w:r>
+      <w:r>
+        <w:rPr>
+          <w:b/>
+          <w:bCs/>
+        </w:rPr>
+        <w:t xml:space="preserve">section under</w:t>
+      </w:r>
+      <w:r>
+        <w:rPr>
+          <w:b/>
+          <w:bCs/>
+        </w:rPr>
+        <w:t xml:space="preserve"> </w:t>
+      </w:r>
+      <w:r>
+        <w:rPr>
+          <w:b/>
+          <w:bCs/>
+        </w:rPr>
+        <w:t xml:space="preserve">“New inquiries”</w:t>
+      </w:r>
+      <w:r>
+        <w:t xml:space="preserve"> </w:t>
+      </w:r>
+      <w:r>
+        <w:t xml:space="preserve">on the web, oldest first, each row the</w:t>
+      </w:r>
+      <w:r>
+        <w:t xml:space="preserve"> </w:t>
+      </w:r>
+      <w:r>
+        <w:t xml:space="preserve">lead’s name, how long it has waited and the start of their message, linking to 3.8.2. Only</w:t>
+      </w:r>
+      <w:r>
+        <w:t xml:space="preserve"> </w:t>
+      </w:r>
+      <w:r>
+        <w:rPr>
+          <w:rStyle w:val="VerbatimChar"/>
+        </w:rPr>
+        <w:t xml:space="preserve">new</w:t>
+      </w:r>
+      <w:r>
+        <w:t xml:space="preserve"> </w:t>
+      </w:r>
+      <w:r>
+        <w:t xml:space="preserve">leads; an</w:t>
+      </w:r>
+      <w:r>
+        <w:t xml:space="preserve"> </w:t>
+      </w:r>
+      <w:r>
+        <w:t xml:space="preserve">“Already a client”</w:t>
+      </w:r>
+      <w:r>
+        <w:t xml:space="preserve"> </w:t>
+      </w:r>
+      <w:r>
+        <w:t xml:space="preserve">message is not one. It counts toward</w:t>
+      </w:r>
+      <w:r>
+        <w:t xml:space="preserve"> </w:t>
+      </w:r>
+      <w:r>
+        <w:t xml:space="preserve">“Needs you”</w:t>
+      </w:r>
+      <w:r>
+        <w:t xml:space="preserve">. The</w:t>
+      </w:r>
+      <w:r>
+        <w:t xml:space="preserve"> </w:t>
+      </w:r>
+      <w:r>
+        <w:t xml:space="preserve">section’s old</w:t>
+      </w:r>
+      <w:r>
+        <w:t xml:space="preserve"> </w:t>
+      </w:r>
+      <w:r>
+        <w:t xml:space="preserve">“There is no Leads inbox”</w:t>
+      </w:r>
+      <w:r>
+        <w:t xml:space="preserve"> </w:t>
+      </w:r>
+      <w:r>
+        <w:t xml:space="preserve">line under New inquiries is removed.</w:t>
+      </w:r>
+      <w:r>
+        <w:t xml:space="preserve"> </w:t>
+      </w:r>
+      <w:r>
+        <w:rPr>
+          <w:b/>
+          <w:bCs/>
+        </w:rPr>
+        <w:t xml:space="preserve">Android</w:t>
+      </w:r>
+      <w:r>
+        <w:t xml:space="preserve"> </w:t>
+      </w:r>
+      <w:r>
+        <w:t xml:space="preserve">shows a</w:t>
+      </w:r>
+      <w:r>
+        <w:t xml:space="preserve"> </w:t>
+      </w:r>
+      <w:r>
+        <w:t xml:space="preserve">“New leads”</w:t>
+      </w:r>
+      <w:r>
+        <w:t xml:space="preserve"> </w:t>
+      </w:r>
+      <w:r>
+        <w:t xml:space="preserve">count with a line pointing to the web, because there is no phone Leads</w:t>
+      </w:r>
+      <w:r>
+        <w:t xml:space="preserve"> </w:t>
+      </w:r>
+      <w:r>
+        <w:t xml:space="preserve">screen.</w:t>
       </w:r>
     </w:p>
     <w:p>
@@ -27569,8 +28362,8 @@
         <w:t xml:space="preserve">destinations to it.</w:t>
       </w:r>
     </w:p>
-    <w:bookmarkEnd w:id="112"/>
-    <w:bookmarkStart w:id="113" w:name="pipeline-funnel-view"/>
+    <w:bookmarkEnd w:id="113"/>
+    <w:bookmarkStart w:id="114" w:name="pipeline-funnel-view"/>
     <w:p>
       <w:pPr>
         <w:pStyle w:val="Heading4"/>
@@ -28465,8 +29258,8 @@
         <w:t xml:space="preserve">destination in words. The artboard should be corrected.</w:t>
       </w:r>
     </w:p>
-    <w:bookmarkEnd w:id="113"/>
-    <w:bookmarkStart w:id="114" w:name="calendar-view"/>
+    <w:bookmarkEnd w:id="114"/>
+    <w:bookmarkStart w:id="115" w:name="calendar-view"/>
     <w:p>
       <w:pPr>
         <w:pStyle w:val="Heading4"/>
@@ -28989,9 +29782,9 @@
         </w:pict>
       </w:r>
     </w:p>
-    <w:bookmarkEnd w:id="114"/>
     <w:bookmarkEnd w:id="115"/>
-    <w:bookmarkStart w:id="128" w:name="client-management-crm"/>
+    <w:bookmarkEnd w:id="116"/>
+    <w:bookmarkStart w:id="129" w:name="client-management-crm"/>
     <w:p>
       <w:pPr>
         <w:pStyle w:val="Heading3"/>
@@ -29000,7 +29793,7 @@
         <w:t xml:space="preserve">3.3 Client Management (CRM)</w:t>
       </w:r>
     </w:p>
-    <w:bookmarkStart w:id="116" w:name="client-list-roster"/>
+    <w:bookmarkStart w:id="117" w:name="client-list-roster"/>
     <w:p>
       <w:pPr>
         <w:pStyle w:val="Heading4"/>
@@ -30195,8 +30988,8 @@
         <w:t xml:space="preserve">without it an edit form opened before a bulk tag would silently undo it on save.</w:t>
       </w:r>
     </w:p>
-    <w:bookmarkEnd w:id="116"/>
-    <w:bookmarkStart w:id="117" w:name="client-detail-profile"/>
+    <w:bookmarkEnd w:id="117"/>
+    <w:bookmarkStart w:id="118" w:name="client-detail-profile"/>
     <w:p>
       <w:pPr>
         <w:pStyle w:val="Heading4"/>
@@ -30287,8 +31080,50 @@
         <w:t xml:space="preserve">All client sub-screens, Trip Detail, Conversation Thread.</w:t>
       </w:r>
     </w:p>
-    <w:bookmarkEnd w:id="117"/>
-    <w:bookmarkStart w:id="118" w:name="client-overview-tab"/>
+    <w:p>
+      <w:pPr>
+        <w:pStyle w:val="BlockText"/>
+      </w:pPr>
+      <w:r>
+        <w:rPr>
+          <w:b/>
+          <w:bCs/>
+        </w:rPr>
+        <w:t xml:space="preserve">Amended 2026-10-21 (BRD §6.5).</w:t>
+      </w:r>
+      <w:r>
+        <w:t xml:space="preserve"> </w:t>
+      </w:r>
+      <w:r>
+        <w:t xml:space="preserve">A client who first reached out as a lead shows</w:t>
+      </w:r>
+      <w:r>
+        <w:t xml:space="preserve"> </w:t>
+      </w:r>
+      <w:r>
+        <w:t xml:space="preserve">“First</w:t>
+      </w:r>
+      <w:r>
+        <w:t xml:space="preserve"> </w:t>
+      </w:r>
+      <w:r>
+        <w:t xml:space="preserve">reached out as a lead on [date]”</w:t>
+      </w:r>
+      <w:r>
+        <w:t xml:space="preserve"> </w:t>
+      </w:r>
+      <w:r>
+        <w:t xml:space="preserve">under the header, linking to that lead (3.8.2). The earliest</w:t>
+      </w:r>
+      <w:r>
+        <w:t xml:space="preserve"> </w:t>
+      </w:r>
+      <w:r>
+        <w:t xml:space="preserve">linked lead wins. Web only, like §3.8.</w:t>
+      </w:r>
+    </w:p>
+    <w:bookmarkEnd w:id="118"/>
+    <w:bookmarkStart w:id="119" w:name="client-overview-tab"/>
     <w:p>
       <w:pPr>
         <w:pStyle w:val="Heading4"/>
@@ -30379,8 +31214,8 @@
         <w:t xml:space="preserve">Edit Client.</w:t>
       </w:r>
     </w:p>
-    <w:bookmarkEnd w:id="118"/>
-    <w:bookmarkStart w:id="119" w:name="client-trips-tab"/>
+    <w:bookmarkEnd w:id="119"/>
+    <w:bookmarkStart w:id="120" w:name="client-trips-tab"/>
     <w:p>
       <w:pPr>
         <w:pStyle w:val="Heading4"/>
@@ -30471,8 +31306,8 @@
         <w:t xml:space="preserve">Trip Detail, Create New Trip.</w:t>
       </w:r>
     </w:p>
-    <w:bookmarkEnd w:id="119"/>
-    <w:bookmarkStart w:id="120" w:name="client-messages-tab"/>
+    <w:bookmarkEnd w:id="120"/>
+    <w:bookmarkStart w:id="121" w:name="client-messages-tab"/>
     <w:p>
       <w:pPr>
         <w:pStyle w:val="Heading4"/>
@@ -30563,8 +31398,8 @@
         <w:t xml:space="preserve">Agent Conversation Thread.</w:t>
       </w:r>
     </w:p>
-    <w:bookmarkEnd w:id="120"/>
-    <w:bookmarkStart w:id="121" w:name="client-documents-tab"/>
+    <w:bookmarkEnd w:id="121"/>
+    <w:bookmarkStart w:id="122" w:name="client-documents-tab"/>
     <w:p>
       <w:pPr>
         <w:pStyle w:val="Heading4"/>
@@ -30655,8 +31490,8 @@
         <w:t xml:space="preserve">Document Upload.</w:t>
       </w:r>
     </w:p>
-    <w:bookmarkEnd w:id="121"/>
-    <w:bookmarkStart w:id="122" w:name="client-notes-tab"/>
+    <w:bookmarkEnd w:id="122"/>
+    <w:bookmarkStart w:id="123" w:name="client-notes-tab"/>
     <w:p>
       <w:pPr>
         <w:pStyle w:val="Heading4"/>
@@ -30747,8 +31582,8 @@
         <w:t xml:space="preserve">None.</w:t>
       </w:r>
     </w:p>
-    <w:bookmarkEnd w:id="122"/>
-    <w:bookmarkStart w:id="123" w:name="client-activity-log"/>
+    <w:bookmarkEnd w:id="123"/>
+    <w:bookmarkStart w:id="124" w:name="client-activity-log"/>
     <w:p>
       <w:pPr>
         <w:pStyle w:val="Heading4"/>
@@ -31722,8 +32557,8 @@
         <w:t xml:space="preserve">per §6.6.</w:t>
       </w:r>
     </w:p>
-    <w:bookmarkEnd w:id="123"/>
-    <w:bookmarkStart w:id="124" w:name="create-client"/>
+    <w:bookmarkEnd w:id="124"/>
+    <w:bookmarkStart w:id="125" w:name="create-client"/>
     <w:p>
       <w:pPr>
         <w:pStyle w:val="Heading4"/>
@@ -31835,8 +32670,8 @@
         <w:t xml:space="preserve">Client Detail.</w:t>
       </w:r>
     </w:p>
-    <w:bookmarkEnd w:id="124"/>
-    <w:bookmarkStart w:id="125" w:name="edit-client"/>
+    <w:bookmarkEnd w:id="125"/>
+    <w:bookmarkStart w:id="126" w:name="edit-client"/>
     <w:p>
       <w:pPr>
         <w:pStyle w:val="Heading4"/>
@@ -32465,8 +33300,8 @@
         <w:t xml:space="preserve">record the advisor already has.</w:t>
       </w:r>
     </w:p>
-    <w:bookmarkEnd w:id="125"/>
-    <w:bookmarkStart w:id="126" w:name="merge-clients"/>
+    <w:bookmarkEnd w:id="126"/>
+    <w:bookmarkStart w:id="127" w:name="merge-clients"/>
     <w:p>
       <w:pPr>
         <w:pStyle w:val="Heading4"/>
@@ -32578,8 +33413,8 @@
         <w:t xml:space="preserve">Client Detail.</w:t>
       </w:r>
     </w:p>
-    <w:bookmarkEnd w:id="126"/>
-    <w:bookmarkStart w:id="127" w:name="archive-restore-client"/>
+    <w:bookmarkEnd w:id="127"/>
+    <w:bookmarkStart w:id="128" w:name="archive-restore-client"/>
     <w:p>
       <w:pPr>
         <w:pStyle w:val="Heading4"/>
@@ -32698,9 +33533,9 @@
         </w:pict>
       </w:r>
     </w:p>
-    <w:bookmarkEnd w:id="127"/>
     <w:bookmarkEnd w:id="128"/>
-    <w:bookmarkStart w:id="145" w:name="trip-builder-management"/>
+    <w:bookmarkEnd w:id="129"/>
+    <w:bookmarkStart w:id="146" w:name="trip-builder-management"/>
     <w:p>
       <w:pPr>
         <w:pStyle w:val="Heading3"/>
@@ -32792,7 +33627,7 @@
         <w:t xml:space="preserve">; this avoids reshaping the trip-builder UI when search is added.</w:t>
       </w:r>
     </w:p>
-    <w:bookmarkStart w:id="129" w:name="trip-list"/>
+    <w:bookmarkStart w:id="130" w:name="trip-list"/>
     <w:p>
       <w:pPr>
         <w:pStyle w:val="Heading4"/>
@@ -33282,8 +34117,8 @@
         <w:t xml:space="preserve">worklist, the pipeline and the calendar.</w:t>
       </w:r>
     </w:p>
-    <w:bookmarkEnd w:id="129"/>
-    <w:bookmarkStart w:id="130" w:name="trip-detail-agent-view"/>
+    <w:bookmarkEnd w:id="130"/>
+    <w:bookmarkStart w:id="131" w:name="trip-detail-agent-view"/>
     <w:p>
       <w:pPr>
         <w:pStyle w:val="Heading4"/>
@@ -34646,8 +35481,8 @@
         <w:t xml:space="preserve">read-only and may show each milestone’s link site name and status; no write moves there.</w:t>
       </w:r>
     </w:p>
-    <w:bookmarkEnd w:id="130"/>
-    <w:bookmarkStart w:id="131" w:name="create-new-trip-type-selector"/>
+    <w:bookmarkEnd w:id="131"/>
+    <w:bookmarkStart w:id="132" w:name="create-new-trip-type-selector"/>
     <w:p>
       <w:pPr>
         <w:pStyle w:val="Heading4"/>
@@ -35300,8 +36135,8 @@
         <w:t xml:space="preserve">asked again for somebody the previous screen already knew.</w:t>
       </w:r>
     </w:p>
-    <w:bookmarkEnd w:id="131"/>
-    <w:bookmarkStart w:id="132" w:name="trip-builder-workspace"/>
+    <w:bookmarkEnd w:id="132"/>
+    <w:bookmarkStart w:id="133" w:name="trip-builder-workspace"/>
     <w:p>
       <w:pPr>
         <w:pStyle w:val="Heading4"/>
@@ -36313,8 +37148,8 @@
         <w:t xml:space="preserve">renders rather than rendering dead.</w:t>
       </w:r>
     </w:p>
-    <w:bookmarkEnd w:id="132"/>
-    <w:bookmarkStart w:id="133" w:name="add-trip-component-flight"/>
+    <w:bookmarkEnd w:id="133"/>
+    <w:bookmarkStart w:id="134" w:name="add-trip-component-flight"/>
     <w:p>
       <w:pPr>
         <w:pStyle w:val="Heading4"/>
@@ -36426,8 +37261,8 @@
         <w:t xml:space="preserve">Trip Builder.</w:t>
       </w:r>
     </w:p>
-    <w:bookmarkEnd w:id="133"/>
-    <w:bookmarkStart w:id="134" w:name="add-trip-component-hotelresort"/>
+    <w:bookmarkEnd w:id="134"/>
+    <w:bookmarkStart w:id="135" w:name="add-trip-component-hotelresort"/>
     <w:p>
       <w:pPr>
         <w:pStyle w:val="Heading4"/>
@@ -36518,8 +37353,8 @@
         <w:t xml:space="preserve">Trip Builder.</w:t>
       </w:r>
     </w:p>
-    <w:bookmarkEnd w:id="134"/>
-    <w:bookmarkStart w:id="135" w:name="add-trip-component-cruise"/>
+    <w:bookmarkEnd w:id="135"/>
+    <w:bookmarkStart w:id="136" w:name="add-trip-component-cruise"/>
     <w:p>
       <w:pPr>
         <w:pStyle w:val="Heading4"/>
@@ -36610,8 +37445,8 @@
         <w:t xml:space="preserve">Trip Builder.</w:t>
       </w:r>
     </w:p>
-    <w:bookmarkEnd w:id="135"/>
-    <w:bookmarkStart w:id="136" w:name="add-trip-component-excursion-tour"/>
+    <w:bookmarkEnd w:id="136"/>
+    <w:bookmarkStart w:id="137" w:name="add-trip-component-excursion-tour"/>
     <w:p>
       <w:pPr>
         <w:pStyle w:val="Heading4"/>
@@ -36702,8 +37537,8 @@
         <w:t xml:space="preserve">Trip Builder.</w:t>
       </w:r>
     </w:p>
-    <w:bookmarkEnd w:id="136"/>
-    <w:bookmarkStart w:id="137" w:name="add-trip-component-transfer"/>
+    <w:bookmarkEnd w:id="137"/>
+    <w:bookmarkStart w:id="138" w:name="add-trip-component-transfer"/>
     <w:p>
       <w:pPr>
         <w:pStyle w:val="Heading4"/>
@@ -36794,8 +37629,8 @@
         <w:t xml:space="preserve">Trip Builder.</w:t>
       </w:r>
     </w:p>
-    <w:bookmarkEnd w:id="137"/>
-    <w:bookmarkStart w:id="138" w:name="add-trip-component-insurance"/>
+    <w:bookmarkEnd w:id="138"/>
+    <w:bookmarkStart w:id="139" w:name="add-trip-component-insurance"/>
     <w:p>
       <w:pPr>
         <w:pStyle w:val="Heading4"/>
@@ -36898,8 +37733,8 @@
         <w:t xml:space="preserve">Trip Builder.</w:t>
       </w:r>
     </w:p>
-    <w:bookmarkEnd w:id="138"/>
-    <w:bookmarkStart w:id="139" w:name="add-trip-component-other-custom"/>
+    <w:bookmarkEnd w:id="139"/>
+    <w:bookmarkStart w:id="140" w:name="add-trip-component-other-custom"/>
     <w:p>
       <w:pPr>
         <w:pStyle w:val="Heading4"/>
@@ -36990,8 +37825,8 @@
         <w:t xml:space="preserve">Trip Builder.</w:t>
       </w:r>
     </w:p>
-    <w:bookmarkEnd w:id="139"/>
-    <w:bookmarkStart w:id="140" w:name="edit-trip-component"/>
+    <w:bookmarkEnd w:id="140"/>
+    <w:bookmarkStart w:id="141" w:name="edit-trip-component"/>
     <w:p>
       <w:pPr>
         <w:pStyle w:val="Heading4"/>
@@ -37094,8 +37929,8 @@
         <w:t xml:space="preserve">Trip Builder.</w:t>
       </w:r>
     </w:p>
-    <w:bookmarkEnd w:id="140"/>
-    <w:bookmarkStart w:id="141" w:name="trip-template-library"/>
+    <w:bookmarkEnd w:id="141"/>
+    <w:bookmarkStart w:id="142" w:name="trip-template-library"/>
     <w:p>
       <w:pPr>
         <w:pStyle w:val="Heading4"/>
@@ -37893,8 +38728,8 @@
         <w:t xml:space="preserve">builder can tell the two apart.</w:t>
       </w:r>
     </w:p>
-    <w:bookmarkEnd w:id="141"/>
-    <w:bookmarkStart w:id="142" w:name="itinerary-editor-agent"/>
+    <w:bookmarkEnd w:id="142"/>
+    <w:bookmarkStart w:id="143" w:name="itinerary-editor-agent"/>
     <w:p>
       <w:pPr>
         <w:pStyle w:val="Heading4"/>
@@ -38561,8 +39396,8 @@
         <w:t xml:space="preserve">is where the Related screens line points.</w:t>
       </w:r>
     </w:p>
-    <w:bookmarkEnd w:id="142"/>
-    <w:bookmarkStart w:id="143" w:name="trip-payment-schedule"/>
+    <w:bookmarkEnd w:id="143"/>
+    <w:bookmarkStart w:id="144" w:name="trip-payment-schedule"/>
     <w:p>
       <w:pPr>
         <w:pStyle w:val="Heading4"/>
@@ -39884,8 +40719,8 @@
         <w:t xml:space="preserve">with §2.4. The Related screens line’s Card Use Log is now §3.6.6 Payment History.</w:t>
       </w:r>
     </w:p>
-    <w:bookmarkEnd w:id="143"/>
-    <w:bookmarkStart w:id="144" w:name="cancel-archive-trip"/>
+    <w:bookmarkEnd w:id="144"/>
+    <w:bookmarkStart w:id="145" w:name="cancel-archive-trip"/>
     <w:p>
       <w:pPr>
         <w:pStyle w:val="Heading4"/>
@@ -40747,9 +41582,9 @@
         </w:pict>
       </w:r>
     </w:p>
-    <w:bookmarkEnd w:id="144"/>
     <w:bookmarkEnd w:id="145"/>
-    <w:bookmarkStart w:id="153" w:name="proposal-itinerary"/>
+    <w:bookmarkEnd w:id="146"/>
+    <w:bookmarkStart w:id="154" w:name="proposal-itinerary"/>
     <w:p>
       <w:pPr>
         <w:pStyle w:val="Heading3"/>
@@ -40758,7 +41593,7 @@
         <w:t xml:space="preserve">3.5 Proposal &amp; Itinerary</w:t>
       </w:r>
     </w:p>
-    <w:bookmarkStart w:id="146" w:name="proposal-builder"/>
+    <w:bookmarkStart w:id="147" w:name="proposal-builder"/>
     <w:p>
       <w:pPr>
         <w:pStyle w:val="Heading4"/>
@@ -40879,8 +41714,8 @@
         <w:t xml:space="preserve">Proposal Preview, Send Proposal.</w:t>
       </w:r>
     </w:p>
-    <w:bookmarkEnd w:id="146"/>
-    <w:bookmarkStart w:id="147" w:name="proposal-preview"/>
+    <w:bookmarkEnd w:id="147"/>
+    <w:bookmarkStart w:id="148" w:name="proposal-preview"/>
     <w:p>
       <w:pPr>
         <w:pStyle w:val="Heading4"/>
@@ -40971,8 +41806,8 @@
         <w:t xml:space="preserve">Send Proposal.</w:t>
       </w:r>
     </w:p>
-    <w:bookmarkEnd w:id="147"/>
-    <w:bookmarkStart w:id="148" w:name="send-proposal"/>
+    <w:bookmarkEnd w:id="148"/>
+    <w:bookmarkStart w:id="149" w:name="send-proposal"/>
     <w:p>
       <w:pPr>
         <w:pStyle w:val="Heading4"/>
@@ -41075,8 +41910,8 @@
         <w:t xml:space="preserve">Proposal Sent Confirmation.</w:t>
       </w:r>
     </w:p>
-    <w:bookmarkEnd w:id="148"/>
-    <w:bookmarkStart w:id="149" w:name="proposal-sent-confirmation"/>
+    <w:bookmarkEnd w:id="149"/>
+    <w:bookmarkStart w:id="150" w:name="proposal-sent-confirmation"/>
     <w:p>
       <w:pPr>
         <w:pStyle w:val="Heading4"/>
@@ -41191,8 +42026,8 @@
         <w:t xml:space="preserve">Trip Detail.</w:t>
       </w:r>
     </w:p>
-    <w:bookmarkEnd w:id="149"/>
-    <w:bookmarkStart w:id="150" w:name="itinerary-auto-generator"/>
+    <w:bookmarkEnd w:id="150"/>
+    <w:bookmarkStart w:id="151" w:name="itinerary-auto-generator"/>
     <w:p>
       <w:pPr>
         <w:pStyle w:val="Heading4"/>
@@ -41304,8 +42139,8 @@
         <w:t xml:space="preserve">Itinerary Editor.</w:t>
       </w:r>
     </w:p>
-    <w:bookmarkEnd w:id="150"/>
-    <w:bookmarkStart w:id="151" w:name="itinerary-preview-agent"/>
+    <w:bookmarkEnd w:id="151"/>
+    <w:bookmarkStart w:id="152" w:name="itinerary-preview-agent"/>
     <w:p>
       <w:pPr>
         <w:pStyle w:val="Heading4"/>
@@ -41405,8 +42240,8 @@
         <w:t xml:space="preserve">Itinerary Editor, Publish Update.</w:t>
       </w:r>
     </w:p>
-    <w:bookmarkEnd w:id="151"/>
-    <w:bookmarkStart w:id="152" w:name="publish-itinerary-update"/>
+    <w:bookmarkEnd w:id="152"/>
+    <w:bookmarkStart w:id="153" w:name="publish-itinerary-update"/>
     <w:p>
       <w:pPr>
         <w:pStyle w:val="Heading4"/>
@@ -41525,9 +42360,9 @@
         </w:pict>
       </w:r>
     </w:p>
-    <w:bookmarkEnd w:id="152"/>
     <w:bookmarkEnd w:id="153"/>
-    <w:bookmarkStart w:id="161" w:name="supplier-payments-agent"/>
+    <w:bookmarkEnd w:id="154"/>
+    <w:bookmarkStart w:id="162" w:name="supplier-payments-agent"/>
     <w:p>
       <w:pPr>
         <w:pStyle w:val="Heading3"/>
@@ -41831,7 +42666,7 @@
         <w:t xml:space="preserve">for Gyasi’s OK on them.</w:t>
       </w:r>
     </w:p>
-    <w:bookmarkStart w:id="154" w:name="trip-payments"/>
+    <w:bookmarkStart w:id="155" w:name="trip-payments"/>
     <w:p>
       <w:pPr>
         <w:pStyle w:val="Heading4"/>
@@ -42008,8 +42843,8 @@
         <w:t xml:space="preserve">to keep two copies of the list in step.</w:t>
       </w:r>
     </w:p>
-    <w:bookmarkEnd w:id="154"/>
-    <w:bookmarkStart w:id="155" w:name="send-payment-link"/>
+    <w:bookmarkEnd w:id="155"/>
+    <w:bookmarkStart w:id="156" w:name="send-payment-link"/>
     <w:p>
       <w:pPr>
         <w:pStyle w:val="Heading4"/>
@@ -42189,8 +43024,8 @@
         <w:t xml:space="preserve">by accident. The message in the thread is the record; nothing else is stored.</w:t>
       </w:r>
     </w:p>
-    <w:bookmarkEnd w:id="155"/>
-    <w:bookmarkStart w:id="156" w:name="authorization-request-sent"/>
+    <w:bookmarkEnd w:id="156"/>
+    <w:bookmarkStart w:id="157" w:name="authorization-request-sent"/>
     <w:p>
       <w:pPr>
         <w:pStyle w:val="Heading4"/>
@@ -42217,8 +43052,8 @@
         <w:t xml:space="preserve">There is no card authorization to request. The payment link message in the trip thread (3.6.2) is its own record, so there is nothing separate to track.</w:t>
       </w:r>
     </w:p>
-    <w:bookmarkEnd w:id="156"/>
-    <w:bookmarkStart w:id="157" w:name="reveal-card-number-audited"/>
+    <w:bookmarkEnd w:id="157"/>
+    <w:bookmarkStart w:id="158" w:name="reveal-card-number-audited"/>
     <w:p>
       <w:pPr>
         <w:pStyle w:val="Heading4"/>
@@ -42245,8 +43080,8 @@
         <w:t xml:space="preserve">Stripe never returns a full card number for a stored card, and a vault that shows one to a person costs more than the business can carry. The app holds no card at all, so there is nothing to reveal.</w:t>
       </w:r>
     </w:p>
-    <w:bookmarkEnd w:id="157"/>
-    <w:bookmarkStart w:id="158" w:name="mark-paid"/>
+    <w:bookmarkEnd w:id="158"/>
+    <w:bookmarkStart w:id="159" w:name="mark-paid"/>
     <w:p>
       <w:pPr>
         <w:pStyle w:val="Heading4"/>
@@ -42426,8 +43261,8 @@
         <w:t xml:space="preserve">changes the record; it is a message for the advisor to check.</w:t>
       </w:r>
     </w:p>
-    <w:bookmarkEnd w:id="158"/>
-    <w:bookmarkStart w:id="159" w:name="payment-history"/>
+    <w:bookmarkEnd w:id="159"/>
+    <w:bookmarkStart w:id="160" w:name="payment-history"/>
     <w:p>
       <w:pPr>
         <w:pStyle w:val="Heading4"/>
@@ -42562,8 +43397,8 @@
         <w:t xml:space="preserve">rows, which every link change and paid mark writes. No new table.</w:t>
       </w:r>
     </w:p>
-    <w:bookmarkEnd w:id="159"/>
-    <w:bookmarkStart w:id="160" w:name="set-or-update-spending-limit"/>
+    <w:bookmarkEnd w:id="160"/>
+    <w:bookmarkStart w:id="161" w:name="set-or-update-spending-limit"/>
     <w:p>
       <w:pPr>
         <w:pStyle w:val="Heading4"/>
@@ -42597,9 +43432,9 @@
         </w:pict>
       </w:r>
     </w:p>
-    <w:bookmarkEnd w:id="160"/>
     <w:bookmarkEnd w:id="161"/>
-    <w:bookmarkStart w:id="169" w:name="commission-tracking"/>
+    <w:bookmarkEnd w:id="162"/>
+    <w:bookmarkStart w:id="170" w:name="commission-tracking"/>
     <w:p>
       <w:pPr>
         <w:pStyle w:val="Heading3"/>
@@ -42608,7 +43443,7 @@
         <w:t xml:space="preserve">3.7 Commission Tracking</w:t>
       </w:r>
     </w:p>
-    <w:bookmarkStart w:id="162" w:name="commission-dashboard"/>
+    <w:bookmarkStart w:id="163" w:name="commission-dashboard"/>
     <w:p>
       <w:pPr>
         <w:pStyle w:val="Heading4"/>
@@ -43060,8 +43895,8 @@
         <w:t xml:space="preserve">several views under one rail destination; §3.7.6 and §3.7.7 join it when they ship.</w:t>
       </w:r>
     </w:p>
-    <w:bookmarkEnd w:id="162"/>
-    <w:bookmarkStart w:id="163" w:name="commission-list"/>
+    <w:bookmarkEnd w:id="163"/>
+    <w:bookmarkStart w:id="164" w:name="commission-list"/>
     <w:p>
       <w:pPr>
         <w:pStyle w:val="Heading4"/>
@@ -43467,8 +44302,8 @@
         <w:t xml:space="preserve">(3.7.4) sits beside it.</w:t>
       </w:r>
     </w:p>
-    <w:bookmarkEnd w:id="163"/>
-    <w:bookmarkStart w:id="164" w:name="commission-detail-edit"/>
+    <w:bookmarkEnd w:id="164"/>
+    <w:bookmarkStart w:id="165" w:name="commission-detail-edit"/>
     <w:p>
       <w:pPr>
         <w:pStyle w:val="Heading4"/>
@@ -43878,8 +44713,8 @@
         <w:t xml:space="preserve">Every write records its audit entry in the same database transaction as the change.</w:t>
       </w:r>
     </w:p>
-    <w:bookmarkEnd w:id="164"/>
-    <w:bookmarkStart w:id="165" w:name="add-commission-entry"/>
+    <w:bookmarkEnd w:id="165"/>
+    <w:bookmarkStart w:id="166" w:name="add-commission-entry"/>
     <w:p>
       <w:pPr>
         <w:pStyle w:val="Heading4"/>
@@ -44104,8 +44939,8 @@
         <w:t xml:space="preserve">migration (decided 2026-10-11); until then the form says there is nothing to file against.</w:t>
       </w:r>
     </w:p>
-    <w:bookmarkEnd w:id="165"/>
-    <w:bookmarkStart w:id="166" w:name="inteletravel-csv-import"/>
+    <w:bookmarkEnd w:id="166"/>
+    <w:bookmarkStart w:id="167" w:name="inteletravel-csv-import"/>
     <w:p>
       <w:pPr>
         <w:pStyle w:val="Heading4"/>
@@ -44445,8 +45280,8 @@
         <w:t xml:space="preserve">the matcher; the ledger changes only when the statement is marked reconciled (3.7.6).</w:t>
       </w:r>
     </w:p>
-    <w:bookmarkEnd w:id="166"/>
-    <w:bookmarkStart w:id="167" w:name="reconciliation-view"/>
+    <w:bookmarkEnd w:id="167"/>
+    <w:bookmarkStart w:id="168" w:name="reconciliation-view"/>
     <w:p>
       <w:pPr>
         <w:pStyle w:val="Heading4"/>
@@ -44846,8 +45681,8 @@
         <w:t xml:space="preserve">throws it away before reconciling.</w:t>
       </w:r>
     </w:p>
-    <w:bookmarkEnd w:id="167"/>
-    <w:bookmarkStart w:id="168" w:name="commission-forecast-pipeline-view"/>
+    <w:bookmarkEnd w:id="168"/>
+    <w:bookmarkStart w:id="169" w:name="commission-forecast-pipeline-view"/>
     <w:p>
       <w:pPr>
         <w:pStyle w:val="Heading4"/>
@@ -45207,9 +46042,9 @@
         </w:pict>
       </w:r>
     </w:p>
-    <w:bookmarkEnd w:id="168"/>
     <w:bookmarkEnd w:id="169"/>
-    <w:bookmarkStart w:id="175" w:name="leads"/>
+    <w:bookmarkEnd w:id="170"/>
+    <w:bookmarkStart w:id="176" w:name="leads"/>
     <w:p>
       <w:pPr>
         <w:pStyle w:val="Heading3"/>
@@ -45233,23 +46068,47 @@
         <w:t xml:space="preserve"> </w:t>
       </w:r>
       <w:r>
-        <w:t xml:space="preserve">All screens in Section 3.8 are</w:t>
-      </w:r>
-      <w:r>
-        <w:t xml:space="preserve"> </w:t>
-      </w:r>
-      <w:r>
-        <w:rPr>
-          <w:b/>
-          <w:bCs/>
-        </w:rPr>
-        <w:t xml:space="preserve">Phase 2</w:t>
-      </w:r>
-      <w:r>
-        <w:t xml:space="preserve"> </w:t>
-      </w:r>
-      <w:r>
-        <w:t xml:space="preserve">per BRD Section 13.2. They depend on the Lead and LeadSource entities (P2 in the Data Model) and on the self-guided search flow that generates leads. They do not exist at MVP — leads at MVP are tracked as informal trip-inquiry messages rather than structured Lead records.</w:t>
+        <w:t xml:space="preserve">P2, built ahead of the travel APIs (ruled 2026-10-21).</w:t>
+      </w:r>
+      <w:r>
+        <w:t xml:space="preserve"> </w:t>
+      </w:r>
+      <w:r>
+        <w:rPr>
+          <w:b/>
+          <w:bCs/>
+        </w:rPr>
+        <w:t xml:space="preserve">Web only</w:t>
+      </w:r>
+      <w:r>
+        <w:t xml:space="preserve"> </w:t>
+      </w:r>
+      <w:r>
+        <w:t xml:space="preserve">for the advisor:</w:t>
+      </w:r>
+      <w:r>
+        <w:t xml:space="preserve"> </w:t>
+      </w:r>
+      <w:r>
+        <w:t xml:space="preserve">the rail and tablet carry Leads; the phone gets the alert and a</w:t>
+      </w:r>
+      <w:r>
+        <w:t xml:space="preserve"> </w:t>
+      </w:r>
+      <w:r>
+        <w:t xml:space="preserve">“New leads”</w:t>
+      </w:r>
+      <w:r>
+        <w:t xml:space="preserve"> </w:t>
+      </w:r>
+      <w:r>
+        <w:t xml:space="preserve">count on its</w:t>
+      </w:r>
+      <w:r>
+        <w:t xml:space="preserve"> </w:t>
+      </w:r>
+      <w:r>
+        <w:t xml:space="preserve">worklist that points to the web (§3.2.1).</w:t>
       </w:r>
     </w:p>
     <w:p>
@@ -45261,104 +46120,374 @@
           <w:b/>
           <w:bCs/>
         </w:rPr>
-        <w:t xml:space="preserve">§3.8 IS DEFERRED AS OF 2026-09-09, NOT DELETED.</w:t>
-      </w:r>
-      <w:r>
-        <w:t xml:space="preserve"> </w:t>
-      </w:r>
-      <w:r>
-        <w:t xml:space="preserve">Per BRD §6.5 a quote request now</w:t>
-      </w:r>
-      <w:r>
-        <w:t xml:space="preserve"> </w:t>
-      </w:r>
-      <w:r>
+        <w:t xml:space="preserve">REVIVED 2026-10-21 IN A SMALLER SHAPE (grilled with Gyasi,</w:t>
+      </w:r>
+      <w:r>
+        <w:rPr>
+          <w:b/>
+          <w:bCs/>
+        </w:rPr>
+        <w:t xml:space="preserve"> </w:t>
+      </w:r>
+      <w:r>
+        <w:rPr>
+          <w:b/>
+          <w:bCs/>
+        </w:rPr>
+        <w:t xml:space="preserve">“yes”</w:t>
+      </w:r>
+      <w:r>
+        <w:rPr>
+          <w:b/>
+          <w:bCs/>
+        </w:rPr>
+        <w:t xml:space="preserve"> </w:t>
+      </w:r>
+      <w:r>
+        <w:rPr>
+          <w:b/>
+          <w:bCs/>
+        </w:rPr>
+        <w:t xml:space="preserve">to every recommendation).</w:t>
+      </w:r>
+      <w:r>
+        <w:t xml:space="preserve"> </w:t>
+      </w:r>
+      <w:r>
+        <w:t xml:space="preserve">The 2026-09-09 deferral is superseded. Gyasi’s rule: anyone who asks for a quote is a</w:t>
+      </w:r>
+      <w:r>
+        <w:t xml:space="preserve"> </w:t>
+      </w:r>
+      <w:r>
+        <w:t xml:space="preserve">client (a trip in</w:t>
+      </w:r>
+      <w:r>
+        <w:t xml:space="preserve"> </w:t>
+      </w:r>
+      <w:r>
+        <w:rPr>
+          <w:rStyle w:val="VerbatimChar"/>
+        </w:rPr>
+        <w:t xml:space="preserve">inquiry</w:t>
+      </w:r>
+      <w:r>
+        <w:t xml:space="preserve">, worked in 3.3 / 3.4 as before); anyone who only messages him</w:t>
+      </w:r>
+      <w:r>
+        <w:t xml:space="preserve"> </w:t>
+      </w:r>
+      <w:r>
+        <w:t xml:space="preserve">without an account is a</w:t>
+      </w:r>
+      <w:r>
+        <w:t xml:space="preserve"> </w:t>
+      </w:r>
+      <w:r>
+        <w:rPr>
+          <w:b/>
+          <w:bCs/>
+        </w:rPr>
+        <w:t xml:space="preserve">lead</w:t>
+      </w:r>
+      <w:r>
+        <w:t xml:space="preserve">. The deferral had left that second person untracked: the</w:t>
+      </w:r>
+      <w:r>
+        <w:t xml:space="preserve"> </w:t>
+      </w:r>
+      <w:r>
+        <w:t xml:space="preserve">“Message Gyasi”</w:t>
+      </w:r>
+      <w:r>
+        <w:t xml:space="preserve"> </w:t>
+      </w:r>
+      <w:r>
+        <w:t xml:space="preserve">email never reached the platform. BRD §6.5 carries the ten rulings; the</w:t>
+      </w:r>
+      <w:r>
+        <w:t xml:space="preserve"> </w:t>
+      </w:r>
+      <w:r>
+        <w:t xml:space="preserve">entity is Data-Model §11. What changed from the original five screens:</w:t>
+      </w:r>
+      <w:r>
+        <w:t xml:space="preserve"> </w:t>
+      </w:r>
+      <w:r>
+        <w:t xml:space="preserve">-</w:t>
+      </w:r>
+      <w:r>
+        <w:t xml:space="preserve"> </w:t>
+      </w:r>
+      <w:r>
+        <w:rPr>
+          <w:b/>
+          <w:bCs/>
+        </w:rPr>
+        <w:t xml:space="preserve">3.8.1</w:t>
+      </w:r>
+      <w:r>
+        <w:t xml:space="preserve"> </w:t>
+      </w:r>
+      <w:r>
+        <w:t xml:space="preserve">lists messages, not quote requests: no search criteria, no SLA colour, no</w:t>
+      </w:r>
+      <w:r>
+        <w:t xml:space="preserve"> </w:t>
+      </w:r>
+      <w:r>
+        <w:t xml:space="preserve">bulk-archive.</w:t>
+      </w:r>
+      <w:r>
+        <w:t xml:space="preserve"> </w:t>
+      </w:r>
+      <w:r>
+        <w:t xml:space="preserve">-</w:t>
+      </w:r>
+      <w:r>
+        <w:t xml:space="preserve"> </w:t>
+      </w:r>
+      <w:r>
+        <w:rPr>
+          <w:b/>
+          <w:bCs/>
+        </w:rPr>
+        <w:t xml:space="preserve">3.8.2</w:t>
+      </w:r>
+      <w:r>
+        <w:t xml:space="preserve"> </w:t>
+      </w:r>
+      <w:r>
+        <w:t xml:space="preserve">shows the messages and what the visitor was viewing; replying happens in Gyasi’s</w:t>
+      </w:r>
+      <w:r>
+        <w:t xml:space="preserve"> </w:t>
+      </w:r>
+      <w:r>
+        <w:t xml:space="preserve">own email app, so there is no thread here, and no</w:t>
+      </w:r>
+      <w:r>
+        <w:t xml:space="preserve"> </w:t>
+      </w:r>
+      <w:r>
+        <w:t xml:space="preserve">“assign”</w:t>
+      </w:r>
+      <w:r>
+        <w:t xml:space="preserve"> </w:t>
+      </w:r>
+      <w:r>
+        <w:t xml:space="preserve">(P3).</w:t>
+      </w:r>
+      <w:r>
+        <w:t xml:space="preserve"> </w:t>
+      </w:r>
+      <w:r>
+        <w:t xml:space="preserve">-</w:t>
+      </w:r>
+      <w:r>
+        <w:t xml:space="preserve"> </w:t>
+      </w:r>
+      <w:r>
+        <w:rPr>
+          <w:b/>
+          <w:bCs/>
+        </w:rPr>
+        <w:t xml:space="preserve">3.8.3</w:t>
+      </w:r>
+      <w:r>
+        <w:rPr>
+          <w:b/>
+          <w:bCs/>
+        </w:rPr>
+        <w:t xml:space="preserve"> </w:t>
+      </w:r>
+      <w:r>
+        <w:rPr>
+          <w:b/>
+          <w:bCs/>
+        </w:rPr>
+        <w:t xml:space="preserve">“Convert Lead to Trip”</w:t>
+      </w:r>
+      <w:r>
+        <w:rPr>
+          <w:b/>
+          <w:bCs/>
+        </w:rPr>
+        <w:t xml:space="preserve"> </w:t>
+      </w:r>
+      <w:r>
+        <w:rPr>
+          <w:b/>
+          <w:bCs/>
+        </w:rPr>
+        <w:t xml:space="preserve">becomes</w:t>
+      </w:r>
+      <w:r>
+        <w:rPr>
+          <w:b/>
+          <w:bCs/>
+        </w:rPr>
+        <w:t xml:space="preserve"> </w:t>
+      </w:r>
+      <w:r>
+        <w:rPr>
+          <w:b/>
+          <w:bCs/>
+        </w:rPr>
+        <w:t xml:space="preserve">“Invite to an account”</w:t>
+      </w:r>
+      <w:r>
+        <w:rPr>
+          <w:b/>
+          <w:bCs/>
+        </w:rPr>
+        <w:t xml:space="preserve">:</w:t>
+      </w:r>
+      <w:r>
+        <w:t xml:space="preserve"> </w:t>
+      </w:r>
+      <w:r>
+        <w:t xml:space="preserve">a lead converts to a</w:t>
+      </w:r>
+      <w:r>
+        <w:t xml:space="preserve"> </w:t>
+      </w:r>
+      <w:r>
+        <w:t xml:space="preserve">CLIENT, who then asks for trips.</w:t>
+      </w:r>
+      <w:r>
+        <w:t xml:space="preserve"> </w:t>
+      </w:r>
+      <w:r>
+        <w:t xml:space="preserve">-</w:t>
+      </w:r>
+      <w:r>
+        <w:t xml:space="preserve"> </w:t>
+      </w:r>
+      <w:r>
+        <w:rPr>
+          <w:b/>
+          <w:bCs/>
+        </w:rPr>
+        <w:t xml:space="preserve">3.8.4</w:t>
+      </w:r>
+      <w:r>
+        <w:t xml:space="preserve"> </w:t>
+      </w:r>
+      <w:r>
+        <w:t xml:space="preserve">closes with a private reason (the lead never sees it) and adds Delete as spam.</w:t>
+      </w:r>
+      <w:r>
+        <w:t xml:space="preserve"> </w:t>
+      </w:r>
+      <w:r>
+        <w:t xml:space="preserve">-</w:t>
+      </w:r>
+      <w:r>
+        <w:t xml:space="preserve"> </w:t>
+      </w:r>
+      <w:r>
+        <w:rPr>
+          <w:b/>
+          <w:bCs/>
+        </w:rPr>
+        <w:t xml:space="preserve">3.8.5 Lead Source Analytics moves to Reports as 3.11.9</w:t>
+      </w:r>
+      <w:r>
+        <w:t xml:space="preserve">, and 3.8.5 is now Add Lead.</w:t>
+      </w:r>
+    </w:p>
+    <w:p>
+      <w:pPr>
+        <w:pStyle w:val="BlockText"/>
+      </w:pPr>
+      <w:r>
+        <w:rPr>
+          <w:i/>
+          <w:iCs/>
+        </w:rPr>
+        <w:t xml:space="preserve">(The 2026-09-09 note, kept as the record:</w:t>
+      </w:r>
+      <w:r>
+        <w:rPr>
+          <w:i/>
+          <w:iCs/>
+        </w:rPr>
+        <w:t xml:space="preserve"> </w:t>
+      </w:r>
+      <w:r>
+        <w:rPr>
+          <w:i/>
+          <w:iCs/>
+        </w:rPr>
+        <w:t xml:space="preserve">“§3.8 IS DEFERRED, NOT DELETED. A quote request</w:t>
+      </w:r>
+      <w:r>
+        <w:rPr>
+          <w:i/>
+          <w:iCs/>
+        </w:rPr>
+        <w:t xml:space="preserve"> </w:t>
+      </w:r>
+      <w:r>
+        <w:rPr>
+          <w:i/>
+          <w:iCs/>
+        </w:rPr>
         <w:t xml:space="preserve">creates a Trip in</w:t>
       </w:r>
       <w:r>
-        <w:t xml:space="preserve"> </w:t>
-      </w:r>
-      <w:r>
-        <w:rPr>
-          <w:rStyle w:val="VerbatimChar"/>
+        <w:rPr>
+          <w:i/>
+          <w:iCs/>
+        </w:rPr>
+        <w:t xml:space="preserve"> </w:t>
+      </w:r>
+      <w:r>
+        <w:rPr>
+          <w:rStyle w:val="VerbatimChar"/>
+          <w:i/>
+          <w:iCs/>
         </w:rPr>
         <w:t xml:space="preserve">inquiry</w:t>
       </w:r>
       <w:r>
-        <w:t xml:space="preserve"> </w:t>
-      </w:r>
-      <w:r>
-        <w:t xml:space="preserve">status rather than a Lead, so nothing arrives in this workspace</w:t>
-      </w:r>
-      <w:r>
-        <w:t xml:space="preserve"> </w:t>
-      </w:r>
-      <w:r>
-        <w:t xml:space="preserve">— the agent works one queue (3.3 Trips) instead of two, and 3.8.3’s</w:t>
-      </w:r>
-      <w:r>
-        <w:t xml:space="preserve"> </w:t>
-      </w:r>
-      <w:r>
-        <w:t xml:space="preserve">“Convert Lead to Trip”</w:t>
-      </w:r>
-      <w:r>
-        <w:t xml:space="preserve"> </w:t>
-      </w:r>
-      <w:r>
-        <w:t xml:space="preserve">step no longer exists as a stage. The five screens below stay specified because the Lead</w:t>
-      </w:r>
-      <w:r>
-        <w:t xml:space="preserve"> </w:t>
-      </w:r>
-      <w:r>
-        <w:t xml:space="preserve">domain (Data-Model §11) is still the designed answer if requiring an account at the top of</w:t>
-      </w:r>
-      <w:r>
-        <w:t xml:space="preserve"> </w:t>
-      </w:r>
-      <w:r>
-        <w:t xml:space="preserve">the funnel proves too lossy; if it is revived, this is what it looks like. Until then,</w:t>
-      </w:r>
-      <w:r>
-        <w:t xml:space="preserve"> </w:t>
-      </w:r>
-      <w:r>
-        <w:rPr>
-          <w:b/>
-          <w:bCs/>
-        </w:rPr>
-        <w:t xml:space="preserve">treat §3.8 as unbuilt and unplanned</w:t>
-      </w:r>
-      <w:r>
-        <w:t xml:space="preserve">, and read</w:t>
-      </w:r>
-      <w:r>
-        <w:t xml:space="preserve"> </w:t>
-      </w:r>
-      <w:r>
-        <w:rPr>
-          <w:rStyle w:val="VerbatimChar"/>
-        </w:rPr>
-        <w:t xml:space="preserve">inquiry</w:t>
-      </w:r>
-      <w:r>
-        <w:t xml:space="preserve">-status trips in 3.3 as the</w:t>
-      </w:r>
-      <w:r>
-        <w:t xml:space="preserve"> </w:t>
-      </w:r>
-      <w:r>
-        <w:t xml:space="preserve">queue it describes.</w:t>
-      </w:r>
-    </w:p>
-    <w:bookmarkStart w:id="170" w:name="leads-inbox"/>
+        <w:rPr>
+          <w:i/>
+          <w:iCs/>
+        </w:rPr>
+        <w:t xml:space="preserve"> </w:t>
+      </w:r>
+      <w:r>
+        <w:rPr>
+          <w:i/>
+          <w:iCs/>
+        </w:rPr>
+        <w:t xml:space="preserve">status rather than a Lead, so nothing arrives in this workspace.”</w:t>
+      </w:r>
+      <w:r>
+        <w:rPr>
+          <w:i/>
+          <w:iCs/>
+        </w:rPr>
+        <w:t xml:space="preserve"> </w:t>
+      </w:r>
+      <w:r>
+        <w:rPr>
+          <w:i/>
+          <w:iCs/>
+        </w:rPr>
+        <w:t xml:space="preserve">That is still true of quote requests.)</w:t>
+      </w:r>
+    </w:p>
+    <w:bookmarkStart w:id="171" w:name="leads-list"/>
     <w:p>
       <w:pPr>
         <w:pStyle w:val="Heading4"/>
       </w:pPr>
       <w:r>
-        <w:t xml:space="preserve">3.8.1 Leads Inbox</w:t>
+        <w:t xml:space="preserve">3.8.1 Leads List</w:t>
       </w:r>
     </w:p>
     <w:p>
@@ -45376,7 +46505,7 @@
         <w:t xml:space="preserve"> </w:t>
       </w:r>
       <w:r>
-        <w:t xml:space="preserve">All new quote-request leads from self-guided search.</w:t>
+        <w:t xml:space="preserve">Everyone without an account who has written to Gyasi, and where each one stands.</w:t>
       </w:r>
       <w:r>
         <w:t xml:space="preserve"> </w:t>
@@ -45392,7 +46521,37 @@
         <w:t xml:space="preserve"> </w:t>
       </w:r>
       <w:r>
-        <w:t xml:space="preserve">Filters (status, source, date); list rows (name, destination, dates, source, age of lead); SLA indicator (red if past target response time).</w:t>
+        <w:t xml:space="preserve">Status filter chips (Open = New + Contacted, the default; Converted;</w:t>
+      </w:r>
+      <w:r>
+        <w:t xml:space="preserve"> </w:t>
+      </w:r>
+      <w:r>
+        <w:t xml:space="preserve">Closed; All); rows newest message first: name, the start of their latest message, source,</w:t>
+      </w:r>
+      <w:r>
+        <w:t xml:space="preserve"> </w:t>
+      </w:r>
+      <w:r>
+        <w:t xml:space="preserve">“Already a client”</w:t>
+      </w:r>
+      <w:r>
+        <w:t xml:space="preserve"> </w:t>
+      </w:r>
+      <w:r>
+        <w:t xml:space="preserve">label when it applies, status chip, and how long it has waited (New only).</w:t>
+      </w:r>
+      <w:r>
+        <w:t xml:space="preserve"> </w:t>
+      </w:r>
+      <w:r>
+        <w:t xml:space="preserve">“Add lead”</w:t>
+      </w:r>
+      <w:r>
+        <w:t xml:space="preserve"> </w:t>
+      </w:r>
+      <w:r>
+        <w:t xml:space="preserve">button. Empty state in §2’s voice.</w:t>
       </w:r>
       <w:r>
         <w:t xml:space="preserve"> </w:t>
@@ -45408,7 +46567,7 @@
         <w:t xml:space="preserve"> </w:t>
       </w:r>
       <w:r>
-        <w:t xml:space="preserve">Open lead; bulk-archive.</w:t>
+        <w:t xml:space="preserve">Open a lead; add a lead.</w:t>
       </w:r>
       <w:r>
         <w:t xml:space="preserve"> </w:t>
@@ -45424,7 +46583,7 @@
         <w:t xml:space="preserve"> </w:t>
       </w:r>
       <w:r>
-        <w:t xml:space="preserve">Nav</w:t>
+        <w:t xml:space="preserve">Rail</w:t>
       </w:r>
       <w:r>
         <w:t xml:space="preserve"> </w:t>
@@ -45433,7 +46592,16 @@
         <w:t xml:space="preserve">“Leads”</w:t>
       </w:r>
       <w:r>
-        <w:t xml:space="preserve">; Agent Dashboard.</w:t>
+        <w:t xml:space="preserve">; worklist</w:t>
+      </w:r>
+      <w:r>
+        <w:t xml:space="preserve"> </w:t>
+      </w:r>
+      <w:r>
+        <w:t xml:space="preserve">“New leads”</w:t>
+      </w:r>
+      <w:r>
+        <w:t xml:space="preserve">; the lead alert.</w:t>
       </w:r>
       <w:r>
         <w:t xml:space="preserve"> </w:t>
@@ -45449,17 +46617,439 @@
         <w:t xml:space="preserve"> </w:t>
       </w:r>
       <w:r>
+        <w:t xml:space="preserve">Lead Detail, Add Lead.</w:t>
+      </w:r>
+    </w:p>
+    <w:bookmarkEnd w:id="171"/>
+    <w:bookmarkStart w:id="172" w:name="lead-detail"/>
+    <w:p>
+      <w:pPr>
+        <w:pStyle w:val="Heading4"/>
+      </w:pPr>
+      <w:r>
+        <w:t xml:space="preserve">3.8.2 Lead Detail</w:t>
+      </w:r>
+    </w:p>
+    <w:p>
+      <w:pPr>
+        <w:pStyle w:val="FirstParagraph"/>
+      </w:pPr>
+      <w:r>
+        <w:rPr>
+          <w:b/>
+          <w:bCs/>
+        </w:rPr>
+        <w:t xml:space="preserve">Purpose:</w:t>
+      </w:r>
+      <w:r>
+        <w:t xml:space="preserve"> </w:t>
+      </w:r>
+      <w:r>
+        <w:t xml:space="preserve">Everything about one lead, and the next step.</w:t>
+      </w:r>
+      <w:r>
+        <w:t xml:space="preserve"> </w:t>
+      </w:r>
+      <w:r>
+        <w:rPr>
+          <w:b/>
+          <w:bCs/>
+        </w:rPr>
+        <w:t xml:space="preserve">Primary elements:</w:t>
+      </w:r>
+      <w:r>
+        <w:t xml:space="preserve"> </w:t>
+      </w:r>
+      <w:r>
+        <w:t xml:space="preserve">Name, email, phone, source, status, dates (first message, contacted,</w:t>
+      </w:r>
+      <w:r>
+        <w:t xml:space="preserve"> </w:t>
+      </w:r>
+      <w:r>
+        <w:t xml:space="preserve">converted or closed); every message, oldest first, each with what they were viewing (</w:t>
+      </w:r>
+      <w:r>
+        <w:t xml:space="preserve">“About: a</w:t>
+      </w:r>
+      <w:r>
+        <w:t xml:space="preserve"> </w:t>
+      </w:r>
+      <w:r>
+        <w:t xml:space="preserve">Caribbean week”</w:t>
+      </w:r>
+      <w:r>
+        <w:t xml:space="preserve">, which page) and any campaign tags; for a converted lead,</w:t>
+      </w:r>
+      <w:r>
+        <w:t xml:space="preserve"> </w:t>
+      </w:r>
+      <w:r>
+        <w:t xml:space="preserve">“Open client”</w:t>
+      </w:r>
+      <w:r>
+        <w:t xml:space="preserve">; for a</w:t>
+      </w:r>
+      <w:r>
+        <w:t xml:space="preserve"> </w:t>
+      </w:r>
+      <w:r>
+        <w:t xml:space="preserve">closed one, the reason and private note.</w:t>
+      </w:r>
+      <w:r>
+        <w:t xml:space="preserve"> </w:t>
+      </w:r>
+      <w:r>
+        <w:rPr>
+          <w:b/>
+          <w:bCs/>
+        </w:rPr>
+        <w:t xml:space="preserve">Key actions:</w:t>
+      </w:r>
+      <w:r>
+        <w:t xml:space="preserve"> </w:t>
+      </w:r>
+      <w:r>
+        <w:rPr>
+          <w:b/>
+          <w:bCs/>
+        </w:rPr>
+        <w:t xml:space="preserve">Reply</w:t>
+      </w:r>
+      <w:r>
+        <w:t xml:space="preserve"> </w:t>
+      </w:r>
+      <w:r>
+        <w:t xml:space="preserve">(a</w:t>
+      </w:r>
+      <w:r>
+        <w:t xml:space="preserve"> </w:t>
+      </w:r>
+      <w:r>
+        <w:rPr>
+          <w:rStyle w:val="VerbatimChar"/>
+        </w:rPr>
+        <w:t xml:space="preserve">mailto:</w:t>
+      </w:r>
+      <w:r>
+        <w:t xml:space="preserve"> </w:t>
+      </w:r>
+      <w:r>
+        <w:t xml:space="preserve">to the lead with a subject, opening Gyasi’s own email</w:t>
+      </w:r>
+      <w:r>
+        <w:t xml:space="preserve"> </w:t>
+      </w:r>
+      <w:r>
+        <w:t xml:space="preserve">app; the platform sends nothing);</w:t>
+      </w:r>
+      <w:r>
+        <w:t xml:space="preserve"> </w:t>
+      </w:r>
+      <w:r>
+        <w:rPr>
+          <w:b/>
+          <w:bCs/>
+        </w:rPr>
+        <w:t xml:space="preserve">Mark contacted</w:t>
+      </w:r>
+      <w:r>
+        <w:t xml:space="preserve"> </w:t>
+      </w:r>
+      <w:r>
+        <w:t xml:space="preserve">(sets the first-contacted date once);</w:t>
+      </w:r>
+      <w:r>
+        <w:t xml:space="preserve"> </w:t>
+      </w:r>
+      <w:r>
+        <w:rPr>
+          <w:b/>
+          <w:bCs/>
+        </w:rPr>
+        <w:t xml:space="preserve">Invite to an account</w:t>
+      </w:r>
+      <w:r>
+        <w:t xml:space="preserve"> </w:t>
+      </w:r>
+      <w:r>
+        <w:t xml:space="preserve">(3.8.3);</w:t>
+      </w:r>
+      <w:r>
+        <w:t xml:space="preserve"> </w:t>
+      </w:r>
+      <w:r>
+        <w:rPr>
+          <w:b/>
+          <w:bCs/>
+        </w:rPr>
+        <w:t xml:space="preserve">Close</w:t>
+      </w:r>
+      <w:r>
+        <w:t xml:space="preserve"> </w:t>
+      </w:r>
+      <w:r>
+        <w:t xml:space="preserve">(3.8.4);</w:t>
+      </w:r>
+      <w:r>
+        <w:t xml:space="preserve"> </w:t>
+      </w:r>
+      <w:r>
+        <w:rPr>
+          <w:b/>
+          <w:bCs/>
+        </w:rPr>
+        <w:t xml:space="preserve">Reopen</w:t>
+      </w:r>
+      <w:r>
+        <w:t xml:space="preserve"> </w:t>
+      </w:r>
+      <w:r>
+        <w:t xml:space="preserve">(a closed lead goes back to</w:t>
+      </w:r>
+      <w:r>
+        <w:t xml:space="preserve"> </w:t>
+      </w:r>
+      <w:r>
+        <w:t xml:space="preserve">Contacted if it ever was, otherwise New);</w:t>
+      </w:r>
+      <w:r>
+        <w:t xml:space="preserve"> </w:t>
+      </w:r>
+      <w:r>
+        <w:rPr>
+          <w:b/>
+          <w:bCs/>
+        </w:rPr>
+        <w:t xml:space="preserve">Delete as spam</w:t>
+      </w:r>
+      <w:r>
+        <w:t xml:space="preserve"> </w:t>
+      </w:r>
+      <w:r>
+        <w:t xml:space="preserve">(3.8.4).</w:t>
+      </w:r>
+      <w:r>
+        <w:t xml:space="preserve"> </w:t>
+      </w:r>
+      <w:r>
+        <w:rPr>
+          <w:b/>
+          <w:bCs/>
+        </w:rPr>
+        <w:t xml:space="preserve">Entry points:</w:t>
+      </w:r>
+      <w:r>
+        <w:t xml:space="preserve"> </w:t>
+      </w:r>
+      <w:r>
+        <w:t xml:space="preserve">Leads List; worklist; alert; a client’s</w:t>
+      </w:r>
+      <w:r>
+        <w:t xml:space="preserve"> </w:t>
+      </w:r>
+      <w:r>
+        <w:t xml:space="preserve">“First reached out as a lead”</w:t>
+      </w:r>
+      <w:r>
+        <w:t xml:space="preserve"> </w:t>
+      </w:r>
+      <w:r>
+        <w:t xml:space="preserve">link.</w:t>
+      </w:r>
+      <w:r>
+        <w:t xml:space="preserve"> </w:t>
+      </w:r>
+      <w:r>
+        <w:rPr>
+          <w:b/>
+          <w:bCs/>
+        </w:rPr>
+        <w:t xml:space="preserve">Related screens:</w:t>
+      </w:r>
+      <w:r>
+        <w:t xml:space="preserve"> </w:t>
+      </w:r>
+      <w:r>
+        <w:t xml:space="preserve">Invite to an Account, Close / Delete, Client Detail.</w:t>
+      </w:r>
+      <w:r>
+        <w:t xml:space="preserve"> </w:t>
+      </w:r>
+      <w:r>
+        <w:rPr>
+          <w:b/>
+          <w:bCs/>
+        </w:rPr>
+        <w:t xml:space="preserve">Rules:</w:t>
+      </w:r>
+      <w:r>
+        <w:t xml:space="preserve"> </w:t>
+      </w:r>
+      <w:r>
+        <w:t xml:space="preserve">an</w:t>
+      </w:r>
+      <w:r>
+        <w:t xml:space="preserve"> </w:t>
+      </w:r>
+      <w:r>
+        <w:t xml:space="preserve">“Already a client”</w:t>
+      </w:r>
+      <w:r>
+        <w:t xml:space="preserve"> </w:t>
+      </w:r>
+      <w:r>
+        <w:t xml:space="preserve">lead offers</w:t>
+      </w:r>
+      <w:r>
+        <w:t xml:space="preserve"> </w:t>
+      </w:r>
+      <w:r>
+        <w:t xml:space="preserve">“Open client”</w:t>
+      </w:r>
+      <w:r>
+        <w:t xml:space="preserve"> </w:t>
+      </w:r>
+      <w:r>
+        <w:t xml:space="preserve">and none of the other actions.</w:t>
+      </w:r>
+      <w:r>
+        <w:t xml:space="preserve"> </w:t>
+      </w:r>
+      <w:r>
+        <w:t xml:space="preserve">Reopening fails politely if the same email already has another open lead.</w:t>
+      </w:r>
+    </w:p>
+    <w:bookmarkEnd w:id="172"/>
+    <w:bookmarkStart w:id="173" w:name="invite-to-an-account"/>
+    <w:p>
+      <w:pPr>
+        <w:pStyle w:val="Heading4"/>
+      </w:pPr>
+      <w:r>
+        <w:t xml:space="preserve">3.8.3 Invite to an Account</w:t>
+      </w:r>
+    </w:p>
+    <w:p>
+      <w:pPr>
+        <w:pStyle w:val="FirstParagraph"/>
+      </w:pPr>
+      <w:r>
+        <w:rPr>
+          <w:b/>
+          <w:bCs/>
+        </w:rPr>
+        <w:t xml:space="preserve">Purpose:</w:t>
+      </w:r>
+      <w:r>
+        <w:t xml:space="preserve"> </w:t>
+      </w:r>
+      <w:r>
+        <w:t xml:space="preserve">Turn a lead into a client with a sign-in.</w:t>
+      </w:r>
+      <w:r>
+        <w:t xml:space="preserve"> </w:t>
+      </w:r>
+      <w:r>
+        <w:rPr>
+          <w:b/>
+          <w:bCs/>
+        </w:rPr>
+        <w:t xml:space="preserve">Primary elements:</w:t>
+      </w:r>
+      <w:r>
+        <w:t xml:space="preserve"> </w:t>
+      </w:r>
+      <w:r>
+        <w:t xml:space="preserve">A small dialog prefilled from the lead: first name, last name (required</w:t>
+      </w:r>
+      <w:r>
+        <w:t xml:space="preserve"> </w:t>
+      </w:r>
+      <w:r>
+        <w:t xml:space="preserve">here, because a client record needs one), email.</w:t>
+      </w:r>
+      <w:r>
+        <w:t xml:space="preserve"> </w:t>
+      </w:r>
+      <w:r>
+        <w:t xml:space="preserve">“Send invite”</w:t>
+      </w:r>
+      <w:r>
+        <w:t xml:space="preserve"> </w:t>
+      </w:r>
+      <w:r>
+        <w:t xml:space="preserve">button.</w:t>
+      </w:r>
+      <w:r>
+        <w:t xml:space="preserve"> </w:t>
+      </w:r>
+      <w:r>
+        <w:rPr>
+          <w:b/>
+          <w:bCs/>
+        </w:rPr>
+        <w:t xml:space="preserve">Key actions:</w:t>
+      </w:r>
+      <w:r>
+        <w:t xml:space="preserve"> </w:t>
+      </w:r>
+      <w:r>
+        <w:t xml:space="preserve">Send invite. It creates the client (as 3.3.9 does), sends the §3.9 invite, and</w:t>
+      </w:r>
+      <w:r>
+        <w:t xml:space="preserve"> </w:t>
+      </w:r>
+      <w:r>
+        <w:t xml:space="preserve">marks the lead Converted with the client linked. If the email is already a client’s, it links</w:t>
+      </w:r>
+      <w:r>
+        <w:t xml:space="preserve"> </w:t>
+      </w:r>
+      <w:r>
+        <w:t xml:space="preserve">to that client and sends nothing.</w:t>
+      </w:r>
+      <w:r>
+        <w:t xml:space="preserve"> </w:t>
+      </w:r>
+      <w:r>
+        <w:rPr>
+          <w:b/>
+          <w:bCs/>
+        </w:rPr>
+        <w:t xml:space="preserve">Entry points:</w:t>
+      </w:r>
+      <w:r>
+        <w:t xml:space="preserve"> </w:t>
+      </w:r>
+      <w:r>
         <w:t xml:space="preserve">Lead Detail.</w:t>
       </w:r>
-    </w:p>
-    <w:bookmarkEnd w:id="170"/>
-    <w:bookmarkStart w:id="171" w:name="lead-detail"/>
+      <w:r>
+        <w:t xml:space="preserve"> </w:t>
+      </w:r>
+      <w:r>
+        <w:rPr>
+          <w:b/>
+          <w:bCs/>
+        </w:rPr>
+        <w:t xml:space="preserve">Related screens:</w:t>
+      </w:r>
+      <w:r>
+        <w:t xml:space="preserve"> </w:t>
+      </w:r>
+      <w:r>
+        <w:t xml:space="preserve">Create Client (3.3.9), Account admin invite (§3.9).</w:t>
+      </w:r>
+    </w:p>
+    <w:bookmarkEnd w:id="173"/>
+    <w:bookmarkStart w:id="174" w:name="close-delete-as-spam"/>
     <w:p>
       <w:pPr>
         <w:pStyle w:val="Heading4"/>
       </w:pPr>
       <w:r>
-        <w:t xml:space="preserve">3.8.2 Lead Detail</w:t>
+        <w:t xml:space="preserve">3.8.4 Close / Delete as Spam</w:t>
       </w:r>
     </w:p>
     <w:p>
@@ -45477,7 +47067,7 @@
         <w:t xml:space="preserve"> </w:t>
       </w:r>
       <w:r>
-        <w:t xml:space="preserve">Everything about a single lead.</w:t>
+        <w:t xml:space="preserve">Set aside a lead that will not become a client, or remove junk.</w:t>
       </w:r>
       <w:r>
         <w:t xml:space="preserve"> </w:t>
@@ -45493,7 +47083,19 @@
         <w:t xml:space="preserve"> </w:t>
       </w:r>
       <w:r>
-        <w:t xml:space="preserve">Contact info; trip request summary; favorites/search context; client account state (existing vs. new); message thread; conversion actions.</w:t>
+        <w:t xml:space="preserve">Close: reason chips (Not a fit, No reply, Went elsewhere, Other) and an</w:t>
+      </w:r>
+      <w:r>
+        <w:t xml:space="preserve"> </w:t>
+      </w:r>
+      <w:r>
+        <w:t xml:space="preserve">optional private note (up to 500 characters). Delete as spam: a confirm that says it cannot be</w:t>
+      </w:r>
+      <w:r>
+        <w:t xml:space="preserve"> </w:t>
+      </w:r>
+      <w:r>
+        <w:t xml:space="preserve">undone.</w:t>
       </w:r>
       <w:r>
         <w:t xml:space="preserve"> </w:t>
@@ -45509,7 +47111,7 @@
         <w:t xml:space="preserve"> </w:t>
       </w:r>
       <w:r>
-        <w:t xml:space="preserve">Convert to trip; convert to client only; reject; assign.</w:t>
+        <w:t xml:space="preserve">Close; delete.</w:t>
       </w:r>
       <w:r>
         <w:t xml:space="preserve"> </w:t>
@@ -45525,7 +47127,7 @@
         <w:t xml:space="preserve"> </w:t>
       </w:r>
       <w:r>
-        <w:t xml:space="preserve">Leads Inbox.</w:t>
+        <w:t xml:space="preserve">Lead Detail.</w:t>
       </w:r>
       <w:r>
         <w:t xml:space="preserve"> </w:t>
@@ -45541,17 +47143,39 @@
         <w:t xml:space="preserve"> </w:t>
       </w:r>
       <w:r>
-        <w:t xml:space="preserve">Convert Lead to Trip, Create Client.</w:t>
-      </w:r>
-    </w:p>
-    <w:bookmarkEnd w:id="171"/>
-    <w:bookmarkStart w:id="172" w:name="convert-lead-to-trip"/>
+        <w:t xml:space="preserve">Leads List.</w:t>
+      </w:r>
+      <w:r>
+        <w:t xml:space="preserve"> </w:t>
+      </w:r>
+      <w:r>
+        <w:rPr>
+          <w:b/>
+          <w:bCs/>
+        </w:rPr>
+        <w:t xml:space="preserve">Rules:</w:t>
+      </w:r>
+      <w:r>
+        <w:t xml:space="preserve"> </w:t>
+      </w:r>
+      <w:r>
+        <w:t xml:space="preserve">a closed lead is deleted automatically 24 months after it closed. A deleted lead’s</w:t>
+      </w:r>
+      <w:r>
+        <w:t xml:space="preserve"> </w:t>
+      </w:r>
+      <w:r>
+        <w:t xml:space="preserve">audit row keeps no name, email or message.</w:t>
+      </w:r>
+    </w:p>
+    <w:bookmarkEnd w:id="174"/>
+    <w:bookmarkStart w:id="175" w:name="add-lead"/>
     <w:p>
       <w:pPr>
         <w:pStyle w:val="Heading4"/>
       </w:pPr>
       <w:r>
-        <w:t xml:space="preserve">3.8.3 Convert Lead to Trip</w:t>
+        <w:t xml:space="preserve">3.8.5 Add Lead</w:t>
       </w:r>
     </w:p>
     <w:p>
@@ -45569,7 +47193,13 @@
         <w:t xml:space="preserve"> </w:t>
       </w:r>
       <w:r>
-        <w:t xml:space="preserve">Promote a lead into the trip pipeline.</w:t>
+        <w:t xml:space="preserve">Record somebody who reached Gyasi another way: a call, a text, a referral, an email</w:t>
+      </w:r>
+      <w:r>
+        <w:t xml:space="preserve"> </w:t>
+      </w:r>
+      <w:r>
+        <w:t xml:space="preserve">to his own address.</w:t>
       </w:r>
       <w:r>
         <w:t xml:space="preserve"> </w:t>
@@ -45585,19 +47215,25 @@
         <w:t xml:space="preserve"> </w:t>
       </w:r>
       <w:r>
-        <w:t xml:space="preserve">Client picker (existing or create new); trip-type pre-fill from lead;</w:t>
-      </w:r>
-      <w:r>
-        <w:t xml:space="preserve"> </w:t>
-      </w:r>
-      <w:r>
-        <w:t xml:space="preserve">“Continue to builder”</w:t>
-      </w:r>
-      <w:r>
-        <w:t xml:space="preserve"> </w:t>
-      </w:r>
-      <w:r>
-        <w:t xml:space="preserve">CTA.</w:t>
+        <w:t xml:space="preserve">First name, last name, email (required, because one open lead per email</w:t>
+      </w:r>
+      <w:r>
+        <w:t xml:space="preserve"> </w:t>
+      </w:r>
+      <w:r>
+        <w:t xml:space="preserve">is the rule), phone, source (Email, Phone, Referral, Social, Other),</w:t>
+      </w:r>
+      <w:r>
+        <w:t xml:space="preserve"> </w:t>
+      </w:r>
+      <w:r>
+        <w:t xml:space="preserve">“What they’re looking for”</w:t>
+      </w:r>
+      <w:r>
+        <w:t xml:space="preserve"> </w:t>
+      </w:r>
+      <w:r>
+        <w:t xml:space="preserve">(required, up to 2,000 characters).</w:t>
       </w:r>
       <w:r>
         <w:t xml:space="preserve"> </w:t>
@@ -45613,7 +47249,25 @@
         <w:t xml:space="preserve"> </w:t>
       </w:r>
       <w:r>
-        <w:t xml:space="preserve">Convert.</w:t>
+        <w:t xml:space="preserve">Save. An email already on an open lead adds the note to that lead; an email</w:t>
+      </w:r>
+      <w:r>
+        <w:t xml:space="preserve"> </w:t>
+      </w:r>
+      <w:r>
+        <w:t xml:space="preserve">already on a client record says so and offers</w:t>
+      </w:r>
+      <w:r>
+        <w:t xml:space="preserve"> </w:t>
+      </w:r>
+      <w:r>
+        <w:t xml:space="preserve">“Open client”</w:t>
+      </w:r>
+      <w:r>
+        <w:t xml:space="preserve"> </w:t>
+      </w:r>
+      <w:r>
+        <w:t xml:space="preserve">instead.</w:t>
       </w:r>
       <w:r>
         <w:t xml:space="preserve"> </w:t>
@@ -45629,6 +47283,22 @@
         <w:t xml:space="preserve"> </w:t>
       </w:r>
       <w:r>
+        <w:t xml:space="preserve">Leads List.</w:t>
+      </w:r>
+      <w:r>
+        <w:t xml:space="preserve"> </w:t>
+      </w:r>
+      <w:r>
+        <w:rPr>
+          <w:b/>
+          <w:bCs/>
+        </w:rPr>
+        <w:t xml:space="preserve">Related screens:</w:t>
+      </w:r>
+      <w:r>
+        <w:t xml:space="preserve"> </w:t>
+      </w:r>
+      <w:r>
         <w:t xml:space="preserve">Lead Detail.</w:t>
       </w:r>
       <w:r>
@@ -45636,200 +47306,10 @@
       </w:r>
       <w:r>
         <w:rPr>
-          <w:b/>
-          <w:bCs/>
-        </w:rPr>
-        <w:t xml:space="preserve">Related screens:</w:t>
-      </w:r>
-      <w:r>
-        <w:t xml:space="preserve"> </w:t>
-      </w:r>
-      <w:r>
-        <w:t xml:space="preserve">Trip Builder, Create Client.</w:t>
-      </w:r>
-    </w:p>
-    <w:bookmarkEnd w:id="172"/>
-    <w:bookmarkStart w:id="173" w:name="reject-archive-lead"/>
-    <w:p>
-      <w:pPr>
-        <w:pStyle w:val="Heading4"/>
-      </w:pPr>
-      <w:r>
-        <w:t xml:space="preserve">3.8.4 Reject / Archive Lead</w:t>
-      </w:r>
-    </w:p>
-    <w:p>
-      <w:pPr>
-        <w:pStyle w:val="FirstParagraph"/>
-      </w:pPr>
-      <w:r>
-        <w:rPr>
-          <w:b/>
-          <w:bCs/>
-        </w:rPr>
-        <w:t xml:space="preserve">Purpose:</w:t>
-      </w:r>
-      <w:r>
-        <w:t xml:space="preserve"> </w:t>
-      </w:r>
-      <w:r>
-        <w:t xml:space="preserve">Dispose of leads that won’t convert.</w:t>
-      </w:r>
-      <w:r>
-        <w:t xml:space="preserve"> </w:t>
-      </w:r>
-      <w:r>
-        <w:rPr>
-          <w:b/>
-          <w:bCs/>
-        </w:rPr>
-        <w:t xml:space="preserve">Primary elements:</w:t>
-      </w:r>
-      <w:r>
-        <w:t xml:space="preserve"> </w:t>
-      </w:r>
-      <w:r>
-        <w:t xml:space="preserve">Reason field (with common reasons); optional client notification template.</w:t>
-      </w:r>
-      <w:r>
-        <w:t xml:space="preserve"> </w:t>
-      </w:r>
-      <w:r>
-        <w:rPr>
-          <w:b/>
-          <w:bCs/>
-        </w:rPr>
-        <w:t xml:space="preserve">Key actions:</w:t>
-      </w:r>
-      <w:r>
-        <w:t xml:space="preserve"> </w:t>
-      </w:r>
-      <w:r>
-        <w:t xml:space="preserve">Reject; archive.</w:t>
-      </w:r>
-      <w:r>
-        <w:t xml:space="preserve"> </w:t>
-      </w:r>
-      <w:r>
-        <w:rPr>
-          <w:b/>
-          <w:bCs/>
-        </w:rPr>
-        <w:t xml:space="preserve">Entry points:</w:t>
-      </w:r>
-      <w:r>
-        <w:t xml:space="preserve"> </w:t>
-      </w:r>
-      <w:r>
-        <w:t xml:space="preserve">Lead Detail.</w:t>
-      </w:r>
-      <w:r>
-        <w:t xml:space="preserve"> </w:t>
-      </w:r>
-      <w:r>
-        <w:rPr>
-          <w:b/>
-          <w:bCs/>
-        </w:rPr>
-        <w:t xml:space="preserve">Related screens:</w:t>
-      </w:r>
-      <w:r>
-        <w:t xml:space="preserve"> </w:t>
-      </w:r>
-      <w:r>
-        <w:t xml:space="preserve">Leads Inbox.</w:t>
-      </w:r>
-    </w:p>
-    <w:bookmarkEnd w:id="173"/>
-    <w:bookmarkStart w:id="174" w:name="lead-source-analytics"/>
-    <w:p>
-      <w:pPr>
-        <w:pStyle w:val="Heading4"/>
-      </w:pPr>
-      <w:r>
-        <w:t xml:space="preserve">3.8.5 Lead Source Analytics</w:t>
-      </w:r>
-    </w:p>
-    <w:p>
-      <w:pPr>
-        <w:pStyle w:val="FirstParagraph"/>
-      </w:pPr>
-      <w:r>
-        <w:rPr>
-          <w:b/>
-          <w:bCs/>
-        </w:rPr>
-        <w:t xml:space="preserve">Purpose:</w:t>
-      </w:r>
-      <w:r>
-        <w:t xml:space="preserve"> </w:t>
-      </w:r>
-      <w:r>
-        <w:t xml:space="preserve">Where leads come from.</w:t>
-      </w:r>
-      <w:r>
-        <w:t xml:space="preserve"> </w:t>
-      </w:r>
-      <w:r>
-        <w:rPr>
-          <w:b/>
-          <w:bCs/>
-        </w:rPr>
-        <w:t xml:space="preserve">Primary elements:</w:t>
-      </w:r>
-      <w:r>
-        <w:t xml:space="preserve"> </w:t>
-      </w:r>
-      <w:r>
-        <w:t xml:space="preserve">Source breakdown chart; conversion rate per source; time-to-first-contact.</w:t>
-      </w:r>
-      <w:r>
-        <w:t xml:space="preserve"> </w:t>
-      </w:r>
-      <w:r>
-        <w:rPr>
-          <w:b/>
-          <w:bCs/>
-        </w:rPr>
-        <w:t xml:space="preserve">Key actions:</w:t>
-      </w:r>
-      <w:r>
-        <w:t xml:space="preserve"> </w:t>
-      </w:r>
-      <w:r>
-        <w:t xml:space="preserve">Filter by date.</w:t>
-      </w:r>
-      <w:r>
-        <w:t xml:space="preserve"> </w:t>
-      </w:r>
-      <w:r>
-        <w:rPr>
-          <w:b/>
-          <w:bCs/>
-        </w:rPr>
-        <w:t xml:space="preserve">Entry points:</w:t>
-      </w:r>
-      <w:r>
-        <w:t xml:space="preserve"> </w:t>
-      </w:r>
-      <w:r>
-        <w:t xml:space="preserve">Reports Hub.</w:t>
-      </w:r>
-      <w:r>
-        <w:t xml:space="preserve"> </w:t>
-      </w:r>
-      <w:r>
-        <w:rPr>
-          <w:b/>
-          <w:bCs/>
-        </w:rPr>
-        <w:t xml:space="preserve">Related screens:</w:t>
-      </w:r>
-      <w:r>
-        <w:t xml:space="preserve"> </w:t>
-      </w:r>
-      <w:r>
-        <w:t xml:space="preserve">Reports Hub.</w:t>
+          <w:i/>
+          <w:iCs/>
+        </w:rPr>
+        <w:t xml:space="preserve">(Was: Lead Source Analytics, now 3.11.9.)</w:t>
       </w:r>
     </w:p>
     <w:p>
@@ -45839,9 +47319,9 @@
         </w:pict>
       </w:r>
     </w:p>
-    <w:bookmarkEnd w:id="174"/>
     <w:bookmarkEnd w:id="175"/>
-    <w:bookmarkStart w:id="183" w:name="login-support-account-administration"/>
+    <w:bookmarkEnd w:id="176"/>
+    <w:bookmarkStart w:id="184" w:name="login-support-account-administration"/>
     <w:p>
       <w:pPr>
         <w:pStyle w:val="Heading3"/>
@@ -45858,7 +47338,7 @@
         <w:t xml:space="preserve">These tools let the agent help less-technical clients with login issues.</w:t>
       </w:r>
     </w:p>
-    <w:bookmarkStart w:id="176" w:name="client-account-management-screen"/>
+    <w:bookmarkStart w:id="177" w:name="client-account-management-screen"/>
     <w:p>
       <w:pPr>
         <w:pStyle w:val="Heading4"/>
@@ -45958,8 +47438,8 @@
         <w:t xml:space="preserve">All sub-screens below.</w:t>
       </w:r>
     </w:p>
-    <w:bookmarkEnd w:id="176"/>
-    <w:bookmarkStart w:id="177" w:name="initiate-password-reset-agent-client"/>
+    <w:bookmarkEnd w:id="177"/>
+    <w:bookmarkStart w:id="178" w:name="initiate-password-reset-agent-client"/>
     <w:p>
       <w:pPr>
         <w:pStyle w:val="Heading4"/>
@@ -46062,8 +47542,8 @@
         <w:t xml:space="preserve">Client Account Management.</w:t>
       </w:r>
     </w:p>
-    <w:bookmarkEnd w:id="177"/>
-    <w:bookmarkStart w:id="178" w:name="send-magic-link-login"/>
+    <w:bookmarkEnd w:id="178"/>
+    <w:bookmarkStart w:id="179" w:name="send-magic-link-login"/>
     <w:p>
       <w:pPr>
         <w:pStyle w:val="Heading4"/>
@@ -46166,8 +47646,8 @@
         <w:t xml:space="preserve">Client Account Management.</w:t>
       </w:r>
     </w:p>
-    <w:bookmarkEnd w:id="178"/>
-    <w:bookmarkStart w:id="179" w:name="verify-email-manually"/>
+    <w:bookmarkEnd w:id="179"/>
+    <w:bookmarkStart w:id="180" w:name="verify-email-manually"/>
     <w:p>
       <w:pPr>
         <w:pStyle w:val="Heading4"/>
@@ -46258,8 +47738,8 @@
         <w:t xml:space="preserve">Client Account Management.</w:t>
       </w:r>
     </w:p>
-    <w:bookmarkEnd w:id="179"/>
-    <w:bookmarkStart w:id="180" w:name="lock-unlock-client-account"/>
+    <w:bookmarkEnd w:id="180"/>
+    <w:bookmarkStart w:id="181" w:name="lock-unlock-client-account"/>
     <w:p>
       <w:pPr>
         <w:pStyle w:val="Heading4"/>
@@ -46374,8 +47854,8 @@
         <w:t xml:space="preserve">Client Account Management.</w:t>
       </w:r>
     </w:p>
-    <w:bookmarkEnd w:id="180"/>
-    <w:bookmarkStart w:id="181" w:name="client-login-activity"/>
+    <w:bookmarkEnd w:id="181"/>
+    <w:bookmarkStart w:id="182" w:name="client-login-activity"/>
     <w:p>
       <w:pPr>
         <w:pStyle w:val="Heading4"/>
@@ -46466,8 +47946,8 @@
         <w:t xml:space="preserve">Audit Event Detail.</w:t>
       </w:r>
     </w:p>
-    <w:bookmarkEnd w:id="181"/>
-    <w:bookmarkStart w:id="182" w:name="merge-duplicate-accounts-agent-view"/>
+    <w:bookmarkEnd w:id="182"/>
+    <w:bookmarkStart w:id="183" w:name="merge-duplicate-accounts-agent-view"/>
     <w:p>
       <w:pPr>
         <w:pStyle w:val="Heading4"/>
@@ -48662,9 +50142,9 @@
         </w:pict>
       </w:r>
     </w:p>
-    <w:bookmarkEnd w:id="182"/>
     <w:bookmarkEnd w:id="183"/>
-    <w:bookmarkStart w:id="191" w:name="messaging-templates"/>
+    <w:bookmarkEnd w:id="184"/>
+    <w:bookmarkStart w:id="192" w:name="messaging-templates"/>
     <w:p>
       <w:pPr>
         <w:pStyle w:val="Heading3"/>
@@ -48673,7 +50153,7 @@
         <w:t xml:space="preserve">3.10 Messaging &amp; Templates</w:t>
       </w:r>
     </w:p>
-    <w:bookmarkStart w:id="184" w:name="agent-inbox"/>
+    <w:bookmarkStart w:id="185" w:name="agent-inbox"/>
     <w:p>
       <w:pPr>
         <w:pStyle w:val="Heading4"/>
@@ -49408,8 +50888,8 @@
         <w:t xml:space="preserve">).</w:t>
       </w:r>
     </w:p>
-    <w:bookmarkEnd w:id="184"/>
-    <w:bookmarkStart w:id="185" w:name="conversation-thread-agent-view"/>
+    <w:bookmarkEnd w:id="185"/>
+    <w:bookmarkStart w:id="186" w:name="conversation-thread-agent-view"/>
     <w:p>
       <w:pPr>
         <w:pStyle w:val="Heading4"/>
@@ -49715,8 +51195,8 @@
         <w:t xml:space="preserve">once they do.</w:t>
       </w:r>
     </w:p>
-    <w:bookmarkEnd w:id="185"/>
-    <w:bookmarkStart w:id="186" w:name="template-picker"/>
+    <w:bookmarkEnd w:id="186"/>
+    <w:bookmarkStart w:id="187" w:name="template-picker"/>
     <w:p>
       <w:pPr>
         <w:pStyle w:val="Heading4"/>
@@ -50397,8 +51877,8 @@
         <w:t xml:space="preserve">address, so it is tappable in the client’s thread.</w:t>
       </w:r>
     </w:p>
-    <w:bookmarkEnd w:id="186"/>
-    <w:bookmarkStart w:id="187" w:name="template-library"/>
+    <w:bookmarkEnd w:id="187"/>
+    <w:bookmarkStart w:id="188" w:name="template-library"/>
     <w:p>
       <w:pPr>
         <w:pStyle w:val="Heading4"/>
@@ -50794,8 +52274,8 @@
         <w:t xml:space="preserve">never us, BRD §10.5). Copying starters to an advisor added later waits for P3.</w:t>
       </w:r>
     </w:p>
-    <w:bookmarkEnd w:id="187"/>
-    <w:bookmarkStart w:id="188" w:name="template-editor"/>
+    <w:bookmarkEnd w:id="188"/>
+    <w:bookmarkStart w:id="189" w:name="template-editor"/>
     <w:p>
       <w:pPr>
         <w:pStyle w:val="Heading4"/>
@@ -51275,8 +52755,8 @@
         <w:t xml:space="preserve">tables; the messages they produce are recorded the usual way.</w:t>
       </w:r>
     </w:p>
-    <w:bookmarkEnd w:id="188"/>
-    <w:bookmarkStart w:id="189" w:name="Xfda68590d3ca034bae60dddc57333c9409d7572"/>
+    <w:bookmarkEnd w:id="189"/>
+    <w:bookmarkStart w:id="190" w:name="Xfda68590d3ca034bae60dddc57333c9409d7572"/>
     <w:p>
       <w:pPr>
         <w:pStyle w:val="Heading4"/>
@@ -52331,8 +53811,8 @@
         <w:t xml:space="preserve">above the reply box saying replies won’t reach them by email (Gyasi, 2026-10-16; Data-Model §23).</w:t>
       </w:r>
     </w:p>
-    <w:bookmarkEnd w:id="189"/>
-    <w:bookmarkStart w:id="190" w:name="bulk-send-future"/>
+    <w:bookmarkEnd w:id="190"/>
+    <w:bookmarkStart w:id="191" w:name="bulk-send-future"/>
     <w:p>
       <w:pPr>
         <w:pStyle w:val="Heading4"/>
@@ -52439,9 +53919,9 @@
         </w:pict>
       </w:r>
     </w:p>
-    <w:bookmarkEnd w:id="190"/>
     <w:bookmarkEnd w:id="191"/>
-    <w:bookmarkStart w:id="200" w:name="reporting"/>
+    <w:bookmarkEnd w:id="192"/>
+    <w:bookmarkStart w:id="202" w:name="reporting"/>
     <w:p>
       <w:pPr>
         <w:pStyle w:val="Heading3"/>
@@ -54240,7 +55720,7 @@
         <w:t xml:space="preserve">route, so it works with no script; a new download shows in the list on the next visit.</w:t>
       </w:r>
     </w:p>
-    <w:bookmarkStart w:id="192" w:name="reports-hub"/>
+    <w:bookmarkStart w:id="193" w:name="reports-hub"/>
     <w:p>
       <w:pPr>
         <w:pStyle w:val="Heading4"/>
@@ -54340,8 +55820,8 @@
         <w:t xml:space="preserve">All report screens below.</w:t>
       </w:r>
     </w:p>
-    <w:bookmarkEnd w:id="192"/>
-    <w:bookmarkStart w:id="193" w:name="revenue-by-month"/>
+    <w:bookmarkEnd w:id="193"/>
+    <w:bookmarkStart w:id="194" w:name="revenue-by-month"/>
     <w:p>
       <w:pPr>
         <w:pStyle w:val="Heading4"/>
@@ -54400,8 +55880,8 @@
         <w:t xml:space="preserve">Reports Hub.</w:t>
       </w:r>
     </w:p>
-    <w:bookmarkEnd w:id="193"/>
-    <w:bookmarkStart w:id="194" w:name="commission-by-supplier"/>
+    <w:bookmarkEnd w:id="194"/>
+    <w:bookmarkStart w:id="195" w:name="commission-by-supplier"/>
     <w:p>
       <w:pPr>
         <w:pStyle w:val="Heading4"/>
@@ -54460,8 +55940,8 @@
         <w:t xml:space="preserve">Commission List.</w:t>
       </w:r>
     </w:p>
-    <w:bookmarkEnd w:id="194"/>
-    <w:bookmarkStart w:id="195" w:name="top-destinations"/>
+    <w:bookmarkEnd w:id="195"/>
+    <w:bookmarkStart w:id="196" w:name="top-destinations"/>
     <w:p>
       <w:pPr>
         <w:pStyle w:val="Heading4"/>
@@ -54520,8 +56000,8 @@
         <w:t xml:space="preserve">Trip List.</w:t>
       </w:r>
     </w:p>
-    <w:bookmarkEnd w:id="195"/>
-    <w:bookmarkStart w:id="196" w:name="client-lifetime-value"/>
+    <w:bookmarkEnd w:id="196"/>
+    <w:bookmarkStart w:id="197" w:name="client-lifetime-value"/>
     <w:p>
       <w:pPr>
         <w:pStyle w:val="Heading4"/>
@@ -54580,8 +56060,8 @@
         <w:t xml:space="preserve">Client Detail.</w:t>
       </w:r>
     </w:p>
-    <w:bookmarkEnd w:id="196"/>
-    <w:bookmarkStart w:id="197" w:name="conversion-funnel"/>
+    <w:bookmarkEnd w:id="197"/>
+    <w:bookmarkStart w:id="198" w:name="conversion-funnel"/>
     <w:p>
       <w:pPr>
         <w:pStyle w:val="Heading4"/>
@@ -54640,8 +56120,8 @@
         <w:t xml:space="preserve">Pipeline.</w:t>
       </w:r>
     </w:p>
-    <w:bookmarkEnd w:id="197"/>
-    <w:bookmarkStart w:id="198" w:name="pipeline-value"/>
+    <w:bookmarkEnd w:id="198"/>
+    <w:bookmarkStart w:id="199" w:name="pipeline-value"/>
     <w:p>
       <w:pPr>
         <w:pStyle w:val="Heading4"/>
@@ -54700,8 +56180,8 @@
         <w:t xml:space="preserve">Pipeline.</w:t>
       </w:r>
     </w:p>
-    <w:bookmarkEnd w:id="198"/>
-    <w:bookmarkStart w:id="199" w:name="export-center"/>
+    <w:bookmarkEnd w:id="199"/>
+    <w:bookmarkStart w:id="200" w:name="export-center"/>
     <w:p>
       <w:pPr>
         <w:pStyle w:val="Heading4"/>
@@ -54811,6 +56291,175 @@
       </w:r>
       <w:r>
         <w:t xml:space="preserve">Reports Hub.</w:t>
+      </w:r>
+    </w:p>
+    <w:bookmarkEnd w:id="200"/>
+    <w:bookmarkStart w:id="201" w:name="lead-sources"/>
+    <w:p>
+      <w:pPr>
+        <w:pStyle w:val="Heading4"/>
+      </w:pPr>
+      <w:r>
+        <w:t xml:space="preserve">3.11.9 Lead Sources</w:t>
+      </w:r>
+    </w:p>
+    <w:p>
+      <w:pPr>
+        <w:pStyle w:val="FirstParagraph"/>
+      </w:pPr>
+      <w:r>
+        <w:rPr>
+          <w:b/>
+          <w:bCs/>
+        </w:rPr>
+        <w:t xml:space="preserve">Phase:</w:t>
+      </w:r>
+      <w:r>
+        <w:t xml:space="preserve"> </w:t>
+      </w:r>
+      <w:r>
+        <w:t xml:space="preserve">P2 (added 2026-10-21 from 3.8.5, BRD §6.5).</w:t>
+      </w:r>
+      <w:r>
+        <w:t xml:space="preserve"> </w:t>
+      </w:r>
+      <w:r>
+        <w:rPr>
+          <w:b/>
+          <w:bCs/>
+        </w:rPr>
+        <w:t xml:space="preserve">Purpose:</w:t>
+      </w:r>
+      <w:r>
+        <w:t xml:space="preserve"> </w:t>
+      </w:r>
+      <w:r>
+        <w:t xml:space="preserve">Where leads come from, and how many became clients.</w:t>
+      </w:r>
+      <w:r>
+        <w:t xml:space="preserve"> </w:t>
+      </w:r>
+      <w:r>
+        <w:rPr>
+          <w:b/>
+          <w:bCs/>
+        </w:rPr>
+        <w:t xml:space="preserve">Primary elements:</w:t>
+      </w:r>
+      <w:r>
+        <w:t xml:space="preserve"> </w:t>
+      </w:r>
+      <w:r>
+        <w:t xml:space="preserve">The shared period chips; one bar per source (Website form, Email, Phone,</w:t>
+      </w:r>
+      <w:r>
+        <w:t xml:space="preserve"> </w:t>
+      </w:r>
+      <w:r>
+        <w:t xml:space="preserve">Referral, Social, Other) for leads created in the period, each split into became a client /</w:t>
+      </w:r>
+      <w:r>
+        <w:t xml:space="preserve"> </w:t>
+      </w:r>
+      <w:r>
+        <w:t xml:space="preserve">still open / closed, with the same figures in a plain table under it.</w:t>
+      </w:r>
+      <w:r>
+        <w:t xml:space="preserve"> </w:t>
+      </w:r>
+      <w:r>
+        <w:t xml:space="preserve">“Already a client”</w:t>
+      </w:r>
+      <w:r>
+        <w:t xml:space="preserve"> </w:t>
+      </w:r>
+      <w:r>
+        <w:t xml:space="preserve">messages are left out: they were never leads. For website leads, a second small table of</w:t>
+      </w:r>
+      <w:r>
+        <w:t xml:space="preserve"> </w:t>
+      </w:r>
+      <w:r>
+        <w:t xml:space="preserve">campaign tags (</w:t>
+      </w:r>
+      <w:r>
+        <w:rPr>
+          <w:rStyle w:val="VerbatimChar"/>
+        </w:rPr>
+        <w:t xml:space="preserve">utm_source</w:t>
+      </w:r>
+      <w:r>
+        <w:t xml:space="preserve">) when any exist.</w:t>
+      </w:r>
+      <w:r>
+        <w:t xml:space="preserve"> </w:t>
+      </w:r>
+      <w:r>
+        <w:rPr>
+          <w:b/>
+          <w:bCs/>
+        </w:rPr>
+        <w:t xml:space="preserve">Key actions:</w:t>
+      </w:r>
+      <w:r>
+        <w:t xml:space="preserve"> </w:t>
+      </w:r>
+      <w:r>
+        <w:t xml:space="preserve">Change the period.</w:t>
+      </w:r>
+      <w:r>
+        <w:t xml:space="preserve"> </w:t>
+      </w:r>
+      <w:r>
+        <w:rPr>
+          <w:b/>
+          <w:bCs/>
+        </w:rPr>
+        <w:t xml:space="preserve">Entry points:</w:t>
+      </w:r>
+      <w:r>
+        <w:t xml:space="preserve"> </w:t>
+      </w:r>
+      <w:r>
+        <w:t xml:space="preserve">Reports Hub (a tile like the others).</w:t>
+      </w:r>
+      <w:r>
+        <w:t xml:space="preserve"> </w:t>
+      </w:r>
+      <w:r>
+        <w:rPr>
+          <w:b/>
+          <w:bCs/>
+        </w:rPr>
+        <w:t xml:space="preserve">Related screens:</w:t>
+      </w:r>
+      <w:r>
+        <w:t xml:space="preserve"> </w:t>
+      </w:r>
+      <w:r>
+        <w:t xml:space="preserve">Leads List (3.8.1), Conversion Funnel (3.11.6, which still starts at</w:t>
+      </w:r>
+      <w:r>
+        <w:t xml:space="preserve"> </w:t>
+      </w:r>
+      <w:r>
+        <w:t xml:space="preserve">Inquiry: a lead is before the funnel, not a stage of it).</w:t>
+      </w:r>
+      <w:r>
+        <w:t xml:space="preserve"> </w:t>
+      </w:r>
+      <w:r>
+        <w:rPr>
+          <w:b/>
+          <w:bCs/>
+        </w:rPr>
+        <w:t xml:space="preserve">Rules:</w:t>
+      </w:r>
+      <w:r>
+        <w:t xml:space="preserve"> </w:t>
+      </w:r>
+      <w:r>
+        <w:t xml:space="preserve">no time-to-first-contact figure (ruled out 2026-10-21). Not in the Export Center.</w:t>
       </w:r>
     </w:p>
     <w:p>
@@ -54820,9 +56469,9 @@
         </w:pict>
       </w:r>
     </w:p>
-    <w:bookmarkEnd w:id="199"/>
-    <w:bookmarkEnd w:id="200"/>
-    <w:bookmarkStart w:id="206" w:name="agent-profile-settings"/>
+    <w:bookmarkEnd w:id="201"/>
+    <w:bookmarkEnd w:id="202"/>
+    <w:bookmarkStart w:id="208" w:name="agent-profile-settings"/>
     <w:p>
       <w:pPr>
         <w:pStyle w:val="Heading3"/>
@@ -56867,7 +58516,7 @@
         <w:t xml:space="preserve">conversation headers and the new-message screen, keeping the fixed words when the read fails.</w:t>
       </w:r>
     </w:p>
-    <w:bookmarkStart w:id="201" w:name="agent-profile-my-account"/>
+    <w:bookmarkStart w:id="203" w:name="agent-profile-my-account"/>
     <w:p>
       <w:pPr>
         <w:pStyle w:val="Heading4"/>
@@ -56958,8 +58607,8 @@
         <w:t xml:space="preserve">Email Signature, Notification Preferences (Agent), Security.</w:t>
       </w:r>
     </w:p>
-    <w:bookmarkEnd w:id="201"/>
-    <w:bookmarkStart w:id="202" w:name="agent-calendar-availability"/>
+    <w:bookmarkEnd w:id="203"/>
+    <w:bookmarkStart w:id="204" w:name="agent-calendar-availability"/>
     <w:p>
       <w:pPr>
         <w:pStyle w:val="Heading4"/>
@@ -57050,8 +58699,8 @@
         <w:t xml:space="preserve">Calendar View.</w:t>
       </w:r>
     </w:p>
-    <w:bookmarkEnd w:id="202"/>
-    <w:bookmarkStart w:id="203" w:name="agent-notification-preferences"/>
+    <w:bookmarkEnd w:id="204"/>
+    <w:bookmarkStart w:id="205" w:name="agent-notification-preferences"/>
     <w:p>
       <w:pPr>
         <w:pStyle w:val="Heading4"/>
@@ -57142,8 +58791,113 @@
         <w:t xml:space="preserve">Profile.</w:t>
       </w:r>
     </w:p>
-    <w:bookmarkEnd w:id="203"/>
-    <w:bookmarkStart w:id="204" w:name="email-signature-configuration"/>
+    <w:p>
+      <w:pPr>
+        <w:pStyle w:val="BlockText"/>
+      </w:pPr>
+      <w:r>
+        <w:rPr>
+          <w:b/>
+          <w:bCs/>
+        </w:rPr>
+        <w:t xml:space="preserve">Amended 2026-10-21 (BRD §6.5).</w:t>
+      </w:r>
+      <w:r>
+        <w:t xml:space="preserve"> </w:t>
+      </w:r>
+      <w:r>
+        <w:t xml:space="preserve">A lead’s message alerts the advisor through the same switch</w:t>
+      </w:r>
+      <w:r>
+        <w:t xml:space="preserve"> </w:t>
+      </w:r>
+      <w:r>
+        <w:t xml:space="preserve">as a quote request, and the row is renamed from</w:t>
+      </w:r>
+      <w:r>
+        <w:t xml:space="preserve"> </w:t>
+      </w:r>
+      <w:r>
+        <w:t xml:space="preserve">“New trip request”</w:t>
+      </w:r>
+      <w:r>
+        <w:t xml:space="preserve"> </w:t>
+      </w:r>
+      <w:r>
+        <w:t xml:space="preserve">to</w:t>
+      </w:r>
+      <w:r>
+        <w:t xml:space="preserve"> </w:t>
+      </w:r>
+      <w:r>
+        <w:rPr>
+          <w:b/>
+          <w:bCs/>
+        </w:rPr>
+        <w:t xml:space="preserve">“New inquiries and</w:t>
+      </w:r>
+      <w:r>
+        <w:rPr>
+          <w:b/>
+          <w:bCs/>
+        </w:rPr>
+        <w:t xml:space="preserve"> </w:t>
+      </w:r>
+      <w:r>
+        <w:rPr>
+          <w:b/>
+          <w:bCs/>
+        </w:rPr>
+        <w:t xml:space="preserve">messages”</w:t>
+      </w:r>
+      <w:r>
+        <w:t xml:space="preserve"> </w:t>
+      </w:r>
+      <w:r>
+        <w:t xml:space="preserve">(hint:</w:t>
+      </w:r>
+      <w:r>
+        <w:t xml:space="preserve"> </w:t>
+      </w:r>
+      <w:r>
+        <w:t xml:space="preserve">“A client asks for a quote, or someone without an account writes to</w:t>
+      </w:r>
+      <w:r>
+        <w:t xml:space="preserve"> </w:t>
+      </w:r>
+      <w:r>
+        <w:t xml:space="preserve">you.”</w:t>
+      </w:r>
+      <w:r>
+        <w:t xml:space="preserve">). The stored key stays</w:t>
+      </w:r>
+      <w:r>
+        <w:t xml:space="preserve"> </w:t>
+      </w:r>
+      <w:r>
+        <w:rPr>
+          <w:rStyle w:val="VerbatimChar"/>
+        </w:rPr>
+        <w:t xml:space="preserve">quote_requests</w:t>
+      </w:r>
+      <w:r>
+        <w:t xml:space="preserve">, so saved settings carry over. The alert says</w:t>
+      </w:r>
+      <w:r>
+        <w:t xml:space="preserve"> </w:t>
+      </w:r>
+      <w:r>
+        <w:t xml:space="preserve">who and links to the lead (3.8.2), never what they wrote; on the phone, until the Android PR</w:t>
+      </w:r>
+      <w:r>
+        <w:t xml:space="preserve"> </w:t>
+      </w:r>
+      <w:r>
+        <w:t xml:space="preserve">lands, tapping it opens the worklist.</w:t>
+      </w:r>
+    </w:p>
+    <w:bookmarkEnd w:id="205"/>
+    <w:bookmarkStart w:id="206" w:name="email-signature-configuration"/>
     <w:p>
       <w:pPr>
         <w:pStyle w:val="Heading4"/>
@@ -57234,8 +58988,8 @@
         <w:t xml:space="preserve">Template Editor.</w:t>
       </w:r>
     </w:p>
-    <w:bookmarkEnd w:id="204"/>
-    <w:bookmarkStart w:id="205" w:name="branding-settings-multi-agent-future"/>
+    <w:bookmarkEnd w:id="206"/>
+    <w:bookmarkStart w:id="207" w:name="branding-settings-multi-agent-future"/>
     <w:p>
       <w:pPr>
         <w:pStyle w:val="Heading4"/>
@@ -57333,10 +59087,10 @@
         </w:pict>
       </w:r>
     </w:p>
-    <w:bookmarkEnd w:id="205"/>
-    <w:bookmarkEnd w:id="206"/>
     <w:bookmarkEnd w:id="207"/>
-    <w:bookmarkStart w:id="245" w:name="responsive-design-mobile-tablet-web"/>
+    <w:bookmarkEnd w:id="208"/>
+    <w:bookmarkEnd w:id="209"/>
+    <w:bookmarkStart w:id="247" w:name="responsive-design-mobile-tablet-web"/>
     <w:p>
       <w:pPr>
         <w:pStyle w:val="Heading2"/>
@@ -57400,7 +59154,7 @@
         <w:t xml:space="preserve">This approach (define reusable patterns once, map screens to patterns) is intentional. Triplicating every screen description for three viewports would balloon the document and obscure what actually differs between variants. Designers and engineers should read Section 4.3 to internalize the patterns, then use Section 4.4 to look up the specific behavior for any screen.</w:t>
       </w:r>
     </w:p>
-    <w:bookmarkStart w:id="208" w:name="breakpoints"/>
+    <w:bookmarkStart w:id="210" w:name="breakpoints"/>
     <w:p>
       <w:pPr>
         <w:pStyle w:val="Heading3"/>
@@ -57657,8 +59411,8 @@
         <w:t xml:space="preserve">respectively, which makes the implementation contract straightforward across the KMP shared module.</w:t>
       </w:r>
     </w:p>
-    <w:bookmarkEnd w:id="208"/>
-    <w:bookmarkStart w:id="209" w:name="universal-principles"/>
+    <w:bookmarkEnd w:id="210"/>
+    <w:bookmarkStart w:id="211" w:name="universal-principles"/>
     <w:p>
       <w:pPr>
         <w:pStyle w:val="Heading3"/>
@@ -57926,8 +59680,8 @@
         <w:t xml:space="preserve">Only the mobile variant aggressively caches content for offline use. Tablet variants of the native iOS and Android apps inherit the same offline cache; the web app (any viewport) is always online by assumption — there is no PWA installation flow at MVP.</w:t>
       </w:r>
     </w:p>
-    <w:bookmarkEnd w:id="209"/>
-    <w:bookmarkStart w:id="220" w:name="reusable-responsive-patterns"/>
+    <w:bookmarkEnd w:id="211"/>
+    <w:bookmarkStart w:id="222" w:name="reusable-responsive-patterns"/>
     <w:p>
       <w:pPr>
         <w:pStyle w:val="Heading3"/>
@@ -57944,7 +59698,7 @@
         <w:t xml:space="preserve">The following named patterns cover the responsive behavior of the vast majority of screens. Section 4.4 maps each screen to a pattern and notes any deviations.</w:t>
       </w:r>
     </w:p>
-    <w:bookmarkStart w:id="210" w:name="pattern-a-auth-simple-form"/>
+    <w:bookmarkStart w:id="212" w:name="pattern-a-auth-simple-form"/>
     <w:p>
       <w:pPr>
         <w:pStyle w:val="Heading4"/>
@@ -58027,8 +59781,8 @@
         <w:t xml:space="preserve">Two-column split (~50/50): brand illustration or rotating hero on the left, form panel (~400pt wide) on the right. Persistent links to legal pages in footer. Enter key submits.</w:t>
       </w:r>
     </w:p>
-    <w:bookmarkEnd w:id="210"/>
-    <w:bookmarkStart w:id="211" w:name="pattern-b-list-index"/>
+    <w:bookmarkEnd w:id="212"/>
+    <w:bookmarkStart w:id="213" w:name="pattern-b-list-index"/>
     <w:p>
       <w:pPr>
         <w:pStyle w:val="Heading4"/>
@@ -58123,8 +59877,8 @@
         <w:t xml:space="preserve">True data table with sortable column headers, sticky header row, row-hover highlights, right-click context menu, keyboard navigation (arrow keys, Enter to open), bulk-select checkboxes, persistent filter sidebar where the list has many filter dimensions.</w:t>
       </w:r>
     </w:p>
-    <w:bookmarkEnd w:id="211"/>
-    <w:bookmarkStart w:id="212" w:name="pattern-c-detail-master-detail"/>
+    <w:bookmarkEnd w:id="213"/>
+    <w:bookmarkStart w:id="214" w:name="pattern-c-detail-master-detail"/>
     <w:p>
       <w:pPr>
         <w:pStyle w:val="Heading4"/>
@@ -58207,8 +59961,8 @@
         <w:t xml:space="preserve">Detail page with persistent left navigation; tabs as horizontal buttons; secondary information in a right rail (e.g., agent contact card, recent activity); keyboard shortcuts to switch tabs.</w:t>
       </w:r>
     </w:p>
-    <w:bookmarkEnd w:id="212"/>
-    <w:bookmarkStart w:id="213" w:name="pattern-d-dashboard"/>
+    <w:bookmarkEnd w:id="214"/>
+    <w:bookmarkStart w:id="215" w:name="pattern-d-dashboard"/>
     <w:p>
       <w:pPr>
         <w:pStyle w:val="Heading4"/>
@@ -58303,8 +60057,8 @@
         <w:t xml:space="preserve">Three- or four-column grid; KPI strip with full charts inline; configurable widget layout for the agent dashboard; charts use full visualization capabilities.</w:t>
       </w:r>
     </w:p>
-    <w:bookmarkEnd w:id="213"/>
-    <w:bookmarkStart w:id="214" w:name="pattern-e-editor-builder"/>
+    <w:bookmarkEnd w:id="215"/>
+    <w:bookmarkStart w:id="216" w:name="pattern-e-editor-builder"/>
     <w:p>
       <w:pPr>
         <w:pStyle w:val="Heading4"/>
@@ -58396,8 +60150,8 @@
         <w:t xml:space="preserve">Three-pane layout: left rail for asset library (templates, saved components), center workspace, right rail for properties of the selected element or live preview. Drag-and-drop between panes. Multi-select and keyboard nudging supported.</w:t>
       </w:r>
     </w:p>
-    <w:bookmarkEnd w:id="214"/>
-    <w:bookmarkStart w:id="215" w:name="pattern-f-search-results"/>
+    <w:bookmarkEnd w:id="216"/>
+    <w:bookmarkStart w:id="217" w:name="pattern-f-search-results"/>
     <w:p>
       <w:pPr>
         <w:pStyle w:val="Heading4"/>
@@ -58480,8 +60234,8 @@
         <w:t xml:space="preserve">Persistent left filter rail; results in a three- or four-column grid; map view occupies right half with synchronized hover (hover a card → highlight on map); pagination or infinite scroll with sticky filter context.</w:t>
       </w:r>
     </w:p>
-    <w:bookmarkEnd w:id="215"/>
-    <w:bookmarkStart w:id="216" w:name="pattern-g-wizard-multi-step"/>
+    <w:bookmarkEnd w:id="217"/>
+    <w:bookmarkStart w:id="218" w:name="pattern-g-wizard-multi-step"/>
     <w:p>
       <w:pPr>
         <w:pStyle w:val="Heading4"/>
@@ -58588,8 +60342,8 @@
         <w:t xml:space="preserve">All steps visible as a left-rail stepper; current step occupies the main area; summary panel on the right; user can jump back to completed steps; keyboard navigation between steps.</w:t>
       </w:r>
     </w:p>
-    <w:bookmarkEnd w:id="216"/>
-    <w:bookmarkStart w:id="217" w:name="pattern-h-marketing-public-page"/>
+    <w:bookmarkEnd w:id="218"/>
+    <w:bookmarkStart w:id="219" w:name="pattern-h-marketing-public-page"/>
     <w:p>
       <w:pPr>
         <w:pStyle w:val="Heading4"/>
@@ -58672,8 +60426,8 @@
         <w:t xml:space="preserve">Full marketing layouts with multi-column sections, parallax-light hero, side-by-side image/text blocks, testimonial grids; SEO-optimized server-rendered (Kotlin/JS + React per BRD recommendation).</w:t>
       </w:r>
     </w:p>
-    <w:bookmarkEnd w:id="217"/>
-    <w:bookmarkStart w:id="218" w:name="pattern-i-reading-content"/>
+    <w:bookmarkEnd w:id="219"/>
+    <w:bookmarkStart w:id="220" w:name="pattern-i-reading-content"/>
     <w:p>
       <w:pPr>
         <w:pStyle w:val="Heading4"/>
@@ -58780,8 +60534,8 @@
         <w:t xml:space="preserve">CTAs in a sticky header.</w:t>
       </w:r>
     </w:p>
-    <w:bookmarkEnd w:id="218"/>
-    <w:bookmarkStart w:id="219" w:name="pattern-j-modal-sheet-confirmation"/>
+    <w:bookmarkEnd w:id="220"/>
+    <w:bookmarkStart w:id="221" w:name="pattern-j-modal-sheet-confirmation"/>
     <w:p>
       <w:pPr>
         <w:pStyle w:val="Heading4"/>
@@ -58954,9 +60708,9 @@
         <w:t xml:space="preserve">/ primary action buttons in the lower-right; Escape key dismisses; focus trapped while modal is open.</w:t>
       </w:r>
     </w:p>
-    <w:bookmarkEnd w:id="219"/>
-    <w:bookmarkEnd w:id="220"/>
-    <w:bookmarkStart w:id="242" w:name="per-screen-variant-mapping"/>
+    <w:bookmarkEnd w:id="221"/>
+    <w:bookmarkEnd w:id="222"/>
+    <w:bookmarkStart w:id="244" w:name="per-screen-variant-mapping"/>
     <w:p>
       <w:pPr>
         <w:pStyle w:val="Heading3"/>
@@ -58973,7 +60727,7 @@
         <w:t xml:space="preserve">Each screen’s pattern assignment and any meaningful deviations from the pattern. Where a deviation is not noted, the screen follows the named pattern’s defaults exactly.</w:t>
       </w:r>
     </w:p>
-    <w:bookmarkStart w:id="221" w:name="client-public-pre-auth-2.0.x"/>
+    <w:bookmarkStart w:id="223" w:name="client-public-pre-auth-2.0.x"/>
     <w:p>
       <w:pPr>
         <w:pStyle w:val="Heading4"/>
@@ -59362,8 +61116,42 @@
         <w:t xml:space="preserve">— Pattern H with Pattern I reading widths. Web: two-column hero (copy + portrait), 4-up stats strip, two-column story/credentials, 3-column testimonials. Tablet: hero keeps two columns, story stacks above credentials. Mobile: stacked; portrait becomes a round badge on the hero; testimonials as a horizontal snap strip; sticky bottom CTA.</w:t>
       </w:r>
     </w:p>
-    <w:bookmarkEnd w:id="221"/>
-    <w:bookmarkStart w:id="222" w:name="client-authentication-onboarding-2.1.x"/>
+    <w:p>
+      <w:pPr>
+        <w:pStyle w:val="Compact"/>
+        <w:numPr>
+          <w:ilvl w:val="0"/>
+          <w:numId w:val="1030"/>
+        </w:numPr>
+      </w:pPr>
+      <w:r>
+        <w:rPr>
+          <w:b/>
+          <w:bCs/>
+        </w:rPr>
+        <w:t xml:space="preserve">2.0.12 Message Gyasi</w:t>
+      </w:r>
+      <w:r>
+        <w:t xml:space="preserve"> </w:t>
+      </w:r>
+      <w:r>
+        <w:t xml:space="preserve">— Pattern J (centered card, like 2.0.6’s</w:t>
+      </w:r>
+      <w:r>
+        <w:t xml:space="preserve"> </w:t>
+      </w:r>
+      <w:r>
+        <w:rPr>
+          <w:rStyle w:val="VerbatimChar"/>
+        </w:rPr>
+        <w:t xml:space="preserve">/join</w:t>
+      </w:r>
+      <w:r>
+        <w:t xml:space="preserve">). Web, tablet and phone alike; on Android it is a screen in the public flow.</w:t>
+      </w:r>
+    </w:p>
+    <w:bookmarkEnd w:id="223"/>
+    <w:bookmarkStart w:id="224" w:name="client-authentication-onboarding-2.1.x"/>
     <w:p>
       <w:pPr>
         <w:pStyle w:val="Heading4"/>
@@ -59719,8 +61507,8 @@
         <w:t xml:space="preserve">— Pattern G (final step). Recommended-actions cards stack on mobile, 2x2 grid on tablet, horizontal row on web.</w:t>
       </w:r>
     </w:p>
-    <w:bookmarkEnd w:id="222"/>
-    <w:bookmarkStart w:id="223" w:name="client-dashboard-trip-experience-2.2.x"/>
+    <w:bookmarkEnd w:id="224"/>
+    <w:bookmarkStart w:id="225" w:name="client-dashboard-trip-experience-2.2.x"/>
     <w:p>
       <w:pPr>
         <w:pStyle w:val="Heading4"/>
@@ -60058,8 +61846,8 @@
         <w:t xml:space="preserve">— Pattern I + photo gallery. Photo grid is 1-col on mobile, 3-col on tablet, 4-col on web.</w:t>
       </w:r>
     </w:p>
-    <w:bookmarkEnd w:id="223"/>
-    <w:bookmarkStart w:id="224" w:name="client-self-guided-search-2.3.x"/>
+    <w:bookmarkEnd w:id="225"/>
+    <w:bookmarkStart w:id="226" w:name="client-self-guided-search-2.3.x"/>
     <w:p>
       <w:pPr>
         <w:pStyle w:val="Heading4"/>
@@ -60288,8 +62076,8 @@
         <w:t xml:space="preserve">— Pattern B.</w:t>
       </w:r>
     </w:p>
-    <w:bookmarkEnd w:id="224"/>
-    <w:bookmarkStart w:id="225" w:name="X2a555d0b695d9ee380c421b699bf83886050e5d"/>
+    <w:bookmarkEnd w:id="226"/>
+    <w:bookmarkStart w:id="227" w:name="X2a555d0b695d9ee380c421b699bf83886050e5d"/>
     <w:p>
       <w:pPr>
         <w:pStyle w:val="Heading4"/>
@@ -60494,8 +62282,8 @@
         <w:t xml:space="preserve">— Pattern J. Always a modal/sheet because this is consequential.</w:t>
       </w:r>
     </w:p>
-    <w:bookmarkEnd w:id="225"/>
-    <w:bookmarkStart w:id="226" w:name="client-account-profile-2.5.x"/>
+    <w:bookmarkEnd w:id="227"/>
+    <w:bookmarkStart w:id="228" w:name="client-account-profile-2.5.x"/>
     <w:p>
       <w:pPr>
         <w:pStyle w:val="Heading4"/>
@@ -60746,8 +62534,8 @@
         <w:t xml:space="preserve">— Pattern I + Pattern B (FAQ list).</w:t>
       </w:r>
     </w:p>
-    <w:bookmarkEnd w:id="226"/>
-    <w:bookmarkStart w:id="227" w:name="client-messaging-2.6.x"/>
+    <w:bookmarkEnd w:id="228"/>
+    <w:bookmarkStart w:id="229" w:name="client-messaging-2.6.x"/>
     <w:p>
       <w:pPr>
         <w:pStyle w:val="Heading4"/>
@@ -60822,8 +62610,8 @@
         <w:t xml:space="preserve">— Pattern A.</w:t>
       </w:r>
     </w:p>
-    <w:bookmarkEnd w:id="227"/>
-    <w:bookmarkStart w:id="228" w:name="client-mobile-specific-2.7.x"/>
+    <w:bookmarkEnd w:id="229"/>
+    <w:bookmarkStart w:id="230" w:name="client-mobile-specific-2.7.x"/>
     <w:p>
       <w:pPr>
         <w:pStyle w:val="Heading4"/>
@@ -61016,8 +62804,8 @@
         <w:t xml:space="preserve">These screens exist only on mobile and tablet PWA installs. The web variant either does not need the feature (e.g., biometric login uses the browser’s password manager instead) or provides the capability via a different mechanism documented inline.</w:t>
       </w:r>
     </w:p>
-    <w:bookmarkEnd w:id="228"/>
-    <w:bookmarkStart w:id="229" w:name="client-group-trip-coordination-2.8.x"/>
+    <w:bookmarkEnd w:id="230"/>
+    <w:bookmarkStart w:id="231" w:name="client-group-trip-coordination-2.8.x"/>
     <w:p>
       <w:pPr>
         <w:pStyle w:val="Heading4"/>
@@ -61114,8 +62902,8 @@
         <w:t xml:space="preserve">— Pattern I.</w:t>
       </w:r>
     </w:p>
-    <w:bookmarkEnd w:id="229"/>
-    <w:bookmarkStart w:id="230" w:name="agent-authentication-activation-3.1.x"/>
+    <w:bookmarkEnd w:id="231"/>
+    <w:bookmarkStart w:id="232" w:name="agent-authentication-activation-3.1.x"/>
     <w:p>
       <w:pPr>
         <w:pStyle w:val="Heading4"/>
@@ -61344,8 +63132,8 @@
         <w:t xml:space="preserve">— Pattern G + coachmarks. Coachmarks adjust to viewport-specific UI positions.</w:t>
       </w:r>
     </w:p>
-    <w:bookmarkEnd w:id="230"/>
-    <w:bookmarkStart w:id="231" w:name="agent-dashboard-pipeline-3.2.x"/>
+    <w:bookmarkEnd w:id="232"/>
+    <w:bookmarkStart w:id="233" w:name="agent-dashboard-pipeline-3.2.x"/>
     <w:p>
       <w:pPr>
         <w:pStyle w:val="Heading4"/>
@@ -61514,8 +63302,8 @@
         <w:t xml:space="preserve">overrides them at any width; the tablet week view is deferred behind §3.12 and tablet gets the month grid. See the §3.2.3 amendment.</w:t>
       </w:r>
     </w:p>
-    <w:bookmarkEnd w:id="231"/>
-    <w:bookmarkStart w:id="232" w:name="agent-client-management-3.3.x"/>
+    <w:bookmarkEnd w:id="233"/>
+    <w:bookmarkStart w:id="234" w:name="agent-client-management-3.3.x"/>
     <w:p>
       <w:pPr>
         <w:pStyle w:val="Heading4"/>
@@ -61690,8 +63478,8 @@
         <w:t xml:space="preserve">— Pattern J.</w:t>
       </w:r>
     </w:p>
-    <w:bookmarkEnd w:id="232"/>
-    <w:bookmarkStart w:id="233" w:name="agent-trip-builder-management-3.4.x"/>
+    <w:bookmarkEnd w:id="234"/>
+    <w:bookmarkStart w:id="235" w:name="agent-trip-builder-management-3.4.x"/>
     <w:p>
       <w:pPr>
         <w:pStyle w:val="Heading4"/>
@@ -61946,8 +63734,8 @@
         <w:t xml:space="preserve">— Pattern J.</w:t>
       </w:r>
     </w:p>
-    <w:bookmarkEnd w:id="233"/>
-    <w:bookmarkStart w:id="234" w:name="agent-proposal-itinerary-3.5.x"/>
+    <w:bookmarkEnd w:id="235"/>
+    <w:bookmarkStart w:id="236" w:name="agent-proposal-itinerary-3.5.x"/>
     <w:p>
       <w:pPr>
         <w:pStyle w:val="Heading4"/>
@@ -62110,8 +63898,8 @@
         <w:t xml:space="preserve">— Pattern J.</w:t>
       </w:r>
     </w:p>
-    <w:bookmarkEnd w:id="234"/>
-    <w:bookmarkStart w:id="235" w:name="agent-supplier-payments-3.6.x"/>
+    <w:bookmarkEnd w:id="236"/>
+    <w:bookmarkStart w:id="237" w:name="agent-supplier-payments-3.6.x"/>
     <w:p>
       <w:pPr>
         <w:pStyle w:val="Heading4"/>
@@ -62305,8 +64093,8 @@
         <w:t xml:space="preserve">— Removed 2026-10-16.</w:t>
       </w:r>
     </w:p>
-    <w:bookmarkEnd w:id="235"/>
-    <w:bookmarkStart w:id="236" w:name="agent-commission-tracking-3.7.x"/>
+    <w:bookmarkEnd w:id="237"/>
+    <w:bookmarkStart w:id="238" w:name="agent-commission-tracking-3.7.x"/>
     <w:p>
       <w:pPr>
         <w:pStyle w:val="Heading4"/>
@@ -62510,8 +64298,8 @@
         <w:t xml:space="preserve">— Pattern D.</w:t>
       </w:r>
     </w:p>
-    <w:bookmarkEnd w:id="236"/>
-    <w:bookmarkStart w:id="237" w:name="agent-leads-3.8.x"/>
+    <w:bookmarkEnd w:id="238"/>
+    <w:bookmarkStart w:id="239" w:name="agent-leads-3.8.x"/>
     <w:p>
       <w:pPr>
         <w:pStyle w:val="Heading4"/>
@@ -62533,13 +64321,29 @@
           <w:b/>
           <w:bCs/>
         </w:rPr>
-        <w:t xml:space="preserve">3.8.1 Leads Inbox</w:t>
+        <w:t xml:space="preserve">3.8.1 Leads List</w:t>
       </w:r>
       <w:r>
         <w:t xml:space="preserve"> </w:t>
       </w:r>
       <w:r>
         <w:t xml:space="preserve">— Pattern B.</w:t>
+      </w:r>
+      <w:r>
+        <w:t xml:space="preserve"> </w:t>
+      </w:r>
+      <w:r>
+        <w:rPr>
+          <w:b/>
+          <w:bCs/>
+        </w:rPr>
+        <w:t xml:space="preserve">Web and tablet only</w:t>
+      </w:r>
+      <w:r>
+        <w:t xml:space="preserve"> </w:t>
+      </w:r>
+      <w:r>
+        <w:t xml:space="preserve">(2026-10-21); the phone has no Leads screen.</w:t>
       </w:r>
     </w:p>
     <w:p>
@@ -62577,13 +64381,13 @@
           <w:b/>
           <w:bCs/>
         </w:rPr>
-        <w:t xml:space="preserve">3.8.3 Convert Lead to Trip</w:t>
-      </w:r>
-      <w:r>
-        <w:t xml:space="preserve"> </w:t>
-      </w:r>
-      <w:r>
-        <w:t xml:space="preserve">— Pattern G.</w:t>
+        <w:t xml:space="preserve">3.8.3 Invite to an Account</w:t>
+      </w:r>
+      <w:r>
+        <w:t xml:space="preserve"> </w:t>
+      </w:r>
+      <w:r>
+        <w:t xml:space="preserve">— Pattern J (dialog; was Convert Lead to Trip, Pattern G).</w:t>
       </w:r>
     </w:p>
     <w:p>
@@ -62599,7 +64403,7 @@
           <w:b/>
           <w:bCs/>
         </w:rPr>
-        <w:t xml:space="preserve">3.8.4 Reject / Archive Lead</w:t>
+        <w:t xml:space="preserve">3.8.4 Close / Delete as Spam</w:t>
       </w:r>
       <w:r>
         <w:t xml:space="preserve"> </w:t>
@@ -62621,17 +64425,17 @@
           <w:b/>
           <w:bCs/>
         </w:rPr>
-        <w:t xml:space="preserve">3.8.5 Lead Source Analytics</w:t>
-      </w:r>
-      <w:r>
-        <w:t xml:space="preserve"> </w:t>
-      </w:r>
-      <w:r>
-        <w:t xml:space="preserve">— Pattern D.</w:t>
-      </w:r>
-    </w:p>
-    <w:bookmarkEnd w:id="237"/>
-    <w:bookmarkStart w:id="238" w:name="agent-login-support-3.9.x"/>
+        <w:t xml:space="preserve">3.8.5 Add Lead</w:t>
+      </w:r>
+      <w:r>
+        <w:t xml:space="preserve"> </w:t>
+      </w:r>
+      <w:r>
+        <w:t xml:space="preserve">— Pattern A (was Lead Source Analytics, now 3.11.9).</w:t>
+      </w:r>
+    </w:p>
+    <w:bookmarkEnd w:id="239"/>
+    <w:bookmarkStart w:id="240" w:name="agent-login-support-3.9.x"/>
     <w:p>
       <w:pPr>
         <w:pStyle w:val="Heading4"/>
@@ -62728,8 +64532,8 @@
         <w:t xml:space="preserve">— Same as 3.3.11.</w:t>
       </w:r>
     </w:p>
-    <w:bookmarkEnd w:id="238"/>
-    <w:bookmarkStart w:id="239" w:name="agent-messaging-templates-3.10.x"/>
+    <w:bookmarkEnd w:id="240"/>
+    <w:bookmarkStart w:id="241" w:name="agent-messaging-templates-3.10.x"/>
     <w:p>
       <w:pPr>
         <w:pStyle w:val="Heading4"/>
@@ -62906,8 +64710,8 @@
         <w:t xml:space="preserve">Web-only.</w:t>
       </w:r>
     </w:p>
-    <w:bookmarkEnd w:id="239"/>
-    <w:bookmarkStart w:id="240" w:name="agent-reporting-3.11.x"/>
+    <w:bookmarkEnd w:id="241"/>
+    <w:bookmarkStart w:id="242" w:name="agent-reporting-3.11.x"/>
     <w:p>
       <w:pPr>
         <w:pStyle w:val="Heading4"/>
@@ -63014,8 +64818,30 @@
         <w:t xml:space="preserve">for downloads.</w:t>
       </w:r>
     </w:p>
-    <w:bookmarkEnd w:id="240"/>
-    <w:bookmarkStart w:id="241" w:name="agent-agent-profile-settings-3.12.x"/>
+    <w:p>
+      <w:pPr>
+        <w:pStyle w:val="Compact"/>
+        <w:numPr>
+          <w:ilvl w:val="0"/>
+          <w:numId w:val="1048"/>
+        </w:numPr>
+      </w:pPr>
+      <w:r>
+        <w:rPr>
+          <w:b/>
+          <w:bCs/>
+        </w:rPr>
+        <w:t xml:space="preserve">3.11.9 Lead Sources</w:t>
+      </w:r>
+      <w:r>
+        <w:t xml:space="preserve"> </w:t>
+      </w:r>
+      <w:r>
+        <w:t xml:space="preserve">— Pattern D. Web only, like the rest of §3.11.</w:t>
+      </w:r>
+    </w:p>
+    <w:bookmarkEnd w:id="242"/>
+    <w:bookmarkStart w:id="243" w:name="agent-agent-profile-settings-3.12.x"/>
     <w:p>
       <w:pPr>
         <w:pStyle w:val="Heading4"/>
@@ -63144,9 +64970,9 @@
         <w:t xml:space="preserve">— Pattern A. Web-only at MVP.</w:t>
       </w:r>
     </w:p>
-    <w:bookmarkEnd w:id="241"/>
-    <w:bookmarkEnd w:id="242"/>
-    <w:bookmarkStart w:id="243" w:name="web-only-and-mobile-only-screens-summary"/>
+    <w:bookmarkEnd w:id="243"/>
+    <w:bookmarkEnd w:id="244"/>
+    <w:bookmarkStart w:id="245" w:name="web-only-and-mobile-only-screens-summary"/>
     <w:p>
       <w:pPr>
         <w:pStyle w:val="Heading3"/>
@@ -63882,8 +65708,8 @@
         </w:tc>
       </w:tr>
     </w:tbl>
-    <w:bookmarkEnd w:id="243"/>
-    <w:bookmarkStart w:id="244" w:name="X026c2841cd1575d055e2aac87c44a8688eebfa4"/>
+    <w:bookmarkEnd w:id="245"/>
+    <w:bookmarkStart w:id="246" w:name="X026c2841cd1575d055e2aac87c44a8688eebfa4"/>
     <w:p>
       <w:pPr>
         <w:pStyle w:val="Heading3"/>
@@ -63976,9 +65802,9 @@
         </w:pict>
       </w:r>
     </w:p>
-    <w:bookmarkEnd w:id="244"/>
-    <w:bookmarkEnd w:id="245"/>
-    <w:bookmarkStart w:id="246" w:name="cross-cutting-screen-states"/>
+    <w:bookmarkEnd w:id="246"/>
+    <w:bookmarkEnd w:id="247"/>
+    <w:bookmarkStart w:id="248" w:name="cross-cutting-screen-states"/>
     <w:p>
       <w:pPr>
         <w:pStyle w:val="Heading2"/>
@@ -64265,8 +66091,8 @@
         </w:pict>
       </w:r>
     </w:p>
-    <w:bookmarkEnd w:id="246"/>
-    <w:bookmarkStart w:id="253" w:name="Xb74a6af959bd762b093e67f6292e88d542d2f7b"/>
+    <w:bookmarkEnd w:id="248"/>
+    <w:bookmarkStart w:id="255" w:name="Xb74a6af959bd762b093e67f6292e88d542d2f7b"/>
     <w:p>
       <w:pPr>
         <w:pStyle w:val="Heading2"/>
@@ -64275,7 +66101,7 @@
         <w:t xml:space="preserve">6. Navigation &amp; Information Architecture (Overview)</w:t>
       </w:r>
     </w:p>
-    <w:bookmarkStart w:id="247" w:name="client-web-navigation"/>
+    <w:bookmarkStart w:id="249" w:name="client-web-navigation"/>
     <w:p>
       <w:pPr>
         <w:pStyle w:val="Heading3"/>
@@ -64467,8 +66293,8 @@
         <w:t xml:space="preserve">Wallet was §2.4’s home, and §2.4 is retired (the app never holds a card). The rail is now five: Trips, Discover, Messages, Documents, Account. Payments live on each trip’s payment timeline (§2.2.3), which is where a client looks for them anyway.</w:t>
       </w:r>
     </w:p>
-    <w:bookmarkEnd w:id="247"/>
-    <w:bookmarkStart w:id="248" w:name="client-tablet-navigation"/>
+    <w:bookmarkEnd w:id="249"/>
+    <w:bookmarkStart w:id="250" w:name="client-tablet-navigation"/>
     <w:p>
       <w:pPr>
         <w:pStyle w:val="Heading3"/>
@@ -64485,8 +66311,8 @@
         <w:t xml:space="preserve">The rail from §6.1, unchanged, from 768px up. There is no top-nav-in-landscape / drawer-in-portrait split: the rail is 72px and costs the same in either orientation, and a drawer would have been a third navigation implementation to keep in step with the other two. The bottom tab bar appears below 768px, which is the §4.1 mobile breakpoint.</w:t>
       </w:r>
     </w:p>
-    <w:bookmarkEnd w:id="248"/>
-    <w:bookmarkStart w:id="249" w:name="client-mobile-navigation"/>
+    <w:bookmarkEnd w:id="250"/>
+    <w:bookmarkStart w:id="251" w:name="client-mobile-navigation"/>
     <w:p>
       <w:pPr>
         <w:pStyle w:val="Heading3"/>
@@ -64708,8 +66534,8 @@
         <w:t xml:space="preserve">rather than one list with a projection, precisely because §6.1’s set and this one differ.</w:t>
       </w:r>
     </w:p>
-    <w:bookmarkEnd w:id="249"/>
-    <w:bookmarkStart w:id="250" w:name="agent-web-navigation"/>
+    <w:bookmarkEnd w:id="251"/>
+    <w:bookmarkStart w:id="252" w:name="agent-web-navigation"/>
     <w:p>
       <w:pPr>
         <w:pStyle w:val="Heading3"/>
@@ -64941,6 +66767,60 @@
           <w:b/>
           <w:bCs/>
         </w:rPr>
+        <w:t xml:space="preserve">Amended 2026-10-21: Leads is live.</w:t>
+      </w:r>
+      <w:r>
+        <w:t xml:space="preserve"> </w:t>
+      </w:r>
+      <w:r>
+        <w:t xml:space="preserve">Until §3.8 was revived (BRD §6.5) the rail drew Leads</w:t>
+      </w:r>
+      <w:r>
+        <w:t xml:space="preserve"> </w:t>
+      </w:r>
+      <w:r>
+        <w:t xml:space="preserve">disabled with its reason, the only</w:t>
+      </w:r>
+      <w:r>
+        <w:t xml:space="preserve"> </w:t>
+      </w:r>
+      <w:r>
+        <w:t xml:space="preserve">“deferred”</w:t>
+      </w:r>
+      <w:r>
+        <w:t xml:space="preserve"> </w:t>
+      </w:r>
+      <w:r>
+        <w:t xml:space="preserve">destination. It now opens 3.8.1 like any other.</w:t>
+      </w:r>
+      <w:r>
+        <w:t xml:space="preserve"> </w:t>
+      </w:r>
+      <w:r>
+        <w:t xml:space="preserve">The rail stays seven; the phone bar stays four and has no Leads tab (§3.2.1 gives the phone a</w:t>
+      </w:r>
+      <w:r>
+        <w:t xml:space="preserve"> </w:t>
+      </w:r>
+      <w:r>
+        <w:t xml:space="preserve">“New leads”</w:t>
+      </w:r>
+      <w:r>
+        <w:t xml:space="preserve"> </w:t>
+      </w:r>
+      <w:r>
+        <w:t xml:space="preserve">count instead).</w:t>
+      </w:r>
+    </w:p>
+    <w:p>
+      <w:pPr>
+        <w:pStyle w:val="BlockText"/>
+      </w:pPr>
+      <w:r>
+        <w:rPr>
+          <w:b/>
+          <w:bCs/>
+        </w:rPr>
         <w:t xml:space="preserve">Quick-add hides below 640px so the toggle can have its place.</w:t>
       </w:r>
       <w:r>
@@ -64962,8 +66842,8 @@
         <w:t xml:space="preserve">, so the lockup absorbs the pressure and shrinks past the 80px legibility floor (Design-System §11.2) instead. Measured in Chrome, lockup width against its natural 201px: at 375px it went 152 → 115 when the toggle was added, and back to 144 once quick-add yields; at 400px, 131 → 94 → 120; from 500px up it is 201 either way. A disabled placeholder was costing a working control about 35px of logo at every phone width, so the placeholder gives way.</w:t>
       </w:r>
     </w:p>
-    <w:bookmarkEnd w:id="250"/>
-    <w:bookmarkStart w:id="251" w:name="agent-tablet-navigation"/>
+    <w:bookmarkEnd w:id="252"/>
+    <w:bookmarkStart w:id="253" w:name="agent-tablet-navigation"/>
     <w:p>
       <w:pPr>
         <w:pStyle w:val="Heading3"/>
@@ -64980,8 +66860,8 @@
         <w:t xml:space="preserve">Collapsible left rail (icon-only by default, expands on hover/tap); top utility bar present. Landscape behaves like a compressed web layout; portrait collapses to a bottom tab bar with the deeper navigation in a drawer.</w:t>
       </w:r>
     </w:p>
-    <w:bookmarkEnd w:id="251"/>
-    <w:bookmarkStart w:id="252" w:name="agent-mobile-navigation"/>
+    <w:bookmarkEnd w:id="253"/>
+    <w:bookmarkStart w:id="254" w:name="agent-mobile-navigation"/>
     <w:p>
       <w:pPr>
         <w:pStyle w:val="Heading3"/>
@@ -65258,9 +67138,9 @@
         </w:pict>
       </w:r>
     </w:p>
-    <w:bookmarkEnd w:id="252"/>
-    <w:bookmarkEnd w:id="253"/>
-    <w:bookmarkStart w:id="254" w:name="open-questions"/>
+    <w:bookmarkEnd w:id="254"/>
+    <w:bookmarkEnd w:id="255"/>
+    <w:bookmarkStart w:id="256" w:name="open-questions"/>
     <w:p>
       <w:pPr>
         <w:pStyle w:val="Heading2"/>
@@ -65584,8 +67464,8 @@
         <w:t xml:space="preserve">Story-Tail Adventures — Making Travel an Adventure</w:t>
       </w:r>
     </w:p>
-    <w:bookmarkEnd w:id="254"/>
-    <w:bookmarkEnd w:id="255"/>
+    <w:bookmarkEnd w:id="256"/>
+    <w:bookmarkEnd w:id="257"/>
     <w:sectPr>
       <w:footnotePr>
         <w:numRestart w:val="eachSect"/>

--- a/docs/Screen-Inventory.docx
+++ b/docs/Screen-Inventory.docx
@@ -26847,22 +26847,40 @@
         <w:t xml:space="preserve">“Waiting 2 days”</w:t>
       </w:r>
       <w:r>
-        <w:t xml:space="preserve">, from</w:t>
-      </w:r>
-      <w:r>
-        <w:t xml:space="preserve"> </w:t>
-      </w:r>
-      <w:r>
-        <w:rPr>
-          <w:rStyle w:val="VerbatimChar"/>
-        </w:rPr>
-        <w:t xml:space="preserve">trip.created_at</w:t>
-      </w:r>
-      <w:r>
-        <w:t xml:space="preserve"> </w:t>
-      </w:r>
-      <w:r>
-        <w:t xml:space="preserve">in the advisor’s time zone),</w:t>
+        <w:t xml:space="preserve">,</w:t>
+      </w:r>
+      <w:r>
+        <w:t xml:space="preserve"> </w:t>
+      </w:r>
+      <w:r>
+        <w:t xml:space="preserve">“Arrived today”</w:t>
+      </w:r>
+      <w:r>
+        <w:t xml:space="preserve">,</w:t>
+      </w:r>
+      <w:r>
+        <w:t xml:space="preserve"> </w:t>
+      </w:r>
+      <w:r>
+        <w:t xml:space="preserve">from</w:t>
+      </w:r>
+      <w:r>
+        <w:t xml:space="preserve"> </w:t>
+      </w:r>
+      <w:r>
+        <w:rPr>
+          <w:rStyle w:val="VerbatimChar"/>
+        </w:rPr>
+        <w:t xml:space="preserve">trip.status_changed_at</w:t>
+      </w:r>
+      <w:r>
+        <w:t xml:space="preserve">, the moment it became an inquiry, counted in calendar days in</w:t>
+      </w:r>
+      <w:r>
+        <w:t xml:space="preserve"> </w:t>
+      </w:r>
+      <w:r>
+        <w:t xml:space="preserve">the advisor’s time zone),</w:t>
       </w:r>
       <w:r>
         <w:t xml:space="preserve"> </w:t>
@@ -26875,7 +26893,31 @@
         <w:t xml:space="preserve">oldest first</w:t>
       </w:r>
       <w:r>
-        <w:t xml:space="preserve">. No red SLA flag: the</w:t>
+        <w:t xml:space="preserve">. For a quote request that is when it arrived;</w:t>
+      </w:r>
+      <w:r>
+        <w:t xml:space="preserve"> </w:t>
+      </w:r>
+      <w:r>
+        <w:t xml:space="preserve">the board read carries no</w:t>
+      </w:r>
+      <w:r>
+        <w:t xml:space="preserve"> </w:t>
+      </w:r>
+      <w:r>
+        <w:rPr>
+          <w:rStyle w:val="VerbatimChar"/>
+        </w:rPr>
+        <w:t xml:space="preserve">created_at</w:t>
+      </w:r>
+      <w:r>
+        <w:t xml:space="preserve">, and a trip moved back to Inquiry starts waiting</w:t>
+      </w:r>
+      <w:r>
+        <w:t xml:space="preserve"> </w:t>
+      </w:r>
+      <w:r>
+        <w:t xml:space="preserve">again, which is the honest answer. No red SLA flag: the</w:t>
       </w:r>
       <w:r>
         <w:t xml:space="preserve"> </w:t>

--- a/docs/Screen-Inventory.docx
+++ b/docs/Screen-Inventory.docx
@@ -3550,10 +3550,109 @@
         <w:t xml:space="preserve"> </w:t>
       </w:r>
       <w:r>
-        <w:t xml:space="preserve">only use this to reply to you”</w:t>
-      </w:r>
-      <w:r>
-        <w:t xml:space="preserve">, linked to the Privacy page; no consent checkbox. After sending,</w:t>
+        <w:t xml:space="preserve">only use this to get back to you and see where people find us”</w:t>
+      </w:r>
+      <w:r>
+        <w:t xml:space="preserve">, linked to the Privacy page; no</w:t>
+      </w:r>
+      <w:r>
+        <w:t xml:space="preserve"> </w:t>
+      </w:r>
+      <w:r>
+        <w:t xml:space="preserve">consent checkbox.</w:t>
+      </w:r>
+      <w:r>
+        <w:t xml:space="preserve"> </w:t>
+      </w:r>
+      <w:r>
+        <w:rPr>
+          <w:i/>
+          <w:iCs/>
+        </w:rPr>
+        <w:t xml:space="preserve">(The ruled wording was</w:t>
+      </w:r>
+      <w:r>
+        <w:rPr>
+          <w:i/>
+          <w:iCs/>
+        </w:rPr>
+        <w:t xml:space="preserve"> </w:t>
+      </w:r>
+      <w:r>
+        <w:rPr>
+          <w:i/>
+          <w:iCs/>
+        </w:rPr>
+        <w:t xml:space="preserve">“Gyasi will only use this to reply to you”</w:t>
+      </w:r>
+      <w:r>
+        <w:rPr>
+          <w:i/>
+          <w:iCs/>
+        </w:rPr>
+        <w:t xml:space="preserve">; the</w:t>
+      </w:r>
+      <w:r>
+        <w:rPr>
+          <w:i/>
+          <w:iCs/>
+        </w:rPr>
+        <w:t xml:space="preserve"> </w:t>
+      </w:r>
+      <w:r>
+        <w:rPr>
+          <w:i/>
+          <w:iCs/>
+        </w:rPr>
+        <w:t xml:space="preserve">brand-voice review on 2026-10-21 widened it, because the page, the trip or topic and the</w:t>
+      </w:r>
+      <w:r>
+        <w:rPr>
+          <w:i/>
+          <w:iCs/>
+        </w:rPr>
+        <w:t xml:space="preserve"> </w:t>
+      </w:r>
+      <w:r>
+        <w:rPr>
+          <w:i/>
+          <w:iCs/>
+        </w:rPr>
+        <w:t xml:space="preserve">campaign tag are also kept for 3.11.9, and</w:t>
+      </w:r>
+      <w:r>
+        <w:rPr>
+          <w:i/>
+          <w:iCs/>
+        </w:rPr>
+        <w:t xml:space="preserve"> </w:t>
+      </w:r>
+      <w:r>
+        <w:rPr>
+          <w:i/>
+          <w:iCs/>
+        </w:rPr>
+        <w:t xml:space="preserve">“only to reply”</w:t>
+      </w:r>
+      <w:r>
+        <w:rPr>
+          <w:i/>
+          <w:iCs/>
+        </w:rPr>
+        <w:t xml:space="preserve"> </w:t>
+      </w:r>
+      <w:r>
+        <w:rPr>
+          <w:i/>
+          <w:iCs/>
+        </w:rPr>
+        <w:t xml:space="preserve">would be untrue.)</w:t>
+      </w:r>
+      <w:r>
+        <w:t xml:space="preserve"> </w:t>
+      </w:r>
+      <w:r>
+        <w:t xml:space="preserve">After sending,</w:t>
       </w:r>
       <w:r>
         <w:t xml:space="preserve"> </w:t>

--- a/docs/Screen-Inventory.docx
+++ b/docs/Screen-Inventory.docx
@@ -2,11 +2,6 @@
 <file path=word/document.xml><?xml version="1.0" encoding="utf-8"?>
 <w:document xmlns:w="http://schemas.openxmlformats.org/wordprocessingml/2006/main" xmlns:m="http://schemas.openxmlformats.org/officeDocument/2006/math" xmlns:r="http://schemas.openxmlformats.org/officeDocument/2006/relationships" xmlns:o="urn:schemas-microsoft-com:office:office" xmlns:v="urn:schemas-microsoft-com:vml" xmlns:w10="urn:schemas-microsoft-com:office:word" xmlns:a="http://schemas.openxmlformats.org/drawingml/2006/main" xmlns:pic="http://schemas.openxmlformats.org/drawingml/2006/picture" xmlns:wp="http://schemas.openxmlformats.org/drawingml/2006/wordprocessingDrawing">
   <w:body>
-    <w:p>
-      <w:pPr>
-        <w:pStyle w:val="Author"/>
-      </w:pPr>
-    </w:p>
     <w:sdt>
       <w:sdtPr>
         <w:docPartObj>
@@ -1151,7 +1146,7 @@
         <w:pStyle w:val="BodyText"/>
       </w:pPr>
       <w:r>
-        <w:t xml:space="preserve">The screens an unauthenticated visitor encounters before signing in or creating an account. These live at the app subdomain (app.story-tail.com) and complement — but do not replace — the marketing site at adventures.story-tail.com.</w:t>
+        <w:t xml:space="preserve">The screens an unauthenticated visitor encounters before signing in or creating an account. These live in the app (https://storytailadventures.vercel.app) and complement — but do not replace — the marketing site at adventures.story-tail.com.</w:t>
       </w:r>
     </w:p>
     <w:p>
@@ -1369,7 +1364,7 @@
         <w:t xml:space="preserve"> </w:t>
       </w:r>
       <w:r>
-        <w:t xml:space="preserve">Greet anonymous visitors at app.story-tail.com and direct them into the right next action.</w:t>
+        <w:t xml:space="preserve">Greet anonymous visitors at the app’s address (storytailadventures.vercel.app) and direct them into the right next action.</w:t>
       </w:r>
       <w:r>
         <w:t xml:space="preserve"> </w:t>
